--- a/writing/Chapter 1.docx
+++ b/writing/Chapter 1.docx
@@ -175,6 +175,41 @@
       <w:pPr>
         <w:rPr>
           <w:rFonts w:ascii="Arial" w:hAnsi="Arial" w:cs="Arial"/>
+        </w:rPr>
+      </w:pPr>
+      <w:r>
+        <w:rPr>
+          <w:rFonts w:ascii="Arial" w:hAnsi="Arial" w:cs="Arial"/>
+        </w:rPr>
+        <w:tab/>
+        <w:t xml:space="preserve">Thus, we explored the effects of </w:t>
+      </w:r>
+      <w:proofErr w:type="gramStart"/>
+      <w:r>
+        <w:rPr>
+          <w:rFonts w:ascii="Arial" w:hAnsi="Arial" w:cs="Arial"/>
+        </w:rPr>
+        <w:t>an</w:t>
+      </w:r>
+      <w:proofErr w:type="gramEnd"/>
+      <w:r>
+        <w:rPr>
+          <w:rFonts w:ascii="Arial" w:hAnsi="Arial" w:cs="Arial"/>
+        </w:rPr>
+        <w:t xml:space="preserve"> simulated acute heatwave following tidal and thermal hardening on three commercially farmed oyster species.</w:t>
+      </w:r>
+    </w:p>
+    <w:p>
+      <w:pPr>
+        <w:rPr>
+          <w:rFonts w:ascii="Arial" w:hAnsi="Arial" w:cs="Arial"/>
+        </w:rPr>
+      </w:pPr>
+    </w:p>
+    <w:p>
+      <w:pPr>
+        <w:rPr>
+          <w:rFonts w:ascii="Arial" w:hAnsi="Arial" w:cs="Arial"/>
           <w:b/>
           <w:bCs/>
           <w:sz w:val="28"/>
@@ -215,6 +250,165 @@
     </w:p>
     <w:p>
       <w:pPr>
+        <w:ind w:firstLine="720"/>
+        <w:rPr>
+          <w:rFonts w:ascii="Arial" w:hAnsi="Arial" w:cs="Arial"/>
+        </w:rPr>
+      </w:pPr>
+      <w:r>
+        <w:rPr>
+          <w:rFonts w:ascii="Arial" w:hAnsi="Arial" w:cs="Arial"/>
+          <w:i/>
+          <w:iCs/>
+        </w:rPr>
+        <w:t>O</w:t>
+      </w:r>
+      <w:r>
+        <w:rPr>
+          <w:rFonts w:ascii="Arial" w:hAnsi="Arial" w:cs="Arial"/>
+          <w:i/>
+          <w:iCs/>
+        </w:rPr>
+        <w:t>strea</w:t>
+      </w:r>
+      <w:r>
+        <w:rPr>
+          <w:rFonts w:ascii="Arial" w:hAnsi="Arial" w:cs="Arial"/>
+          <w:i/>
+          <w:iCs/>
+        </w:rPr>
+        <w:t xml:space="preserve"> </w:t>
+      </w:r>
+      <w:proofErr w:type="spellStart"/>
+      <w:r>
+        <w:rPr>
+          <w:rFonts w:ascii="Arial" w:hAnsi="Arial" w:cs="Arial"/>
+          <w:i/>
+          <w:iCs/>
+        </w:rPr>
+        <w:t>lurida</w:t>
+      </w:r>
+      <w:proofErr w:type="spellEnd"/>
+      <w:r>
+        <w:rPr>
+          <w:rFonts w:ascii="Arial" w:hAnsi="Arial" w:cs="Arial"/>
+        </w:rPr>
+        <w:t xml:space="preserve"> – </w:t>
+      </w:r>
+      <w:r>
+        <w:rPr>
+          <w:rFonts w:ascii="Arial" w:hAnsi="Arial" w:cs="Arial"/>
+        </w:rPr>
+        <w:t>x</w:t>
+      </w:r>
+    </w:p>
+    <w:p>
+      <w:pPr>
+        <w:ind w:firstLine="720"/>
+        <w:rPr>
+          <w:rFonts w:ascii="Arial" w:hAnsi="Arial" w:cs="Arial"/>
+        </w:rPr>
+      </w:pPr>
+      <w:r>
+        <w:rPr>
+          <w:rFonts w:ascii="Arial" w:hAnsi="Arial" w:cs="Arial"/>
+          <w:i/>
+          <w:iCs/>
+        </w:rPr>
+        <w:t>C</w:t>
+      </w:r>
+      <w:r>
+        <w:rPr>
+          <w:rFonts w:ascii="Arial" w:hAnsi="Arial" w:cs="Arial"/>
+          <w:i/>
+          <w:iCs/>
+        </w:rPr>
+        <w:t>rassostrea</w:t>
+      </w:r>
+      <w:r>
+        <w:rPr>
+          <w:rFonts w:ascii="Arial" w:hAnsi="Arial" w:cs="Arial"/>
+          <w:i/>
+          <w:iCs/>
+        </w:rPr>
+        <w:t xml:space="preserve"> </w:t>
+      </w:r>
+      <w:proofErr w:type="spellStart"/>
+      <w:r>
+        <w:rPr>
+          <w:rFonts w:ascii="Arial" w:hAnsi="Arial" w:cs="Arial"/>
+          <w:i/>
+          <w:iCs/>
+        </w:rPr>
+        <w:t>sikamea</w:t>
+      </w:r>
+      <w:proofErr w:type="spellEnd"/>
+      <w:r>
+        <w:rPr>
+          <w:rFonts w:ascii="Arial" w:hAnsi="Arial" w:cs="Arial"/>
+        </w:rPr>
+        <w:t xml:space="preserve"> – </w:t>
+      </w:r>
+      <w:r>
+        <w:rPr>
+          <w:rFonts w:ascii="Arial" w:hAnsi="Arial" w:cs="Arial"/>
+        </w:rPr>
+        <w:t>x</w:t>
+      </w:r>
+    </w:p>
+    <w:p>
+      <w:pPr>
+        <w:ind w:firstLine="720"/>
+        <w:rPr>
+          <w:rFonts w:ascii="Arial" w:hAnsi="Arial" w:cs="Arial"/>
+        </w:rPr>
+      </w:pPr>
+      <w:proofErr w:type="spellStart"/>
+      <w:r>
+        <w:rPr>
+          <w:rFonts w:ascii="Arial" w:hAnsi="Arial" w:cs="Arial"/>
+          <w:i/>
+          <w:iCs/>
+        </w:rPr>
+        <w:t>M</w:t>
+      </w:r>
+      <w:r>
+        <w:rPr>
+          <w:rFonts w:ascii="Arial" w:hAnsi="Arial" w:cs="Arial"/>
+          <w:i/>
+          <w:iCs/>
+        </w:rPr>
+        <w:t>agallana</w:t>
+      </w:r>
+      <w:proofErr w:type="spellEnd"/>
+      <w:r>
+        <w:rPr>
+          <w:rFonts w:ascii="Arial" w:hAnsi="Arial" w:cs="Arial"/>
+          <w:i/>
+          <w:iCs/>
+        </w:rPr>
+        <w:t xml:space="preserve"> gigas</w:t>
+      </w:r>
+      <w:r>
+        <w:rPr>
+          <w:rFonts w:ascii="Arial" w:hAnsi="Arial" w:cs="Arial"/>
+        </w:rPr>
+        <w:t xml:space="preserve"> – x</w:t>
+      </w:r>
+    </w:p>
+    <w:p>
+      <w:pPr>
+        <w:rPr>
+          <w:rFonts w:ascii="Arial" w:hAnsi="Arial" w:cs="Arial"/>
+          <w:b/>
+          <w:bCs/>
+          <w:i/>
+          <w:iCs/>
+        </w:rPr>
+      </w:pPr>
+    </w:p>
+    <w:p>
+      <w:pPr>
         <w:rPr>
           <w:rFonts w:ascii="Arial" w:hAnsi="Arial" w:cs="Arial"/>
           <w:b/>
@@ -367,6 +561,227 @@
     </w:p>
     <w:p>
       <w:pPr>
+        <w:rPr>
+          <w:rFonts w:ascii="Arial" w:hAnsi="Arial" w:cs="Arial"/>
+          <w:i/>
+          <w:iCs/>
+        </w:rPr>
+      </w:pPr>
+      <w:r>
+        <w:rPr>
+          <w:rFonts w:ascii="Arial" w:hAnsi="Arial" w:cs="Arial"/>
+          <w:i/>
+          <w:iCs/>
+        </w:rPr>
+        <w:t>Mortality</w:t>
+      </w:r>
+    </w:p>
+    <w:p>
+      <w:pPr>
+        <w:rPr>
+          <w:rFonts w:ascii="Arial" w:hAnsi="Arial" w:cs="Arial"/>
+          <w:i/>
+          <w:iCs/>
+        </w:rPr>
+      </w:pPr>
+      <w:r>
+        <w:rPr>
+          <w:rFonts w:ascii="Arial" w:hAnsi="Arial" w:cs="Arial"/>
+          <w:i/>
+          <w:iCs/>
+        </w:rPr>
+        <w:t>Growth</w:t>
+      </w:r>
+    </w:p>
+    <w:p>
+      <w:pPr>
+        <w:rPr>
+          <w:rFonts w:ascii="Arial" w:hAnsi="Arial" w:cs="Arial"/>
+          <w:i/>
+          <w:iCs/>
+        </w:rPr>
+      </w:pPr>
+      <w:r>
+        <w:rPr>
+          <w:rFonts w:ascii="Arial" w:hAnsi="Arial" w:cs="Arial"/>
+          <w:i/>
+          <w:iCs/>
+        </w:rPr>
+        <w:lastRenderedPageBreak/>
+        <w:t>Condition Index</w:t>
+      </w:r>
+    </w:p>
+    <w:p>
+      <w:pPr>
+        <w:rPr>
+          <w:rFonts w:ascii="Arial" w:hAnsi="Arial" w:cs="Arial"/>
+        </w:rPr>
+      </w:pPr>
+    </w:p>
+    <w:p>
+      <w:pPr>
+        <w:rPr>
+          <w:rFonts w:ascii="Arial" w:hAnsi="Arial" w:cs="Arial"/>
+          <w:i/>
+          <w:iCs/>
+        </w:rPr>
+      </w:pPr>
+      <w:r>
+        <w:rPr>
+          <w:rFonts w:ascii="Arial" w:hAnsi="Arial" w:cs="Arial"/>
+          <w:i/>
+          <w:iCs/>
+        </w:rPr>
+        <w:t>Physiology – Protein Carbonyl</w:t>
+      </w:r>
+    </w:p>
+    <w:p>
+      <w:pPr>
+        <w:rPr>
+          <w:rFonts w:ascii="Arial" w:hAnsi="Arial" w:cs="Arial"/>
+          <w:b/>
+          <w:bCs/>
+          <w:sz w:val="28"/>
+          <w:szCs w:val="28"/>
+        </w:rPr>
+      </w:pPr>
+    </w:p>
+    <w:p>
+      <w:pPr>
+        <w:rPr>
+          <w:rFonts w:ascii="Arial" w:hAnsi="Arial" w:cs="Arial"/>
+          <w:b/>
+          <w:bCs/>
+          <w:sz w:val="28"/>
+          <w:szCs w:val="28"/>
+        </w:rPr>
+      </w:pPr>
+      <w:r>
+        <w:rPr>
+          <w:rFonts w:ascii="Arial" w:hAnsi="Arial" w:cs="Arial"/>
+          <w:b/>
+          <w:bCs/>
+          <w:sz w:val="28"/>
+          <w:szCs w:val="28"/>
+        </w:rPr>
+        <w:t>RESULTS</w:t>
+      </w:r>
+    </w:p>
+    <w:p>
+      <w:pPr>
+        <w:rPr>
+          <w:rFonts w:ascii="Arial" w:hAnsi="Arial" w:cs="Arial"/>
+          <w:i/>
+          <w:iCs/>
+        </w:rPr>
+      </w:pPr>
+      <w:r>
+        <w:rPr>
+          <w:rFonts w:ascii="Arial" w:hAnsi="Arial" w:cs="Arial"/>
+          <w:i/>
+          <w:iCs/>
+        </w:rPr>
+        <w:t>Temperature/Tide</w:t>
+      </w:r>
+    </w:p>
+    <w:p>
+      <w:pPr>
+        <w:rPr>
+          <w:rFonts w:ascii="Arial" w:hAnsi="Arial" w:cs="Arial"/>
+          <w:i/>
+          <w:iCs/>
+        </w:rPr>
+      </w:pPr>
+      <w:r>
+        <w:rPr>
+          <w:rFonts w:ascii="Arial" w:hAnsi="Arial" w:cs="Arial"/>
+          <w:i/>
+          <w:iCs/>
+        </w:rPr>
+        <w:t>Mortality</w:t>
+      </w:r>
+    </w:p>
+    <w:p>
+      <w:pPr>
+        <w:rPr>
+          <w:rFonts w:ascii="Arial" w:hAnsi="Arial" w:cs="Arial"/>
+          <w:i/>
+          <w:iCs/>
+        </w:rPr>
+      </w:pPr>
+      <w:r>
+        <w:rPr>
+          <w:rFonts w:ascii="Arial" w:hAnsi="Arial" w:cs="Arial"/>
+          <w:i/>
+          <w:iCs/>
+        </w:rPr>
+        <w:t>Growth</w:t>
+      </w:r>
+    </w:p>
+    <w:p>
+      <w:pPr>
+        <w:rPr>
+          <w:rFonts w:ascii="Arial" w:hAnsi="Arial" w:cs="Arial"/>
+          <w:i/>
+          <w:iCs/>
+        </w:rPr>
+      </w:pPr>
+      <w:r>
+        <w:rPr>
+          <w:rFonts w:ascii="Arial" w:hAnsi="Arial" w:cs="Arial"/>
+          <w:i/>
+          <w:iCs/>
+        </w:rPr>
+        <w:t>Condition Index</w:t>
+      </w:r>
+    </w:p>
+    <w:p>
+      <w:pPr>
+        <w:rPr>
+          <w:rFonts w:ascii="Arial" w:hAnsi="Arial" w:cs="Arial"/>
+        </w:rPr>
+      </w:pPr>
+      <w:r>
+        <w:rPr>
+          <w:rFonts w:ascii="Arial" w:hAnsi="Arial" w:cs="Arial"/>
+          <w:i/>
+          <w:iCs/>
+        </w:rPr>
+        <w:tab/>
+      </w:r>
+      <w:r>
+        <w:rPr>
+          <w:rFonts w:ascii="Arial" w:hAnsi="Arial" w:cs="Arial"/>
+          <w:i/>
+          <w:iCs/>
+        </w:rPr>
+        <w:t xml:space="preserve">O. </w:t>
+      </w:r>
+      <w:proofErr w:type="spellStart"/>
+      <w:r>
+        <w:rPr>
+          <w:rFonts w:ascii="Arial" w:hAnsi="Arial" w:cs="Arial"/>
+          <w:i/>
+          <w:iCs/>
+        </w:rPr>
+        <w:t>lurida</w:t>
+      </w:r>
+      <w:proofErr w:type="spellEnd"/>
+      <w:r>
+        <w:rPr>
+          <w:rFonts w:ascii="Arial" w:hAnsi="Arial" w:cs="Arial"/>
+        </w:rPr>
+        <w:t xml:space="preserve"> – </w:t>
+      </w:r>
+      <w:r>
+        <w:rPr>
+          <w:rFonts w:ascii="Arial" w:hAnsi="Arial" w:cs="Arial"/>
+        </w:rPr>
+        <w:t>x</w:t>
+      </w:r>
+    </w:p>
+    <w:p>
+      <w:pPr>
         <w:ind w:firstLine="720"/>
         <w:rPr>
           <w:rFonts w:ascii="Arial" w:hAnsi="Arial" w:cs="Arial"/>
@@ -375,136 +790,19 @@
       <w:r>
         <w:rPr>
           <w:rFonts w:ascii="Arial" w:hAnsi="Arial" w:cs="Arial"/>
-        </w:rPr>
-        <w:t>XYZ</w:t>
-      </w:r>
-    </w:p>
-    <w:p>
-      <w:pPr>
-        <w:rPr>
-          <w:rFonts w:ascii="Arial" w:hAnsi="Arial" w:cs="Arial"/>
-          <w:b/>
-          <w:bCs/>
-          <w:sz w:val="28"/>
-          <w:szCs w:val="28"/>
-        </w:rPr>
-      </w:pPr>
-    </w:p>
-    <w:p>
-      <w:pPr>
-        <w:rPr>
-          <w:rFonts w:ascii="Arial" w:hAnsi="Arial" w:cs="Arial"/>
-          <w:b/>
-          <w:bCs/>
-          <w:sz w:val="28"/>
-          <w:szCs w:val="28"/>
-        </w:rPr>
-      </w:pPr>
-      <w:r>
-        <w:rPr>
-          <w:rFonts w:ascii="Arial" w:hAnsi="Arial" w:cs="Arial"/>
-          <w:b/>
-          <w:bCs/>
-          <w:sz w:val="28"/>
-          <w:szCs w:val="28"/>
-        </w:rPr>
-        <w:t>RESULTS</w:t>
-      </w:r>
-    </w:p>
-    <w:p>
-      <w:pPr>
-        <w:rPr>
-          <w:rFonts w:ascii="Arial" w:hAnsi="Arial" w:cs="Arial"/>
-          <w:i/>
-          <w:iCs/>
-        </w:rPr>
-      </w:pPr>
-      <w:r>
-        <w:rPr>
-          <w:rFonts w:ascii="Arial" w:hAnsi="Arial" w:cs="Arial"/>
-          <w:i/>
-          <w:iCs/>
-        </w:rPr>
-        <w:t>Temperature/Tide</w:t>
-      </w:r>
-    </w:p>
-    <w:p>
-      <w:pPr>
-        <w:rPr>
-          <w:rFonts w:ascii="Arial" w:hAnsi="Arial" w:cs="Arial"/>
-          <w:i/>
-          <w:iCs/>
-        </w:rPr>
-      </w:pPr>
-      <w:r>
-        <w:rPr>
-          <w:rFonts w:ascii="Arial" w:hAnsi="Arial" w:cs="Arial"/>
-          <w:i/>
-          <w:iCs/>
-        </w:rPr>
-        <w:t>Mortality</w:t>
-      </w:r>
-    </w:p>
-    <w:p>
-      <w:pPr>
-        <w:rPr>
-          <w:rFonts w:ascii="Arial" w:hAnsi="Arial" w:cs="Arial"/>
-          <w:i/>
-          <w:iCs/>
-        </w:rPr>
-      </w:pPr>
-      <w:r>
-        <w:rPr>
-          <w:rFonts w:ascii="Arial" w:hAnsi="Arial" w:cs="Arial"/>
-          <w:i/>
-          <w:iCs/>
-        </w:rPr>
-        <w:t>Growth</w:t>
-      </w:r>
-    </w:p>
-    <w:p>
-      <w:pPr>
-        <w:rPr>
-          <w:rFonts w:ascii="Arial" w:hAnsi="Arial" w:cs="Arial"/>
-          <w:i/>
-          <w:iCs/>
-        </w:rPr>
-      </w:pPr>
-      <w:r>
-        <w:rPr>
-          <w:rFonts w:ascii="Arial" w:hAnsi="Arial" w:cs="Arial"/>
-          <w:i/>
-          <w:iCs/>
-        </w:rPr>
-        <w:t>Condition Index</w:t>
-      </w:r>
-    </w:p>
-    <w:p>
-      <w:pPr>
-        <w:rPr>
-          <w:rFonts w:ascii="Arial" w:hAnsi="Arial" w:cs="Arial"/>
-        </w:rPr>
-      </w:pPr>
-      <w:r>
-        <w:rPr>
-          <w:rFonts w:ascii="Arial" w:hAnsi="Arial" w:cs="Arial"/>
-          <w:i/>
-          <w:iCs/>
-        </w:rPr>
-        <w:tab/>
-      </w:r>
-      <w:r>
-        <w:rPr>
-          <w:rFonts w:ascii="Arial" w:hAnsi="Arial" w:cs="Arial"/>
-        </w:rPr>
-        <w:t xml:space="preserve">O. </w:t>
+          <w:i/>
+          <w:iCs/>
+        </w:rPr>
+        <w:t xml:space="preserve">C. </w:t>
       </w:r>
       <w:proofErr w:type="spellStart"/>
       <w:r>
         <w:rPr>
           <w:rFonts w:ascii="Arial" w:hAnsi="Arial" w:cs="Arial"/>
-        </w:rPr>
-        <w:t>lurida</w:t>
+          <w:i/>
+          <w:iCs/>
+        </w:rPr>
+        <w:t>sikamea</w:t>
       </w:r>
       <w:proofErr w:type="spellEnd"/>
       <w:r>
@@ -513,6 +811,12 @@
         </w:rPr>
         <w:t xml:space="preserve"> – </w:t>
       </w:r>
+      <w:r>
+        <w:rPr>
+          <w:rFonts w:ascii="Arial" w:hAnsi="Arial" w:cs="Arial"/>
+        </w:rPr>
+        <w:t>x</w:t>
+      </w:r>
     </w:p>
     <w:p>
       <w:pPr>
@@ -524,37 +828,16 @@
       <w:r>
         <w:rPr>
           <w:rFonts w:ascii="Arial" w:hAnsi="Arial" w:cs="Arial"/>
-        </w:rPr>
-        <w:lastRenderedPageBreak/>
-        <w:t xml:space="preserve">C. </w:t>
-      </w:r>
-      <w:proofErr w:type="spellStart"/>
-      <w:r>
-        <w:rPr>
-          <w:rFonts w:ascii="Arial" w:hAnsi="Arial" w:cs="Arial"/>
-        </w:rPr>
-        <w:t>sikamea</w:t>
-      </w:r>
-      <w:proofErr w:type="spellEnd"/>
-      <w:r>
-        <w:rPr>
-          <w:rFonts w:ascii="Arial" w:hAnsi="Arial" w:cs="Arial"/>
-        </w:rPr>
-        <w:t xml:space="preserve"> – </w:t>
-      </w:r>
-    </w:p>
-    <w:p>
-      <w:pPr>
-        <w:ind w:firstLine="720"/>
-        <w:rPr>
-          <w:rFonts w:ascii="Arial" w:hAnsi="Arial" w:cs="Arial"/>
-        </w:rPr>
-      </w:pPr>
-      <w:r>
-        <w:rPr>
-          <w:rFonts w:ascii="Arial" w:hAnsi="Arial" w:cs="Arial"/>
-        </w:rPr>
-        <w:t>M. gigas – x</w:t>
+          <w:i/>
+          <w:iCs/>
+        </w:rPr>
+        <w:t>M. gigas</w:t>
+      </w:r>
+      <w:r>
+        <w:rPr>
+          <w:rFonts w:ascii="Arial" w:hAnsi="Arial" w:cs="Arial"/>
+        </w:rPr>
+        <w:t xml:space="preserve"> – x</w:t>
       </w:r>
     </w:p>
     <w:p>

--- a/writing/Chapter 1.docx
+++ b/writing/Chapter 1.docx
@@ -46,18 +46,8 @@
           <w:sz w:val="28"/>
           <w:szCs w:val="28"/>
         </w:rPr>
-        <w:t xml:space="preserve"> benefit oysters experiencing an acute </w:t>
-      </w:r>
-      <w:proofErr w:type="gramStart"/>
-      <w:r>
-        <w:rPr>
-          <w:rFonts w:ascii="Arial" w:hAnsi="Arial" w:cs="Arial"/>
-          <w:sz w:val="28"/>
-          <w:szCs w:val="28"/>
-        </w:rPr>
-        <w:t>heatwave</w:t>
-      </w:r>
-      <w:proofErr w:type="gramEnd"/>
+        <w:t xml:space="preserve"> benefit oysters experiencing an acute heatwave</w:t>
+      </w:r>
     </w:p>
     <w:p>
       <w:pPr>
@@ -182,21 +172,7 @@
           <w:rFonts w:ascii="Arial" w:hAnsi="Arial" w:cs="Arial"/>
         </w:rPr>
         <w:tab/>
-        <w:t xml:space="preserve">Thus, we explored the effects of </w:t>
-      </w:r>
-      <w:proofErr w:type="gramStart"/>
-      <w:r>
-        <w:rPr>
-          <w:rFonts w:ascii="Arial" w:hAnsi="Arial" w:cs="Arial"/>
-        </w:rPr>
-        <w:t>an</w:t>
-      </w:r>
-      <w:proofErr w:type="gramEnd"/>
-      <w:r>
-        <w:rPr>
-          <w:rFonts w:ascii="Arial" w:hAnsi="Arial" w:cs="Arial"/>
-        </w:rPr>
-        <w:t xml:space="preserve"> simulated acute heatwave following tidal and thermal hardening on three commercially farmed oyster species.</w:t>
+        <w:t>Thus, we explored the effects of an simulated acute heatwave following tidal and thermal hardening on three commercially farmed oyster species.</w:t>
       </w:r>
     </w:p>
     <w:p>
@@ -261,126 +237,72 @@
           <w:i/>
           <w:iCs/>
         </w:rPr>
-        <w:t>O</w:t>
-      </w:r>
+        <w:t>Ostrea lurida</w:t>
+      </w:r>
+      <w:r>
+        <w:rPr>
+          <w:rFonts w:ascii="Arial" w:hAnsi="Arial" w:cs="Arial"/>
+        </w:rPr>
+        <w:t xml:space="preserve"> – </w:t>
+      </w:r>
+      <w:r>
+        <w:rPr>
+          <w:rFonts w:ascii="Arial" w:hAnsi="Arial" w:cs="Arial"/>
+        </w:rPr>
+        <w:t>x</w:t>
+      </w:r>
+    </w:p>
+    <w:p>
+      <w:pPr>
+        <w:ind w:firstLine="720"/>
+        <w:rPr>
+          <w:rFonts w:ascii="Arial" w:hAnsi="Arial" w:cs="Arial"/>
+        </w:rPr>
+      </w:pPr>
       <w:r>
         <w:rPr>
           <w:rFonts w:ascii="Arial" w:hAnsi="Arial" w:cs="Arial"/>
           <w:i/>
           <w:iCs/>
         </w:rPr>
-        <w:t>strea</w:t>
-      </w:r>
+        <w:t>Crassostrea sikamea</w:t>
+      </w:r>
+      <w:r>
+        <w:rPr>
+          <w:rFonts w:ascii="Arial" w:hAnsi="Arial" w:cs="Arial"/>
+        </w:rPr>
+        <w:t xml:space="preserve"> – </w:t>
+      </w:r>
+      <w:r>
+        <w:rPr>
+          <w:rFonts w:ascii="Arial" w:hAnsi="Arial" w:cs="Arial"/>
+        </w:rPr>
+        <w:t>x</w:t>
+      </w:r>
+    </w:p>
+    <w:p>
+      <w:pPr>
+        <w:ind w:firstLine="720"/>
+        <w:rPr>
+          <w:rFonts w:ascii="Arial" w:hAnsi="Arial" w:cs="Arial"/>
+        </w:rPr>
+      </w:pPr>
       <w:r>
         <w:rPr>
           <w:rFonts w:ascii="Arial" w:hAnsi="Arial" w:cs="Arial"/>
           <w:i/>
           <w:iCs/>
         </w:rPr>
-        <w:t xml:space="preserve"> </w:t>
-      </w:r>
-      <w:proofErr w:type="spellStart"/>
+        <w:t>M</w:t>
+      </w:r>
       <w:r>
         <w:rPr>
           <w:rFonts w:ascii="Arial" w:hAnsi="Arial" w:cs="Arial"/>
           <w:i/>
           <w:iCs/>
         </w:rPr>
-        <w:t>lurida</w:t>
-      </w:r>
-      <w:proofErr w:type="spellEnd"/>
-      <w:r>
-        <w:rPr>
-          <w:rFonts w:ascii="Arial" w:hAnsi="Arial" w:cs="Arial"/>
-        </w:rPr>
-        <w:t xml:space="preserve"> – </w:t>
-      </w:r>
-      <w:r>
-        <w:rPr>
-          <w:rFonts w:ascii="Arial" w:hAnsi="Arial" w:cs="Arial"/>
-        </w:rPr>
-        <w:t>x</w:t>
-      </w:r>
-    </w:p>
-    <w:p>
-      <w:pPr>
-        <w:ind w:firstLine="720"/>
-        <w:rPr>
-          <w:rFonts w:ascii="Arial" w:hAnsi="Arial" w:cs="Arial"/>
-        </w:rPr>
-      </w:pPr>
-      <w:r>
-        <w:rPr>
-          <w:rFonts w:ascii="Arial" w:hAnsi="Arial" w:cs="Arial"/>
-          <w:i/>
-          <w:iCs/>
-        </w:rPr>
-        <w:t>C</w:t>
-      </w:r>
-      <w:r>
-        <w:rPr>
-          <w:rFonts w:ascii="Arial" w:hAnsi="Arial" w:cs="Arial"/>
-          <w:i/>
-          <w:iCs/>
-        </w:rPr>
-        <w:t>rassostrea</w:t>
-      </w:r>
-      <w:r>
-        <w:rPr>
-          <w:rFonts w:ascii="Arial" w:hAnsi="Arial" w:cs="Arial"/>
-          <w:i/>
-          <w:iCs/>
-        </w:rPr>
-        <w:t xml:space="preserve"> </w:t>
-      </w:r>
-      <w:proofErr w:type="spellStart"/>
-      <w:r>
-        <w:rPr>
-          <w:rFonts w:ascii="Arial" w:hAnsi="Arial" w:cs="Arial"/>
-          <w:i/>
-          <w:iCs/>
-        </w:rPr>
-        <w:t>sikamea</w:t>
-      </w:r>
-      <w:proofErr w:type="spellEnd"/>
-      <w:r>
-        <w:rPr>
-          <w:rFonts w:ascii="Arial" w:hAnsi="Arial" w:cs="Arial"/>
-        </w:rPr>
-        <w:t xml:space="preserve"> – </w:t>
-      </w:r>
-      <w:r>
-        <w:rPr>
-          <w:rFonts w:ascii="Arial" w:hAnsi="Arial" w:cs="Arial"/>
-        </w:rPr>
-        <w:t>x</w:t>
-      </w:r>
-    </w:p>
-    <w:p>
-      <w:pPr>
-        <w:ind w:firstLine="720"/>
-        <w:rPr>
-          <w:rFonts w:ascii="Arial" w:hAnsi="Arial" w:cs="Arial"/>
-        </w:rPr>
-      </w:pPr>
-      <w:proofErr w:type="spellStart"/>
-      <w:r>
-        <w:rPr>
-          <w:rFonts w:ascii="Arial" w:hAnsi="Arial" w:cs="Arial"/>
-          <w:i/>
-          <w:iCs/>
-        </w:rPr>
-        <w:t>M</w:t>
-      </w:r>
-      <w:r>
-        <w:rPr>
-          <w:rFonts w:ascii="Arial" w:hAnsi="Arial" w:cs="Arial"/>
-          <w:i/>
-          <w:iCs/>
-        </w:rPr>
         <w:t>agallana</w:t>
       </w:r>
-      <w:proofErr w:type="spellEnd"/>
       <w:r>
         <w:rPr>
           <w:rFonts w:ascii="Arial" w:hAnsi="Arial" w:cs="Arial"/>
@@ -489,6 +411,40 @@
     </w:p>
     <w:p>
       <w:pPr>
+        <w:pStyle w:val="ListParagraph"/>
+        <w:numPr>
+          <w:ilvl w:val="0"/>
+          <w:numId w:val="1"/>
+        </w:numPr>
+        <w:rPr>
+          <w:rFonts w:ascii="Arial" w:hAnsi="Arial" w:cs="Arial"/>
+          <w:color w:val="7030A0"/>
+        </w:rPr>
+      </w:pPr>
+      <w:r>
+        <w:rPr>
+          <w:rFonts w:ascii="Arial" w:hAnsi="Arial" w:cs="Arial"/>
+          <w:color w:val="7030A0"/>
+        </w:rPr>
+        <w:t>Mixed effects l</w:t>
+      </w:r>
+      <w:r>
+        <w:rPr>
+          <w:rFonts w:ascii="Arial" w:hAnsi="Arial" w:cs="Arial"/>
+          <w:color w:val="7030A0"/>
+        </w:rPr>
+        <w:t>ogistic regression was used with a “logit” link</w:t>
+      </w:r>
+      <w:r>
+        <w:rPr>
+          <w:rFonts w:ascii="Arial" w:hAnsi="Arial" w:cs="Arial"/>
+          <w:color w:val="7030A0"/>
+        </w:rPr>
+        <w:t>, with stress hardening temperature and tide treatments as well as marine heatwave temperatures as fixed effects. Tank was included as a random effect to account for non-independent samples within tanks.</w:t>
+      </w:r>
+    </w:p>
+    <w:p>
+      <w:pPr>
         <w:rPr>
           <w:rFonts w:ascii="Arial" w:hAnsi="Arial" w:cs="Arial"/>
           <w:i/>
@@ -556,6 +512,7 @@
           <w:i/>
           <w:iCs/>
         </w:rPr>
+        <w:lastRenderedPageBreak/>
         <w:t>Statistical Analyses</w:t>
       </w:r>
     </w:p>
@@ -575,6 +532,13 @@
         </w:rPr>
         <w:t>Mortality</w:t>
       </w:r>
+      <w:r>
+        <w:rPr>
+          <w:rFonts w:ascii="Arial" w:hAnsi="Arial" w:cs="Arial"/>
+          <w:color w:val="7030A0"/>
+        </w:rPr>
+        <w:t xml:space="preserve"> </w:t>
+      </w:r>
     </w:p>
     <w:p>
       <w:pPr>
@@ -607,16 +571,26 @@
           <w:i/>
           <w:iCs/>
         </w:rPr>
-        <w:lastRenderedPageBreak/>
         <w:t>Condition Index</w:t>
       </w:r>
     </w:p>
     <w:p>
       <w:pPr>
-        <w:rPr>
-          <w:rFonts w:ascii="Arial" w:hAnsi="Arial" w:cs="Arial"/>
-        </w:rPr>
-      </w:pPr>
+        <w:pStyle w:val="ListParagraph"/>
+        <w:numPr>
+          <w:ilvl w:val="0"/>
+          <w:numId w:val="1"/>
+        </w:numPr>
+        <w:rPr>
+          <w:rFonts w:ascii="Arial" w:hAnsi="Arial" w:cs="Arial"/>
+        </w:rPr>
+      </w:pPr>
+      <w:r>
+        <w:rPr>
+          <w:rFonts w:ascii="Arial" w:hAnsi="Arial" w:cs="Arial"/>
+        </w:rPr>
+        <w:t>Linear mixed effects model</w:t>
+      </w:r>
     </w:p>
     <w:p>
       <w:pPr>
@@ -703,86 +677,436 @@
     </w:p>
     <w:p>
       <w:pPr>
+        <w:ind w:firstLine="720"/>
+        <w:rPr>
+          <w:rFonts w:ascii="Arial" w:hAnsi="Arial" w:cs="Arial"/>
+          <w:color w:val="7030A0"/>
+        </w:rPr>
+      </w:pPr>
+      <w:r>
+        <w:rPr>
+          <w:rFonts w:ascii="Arial" w:hAnsi="Arial" w:cs="Arial"/>
+          <w:color w:val="7030A0"/>
+        </w:rPr>
+        <w:t xml:space="preserve">Overall, </w:t>
+      </w:r>
+      <w:r>
+        <w:rPr>
+          <w:rFonts w:ascii="Arial" w:hAnsi="Arial" w:cs="Arial"/>
+          <w:color w:val="7030A0"/>
+        </w:rPr>
+        <w:t xml:space="preserve">less than 1% of replicates across all three species perished over the course of the experiment. </w:t>
+      </w:r>
+    </w:p>
+    <w:p>
+      <w:pPr>
+        <w:ind w:firstLine="720"/>
+        <w:rPr>
+          <w:rFonts w:ascii="Arial" w:hAnsi="Arial" w:cs="Arial"/>
+          <w:color w:val="7030A0"/>
+        </w:rPr>
+      </w:pPr>
+      <w:r>
+        <w:rPr>
+          <w:rFonts w:ascii="Arial" w:hAnsi="Arial" w:cs="Arial"/>
+          <w:color w:val="7030A0"/>
+        </w:rPr>
+        <w:t xml:space="preserve">Eighteen </w:t>
+      </w:r>
+      <w:r>
         <w:rPr>
           <w:rFonts w:ascii="Arial" w:hAnsi="Arial" w:cs="Arial"/>
           <w:i/>
           <w:iCs/>
-        </w:rPr>
-      </w:pPr>
+          <w:color w:val="7030A0"/>
+        </w:rPr>
+        <w:t>O. lurida</w:t>
+      </w:r>
+      <w:r>
+        <w:rPr>
+          <w:rFonts w:ascii="Arial" w:hAnsi="Arial" w:cs="Arial"/>
+          <w:color w:val="7030A0"/>
+        </w:rPr>
+        <w:t xml:space="preserve"> sample</w:t>
+      </w:r>
+      <w:r>
+        <w:rPr>
+          <w:rFonts w:ascii="Arial" w:hAnsi="Arial" w:cs="Arial"/>
+          <w:color w:val="7030A0"/>
+        </w:rPr>
+        <w:t>s were lost during stress hardening and 16 more died during the marine heatwave trial.</w:t>
+      </w:r>
+      <w:r>
+        <w:t xml:space="preserve"> </w:t>
+      </w:r>
+      <w:r>
+        <w:rPr>
+          <w:rFonts w:ascii="Arial" w:hAnsi="Arial" w:cs="Arial"/>
+          <w:color w:val="7030A0"/>
+        </w:rPr>
+        <w:t>S</w:t>
+      </w:r>
+      <w:r>
+        <w:rPr>
+          <w:rFonts w:ascii="Arial" w:hAnsi="Arial" w:cs="Arial"/>
+          <w:color w:val="7030A0"/>
+        </w:rPr>
+        <w:t>tress hardening temperature</w:t>
+      </w:r>
+      <w:r>
+        <w:rPr>
+          <w:rFonts w:ascii="Arial" w:hAnsi="Arial" w:cs="Arial"/>
+          <w:color w:val="7030A0"/>
+        </w:rPr>
+        <w:t xml:space="preserve"> </w:t>
+      </w:r>
+      <w:r>
+        <w:rPr>
+          <w:rFonts w:ascii="Arial" w:hAnsi="Arial" w:cs="Arial"/>
+          <w:color w:val="7030A0"/>
+        </w:rPr>
+        <w:t>and tide</w:t>
+      </w:r>
+      <w:r>
+        <w:rPr>
+          <w:rFonts w:ascii="Arial" w:hAnsi="Arial" w:cs="Arial"/>
+          <w:color w:val="7030A0"/>
+        </w:rPr>
+        <w:t xml:space="preserve"> </w:t>
+      </w:r>
+      <w:r>
+        <w:rPr>
+          <w:rFonts w:ascii="Arial" w:hAnsi="Arial" w:cs="Arial"/>
+          <w:color w:val="7030A0"/>
+        </w:rPr>
+        <w:t>did not impact mortality during the stress hardening phase or after the marine heatwave</w:t>
+      </w:r>
+      <w:r>
+        <w:rPr>
+          <w:rFonts w:ascii="Arial" w:hAnsi="Arial" w:cs="Arial"/>
+          <w:color w:val="7030A0"/>
+        </w:rPr>
+        <w:t xml:space="preserve"> (</w:t>
+      </w:r>
       <w:r>
         <w:rPr>
           <w:rFonts w:ascii="Arial" w:hAnsi="Arial" w:cs="Arial"/>
           <w:i/>
           <w:iCs/>
-        </w:rPr>
-        <w:t>Growth</w:t>
+          <w:color w:val="7030A0"/>
+        </w:rPr>
+        <w:t>P</w:t>
+      </w:r>
+      <w:r>
+        <w:rPr>
+          <w:rFonts w:ascii="Arial" w:hAnsi="Arial" w:cs="Arial"/>
+          <w:color w:val="7030A0"/>
+        </w:rPr>
+        <w:t xml:space="preserve"> &gt; 0.05, Table </w:t>
+      </w:r>
+      <w:r>
+        <w:rPr>
+          <w:rFonts w:ascii="Arial" w:hAnsi="Arial" w:cs="Arial"/>
+          <w:b/>
+          <w:bCs/>
+          <w:color w:val="7030A0"/>
+        </w:rPr>
+        <w:t>MORTALITY</w:t>
+      </w:r>
+      <w:r>
+        <w:rPr>
+          <w:rFonts w:ascii="Arial" w:hAnsi="Arial" w:cs="Arial"/>
+          <w:color w:val="7030A0"/>
+        </w:rPr>
+        <w:t>)</w:t>
+      </w:r>
+      <w:r>
+        <w:rPr>
+          <w:rFonts w:ascii="Arial" w:hAnsi="Arial" w:cs="Arial"/>
+          <w:color w:val="7030A0"/>
+        </w:rPr>
+        <w:t>, nor did these factors or</w:t>
+      </w:r>
+      <w:r>
+        <w:rPr>
+          <w:rFonts w:ascii="Arial" w:hAnsi="Arial" w:cs="Arial"/>
+          <w:color w:val="7030A0"/>
+        </w:rPr>
+        <w:t xml:space="preserve"> marine heatwave temperature did not impact mortality </w:t>
+      </w:r>
+      <w:r>
+        <w:rPr>
+          <w:rFonts w:ascii="Arial" w:hAnsi="Arial" w:cs="Arial"/>
+          <w:color w:val="7030A0"/>
+        </w:rPr>
+        <w:t>(</w:t>
+      </w:r>
+      <w:r>
+        <w:rPr>
+          <w:rFonts w:ascii="Arial" w:hAnsi="Arial" w:cs="Arial"/>
+          <w:i/>
+          <w:iCs/>
+          <w:color w:val="7030A0"/>
+        </w:rPr>
+        <w:t>P</w:t>
+      </w:r>
+      <w:r>
+        <w:rPr>
+          <w:rFonts w:ascii="Arial" w:hAnsi="Arial" w:cs="Arial"/>
+          <w:color w:val="7030A0"/>
+        </w:rPr>
+        <w:t xml:space="preserve"> &gt; 0.05, Table </w:t>
+      </w:r>
+      <w:r>
+        <w:rPr>
+          <w:rFonts w:ascii="Arial" w:hAnsi="Arial" w:cs="Arial"/>
+          <w:b/>
+          <w:bCs/>
+          <w:color w:val="7030A0"/>
+        </w:rPr>
+        <w:t>MORTALITY</w:t>
+      </w:r>
+      <w:r>
+        <w:rPr>
+          <w:rFonts w:ascii="Arial" w:hAnsi="Arial" w:cs="Arial"/>
+          <w:color w:val="7030A0"/>
+        </w:rPr>
+        <w:t>)</w:t>
+      </w:r>
+      <w:r>
+        <w:rPr>
+          <w:rFonts w:ascii="Arial" w:hAnsi="Arial" w:cs="Arial"/>
+          <w:color w:val="7030A0"/>
+        </w:rPr>
+        <w:t>.</w:t>
+      </w:r>
+      <w:r>
+        <w:rPr>
+          <w:rFonts w:ascii="Arial" w:hAnsi="Arial" w:cs="Arial"/>
+          <w:color w:val="7030A0"/>
+        </w:rPr>
+        <w:t xml:space="preserve"> However, </w:t>
+      </w:r>
+      <w:r>
+        <w:rPr>
+          <w:rFonts w:ascii="Arial" w:hAnsi="Arial" w:cs="Arial"/>
+          <w:color w:val="7030A0"/>
+        </w:rPr>
+        <w:t xml:space="preserve">stress hardening temperature </w:t>
+      </w:r>
+      <w:r>
+        <w:rPr>
+          <w:rFonts w:ascii="Arial" w:hAnsi="Arial" w:cs="Arial"/>
+          <w:color w:val="7030A0"/>
+        </w:rPr>
+        <w:t xml:space="preserve">and tide impacted </w:t>
+      </w:r>
+      <w:r>
+        <w:rPr>
+          <w:rFonts w:ascii="Arial" w:hAnsi="Arial" w:cs="Arial"/>
+          <w:color w:val="7030A0"/>
+        </w:rPr>
+        <w:t>mortality</w:t>
+      </w:r>
+      <w:r>
+        <w:rPr>
+          <w:rFonts w:ascii="Arial" w:hAnsi="Arial" w:cs="Arial"/>
+          <w:color w:val="7030A0"/>
+        </w:rPr>
+        <w:t xml:space="preserve"> (</w:t>
+      </w:r>
+      <w:r>
+        <w:rPr>
+          <w:rFonts w:ascii="Arial" w:hAnsi="Arial" w:cs="Arial"/>
+          <w:i/>
+          <w:iCs/>
+          <w:color w:val="7030A0"/>
+        </w:rPr>
+        <w:t>P</w:t>
+      </w:r>
+      <w:r>
+        <w:rPr>
+          <w:rFonts w:ascii="Arial" w:hAnsi="Arial" w:cs="Arial"/>
+          <w:color w:val="7030A0"/>
+        </w:rPr>
+        <w:t xml:space="preserve"> </w:t>
+      </w:r>
+      <w:r>
+        <w:rPr>
+          <w:rFonts w:ascii="Arial" w:hAnsi="Arial" w:cs="Arial"/>
+          <w:color w:val="7030A0"/>
+        </w:rPr>
+        <w:t>&lt;</w:t>
+      </w:r>
+      <w:r>
+        <w:rPr>
+          <w:rFonts w:ascii="Arial" w:hAnsi="Arial" w:cs="Arial"/>
+          <w:color w:val="7030A0"/>
+        </w:rPr>
+        <w:t xml:space="preserve"> 0.0</w:t>
+      </w:r>
+      <w:r>
+        <w:rPr>
+          <w:rFonts w:ascii="Arial" w:hAnsi="Arial" w:cs="Arial"/>
+          <w:color w:val="7030A0"/>
+        </w:rPr>
+        <w:t>1</w:t>
+      </w:r>
+      <w:r>
+        <w:rPr>
+          <w:rFonts w:ascii="Arial" w:hAnsi="Arial" w:cs="Arial"/>
+          <w:color w:val="7030A0"/>
+        </w:rPr>
+        <w:t xml:space="preserve">, Table </w:t>
+      </w:r>
+      <w:r>
+        <w:rPr>
+          <w:rFonts w:ascii="Arial" w:hAnsi="Arial" w:cs="Arial"/>
+          <w:b/>
+          <w:bCs/>
+          <w:color w:val="7030A0"/>
+        </w:rPr>
+        <w:t>MORTALITY</w:t>
+      </w:r>
+      <w:r>
+        <w:rPr>
+          <w:rFonts w:ascii="Arial" w:hAnsi="Arial" w:cs="Arial"/>
+          <w:color w:val="7030A0"/>
+        </w:rPr>
+        <w:t>)</w:t>
+      </w:r>
+      <w:r>
+        <w:rPr>
+          <w:rFonts w:ascii="Arial" w:hAnsi="Arial" w:cs="Arial"/>
+          <w:color w:val="7030A0"/>
+        </w:rPr>
+        <w:t xml:space="preserve"> with </w:t>
+      </w:r>
+      <w:r>
+        <w:rPr>
+          <w:rFonts w:ascii="Arial" w:hAnsi="Arial" w:cs="Arial"/>
+          <w:color w:val="7030A0"/>
+        </w:rPr>
+        <w:t xml:space="preserve">all oysters that experienced a tidal regime during stress hardening dying during outplanting. Individuals that were fully submerged at 15˚C </w:t>
+      </w:r>
+      <w:r>
+        <w:rPr>
+          <w:rFonts w:ascii="Arial" w:hAnsi="Arial" w:cs="Arial"/>
+          <w:color w:val="7030A0"/>
+        </w:rPr>
+        <w:t>had lower survival (52 individuals) than those oysters fully submerged at 2</w:t>
+      </w:r>
+      <w:r>
+        <w:rPr>
+          <w:rFonts w:ascii="Arial" w:hAnsi="Arial" w:cs="Arial"/>
+          <w:color w:val="7030A0"/>
+        </w:rPr>
+        <w:t>1˚C</w:t>
+      </w:r>
+      <w:r>
+        <w:rPr>
+          <w:rFonts w:ascii="Arial" w:hAnsi="Arial" w:cs="Arial"/>
+          <w:color w:val="7030A0"/>
+        </w:rPr>
+        <w:t xml:space="preserve"> (210 individuals).</w:t>
       </w:r>
     </w:p>
     <w:p>
       <w:pPr>
+        <w:ind w:firstLine="720"/>
+        <w:rPr>
+          <w:rFonts w:ascii="Arial" w:hAnsi="Arial" w:cs="Arial"/>
+          <w:color w:val="7030A0"/>
+        </w:rPr>
+      </w:pPr>
+      <w:r>
+        <w:rPr>
+          <w:rFonts w:ascii="Arial" w:hAnsi="Arial" w:cs="Arial"/>
+          <w:color w:val="7030A0"/>
+        </w:rPr>
+        <w:t xml:space="preserve">For </w:t>
+      </w:r>
+      <w:r>
         <w:rPr>
           <w:rFonts w:ascii="Arial" w:hAnsi="Arial" w:cs="Arial"/>
           <w:i/>
           <w:iCs/>
-        </w:rPr>
-      </w:pPr>
+          <w:color w:val="7030A0"/>
+        </w:rPr>
+        <w:t>C. sikamea</w:t>
+      </w:r>
+      <w:r>
+        <w:rPr>
+          <w:rFonts w:ascii="Arial" w:hAnsi="Arial" w:cs="Arial"/>
+          <w:color w:val="7030A0"/>
+        </w:rPr>
+        <w:t>, 25 oysters were lost during the stress hardening phase, and 55 more died during the marine heatwave trials.</w:t>
+      </w:r>
+    </w:p>
+    <w:p>
+      <w:pPr>
+        <w:ind w:firstLine="720"/>
+      </w:pPr>
+      <w:r>
+        <w:rPr>
+          <w:rFonts w:ascii="Arial" w:hAnsi="Arial" w:cs="Arial"/>
+          <w:color w:val="7030A0"/>
+        </w:rPr>
+        <w:t xml:space="preserve">In </w:t>
+      </w:r>
       <w:r>
         <w:rPr>
           <w:rFonts w:ascii="Arial" w:hAnsi="Arial" w:cs="Arial"/>
           <w:i/>
           <w:iCs/>
-        </w:rPr>
-        <w:t>Condition Index</w:t>
+          <w:color w:val="7030A0"/>
+        </w:rPr>
+        <w:t>M. gigas</w:t>
+      </w:r>
+      <w:r>
+        <w:rPr>
+          <w:rFonts w:ascii="Arial" w:hAnsi="Arial" w:cs="Arial"/>
+          <w:color w:val="7030A0"/>
+        </w:rPr>
+        <w:t>, all oysters survived the stress hardening phase, but 10 oysters perished during the marine heatwave trials.</w:t>
       </w:r>
     </w:p>
     <w:p>
       <w:pPr>
         <w:rPr>
           <w:rFonts w:ascii="Arial" w:hAnsi="Arial" w:cs="Arial"/>
-        </w:rPr>
-      </w:pPr>
-      <w:r>
-        <w:rPr>
-          <w:rFonts w:ascii="Arial" w:hAnsi="Arial" w:cs="Arial"/>
           <w:i/>
           <w:iCs/>
         </w:rPr>
-        <w:tab/>
-      </w:r>
+      </w:pPr>
       <w:r>
         <w:rPr>
           <w:rFonts w:ascii="Arial" w:hAnsi="Arial" w:cs="Arial"/>
           <w:i/>
           <w:iCs/>
         </w:rPr>
-        <w:t xml:space="preserve">O. </w:t>
-      </w:r>
-      <w:proofErr w:type="spellStart"/>
-      <w:r>
+        <w:t>Growth</w:t>
+      </w:r>
+    </w:p>
+    <w:p>
+      <w:pPr>
         <w:rPr>
           <w:rFonts w:ascii="Arial" w:hAnsi="Arial" w:cs="Arial"/>
           <w:i/>
           <w:iCs/>
         </w:rPr>
-        <w:t>lurida</w:t>
-      </w:r>
-      <w:proofErr w:type="spellEnd"/>
-      <w:r>
-        <w:rPr>
-          <w:rFonts w:ascii="Arial" w:hAnsi="Arial" w:cs="Arial"/>
-        </w:rPr>
-        <w:t xml:space="preserve"> – </w:t>
-      </w:r>
-      <w:r>
-        <w:rPr>
-          <w:rFonts w:ascii="Arial" w:hAnsi="Arial" w:cs="Arial"/>
-        </w:rPr>
-        <w:t>x</w:t>
+      </w:pPr>
+      <w:r>
+        <w:rPr>
+          <w:rFonts w:ascii="Arial" w:hAnsi="Arial" w:cs="Arial"/>
+          <w:i/>
+          <w:iCs/>
+        </w:rPr>
+        <w:t>Condition Index</w:t>
       </w:r>
     </w:p>
     <w:p>
       <w:pPr>
-        <w:ind w:firstLine="720"/>
         <w:rPr>
           <w:rFonts w:ascii="Arial" w:hAnsi="Arial" w:cs="Arial"/>
         </w:rPr>
@@ -793,18 +1117,44 @@
           <w:i/>
           <w:iCs/>
         </w:rPr>
-        <w:t xml:space="preserve">C. </w:t>
-      </w:r>
-      <w:proofErr w:type="spellStart"/>
+        <w:tab/>
+      </w:r>
       <w:r>
         <w:rPr>
           <w:rFonts w:ascii="Arial" w:hAnsi="Arial" w:cs="Arial"/>
           <w:i/>
           <w:iCs/>
         </w:rPr>
-        <w:t>sikamea</w:t>
-      </w:r>
-      <w:proofErr w:type="spellEnd"/>
+        <w:t>O. lurida</w:t>
+      </w:r>
+      <w:r>
+        <w:rPr>
+          <w:rFonts w:ascii="Arial" w:hAnsi="Arial" w:cs="Arial"/>
+        </w:rPr>
+        <w:t xml:space="preserve"> – </w:t>
+      </w:r>
+      <w:r>
+        <w:rPr>
+          <w:rFonts w:ascii="Arial" w:hAnsi="Arial" w:cs="Arial"/>
+        </w:rPr>
+        <w:t>x</w:t>
+      </w:r>
+    </w:p>
+    <w:p>
+      <w:pPr>
+        <w:ind w:firstLine="720"/>
+        <w:rPr>
+          <w:rFonts w:ascii="Arial" w:hAnsi="Arial" w:cs="Arial"/>
+        </w:rPr>
+      </w:pPr>
+      <w:r>
+        <w:rPr>
+          <w:rFonts w:ascii="Arial" w:hAnsi="Arial" w:cs="Arial"/>
+          <w:i/>
+          <w:iCs/>
+        </w:rPr>
+        <w:t>C. sikamea</w:t>
+      </w:r>
       <w:r>
         <w:rPr>
           <w:rFonts w:ascii="Arial" w:hAnsi="Arial" w:cs="Arial"/>
@@ -884,6 +1234,4321 @@
         </w:rPr>
         <w:t>DISCUSSION</w:t>
       </w:r>
+    </w:p>
+    <w:p>
+      <w:pPr>
+        <w:rPr>
+          <w:rFonts w:ascii="Arial" w:hAnsi="Arial" w:cs="Arial"/>
+          <w:b/>
+          <w:bCs/>
+          <w:sz w:val="28"/>
+          <w:szCs w:val="28"/>
+        </w:rPr>
+      </w:pPr>
+    </w:p>
+    <w:p>
+      <w:pPr>
+        <w:rPr>
+          <w:rFonts w:ascii="Arial" w:hAnsi="Arial" w:cs="Arial"/>
+          <w:b/>
+          <w:bCs/>
+          <w:sz w:val="28"/>
+          <w:szCs w:val="28"/>
+        </w:rPr>
+      </w:pPr>
+    </w:p>
+    <w:p>
+      <w:pPr>
+        <w:rPr>
+          <w:rFonts w:ascii="Arial" w:hAnsi="Arial" w:cs="Arial"/>
+          <w:b/>
+          <w:bCs/>
+          <w:sz w:val="28"/>
+          <w:szCs w:val="28"/>
+        </w:rPr>
+      </w:pPr>
+    </w:p>
+    <w:p>
+      <w:pPr>
+        <w:rPr>
+          <w:rFonts w:ascii="Arial" w:hAnsi="Arial" w:cs="Arial"/>
+          <w:b/>
+          <w:bCs/>
+          <w:sz w:val="28"/>
+          <w:szCs w:val="28"/>
+        </w:rPr>
+      </w:pPr>
+    </w:p>
+    <w:p>
+      <w:pPr>
+        <w:rPr>
+          <w:rFonts w:ascii="Arial" w:hAnsi="Arial" w:cs="Arial"/>
+          <w:b/>
+          <w:bCs/>
+          <w:sz w:val="28"/>
+          <w:szCs w:val="28"/>
+        </w:rPr>
+      </w:pPr>
+    </w:p>
+    <w:p>
+      <w:pPr>
+        <w:rPr>
+          <w:rFonts w:ascii="Arial" w:hAnsi="Arial" w:cs="Arial"/>
+          <w:b/>
+          <w:bCs/>
+          <w:sz w:val="28"/>
+          <w:szCs w:val="28"/>
+        </w:rPr>
+      </w:pPr>
+    </w:p>
+    <w:p>
+      <w:pPr>
+        <w:rPr>
+          <w:rFonts w:ascii="Arial" w:hAnsi="Arial" w:cs="Arial"/>
+          <w:b/>
+          <w:bCs/>
+          <w:sz w:val="28"/>
+          <w:szCs w:val="28"/>
+        </w:rPr>
+      </w:pPr>
+    </w:p>
+    <w:p>
+      <w:pPr>
+        <w:rPr>
+          <w:rFonts w:ascii="Arial" w:hAnsi="Arial" w:cs="Arial"/>
+          <w:b/>
+          <w:bCs/>
+          <w:sz w:val="28"/>
+          <w:szCs w:val="28"/>
+        </w:rPr>
+      </w:pPr>
+    </w:p>
+    <w:p>
+      <w:pPr>
+        <w:rPr>
+          <w:rFonts w:ascii="Arial" w:hAnsi="Arial" w:cs="Arial"/>
+          <w:b/>
+          <w:bCs/>
+          <w:sz w:val="28"/>
+          <w:szCs w:val="28"/>
+        </w:rPr>
+      </w:pPr>
+    </w:p>
+    <w:p>
+      <w:pPr>
+        <w:rPr>
+          <w:rFonts w:ascii="Arial" w:hAnsi="Arial" w:cs="Arial"/>
+          <w:b/>
+          <w:bCs/>
+          <w:sz w:val="28"/>
+          <w:szCs w:val="28"/>
+        </w:rPr>
+      </w:pPr>
+      <w:r>
+        <w:rPr>
+          <w:rFonts w:ascii="Arial" w:hAnsi="Arial" w:cs="Arial"/>
+          <w:b/>
+          <w:bCs/>
+          <w:sz w:val="28"/>
+          <w:szCs w:val="28"/>
+        </w:rPr>
+        <w:t>FIGURES AND TABLES</w:t>
+      </w:r>
+    </w:p>
+    <w:p>
+      <w:pPr>
+        <w:rPr>
+          <w:rFonts w:ascii="Arial" w:hAnsi="Arial" w:cs="Arial"/>
+          <w:b/>
+          <w:bCs/>
+          <w:sz w:val="28"/>
+          <w:szCs w:val="28"/>
+        </w:rPr>
+      </w:pPr>
+    </w:p>
+    <w:p>
+      <w:pPr>
+        <w:rPr>
+          <w:rFonts w:ascii="Arial" w:hAnsi="Arial" w:cs="Arial"/>
+          <w:sz w:val="28"/>
+          <w:szCs w:val="28"/>
+        </w:rPr>
+      </w:pPr>
+      <w:r>
+        <w:rPr>
+          <w:rFonts w:ascii="Arial" w:hAnsi="Arial" w:cs="Arial"/>
+          <w:b/>
+          <w:bCs/>
+          <w:sz w:val="28"/>
+          <w:szCs w:val="28"/>
+        </w:rPr>
+        <w:t xml:space="preserve">Table </w:t>
+      </w:r>
+      <w:r>
+        <w:rPr>
+          <w:rFonts w:ascii="Arial" w:hAnsi="Arial" w:cs="Arial"/>
+          <w:b/>
+          <w:bCs/>
+          <w:sz w:val="28"/>
+          <w:szCs w:val="28"/>
+        </w:rPr>
+        <w:t>X</w:t>
+      </w:r>
+      <w:r>
+        <w:rPr>
+          <w:rFonts w:ascii="Arial" w:hAnsi="Arial" w:cs="Arial"/>
+          <w:sz w:val="28"/>
+          <w:szCs w:val="28"/>
+        </w:rPr>
+        <w:t>.</w:t>
+      </w:r>
+      <w:r>
+        <w:rPr>
+          <w:rFonts w:ascii="Arial" w:hAnsi="Arial" w:cs="Arial"/>
+          <w:b/>
+          <w:bCs/>
+          <w:sz w:val="28"/>
+          <w:szCs w:val="28"/>
+        </w:rPr>
+        <w:t xml:space="preserve"> </w:t>
+      </w:r>
+      <w:r>
+        <w:rPr>
+          <w:rFonts w:ascii="Arial" w:hAnsi="Arial" w:cs="Arial"/>
+          <w:i/>
+          <w:iCs/>
+          <w:sz w:val="28"/>
+          <w:szCs w:val="28"/>
+        </w:rPr>
+        <w:t>Mortality</w:t>
+      </w:r>
+      <w:r>
+        <w:rPr>
+          <w:rFonts w:ascii="Arial" w:hAnsi="Arial" w:cs="Arial"/>
+          <w:i/>
+          <w:iCs/>
+          <w:sz w:val="28"/>
+          <w:szCs w:val="28"/>
+        </w:rPr>
+        <w:t xml:space="preserve"> </w:t>
+      </w:r>
+      <w:r>
+        <w:rPr>
+          <w:rFonts w:ascii="Arial" w:hAnsi="Arial" w:cs="Arial"/>
+          <w:sz w:val="28"/>
+          <w:szCs w:val="28"/>
+        </w:rPr>
+        <w:t>(</w:t>
+      </w:r>
+      <w:commentRangeStart w:id="0"/>
+      <w:r>
+        <w:rPr>
+          <w:rFonts w:ascii="Arial" w:hAnsi="Arial" w:cs="Arial"/>
+          <w:sz w:val="28"/>
+          <w:szCs w:val="28"/>
+        </w:rPr>
+        <w:t>logistic regression</w:t>
+      </w:r>
+      <w:commentRangeEnd w:id="0"/>
+      <w:r>
+        <w:rPr>
+          <w:rStyle w:val="CommentReference"/>
+        </w:rPr>
+        <w:commentReference w:id="0"/>
+      </w:r>
+      <w:r>
+        <w:rPr>
+          <w:rFonts w:ascii="Arial" w:hAnsi="Arial" w:cs="Arial"/>
+          <w:sz w:val="28"/>
+          <w:szCs w:val="28"/>
+        </w:rPr>
+        <w:t>, ‘SH’ = Stress Hardening, ‘MHW’ = Marine Heatwave</w:t>
+      </w:r>
+      <w:r>
+        <w:rPr>
+          <w:rFonts w:ascii="Arial" w:hAnsi="Arial" w:cs="Arial"/>
+          <w:sz w:val="28"/>
+          <w:szCs w:val="28"/>
+        </w:rPr>
+        <w:t>, ‘</w:t>
+      </w:r>
+      <w:r>
+        <w:rPr>
+          <w:rFonts w:ascii="Arial" w:hAnsi="Arial" w:cs="Arial"/>
+          <w:i/>
+          <w:iCs/>
+          <w:sz w:val="28"/>
+          <w:szCs w:val="28"/>
+        </w:rPr>
+        <w:t>ref</w:t>
+      </w:r>
+      <w:r>
+        <w:rPr>
+          <w:rFonts w:ascii="Arial" w:hAnsi="Arial" w:cs="Arial"/>
+          <w:sz w:val="28"/>
+          <w:szCs w:val="28"/>
+        </w:rPr>
+        <w:t>’ = reference</w:t>
+      </w:r>
+      <w:r>
+        <w:rPr>
+          <w:rFonts w:ascii="Arial" w:hAnsi="Arial" w:cs="Arial"/>
+          <w:sz w:val="28"/>
+          <w:szCs w:val="28"/>
+        </w:rPr>
+        <w:t>)</w:t>
+      </w:r>
+    </w:p>
+    <w:tbl>
+      <w:tblPr>
+        <w:tblStyle w:val="TableGrid"/>
+        <w:tblW w:w="9895" w:type="dxa"/>
+        <w:tblLook w:val="04A0" w:firstRow="1" w:lastRow="0" w:firstColumn="1" w:lastColumn="0" w:noHBand="0" w:noVBand="1"/>
+      </w:tblPr>
+      <w:tblGrid>
+        <w:gridCol w:w="1062"/>
+        <w:gridCol w:w="1342"/>
+        <w:gridCol w:w="2106"/>
+        <w:gridCol w:w="1096"/>
+        <w:gridCol w:w="1134"/>
+        <w:gridCol w:w="889"/>
+        <w:gridCol w:w="1096"/>
+        <w:gridCol w:w="1170"/>
+      </w:tblGrid>
+      <w:tr>
+        <w:tc>
+          <w:tcPr>
+            <w:tcW w:w="1062" w:type="dxa"/>
+            <w:vAlign w:val="center"/>
+          </w:tcPr>
+          <w:p>
+            <w:pPr>
+              <w:jc w:val="center"/>
+              <w:rPr>
+                <w:rFonts w:ascii="Arial" w:hAnsi="Arial" w:cs="Arial"/>
+                <w:b/>
+                <w:bCs/>
+              </w:rPr>
+            </w:pPr>
+            <w:r>
+              <w:rPr>
+                <w:rFonts w:ascii="Arial" w:hAnsi="Arial" w:cs="Arial"/>
+                <w:b/>
+                <w:bCs/>
+              </w:rPr>
+              <w:t>Species</w:t>
+            </w:r>
+          </w:p>
+        </w:tc>
+        <w:tc>
+          <w:tcPr>
+            <w:tcW w:w="1342" w:type="dxa"/>
+            <w:vAlign w:val="center"/>
+          </w:tcPr>
+          <w:p>
+            <w:pPr>
+              <w:jc w:val="center"/>
+              <w:rPr>
+                <w:rFonts w:ascii="Arial" w:hAnsi="Arial" w:cs="Arial"/>
+                <w:b/>
+                <w:bCs/>
+              </w:rPr>
+            </w:pPr>
+            <w:r>
+              <w:rPr>
+                <w:rFonts w:ascii="Arial" w:hAnsi="Arial" w:cs="Arial"/>
+                <w:b/>
+                <w:bCs/>
+              </w:rPr>
+              <w:t>Variable</w:t>
+            </w:r>
+          </w:p>
+        </w:tc>
+        <w:tc>
+          <w:tcPr>
+            <w:tcW w:w="2106" w:type="dxa"/>
+            <w:vAlign w:val="center"/>
+          </w:tcPr>
+          <w:p>
+            <w:pPr>
+              <w:jc w:val="center"/>
+              <w:rPr>
+                <w:rFonts w:ascii="Arial" w:hAnsi="Arial" w:cs="Arial"/>
+                <w:b/>
+                <w:bCs/>
+              </w:rPr>
+            </w:pPr>
+            <w:r>
+              <w:rPr>
+                <w:rFonts w:ascii="Arial" w:hAnsi="Arial" w:cs="Arial"/>
+                <w:b/>
+                <w:bCs/>
+              </w:rPr>
+              <w:t>Fixed Effects</w:t>
+            </w:r>
+          </w:p>
+        </w:tc>
+        <w:tc>
+          <w:tcPr>
+            <w:tcW w:w="1096" w:type="dxa"/>
+            <w:vAlign w:val="center"/>
+          </w:tcPr>
+          <w:p>
+            <w:pPr>
+              <w:jc w:val="center"/>
+              <w:rPr>
+                <w:rFonts w:ascii="Arial" w:hAnsi="Arial" w:cs="Arial"/>
+                <w:b/>
+                <w:bCs/>
+              </w:rPr>
+            </w:pPr>
+            <w:r>
+              <w:rPr>
+                <w:rFonts w:ascii="Arial" w:hAnsi="Arial" w:cs="Arial"/>
+                <w:b/>
+                <w:bCs/>
+              </w:rPr>
+              <w:t>Random Effect</w:t>
+            </w:r>
+          </w:p>
+        </w:tc>
+        <w:tc>
+          <w:tcPr>
+            <w:tcW w:w="1134" w:type="dxa"/>
+            <w:vAlign w:val="center"/>
+          </w:tcPr>
+          <w:p>
+            <w:pPr>
+              <w:jc w:val="center"/>
+              <w:rPr>
+                <w:rFonts w:ascii="Arial" w:hAnsi="Arial" w:cs="Arial"/>
+                <w:b/>
+                <w:bCs/>
+              </w:rPr>
+            </w:pPr>
+            <w:r>
+              <w:rPr>
+                <w:rFonts w:ascii="Arial" w:hAnsi="Arial" w:cs="Arial"/>
+                <w:b/>
+                <w:bCs/>
+              </w:rPr>
+              <w:t>Estimate</w:t>
+            </w:r>
+          </w:p>
+        </w:tc>
+        <w:tc>
+          <w:tcPr>
+            <w:tcW w:w="889" w:type="dxa"/>
+            <w:vAlign w:val="center"/>
+          </w:tcPr>
+          <w:p>
+            <w:pPr>
+              <w:jc w:val="center"/>
+              <w:rPr>
+                <w:rFonts w:ascii="Arial" w:hAnsi="Arial" w:cs="Arial"/>
+                <w:b/>
+                <w:bCs/>
+              </w:rPr>
+            </w:pPr>
+            <w:r>
+              <w:rPr>
+                <w:rFonts w:ascii="Arial" w:hAnsi="Arial" w:cs="Arial"/>
+                <w:b/>
+                <w:bCs/>
+              </w:rPr>
+              <w:t>SE</w:t>
+            </w:r>
+          </w:p>
+        </w:tc>
+        <w:tc>
+          <w:tcPr>
+            <w:tcW w:w="1096" w:type="dxa"/>
+            <w:vAlign w:val="center"/>
+          </w:tcPr>
+          <w:p>
+            <w:pPr>
+              <w:jc w:val="center"/>
+              <w:rPr>
+                <w:rFonts w:ascii="Arial" w:hAnsi="Arial" w:cs="Arial"/>
+                <w:b/>
+                <w:bCs/>
+              </w:rPr>
+            </w:pPr>
+            <w:r>
+              <w:rPr>
+                <w:rFonts w:ascii="Arial" w:hAnsi="Arial" w:cs="Arial"/>
+                <w:b/>
+                <w:bCs/>
+              </w:rPr>
+              <w:t>Z-Value</w:t>
+            </w:r>
+          </w:p>
+        </w:tc>
+        <w:tc>
+          <w:tcPr>
+            <w:tcW w:w="1170" w:type="dxa"/>
+            <w:vAlign w:val="center"/>
+          </w:tcPr>
+          <w:p>
+            <w:pPr>
+              <w:jc w:val="center"/>
+              <w:rPr>
+                <w:rFonts w:ascii="Arial" w:hAnsi="Arial" w:cs="Arial"/>
+                <w:b/>
+                <w:bCs/>
+              </w:rPr>
+            </w:pPr>
+            <w:r>
+              <w:rPr>
+                <w:rFonts w:ascii="Arial" w:hAnsi="Arial" w:cs="Arial"/>
+                <w:b/>
+                <w:bCs/>
+              </w:rPr>
+              <w:t>P-value</w:t>
+            </w:r>
+          </w:p>
+        </w:tc>
+      </w:tr>
+      <w:tr>
+        <w:tc>
+          <w:tcPr>
+            <w:tcW w:w="1062" w:type="dxa"/>
+            <w:vMerge w:val="restart"/>
+            <w:textDirection w:val="btLr"/>
+            <w:vAlign w:val="center"/>
+          </w:tcPr>
+          <w:p>
+            <w:pPr>
+              <w:ind w:left="113" w:right="113"/>
+              <w:jc w:val="center"/>
+              <w:rPr>
+                <w:rFonts w:ascii="Arial" w:hAnsi="Arial" w:cs="Arial"/>
+                <w:b/>
+                <w:bCs/>
+                <w:i/>
+                <w:iCs/>
+                <w:sz w:val="18"/>
+                <w:szCs w:val="18"/>
+              </w:rPr>
+            </w:pPr>
+            <w:r>
+              <w:rPr>
+                <w:rFonts w:ascii="Arial" w:hAnsi="Arial" w:cs="Arial"/>
+                <w:b/>
+                <w:bCs/>
+                <w:i/>
+                <w:iCs/>
+                <w:sz w:val="18"/>
+                <w:szCs w:val="18"/>
+              </w:rPr>
+              <w:t>Ostrea lurida</w:t>
+            </w:r>
+          </w:p>
+        </w:tc>
+        <w:tc>
+          <w:tcPr>
+            <w:tcW w:w="1342" w:type="dxa"/>
+            <w:vMerge w:val="restart"/>
+            <w:vAlign w:val="center"/>
+          </w:tcPr>
+          <w:p>
+            <w:pPr>
+              <w:jc w:val="center"/>
+              <w:rPr>
+                <w:rFonts w:ascii="Arial" w:hAnsi="Arial" w:cs="Arial"/>
+              </w:rPr>
+            </w:pPr>
+            <w:r>
+              <w:rPr>
+                <w:rFonts w:ascii="Arial" w:hAnsi="Arial" w:cs="Arial"/>
+              </w:rPr>
+              <w:t>Stress Hardening</w:t>
+            </w:r>
+          </w:p>
+        </w:tc>
+        <w:tc>
+          <w:tcPr>
+            <w:tcW w:w="2106" w:type="dxa"/>
+            <w:vAlign w:val="center"/>
+          </w:tcPr>
+          <w:p>
+            <w:pPr>
+              <w:rPr>
+                <w:rFonts w:ascii="Arial" w:hAnsi="Arial" w:cs="Arial"/>
+              </w:rPr>
+            </w:pPr>
+            <w:r>
+              <w:rPr>
+                <w:rFonts w:ascii="Arial" w:hAnsi="Arial" w:cs="Arial"/>
+              </w:rPr>
+              <w:t xml:space="preserve">SH Temp </w:t>
+            </w:r>
+          </w:p>
+        </w:tc>
+        <w:tc>
+          <w:tcPr>
+            <w:tcW w:w="1096" w:type="dxa"/>
+            <w:vAlign w:val="center"/>
+          </w:tcPr>
+          <w:p>
+            <w:pPr>
+              <w:jc w:val="center"/>
+              <w:rPr>
+                <w:rFonts w:ascii="Arial" w:hAnsi="Arial" w:cs="Arial"/>
+                <w:b/>
+                <w:bCs/>
+              </w:rPr>
+            </w:pPr>
+            <w:r>
+              <w:rPr>
+                <w:rFonts w:ascii="Arial" w:hAnsi="Arial" w:cs="Arial"/>
+              </w:rPr>
+              <w:t>Tank</w:t>
+            </w:r>
+          </w:p>
+        </w:tc>
+        <w:tc>
+          <w:tcPr>
+            <w:tcW w:w="1134" w:type="dxa"/>
+            <w:vAlign w:val="center"/>
+          </w:tcPr>
+          <w:p>
+            <w:pPr>
+              <w:rPr>
+                <w:rFonts w:ascii="Arial" w:hAnsi="Arial" w:cs="Arial"/>
+              </w:rPr>
+            </w:pPr>
+            <w:r>
+              <w:rPr>
+                <w:rFonts w:ascii="Arial" w:hAnsi="Arial" w:cs="Arial"/>
+              </w:rPr>
+              <w:t>0.6423</w:t>
+            </w:r>
+          </w:p>
+        </w:tc>
+        <w:tc>
+          <w:tcPr>
+            <w:tcW w:w="889" w:type="dxa"/>
+            <w:vAlign w:val="center"/>
+          </w:tcPr>
+          <w:p>
+            <w:pPr>
+              <w:rPr>
+                <w:rFonts w:ascii="Arial" w:hAnsi="Arial" w:cs="Arial"/>
+              </w:rPr>
+            </w:pPr>
+            <w:r>
+              <w:rPr>
+                <w:rFonts w:ascii="Arial" w:hAnsi="Arial" w:cs="Arial"/>
+              </w:rPr>
+              <w:t>0.5917</w:t>
+            </w:r>
+          </w:p>
+        </w:tc>
+        <w:tc>
+          <w:tcPr>
+            <w:tcW w:w="1096" w:type="dxa"/>
+            <w:vAlign w:val="center"/>
+          </w:tcPr>
+          <w:p>
+            <w:pPr>
+              <w:rPr>
+                <w:rFonts w:ascii="Arial" w:hAnsi="Arial" w:cs="Arial"/>
+              </w:rPr>
+            </w:pPr>
+            <w:r>
+              <w:rPr>
+                <w:rFonts w:ascii="Arial" w:hAnsi="Arial" w:cs="Arial"/>
+              </w:rPr>
+              <w:t>1.085</w:t>
+            </w:r>
+          </w:p>
+        </w:tc>
+        <w:tc>
+          <w:tcPr>
+            <w:tcW w:w="1170" w:type="dxa"/>
+            <w:vAlign w:val="center"/>
+          </w:tcPr>
+          <w:p>
+            <w:pPr>
+              <w:rPr>
+                <w:rFonts w:ascii="Arial" w:hAnsi="Arial" w:cs="Arial"/>
+              </w:rPr>
+            </w:pPr>
+            <w:r>
+              <w:rPr>
+                <w:rFonts w:ascii="Arial" w:hAnsi="Arial" w:cs="Arial"/>
+              </w:rPr>
+              <w:t>0.278</w:t>
+            </w:r>
+          </w:p>
+        </w:tc>
+      </w:tr>
+      <w:tr>
+        <w:tc>
+          <w:tcPr>
+            <w:tcW w:w="1062" w:type="dxa"/>
+            <w:vMerge/>
+            <w:textDirection w:val="btLr"/>
+            <w:vAlign w:val="center"/>
+          </w:tcPr>
+          <w:p>
+            <w:pPr>
+              <w:ind w:left="113" w:right="113"/>
+              <w:jc w:val="center"/>
+              <w:rPr>
+                <w:rFonts w:ascii="Arial" w:hAnsi="Arial" w:cs="Arial"/>
+                <w:b/>
+                <w:bCs/>
+                <w:sz w:val="18"/>
+                <w:szCs w:val="18"/>
+              </w:rPr>
+            </w:pPr>
+          </w:p>
+        </w:tc>
+        <w:tc>
+          <w:tcPr>
+            <w:tcW w:w="1342" w:type="dxa"/>
+            <w:vMerge/>
+            <w:vAlign w:val="center"/>
+          </w:tcPr>
+          <w:p>
+            <w:pPr>
+              <w:jc w:val="center"/>
+              <w:rPr>
+                <w:rFonts w:ascii="Arial" w:hAnsi="Arial" w:cs="Arial"/>
+              </w:rPr>
+            </w:pPr>
+          </w:p>
+        </w:tc>
+        <w:tc>
+          <w:tcPr>
+            <w:tcW w:w="2106" w:type="dxa"/>
+            <w:vAlign w:val="center"/>
+          </w:tcPr>
+          <w:p>
+            <w:pPr>
+              <w:rPr>
+                <w:rFonts w:ascii="Arial" w:hAnsi="Arial" w:cs="Arial"/>
+              </w:rPr>
+            </w:pPr>
+            <w:r>
+              <w:rPr>
+                <w:rFonts w:ascii="Arial" w:hAnsi="Arial" w:cs="Arial"/>
+              </w:rPr>
+              <w:t>SH Tide</w:t>
+            </w:r>
+          </w:p>
+        </w:tc>
+        <w:tc>
+          <w:tcPr>
+            <w:tcW w:w="1096" w:type="dxa"/>
+            <w:vAlign w:val="center"/>
+          </w:tcPr>
+          <w:p>
+            <w:pPr>
+              <w:jc w:val="center"/>
+              <w:rPr>
+                <w:rFonts w:ascii="Arial" w:hAnsi="Arial" w:cs="Arial"/>
+              </w:rPr>
+            </w:pPr>
+            <w:r>
+              <w:rPr>
+                <w:rFonts w:ascii="Arial" w:hAnsi="Arial" w:cs="Arial"/>
+              </w:rPr>
+              <w:t>Tank</w:t>
+            </w:r>
+          </w:p>
+        </w:tc>
+        <w:tc>
+          <w:tcPr>
+            <w:tcW w:w="1134" w:type="dxa"/>
+            <w:vAlign w:val="center"/>
+          </w:tcPr>
+          <w:p>
+            <w:pPr>
+              <w:rPr>
+                <w:rFonts w:ascii="Arial" w:hAnsi="Arial" w:cs="Arial"/>
+              </w:rPr>
+            </w:pPr>
+            <w:r>
+              <w:rPr>
+                <w:rFonts w:ascii="Arial" w:hAnsi="Arial" w:cs="Arial"/>
+              </w:rPr>
+              <w:t>0.6423</w:t>
+            </w:r>
+          </w:p>
+        </w:tc>
+        <w:tc>
+          <w:tcPr>
+            <w:tcW w:w="889" w:type="dxa"/>
+            <w:vAlign w:val="center"/>
+          </w:tcPr>
+          <w:p>
+            <w:pPr>
+              <w:rPr>
+                <w:rFonts w:ascii="Arial" w:hAnsi="Arial" w:cs="Arial"/>
+              </w:rPr>
+            </w:pPr>
+            <w:r>
+              <w:rPr>
+                <w:rFonts w:ascii="Arial" w:hAnsi="Arial" w:cs="Arial"/>
+              </w:rPr>
+              <w:t>0.5917</w:t>
+            </w:r>
+          </w:p>
+        </w:tc>
+        <w:tc>
+          <w:tcPr>
+            <w:tcW w:w="1096" w:type="dxa"/>
+            <w:vAlign w:val="center"/>
+          </w:tcPr>
+          <w:p>
+            <w:pPr>
+              <w:rPr>
+                <w:rFonts w:ascii="Arial" w:hAnsi="Arial" w:cs="Arial"/>
+              </w:rPr>
+            </w:pPr>
+            <w:r>
+              <w:rPr>
+                <w:rFonts w:ascii="Arial" w:hAnsi="Arial" w:cs="Arial"/>
+              </w:rPr>
+              <w:t>1.085</w:t>
+            </w:r>
+          </w:p>
+        </w:tc>
+        <w:tc>
+          <w:tcPr>
+            <w:tcW w:w="1170" w:type="dxa"/>
+            <w:vAlign w:val="center"/>
+          </w:tcPr>
+          <w:p>
+            <w:pPr>
+              <w:rPr>
+                <w:rFonts w:ascii="Arial" w:hAnsi="Arial" w:cs="Arial"/>
+              </w:rPr>
+            </w:pPr>
+            <w:r>
+              <w:rPr>
+                <w:rFonts w:ascii="Arial" w:hAnsi="Arial" w:cs="Arial"/>
+              </w:rPr>
+              <w:t>0.278</w:t>
+            </w:r>
+          </w:p>
+        </w:tc>
+      </w:tr>
+      <w:tr>
+        <w:tc>
+          <w:tcPr>
+            <w:tcW w:w="1062" w:type="dxa"/>
+            <w:vMerge/>
+            <w:textDirection w:val="btLr"/>
+            <w:vAlign w:val="center"/>
+          </w:tcPr>
+          <w:p>
+            <w:pPr>
+              <w:ind w:left="113" w:right="113"/>
+              <w:jc w:val="center"/>
+              <w:rPr>
+                <w:rFonts w:ascii="Arial" w:hAnsi="Arial" w:cs="Arial"/>
+                <w:b/>
+                <w:bCs/>
+                <w:sz w:val="18"/>
+                <w:szCs w:val="18"/>
+              </w:rPr>
+            </w:pPr>
+          </w:p>
+        </w:tc>
+        <w:tc>
+          <w:tcPr>
+            <w:tcW w:w="1342" w:type="dxa"/>
+            <w:vMerge w:val="restart"/>
+            <w:vAlign w:val="center"/>
+          </w:tcPr>
+          <w:p>
+            <w:pPr>
+              <w:jc w:val="center"/>
+              <w:rPr>
+                <w:rFonts w:ascii="Arial" w:hAnsi="Arial" w:cs="Arial"/>
+              </w:rPr>
+            </w:pPr>
+            <w:r>
+              <w:rPr>
+                <w:rFonts w:ascii="Arial" w:hAnsi="Arial" w:cs="Arial"/>
+              </w:rPr>
+              <w:t>Marine Heatwave</w:t>
+            </w:r>
+          </w:p>
+        </w:tc>
+        <w:tc>
+          <w:tcPr>
+            <w:tcW w:w="2106" w:type="dxa"/>
+            <w:vAlign w:val="center"/>
+          </w:tcPr>
+          <w:p>
+            <w:pPr>
+              <w:rPr>
+                <w:rFonts w:ascii="Arial" w:hAnsi="Arial" w:cs="Arial"/>
+              </w:rPr>
+            </w:pPr>
+            <w:r>
+              <w:rPr>
+                <w:rFonts w:ascii="Arial" w:hAnsi="Arial" w:cs="Arial"/>
+              </w:rPr>
+              <w:t>SH Temp</w:t>
+            </w:r>
+          </w:p>
+        </w:tc>
+        <w:tc>
+          <w:tcPr>
+            <w:tcW w:w="1096" w:type="dxa"/>
+            <w:vAlign w:val="center"/>
+          </w:tcPr>
+          <w:p>
+            <w:pPr>
+              <w:jc w:val="center"/>
+              <w:rPr>
+                <w:rFonts w:ascii="Arial" w:hAnsi="Arial" w:cs="Arial"/>
+              </w:rPr>
+            </w:pPr>
+            <w:r>
+              <w:rPr>
+                <w:rFonts w:ascii="Arial" w:hAnsi="Arial" w:cs="Arial"/>
+              </w:rPr>
+              <w:t>Tank</w:t>
+            </w:r>
+          </w:p>
+        </w:tc>
+        <w:tc>
+          <w:tcPr>
+            <w:tcW w:w="1134" w:type="dxa"/>
+            <w:vAlign w:val="center"/>
+          </w:tcPr>
+          <w:p>
+            <w:pPr>
+              <w:rPr>
+                <w:rFonts w:ascii="Arial" w:hAnsi="Arial" w:cs="Arial"/>
+              </w:rPr>
+            </w:pPr>
+            <w:r>
+              <w:rPr>
+                <w:rFonts w:ascii="Arial" w:hAnsi="Arial" w:cs="Arial"/>
+              </w:rPr>
+              <w:t>-0.2538</w:t>
+            </w:r>
+          </w:p>
+        </w:tc>
+        <w:tc>
+          <w:tcPr>
+            <w:tcW w:w="889" w:type="dxa"/>
+            <w:vAlign w:val="center"/>
+          </w:tcPr>
+          <w:p>
+            <w:pPr>
+              <w:rPr>
+                <w:rFonts w:ascii="Arial" w:hAnsi="Arial" w:cs="Arial"/>
+              </w:rPr>
+            </w:pPr>
+            <w:r>
+              <w:rPr>
+                <w:rFonts w:ascii="Arial" w:hAnsi="Arial" w:cs="Arial"/>
+              </w:rPr>
+              <w:t>0.5065</w:t>
+            </w:r>
+          </w:p>
+        </w:tc>
+        <w:tc>
+          <w:tcPr>
+            <w:tcW w:w="1096" w:type="dxa"/>
+            <w:vAlign w:val="center"/>
+          </w:tcPr>
+          <w:p>
+            <w:pPr>
+              <w:rPr>
+                <w:rFonts w:ascii="Arial" w:hAnsi="Arial" w:cs="Arial"/>
+              </w:rPr>
+            </w:pPr>
+            <w:r>
+              <w:rPr>
+                <w:rFonts w:ascii="Arial" w:hAnsi="Arial" w:cs="Arial"/>
+              </w:rPr>
+              <w:t>-0.501</w:t>
+            </w:r>
+          </w:p>
+        </w:tc>
+        <w:tc>
+          <w:tcPr>
+            <w:tcW w:w="1170" w:type="dxa"/>
+            <w:vAlign w:val="center"/>
+          </w:tcPr>
+          <w:p>
+            <w:pPr>
+              <w:rPr>
+                <w:rFonts w:ascii="Arial" w:hAnsi="Arial" w:cs="Arial"/>
+              </w:rPr>
+            </w:pPr>
+            <w:r>
+              <w:rPr>
+                <w:rFonts w:ascii="Arial" w:hAnsi="Arial" w:cs="Arial"/>
+              </w:rPr>
+              <w:t>0.616</w:t>
+            </w:r>
+          </w:p>
+        </w:tc>
+      </w:tr>
+      <w:tr>
+        <w:tc>
+          <w:tcPr>
+            <w:tcW w:w="1062" w:type="dxa"/>
+            <w:vMerge/>
+            <w:textDirection w:val="btLr"/>
+            <w:vAlign w:val="center"/>
+          </w:tcPr>
+          <w:p>
+            <w:pPr>
+              <w:ind w:left="113" w:right="113"/>
+              <w:jc w:val="center"/>
+              <w:rPr>
+                <w:rFonts w:ascii="Arial" w:hAnsi="Arial" w:cs="Arial"/>
+                <w:b/>
+                <w:bCs/>
+                <w:sz w:val="18"/>
+                <w:szCs w:val="18"/>
+              </w:rPr>
+            </w:pPr>
+          </w:p>
+        </w:tc>
+        <w:tc>
+          <w:tcPr>
+            <w:tcW w:w="1342" w:type="dxa"/>
+            <w:vMerge/>
+            <w:vAlign w:val="center"/>
+          </w:tcPr>
+          <w:p>
+            <w:pPr>
+              <w:jc w:val="center"/>
+              <w:rPr>
+                <w:rFonts w:ascii="Arial" w:hAnsi="Arial" w:cs="Arial"/>
+              </w:rPr>
+            </w:pPr>
+          </w:p>
+        </w:tc>
+        <w:tc>
+          <w:tcPr>
+            <w:tcW w:w="2106" w:type="dxa"/>
+            <w:vAlign w:val="center"/>
+          </w:tcPr>
+          <w:p>
+            <w:pPr>
+              <w:rPr>
+                <w:rFonts w:ascii="Arial" w:hAnsi="Arial" w:cs="Arial"/>
+              </w:rPr>
+            </w:pPr>
+            <w:r>
+              <w:rPr>
+                <w:rFonts w:ascii="Arial" w:hAnsi="Arial" w:cs="Arial"/>
+              </w:rPr>
+              <w:t>SH Tide</w:t>
+            </w:r>
+          </w:p>
+        </w:tc>
+        <w:tc>
+          <w:tcPr>
+            <w:tcW w:w="1096" w:type="dxa"/>
+            <w:vAlign w:val="center"/>
+          </w:tcPr>
+          <w:p>
+            <w:pPr>
+              <w:jc w:val="center"/>
+              <w:rPr>
+                <w:rFonts w:ascii="Arial" w:hAnsi="Arial" w:cs="Arial"/>
+              </w:rPr>
+            </w:pPr>
+            <w:r>
+              <w:rPr>
+                <w:rFonts w:ascii="Arial" w:hAnsi="Arial" w:cs="Arial"/>
+              </w:rPr>
+              <w:t>Tank</w:t>
+            </w:r>
+          </w:p>
+        </w:tc>
+        <w:tc>
+          <w:tcPr>
+            <w:tcW w:w="1134" w:type="dxa"/>
+            <w:vAlign w:val="center"/>
+          </w:tcPr>
+          <w:p>
+            <w:pPr>
+              <w:rPr>
+                <w:rFonts w:ascii="Arial" w:hAnsi="Arial" w:cs="Arial"/>
+              </w:rPr>
+            </w:pPr>
+            <w:r>
+              <w:rPr>
+                <w:rFonts w:ascii="Arial" w:hAnsi="Arial" w:cs="Arial"/>
+              </w:rPr>
+              <w:t>0.5159</w:t>
+            </w:r>
+          </w:p>
+        </w:tc>
+        <w:tc>
+          <w:tcPr>
+            <w:tcW w:w="889" w:type="dxa"/>
+            <w:vAlign w:val="center"/>
+          </w:tcPr>
+          <w:p>
+            <w:pPr>
+              <w:rPr>
+                <w:rFonts w:ascii="Arial" w:hAnsi="Arial" w:cs="Arial"/>
+              </w:rPr>
+            </w:pPr>
+            <w:r>
+              <w:rPr>
+                <w:rFonts w:ascii="Arial" w:hAnsi="Arial" w:cs="Arial"/>
+              </w:rPr>
+              <w:t>0.5188</w:t>
+            </w:r>
+          </w:p>
+        </w:tc>
+        <w:tc>
+          <w:tcPr>
+            <w:tcW w:w="1096" w:type="dxa"/>
+            <w:vAlign w:val="center"/>
+          </w:tcPr>
+          <w:p>
+            <w:pPr>
+              <w:rPr>
+                <w:rFonts w:ascii="Arial" w:hAnsi="Arial" w:cs="Arial"/>
+              </w:rPr>
+            </w:pPr>
+            <w:r>
+              <w:rPr>
+                <w:rFonts w:ascii="Arial" w:hAnsi="Arial" w:cs="Arial"/>
+              </w:rPr>
+              <w:t>0.994</w:t>
+            </w:r>
+          </w:p>
+        </w:tc>
+        <w:tc>
+          <w:tcPr>
+            <w:tcW w:w="1170" w:type="dxa"/>
+            <w:vAlign w:val="center"/>
+          </w:tcPr>
+          <w:p>
+            <w:pPr>
+              <w:rPr>
+                <w:rFonts w:ascii="Arial" w:hAnsi="Arial" w:cs="Arial"/>
+              </w:rPr>
+            </w:pPr>
+            <w:r>
+              <w:rPr>
+                <w:rFonts w:ascii="Arial" w:hAnsi="Arial" w:cs="Arial"/>
+              </w:rPr>
+              <w:t>0.32</w:t>
+            </w:r>
+          </w:p>
+        </w:tc>
+      </w:tr>
+      <w:tr>
+        <w:tc>
+          <w:tcPr>
+            <w:tcW w:w="1062" w:type="dxa"/>
+            <w:vMerge/>
+            <w:textDirection w:val="btLr"/>
+            <w:vAlign w:val="center"/>
+          </w:tcPr>
+          <w:p>
+            <w:pPr>
+              <w:ind w:left="113" w:right="113"/>
+              <w:jc w:val="center"/>
+              <w:rPr>
+                <w:rFonts w:ascii="Arial" w:hAnsi="Arial" w:cs="Arial"/>
+                <w:b/>
+                <w:bCs/>
+                <w:sz w:val="18"/>
+                <w:szCs w:val="18"/>
+              </w:rPr>
+            </w:pPr>
+          </w:p>
+        </w:tc>
+        <w:tc>
+          <w:tcPr>
+            <w:tcW w:w="1342" w:type="dxa"/>
+            <w:vMerge/>
+            <w:vAlign w:val="center"/>
+          </w:tcPr>
+          <w:p>
+            <w:pPr>
+              <w:jc w:val="center"/>
+              <w:rPr>
+                <w:rFonts w:ascii="Arial" w:hAnsi="Arial" w:cs="Arial"/>
+              </w:rPr>
+            </w:pPr>
+          </w:p>
+        </w:tc>
+        <w:tc>
+          <w:tcPr>
+            <w:tcW w:w="2106" w:type="dxa"/>
+            <w:vAlign w:val="center"/>
+          </w:tcPr>
+          <w:p>
+            <w:pPr>
+              <w:rPr>
+                <w:rFonts w:ascii="Arial" w:hAnsi="Arial" w:cs="Arial"/>
+              </w:rPr>
+            </w:pPr>
+            <w:r>
+              <w:rPr>
+                <w:rFonts w:ascii="Arial" w:hAnsi="Arial" w:cs="Arial"/>
+              </w:rPr>
+              <w:t>MHW Temp (</w:t>
+            </w:r>
+            <w:r>
+              <w:rPr>
+                <w:rFonts w:ascii="Arial" w:hAnsi="Arial" w:cs="Arial"/>
+              </w:rPr>
+              <w:t>15</w:t>
+            </w:r>
+            <w:r>
+              <w:rPr>
+                <w:rFonts w:ascii="Arial" w:hAnsi="Arial" w:cs="Arial"/>
+              </w:rPr>
+              <w:t>˚C)</w:t>
+            </w:r>
+          </w:p>
+        </w:tc>
+        <w:tc>
+          <w:tcPr>
+            <w:tcW w:w="1096" w:type="dxa"/>
+            <w:vAlign w:val="center"/>
+          </w:tcPr>
+          <w:p>
+            <w:pPr>
+              <w:jc w:val="center"/>
+              <w:rPr>
+                <w:rFonts w:ascii="Arial" w:hAnsi="Arial" w:cs="Arial"/>
+              </w:rPr>
+            </w:pPr>
+            <w:r>
+              <w:rPr>
+                <w:rFonts w:ascii="Arial" w:hAnsi="Arial" w:cs="Arial"/>
+              </w:rPr>
+              <w:t>Tank</w:t>
+            </w:r>
+          </w:p>
+        </w:tc>
+        <w:tc>
+          <w:tcPr>
+            <w:tcW w:w="1134" w:type="dxa"/>
+            <w:vAlign w:val="center"/>
+          </w:tcPr>
+          <w:p>
+            <w:pPr>
+              <w:jc w:val="center"/>
+              <w:rPr>
+                <w:rFonts w:ascii="Arial" w:hAnsi="Arial" w:cs="Arial"/>
+                <w:i/>
+                <w:iCs/>
+              </w:rPr>
+            </w:pPr>
+            <w:r>
+              <w:rPr>
+                <w:rFonts w:ascii="Arial" w:hAnsi="Arial" w:cs="Arial"/>
+                <w:i/>
+                <w:iCs/>
+              </w:rPr>
+              <w:t>ref</w:t>
+            </w:r>
+          </w:p>
+        </w:tc>
+        <w:tc>
+          <w:tcPr>
+            <w:tcW w:w="889" w:type="dxa"/>
+            <w:vAlign w:val="center"/>
+          </w:tcPr>
+          <w:p>
+            <w:pPr>
+              <w:jc w:val="center"/>
+              <w:rPr>
+                <w:rFonts w:ascii="Arial" w:hAnsi="Arial" w:cs="Arial"/>
+              </w:rPr>
+            </w:pPr>
+            <w:r>
+              <w:rPr>
+                <w:rFonts w:ascii="Arial" w:hAnsi="Arial" w:cs="Arial"/>
+                <w:i/>
+                <w:iCs/>
+              </w:rPr>
+              <w:t>ref</w:t>
+            </w:r>
+          </w:p>
+        </w:tc>
+        <w:tc>
+          <w:tcPr>
+            <w:tcW w:w="1096" w:type="dxa"/>
+            <w:vAlign w:val="center"/>
+          </w:tcPr>
+          <w:p>
+            <w:pPr>
+              <w:jc w:val="center"/>
+              <w:rPr>
+                <w:rFonts w:ascii="Arial" w:hAnsi="Arial" w:cs="Arial"/>
+              </w:rPr>
+            </w:pPr>
+            <w:r>
+              <w:rPr>
+                <w:rFonts w:ascii="Arial" w:hAnsi="Arial" w:cs="Arial"/>
+                <w:i/>
+                <w:iCs/>
+              </w:rPr>
+              <w:t>ref</w:t>
+            </w:r>
+          </w:p>
+        </w:tc>
+        <w:tc>
+          <w:tcPr>
+            <w:tcW w:w="1170" w:type="dxa"/>
+            <w:vAlign w:val="center"/>
+          </w:tcPr>
+          <w:p>
+            <w:pPr>
+              <w:jc w:val="center"/>
+              <w:rPr>
+                <w:rFonts w:ascii="Arial" w:hAnsi="Arial" w:cs="Arial"/>
+              </w:rPr>
+            </w:pPr>
+            <w:r>
+              <w:rPr>
+                <w:rFonts w:ascii="Arial" w:hAnsi="Arial" w:cs="Arial"/>
+                <w:i/>
+                <w:iCs/>
+              </w:rPr>
+              <w:t>ref</w:t>
+            </w:r>
+          </w:p>
+        </w:tc>
+      </w:tr>
+      <w:tr>
+        <w:tc>
+          <w:tcPr>
+            <w:tcW w:w="1062" w:type="dxa"/>
+            <w:vMerge/>
+            <w:textDirection w:val="btLr"/>
+            <w:vAlign w:val="center"/>
+          </w:tcPr>
+          <w:p>
+            <w:pPr>
+              <w:ind w:left="113" w:right="113"/>
+              <w:jc w:val="center"/>
+              <w:rPr>
+                <w:rFonts w:ascii="Arial" w:hAnsi="Arial" w:cs="Arial"/>
+                <w:b/>
+                <w:bCs/>
+                <w:sz w:val="18"/>
+                <w:szCs w:val="18"/>
+              </w:rPr>
+            </w:pPr>
+          </w:p>
+        </w:tc>
+        <w:tc>
+          <w:tcPr>
+            <w:tcW w:w="1342" w:type="dxa"/>
+            <w:vMerge/>
+            <w:vAlign w:val="center"/>
+          </w:tcPr>
+          <w:p>
+            <w:pPr>
+              <w:jc w:val="center"/>
+              <w:rPr>
+                <w:rFonts w:ascii="Arial" w:hAnsi="Arial" w:cs="Arial"/>
+              </w:rPr>
+            </w:pPr>
+          </w:p>
+        </w:tc>
+        <w:tc>
+          <w:tcPr>
+            <w:tcW w:w="2106" w:type="dxa"/>
+            <w:vAlign w:val="center"/>
+          </w:tcPr>
+          <w:p>
+            <w:pPr>
+              <w:rPr>
+                <w:rFonts w:ascii="Arial" w:hAnsi="Arial" w:cs="Arial"/>
+              </w:rPr>
+            </w:pPr>
+            <w:r>
+              <w:rPr>
+                <w:rFonts w:ascii="Arial" w:hAnsi="Arial" w:cs="Arial"/>
+              </w:rPr>
+              <w:t>MHW Temp (</w:t>
+            </w:r>
+            <w:r>
+              <w:rPr>
+                <w:rFonts w:ascii="Arial" w:hAnsi="Arial" w:cs="Arial"/>
+              </w:rPr>
+              <w:t>18</w:t>
+            </w:r>
+            <w:r>
+              <w:rPr>
+                <w:rFonts w:ascii="Arial" w:hAnsi="Arial" w:cs="Arial"/>
+              </w:rPr>
+              <w:t>˚C)</w:t>
+            </w:r>
+          </w:p>
+        </w:tc>
+        <w:tc>
+          <w:tcPr>
+            <w:tcW w:w="1096" w:type="dxa"/>
+            <w:vAlign w:val="center"/>
+          </w:tcPr>
+          <w:p>
+            <w:pPr>
+              <w:jc w:val="center"/>
+              <w:rPr>
+                <w:rFonts w:ascii="Arial" w:hAnsi="Arial" w:cs="Arial"/>
+              </w:rPr>
+            </w:pPr>
+            <w:r>
+              <w:rPr>
+                <w:rFonts w:ascii="Arial" w:hAnsi="Arial" w:cs="Arial"/>
+              </w:rPr>
+              <w:t>Tank</w:t>
+            </w:r>
+          </w:p>
+        </w:tc>
+        <w:tc>
+          <w:tcPr>
+            <w:tcW w:w="1134" w:type="dxa"/>
+            <w:vAlign w:val="center"/>
+          </w:tcPr>
+          <w:p>
+            <w:pPr>
+              <w:rPr>
+                <w:rFonts w:ascii="Arial" w:hAnsi="Arial" w:cs="Arial"/>
+              </w:rPr>
+            </w:pPr>
+            <w:r>
+              <w:rPr>
+                <w:rFonts w:ascii="Arial" w:hAnsi="Arial" w:cs="Arial"/>
+              </w:rPr>
+              <w:t>18.20</w:t>
+            </w:r>
+          </w:p>
+        </w:tc>
+        <w:tc>
+          <w:tcPr>
+            <w:tcW w:w="889" w:type="dxa"/>
+            <w:vAlign w:val="center"/>
+          </w:tcPr>
+          <w:p>
+            <w:pPr>
+              <w:rPr>
+                <w:rFonts w:ascii="Arial" w:hAnsi="Arial" w:cs="Arial"/>
+              </w:rPr>
+            </w:pPr>
+            <w:r>
+              <w:rPr>
+                <w:rFonts w:ascii="Arial" w:hAnsi="Arial" w:cs="Arial"/>
+              </w:rPr>
+              <w:t>37.34</w:t>
+            </w:r>
+          </w:p>
+        </w:tc>
+        <w:tc>
+          <w:tcPr>
+            <w:tcW w:w="1096" w:type="dxa"/>
+            <w:vAlign w:val="center"/>
+          </w:tcPr>
+          <w:p>
+            <w:pPr>
+              <w:rPr>
+                <w:rFonts w:ascii="Arial" w:hAnsi="Arial" w:cs="Arial"/>
+              </w:rPr>
+            </w:pPr>
+            <w:r>
+              <w:rPr>
+                <w:rFonts w:ascii="Arial" w:hAnsi="Arial" w:cs="Arial"/>
+              </w:rPr>
+              <w:t>0.487</w:t>
+            </w:r>
+          </w:p>
+        </w:tc>
+        <w:tc>
+          <w:tcPr>
+            <w:tcW w:w="1170" w:type="dxa"/>
+            <w:vAlign w:val="center"/>
+          </w:tcPr>
+          <w:p>
+            <w:pPr>
+              <w:rPr>
+                <w:rFonts w:ascii="Arial" w:hAnsi="Arial" w:cs="Arial"/>
+              </w:rPr>
+            </w:pPr>
+            <w:r>
+              <w:rPr>
+                <w:rFonts w:ascii="Arial" w:hAnsi="Arial" w:cs="Arial"/>
+              </w:rPr>
+              <w:t>0.626</w:t>
+            </w:r>
+          </w:p>
+        </w:tc>
+      </w:tr>
+      <w:tr>
+        <w:tc>
+          <w:tcPr>
+            <w:tcW w:w="1062" w:type="dxa"/>
+            <w:vMerge/>
+            <w:textDirection w:val="btLr"/>
+            <w:vAlign w:val="center"/>
+          </w:tcPr>
+          <w:p>
+            <w:pPr>
+              <w:ind w:left="113" w:right="113"/>
+              <w:jc w:val="center"/>
+              <w:rPr>
+                <w:rFonts w:ascii="Arial" w:hAnsi="Arial" w:cs="Arial"/>
+                <w:b/>
+                <w:bCs/>
+                <w:sz w:val="18"/>
+                <w:szCs w:val="18"/>
+              </w:rPr>
+            </w:pPr>
+          </w:p>
+        </w:tc>
+        <w:tc>
+          <w:tcPr>
+            <w:tcW w:w="1342" w:type="dxa"/>
+            <w:vMerge/>
+            <w:vAlign w:val="center"/>
+          </w:tcPr>
+          <w:p>
+            <w:pPr>
+              <w:jc w:val="center"/>
+              <w:rPr>
+                <w:rFonts w:ascii="Arial" w:hAnsi="Arial" w:cs="Arial"/>
+              </w:rPr>
+            </w:pPr>
+          </w:p>
+        </w:tc>
+        <w:tc>
+          <w:tcPr>
+            <w:tcW w:w="2106" w:type="dxa"/>
+            <w:vAlign w:val="center"/>
+          </w:tcPr>
+          <w:p>
+            <w:pPr>
+              <w:rPr>
+                <w:rFonts w:ascii="Arial" w:hAnsi="Arial" w:cs="Arial"/>
+              </w:rPr>
+            </w:pPr>
+            <w:r>
+              <w:rPr>
+                <w:rFonts w:ascii="Arial" w:hAnsi="Arial" w:cs="Arial"/>
+              </w:rPr>
+              <w:t>MHW Temp (2</w:t>
+            </w:r>
+            <w:r>
+              <w:rPr>
+                <w:rFonts w:ascii="Arial" w:hAnsi="Arial" w:cs="Arial"/>
+              </w:rPr>
+              <w:t>1</w:t>
+            </w:r>
+            <w:r>
+              <w:rPr>
+                <w:rFonts w:ascii="Arial" w:hAnsi="Arial" w:cs="Arial"/>
+              </w:rPr>
+              <w:t>˚C)</w:t>
+            </w:r>
+          </w:p>
+        </w:tc>
+        <w:tc>
+          <w:tcPr>
+            <w:tcW w:w="1096" w:type="dxa"/>
+            <w:vAlign w:val="center"/>
+          </w:tcPr>
+          <w:p>
+            <w:pPr>
+              <w:jc w:val="center"/>
+              <w:rPr>
+                <w:rFonts w:ascii="Arial" w:hAnsi="Arial" w:cs="Arial"/>
+              </w:rPr>
+            </w:pPr>
+            <w:r>
+              <w:rPr>
+                <w:rFonts w:ascii="Arial" w:hAnsi="Arial" w:cs="Arial"/>
+              </w:rPr>
+              <w:t>Tank</w:t>
+            </w:r>
+          </w:p>
+        </w:tc>
+        <w:tc>
+          <w:tcPr>
+            <w:tcW w:w="1134" w:type="dxa"/>
+            <w:vAlign w:val="center"/>
+          </w:tcPr>
+          <w:p>
+            <w:pPr>
+              <w:rPr>
+                <w:rFonts w:ascii="Arial" w:hAnsi="Arial" w:cs="Arial"/>
+              </w:rPr>
+            </w:pPr>
+            <w:r>
+              <w:rPr>
+                <w:rFonts w:ascii="Arial" w:hAnsi="Arial" w:cs="Arial"/>
+              </w:rPr>
+              <w:t>18.20</w:t>
+            </w:r>
+          </w:p>
+        </w:tc>
+        <w:tc>
+          <w:tcPr>
+            <w:tcW w:w="889" w:type="dxa"/>
+            <w:vAlign w:val="center"/>
+          </w:tcPr>
+          <w:p>
+            <w:pPr>
+              <w:rPr>
+                <w:rFonts w:ascii="Arial" w:hAnsi="Arial" w:cs="Arial"/>
+              </w:rPr>
+            </w:pPr>
+            <w:r>
+              <w:rPr>
+                <w:rFonts w:ascii="Arial" w:hAnsi="Arial" w:cs="Arial"/>
+              </w:rPr>
+              <w:t>37.34</w:t>
+            </w:r>
+          </w:p>
+        </w:tc>
+        <w:tc>
+          <w:tcPr>
+            <w:tcW w:w="1096" w:type="dxa"/>
+            <w:vAlign w:val="center"/>
+          </w:tcPr>
+          <w:p>
+            <w:pPr>
+              <w:rPr>
+                <w:rFonts w:ascii="Arial" w:hAnsi="Arial" w:cs="Arial"/>
+              </w:rPr>
+            </w:pPr>
+            <w:r>
+              <w:rPr>
+                <w:rFonts w:ascii="Arial" w:hAnsi="Arial" w:cs="Arial"/>
+              </w:rPr>
+              <w:t>0.487</w:t>
+            </w:r>
+          </w:p>
+        </w:tc>
+        <w:tc>
+          <w:tcPr>
+            <w:tcW w:w="1170" w:type="dxa"/>
+            <w:vAlign w:val="center"/>
+          </w:tcPr>
+          <w:p>
+            <w:pPr>
+              <w:rPr>
+                <w:rFonts w:ascii="Arial" w:hAnsi="Arial" w:cs="Arial"/>
+              </w:rPr>
+            </w:pPr>
+            <w:r>
+              <w:rPr>
+                <w:rFonts w:ascii="Arial" w:hAnsi="Arial" w:cs="Arial"/>
+              </w:rPr>
+              <w:t>0.626</w:t>
+            </w:r>
+          </w:p>
+        </w:tc>
+      </w:tr>
+      <w:tr>
+        <w:tc>
+          <w:tcPr>
+            <w:tcW w:w="1062" w:type="dxa"/>
+            <w:vMerge/>
+            <w:textDirection w:val="btLr"/>
+            <w:vAlign w:val="center"/>
+          </w:tcPr>
+          <w:p>
+            <w:pPr>
+              <w:ind w:left="113" w:right="113"/>
+              <w:jc w:val="center"/>
+              <w:rPr>
+                <w:rFonts w:ascii="Arial" w:hAnsi="Arial" w:cs="Arial"/>
+                <w:b/>
+                <w:bCs/>
+                <w:sz w:val="18"/>
+                <w:szCs w:val="18"/>
+              </w:rPr>
+            </w:pPr>
+          </w:p>
+        </w:tc>
+        <w:tc>
+          <w:tcPr>
+            <w:tcW w:w="1342" w:type="dxa"/>
+            <w:vMerge/>
+            <w:vAlign w:val="center"/>
+          </w:tcPr>
+          <w:p>
+            <w:pPr>
+              <w:jc w:val="center"/>
+              <w:rPr>
+                <w:rFonts w:ascii="Arial" w:hAnsi="Arial" w:cs="Arial"/>
+              </w:rPr>
+            </w:pPr>
+          </w:p>
+        </w:tc>
+        <w:tc>
+          <w:tcPr>
+            <w:tcW w:w="2106" w:type="dxa"/>
+            <w:vAlign w:val="center"/>
+          </w:tcPr>
+          <w:p>
+            <w:pPr>
+              <w:rPr>
+                <w:rFonts w:ascii="Arial" w:hAnsi="Arial" w:cs="Arial"/>
+                <w:b/>
+                <w:bCs/>
+              </w:rPr>
+            </w:pPr>
+            <w:r>
+              <w:rPr>
+                <w:rFonts w:ascii="Arial" w:hAnsi="Arial" w:cs="Arial"/>
+              </w:rPr>
+              <w:t>MHW Temp (24˚C)</w:t>
+            </w:r>
+          </w:p>
+        </w:tc>
+        <w:tc>
+          <w:tcPr>
+            <w:tcW w:w="1096" w:type="dxa"/>
+            <w:vAlign w:val="center"/>
+          </w:tcPr>
+          <w:p>
+            <w:pPr>
+              <w:jc w:val="center"/>
+              <w:rPr>
+                <w:rFonts w:ascii="Arial" w:hAnsi="Arial" w:cs="Arial"/>
+                <w:b/>
+                <w:bCs/>
+              </w:rPr>
+            </w:pPr>
+            <w:r>
+              <w:rPr>
+                <w:rFonts w:ascii="Arial" w:hAnsi="Arial" w:cs="Arial"/>
+              </w:rPr>
+              <w:t>Tank</w:t>
+            </w:r>
+          </w:p>
+        </w:tc>
+        <w:tc>
+          <w:tcPr>
+            <w:tcW w:w="1134" w:type="dxa"/>
+            <w:vAlign w:val="center"/>
+          </w:tcPr>
+          <w:p>
+            <w:pPr>
+              <w:rPr>
+                <w:rFonts w:ascii="Arial" w:hAnsi="Arial" w:cs="Arial"/>
+              </w:rPr>
+            </w:pPr>
+            <w:r>
+              <w:rPr>
+                <w:rFonts w:ascii="Arial" w:hAnsi="Arial" w:cs="Arial"/>
+              </w:rPr>
+              <w:t>18.38</w:t>
+            </w:r>
+          </w:p>
+        </w:tc>
+        <w:tc>
+          <w:tcPr>
+            <w:tcW w:w="889" w:type="dxa"/>
+            <w:vAlign w:val="center"/>
+          </w:tcPr>
+          <w:p>
+            <w:pPr>
+              <w:rPr>
+                <w:rFonts w:ascii="Arial" w:hAnsi="Arial" w:cs="Arial"/>
+              </w:rPr>
+            </w:pPr>
+            <w:r>
+              <w:rPr>
+                <w:rFonts w:ascii="Arial" w:hAnsi="Arial" w:cs="Arial"/>
+              </w:rPr>
+              <w:t>37.34</w:t>
+            </w:r>
+          </w:p>
+        </w:tc>
+        <w:tc>
+          <w:tcPr>
+            <w:tcW w:w="1096" w:type="dxa"/>
+            <w:vAlign w:val="center"/>
+          </w:tcPr>
+          <w:p>
+            <w:pPr>
+              <w:rPr>
+                <w:rFonts w:ascii="Arial" w:hAnsi="Arial" w:cs="Arial"/>
+              </w:rPr>
+            </w:pPr>
+            <w:r>
+              <w:rPr>
+                <w:rFonts w:ascii="Arial" w:hAnsi="Arial" w:cs="Arial"/>
+              </w:rPr>
+              <w:t>0.492</w:t>
+            </w:r>
+          </w:p>
+        </w:tc>
+        <w:tc>
+          <w:tcPr>
+            <w:tcW w:w="1170" w:type="dxa"/>
+            <w:vAlign w:val="center"/>
+          </w:tcPr>
+          <w:p>
+            <w:pPr>
+              <w:rPr>
+                <w:rFonts w:ascii="Arial" w:hAnsi="Arial" w:cs="Arial"/>
+              </w:rPr>
+            </w:pPr>
+            <w:r>
+              <w:rPr>
+                <w:rFonts w:ascii="Arial" w:hAnsi="Arial" w:cs="Arial"/>
+              </w:rPr>
+              <w:t>0.623</w:t>
+            </w:r>
+          </w:p>
+        </w:tc>
+      </w:tr>
+      <w:tr>
+        <w:tc>
+          <w:tcPr>
+            <w:tcW w:w="1062" w:type="dxa"/>
+            <w:vMerge/>
+            <w:textDirection w:val="btLr"/>
+            <w:vAlign w:val="center"/>
+          </w:tcPr>
+          <w:p>
+            <w:pPr>
+              <w:ind w:left="113" w:right="113"/>
+              <w:jc w:val="center"/>
+              <w:rPr>
+                <w:rFonts w:ascii="Arial" w:hAnsi="Arial" w:cs="Arial"/>
+                <w:b/>
+                <w:bCs/>
+                <w:sz w:val="18"/>
+                <w:szCs w:val="18"/>
+              </w:rPr>
+            </w:pPr>
+          </w:p>
+        </w:tc>
+        <w:tc>
+          <w:tcPr>
+            <w:tcW w:w="1342" w:type="dxa"/>
+            <w:vMerge w:val="restart"/>
+            <w:vAlign w:val="center"/>
+          </w:tcPr>
+          <w:p>
+            <w:pPr>
+              <w:jc w:val="center"/>
+              <w:rPr>
+                <w:rFonts w:ascii="Arial" w:hAnsi="Arial" w:cs="Arial"/>
+              </w:rPr>
+            </w:pPr>
+            <w:r>
+              <w:rPr>
+                <w:rFonts w:ascii="Arial" w:hAnsi="Arial" w:cs="Arial"/>
+              </w:rPr>
+              <w:t>Outplanting</w:t>
+            </w:r>
+          </w:p>
+        </w:tc>
+        <w:tc>
+          <w:tcPr>
+            <w:tcW w:w="2106" w:type="dxa"/>
+            <w:vAlign w:val="center"/>
+          </w:tcPr>
+          <w:p>
+            <w:pPr>
+              <w:rPr>
+                <w:rFonts w:ascii="Arial" w:hAnsi="Arial" w:cs="Arial"/>
+              </w:rPr>
+            </w:pPr>
+            <w:r>
+              <w:rPr>
+                <w:rFonts w:ascii="Arial" w:hAnsi="Arial" w:cs="Arial"/>
+              </w:rPr>
+              <w:t>SH Temp</w:t>
+            </w:r>
+          </w:p>
+        </w:tc>
+        <w:tc>
+          <w:tcPr>
+            <w:tcW w:w="1096" w:type="dxa"/>
+            <w:vAlign w:val="center"/>
+          </w:tcPr>
+          <w:p>
+            <w:pPr>
+              <w:jc w:val="center"/>
+              <w:rPr>
+                <w:rFonts w:ascii="Arial" w:hAnsi="Arial" w:cs="Arial"/>
+              </w:rPr>
+            </w:pPr>
+            <w:r>
+              <w:rPr>
+                <w:rFonts w:ascii="Arial" w:hAnsi="Arial" w:cs="Arial"/>
+              </w:rPr>
+              <w:t>---</w:t>
+            </w:r>
+          </w:p>
+        </w:tc>
+        <w:tc>
+          <w:tcPr>
+            <w:tcW w:w="1134" w:type="dxa"/>
+            <w:vAlign w:val="center"/>
+          </w:tcPr>
+          <w:p>
+            <w:pPr>
+              <w:rPr>
+                <w:rFonts w:ascii="Arial" w:hAnsi="Arial" w:cs="Arial"/>
+              </w:rPr>
+            </w:pPr>
+            <w:r>
+              <w:rPr>
+                <w:rFonts w:ascii="Arial" w:hAnsi="Arial" w:cs="Arial"/>
+              </w:rPr>
+              <w:t>- 4.0411</w:t>
+            </w:r>
+          </w:p>
+        </w:tc>
+        <w:tc>
+          <w:tcPr>
+            <w:tcW w:w="889" w:type="dxa"/>
+            <w:vAlign w:val="center"/>
+          </w:tcPr>
+          <w:p>
+            <w:pPr>
+              <w:rPr>
+                <w:rFonts w:ascii="Arial" w:hAnsi="Arial" w:cs="Arial"/>
+              </w:rPr>
+            </w:pPr>
+            <w:r>
+              <w:rPr>
+                <w:rFonts w:ascii="Arial" w:hAnsi="Arial" w:cs="Arial"/>
+              </w:rPr>
+              <w:t>0.1772</w:t>
+            </w:r>
+          </w:p>
+        </w:tc>
+        <w:tc>
+          <w:tcPr>
+            <w:tcW w:w="1096" w:type="dxa"/>
+            <w:vAlign w:val="center"/>
+          </w:tcPr>
+          <w:p>
+            <w:pPr>
+              <w:rPr>
+                <w:rFonts w:ascii="Arial" w:hAnsi="Arial" w:cs="Arial"/>
+              </w:rPr>
+            </w:pPr>
+            <w:r>
+              <w:rPr>
+                <w:rFonts w:ascii="Arial" w:hAnsi="Arial" w:cs="Arial"/>
+              </w:rPr>
+              <w:t>-22.799</w:t>
+            </w:r>
+          </w:p>
+        </w:tc>
+        <w:tc>
+          <w:tcPr>
+            <w:tcW w:w="1170" w:type="dxa"/>
+            <w:vAlign w:val="center"/>
+          </w:tcPr>
+          <w:p>
+            <w:pPr>
+              <w:rPr>
+                <w:rFonts w:ascii="Arial" w:hAnsi="Arial" w:cs="Arial"/>
+                <w:b/>
+                <w:bCs/>
+              </w:rPr>
+            </w:pPr>
+            <w:r>
+              <w:rPr>
+                <w:rFonts w:ascii="Arial" w:hAnsi="Arial" w:cs="Arial"/>
+                <w:b/>
+                <w:bCs/>
+                <w:i/>
+                <w:iCs/>
+              </w:rPr>
+              <w:t>P</w:t>
+            </w:r>
+            <w:r>
+              <w:rPr>
+                <w:rFonts w:ascii="Arial" w:hAnsi="Arial" w:cs="Arial"/>
+                <w:b/>
+                <w:bCs/>
+              </w:rPr>
+              <w:t xml:space="preserve"> &lt; 0.01</w:t>
+            </w:r>
+          </w:p>
+        </w:tc>
+      </w:tr>
+      <w:tr>
+        <w:trPr>
+          <w:trHeight w:val="54"/>
+        </w:trPr>
+        <w:tc>
+          <w:tcPr>
+            <w:tcW w:w="1062" w:type="dxa"/>
+            <w:vMerge/>
+            <w:textDirection w:val="btLr"/>
+            <w:vAlign w:val="center"/>
+          </w:tcPr>
+          <w:p>
+            <w:pPr>
+              <w:ind w:left="113" w:right="113"/>
+              <w:jc w:val="center"/>
+              <w:rPr>
+                <w:rFonts w:ascii="Arial" w:hAnsi="Arial" w:cs="Arial"/>
+                <w:b/>
+                <w:bCs/>
+                <w:sz w:val="18"/>
+                <w:szCs w:val="18"/>
+              </w:rPr>
+            </w:pPr>
+          </w:p>
+        </w:tc>
+        <w:tc>
+          <w:tcPr>
+            <w:tcW w:w="1342" w:type="dxa"/>
+            <w:vMerge/>
+            <w:vAlign w:val="center"/>
+          </w:tcPr>
+          <w:p>
+            <w:pPr>
+              <w:jc w:val="center"/>
+              <w:rPr>
+                <w:rFonts w:ascii="Arial" w:hAnsi="Arial" w:cs="Arial"/>
+              </w:rPr>
+            </w:pPr>
+          </w:p>
+        </w:tc>
+        <w:tc>
+          <w:tcPr>
+            <w:tcW w:w="2106" w:type="dxa"/>
+            <w:vAlign w:val="center"/>
+          </w:tcPr>
+          <w:p>
+            <w:pPr>
+              <w:rPr>
+                <w:rFonts w:ascii="Arial" w:hAnsi="Arial" w:cs="Arial"/>
+                <w:b/>
+                <w:bCs/>
+              </w:rPr>
+            </w:pPr>
+            <w:r>
+              <w:rPr>
+                <w:rFonts w:ascii="Arial" w:hAnsi="Arial" w:cs="Arial"/>
+              </w:rPr>
+              <w:t>SH Tide</w:t>
+            </w:r>
+          </w:p>
+        </w:tc>
+        <w:tc>
+          <w:tcPr>
+            <w:tcW w:w="1096" w:type="dxa"/>
+            <w:vAlign w:val="center"/>
+          </w:tcPr>
+          <w:p>
+            <w:pPr>
+              <w:jc w:val="center"/>
+              <w:rPr>
+                <w:rFonts w:ascii="Arial" w:hAnsi="Arial" w:cs="Arial"/>
+              </w:rPr>
+            </w:pPr>
+            <w:r>
+              <w:rPr>
+                <w:rFonts w:ascii="Arial" w:hAnsi="Arial" w:cs="Arial"/>
+              </w:rPr>
+              <w:t>---</w:t>
+            </w:r>
+          </w:p>
+        </w:tc>
+        <w:tc>
+          <w:tcPr>
+            <w:tcW w:w="1134" w:type="dxa"/>
+            <w:vAlign w:val="center"/>
+          </w:tcPr>
+          <w:p>
+            <w:pPr>
+              <w:rPr>
+                <w:rFonts w:ascii="Arial" w:hAnsi="Arial" w:cs="Arial"/>
+              </w:rPr>
+            </w:pPr>
+            <w:r>
+              <w:rPr>
+                <w:rFonts w:ascii="Arial" w:hAnsi="Arial" w:cs="Arial"/>
+              </w:rPr>
+              <w:t>- 1.3592</w:t>
+            </w:r>
+          </w:p>
+        </w:tc>
+        <w:tc>
+          <w:tcPr>
+            <w:tcW w:w="889" w:type="dxa"/>
+            <w:vAlign w:val="center"/>
+          </w:tcPr>
+          <w:p>
+            <w:pPr>
+              <w:rPr>
+                <w:rFonts w:ascii="Arial" w:hAnsi="Arial" w:cs="Arial"/>
+              </w:rPr>
+            </w:pPr>
+            <w:r>
+              <w:rPr>
+                <w:rFonts w:ascii="Arial" w:hAnsi="Arial" w:cs="Arial"/>
+              </w:rPr>
+              <w:t>0.1621</w:t>
+            </w:r>
+          </w:p>
+        </w:tc>
+        <w:tc>
+          <w:tcPr>
+            <w:tcW w:w="1096" w:type="dxa"/>
+            <w:vAlign w:val="center"/>
+          </w:tcPr>
+          <w:p>
+            <w:pPr>
+              <w:rPr>
+                <w:rFonts w:ascii="Arial" w:hAnsi="Arial" w:cs="Arial"/>
+              </w:rPr>
+            </w:pPr>
+            <w:r>
+              <w:rPr>
+                <w:rFonts w:ascii="Arial" w:hAnsi="Arial" w:cs="Arial"/>
+              </w:rPr>
+              <w:t>-8.384</w:t>
+            </w:r>
+          </w:p>
+        </w:tc>
+        <w:tc>
+          <w:tcPr>
+            <w:tcW w:w="1170" w:type="dxa"/>
+            <w:vAlign w:val="center"/>
+          </w:tcPr>
+          <w:p>
+            <w:pPr>
+              <w:rPr>
+                <w:rFonts w:ascii="Arial" w:hAnsi="Arial" w:cs="Arial"/>
+                <w:b/>
+                <w:bCs/>
+              </w:rPr>
+            </w:pPr>
+            <w:r>
+              <w:rPr>
+                <w:rFonts w:ascii="Arial" w:hAnsi="Arial" w:cs="Arial"/>
+                <w:b/>
+                <w:bCs/>
+                <w:i/>
+                <w:iCs/>
+              </w:rPr>
+              <w:t>P</w:t>
+            </w:r>
+            <w:r>
+              <w:rPr>
+                <w:rFonts w:ascii="Arial" w:hAnsi="Arial" w:cs="Arial"/>
+                <w:b/>
+                <w:bCs/>
+              </w:rPr>
+              <w:t xml:space="preserve"> &lt; 0.01</w:t>
+            </w:r>
+          </w:p>
+        </w:tc>
+      </w:tr>
+      <w:tr>
+        <w:tc>
+          <w:tcPr>
+            <w:tcW w:w="1062" w:type="dxa"/>
+            <w:vMerge w:val="restart"/>
+            <w:textDirection w:val="btLr"/>
+            <w:vAlign w:val="center"/>
+          </w:tcPr>
+          <w:p>
+            <w:pPr>
+              <w:ind w:left="113" w:right="113"/>
+              <w:jc w:val="center"/>
+              <w:rPr>
+                <w:rFonts w:ascii="Arial" w:hAnsi="Arial" w:cs="Arial"/>
+                <w:b/>
+                <w:bCs/>
+                <w:i/>
+                <w:iCs/>
+                <w:sz w:val="18"/>
+                <w:szCs w:val="18"/>
+              </w:rPr>
+            </w:pPr>
+            <w:r>
+              <w:rPr>
+                <w:rFonts w:ascii="Arial" w:hAnsi="Arial" w:cs="Arial"/>
+                <w:b/>
+                <w:bCs/>
+                <w:i/>
+                <w:iCs/>
+                <w:sz w:val="18"/>
+                <w:szCs w:val="18"/>
+              </w:rPr>
+              <w:t>Crassostrea sikamea</w:t>
+            </w:r>
+          </w:p>
+        </w:tc>
+        <w:tc>
+          <w:tcPr>
+            <w:tcW w:w="1342" w:type="dxa"/>
+            <w:vMerge w:val="restart"/>
+            <w:vAlign w:val="center"/>
+          </w:tcPr>
+          <w:p>
+            <w:pPr>
+              <w:jc w:val="center"/>
+              <w:rPr>
+                <w:rFonts w:ascii="Arial" w:hAnsi="Arial" w:cs="Arial"/>
+                <w:b/>
+                <w:bCs/>
+              </w:rPr>
+            </w:pPr>
+            <w:r>
+              <w:rPr>
+                <w:rFonts w:ascii="Arial" w:hAnsi="Arial" w:cs="Arial"/>
+              </w:rPr>
+              <w:t>Stress Hardening</w:t>
+            </w:r>
+          </w:p>
+        </w:tc>
+        <w:tc>
+          <w:tcPr>
+            <w:tcW w:w="2106" w:type="dxa"/>
+            <w:vAlign w:val="center"/>
+          </w:tcPr>
+          <w:p>
+            <w:pPr>
+              <w:rPr>
+                <w:rFonts w:ascii="Arial" w:hAnsi="Arial" w:cs="Arial"/>
+              </w:rPr>
+            </w:pPr>
+            <w:r>
+              <w:rPr>
+                <w:rFonts w:ascii="Arial" w:hAnsi="Arial" w:cs="Arial"/>
+              </w:rPr>
+              <w:t>SH Temp</w:t>
+            </w:r>
+          </w:p>
+        </w:tc>
+        <w:tc>
+          <w:tcPr>
+            <w:tcW w:w="1096" w:type="dxa"/>
+            <w:vAlign w:val="center"/>
+          </w:tcPr>
+          <w:p>
+            <w:pPr>
+              <w:jc w:val="center"/>
+              <w:rPr>
+                <w:rFonts w:ascii="Arial" w:hAnsi="Arial" w:cs="Arial"/>
+              </w:rPr>
+            </w:pPr>
+            <w:r>
+              <w:rPr>
+                <w:rFonts w:ascii="Arial" w:hAnsi="Arial" w:cs="Arial"/>
+              </w:rPr>
+              <w:t>Tank</w:t>
+            </w:r>
+          </w:p>
+        </w:tc>
+        <w:tc>
+          <w:tcPr>
+            <w:tcW w:w="1134" w:type="dxa"/>
+            <w:vAlign w:val="center"/>
+          </w:tcPr>
+          <w:p>
+            <w:pPr>
+              <w:rPr>
+                <w:rFonts w:ascii="Arial" w:hAnsi="Arial" w:cs="Arial"/>
+              </w:rPr>
+            </w:pPr>
+          </w:p>
+        </w:tc>
+        <w:tc>
+          <w:tcPr>
+            <w:tcW w:w="889" w:type="dxa"/>
+            <w:vAlign w:val="center"/>
+          </w:tcPr>
+          <w:p>
+            <w:pPr>
+              <w:rPr>
+                <w:rFonts w:ascii="Arial" w:hAnsi="Arial" w:cs="Arial"/>
+              </w:rPr>
+            </w:pPr>
+          </w:p>
+        </w:tc>
+        <w:tc>
+          <w:tcPr>
+            <w:tcW w:w="1096" w:type="dxa"/>
+            <w:vAlign w:val="center"/>
+          </w:tcPr>
+          <w:p>
+            <w:pPr>
+              <w:rPr>
+                <w:rFonts w:ascii="Arial" w:hAnsi="Arial" w:cs="Arial"/>
+              </w:rPr>
+            </w:pPr>
+          </w:p>
+        </w:tc>
+        <w:tc>
+          <w:tcPr>
+            <w:tcW w:w="1170" w:type="dxa"/>
+            <w:vAlign w:val="center"/>
+          </w:tcPr>
+          <w:p>
+            <w:pPr>
+              <w:rPr>
+                <w:rFonts w:ascii="Arial" w:hAnsi="Arial" w:cs="Arial"/>
+              </w:rPr>
+            </w:pPr>
+          </w:p>
+        </w:tc>
+      </w:tr>
+      <w:tr>
+        <w:tc>
+          <w:tcPr>
+            <w:tcW w:w="1062" w:type="dxa"/>
+            <w:vMerge/>
+            <w:textDirection w:val="btLr"/>
+            <w:vAlign w:val="center"/>
+          </w:tcPr>
+          <w:p>
+            <w:pPr>
+              <w:ind w:left="113" w:right="113"/>
+              <w:jc w:val="center"/>
+              <w:rPr>
+                <w:rFonts w:ascii="Arial" w:hAnsi="Arial" w:cs="Arial"/>
+                <w:b/>
+                <w:bCs/>
+                <w:sz w:val="18"/>
+                <w:szCs w:val="18"/>
+              </w:rPr>
+            </w:pPr>
+          </w:p>
+        </w:tc>
+        <w:tc>
+          <w:tcPr>
+            <w:tcW w:w="1342" w:type="dxa"/>
+            <w:vMerge/>
+            <w:vAlign w:val="center"/>
+          </w:tcPr>
+          <w:p>
+            <w:pPr>
+              <w:jc w:val="center"/>
+              <w:rPr>
+                <w:rFonts w:ascii="Arial" w:hAnsi="Arial" w:cs="Arial"/>
+              </w:rPr>
+            </w:pPr>
+          </w:p>
+        </w:tc>
+        <w:tc>
+          <w:tcPr>
+            <w:tcW w:w="2106" w:type="dxa"/>
+            <w:vAlign w:val="center"/>
+          </w:tcPr>
+          <w:p>
+            <w:pPr>
+              <w:rPr>
+                <w:rFonts w:ascii="Arial" w:hAnsi="Arial" w:cs="Arial"/>
+              </w:rPr>
+            </w:pPr>
+            <w:r>
+              <w:rPr>
+                <w:rFonts w:ascii="Arial" w:hAnsi="Arial" w:cs="Arial"/>
+              </w:rPr>
+              <w:t>SH Tide</w:t>
+            </w:r>
+          </w:p>
+        </w:tc>
+        <w:tc>
+          <w:tcPr>
+            <w:tcW w:w="1096" w:type="dxa"/>
+            <w:vAlign w:val="center"/>
+          </w:tcPr>
+          <w:p>
+            <w:pPr>
+              <w:jc w:val="center"/>
+              <w:rPr>
+                <w:rFonts w:ascii="Arial" w:hAnsi="Arial" w:cs="Arial"/>
+              </w:rPr>
+            </w:pPr>
+            <w:r>
+              <w:rPr>
+                <w:rFonts w:ascii="Arial" w:hAnsi="Arial" w:cs="Arial"/>
+              </w:rPr>
+              <w:t>Tank</w:t>
+            </w:r>
+          </w:p>
+        </w:tc>
+        <w:tc>
+          <w:tcPr>
+            <w:tcW w:w="1134" w:type="dxa"/>
+            <w:vAlign w:val="center"/>
+          </w:tcPr>
+          <w:p>
+            <w:pPr>
+              <w:rPr>
+                <w:rFonts w:ascii="Arial" w:hAnsi="Arial" w:cs="Arial"/>
+              </w:rPr>
+            </w:pPr>
+          </w:p>
+        </w:tc>
+        <w:tc>
+          <w:tcPr>
+            <w:tcW w:w="889" w:type="dxa"/>
+            <w:vAlign w:val="center"/>
+          </w:tcPr>
+          <w:p>
+            <w:pPr>
+              <w:rPr>
+                <w:rFonts w:ascii="Arial" w:hAnsi="Arial" w:cs="Arial"/>
+              </w:rPr>
+            </w:pPr>
+          </w:p>
+        </w:tc>
+        <w:tc>
+          <w:tcPr>
+            <w:tcW w:w="1096" w:type="dxa"/>
+            <w:vAlign w:val="center"/>
+          </w:tcPr>
+          <w:p>
+            <w:pPr>
+              <w:rPr>
+                <w:rFonts w:ascii="Arial" w:hAnsi="Arial" w:cs="Arial"/>
+              </w:rPr>
+            </w:pPr>
+          </w:p>
+        </w:tc>
+        <w:tc>
+          <w:tcPr>
+            <w:tcW w:w="1170" w:type="dxa"/>
+            <w:vAlign w:val="center"/>
+          </w:tcPr>
+          <w:p>
+            <w:pPr>
+              <w:rPr>
+                <w:rFonts w:ascii="Arial" w:hAnsi="Arial" w:cs="Arial"/>
+              </w:rPr>
+            </w:pPr>
+          </w:p>
+        </w:tc>
+      </w:tr>
+      <w:tr>
+        <w:tc>
+          <w:tcPr>
+            <w:tcW w:w="1062" w:type="dxa"/>
+            <w:vMerge/>
+            <w:textDirection w:val="btLr"/>
+            <w:vAlign w:val="center"/>
+          </w:tcPr>
+          <w:p>
+            <w:pPr>
+              <w:ind w:left="113" w:right="113"/>
+              <w:jc w:val="center"/>
+              <w:rPr>
+                <w:rFonts w:ascii="Arial" w:hAnsi="Arial" w:cs="Arial"/>
+                <w:b/>
+                <w:bCs/>
+                <w:sz w:val="18"/>
+                <w:szCs w:val="18"/>
+              </w:rPr>
+            </w:pPr>
+          </w:p>
+        </w:tc>
+        <w:tc>
+          <w:tcPr>
+            <w:tcW w:w="1342" w:type="dxa"/>
+            <w:vMerge w:val="restart"/>
+            <w:vAlign w:val="center"/>
+          </w:tcPr>
+          <w:p>
+            <w:pPr>
+              <w:jc w:val="center"/>
+              <w:rPr>
+                <w:rFonts w:ascii="Arial" w:hAnsi="Arial" w:cs="Arial"/>
+              </w:rPr>
+            </w:pPr>
+            <w:r>
+              <w:rPr>
+                <w:rFonts w:ascii="Arial" w:hAnsi="Arial" w:cs="Arial"/>
+              </w:rPr>
+              <w:t>Marine Heatwave</w:t>
+            </w:r>
+          </w:p>
+        </w:tc>
+        <w:tc>
+          <w:tcPr>
+            <w:tcW w:w="2106" w:type="dxa"/>
+            <w:vAlign w:val="center"/>
+          </w:tcPr>
+          <w:p>
+            <w:pPr>
+              <w:rPr>
+                <w:rFonts w:ascii="Arial" w:hAnsi="Arial" w:cs="Arial"/>
+              </w:rPr>
+            </w:pPr>
+            <w:r>
+              <w:rPr>
+                <w:rFonts w:ascii="Arial" w:hAnsi="Arial" w:cs="Arial"/>
+              </w:rPr>
+              <w:t>SH Temp</w:t>
+            </w:r>
+          </w:p>
+        </w:tc>
+        <w:tc>
+          <w:tcPr>
+            <w:tcW w:w="1096" w:type="dxa"/>
+            <w:vAlign w:val="center"/>
+          </w:tcPr>
+          <w:p>
+            <w:pPr>
+              <w:jc w:val="center"/>
+              <w:rPr>
+                <w:rFonts w:ascii="Arial" w:hAnsi="Arial" w:cs="Arial"/>
+              </w:rPr>
+            </w:pPr>
+            <w:r>
+              <w:rPr>
+                <w:rFonts w:ascii="Arial" w:hAnsi="Arial" w:cs="Arial"/>
+              </w:rPr>
+              <w:t>Tank</w:t>
+            </w:r>
+          </w:p>
+        </w:tc>
+        <w:tc>
+          <w:tcPr>
+            <w:tcW w:w="1134" w:type="dxa"/>
+            <w:vAlign w:val="center"/>
+          </w:tcPr>
+          <w:p>
+            <w:pPr>
+              <w:rPr>
+                <w:rFonts w:ascii="Arial" w:hAnsi="Arial" w:cs="Arial"/>
+              </w:rPr>
+            </w:pPr>
+          </w:p>
+        </w:tc>
+        <w:tc>
+          <w:tcPr>
+            <w:tcW w:w="889" w:type="dxa"/>
+            <w:vAlign w:val="center"/>
+          </w:tcPr>
+          <w:p>
+            <w:pPr>
+              <w:rPr>
+                <w:rFonts w:ascii="Arial" w:hAnsi="Arial" w:cs="Arial"/>
+              </w:rPr>
+            </w:pPr>
+          </w:p>
+        </w:tc>
+        <w:tc>
+          <w:tcPr>
+            <w:tcW w:w="1096" w:type="dxa"/>
+            <w:vAlign w:val="center"/>
+          </w:tcPr>
+          <w:p>
+            <w:pPr>
+              <w:rPr>
+                <w:rFonts w:ascii="Arial" w:hAnsi="Arial" w:cs="Arial"/>
+              </w:rPr>
+            </w:pPr>
+          </w:p>
+        </w:tc>
+        <w:tc>
+          <w:tcPr>
+            <w:tcW w:w="1170" w:type="dxa"/>
+            <w:vAlign w:val="center"/>
+          </w:tcPr>
+          <w:p>
+            <w:pPr>
+              <w:rPr>
+                <w:rFonts w:ascii="Arial" w:hAnsi="Arial" w:cs="Arial"/>
+              </w:rPr>
+            </w:pPr>
+          </w:p>
+        </w:tc>
+      </w:tr>
+      <w:tr>
+        <w:tc>
+          <w:tcPr>
+            <w:tcW w:w="1062" w:type="dxa"/>
+            <w:vMerge/>
+            <w:textDirection w:val="btLr"/>
+            <w:vAlign w:val="center"/>
+          </w:tcPr>
+          <w:p>
+            <w:pPr>
+              <w:ind w:left="113" w:right="113"/>
+              <w:jc w:val="center"/>
+              <w:rPr>
+                <w:rFonts w:ascii="Arial" w:hAnsi="Arial" w:cs="Arial"/>
+                <w:b/>
+                <w:bCs/>
+                <w:sz w:val="18"/>
+                <w:szCs w:val="18"/>
+              </w:rPr>
+            </w:pPr>
+          </w:p>
+        </w:tc>
+        <w:tc>
+          <w:tcPr>
+            <w:tcW w:w="1342" w:type="dxa"/>
+            <w:vMerge/>
+            <w:vAlign w:val="center"/>
+          </w:tcPr>
+          <w:p>
+            <w:pPr>
+              <w:jc w:val="center"/>
+              <w:rPr>
+                <w:rFonts w:ascii="Arial" w:hAnsi="Arial" w:cs="Arial"/>
+              </w:rPr>
+            </w:pPr>
+          </w:p>
+        </w:tc>
+        <w:tc>
+          <w:tcPr>
+            <w:tcW w:w="2106" w:type="dxa"/>
+            <w:vAlign w:val="center"/>
+          </w:tcPr>
+          <w:p>
+            <w:pPr>
+              <w:rPr>
+                <w:rFonts w:ascii="Arial" w:hAnsi="Arial" w:cs="Arial"/>
+              </w:rPr>
+            </w:pPr>
+            <w:r>
+              <w:rPr>
+                <w:rFonts w:ascii="Arial" w:hAnsi="Arial" w:cs="Arial"/>
+              </w:rPr>
+              <w:t>SH Tide</w:t>
+            </w:r>
+          </w:p>
+        </w:tc>
+        <w:tc>
+          <w:tcPr>
+            <w:tcW w:w="1096" w:type="dxa"/>
+            <w:vAlign w:val="center"/>
+          </w:tcPr>
+          <w:p>
+            <w:pPr>
+              <w:jc w:val="center"/>
+              <w:rPr>
+                <w:rFonts w:ascii="Arial" w:hAnsi="Arial" w:cs="Arial"/>
+              </w:rPr>
+            </w:pPr>
+            <w:r>
+              <w:rPr>
+                <w:rFonts w:ascii="Arial" w:hAnsi="Arial" w:cs="Arial"/>
+              </w:rPr>
+              <w:t>Tank</w:t>
+            </w:r>
+          </w:p>
+        </w:tc>
+        <w:tc>
+          <w:tcPr>
+            <w:tcW w:w="1134" w:type="dxa"/>
+            <w:vAlign w:val="center"/>
+          </w:tcPr>
+          <w:p>
+            <w:pPr>
+              <w:rPr>
+                <w:rFonts w:ascii="Arial" w:hAnsi="Arial" w:cs="Arial"/>
+              </w:rPr>
+            </w:pPr>
+          </w:p>
+        </w:tc>
+        <w:tc>
+          <w:tcPr>
+            <w:tcW w:w="889" w:type="dxa"/>
+            <w:vAlign w:val="center"/>
+          </w:tcPr>
+          <w:p>
+            <w:pPr>
+              <w:rPr>
+                <w:rFonts w:ascii="Arial" w:hAnsi="Arial" w:cs="Arial"/>
+              </w:rPr>
+            </w:pPr>
+          </w:p>
+        </w:tc>
+        <w:tc>
+          <w:tcPr>
+            <w:tcW w:w="1096" w:type="dxa"/>
+            <w:vAlign w:val="center"/>
+          </w:tcPr>
+          <w:p>
+            <w:pPr>
+              <w:rPr>
+                <w:rFonts w:ascii="Arial" w:hAnsi="Arial" w:cs="Arial"/>
+              </w:rPr>
+            </w:pPr>
+          </w:p>
+        </w:tc>
+        <w:tc>
+          <w:tcPr>
+            <w:tcW w:w="1170" w:type="dxa"/>
+            <w:vAlign w:val="center"/>
+          </w:tcPr>
+          <w:p>
+            <w:pPr>
+              <w:rPr>
+                <w:rFonts w:ascii="Arial" w:hAnsi="Arial" w:cs="Arial"/>
+              </w:rPr>
+            </w:pPr>
+          </w:p>
+        </w:tc>
+      </w:tr>
+      <w:tr>
+        <w:tc>
+          <w:tcPr>
+            <w:tcW w:w="1062" w:type="dxa"/>
+            <w:vMerge/>
+            <w:textDirection w:val="btLr"/>
+            <w:vAlign w:val="center"/>
+          </w:tcPr>
+          <w:p>
+            <w:pPr>
+              <w:ind w:left="113" w:right="113"/>
+              <w:jc w:val="center"/>
+              <w:rPr>
+                <w:rFonts w:ascii="Arial" w:hAnsi="Arial" w:cs="Arial"/>
+                <w:b/>
+                <w:bCs/>
+                <w:sz w:val="18"/>
+                <w:szCs w:val="18"/>
+              </w:rPr>
+            </w:pPr>
+          </w:p>
+        </w:tc>
+        <w:tc>
+          <w:tcPr>
+            <w:tcW w:w="1342" w:type="dxa"/>
+            <w:vMerge/>
+            <w:vAlign w:val="center"/>
+          </w:tcPr>
+          <w:p>
+            <w:pPr>
+              <w:jc w:val="center"/>
+              <w:rPr>
+                <w:rFonts w:ascii="Arial" w:hAnsi="Arial" w:cs="Arial"/>
+                <w:b/>
+                <w:bCs/>
+              </w:rPr>
+            </w:pPr>
+          </w:p>
+        </w:tc>
+        <w:tc>
+          <w:tcPr>
+            <w:tcW w:w="2106" w:type="dxa"/>
+            <w:vAlign w:val="center"/>
+          </w:tcPr>
+          <w:p>
+            <w:pPr>
+              <w:rPr>
+                <w:rFonts w:ascii="Arial" w:hAnsi="Arial" w:cs="Arial"/>
+              </w:rPr>
+            </w:pPr>
+            <w:r>
+              <w:rPr>
+                <w:rFonts w:ascii="Arial" w:hAnsi="Arial" w:cs="Arial"/>
+              </w:rPr>
+              <w:t>MHW Temp (15˚C)</w:t>
+            </w:r>
+          </w:p>
+        </w:tc>
+        <w:tc>
+          <w:tcPr>
+            <w:tcW w:w="1096" w:type="dxa"/>
+            <w:vAlign w:val="center"/>
+          </w:tcPr>
+          <w:p>
+            <w:pPr>
+              <w:jc w:val="center"/>
+              <w:rPr>
+                <w:rFonts w:ascii="Arial" w:hAnsi="Arial" w:cs="Arial"/>
+              </w:rPr>
+            </w:pPr>
+            <w:r>
+              <w:rPr>
+                <w:rFonts w:ascii="Arial" w:hAnsi="Arial" w:cs="Arial"/>
+              </w:rPr>
+              <w:t>Tank</w:t>
+            </w:r>
+          </w:p>
+        </w:tc>
+        <w:tc>
+          <w:tcPr>
+            <w:tcW w:w="1134" w:type="dxa"/>
+            <w:vAlign w:val="center"/>
+          </w:tcPr>
+          <w:p>
+            <w:pPr>
+              <w:rPr>
+                <w:rFonts w:ascii="Arial" w:hAnsi="Arial" w:cs="Arial"/>
+              </w:rPr>
+            </w:pPr>
+            <w:r>
+              <w:rPr>
+                <w:rFonts w:ascii="Arial" w:hAnsi="Arial" w:cs="Arial"/>
+                <w:i/>
+                <w:iCs/>
+              </w:rPr>
+              <w:t>ref</w:t>
+            </w:r>
+          </w:p>
+        </w:tc>
+        <w:tc>
+          <w:tcPr>
+            <w:tcW w:w="889" w:type="dxa"/>
+            <w:vAlign w:val="center"/>
+          </w:tcPr>
+          <w:p>
+            <w:pPr>
+              <w:rPr>
+                <w:rFonts w:ascii="Arial" w:hAnsi="Arial" w:cs="Arial"/>
+              </w:rPr>
+            </w:pPr>
+            <w:r>
+              <w:rPr>
+                <w:rFonts w:ascii="Arial" w:hAnsi="Arial" w:cs="Arial"/>
+                <w:i/>
+                <w:iCs/>
+              </w:rPr>
+              <w:t>ref</w:t>
+            </w:r>
+          </w:p>
+        </w:tc>
+        <w:tc>
+          <w:tcPr>
+            <w:tcW w:w="1096" w:type="dxa"/>
+            <w:vAlign w:val="center"/>
+          </w:tcPr>
+          <w:p>
+            <w:pPr>
+              <w:rPr>
+                <w:rFonts w:ascii="Arial" w:hAnsi="Arial" w:cs="Arial"/>
+              </w:rPr>
+            </w:pPr>
+            <w:r>
+              <w:rPr>
+                <w:rFonts w:ascii="Arial" w:hAnsi="Arial" w:cs="Arial"/>
+                <w:i/>
+                <w:iCs/>
+              </w:rPr>
+              <w:t>ref</w:t>
+            </w:r>
+          </w:p>
+        </w:tc>
+        <w:tc>
+          <w:tcPr>
+            <w:tcW w:w="1170" w:type="dxa"/>
+            <w:vAlign w:val="center"/>
+          </w:tcPr>
+          <w:p>
+            <w:pPr>
+              <w:rPr>
+                <w:rFonts w:ascii="Arial" w:hAnsi="Arial" w:cs="Arial"/>
+              </w:rPr>
+            </w:pPr>
+            <w:r>
+              <w:rPr>
+                <w:rFonts w:ascii="Arial" w:hAnsi="Arial" w:cs="Arial"/>
+                <w:i/>
+                <w:iCs/>
+              </w:rPr>
+              <w:t>ref</w:t>
+            </w:r>
+          </w:p>
+        </w:tc>
+      </w:tr>
+      <w:tr>
+        <w:tc>
+          <w:tcPr>
+            <w:tcW w:w="1062" w:type="dxa"/>
+            <w:vMerge/>
+            <w:textDirection w:val="btLr"/>
+            <w:vAlign w:val="center"/>
+          </w:tcPr>
+          <w:p>
+            <w:pPr>
+              <w:ind w:left="113" w:right="113"/>
+              <w:jc w:val="center"/>
+              <w:rPr>
+                <w:rFonts w:ascii="Arial" w:hAnsi="Arial" w:cs="Arial"/>
+                <w:b/>
+                <w:bCs/>
+                <w:sz w:val="18"/>
+                <w:szCs w:val="18"/>
+              </w:rPr>
+            </w:pPr>
+          </w:p>
+        </w:tc>
+        <w:tc>
+          <w:tcPr>
+            <w:tcW w:w="1342" w:type="dxa"/>
+            <w:vMerge/>
+            <w:vAlign w:val="center"/>
+          </w:tcPr>
+          <w:p>
+            <w:pPr>
+              <w:jc w:val="center"/>
+              <w:rPr>
+                <w:rFonts w:ascii="Arial" w:hAnsi="Arial" w:cs="Arial"/>
+                <w:b/>
+                <w:bCs/>
+              </w:rPr>
+            </w:pPr>
+          </w:p>
+        </w:tc>
+        <w:tc>
+          <w:tcPr>
+            <w:tcW w:w="2106" w:type="dxa"/>
+            <w:vAlign w:val="center"/>
+          </w:tcPr>
+          <w:p>
+            <w:pPr>
+              <w:rPr>
+                <w:rFonts w:ascii="Arial" w:hAnsi="Arial" w:cs="Arial"/>
+              </w:rPr>
+            </w:pPr>
+            <w:r>
+              <w:rPr>
+                <w:rFonts w:ascii="Arial" w:hAnsi="Arial" w:cs="Arial"/>
+              </w:rPr>
+              <w:t>MHW Temp (18˚C)</w:t>
+            </w:r>
+          </w:p>
+        </w:tc>
+        <w:tc>
+          <w:tcPr>
+            <w:tcW w:w="1096" w:type="dxa"/>
+            <w:vAlign w:val="center"/>
+          </w:tcPr>
+          <w:p>
+            <w:pPr>
+              <w:jc w:val="center"/>
+              <w:rPr>
+                <w:rFonts w:ascii="Arial" w:hAnsi="Arial" w:cs="Arial"/>
+              </w:rPr>
+            </w:pPr>
+            <w:r>
+              <w:rPr>
+                <w:rFonts w:ascii="Arial" w:hAnsi="Arial" w:cs="Arial"/>
+              </w:rPr>
+              <w:t>Tank</w:t>
+            </w:r>
+          </w:p>
+        </w:tc>
+        <w:tc>
+          <w:tcPr>
+            <w:tcW w:w="1134" w:type="dxa"/>
+            <w:vAlign w:val="center"/>
+          </w:tcPr>
+          <w:p>
+            <w:pPr>
+              <w:rPr>
+                <w:rFonts w:ascii="Arial" w:hAnsi="Arial" w:cs="Arial"/>
+              </w:rPr>
+            </w:pPr>
+          </w:p>
+        </w:tc>
+        <w:tc>
+          <w:tcPr>
+            <w:tcW w:w="889" w:type="dxa"/>
+            <w:vAlign w:val="center"/>
+          </w:tcPr>
+          <w:p>
+            <w:pPr>
+              <w:rPr>
+                <w:rFonts w:ascii="Arial" w:hAnsi="Arial" w:cs="Arial"/>
+              </w:rPr>
+            </w:pPr>
+          </w:p>
+        </w:tc>
+        <w:tc>
+          <w:tcPr>
+            <w:tcW w:w="1096" w:type="dxa"/>
+            <w:vAlign w:val="center"/>
+          </w:tcPr>
+          <w:p>
+            <w:pPr>
+              <w:rPr>
+                <w:rFonts w:ascii="Arial" w:hAnsi="Arial" w:cs="Arial"/>
+              </w:rPr>
+            </w:pPr>
+          </w:p>
+        </w:tc>
+        <w:tc>
+          <w:tcPr>
+            <w:tcW w:w="1170" w:type="dxa"/>
+            <w:vAlign w:val="center"/>
+          </w:tcPr>
+          <w:p>
+            <w:pPr>
+              <w:rPr>
+                <w:rFonts w:ascii="Arial" w:hAnsi="Arial" w:cs="Arial"/>
+              </w:rPr>
+            </w:pPr>
+          </w:p>
+        </w:tc>
+      </w:tr>
+      <w:tr>
+        <w:tc>
+          <w:tcPr>
+            <w:tcW w:w="1062" w:type="dxa"/>
+            <w:vMerge/>
+            <w:textDirection w:val="btLr"/>
+            <w:vAlign w:val="center"/>
+          </w:tcPr>
+          <w:p>
+            <w:pPr>
+              <w:ind w:left="113" w:right="113"/>
+              <w:jc w:val="center"/>
+              <w:rPr>
+                <w:rFonts w:ascii="Arial" w:hAnsi="Arial" w:cs="Arial"/>
+                <w:b/>
+                <w:bCs/>
+                <w:sz w:val="18"/>
+                <w:szCs w:val="18"/>
+              </w:rPr>
+            </w:pPr>
+          </w:p>
+        </w:tc>
+        <w:tc>
+          <w:tcPr>
+            <w:tcW w:w="1342" w:type="dxa"/>
+            <w:vMerge/>
+            <w:vAlign w:val="center"/>
+          </w:tcPr>
+          <w:p>
+            <w:pPr>
+              <w:jc w:val="center"/>
+              <w:rPr>
+                <w:rFonts w:ascii="Arial" w:hAnsi="Arial" w:cs="Arial"/>
+                <w:b/>
+                <w:bCs/>
+              </w:rPr>
+            </w:pPr>
+          </w:p>
+        </w:tc>
+        <w:tc>
+          <w:tcPr>
+            <w:tcW w:w="2106" w:type="dxa"/>
+            <w:vAlign w:val="center"/>
+          </w:tcPr>
+          <w:p>
+            <w:pPr>
+              <w:rPr>
+                <w:rFonts w:ascii="Arial" w:hAnsi="Arial" w:cs="Arial"/>
+              </w:rPr>
+            </w:pPr>
+            <w:r>
+              <w:rPr>
+                <w:rFonts w:ascii="Arial" w:hAnsi="Arial" w:cs="Arial"/>
+              </w:rPr>
+              <w:t>MHW Temp (21˚C)</w:t>
+            </w:r>
+          </w:p>
+        </w:tc>
+        <w:tc>
+          <w:tcPr>
+            <w:tcW w:w="1096" w:type="dxa"/>
+            <w:vAlign w:val="center"/>
+          </w:tcPr>
+          <w:p>
+            <w:pPr>
+              <w:jc w:val="center"/>
+              <w:rPr>
+                <w:rFonts w:ascii="Arial" w:hAnsi="Arial" w:cs="Arial"/>
+              </w:rPr>
+            </w:pPr>
+            <w:r>
+              <w:rPr>
+                <w:rFonts w:ascii="Arial" w:hAnsi="Arial" w:cs="Arial"/>
+              </w:rPr>
+              <w:t>Tank</w:t>
+            </w:r>
+          </w:p>
+        </w:tc>
+        <w:tc>
+          <w:tcPr>
+            <w:tcW w:w="1134" w:type="dxa"/>
+            <w:vAlign w:val="center"/>
+          </w:tcPr>
+          <w:p>
+            <w:pPr>
+              <w:rPr>
+                <w:rFonts w:ascii="Arial" w:hAnsi="Arial" w:cs="Arial"/>
+              </w:rPr>
+            </w:pPr>
+          </w:p>
+        </w:tc>
+        <w:tc>
+          <w:tcPr>
+            <w:tcW w:w="889" w:type="dxa"/>
+            <w:vAlign w:val="center"/>
+          </w:tcPr>
+          <w:p>
+            <w:pPr>
+              <w:rPr>
+                <w:rFonts w:ascii="Arial" w:hAnsi="Arial" w:cs="Arial"/>
+              </w:rPr>
+            </w:pPr>
+          </w:p>
+        </w:tc>
+        <w:tc>
+          <w:tcPr>
+            <w:tcW w:w="1096" w:type="dxa"/>
+            <w:vAlign w:val="center"/>
+          </w:tcPr>
+          <w:p>
+            <w:pPr>
+              <w:rPr>
+                <w:rFonts w:ascii="Arial" w:hAnsi="Arial" w:cs="Arial"/>
+              </w:rPr>
+            </w:pPr>
+          </w:p>
+        </w:tc>
+        <w:tc>
+          <w:tcPr>
+            <w:tcW w:w="1170" w:type="dxa"/>
+            <w:vAlign w:val="center"/>
+          </w:tcPr>
+          <w:p>
+            <w:pPr>
+              <w:rPr>
+                <w:rFonts w:ascii="Arial" w:hAnsi="Arial" w:cs="Arial"/>
+              </w:rPr>
+            </w:pPr>
+          </w:p>
+        </w:tc>
+      </w:tr>
+      <w:tr>
+        <w:tc>
+          <w:tcPr>
+            <w:tcW w:w="1062" w:type="dxa"/>
+            <w:vMerge/>
+            <w:textDirection w:val="btLr"/>
+            <w:vAlign w:val="center"/>
+          </w:tcPr>
+          <w:p>
+            <w:pPr>
+              <w:ind w:left="113" w:right="113"/>
+              <w:jc w:val="center"/>
+              <w:rPr>
+                <w:rFonts w:ascii="Arial" w:hAnsi="Arial" w:cs="Arial"/>
+                <w:b/>
+                <w:bCs/>
+                <w:sz w:val="18"/>
+                <w:szCs w:val="18"/>
+              </w:rPr>
+            </w:pPr>
+          </w:p>
+        </w:tc>
+        <w:tc>
+          <w:tcPr>
+            <w:tcW w:w="1342" w:type="dxa"/>
+            <w:vMerge/>
+            <w:vAlign w:val="center"/>
+          </w:tcPr>
+          <w:p>
+            <w:pPr>
+              <w:jc w:val="center"/>
+              <w:rPr>
+                <w:rFonts w:ascii="Arial" w:hAnsi="Arial" w:cs="Arial"/>
+                <w:b/>
+                <w:bCs/>
+              </w:rPr>
+            </w:pPr>
+          </w:p>
+        </w:tc>
+        <w:tc>
+          <w:tcPr>
+            <w:tcW w:w="2106" w:type="dxa"/>
+            <w:vAlign w:val="center"/>
+          </w:tcPr>
+          <w:p>
+            <w:pPr>
+              <w:rPr>
+                <w:rFonts w:ascii="Arial" w:hAnsi="Arial" w:cs="Arial"/>
+                <w:b/>
+                <w:bCs/>
+              </w:rPr>
+            </w:pPr>
+            <w:r>
+              <w:rPr>
+                <w:rFonts w:ascii="Arial" w:hAnsi="Arial" w:cs="Arial"/>
+              </w:rPr>
+              <w:t>MHW Temp (24˚C)</w:t>
+            </w:r>
+          </w:p>
+        </w:tc>
+        <w:tc>
+          <w:tcPr>
+            <w:tcW w:w="1096" w:type="dxa"/>
+            <w:vAlign w:val="center"/>
+          </w:tcPr>
+          <w:p>
+            <w:pPr>
+              <w:jc w:val="center"/>
+              <w:rPr>
+                <w:rFonts w:ascii="Arial" w:hAnsi="Arial" w:cs="Arial"/>
+              </w:rPr>
+            </w:pPr>
+            <w:r>
+              <w:rPr>
+                <w:rFonts w:ascii="Arial" w:hAnsi="Arial" w:cs="Arial"/>
+              </w:rPr>
+              <w:t>Tank</w:t>
+            </w:r>
+          </w:p>
+        </w:tc>
+        <w:tc>
+          <w:tcPr>
+            <w:tcW w:w="1134" w:type="dxa"/>
+            <w:vAlign w:val="center"/>
+          </w:tcPr>
+          <w:p>
+            <w:pPr>
+              <w:rPr>
+                <w:rFonts w:ascii="Arial" w:hAnsi="Arial" w:cs="Arial"/>
+              </w:rPr>
+            </w:pPr>
+          </w:p>
+        </w:tc>
+        <w:tc>
+          <w:tcPr>
+            <w:tcW w:w="889" w:type="dxa"/>
+            <w:vAlign w:val="center"/>
+          </w:tcPr>
+          <w:p>
+            <w:pPr>
+              <w:rPr>
+                <w:rFonts w:ascii="Arial" w:hAnsi="Arial" w:cs="Arial"/>
+              </w:rPr>
+            </w:pPr>
+          </w:p>
+        </w:tc>
+        <w:tc>
+          <w:tcPr>
+            <w:tcW w:w="1096" w:type="dxa"/>
+            <w:vAlign w:val="center"/>
+          </w:tcPr>
+          <w:p>
+            <w:pPr>
+              <w:rPr>
+                <w:rFonts w:ascii="Arial" w:hAnsi="Arial" w:cs="Arial"/>
+              </w:rPr>
+            </w:pPr>
+          </w:p>
+        </w:tc>
+        <w:tc>
+          <w:tcPr>
+            <w:tcW w:w="1170" w:type="dxa"/>
+            <w:vAlign w:val="center"/>
+          </w:tcPr>
+          <w:p>
+            <w:pPr>
+              <w:rPr>
+                <w:rFonts w:ascii="Arial" w:hAnsi="Arial" w:cs="Arial"/>
+              </w:rPr>
+            </w:pPr>
+          </w:p>
+        </w:tc>
+      </w:tr>
+      <w:tr>
+        <w:tc>
+          <w:tcPr>
+            <w:tcW w:w="1062" w:type="dxa"/>
+            <w:vMerge w:val="restart"/>
+            <w:textDirection w:val="btLr"/>
+            <w:vAlign w:val="center"/>
+          </w:tcPr>
+          <w:p>
+            <w:pPr>
+              <w:ind w:left="113" w:right="113"/>
+              <w:jc w:val="center"/>
+              <w:rPr>
+                <w:rFonts w:ascii="Arial" w:hAnsi="Arial" w:cs="Arial"/>
+                <w:b/>
+                <w:bCs/>
+                <w:i/>
+                <w:iCs/>
+                <w:sz w:val="18"/>
+                <w:szCs w:val="18"/>
+              </w:rPr>
+            </w:pPr>
+            <w:r>
+              <w:rPr>
+                <w:rFonts w:ascii="Arial" w:hAnsi="Arial" w:cs="Arial"/>
+                <w:b/>
+                <w:bCs/>
+                <w:i/>
+                <w:iCs/>
+                <w:sz w:val="18"/>
+                <w:szCs w:val="18"/>
+              </w:rPr>
+              <w:t>Magallana gigas</w:t>
+            </w:r>
+          </w:p>
+        </w:tc>
+        <w:tc>
+          <w:tcPr>
+            <w:tcW w:w="1342" w:type="dxa"/>
+            <w:vMerge w:val="restart"/>
+            <w:vAlign w:val="center"/>
+          </w:tcPr>
+          <w:p>
+            <w:pPr>
+              <w:jc w:val="center"/>
+              <w:rPr>
+                <w:rFonts w:ascii="Arial" w:hAnsi="Arial" w:cs="Arial"/>
+                <w:b/>
+                <w:bCs/>
+              </w:rPr>
+            </w:pPr>
+            <w:r>
+              <w:rPr>
+                <w:rFonts w:ascii="Arial" w:hAnsi="Arial" w:cs="Arial"/>
+              </w:rPr>
+              <w:t>Stress Hardening</w:t>
+            </w:r>
+          </w:p>
+        </w:tc>
+        <w:tc>
+          <w:tcPr>
+            <w:tcW w:w="2106" w:type="dxa"/>
+            <w:vAlign w:val="center"/>
+          </w:tcPr>
+          <w:p>
+            <w:pPr>
+              <w:rPr>
+                <w:rFonts w:ascii="Arial" w:hAnsi="Arial" w:cs="Arial"/>
+                <w:b/>
+                <w:bCs/>
+              </w:rPr>
+            </w:pPr>
+            <w:r>
+              <w:rPr>
+                <w:rFonts w:ascii="Arial" w:hAnsi="Arial" w:cs="Arial"/>
+              </w:rPr>
+              <w:t>SH Temp,</w:t>
+            </w:r>
+          </w:p>
+        </w:tc>
+        <w:tc>
+          <w:tcPr>
+            <w:tcW w:w="1096" w:type="dxa"/>
+            <w:vAlign w:val="center"/>
+          </w:tcPr>
+          <w:p>
+            <w:pPr>
+              <w:jc w:val="center"/>
+              <w:rPr>
+                <w:rFonts w:ascii="Arial" w:hAnsi="Arial" w:cs="Arial"/>
+              </w:rPr>
+            </w:pPr>
+            <w:r>
+              <w:rPr>
+                <w:rFonts w:ascii="Arial" w:hAnsi="Arial" w:cs="Arial"/>
+              </w:rPr>
+              <w:t>Tank</w:t>
+            </w:r>
+          </w:p>
+        </w:tc>
+        <w:tc>
+          <w:tcPr>
+            <w:tcW w:w="1134" w:type="dxa"/>
+            <w:vAlign w:val="center"/>
+          </w:tcPr>
+          <w:p>
+            <w:pPr>
+              <w:rPr>
+                <w:rFonts w:ascii="Arial" w:hAnsi="Arial" w:cs="Arial"/>
+              </w:rPr>
+            </w:pPr>
+          </w:p>
+        </w:tc>
+        <w:tc>
+          <w:tcPr>
+            <w:tcW w:w="889" w:type="dxa"/>
+            <w:vAlign w:val="center"/>
+          </w:tcPr>
+          <w:p>
+            <w:pPr>
+              <w:rPr>
+                <w:rFonts w:ascii="Arial" w:hAnsi="Arial" w:cs="Arial"/>
+              </w:rPr>
+            </w:pPr>
+          </w:p>
+        </w:tc>
+        <w:tc>
+          <w:tcPr>
+            <w:tcW w:w="1096" w:type="dxa"/>
+            <w:vAlign w:val="center"/>
+          </w:tcPr>
+          <w:p>
+            <w:pPr>
+              <w:rPr>
+                <w:rFonts w:ascii="Arial" w:hAnsi="Arial" w:cs="Arial"/>
+              </w:rPr>
+            </w:pPr>
+          </w:p>
+        </w:tc>
+        <w:tc>
+          <w:tcPr>
+            <w:tcW w:w="1170" w:type="dxa"/>
+            <w:vAlign w:val="center"/>
+          </w:tcPr>
+          <w:p>
+            <w:pPr>
+              <w:rPr>
+                <w:rFonts w:ascii="Arial" w:hAnsi="Arial" w:cs="Arial"/>
+              </w:rPr>
+            </w:pPr>
+          </w:p>
+        </w:tc>
+      </w:tr>
+      <w:tr>
+        <w:tc>
+          <w:tcPr>
+            <w:tcW w:w="1062" w:type="dxa"/>
+            <w:vMerge/>
+            <w:vAlign w:val="center"/>
+          </w:tcPr>
+          <w:p>
+            <w:pPr>
+              <w:jc w:val="center"/>
+              <w:rPr>
+                <w:rFonts w:ascii="Arial" w:hAnsi="Arial" w:cs="Arial"/>
+                <w:b/>
+                <w:bCs/>
+              </w:rPr>
+            </w:pPr>
+          </w:p>
+        </w:tc>
+        <w:tc>
+          <w:tcPr>
+            <w:tcW w:w="1342" w:type="dxa"/>
+            <w:vMerge/>
+            <w:vAlign w:val="center"/>
+          </w:tcPr>
+          <w:p>
+            <w:pPr>
+              <w:jc w:val="center"/>
+              <w:rPr>
+                <w:rFonts w:ascii="Arial" w:hAnsi="Arial" w:cs="Arial"/>
+              </w:rPr>
+            </w:pPr>
+          </w:p>
+        </w:tc>
+        <w:tc>
+          <w:tcPr>
+            <w:tcW w:w="2106" w:type="dxa"/>
+            <w:vAlign w:val="center"/>
+          </w:tcPr>
+          <w:p>
+            <w:pPr>
+              <w:rPr>
+                <w:rFonts w:ascii="Arial" w:hAnsi="Arial" w:cs="Arial"/>
+              </w:rPr>
+            </w:pPr>
+            <w:r>
+              <w:rPr>
+                <w:rFonts w:ascii="Arial" w:hAnsi="Arial" w:cs="Arial"/>
+              </w:rPr>
+              <w:t>SH Tide</w:t>
+            </w:r>
+          </w:p>
+        </w:tc>
+        <w:tc>
+          <w:tcPr>
+            <w:tcW w:w="1096" w:type="dxa"/>
+            <w:vAlign w:val="center"/>
+          </w:tcPr>
+          <w:p>
+            <w:pPr>
+              <w:jc w:val="center"/>
+              <w:rPr>
+                <w:rFonts w:ascii="Arial" w:hAnsi="Arial" w:cs="Arial"/>
+              </w:rPr>
+            </w:pPr>
+            <w:r>
+              <w:rPr>
+                <w:rFonts w:ascii="Arial" w:hAnsi="Arial" w:cs="Arial"/>
+              </w:rPr>
+              <w:t>Tank</w:t>
+            </w:r>
+          </w:p>
+        </w:tc>
+        <w:tc>
+          <w:tcPr>
+            <w:tcW w:w="1134" w:type="dxa"/>
+            <w:vAlign w:val="center"/>
+          </w:tcPr>
+          <w:p>
+            <w:pPr>
+              <w:rPr>
+                <w:rFonts w:ascii="Arial" w:hAnsi="Arial" w:cs="Arial"/>
+              </w:rPr>
+            </w:pPr>
+          </w:p>
+        </w:tc>
+        <w:tc>
+          <w:tcPr>
+            <w:tcW w:w="889" w:type="dxa"/>
+            <w:vAlign w:val="center"/>
+          </w:tcPr>
+          <w:p>
+            <w:pPr>
+              <w:rPr>
+                <w:rFonts w:ascii="Arial" w:hAnsi="Arial" w:cs="Arial"/>
+              </w:rPr>
+            </w:pPr>
+          </w:p>
+        </w:tc>
+        <w:tc>
+          <w:tcPr>
+            <w:tcW w:w="1096" w:type="dxa"/>
+            <w:vAlign w:val="center"/>
+          </w:tcPr>
+          <w:p>
+            <w:pPr>
+              <w:rPr>
+                <w:rFonts w:ascii="Arial" w:hAnsi="Arial" w:cs="Arial"/>
+              </w:rPr>
+            </w:pPr>
+          </w:p>
+        </w:tc>
+        <w:tc>
+          <w:tcPr>
+            <w:tcW w:w="1170" w:type="dxa"/>
+            <w:vAlign w:val="center"/>
+          </w:tcPr>
+          <w:p>
+            <w:pPr>
+              <w:rPr>
+                <w:rFonts w:ascii="Arial" w:hAnsi="Arial" w:cs="Arial"/>
+              </w:rPr>
+            </w:pPr>
+          </w:p>
+        </w:tc>
+      </w:tr>
+      <w:tr>
+        <w:tc>
+          <w:tcPr>
+            <w:tcW w:w="1062" w:type="dxa"/>
+            <w:vMerge/>
+            <w:vAlign w:val="center"/>
+          </w:tcPr>
+          <w:p>
+            <w:pPr>
+              <w:jc w:val="center"/>
+              <w:rPr>
+                <w:rFonts w:ascii="Arial" w:hAnsi="Arial" w:cs="Arial"/>
+                <w:b/>
+                <w:bCs/>
+              </w:rPr>
+            </w:pPr>
+          </w:p>
+        </w:tc>
+        <w:tc>
+          <w:tcPr>
+            <w:tcW w:w="1342" w:type="dxa"/>
+            <w:vMerge w:val="restart"/>
+            <w:vAlign w:val="center"/>
+          </w:tcPr>
+          <w:p>
+            <w:pPr>
+              <w:jc w:val="center"/>
+              <w:rPr>
+                <w:rFonts w:ascii="Arial" w:hAnsi="Arial" w:cs="Arial"/>
+              </w:rPr>
+            </w:pPr>
+            <w:r>
+              <w:rPr>
+                <w:rFonts w:ascii="Arial" w:hAnsi="Arial" w:cs="Arial"/>
+              </w:rPr>
+              <w:t>Marine Heatwave</w:t>
+            </w:r>
+          </w:p>
+        </w:tc>
+        <w:tc>
+          <w:tcPr>
+            <w:tcW w:w="2106" w:type="dxa"/>
+            <w:vAlign w:val="center"/>
+          </w:tcPr>
+          <w:p>
+            <w:pPr>
+              <w:rPr>
+                <w:rFonts w:ascii="Arial" w:hAnsi="Arial" w:cs="Arial"/>
+              </w:rPr>
+            </w:pPr>
+            <w:r>
+              <w:rPr>
+                <w:rFonts w:ascii="Arial" w:hAnsi="Arial" w:cs="Arial"/>
+              </w:rPr>
+              <w:t>SH Temp</w:t>
+            </w:r>
+          </w:p>
+        </w:tc>
+        <w:tc>
+          <w:tcPr>
+            <w:tcW w:w="1096" w:type="dxa"/>
+            <w:vAlign w:val="center"/>
+          </w:tcPr>
+          <w:p>
+            <w:pPr>
+              <w:jc w:val="center"/>
+              <w:rPr>
+                <w:rFonts w:ascii="Arial" w:hAnsi="Arial" w:cs="Arial"/>
+              </w:rPr>
+            </w:pPr>
+            <w:r>
+              <w:rPr>
+                <w:rFonts w:ascii="Arial" w:hAnsi="Arial" w:cs="Arial"/>
+              </w:rPr>
+              <w:t>Tank</w:t>
+            </w:r>
+          </w:p>
+        </w:tc>
+        <w:tc>
+          <w:tcPr>
+            <w:tcW w:w="1134" w:type="dxa"/>
+            <w:vAlign w:val="center"/>
+          </w:tcPr>
+          <w:p>
+            <w:pPr>
+              <w:rPr>
+                <w:rFonts w:ascii="Arial" w:hAnsi="Arial" w:cs="Arial"/>
+              </w:rPr>
+            </w:pPr>
+          </w:p>
+        </w:tc>
+        <w:tc>
+          <w:tcPr>
+            <w:tcW w:w="889" w:type="dxa"/>
+            <w:vAlign w:val="center"/>
+          </w:tcPr>
+          <w:p>
+            <w:pPr>
+              <w:rPr>
+                <w:rFonts w:ascii="Arial" w:hAnsi="Arial" w:cs="Arial"/>
+              </w:rPr>
+            </w:pPr>
+          </w:p>
+        </w:tc>
+        <w:tc>
+          <w:tcPr>
+            <w:tcW w:w="1096" w:type="dxa"/>
+            <w:vAlign w:val="center"/>
+          </w:tcPr>
+          <w:p>
+            <w:pPr>
+              <w:rPr>
+                <w:rFonts w:ascii="Arial" w:hAnsi="Arial" w:cs="Arial"/>
+              </w:rPr>
+            </w:pPr>
+          </w:p>
+        </w:tc>
+        <w:tc>
+          <w:tcPr>
+            <w:tcW w:w="1170" w:type="dxa"/>
+            <w:vAlign w:val="center"/>
+          </w:tcPr>
+          <w:p>
+            <w:pPr>
+              <w:rPr>
+                <w:rFonts w:ascii="Arial" w:hAnsi="Arial" w:cs="Arial"/>
+              </w:rPr>
+            </w:pPr>
+          </w:p>
+        </w:tc>
+      </w:tr>
+      <w:tr>
+        <w:tc>
+          <w:tcPr>
+            <w:tcW w:w="1062" w:type="dxa"/>
+            <w:vMerge/>
+            <w:vAlign w:val="center"/>
+          </w:tcPr>
+          <w:p>
+            <w:pPr>
+              <w:jc w:val="center"/>
+              <w:rPr>
+                <w:rFonts w:ascii="Arial" w:hAnsi="Arial" w:cs="Arial"/>
+                <w:b/>
+                <w:bCs/>
+              </w:rPr>
+            </w:pPr>
+          </w:p>
+        </w:tc>
+        <w:tc>
+          <w:tcPr>
+            <w:tcW w:w="1342" w:type="dxa"/>
+            <w:vMerge/>
+            <w:vAlign w:val="center"/>
+          </w:tcPr>
+          <w:p>
+            <w:pPr>
+              <w:jc w:val="center"/>
+              <w:rPr>
+                <w:rFonts w:ascii="Arial" w:hAnsi="Arial" w:cs="Arial"/>
+              </w:rPr>
+            </w:pPr>
+          </w:p>
+        </w:tc>
+        <w:tc>
+          <w:tcPr>
+            <w:tcW w:w="2106" w:type="dxa"/>
+            <w:vAlign w:val="center"/>
+          </w:tcPr>
+          <w:p>
+            <w:pPr>
+              <w:rPr>
+                <w:rFonts w:ascii="Arial" w:hAnsi="Arial" w:cs="Arial"/>
+              </w:rPr>
+            </w:pPr>
+            <w:r>
+              <w:rPr>
+                <w:rFonts w:ascii="Arial" w:hAnsi="Arial" w:cs="Arial"/>
+              </w:rPr>
+              <w:t>SH Tide</w:t>
+            </w:r>
+          </w:p>
+        </w:tc>
+        <w:tc>
+          <w:tcPr>
+            <w:tcW w:w="1096" w:type="dxa"/>
+            <w:vAlign w:val="center"/>
+          </w:tcPr>
+          <w:p>
+            <w:pPr>
+              <w:jc w:val="center"/>
+              <w:rPr>
+                <w:rFonts w:ascii="Arial" w:hAnsi="Arial" w:cs="Arial"/>
+              </w:rPr>
+            </w:pPr>
+            <w:r>
+              <w:rPr>
+                <w:rFonts w:ascii="Arial" w:hAnsi="Arial" w:cs="Arial"/>
+              </w:rPr>
+              <w:t>Tank</w:t>
+            </w:r>
+          </w:p>
+        </w:tc>
+        <w:tc>
+          <w:tcPr>
+            <w:tcW w:w="1134" w:type="dxa"/>
+            <w:vAlign w:val="center"/>
+          </w:tcPr>
+          <w:p>
+            <w:pPr>
+              <w:rPr>
+                <w:rFonts w:ascii="Arial" w:hAnsi="Arial" w:cs="Arial"/>
+              </w:rPr>
+            </w:pPr>
+          </w:p>
+        </w:tc>
+        <w:tc>
+          <w:tcPr>
+            <w:tcW w:w="889" w:type="dxa"/>
+            <w:vAlign w:val="center"/>
+          </w:tcPr>
+          <w:p>
+            <w:pPr>
+              <w:rPr>
+                <w:rFonts w:ascii="Arial" w:hAnsi="Arial" w:cs="Arial"/>
+              </w:rPr>
+            </w:pPr>
+          </w:p>
+        </w:tc>
+        <w:tc>
+          <w:tcPr>
+            <w:tcW w:w="1096" w:type="dxa"/>
+            <w:vAlign w:val="center"/>
+          </w:tcPr>
+          <w:p>
+            <w:pPr>
+              <w:rPr>
+                <w:rFonts w:ascii="Arial" w:hAnsi="Arial" w:cs="Arial"/>
+              </w:rPr>
+            </w:pPr>
+          </w:p>
+        </w:tc>
+        <w:tc>
+          <w:tcPr>
+            <w:tcW w:w="1170" w:type="dxa"/>
+            <w:vAlign w:val="center"/>
+          </w:tcPr>
+          <w:p>
+            <w:pPr>
+              <w:rPr>
+                <w:rFonts w:ascii="Arial" w:hAnsi="Arial" w:cs="Arial"/>
+              </w:rPr>
+            </w:pPr>
+          </w:p>
+        </w:tc>
+      </w:tr>
+      <w:tr>
+        <w:tc>
+          <w:tcPr>
+            <w:tcW w:w="1062" w:type="dxa"/>
+            <w:vMerge/>
+            <w:vAlign w:val="center"/>
+          </w:tcPr>
+          <w:p>
+            <w:pPr>
+              <w:jc w:val="center"/>
+              <w:rPr>
+                <w:rFonts w:ascii="Arial" w:hAnsi="Arial" w:cs="Arial"/>
+                <w:b/>
+                <w:bCs/>
+              </w:rPr>
+            </w:pPr>
+          </w:p>
+        </w:tc>
+        <w:tc>
+          <w:tcPr>
+            <w:tcW w:w="1342" w:type="dxa"/>
+            <w:vMerge/>
+            <w:vAlign w:val="center"/>
+          </w:tcPr>
+          <w:p>
+            <w:pPr>
+              <w:jc w:val="center"/>
+              <w:rPr>
+                <w:rFonts w:ascii="Arial" w:hAnsi="Arial" w:cs="Arial"/>
+                <w:b/>
+                <w:bCs/>
+              </w:rPr>
+            </w:pPr>
+          </w:p>
+        </w:tc>
+        <w:tc>
+          <w:tcPr>
+            <w:tcW w:w="2106" w:type="dxa"/>
+            <w:vAlign w:val="center"/>
+          </w:tcPr>
+          <w:p>
+            <w:pPr>
+              <w:rPr>
+                <w:rFonts w:ascii="Arial" w:hAnsi="Arial" w:cs="Arial"/>
+              </w:rPr>
+            </w:pPr>
+            <w:r>
+              <w:rPr>
+                <w:rFonts w:ascii="Arial" w:hAnsi="Arial" w:cs="Arial"/>
+              </w:rPr>
+              <w:t>MHW Temp (15˚C)</w:t>
+            </w:r>
+          </w:p>
+        </w:tc>
+        <w:tc>
+          <w:tcPr>
+            <w:tcW w:w="1096" w:type="dxa"/>
+            <w:vAlign w:val="center"/>
+          </w:tcPr>
+          <w:p>
+            <w:pPr>
+              <w:jc w:val="center"/>
+              <w:rPr>
+                <w:rFonts w:ascii="Arial" w:hAnsi="Arial" w:cs="Arial"/>
+              </w:rPr>
+            </w:pPr>
+            <w:r>
+              <w:rPr>
+                <w:rFonts w:ascii="Arial" w:hAnsi="Arial" w:cs="Arial"/>
+              </w:rPr>
+              <w:t>Tank</w:t>
+            </w:r>
+          </w:p>
+        </w:tc>
+        <w:tc>
+          <w:tcPr>
+            <w:tcW w:w="1134" w:type="dxa"/>
+            <w:vAlign w:val="center"/>
+          </w:tcPr>
+          <w:p>
+            <w:pPr>
+              <w:rPr>
+                <w:rFonts w:ascii="Arial" w:hAnsi="Arial" w:cs="Arial"/>
+              </w:rPr>
+            </w:pPr>
+            <w:r>
+              <w:rPr>
+                <w:rFonts w:ascii="Arial" w:hAnsi="Arial" w:cs="Arial"/>
+                <w:i/>
+                <w:iCs/>
+              </w:rPr>
+              <w:t>ref</w:t>
+            </w:r>
+          </w:p>
+        </w:tc>
+        <w:tc>
+          <w:tcPr>
+            <w:tcW w:w="889" w:type="dxa"/>
+            <w:vAlign w:val="center"/>
+          </w:tcPr>
+          <w:p>
+            <w:pPr>
+              <w:rPr>
+                <w:rFonts w:ascii="Arial" w:hAnsi="Arial" w:cs="Arial"/>
+              </w:rPr>
+            </w:pPr>
+            <w:r>
+              <w:rPr>
+                <w:rFonts w:ascii="Arial" w:hAnsi="Arial" w:cs="Arial"/>
+                <w:i/>
+                <w:iCs/>
+              </w:rPr>
+              <w:t>ref</w:t>
+            </w:r>
+          </w:p>
+        </w:tc>
+        <w:tc>
+          <w:tcPr>
+            <w:tcW w:w="1096" w:type="dxa"/>
+            <w:vAlign w:val="center"/>
+          </w:tcPr>
+          <w:p>
+            <w:pPr>
+              <w:rPr>
+                <w:rFonts w:ascii="Arial" w:hAnsi="Arial" w:cs="Arial"/>
+              </w:rPr>
+            </w:pPr>
+            <w:r>
+              <w:rPr>
+                <w:rFonts w:ascii="Arial" w:hAnsi="Arial" w:cs="Arial"/>
+                <w:i/>
+                <w:iCs/>
+              </w:rPr>
+              <w:t>ref</w:t>
+            </w:r>
+          </w:p>
+        </w:tc>
+        <w:tc>
+          <w:tcPr>
+            <w:tcW w:w="1170" w:type="dxa"/>
+            <w:vAlign w:val="center"/>
+          </w:tcPr>
+          <w:p>
+            <w:pPr>
+              <w:rPr>
+                <w:rFonts w:ascii="Arial" w:hAnsi="Arial" w:cs="Arial"/>
+              </w:rPr>
+            </w:pPr>
+            <w:r>
+              <w:rPr>
+                <w:rFonts w:ascii="Arial" w:hAnsi="Arial" w:cs="Arial"/>
+                <w:i/>
+                <w:iCs/>
+              </w:rPr>
+              <w:t>ref</w:t>
+            </w:r>
+          </w:p>
+        </w:tc>
+      </w:tr>
+      <w:tr>
+        <w:tc>
+          <w:tcPr>
+            <w:tcW w:w="1062" w:type="dxa"/>
+            <w:vMerge/>
+            <w:vAlign w:val="center"/>
+          </w:tcPr>
+          <w:p>
+            <w:pPr>
+              <w:jc w:val="center"/>
+              <w:rPr>
+                <w:rFonts w:ascii="Arial" w:hAnsi="Arial" w:cs="Arial"/>
+                <w:b/>
+                <w:bCs/>
+              </w:rPr>
+            </w:pPr>
+          </w:p>
+        </w:tc>
+        <w:tc>
+          <w:tcPr>
+            <w:tcW w:w="1342" w:type="dxa"/>
+            <w:vMerge/>
+            <w:vAlign w:val="center"/>
+          </w:tcPr>
+          <w:p>
+            <w:pPr>
+              <w:jc w:val="center"/>
+              <w:rPr>
+                <w:rFonts w:ascii="Arial" w:hAnsi="Arial" w:cs="Arial"/>
+                <w:b/>
+                <w:bCs/>
+              </w:rPr>
+            </w:pPr>
+          </w:p>
+        </w:tc>
+        <w:tc>
+          <w:tcPr>
+            <w:tcW w:w="2106" w:type="dxa"/>
+            <w:vAlign w:val="center"/>
+          </w:tcPr>
+          <w:p>
+            <w:pPr>
+              <w:rPr>
+                <w:rFonts w:ascii="Arial" w:hAnsi="Arial" w:cs="Arial"/>
+              </w:rPr>
+            </w:pPr>
+            <w:r>
+              <w:rPr>
+                <w:rFonts w:ascii="Arial" w:hAnsi="Arial" w:cs="Arial"/>
+              </w:rPr>
+              <w:t>MHW Temp (18˚C)</w:t>
+            </w:r>
+          </w:p>
+        </w:tc>
+        <w:tc>
+          <w:tcPr>
+            <w:tcW w:w="1096" w:type="dxa"/>
+            <w:vAlign w:val="center"/>
+          </w:tcPr>
+          <w:p>
+            <w:pPr>
+              <w:jc w:val="center"/>
+              <w:rPr>
+                <w:rFonts w:ascii="Arial" w:hAnsi="Arial" w:cs="Arial"/>
+              </w:rPr>
+            </w:pPr>
+            <w:r>
+              <w:rPr>
+                <w:rFonts w:ascii="Arial" w:hAnsi="Arial" w:cs="Arial"/>
+              </w:rPr>
+              <w:t>Tank</w:t>
+            </w:r>
+          </w:p>
+        </w:tc>
+        <w:tc>
+          <w:tcPr>
+            <w:tcW w:w="1134" w:type="dxa"/>
+            <w:vAlign w:val="center"/>
+          </w:tcPr>
+          <w:p>
+            <w:pPr>
+              <w:rPr>
+                <w:rFonts w:ascii="Arial" w:hAnsi="Arial" w:cs="Arial"/>
+              </w:rPr>
+            </w:pPr>
+          </w:p>
+        </w:tc>
+        <w:tc>
+          <w:tcPr>
+            <w:tcW w:w="889" w:type="dxa"/>
+            <w:vAlign w:val="center"/>
+          </w:tcPr>
+          <w:p>
+            <w:pPr>
+              <w:rPr>
+                <w:rFonts w:ascii="Arial" w:hAnsi="Arial" w:cs="Arial"/>
+              </w:rPr>
+            </w:pPr>
+          </w:p>
+        </w:tc>
+        <w:tc>
+          <w:tcPr>
+            <w:tcW w:w="1096" w:type="dxa"/>
+            <w:vAlign w:val="center"/>
+          </w:tcPr>
+          <w:p>
+            <w:pPr>
+              <w:rPr>
+                <w:rFonts w:ascii="Arial" w:hAnsi="Arial" w:cs="Arial"/>
+              </w:rPr>
+            </w:pPr>
+          </w:p>
+        </w:tc>
+        <w:tc>
+          <w:tcPr>
+            <w:tcW w:w="1170" w:type="dxa"/>
+            <w:vAlign w:val="center"/>
+          </w:tcPr>
+          <w:p>
+            <w:pPr>
+              <w:rPr>
+                <w:rFonts w:ascii="Arial" w:hAnsi="Arial" w:cs="Arial"/>
+              </w:rPr>
+            </w:pPr>
+          </w:p>
+        </w:tc>
+      </w:tr>
+      <w:tr>
+        <w:tc>
+          <w:tcPr>
+            <w:tcW w:w="1062" w:type="dxa"/>
+            <w:vMerge/>
+            <w:vAlign w:val="center"/>
+          </w:tcPr>
+          <w:p>
+            <w:pPr>
+              <w:jc w:val="center"/>
+              <w:rPr>
+                <w:rFonts w:ascii="Arial" w:hAnsi="Arial" w:cs="Arial"/>
+                <w:b/>
+                <w:bCs/>
+              </w:rPr>
+            </w:pPr>
+          </w:p>
+        </w:tc>
+        <w:tc>
+          <w:tcPr>
+            <w:tcW w:w="1342" w:type="dxa"/>
+            <w:vMerge/>
+            <w:vAlign w:val="center"/>
+          </w:tcPr>
+          <w:p>
+            <w:pPr>
+              <w:jc w:val="center"/>
+              <w:rPr>
+                <w:rFonts w:ascii="Arial" w:hAnsi="Arial" w:cs="Arial"/>
+                <w:b/>
+                <w:bCs/>
+              </w:rPr>
+            </w:pPr>
+          </w:p>
+        </w:tc>
+        <w:tc>
+          <w:tcPr>
+            <w:tcW w:w="2106" w:type="dxa"/>
+            <w:vAlign w:val="center"/>
+          </w:tcPr>
+          <w:p>
+            <w:pPr>
+              <w:rPr>
+                <w:rFonts w:ascii="Arial" w:hAnsi="Arial" w:cs="Arial"/>
+              </w:rPr>
+            </w:pPr>
+            <w:r>
+              <w:rPr>
+                <w:rFonts w:ascii="Arial" w:hAnsi="Arial" w:cs="Arial"/>
+              </w:rPr>
+              <w:t>MHW Temp (21˚C)</w:t>
+            </w:r>
+          </w:p>
+        </w:tc>
+        <w:tc>
+          <w:tcPr>
+            <w:tcW w:w="1096" w:type="dxa"/>
+            <w:vAlign w:val="center"/>
+          </w:tcPr>
+          <w:p>
+            <w:pPr>
+              <w:jc w:val="center"/>
+              <w:rPr>
+                <w:rFonts w:ascii="Arial" w:hAnsi="Arial" w:cs="Arial"/>
+              </w:rPr>
+            </w:pPr>
+            <w:r>
+              <w:rPr>
+                <w:rFonts w:ascii="Arial" w:hAnsi="Arial" w:cs="Arial"/>
+              </w:rPr>
+              <w:t>Tank</w:t>
+            </w:r>
+          </w:p>
+        </w:tc>
+        <w:tc>
+          <w:tcPr>
+            <w:tcW w:w="1134" w:type="dxa"/>
+            <w:vAlign w:val="center"/>
+          </w:tcPr>
+          <w:p>
+            <w:pPr>
+              <w:rPr>
+                <w:rFonts w:ascii="Arial" w:hAnsi="Arial" w:cs="Arial"/>
+              </w:rPr>
+            </w:pPr>
+          </w:p>
+        </w:tc>
+        <w:tc>
+          <w:tcPr>
+            <w:tcW w:w="889" w:type="dxa"/>
+            <w:vAlign w:val="center"/>
+          </w:tcPr>
+          <w:p>
+            <w:pPr>
+              <w:rPr>
+                <w:rFonts w:ascii="Arial" w:hAnsi="Arial" w:cs="Arial"/>
+              </w:rPr>
+            </w:pPr>
+          </w:p>
+        </w:tc>
+        <w:tc>
+          <w:tcPr>
+            <w:tcW w:w="1096" w:type="dxa"/>
+            <w:vAlign w:val="center"/>
+          </w:tcPr>
+          <w:p>
+            <w:pPr>
+              <w:rPr>
+                <w:rFonts w:ascii="Arial" w:hAnsi="Arial" w:cs="Arial"/>
+              </w:rPr>
+            </w:pPr>
+          </w:p>
+        </w:tc>
+        <w:tc>
+          <w:tcPr>
+            <w:tcW w:w="1170" w:type="dxa"/>
+            <w:vAlign w:val="center"/>
+          </w:tcPr>
+          <w:p>
+            <w:pPr>
+              <w:rPr>
+                <w:rFonts w:ascii="Arial" w:hAnsi="Arial" w:cs="Arial"/>
+              </w:rPr>
+            </w:pPr>
+          </w:p>
+        </w:tc>
+      </w:tr>
+      <w:tr>
+        <w:tc>
+          <w:tcPr>
+            <w:tcW w:w="1062" w:type="dxa"/>
+            <w:vMerge/>
+            <w:vAlign w:val="center"/>
+          </w:tcPr>
+          <w:p>
+            <w:pPr>
+              <w:jc w:val="center"/>
+              <w:rPr>
+                <w:rFonts w:ascii="Arial" w:hAnsi="Arial" w:cs="Arial"/>
+                <w:b/>
+                <w:bCs/>
+              </w:rPr>
+            </w:pPr>
+          </w:p>
+        </w:tc>
+        <w:tc>
+          <w:tcPr>
+            <w:tcW w:w="1342" w:type="dxa"/>
+            <w:vMerge/>
+            <w:vAlign w:val="center"/>
+          </w:tcPr>
+          <w:p>
+            <w:pPr>
+              <w:jc w:val="center"/>
+              <w:rPr>
+                <w:rFonts w:ascii="Arial" w:hAnsi="Arial" w:cs="Arial"/>
+                <w:b/>
+                <w:bCs/>
+              </w:rPr>
+            </w:pPr>
+          </w:p>
+        </w:tc>
+        <w:tc>
+          <w:tcPr>
+            <w:tcW w:w="2106" w:type="dxa"/>
+            <w:vAlign w:val="center"/>
+          </w:tcPr>
+          <w:p>
+            <w:pPr>
+              <w:rPr>
+                <w:rFonts w:ascii="Arial" w:hAnsi="Arial" w:cs="Arial"/>
+                <w:b/>
+                <w:bCs/>
+              </w:rPr>
+            </w:pPr>
+            <w:r>
+              <w:rPr>
+                <w:rFonts w:ascii="Arial" w:hAnsi="Arial" w:cs="Arial"/>
+              </w:rPr>
+              <w:t>MHW Temp (24˚C)</w:t>
+            </w:r>
+          </w:p>
+        </w:tc>
+        <w:tc>
+          <w:tcPr>
+            <w:tcW w:w="1096" w:type="dxa"/>
+            <w:vAlign w:val="center"/>
+          </w:tcPr>
+          <w:p>
+            <w:pPr>
+              <w:jc w:val="center"/>
+              <w:rPr>
+                <w:rFonts w:ascii="Arial" w:hAnsi="Arial" w:cs="Arial"/>
+              </w:rPr>
+            </w:pPr>
+            <w:r>
+              <w:rPr>
+                <w:rFonts w:ascii="Arial" w:hAnsi="Arial" w:cs="Arial"/>
+              </w:rPr>
+              <w:t>Tank</w:t>
+            </w:r>
+          </w:p>
+        </w:tc>
+        <w:tc>
+          <w:tcPr>
+            <w:tcW w:w="1134" w:type="dxa"/>
+            <w:vAlign w:val="center"/>
+          </w:tcPr>
+          <w:p>
+            <w:pPr>
+              <w:rPr>
+                <w:rFonts w:ascii="Arial" w:hAnsi="Arial" w:cs="Arial"/>
+              </w:rPr>
+            </w:pPr>
+          </w:p>
+        </w:tc>
+        <w:tc>
+          <w:tcPr>
+            <w:tcW w:w="889" w:type="dxa"/>
+            <w:vAlign w:val="center"/>
+          </w:tcPr>
+          <w:p>
+            <w:pPr>
+              <w:rPr>
+                <w:rFonts w:ascii="Arial" w:hAnsi="Arial" w:cs="Arial"/>
+              </w:rPr>
+            </w:pPr>
+          </w:p>
+        </w:tc>
+        <w:tc>
+          <w:tcPr>
+            <w:tcW w:w="1096" w:type="dxa"/>
+            <w:vAlign w:val="center"/>
+          </w:tcPr>
+          <w:p>
+            <w:pPr>
+              <w:rPr>
+                <w:rFonts w:ascii="Arial" w:hAnsi="Arial" w:cs="Arial"/>
+              </w:rPr>
+            </w:pPr>
+          </w:p>
+        </w:tc>
+        <w:tc>
+          <w:tcPr>
+            <w:tcW w:w="1170" w:type="dxa"/>
+            <w:vAlign w:val="center"/>
+          </w:tcPr>
+          <w:p>
+            <w:pPr>
+              <w:rPr>
+                <w:rFonts w:ascii="Arial" w:hAnsi="Arial" w:cs="Arial"/>
+              </w:rPr>
+            </w:pPr>
+          </w:p>
+        </w:tc>
+      </w:tr>
+    </w:tbl>
+    <w:p>
+      <w:pPr>
+        <w:rPr>
+          <w:rFonts w:ascii="Arial" w:hAnsi="Arial" w:cs="Arial"/>
+          <w:b/>
+          <w:bCs/>
+          <w:sz w:val="28"/>
+          <w:szCs w:val="28"/>
+        </w:rPr>
+      </w:pPr>
     </w:p>
     <w:sectPr>
       <w:pgSz w:w="12240" w:h="15840"/>
@@ -893,6 +5558,187 @@
     </w:sectPr>
   </w:body>
 </w:document>
+</file>
+
+<file path=word/comments.xml><?xml version="1.0" encoding="utf-8"?>
+<w:comments xmlns:wpc="http://schemas.microsoft.com/office/word/2010/wordprocessingCanvas" xmlns:cx="http://schemas.microsoft.com/office/drawing/2014/chartex" xmlns:cx1="http://schemas.microsoft.com/office/drawing/2015/9/8/chartex" xmlns:cx2="http://schemas.microsoft.com/office/drawing/2015/10/21/chartex" xmlns:cx3="http://schemas.microsoft.com/office/drawing/2016/5/9/chartex" xmlns:cx4="http://schemas.microsoft.com/office/drawing/2016/5/10/chartex" xmlns:cx5="http://schemas.microsoft.com/office/drawing/2016/5/11/chartex" xmlns:cx6="http://schemas.microsoft.com/office/drawing/2016/5/12/chartex" xmlns:cx7="http://schemas.microsoft.com/office/drawing/2016/5/13/chartex" xmlns:cx8="http://schemas.microsoft.com/office/drawing/2016/5/14/chartex" xmlns:mc="http://schemas.openxmlformats.org/markup-compatibility/2006" xmlns:aink="http://schemas.microsoft.com/office/drawing/2016/ink" xmlns:am3d="http://schemas.microsoft.com/office/drawing/2017/model3d" xmlns:o="urn:schemas-microsoft-com:office:office" xmlns:oel="http://schemas.microsoft.com/office/2019/extlst" xmlns:r="http://schemas.openxmlformats.org/officeDocument/2006/relationships" xmlns:m="http://schemas.openxmlformats.org/officeDocument/2006/math" xmlns:v="urn:schemas-microsoft-com:vml" xmlns:wp14="http://schemas.microsoft.com/office/word/2010/wordprocessingDrawing" xmlns:wp="http://schemas.openxmlformats.org/drawingml/2006/wordprocessingDrawing" xmlns:w10="urn:schemas-microsoft-com:office:word" xmlns:w="http://schemas.openxmlformats.org/wordprocessingml/2006/main" xmlns:w14="http://schemas.microsoft.com/office/word/2010/wordml" xmlns:w15="http://schemas.microsoft.com/office/word/2012/wordml" xmlns:w16cex="http://schemas.microsoft.com/office/word/2018/wordml/cex" xmlns:w16cid="http://schemas.microsoft.com/office/word/2016/wordml/cid" xmlns:w16="http://schemas.microsoft.com/office/word/2018/wordml" xmlns:w16sdtdh="http://schemas.microsoft.com/office/word/2020/wordml/sdtdatahash" xmlns:w16se="http://schemas.microsoft.com/office/word/2015/wordml/symex" xmlns:wpg="http://schemas.microsoft.com/office/word/2010/wordprocessingGroup" xmlns:wpi="http://schemas.microsoft.com/office/word/2010/wordprocessingInk" xmlns:wne="http://schemas.microsoft.com/office/word/2006/wordml" xmlns:wps="http://schemas.microsoft.com/office/word/2010/wordprocessingShape" mc:Ignorable="w14 w15 w16se w16cid w16 w16cex w16sdtdh wp14">
+  <w:comment w:id="0" w:author="Priya Shukla" w:date="2023-03-28T16:40:00Z" w:initials="PS">
+    <w:p>
+      <w:pPr>
+        <w:pStyle w:val="CommentText"/>
+      </w:pPr>
+      <w:r>
+        <w:rPr>
+          <w:rStyle w:val="CommentReference"/>
+        </w:rPr>
+        <w:annotationRef/>
+      </w:r>
+      <w:r>
+        <w:t>STILL NEED TO CHECK ASSUMPTIONS</w:t>
+      </w:r>
+      <w:r>
+        <w:br/>
+      </w:r>
+      <w:r>
+        <w:br/>
+      </w:r>
+      <w:hyperlink r:id="rId1" w:history="1">
+        <w:r>
+          <w:rPr>
+            <w:rStyle w:val="Hyperlink"/>
+          </w:rPr>
+          <w:t>http://sthda.com/english/articles/36-classification-methods-essentials/148-logistic-regression-assumptions-and-diagnostics-in-r/</w:t>
+        </w:r>
+      </w:hyperlink>
+    </w:p>
+  </w:comment>
+</w:comments>
+</file>
+
+<file path=word/commentsExtended.xml><?xml version="1.0" encoding="utf-8"?>
+<w15:commentsEx xmlns:wpc="http://schemas.microsoft.com/office/word/2010/wordprocessingCanvas" xmlns:cx="http://schemas.microsoft.com/office/drawing/2014/chartex" xmlns:cx1="http://schemas.microsoft.com/office/drawing/2015/9/8/chartex" xmlns:cx2="http://schemas.microsoft.com/office/drawing/2015/10/21/chartex" xmlns:cx3="http://schemas.microsoft.com/office/drawing/2016/5/9/chartex" xmlns:cx4="http://schemas.microsoft.com/office/drawing/2016/5/10/chartex" xmlns:cx5="http://schemas.microsoft.com/office/drawing/2016/5/11/chartex" xmlns:cx6="http://schemas.microsoft.com/office/drawing/2016/5/12/chartex" xmlns:cx7="http://schemas.microsoft.com/office/drawing/2016/5/13/chartex" xmlns:cx8="http://schemas.microsoft.com/office/drawing/2016/5/14/chartex" xmlns:mc="http://schemas.openxmlformats.org/markup-compatibility/2006" xmlns:aink="http://schemas.microsoft.com/office/drawing/2016/ink" xmlns:am3d="http://schemas.microsoft.com/office/drawing/2017/model3d" xmlns:o="urn:schemas-microsoft-com:office:office" xmlns:oel="http://schemas.microsoft.com/office/2019/extlst" xmlns:r="http://schemas.openxmlformats.org/officeDocument/2006/relationships" xmlns:m="http://schemas.openxmlformats.org/officeDocument/2006/math" xmlns:v="urn:schemas-microsoft-com:vml" xmlns:wp14="http://schemas.microsoft.com/office/word/2010/wordprocessingDrawing" xmlns:wp="http://schemas.openxmlformats.org/drawingml/2006/wordprocessingDrawing" xmlns:w10="urn:schemas-microsoft-com:office:word" xmlns:w="http://schemas.openxmlformats.org/wordprocessingml/2006/main" xmlns:w14="http://schemas.microsoft.com/office/word/2010/wordml" xmlns:w15="http://schemas.microsoft.com/office/word/2012/wordml" xmlns:w16cex="http://schemas.microsoft.com/office/word/2018/wordml/cex" xmlns:w16cid="http://schemas.microsoft.com/office/word/2016/wordml/cid" xmlns:w16="http://schemas.microsoft.com/office/word/2018/wordml" xmlns:w16sdtdh="http://schemas.microsoft.com/office/word/2020/wordml/sdtdatahash" xmlns:w16se="http://schemas.microsoft.com/office/word/2015/wordml/symex" xmlns:wpg="http://schemas.microsoft.com/office/word/2010/wordprocessingGroup" xmlns:wpi="http://schemas.microsoft.com/office/word/2010/wordprocessingInk" xmlns:wne="http://schemas.microsoft.com/office/word/2006/wordml" xmlns:wps="http://schemas.microsoft.com/office/word/2010/wordprocessingShape" mc:Ignorable="w14 w15 w16se w16cid w16 w16cex w16sdtdh wp14">
+  <w15:commentEx w15:paraId="0DDB47F1" w15:done="0"/>
+</w15:commentsEx>
+</file>
+
+<file path=word/commentsExtensible.xml><?xml version="1.0" encoding="utf-8"?>
+<w16cex:commentsExtensible xmlns:wpc="http://schemas.microsoft.com/office/word/2010/wordprocessingCanvas" xmlns:cx="http://schemas.microsoft.com/office/drawing/2014/chartex" xmlns:cx1="http://schemas.microsoft.com/office/drawing/2015/9/8/chartex" xmlns:cx2="http://schemas.microsoft.com/office/drawing/2015/10/21/chartex" xmlns:cx3="http://schemas.microsoft.com/office/drawing/2016/5/9/chartex" xmlns:cx4="http://schemas.microsoft.com/office/drawing/2016/5/10/chartex" xmlns:cx5="http://schemas.microsoft.com/office/drawing/2016/5/11/chartex" xmlns:cx6="http://schemas.microsoft.com/office/drawing/2016/5/12/chartex" xmlns:cx7="http://schemas.microsoft.com/office/drawing/2016/5/13/chartex" xmlns:cx8="http://schemas.microsoft.com/office/drawing/2016/5/14/chartex" xmlns:mc="http://schemas.openxmlformats.org/markup-compatibility/2006" xmlns:aink="http://schemas.microsoft.com/office/drawing/2016/ink" xmlns:am3d="http://schemas.microsoft.com/office/drawing/2017/model3d" xmlns:o="urn:schemas-microsoft-com:office:office" xmlns:oel="http://schemas.microsoft.com/office/2019/extlst" xmlns:r="http://schemas.openxmlformats.org/officeDocument/2006/relationships" xmlns:m="http://schemas.openxmlformats.org/officeDocument/2006/math" xmlns:v="urn:schemas-microsoft-com:vml" xmlns:wp14="http://schemas.microsoft.com/office/word/2010/wordprocessingDrawing" xmlns:wp="http://schemas.openxmlformats.org/drawingml/2006/wordprocessingDrawing" xmlns:w10="urn:schemas-microsoft-com:office:word" xmlns:w="http://schemas.openxmlformats.org/wordprocessingml/2006/main" xmlns:w14="http://schemas.microsoft.com/office/word/2010/wordml" xmlns:w15="http://schemas.microsoft.com/office/word/2012/wordml" xmlns:w16cex="http://schemas.microsoft.com/office/word/2018/wordml/cex" xmlns:w16cid="http://schemas.microsoft.com/office/word/2016/wordml/cid" xmlns:w16="http://schemas.microsoft.com/office/word/2018/wordml" xmlns:w16sdtdh="http://schemas.microsoft.com/office/word/2020/wordml/sdtdatahash" xmlns:w16se="http://schemas.microsoft.com/office/word/2015/wordml/symex" xmlns:wpg="http://schemas.microsoft.com/office/word/2010/wordprocessingGroup" xmlns:wpi="http://schemas.microsoft.com/office/word/2010/wordprocessingInk" xmlns:wne="http://schemas.microsoft.com/office/word/2006/wordml" xmlns:wps="http://schemas.microsoft.com/office/word/2010/wordprocessingShape" mc:Ignorable="w14 w15 w16se w16cid w16 w16cex w16sdtdh wp14">
+  <w16cex:commentExtensible w16cex:durableId="27CD96FC" w16cex:dateUtc="2023-03-28T23:40:00Z"/>
+</w16cex:commentsExtensible>
+</file>
+
+<file path=word/commentsIds.xml><?xml version="1.0" encoding="utf-8"?>
+<w16cid:commentsIds xmlns:wpc="http://schemas.microsoft.com/office/word/2010/wordprocessingCanvas" xmlns:cx="http://schemas.microsoft.com/office/drawing/2014/chartex" xmlns:cx1="http://schemas.microsoft.com/office/drawing/2015/9/8/chartex" xmlns:cx2="http://schemas.microsoft.com/office/drawing/2015/10/21/chartex" xmlns:cx3="http://schemas.microsoft.com/office/drawing/2016/5/9/chartex" xmlns:cx4="http://schemas.microsoft.com/office/drawing/2016/5/10/chartex" xmlns:cx5="http://schemas.microsoft.com/office/drawing/2016/5/11/chartex" xmlns:cx6="http://schemas.microsoft.com/office/drawing/2016/5/12/chartex" xmlns:cx7="http://schemas.microsoft.com/office/drawing/2016/5/13/chartex" xmlns:cx8="http://schemas.microsoft.com/office/drawing/2016/5/14/chartex" xmlns:mc="http://schemas.openxmlformats.org/markup-compatibility/2006" xmlns:aink="http://schemas.microsoft.com/office/drawing/2016/ink" xmlns:am3d="http://schemas.microsoft.com/office/drawing/2017/model3d" xmlns:o="urn:schemas-microsoft-com:office:office" xmlns:oel="http://schemas.microsoft.com/office/2019/extlst" xmlns:r="http://schemas.openxmlformats.org/officeDocument/2006/relationships" xmlns:m="http://schemas.openxmlformats.org/officeDocument/2006/math" xmlns:v="urn:schemas-microsoft-com:vml" xmlns:wp14="http://schemas.microsoft.com/office/word/2010/wordprocessingDrawing" xmlns:wp="http://schemas.openxmlformats.org/drawingml/2006/wordprocessingDrawing" xmlns:w10="urn:schemas-microsoft-com:office:word" xmlns:w="http://schemas.openxmlformats.org/wordprocessingml/2006/main" xmlns:w14="http://schemas.microsoft.com/office/word/2010/wordml" xmlns:w15="http://schemas.microsoft.com/office/word/2012/wordml" xmlns:w16cex="http://schemas.microsoft.com/office/word/2018/wordml/cex" xmlns:w16cid="http://schemas.microsoft.com/office/word/2016/wordml/cid" xmlns:w16="http://schemas.microsoft.com/office/word/2018/wordml" xmlns:w16sdtdh="http://schemas.microsoft.com/office/word/2020/wordml/sdtdatahash" xmlns:w16se="http://schemas.microsoft.com/office/word/2015/wordml/symex" xmlns:wpg="http://schemas.microsoft.com/office/word/2010/wordprocessingGroup" xmlns:wpi="http://schemas.microsoft.com/office/word/2010/wordprocessingInk" xmlns:wne="http://schemas.microsoft.com/office/word/2006/wordml" xmlns:wps="http://schemas.microsoft.com/office/word/2010/wordprocessingShape" mc:Ignorable="w14 w15 w16se w16cid w16 w16cex w16sdtdh wp14">
+  <w16cid:commentId w16cid:paraId="0DDB47F1" w16cid:durableId="27CD96FC"/>
+</w16cid:commentsIds>
+</file>
+
+<file path=word/numbering.xml><?xml version="1.0" encoding="utf-8"?>
+<w:numbering xmlns:wpc="http://schemas.microsoft.com/office/word/2010/wordprocessingCanvas" xmlns:cx="http://schemas.microsoft.com/office/drawing/2014/chartex" xmlns:cx1="http://schemas.microsoft.com/office/drawing/2015/9/8/chartex" xmlns:cx2="http://schemas.microsoft.com/office/drawing/2015/10/21/chartex" xmlns:cx3="http://schemas.microsoft.com/office/drawing/2016/5/9/chartex" xmlns:cx4="http://schemas.microsoft.com/office/drawing/2016/5/10/chartex" xmlns:cx5="http://schemas.microsoft.com/office/drawing/2016/5/11/chartex" xmlns:cx6="http://schemas.microsoft.com/office/drawing/2016/5/12/chartex" xmlns:cx7="http://schemas.microsoft.com/office/drawing/2016/5/13/chartex" xmlns:cx8="http://schemas.microsoft.com/office/drawing/2016/5/14/chartex" xmlns:mc="http://schemas.openxmlformats.org/markup-compatibility/2006" xmlns:aink="http://schemas.microsoft.com/office/drawing/2016/ink" xmlns:am3d="http://schemas.microsoft.com/office/drawing/2017/model3d" xmlns:o="urn:schemas-microsoft-com:office:office" xmlns:oel="http://schemas.microsoft.com/office/2019/extlst" xmlns:r="http://schemas.openxmlformats.org/officeDocument/2006/relationships" xmlns:m="http://schemas.openxmlformats.org/officeDocument/2006/math" xmlns:v="urn:schemas-microsoft-com:vml" xmlns:wp14="http://schemas.microsoft.com/office/word/2010/wordprocessingDrawing" xmlns:wp="http://schemas.openxmlformats.org/drawingml/2006/wordprocessingDrawing" xmlns:w10="urn:schemas-microsoft-com:office:word" xmlns:w="http://schemas.openxmlformats.org/wordprocessingml/2006/main" xmlns:w14="http://schemas.microsoft.com/office/word/2010/wordml" xmlns:w15="http://schemas.microsoft.com/office/word/2012/wordml" xmlns:w16cex="http://schemas.microsoft.com/office/word/2018/wordml/cex" xmlns:w16cid="http://schemas.microsoft.com/office/word/2016/wordml/cid" xmlns:w16="http://schemas.microsoft.com/office/word/2018/wordml" xmlns:w16sdtdh="http://schemas.microsoft.com/office/word/2020/wordml/sdtdatahash" xmlns:w16se="http://schemas.microsoft.com/office/word/2015/wordml/symex" xmlns:wpg="http://schemas.microsoft.com/office/word/2010/wordprocessingGroup" xmlns:wpi="http://schemas.microsoft.com/office/word/2010/wordprocessingInk" xmlns:wne="http://schemas.microsoft.com/office/word/2006/wordml" xmlns:wps="http://schemas.microsoft.com/office/word/2010/wordprocessingShape" mc:Ignorable="w14 w15 w16se w16cid w16 w16cex w16sdtdh wp14">
+  <w:abstractNum w:abstractNumId="0" w15:restartNumberingAfterBreak="0">
+    <w:nsid w:val="26C64194"/>
+    <w:multiLevelType w:val="hybridMultilevel"/>
+    <w:tmpl w:val="8CA2CB00"/>
+    <w:lvl w:ilvl="0" w:tplc="7D48A634">
+      <w:numFmt w:val="bullet"/>
+      <w:lvlText w:val="-"/>
+      <w:lvlJc w:val="left"/>
+      <w:pPr>
+        <w:ind w:left="720" w:hanging="360"/>
+      </w:pPr>
+      <w:rPr>
+        <w:rFonts w:ascii="Arial" w:eastAsiaTheme="minorHAnsi" w:hAnsi="Arial" w:cs="Arial" w:hint="default"/>
+      </w:rPr>
+    </w:lvl>
+    <w:lvl w:ilvl="1" w:tplc="04090003" w:tentative="1">
+      <w:start w:val="1"/>
+      <w:numFmt w:val="bullet"/>
+      <w:lvlText w:val="o"/>
+      <w:lvlJc w:val="left"/>
+      <w:pPr>
+        <w:ind w:left="1440" w:hanging="360"/>
+      </w:pPr>
+      <w:rPr>
+        <w:rFonts w:ascii="Courier New" w:hAnsi="Courier New" w:cs="Courier New" w:hint="default"/>
+      </w:rPr>
+    </w:lvl>
+    <w:lvl w:ilvl="2" w:tplc="04090005" w:tentative="1">
+      <w:start w:val="1"/>
+      <w:numFmt w:val="bullet"/>
+      <w:lvlText w:val=""/>
+      <w:lvlJc w:val="left"/>
+      <w:pPr>
+        <w:ind w:left="2160" w:hanging="360"/>
+      </w:pPr>
+      <w:rPr>
+        <w:rFonts w:ascii="Wingdings" w:hAnsi="Wingdings" w:hint="default"/>
+      </w:rPr>
+    </w:lvl>
+    <w:lvl w:ilvl="3" w:tplc="04090001" w:tentative="1">
+      <w:start w:val="1"/>
+      <w:numFmt w:val="bullet"/>
+      <w:lvlText w:val=""/>
+      <w:lvlJc w:val="left"/>
+      <w:pPr>
+        <w:ind w:left="2880" w:hanging="360"/>
+      </w:pPr>
+      <w:rPr>
+        <w:rFonts w:ascii="Symbol" w:hAnsi="Symbol" w:hint="default"/>
+      </w:rPr>
+    </w:lvl>
+    <w:lvl w:ilvl="4" w:tplc="04090003" w:tentative="1">
+      <w:start w:val="1"/>
+      <w:numFmt w:val="bullet"/>
+      <w:lvlText w:val="o"/>
+      <w:lvlJc w:val="left"/>
+      <w:pPr>
+        <w:ind w:left="3600" w:hanging="360"/>
+      </w:pPr>
+      <w:rPr>
+        <w:rFonts w:ascii="Courier New" w:hAnsi="Courier New" w:cs="Courier New" w:hint="default"/>
+      </w:rPr>
+    </w:lvl>
+    <w:lvl w:ilvl="5" w:tplc="04090005" w:tentative="1">
+      <w:start w:val="1"/>
+      <w:numFmt w:val="bullet"/>
+      <w:lvlText w:val=""/>
+      <w:lvlJc w:val="left"/>
+      <w:pPr>
+        <w:ind w:left="4320" w:hanging="360"/>
+      </w:pPr>
+      <w:rPr>
+        <w:rFonts w:ascii="Wingdings" w:hAnsi="Wingdings" w:hint="default"/>
+      </w:rPr>
+    </w:lvl>
+    <w:lvl w:ilvl="6" w:tplc="04090001" w:tentative="1">
+      <w:start w:val="1"/>
+      <w:numFmt w:val="bullet"/>
+      <w:lvlText w:val=""/>
+      <w:lvlJc w:val="left"/>
+      <w:pPr>
+        <w:ind w:left="5040" w:hanging="360"/>
+      </w:pPr>
+      <w:rPr>
+        <w:rFonts w:ascii="Symbol" w:hAnsi="Symbol" w:hint="default"/>
+      </w:rPr>
+    </w:lvl>
+    <w:lvl w:ilvl="7" w:tplc="04090003" w:tentative="1">
+      <w:start w:val="1"/>
+      <w:numFmt w:val="bullet"/>
+      <w:lvlText w:val="o"/>
+      <w:lvlJc w:val="left"/>
+      <w:pPr>
+        <w:ind w:left="5760" w:hanging="360"/>
+      </w:pPr>
+      <w:rPr>
+        <w:rFonts w:ascii="Courier New" w:hAnsi="Courier New" w:cs="Courier New" w:hint="default"/>
+      </w:rPr>
+    </w:lvl>
+    <w:lvl w:ilvl="8" w:tplc="04090005" w:tentative="1">
+      <w:start w:val="1"/>
+      <w:numFmt w:val="bullet"/>
+      <w:lvlText w:val=""/>
+      <w:lvlJc w:val="left"/>
+      <w:pPr>
+        <w:ind w:left="6480" w:hanging="360"/>
+      </w:pPr>
+      <w:rPr>
+        <w:rFonts w:ascii="Wingdings" w:hAnsi="Wingdings" w:hint="default"/>
+      </w:rPr>
+    </w:lvl>
+  </w:abstractNum>
+  <w:num w:numId="1" w16cid:durableId="579605146">
+    <w:abstractNumId w:val="0"/>
+  </w:num>
+</w:numbering>
+</file>
+
+<file path=word/people.xml><?xml version="1.0" encoding="utf-8"?>
+<w15:people xmlns:wpc="http://schemas.microsoft.com/office/word/2010/wordprocessingCanvas" xmlns:cx="http://schemas.microsoft.com/office/drawing/2014/chartex" xmlns:cx1="http://schemas.microsoft.com/office/drawing/2015/9/8/chartex" xmlns:cx2="http://schemas.microsoft.com/office/drawing/2015/10/21/chartex" xmlns:cx3="http://schemas.microsoft.com/office/drawing/2016/5/9/chartex" xmlns:cx4="http://schemas.microsoft.com/office/drawing/2016/5/10/chartex" xmlns:cx5="http://schemas.microsoft.com/office/drawing/2016/5/11/chartex" xmlns:cx6="http://schemas.microsoft.com/office/drawing/2016/5/12/chartex" xmlns:cx7="http://schemas.microsoft.com/office/drawing/2016/5/13/chartex" xmlns:cx8="http://schemas.microsoft.com/office/drawing/2016/5/14/chartex" xmlns:mc="http://schemas.openxmlformats.org/markup-compatibility/2006" xmlns:aink="http://schemas.microsoft.com/office/drawing/2016/ink" xmlns:am3d="http://schemas.microsoft.com/office/drawing/2017/model3d" xmlns:o="urn:schemas-microsoft-com:office:office" xmlns:oel="http://schemas.microsoft.com/office/2019/extlst" xmlns:r="http://schemas.openxmlformats.org/officeDocument/2006/relationships" xmlns:m="http://schemas.openxmlformats.org/officeDocument/2006/math" xmlns:v="urn:schemas-microsoft-com:vml" xmlns:wp14="http://schemas.microsoft.com/office/word/2010/wordprocessingDrawing" xmlns:wp="http://schemas.openxmlformats.org/drawingml/2006/wordprocessingDrawing" xmlns:w10="urn:schemas-microsoft-com:office:word" xmlns:w="http://schemas.openxmlformats.org/wordprocessingml/2006/main" xmlns:w14="http://schemas.microsoft.com/office/word/2010/wordml" xmlns:w15="http://schemas.microsoft.com/office/word/2012/wordml" xmlns:w16cex="http://schemas.microsoft.com/office/word/2018/wordml/cex" xmlns:w16cid="http://schemas.microsoft.com/office/word/2016/wordml/cid" xmlns:w16="http://schemas.microsoft.com/office/word/2018/wordml" xmlns:w16sdtdh="http://schemas.microsoft.com/office/word/2020/wordml/sdtdatahash" xmlns:w16se="http://schemas.microsoft.com/office/word/2015/wordml/symex" xmlns:wpg="http://schemas.microsoft.com/office/word/2010/wordprocessingGroup" xmlns:wpi="http://schemas.microsoft.com/office/word/2010/wordprocessingInk" xmlns:wne="http://schemas.microsoft.com/office/word/2006/wordml" xmlns:wps="http://schemas.microsoft.com/office/word/2010/wordprocessingShape" mc:Ignorable="w14 w15 w16se w16cid w16 w16cex w16sdtdh wp14">
+  <w15:person w15:author="Priya Shukla">
+    <w15:presenceInfo w15:providerId="AD" w15:userId="S::pshukla@ucdavis.edu::be8f9b07-9e89-446c-a180-763a39fda9c6"/>
+  </w15:person>
+</w15:people>
 </file>
 
 <file path=word/styles.xml><?xml version="1.0" encoding="utf-8"?>
@@ -1297,7 +6143,6 @@
   <w:style w:type="character" w:default="1" w:styleId="DefaultParagraphFont">
     <w:name w:val="Default Paragraph Font"/>
     <w:uiPriority w:val="1"/>
-    <w:semiHidden/>
     <w:unhideWhenUsed/>
   </w:style>
   <w:style w:type="table" w:default="1" w:styleId="TableNormal">
@@ -1320,6 +6165,125 @@
     <w:uiPriority w:val="99"/>
     <w:semiHidden/>
     <w:unhideWhenUsed/>
+  </w:style>
+  <w:style w:type="paragraph" w:styleId="ListParagraph">
+    <w:name w:val="List Paragraph"/>
+    <w:basedOn w:val="Normal"/>
+    <w:uiPriority w:val="34"/>
+    <w:qFormat/>
+    <w:rsid w:val="00D059C7"/>
+    <w:pPr>
+      <w:ind w:left="720"/>
+      <w:contextualSpacing/>
+    </w:pPr>
+  </w:style>
+  <w:style w:type="table" w:styleId="TableGrid">
+    <w:name w:val="Table Grid"/>
+    <w:basedOn w:val="TableNormal"/>
+    <w:uiPriority w:val="39"/>
+    <w:rsid w:val="00771A7E"/>
+    <w:pPr>
+      <w:spacing w:after="0" w:line="240" w:lineRule="auto"/>
+    </w:pPr>
+    <w:tblPr>
+      <w:tblBorders>
+        <w:top w:val="single" w:sz="4" w:space="0" w:color="auto"/>
+        <w:left w:val="single" w:sz="4" w:space="0" w:color="auto"/>
+        <w:bottom w:val="single" w:sz="4" w:space="0" w:color="auto"/>
+        <w:right w:val="single" w:sz="4" w:space="0" w:color="auto"/>
+        <w:insideH w:val="single" w:sz="4" w:space="0" w:color="auto"/>
+        <w:insideV w:val="single" w:sz="4" w:space="0" w:color="auto"/>
+      </w:tblBorders>
+    </w:tblPr>
+  </w:style>
+  <w:style w:type="character" w:styleId="CommentReference">
+    <w:name w:val="annotation reference"/>
+    <w:basedOn w:val="DefaultParagraphFont"/>
+    <w:uiPriority w:val="99"/>
+    <w:semiHidden/>
+    <w:unhideWhenUsed/>
+    <w:rsid w:val="00CC3A19"/>
+    <w:rPr>
+      <w:sz w:val="16"/>
+      <w:szCs w:val="16"/>
+    </w:rPr>
+  </w:style>
+  <w:style w:type="paragraph" w:styleId="CommentText">
+    <w:name w:val="annotation text"/>
+    <w:basedOn w:val="Normal"/>
+    <w:link w:val="CommentTextChar"/>
+    <w:uiPriority w:val="99"/>
+    <w:unhideWhenUsed/>
+    <w:rsid w:val="00CC3A19"/>
+    <w:pPr>
+      <w:spacing w:line="240" w:lineRule="auto"/>
+    </w:pPr>
+    <w:rPr>
+      <w:sz w:val="20"/>
+      <w:szCs w:val="20"/>
+    </w:rPr>
+  </w:style>
+  <w:style w:type="character" w:customStyle="1" w:styleId="CommentTextChar">
+    <w:name w:val="Comment Text Char"/>
+    <w:basedOn w:val="DefaultParagraphFont"/>
+    <w:link w:val="CommentText"/>
+    <w:uiPriority w:val="99"/>
+    <w:rsid w:val="00CC3A19"/>
+    <w:rPr>
+      <w:sz w:val="20"/>
+      <w:szCs w:val="20"/>
+    </w:rPr>
+  </w:style>
+  <w:style w:type="paragraph" w:styleId="CommentSubject">
+    <w:name w:val="annotation subject"/>
+    <w:basedOn w:val="CommentText"/>
+    <w:next w:val="CommentText"/>
+    <w:link w:val="CommentSubjectChar"/>
+    <w:uiPriority w:val="99"/>
+    <w:semiHidden/>
+    <w:unhideWhenUsed/>
+    <w:rsid w:val="00CC3A19"/>
+    <w:rPr>
+      <w:b/>
+      <w:bCs/>
+    </w:rPr>
+  </w:style>
+  <w:style w:type="character" w:customStyle="1" w:styleId="CommentSubjectChar">
+    <w:name w:val="Comment Subject Char"/>
+    <w:basedOn w:val="CommentTextChar"/>
+    <w:link w:val="CommentSubject"/>
+    <w:uiPriority w:val="99"/>
+    <w:semiHidden/>
+    <w:rsid w:val="00CC3A19"/>
+    <w:rPr>
+      <w:b/>
+      <w:bCs/>
+      <w:sz w:val="20"/>
+      <w:szCs w:val="20"/>
+    </w:rPr>
+  </w:style>
+  <w:style w:type="character" w:styleId="Hyperlink">
+    <w:name w:val="Hyperlink"/>
+    <w:basedOn w:val="DefaultParagraphFont"/>
+    <w:uiPriority w:val="99"/>
+    <w:unhideWhenUsed/>
+    <w:rsid w:val="00CC3A19"/>
+    <w:rPr>
+      <w:color w:val="0563C1" w:themeColor="hyperlink"/>
+      <w:u w:val="single"/>
+    </w:rPr>
+  </w:style>
+  <w:style w:type="character" w:styleId="UnresolvedMention">
+    <w:name w:val="Unresolved Mention"/>
+    <w:basedOn w:val="DefaultParagraphFont"/>
+    <w:uiPriority w:val="99"/>
+    <w:semiHidden/>
+    <w:unhideWhenUsed/>
+    <w:rsid w:val="00CC3A19"/>
+    <w:rPr>
+      <w:color w:val="605E5C"/>
+      <w:shd w:val="clear" w:color="auto" w:fill="E1DFDD"/>
+    </w:rPr>
   </w:style>
 </w:styles>
 </file>

--- a/writing/Chapter 1.docx
+++ b/writing/Chapter 1.docx
@@ -46,8 +46,18 @@
           <w:sz w:val="28"/>
           <w:szCs w:val="28"/>
         </w:rPr>
-        <w:t xml:space="preserve"> benefit oysters experiencing an acute heatwave</w:t>
-      </w:r>
+        <w:t xml:space="preserve"> benefit oysters experiencing an acute </w:t>
+      </w:r>
+      <w:proofErr w:type="gramStart"/>
+      <w:r>
+        <w:rPr>
+          <w:rFonts w:ascii="Arial" w:hAnsi="Arial" w:cs="Arial"/>
+          <w:sz w:val="28"/>
+          <w:szCs w:val="28"/>
+        </w:rPr>
+        <w:t>heatwave</w:t>
+      </w:r>
+      <w:proofErr w:type="gramEnd"/>
     </w:p>
     <w:p>
       <w:pPr>
@@ -172,7 +182,21 @@
           <w:rFonts w:ascii="Arial" w:hAnsi="Arial" w:cs="Arial"/>
         </w:rPr>
         <w:tab/>
-        <w:t>Thus, we explored the effects of an simulated acute heatwave following tidal and thermal hardening on three commercially farmed oyster species.</w:t>
+        <w:t xml:space="preserve">Thus, we explored the effects of </w:t>
+      </w:r>
+      <w:proofErr w:type="gramStart"/>
+      <w:r>
+        <w:rPr>
+          <w:rFonts w:ascii="Arial" w:hAnsi="Arial" w:cs="Arial"/>
+        </w:rPr>
+        <w:t>an</w:t>
+      </w:r>
+      <w:proofErr w:type="gramEnd"/>
+      <w:r>
+        <w:rPr>
+          <w:rFonts w:ascii="Arial" w:hAnsi="Arial" w:cs="Arial"/>
+        </w:rPr>
+        <w:t xml:space="preserve"> simulated acute heatwave following tidal and thermal hardening on three commercially farmed oyster species.</w:t>
       </w:r>
     </w:p>
     <w:p>
@@ -237,8 +261,18 @@
           <w:i/>
           <w:iCs/>
         </w:rPr>
-        <w:t>Ostrea lurida</w:t>
-      </w:r>
+        <w:t xml:space="preserve">Ostrea </w:t>
+      </w:r>
+      <w:proofErr w:type="spellStart"/>
+      <w:r>
+        <w:rPr>
+          <w:rFonts w:ascii="Arial" w:hAnsi="Arial" w:cs="Arial"/>
+          <w:i/>
+          <w:iCs/>
+        </w:rPr>
+        <w:t>lurida</w:t>
+      </w:r>
+      <w:proofErr w:type="spellEnd"/>
       <w:r>
         <w:rPr>
           <w:rFonts w:ascii="Arial" w:hAnsi="Arial" w:cs="Arial"/>
@@ -265,8 +299,18 @@
           <w:i/>
           <w:iCs/>
         </w:rPr>
-        <w:t>Crassostrea sikamea</w:t>
-      </w:r>
+        <w:t xml:space="preserve">Crassostrea </w:t>
+      </w:r>
+      <w:proofErr w:type="spellStart"/>
+      <w:r>
+        <w:rPr>
+          <w:rFonts w:ascii="Arial" w:hAnsi="Arial" w:cs="Arial"/>
+          <w:i/>
+          <w:iCs/>
+        </w:rPr>
+        <w:t>sikamea</w:t>
+      </w:r>
+      <w:proofErr w:type="spellEnd"/>
       <w:r>
         <w:rPr>
           <w:rFonts w:ascii="Arial" w:hAnsi="Arial" w:cs="Arial"/>
@@ -287,6 +331,7 @@
           <w:rFonts w:ascii="Arial" w:hAnsi="Arial" w:cs="Arial"/>
         </w:rPr>
       </w:pPr>
+      <w:proofErr w:type="spellStart"/>
       <w:r>
         <w:rPr>
           <w:rFonts w:ascii="Arial" w:hAnsi="Arial" w:cs="Arial"/>
@@ -303,6 +348,7 @@
         </w:rPr>
         <w:t>agallana</w:t>
       </w:r>
+      <w:proofErr w:type="spellEnd"/>
       <w:r>
         <w:rPr>
           <w:rFonts w:ascii="Arial" w:hAnsi="Arial" w:cs="Arial"/>
@@ -411,36 +457,19 @@
     </w:p>
     <w:p>
       <w:pPr>
-        <w:pStyle w:val="ListParagraph"/>
-        <w:numPr>
-          <w:ilvl w:val="0"/>
-          <w:numId w:val="1"/>
-        </w:numPr>
-        <w:rPr>
-          <w:rFonts w:ascii="Arial" w:hAnsi="Arial" w:cs="Arial"/>
-          <w:color w:val="7030A0"/>
-        </w:rPr>
-      </w:pPr>
-      <w:r>
-        <w:rPr>
-          <w:rFonts w:ascii="Arial" w:hAnsi="Arial" w:cs="Arial"/>
-          <w:color w:val="7030A0"/>
-        </w:rPr>
-        <w:t>Mixed effects l</w:t>
-      </w:r>
-      <w:r>
-        <w:rPr>
-          <w:rFonts w:ascii="Arial" w:hAnsi="Arial" w:cs="Arial"/>
-          <w:color w:val="7030A0"/>
-        </w:rPr>
-        <w:t>ogistic regression was used with a “logit” link</w:t>
-      </w:r>
-      <w:r>
-        <w:rPr>
-          <w:rFonts w:ascii="Arial" w:hAnsi="Arial" w:cs="Arial"/>
-          <w:color w:val="7030A0"/>
-        </w:rPr>
-        <w:t>, with stress hardening temperature and tide treatments as well as marine heatwave temperatures as fixed effects. Tank was included as a random effect to account for non-independent samples within tanks.</w:t>
+        <w:rPr>
+          <w:rFonts w:ascii="Arial" w:hAnsi="Arial" w:cs="Arial"/>
+          <w:i/>
+          <w:iCs/>
+        </w:rPr>
+      </w:pPr>
+      <w:r>
+        <w:rPr>
+          <w:rFonts w:ascii="Arial" w:hAnsi="Arial" w:cs="Arial"/>
+          <w:i/>
+          <w:iCs/>
+        </w:rPr>
+        <w:t>Growth</w:t>
       </w:r>
     </w:p>
     <w:p>
@@ -457,7 +486,7 @@
           <w:i/>
           <w:iCs/>
         </w:rPr>
-        <w:t>Growth</w:t>
+        <w:t>Condition Index</w:t>
       </w:r>
     </w:p>
     <w:p>
@@ -466,6 +495,7 @@
           <w:rFonts w:ascii="Arial" w:hAnsi="Arial" w:cs="Arial"/>
           <w:i/>
           <w:iCs/>
+          <w:color w:val="FF0000"/>
         </w:rPr>
       </w:pPr>
       <w:r>
@@ -473,23 +503,7 @@
           <w:rFonts w:ascii="Arial" w:hAnsi="Arial" w:cs="Arial"/>
           <w:i/>
           <w:iCs/>
-        </w:rPr>
-        <w:t>Condition Index</w:t>
-      </w:r>
-    </w:p>
-    <w:p>
-      <w:pPr>
-        <w:rPr>
-          <w:rFonts w:ascii="Arial" w:hAnsi="Arial" w:cs="Arial"/>
-          <w:i/>
-          <w:iCs/>
-        </w:rPr>
-      </w:pPr>
-      <w:r>
-        <w:rPr>
-          <w:rFonts w:ascii="Arial" w:hAnsi="Arial" w:cs="Arial"/>
-          <w:i/>
-          <w:iCs/>
+          <w:color w:val="FF0000"/>
         </w:rPr>
         <w:t>Physiology – Protein Carbonyl</w:t>
       </w:r>
@@ -512,7 +526,6 @@
           <w:i/>
           <w:iCs/>
         </w:rPr>
-        <w:lastRenderedPageBreak/>
         <w:t>Statistical Analyses</w:t>
       </w:r>
     </w:p>
@@ -520,25 +533,71 @@
       <w:pPr>
         <w:rPr>
           <w:rFonts w:ascii="Arial" w:hAnsi="Arial" w:cs="Arial"/>
+          <w:color w:val="7030A0"/>
+        </w:rPr>
+      </w:pPr>
+      <w:r>
+        <w:rPr>
+          <w:rFonts w:ascii="Arial" w:hAnsi="Arial" w:cs="Arial"/>
           <w:i/>
           <w:iCs/>
         </w:rPr>
-      </w:pPr>
-      <w:r>
+        <w:t>Mortality</w:t>
+      </w:r>
+      <w:r>
+        <w:rPr>
+          <w:rFonts w:ascii="Arial" w:hAnsi="Arial" w:cs="Arial"/>
+          <w:color w:val="7030A0"/>
+        </w:rPr>
+        <w:t xml:space="preserve"> </w:t>
+      </w:r>
+    </w:p>
+    <w:p>
+      <w:pPr>
+        <w:ind w:firstLine="720"/>
+        <w:rPr>
+          <w:rFonts w:ascii="Arial" w:hAnsi="Arial" w:cs="Arial"/>
+          <w:color w:val="7030A0"/>
+        </w:rPr>
+      </w:pPr>
+      <w:r>
+        <w:rPr>
+          <w:rFonts w:ascii="Arial" w:hAnsi="Arial" w:cs="Arial"/>
+          <w:color w:val="7030A0"/>
+        </w:rPr>
+        <w:t>Mixed effects logistic regression was used with a</w:t>
+      </w:r>
+      <w:r>
+        <w:rPr>
+          <w:rFonts w:ascii="Arial" w:hAnsi="Arial" w:cs="Arial"/>
+          <w:color w:val="7030A0"/>
+        </w:rPr>
+        <w:t xml:space="preserve"> binomial distribution and a</w:t>
+      </w:r>
+      <w:r>
+        <w:rPr>
+          <w:rFonts w:ascii="Arial" w:hAnsi="Arial" w:cs="Arial"/>
+          <w:color w:val="7030A0"/>
+        </w:rPr>
+        <w:t xml:space="preserve"> “logit” link, with stress hardening temperature and tide treatments as well as marine heatwave </w:t>
+      </w:r>
+      <w:r>
+        <w:rPr>
+          <w:rFonts w:ascii="Arial" w:hAnsi="Arial" w:cs="Arial"/>
+          <w:color w:val="7030A0"/>
+        </w:rPr>
+        <w:lastRenderedPageBreak/>
+        <w:t>temperatures as fixed effects. Tank was included as a random effect to account for non-independent samples within tanks.</w:t>
+      </w:r>
+    </w:p>
+    <w:p>
+      <w:pPr>
         <w:rPr>
           <w:rFonts w:ascii="Arial" w:hAnsi="Arial" w:cs="Arial"/>
           <w:i/>
           <w:iCs/>
         </w:rPr>
-        <w:t>Mortality</w:t>
-      </w:r>
-      <w:r>
-        <w:rPr>
-          <w:rFonts w:ascii="Arial" w:hAnsi="Arial" w:cs="Arial"/>
-          <w:color w:val="7030A0"/>
-        </w:rPr>
-        <w:t xml:space="preserve"> </w:t>
-      </w:r>
+      </w:pPr>
     </w:p>
     <w:p>
       <w:pPr>
@@ -576,20 +635,55 @@
     </w:p>
     <w:p>
       <w:pPr>
-        <w:pStyle w:val="ListParagraph"/>
-        <w:numPr>
-          <w:ilvl w:val="0"/>
-          <w:numId w:val="1"/>
-        </w:numPr>
-        <w:rPr>
-          <w:rFonts w:ascii="Arial" w:hAnsi="Arial" w:cs="Arial"/>
-        </w:rPr>
-      </w:pPr>
-      <w:r>
-        <w:rPr>
-          <w:rFonts w:ascii="Arial" w:hAnsi="Arial" w:cs="Arial"/>
-        </w:rPr>
-        <w:t>Linear mixed effects model</w:t>
+        <w:ind w:firstLine="720"/>
+      </w:pPr>
+      <w:r>
+        <w:rPr>
+          <w:rFonts w:ascii="Arial" w:hAnsi="Arial" w:cs="Arial"/>
+          <w:color w:val="7030A0"/>
+        </w:rPr>
+        <w:t>Generalized l</w:t>
+      </w:r>
+      <w:r>
+        <w:rPr>
+          <w:rFonts w:ascii="Arial" w:hAnsi="Arial" w:cs="Arial"/>
+          <w:color w:val="7030A0"/>
+        </w:rPr>
+        <w:t>inear mixed effects model</w:t>
+      </w:r>
+      <w:r>
+        <w:rPr>
+          <w:rFonts w:ascii="Arial" w:hAnsi="Arial" w:cs="Arial"/>
+          <w:color w:val="7030A0"/>
+        </w:rPr>
+        <w:t xml:space="preserve">s were used to assess condition index. For </w:t>
+      </w:r>
+      <w:r>
+        <w:rPr>
+          <w:rFonts w:ascii="Arial" w:hAnsi="Arial" w:cs="Arial"/>
+          <w:i/>
+          <w:iCs/>
+          <w:color w:val="7030A0"/>
+        </w:rPr>
+        <w:t xml:space="preserve">O. </w:t>
+      </w:r>
+      <w:proofErr w:type="spellStart"/>
+      <w:r>
+        <w:rPr>
+          <w:rFonts w:ascii="Arial" w:hAnsi="Arial" w:cs="Arial"/>
+          <w:i/>
+          <w:iCs/>
+          <w:color w:val="7030A0"/>
+        </w:rPr>
+        <w:t>lurida</w:t>
+      </w:r>
+      <w:proofErr w:type="spellEnd"/>
+      <w:r>
+        <w:rPr>
+          <w:rFonts w:ascii="Arial" w:hAnsi="Arial" w:cs="Arial"/>
+          <w:color w:val="7030A0"/>
+        </w:rPr>
+        <w:t>, a gamma distribution was used, while a gaussian distribution was used for the other two species.</w:t>
       </w:r>
     </w:p>
     <w:p>
@@ -598,6 +692,7 @@
           <w:rFonts w:ascii="Arial" w:hAnsi="Arial" w:cs="Arial"/>
           <w:i/>
           <w:iCs/>
+          <w:color w:val="FF0000"/>
         </w:rPr>
       </w:pPr>
       <w:r>
@@ -605,6 +700,7 @@
           <w:rFonts w:ascii="Arial" w:hAnsi="Arial" w:cs="Arial"/>
           <w:i/>
           <w:iCs/>
+          <w:color w:val="FF0000"/>
         </w:rPr>
         <w:t>Physiology – Protein Carbonyl</w:t>
       </w:r>
@@ -720,74 +816,9 @@
           <w:iCs/>
           <w:color w:val="7030A0"/>
         </w:rPr>
-        <w:t>O. lurida</w:t>
-      </w:r>
-      <w:r>
-        <w:rPr>
-          <w:rFonts w:ascii="Arial" w:hAnsi="Arial" w:cs="Arial"/>
-          <w:color w:val="7030A0"/>
-        </w:rPr>
-        <w:t xml:space="preserve"> sample</w:t>
-      </w:r>
-      <w:r>
-        <w:rPr>
-          <w:rFonts w:ascii="Arial" w:hAnsi="Arial" w:cs="Arial"/>
-          <w:color w:val="7030A0"/>
-        </w:rPr>
-        <w:t>s were lost during stress hardening and 16 more died during the marine heatwave trial.</w:t>
-      </w:r>
-      <w:r>
-        <w:t xml:space="preserve"> </w:t>
-      </w:r>
-      <w:r>
-        <w:rPr>
-          <w:rFonts w:ascii="Arial" w:hAnsi="Arial" w:cs="Arial"/>
-          <w:color w:val="7030A0"/>
-        </w:rPr>
-        <w:t>S</w:t>
-      </w:r>
-      <w:r>
-        <w:rPr>
-          <w:rFonts w:ascii="Arial" w:hAnsi="Arial" w:cs="Arial"/>
-          <w:color w:val="7030A0"/>
-        </w:rPr>
-        <w:t>tress hardening temperature</w:t>
-      </w:r>
-      <w:r>
-        <w:rPr>
-          <w:rFonts w:ascii="Arial" w:hAnsi="Arial" w:cs="Arial"/>
-          <w:color w:val="7030A0"/>
-        </w:rPr>
-        <w:t xml:space="preserve"> </w:t>
-      </w:r>
-      <w:r>
-        <w:rPr>
-          <w:rFonts w:ascii="Arial" w:hAnsi="Arial" w:cs="Arial"/>
-          <w:color w:val="7030A0"/>
-        </w:rPr>
-        <w:t>and tide</w:t>
-      </w:r>
-      <w:r>
-        <w:rPr>
-          <w:rFonts w:ascii="Arial" w:hAnsi="Arial" w:cs="Arial"/>
-          <w:color w:val="7030A0"/>
-        </w:rPr>
-        <w:t xml:space="preserve"> </w:t>
-      </w:r>
-      <w:r>
-        <w:rPr>
-          <w:rFonts w:ascii="Arial" w:hAnsi="Arial" w:cs="Arial"/>
-          <w:color w:val="7030A0"/>
-        </w:rPr>
-        <w:t>did not impact mortality during the stress hardening phase or after the marine heatwave</w:t>
-      </w:r>
-      <w:r>
-        <w:rPr>
-          <w:rFonts w:ascii="Arial" w:hAnsi="Arial" w:cs="Arial"/>
-          <w:color w:val="7030A0"/>
-        </w:rPr>
-        <w:t xml:space="preserve"> (</w:t>
-      </w:r>
+        <w:t xml:space="preserve">O. </w:t>
+      </w:r>
+      <w:proofErr w:type="spellStart"/>
       <w:r>
         <w:rPr>
           <w:rFonts w:ascii="Arial" w:hAnsi="Arial" w:cs="Arial"/>
@@ -795,6 +826,82 @@
           <w:iCs/>
           <w:color w:val="7030A0"/>
         </w:rPr>
+        <w:t>lurida</w:t>
+      </w:r>
+      <w:proofErr w:type="spellEnd"/>
+      <w:r>
+        <w:rPr>
+          <w:rFonts w:ascii="Arial" w:hAnsi="Arial" w:cs="Arial"/>
+          <w:color w:val="7030A0"/>
+        </w:rPr>
+        <w:t xml:space="preserve"> sample</w:t>
+      </w:r>
+      <w:r>
+        <w:rPr>
+          <w:rFonts w:ascii="Arial" w:hAnsi="Arial" w:cs="Arial"/>
+          <w:color w:val="7030A0"/>
+        </w:rPr>
+        <w:t>s were lost during stress hardening and 16 more died during the marine heatwave trial.</w:t>
+      </w:r>
+      <w:r>
+        <w:t xml:space="preserve"> </w:t>
+      </w:r>
+      <w:r>
+        <w:rPr>
+          <w:rFonts w:ascii="Arial" w:hAnsi="Arial" w:cs="Arial"/>
+          <w:color w:val="7030A0"/>
+        </w:rPr>
+        <w:t>S</w:t>
+      </w:r>
+      <w:r>
+        <w:rPr>
+          <w:rFonts w:ascii="Arial" w:hAnsi="Arial" w:cs="Arial"/>
+          <w:color w:val="7030A0"/>
+        </w:rPr>
+        <w:t>tress hardening temperature</w:t>
+      </w:r>
+      <w:r>
+        <w:rPr>
+          <w:rFonts w:ascii="Arial" w:hAnsi="Arial" w:cs="Arial"/>
+          <w:color w:val="7030A0"/>
+        </w:rPr>
+        <w:t xml:space="preserve"> </w:t>
+      </w:r>
+      <w:r>
+        <w:rPr>
+          <w:rFonts w:ascii="Arial" w:hAnsi="Arial" w:cs="Arial"/>
+          <w:color w:val="7030A0"/>
+        </w:rPr>
+        <w:t>and tide</w:t>
+      </w:r>
+      <w:r>
+        <w:rPr>
+          <w:rFonts w:ascii="Arial" w:hAnsi="Arial" w:cs="Arial"/>
+          <w:color w:val="7030A0"/>
+        </w:rPr>
+        <w:t xml:space="preserve"> </w:t>
+      </w:r>
+      <w:r>
+        <w:rPr>
+          <w:rFonts w:ascii="Arial" w:hAnsi="Arial" w:cs="Arial"/>
+          <w:color w:val="7030A0"/>
+        </w:rPr>
+        <w:t>did not impact mortality during the stress hardening phase or after the marine heatwave</w:t>
+      </w:r>
+      <w:r>
+        <w:rPr>
+          <w:rFonts w:ascii="Arial" w:hAnsi="Arial" w:cs="Arial"/>
+          <w:color w:val="7030A0"/>
+        </w:rPr>
+        <w:t xml:space="preserve"> (</w:t>
+      </w:r>
+      <w:r>
+        <w:rPr>
+          <w:rFonts w:ascii="Arial" w:hAnsi="Arial" w:cs="Arial"/>
+          <w:i/>
+          <w:iCs/>
+          <w:color w:val="7030A0"/>
+        </w:rPr>
         <w:t>P</w:t>
       </w:r>
       <w:r>
@@ -987,7 +1094,23 @@
           <w:rFonts w:ascii="Arial" w:hAnsi="Arial" w:cs="Arial"/>
           <w:color w:val="7030A0"/>
         </w:rPr>
-        <w:t xml:space="preserve">all oysters that experienced a tidal regime during stress hardening dying during outplanting. Individuals that were fully submerged at 15˚C </w:t>
+        <w:t xml:space="preserve">all oysters that experienced a tidal regime during stress hardening dying during </w:t>
+      </w:r>
+      <w:proofErr w:type="spellStart"/>
+      <w:r>
+        <w:rPr>
+          <w:rFonts w:ascii="Arial" w:hAnsi="Arial" w:cs="Arial"/>
+          <w:color w:val="7030A0"/>
+        </w:rPr>
+        <w:t>outplanting</w:t>
+      </w:r>
+      <w:proofErr w:type="spellEnd"/>
+      <w:r>
+        <w:rPr>
+          <w:rFonts w:ascii="Arial" w:hAnsi="Arial" w:cs="Arial"/>
+          <w:color w:val="7030A0"/>
+        </w:rPr>
+        <w:t xml:space="preserve">. Individuals that were fully submerged at 15˚C </w:t>
       </w:r>
       <w:r>
         <w:rPr>
@@ -1033,14 +1156,432 @@
           <w:iCs/>
           <w:color w:val="7030A0"/>
         </w:rPr>
-        <w:t>C. sikamea</w:t>
-      </w:r>
-      <w:r>
-        <w:rPr>
-          <w:rFonts w:ascii="Arial" w:hAnsi="Arial" w:cs="Arial"/>
-          <w:color w:val="7030A0"/>
-        </w:rPr>
-        <w:t>, 25 oysters were lost during the stress hardening phase, and 55 more died during the marine heatwave trials.</w:t>
+        <w:t xml:space="preserve">C. </w:t>
+      </w:r>
+      <w:proofErr w:type="spellStart"/>
+      <w:r>
+        <w:rPr>
+          <w:rFonts w:ascii="Arial" w:hAnsi="Arial" w:cs="Arial"/>
+          <w:i/>
+          <w:iCs/>
+          <w:color w:val="7030A0"/>
+        </w:rPr>
+        <w:t>sikamea</w:t>
+      </w:r>
+      <w:proofErr w:type="spellEnd"/>
+      <w:r>
+        <w:rPr>
+          <w:rFonts w:ascii="Arial" w:hAnsi="Arial" w:cs="Arial"/>
+          <w:color w:val="7030A0"/>
+        </w:rPr>
+        <w:t>, 25 oysters were lost during the stress hardening phase, and 55 more died during the marine heatwave trials</w:t>
+      </w:r>
+      <w:r>
+        <w:rPr>
+          <w:rFonts w:ascii="Arial" w:hAnsi="Arial" w:cs="Arial"/>
+          <w:color w:val="7030A0"/>
+        </w:rPr>
+        <w:t>. Stress hardening temperature, tidal regime and marine heatwave temperature did not influence mortality</w:t>
+      </w:r>
+      <w:r>
+        <w:rPr>
+          <w:rFonts w:ascii="Arial" w:hAnsi="Arial" w:cs="Arial"/>
+          <w:color w:val="7030A0"/>
+        </w:rPr>
+        <w:t xml:space="preserve"> </w:t>
+      </w:r>
+      <w:r>
+        <w:rPr>
+          <w:rFonts w:ascii="Arial" w:hAnsi="Arial" w:cs="Arial"/>
+          <w:color w:val="7030A0"/>
+        </w:rPr>
+        <w:t>(</w:t>
+      </w:r>
+      <w:r>
+        <w:rPr>
+          <w:rFonts w:ascii="Arial" w:hAnsi="Arial" w:cs="Arial"/>
+          <w:i/>
+          <w:iCs/>
+          <w:color w:val="7030A0"/>
+        </w:rPr>
+        <w:t>P</w:t>
+      </w:r>
+      <w:r>
+        <w:rPr>
+          <w:rFonts w:ascii="Arial" w:hAnsi="Arial" w:cs="Arial"/>
+          <w:color w:val="7030A0"/>
+        </w:rPr>
+        <w:t xml:space="preserve"> </w:t>
+      </w:r>
+      <w:r>
+        <w:rPr>
+          <w:rFonts w:ascii="Arial" w:hAnsi="Arial" w:cs="Arial"/>
+          <w:color w:val="7030A0"/>
+        </w:rPr>
+        <w:t>&gt;</w:t>
+      </w:r>
+      <w:r>
+        <w:rPr>
+          <w:rFonts w:ascii="Arial" w:hAnsi="Arial" w:cs="Arial"/>
+          <w:color w:val="7030A0"/>
+        </w:rPr>
+        <w:t xml:space="preserve"> 0.0</w:t>
+      </w:r>
+      <w:r>
+        <w:rPr>
+          <w:rFonts w:ascii="Arial" w:hAnsi="Arial" w:cs="Arial"/>
+          <w:color w:val="7030A0"/>
+        </w:rPr>
+        <w:t>5</w:t>
+      </w:r>
+      <w:r>
+        <w:rPr>
+          <w:rFonts w:ascii="Arial" w:hAnsi="Arial" w:cs="Arial"/>
+          <w:color w:val="7030A0"/>
+        </w:rPr>
+        <w:t xml:space="preserve">, Table </w:t>
+      </w:r>
+      <w:r>
+        <w:rPr>
+          <w:rFonts w:ascii="Arial" w:hAnsi="Arial" w:cs="Arial"/>
+          <w:b/>
+          <w:bCs/>
+          <w:color w:val="7030A0"/>
+        </w:rPr>
+        <w:t>MORTALITY</w:t>
+      </w:r>
+      <w:r>
+        <w:rPr>
+          <w:rFonts w:ascii="Arial" w:hAnsi="Arial" w:cs="Arial"/>
+          <w:color w:val="7030A0"/>
+        </w:rPr>
+        <w:t>)</w:t>
+      </w:r>
+      <w:r>
+        <w:rPr>
+          <w:rFonts w:ascii="Arial" w:hAnsi="Arial" w:cs="Arial"/>
+          <w:color w:val="7030A0"/>
+        </w:rPr>
+        <w:t xml:space="preserve"> except in the </w:t>
+      </w:r>
+      <w:r>
+        <w:rPr>
+          <w:rFonts w:ascii="Arial" w:hAnsi="Arial" w:cs="Arial"/>
+          <w:color w:val="7030A0"/>
+        </w:rPr>
+        <w:t>were in the 24˚C marine heatwave treatment</w:t>
+      </w:r>
+      <w:r>
+        <w:rPr>
+          <w:rFonts w:ascii="Arial" w:hAnsi="Arial" w:cs="Arial"/>
+          <w:color w:val="7030A0"/>
+        </w:rPr>
+        <w:t xml:space="preserve"> where 20 oysters perished</w:t>
+      </w:r>
+      <w:r>
+        <w:rPr>
+          <w:rFonts w:ascii="Arial" w:hAnsi="Arial" w:cs="Arial"/>
+          <w:color w:val="7030A0"/>
+        </w:rPr>
+        <w:t xml:space="preserve"> </w:t>
+      </w:r>
+      <w:r>
+        <w:rPr>
+          <w:rFonts w:ascii="Arial" w:hAnsi="Arial" w:cs="Arial"/>
+          <w:color w:val="7030A0"/>
+        </w:rPr>
+        <w:t>relative to</w:t>
+      </w:r>
+      <w:r>
+        <w:rPr>
+          <w:rFonts w:ascii="Arial" w:hAnsi="Arial" w:cs="Arial"/>
+          <w:color w:val="7030A0"/>
+        </w:rPr>
+        <w:t xml:space="preserve"> 11 oysters at 15</w:t>
+      </w:r>
+      <w:r>
+        <w:rPr>
+          <w:rFonts w:ascii="Arial" w:hAnsi="Arial" w:cs="Arial"/>
+          <w:color w:val="7030A0"/>
+        </w:rPr>
+        <w:t>˚C</w:t>
+      </w:r>
+      <w:r>
+        <w:rPr>
+          <w:rFonts w:ascii="Arial" w:hAnsi="Arial" w:cs="Arial"/>
+          <w:color w:val="7030A0"/>
+        </w:rPr>
+        <w:t xml:space="preserve"> </w:t>
+      </w:r>
+      <w:r>
+        <w:rPr>
+          <w:rFonts w:ascii="Arial" w:hAnsi="Arial" w:cs="Arial"/>
+          <w:color w:val="7030A0"/>
+        </w:rPr>
+        <w:t>(</w:t>
+      </w:r>
+      <w:r>
+        <w:rPr>
+          <w:rFonts w:ascii="Arial" w:hAnsi="Arial" w:cs="Arial"/>
+          <w:i/>
+          <w:iCs/>
+          <w:color w:val="7030A0"/>
+        </w:rPr>
+        <w:t>P</w:t>
+      </w:r>
+      <w:r>
+        <w:rPr>
+          <w:rFonts w:ascii="Arial" w:hAnsi="Arial" w:cs="Arial"/>
+          <w:color w:val="7030A0"/>
+        </w:rPr>
+        <w:t xml:space="preserve"> = 0.04, Table </w:t>
+      </w:r>
+      <w:r>
+        <w:rPr>
+          <w:rFonts w:ascii="Arial" w:hAnsi="Arial" w:cs="Arial"/>
+          <w:b/>
+          <w:bCs/>
+          <w:color w:val="7030A0"/>
+        </w:rPr>
+        <w:t>MORTALITY</w:t>
+      </w:r>
+      <w:r>
+        <w:rPr>
+          <w:rFonts w:ascii="Arial" w:hAnsi="Arial" w:cs="Arial"/>
+          <w:b/>
+          <w:bCs/>
+          <w:color w:val="7030A0"/>
+        </w:rPr>
+        <w:t xml:space="preserve"> PAIRWISE</w:t>
+      </w:r>
+      <w:r>
+        <w:rPr>
+          <w:rFonts w:ascii="Arial" w:hAnsi="Arial" w:cs="Arial"/>
+          <w:color w:val="7030A0"/>
+        </w:rPr>
+        <w:t>),</w:t>
+      </w:r>
+      <w:r>
+        <w:rPr>
+          <w:rFonts w:ascii="Arial" w:hAnsi="Arial" w:cs="Arial"/>
+          <w:color w:val="7030A0"/>
+        </w:rPr>
+        <w:t xml:space="preserve"> </w:t>
+      </w:r>
+      <w:r>
+        <w:rPr>
+          <w:rFonts w:ascii="Arial" w:hAnsi="Arial" w:cs="Arial"/>
+          <w:color w:val="7030A0"/>
+        </w:rPr>
+        <w:t>1</w:t>
+      </w:r>
+      <w:r>
+        <w:rPr>
+          <w:rFonts w:ascii="Arial" w:hAnsi="Arial" w:cs="Arial"/>
+          <w:color w:val="7030A0"/>
+        </w:rPr>
+        <w:t>3</w:t>
+      </w:r>
+      <w:r>
+        <w:rPr>
+          <w:rFonts w:ascii="Arial" w:hAnsi="Arial" w:cs="Arial"/>
+          <w:color w:val="7030A0"/>
+        </w:rPr>
+        <w:t xml:space="preserve"> oysters at 1</w:t>
+      </w:r>
+      <w:r>
+        <w:rPr>
+          <w:rFonts w:ascii="Arial" w:hAnsi="Arial" w:cs="Arial"/>
+          <w:color w:val="7030A0"/>
+        </w:rPr>
+        <w:t>8</w:t>
+      </w:r>
+      <w:r>
+        <w:rPr>
+          <w:rFonts w:ascii="Arial" w:hAnsi="Arial" w:cs="Arial"/>
+          <w:color w:val="7030A0"/>
+        </w:rPr>
+        <w:t>˚C</w:t>
+      </w:r>
+      <w:r>
+        <w:rPr>
+          <w:rFonts w:ascii="Arial" w:hAnsi="Arial" w:cs="Arial"/>
+          <w:color w:val="7030A0"/>
+        </w:rPr>
+        <w:t xml:space="preserve"> </w:t>
+      </w:r>
+      <w:r>
+        <w:rPr>
+          <w:rFonts w:ascii="Arial" w:hAnsi="Arial" w:cs="Arial"/>
+          <w:color w:val="7030A0"/>
+        </w:rPr>
+        <w:t>(</w:t>
+      </w:r>
+      <w:r>
+        <w:rPr>
+          <w:rFonts w:ascii="Arial" w:hAnsi="Arial" w:cs="Arial"/>
+          <w:i/>
+          <w:iCs/>
+          <w:color w:val="7030A0"/>
+        </w:rPr>
+        <w:t>P</w:t>
+      </w:r>
+      <w:r>
+        <w:rPr>
+          <w:rFonts w:ascii="Arial" w:hAnsi="Arial" w:cs="Arial"/>
+          <w:color w:val="7030A0"/>
+        </w:rPr>
+        <w:t xml:space="preserve"> = 0.0</w:t>
+      </w:r>
+      <w:r>
+        <w:rPr>
+          <w:rFonts w:ascii="Arial" w:hAnsi="Arial" w:cs="Arial"/>
+          <w:color w:val="7030A0"/>
+        </w:rPr>
+        <w:t>9</w:t>
+      </w:r>
+      <w:r>
+        <w:rPr>
+          <w:rFonts w:ascii="Arial" w:hAnsi="Arial" w:cs="Arial"/>
+          <w:color w:val="7030A0"/>
+        </w:rPr>
+        <w:t xml:space="preserve">, Table </w:t>
+      </w:r>
+      <w:r>
+        <w:rPr>
+          <w:rFonts w:ascii="Arial" w:hAnsi="Arial" w:cs="Arial"/>
+          <w:b/>
+          <w:bCs/>
+          <w:color w:val="7030A0"/>
+        </w:rPr>
+        <w:t>MORTAL</w:t>
+      </w:r>
+      <w:r>
+        <w:rPr>
+          <w:rFonts w:ascii="Arial" w:hAnsi="Arial" w:cs="Arial"/>
+          <w:b/>
+          <w:bCs/>
+          <w:color w:val="7030A0"/>
+        </w:rPr>
+        <w:t>ITY PAIRWISE</w:t>
+      </w:r>
+      <w:r>
+        <w:rPr>
+          <w:rFonts w:ascii="Arial" w:hAnsi="Arial" w:cs="Arial"/>
+          <w:color w:val="7030A0"/>
+        </w:rPr>
+        <w:t>),</w:t>
+      </w:r>
+      <w:r>
+        <w:rPr>
+          <w:rFonts w:ascii="Arial" w:hAnsi="Arial" w:cs="Arial"/>
+          <w:color w:val="7030A0"/>
+        </w:rPr>
+        <w:t xml:space="preserve"> and</w:t>
+      </w:r>
+      <w:r>
+        <w:rPr>
+          <w:rFonts w:ascii="Arial" w:hAnsi="Arial" w:cs="Arial"/>
+          <w:color w:val="7030A0"/>
+        </w:rPr>
+        <w:t xml:space="preserve"> 8 oysters in the </w:t>
+      </w:r>
+      <w:r>
+        <w:rPr>
+          <w:rFonts w:ascii="Arial" w:hAnsi="Arial" w:cs="Arial"/>
+          <w:color w:val="7030A0"/>
+        </w:rPr>
+        <w:t>2</w:t>
+      </w:r>
+      <w:r>
+        <w:rPr>
+          <w:rFonts w:ascii="Arial" w:hAnsi="Arial" w:cs="Arial"/>
+          <w:color w:val="7030A0"/>
+        </w:rPr>
+        <w:t>1</w:t>
+      </w:r>
+      <w:r>
+        <w:rPr>
+          <w:rFonts w:ascii="Arial" w:hAnsi="Arial" w:cs="Arial"/>
+          <w:color w:val="7030A0"/>
+        </w:rPr>
+        <w:t>˚C</w:t>
+      </w:r>
+      <w:r>
+        <w:rPr>
+          <w:rFonts w:ascii="Arial" w:hAnsi="Arial" w:cs="Arial"/>
+          <w:color w:val="7030A0"/>
+        </w:rPr>
+        <w:t xml:space="preserve"> treatment (</w:t>
+      </w:r>
+      <w:r>
+        <w:rPr>
+          <w:rFonts w:ascii="Arial" w:hAnsi="Arial" w:cs="Arial"/>
+          <w:i/>
+          <w:iCs/>
+          <w:color w:val="7030A0"/>
+        </w:rPr>
+        <w:t>P</w:t>
+      </w:r>
+      <w:r>
+        <w:rPr>
+          <w:rFonts w:ascii="Arial" w:hAnsi="Arial" w:cs="Arial"/>
+          <w:color w:val="7030A0"/>
+        </w:rPr>
+        <w:t xml:space="preserve"> </w:t>
+      </w:r>
+      <w:r>
+        <w:rPr>
+          <w:rFonts w:ascii="Arial" w:hAnsi="Arial" w:cs="Arial"/>
+          <w:color w:val="7030A0"/>
+        </w:rPr>
+        <w:t>&lt;</w:t>
+      </w:r>
+      <w:r>
+        <w:rPr>
+          <w:rFonts w:ascii="Arial" w:hAnsi="Arial" w:cs="Arial"/>
+          <w:color w:val="7030A0"/>
+        </w:rPr>
+        <w:t xml:space="preserve"> 0.0</w:t>
+      </w:r>
+      <w:r>
+        <w:rPr>
+          <w:rFonts w:ascii="Arial" w:hAnsi="Arial" w:cs="Arial"/>
+          <w:color w:val="7030A0"/>
+        </w:rPr>
+        <w:t>1</w:t>
+      </w:r>
+      <w:r>
+        <w:rPr>
+          <w:rFonts w:ascii="Arial" w:hAnsi="Arial" w:cs="Arial"/>
+          <w:color w:val="7030A0"/>
+        </w:rPr>
+        <w:t xml:space="preserve">, Table </w:t>
+      </w:r>
+      <w:r>
+        <w:rPr>
+          <w:rFonts w:ascii="Arial" w:hAnsi="Arial" w:cs="Arial"/>
+          <w:b/>
+          <w:bCs/>
+          <w:color w:val="7030A0"/>
+        </w:rPr>
+        <w:t>MORTAL</w:t>
+      </w:r>
+      <w:r>
+        <w:rPr>
+          <w:rFonts w:ascii="Arial" w:hAnsi="Arial" w:cs="Arial"/>
+          <w:b/>
+          <w:bCs/>
+          <w:color w:val="7030A0"/>
+        </w:rPr>
+        <w:t>ITY PAIRWISE</w:t>
+      </w:r>
+      <w:r>
+        <w:rPr>
+          <w:rFonts w:ascii="Arial" w:hAnsi="Arial" w:cs="Arial"/>
+          <w:color w:val="7030A0"/>
+        </w:rPr>
+        <w:t>).</w:t>
       </w:r>
     </w:p>
     <w:p>
@@ -1125,8 +1666,18 @@
           <w:i/>
           <w:iCs/>
         </w:rPr>
-        <w:t>O. lurida</w:t>
-      </w:r>
+        <w:t xml:space="preserve">O. </w:t>
+      </w:r>
+      <w:proofErr w:type="spellStart"/>
+      <w:r>
+        <w:rPr>
+          <w:rFonts w:ascii="Arial" w:hAnsi="Arial" w:cs="Arial"/>
+          <w:i/>
+          <w:iCs/>
+        </w:rPr>
+        <w:t>lurida</w:t>
+      </w:r>
+      <w:proofErr w:type="spellEnd"/>
       <w:r>
         <w:rPr>
           <w:rFonts w:ascii="Arial" w:hAnsi="Arial" w:cs="Arial"/>
@@ -1153,8 +1704,18 @@
           <w:i/>
           <w:iCs/>
         </w:rPr>
-        <w:t>C. sikamea</w:t>
-      </w:r>
+        <w:t xml:space="preserve">C. </w:t>
+      </w:r>
+      <w:proofErr w:type="spellStart"/>
+      <w:r>
+        <w:rPr>
+          <w:rFonts w:ascii="Arial" w:hAnsi="Arial" w:cs="Arial"/>
+          <w:i/>
+          <w:iCs/>
+        </w:rPr>
+        <w:t>sikamea</w:t>
+      </w:r>
+      <w:proofErr w:type="spellEnd"/>
       <w:r>
         <w:rPr>
           <w:rFonts w:ascii="Arial" w:hAnsi="Arial" w:cs="Arial"/>
@@ -1181,6 +1742,7 @@
           <w:i/>
           <w:iCs/>
         </w:rPr>
+        <w:lastRenderedPageBreak/>
         <w:t>M. gigas</w:t>
       </w:r>
       <w:r>
@@ -1344,7 +1906,9 @@
           <w:szCs w:val="28"/>
         </w:rPr>
       </w:pPr>
-      <w:r>
+    </w:p>
+    <w:p>
+      <w:pPr>
         <w:rPr>
           <w:rFonts w:ascii="Arial" w:hAnsi="Arial" w:cs="Arial"/>
           <w:b/>
@@ -1352,6 +1916,136 @@
           <w:sz w:val="28"/>
           <w:szCs w:val="28"/>
         </w:rPr>
+      </w:pPr>
+    </w:p>
+    <w:p>
+      <w:pPr>
+        <w:rPr>
+          <w:rFonts w:ascii="Arial" w:hAnsi="Arial" w:cs="Arial"/>
+          <w:b/>
+          <w:bCs/>
+          <w:sz w:val="28"/>
+          <w:szCs w:val="28"/>
+        </w:rPr>
+      </w:pPr>
+    </w:p>
+    <w:p>
+      <w:pPr>
+        <w:rPr>
+          <w:rFonts w:ascii="Arial" w:hAnsi="Arial" w:cs="Arial"/>
+          <w:b/>
+          <w:bCs/>
+          <w:sz w:val="28"/>
+          <w:szCs w:val="28"/>
+        </w:rPr>
+      </w:pPr>
+    </w:p>
+    <w:p>
+      <w:pPr>
+        <w:rPr>
+          <w:rFonts w:ascii="Arial" w:hAnsi="Arial" w:cs="Arial"/>
+          <w:b/>
+          <w:bCs/>
+          <w:sz w:val="28"/>
+          <w:szCs w:val="28"/>
+        </w:rPr>
+      </w:pPr>
+    </w:p>
+    <w:p>
+      <w:pPr>
+        <w:rPr>
+          <w:rFonts w:ascii="Arial" w:hAnsi="Arial" w:cs="Arial"/>
+          <w:b/>
+          <w:bCs/>
+          <w:sz w:val="28"/>
+          <w:szCs w:val="28"/>
+        </w:rPr>
+      </w:pPr>
+    </w:p>
+    <w:p>
+      <w:pPr>
+        <w:rPr>
+          <w:rFonts w:ascii="Arial" w:hAnsi="Arial" w:cs="Arial"/>
+          <w:b/>
+          <w:bCs/>
+          <w:sz w:val="28"/>
+          <w:szCs w:val="28"/>
+        </w:rPr>
+      </w:pPr>
+    </w:p>
+    <w:p>
+      <w:pPr>
+        <w:rPr>
+          <w:rFonts w:ascii="Arial" w:hAnsi="Arial" w:cs="Arial"/>
+          <w:b/>
+          <w:bCs/>
+          <w:sz w:val="28"/>
+          <w:szCs w:val="28"/>
+        </w:rPr>
+      </w:pPr>
+    </w:p>
+    <w:p>
+      <w:pPr>
+        <w:rPr>
+          <w:rFonts w:ascii="Arial" w:hAnsi="Arial" w:cs="Arial"/>
+          <w:b/>
+          <w:bCs/>
+          <w:sz w:val="28"/>
+          <w:szCs w:val="28"/>
+        </w:rPr>
+      </w:pPr>
+    </w:p>
+    <w:p>
+      <w:pPr>
+        <w:rPr>
+          <w:rFonts w:ascii="Arial" w:hAnsi="Arial" w:cs="Arial"/>
+          <w:b/>
+          <w:bCs/>
+          <w:sz w:val="28"/>
+          <w:szCs w:val="28"/>
+        </w:rPr>
+      </w:pPr>
+    </w:p>
+    <w:p>
+      <w:pPr>
+        <w:rPr>
+          <w:rFonts w:ascii="Arial" w:hAnsi="Arial" w:cs="Arial"/>
+          <w:b/>
+          <w:bCs/>
+          <w:sz w:val="28"/>
+          <w:szCs w:val="28"/>
+        </w:rPr>
+      </w:pPr>
+      <w:r>
+        <w:rPr>
+          <w:rFonts w:ascii="Arial" w:hAnsi="Arial" w:cs="Arial"/>
+          <w:b/>
+          <w:bCs/>
+          <w:sz w:val="28"/>
+          <w:szCs w:val="28"/>
+        </w:rPr>
+        <w:br w:type="page"/>
+      </w:r>
+    </w:p>
+    <w:p>
+      <w:pPr>
+        <w:rPr>
+          <w:rFonts w:ascii="Arial" w:hAnsi="Arial" w:cs="Arial"/>
+          <w:b/>
+          <w:bCs/>
+          <w:sz w:val="28"/>
+          <w:szCs w:val="28"/>
+        </w:rPr>
+      </w:pPr>
+      <w:r>
+        <w:rPr>
+          <w:rFonts w:ascii="Arial" w:hAnsi="Arial" w:cs="Arial"/>
+          <w:b/>
+          <w:bCs/>
+          <w:sz w:val="28"/>
+          <w:szCs w:val="28"/>
+        </w:rPr>
+        <w:lastRenderedPageBreak/>
         <w:t>FIGURES AND TABLES</w:t>
       </w:r>
     </w:p>
@@ -1506,14 +2200,14 @@
         <w:tblLook w:val="04A0" w:firstRow="1" w:lastRow="0" w:firstColumn="1" w:lastColumn="0" w:noHBand="0" w:noVBand="1"/>
       </w:tblPr>
       <w:tblGrid>
-        <w:gridCol w:w="1062"/>
+        <w:gridCol w:w="1060"/>
         <w:gridCol w:w="1342"/>
-        <w:gridCol w:w="2106"/>
+        <w:gridCol w:w="2026"/>
         <w:gridCol w:w="1096"/>
         <w:gridCol w:w="1134"/>
-        <w:gridCol w:w="889"/>
-        <w:gridCol w:w="1096"/>
-        <w:gridCol w:w="1170"/>
+        <w:gridCol w:w="1012"/>
+        <w:gridCol w:w="1082"/>
+        <w:gridCol w:w="1143"/>
       </w:tblGrid>
       <w:tr>
         <w:tc>
@@ -1741,1637 +2435,10 @@
                 <w:sz w:val="18"/>
                 <w:szCs w:val="18"/>
               </w:rPr>
-              <w:t>Ostrea lurida</w:t>
-            </w:r>
-          </w:p>
-        </w:tc>
-        <w:tc>
-          <w:tcPr>
-            <w:tcW w:w="1342" w:type="dxa"/>
-            <w:vMerge w:val="restart"/>
-            <w:vAlign w:val="center"/>
-          </w:tcPr>
-          <w:p>
-            <w:pPr>
-              <w:jc w:val="center"/>
-              <w:rPr>
-                <w:rFonts w:ascii="Arial" w:hAnsi="Arial" w:cs="Arial"/>
-              </w:rPr>
-            </w:pPr>
-            <w:r>
-              <w:rPr>
-                <w:rFonts w:ascii="Arial" w:hAnsi="Arial" w:cs="Arial"/>
-              </w:rPr>
-              <w:t>Stress Hardening</w:t>
-            </w:r>
-          </w:p>
-        </w:tc>
-        <w:tc>
-          <w:tcPr>
-            <w:tcW w:w="2106" w:type="dxa"/>
-            <w:vAlign w:val="center"/>
-          </w:tcPr>
-          <w:p>
-            <w:pPr>
-              <w:rPr>
-                <w:rFonts w:ascii="Arial" w:hAnsi="Arial" w:cs="Arial"/>
-              </w:rPr>
-            </w:pPr>
-            <w:r>
-              <w:rPr>
-                <w:rFonts w:ascii="Arial" w:hAnsi="Arial" w:cs="Arial"/>
-              </w:rPr>
-              <w:t xml:space="preserve">SH Temp </w:t>
-            </w:r>
-          </w:p>
-        </w:tc>
-        <w:tc>
-          <w:tcPr>
-            <w:tcW w:w="1096" w:type="dxa"/>
-            <w:vAlign w:val="center"/>
-          </w:tcPr>
-          <w:p>
-            <w:pPr>
-              <w:jc w:val="center"/>
-              <w:rPr>
-                <w:rFonts w:ascii="Arial" w:hAnsi="Arial" w:cs="Arial"/>
-                <w:b/>
-                <w:bCs/>
-              </w:rPr>
-            </w:pPr>
-            <w:r>
-              <w:rPr>
-                <w:rFonts w:ascii="Arial" w:hAnsi="Arial" w:cs="Arial"/>
-              </w:rPr>
-              <w:t>Tank</w:t>
-            </w:r>
-          </w:p>
-        </w:tc>
-        <w:tc>
-          <w:tcPr>
-            <w:tcW w:w="1134" w:type="dxa"/>
-            <w:vAlign w:val="center"/>
-          </w:tcPr>
-          <w:p>
-            <w:pPr>
-              <w:rPr>
-                <w:rFonts w:ascii="Arial" w:hAnsi="Arial" w:cs="Arial"/>
-              </w:rPr>
-            </w:pPr>
-            <w:r>
-              <w:rPr>
-                <w:rFonts w:ascii="Arial" w:hAnsi="Arial" w:cs="Arial"/>
-              </w:rPr>
-              <w:t>0.6423</w:t>
-            </w:r>
-          </w:p>
-        </w:tc>
-        <w:tc>
-          <w:tcPr>
-            <w:tcW w:w="889" w:type="dxa"/>
-            <w:vAlign w:val="center"/>
-          </w:tcPr>
-          <w:p>
-            <w:pPr>
-              <w:rPr>
-                <w:rFonts w:ascii="Arial" w:hAnsi="Arial" w:cs="Arial"/>
-              </w:rPr>
-            </w:pPr>
-            <w:r>
-              <w:rPr>
-                <w:rFonts w:ascii="Arial" w:hAnsi="Arial" w:cs="Arial"/>
-              </w:rPr>
-              <w:t>0.5917</w:t>
-            </w:r>
-          </w:p>
-        </w:tc>
-        <w:tc>
-          <w:tcPr>
-            <w:tcW w:w="1096" w:type="dxa"/>
-            <w:vAlign w:val="center"/>
-          </w:tcPr>
-          <w:p>
-            <w:pPr>
-              <w:rPr>
-                <w:rFonts w:ascii="Arial" w:hAnsi="Arial" w:cs="Arial"/>
-              </w:rPr>
-            </w:pPr>
-            <w:r>
-              <w:rPr>
-                <w:rFonts w:ascii="Arial" w:hAnsi="Arial" w:cs="Arial"/>
-              </w:rPr>
-              <w:t>1.085</w:t>
-            </w:r>
-          </w:p>
-        </w:tc>
-        <w:tc>
-          <w:tcPr>
-            <w:tcW w:w="1170" w:type="dxa"/>
-            <w:vAlign w:val="center"/>
-          </w:tcPr>
-          <w:p>
-            <w:pPr>
-              <w:rPr>
-                <w:rFonts w:ascii="Arial" w:hAnsi="Arial" w:cs="Arial"/>
-              </w:rPr>
-            </w:pPr>
-            <w:r>
-              <w:rPr>
-                <w:rFonts w:ascii="Arial" w:hAnsi="Arial" w:cs="Arial"/>
-              </w:rPr>
-              <w:t>0.278</w:t>
-            </w:r>
-          </w:p>
-        </w:tc>
-      </w:tr>
-      <w:tr>
-        <w:tc>
-          <w:tcPr>
-            <w:tcW w:w="1062" w:type="dxa"/>
-            <w:vMerge/>
-            <w:textDirection w:val="btLr"/>
-            <w:vAlign w:val="center"/>
-          </w:tcPr>
-          <w:p>
-            <w:pPr>
-              <w:ind w:left="113" w:right="113"/>
-              <w:jc w:val="center"/>
-              <w:rPr>
-                <w:rFonts w:ascii="Arial" w:hAnsi="Arial" w:cs="Arial"/>
-                <w:b/>
-                <w:bCs/>
-                <w:sz w:val="18"/>
-                <w:szCs w:val="18"/>
-              </w:rPr>
-            </w:pPr>
-          </w:p>
-        </w:tc>
-        <w:tc>
-          <w:tcPr>
-            <w:tcW w:w="1342" w:type="dxa"/>
-            <w:vMerge/>
-            <w:vAlign w:val="center"/>
-          </w:tcPr>
-          <w:p>
-            <w:pPr>
-              <w:jc w:val="center"/>
-              <w:rPr>
-                <w:rFonts w:ascii="Arial" w:hAnsi="Arial" w:cs="Arial"/>
-              </w:rPr>
-            </w:pPr>
-          </w:p>
-        </w:tc>
-        <w:tc>
-          <w:tcPr>
-            <w:tcW w:w="2106" w:type="dxa"/>
-            <w:vAlign w:val="center"/>
-          </w:tcPr>
-          <w:p>
-            <w:pPr>
-              <w:rPr>
-                <w:rFonts w:ascii="Arial" w:hAnsi="Arial" w:cs="Arial"/>
-              </w:rPr>
-            </w:pPr>
-            <w:r>
-              <w:rPr>
-                <w:rFonts w:ascii="Arial" w:hAnsi="Arial" w:cs="Arial"/>
-              </w:rPr>
-              <w:t>SH Tide</w:t>
-            </w:r>
-          </w:p>
-        </w:tc>
-        <w:tc>
-          <w:tcPr>
-            <w:tcW w:w="1096" w:type="dxa"/>
-            <w:vAlign w:val="center"/>
-          </w:tcPr>
-          <w:p>
-            <w:pPr>
-              <w:jc w:val="center"/>
-              <w:rPr>
-                <w:rFonts w:ascii="Arial" w:hAnsi="Arial" w:cs="Arial"/>
-              </w:rPr>
-            </w:pPr>
-            <w:r>
-              <w:rPr>
-                <w:rFonts w:ascii="Arial" w:hAnsi="Arial" w:cs="Arial"/>
-              </w:rPr>
-              <w:t>Tank</w:t>
-            </w:r>
-          </w:p>
-        </w:tc>
-        <w:tc>
-          <w:tcPr>
-            <w:tcW w:w="1134" w:type="dxa"/>
-            <w:vAlign w:val="center"/>
-          </w:tcPr>
-          <w:p>
-            <w:pPr>
-              <w:rPr>
-                <w:rFonts w:ascii="Arial" w:hAnsi="Arial" w:cs="Arial"/>
-              </w:rPr>
-            </w:pPr>
-            <w:r>
-              <w:rPr>
-                <w:rFonts w:ascii="Arial" w:hAnsi="Arial" w:cs="Arial"/>
-              </w:rPr>
-              <w:t>0.6423</w:t>
-            </w:r>
-          </w:p>
-        </w:tc>
-        <w:tc>
-          <w:tcPr>
-            <w:tcW w:w="889" w:type="dxa"/>
-            <w:vAlign w:val="center"/>
-          </w:tcPr>
-          <w:p>
-            <w:pPr>
-              <w:rPr>
-                <w:rFonts w:ascii="Arial" w:hAnsi="Arial" w:cs="Arial"/>
-              </w:rPr>
-            </w:pPr>
-            <w:r>
-              <w:rPr>
-                <w:rFonts w:ascii="Arial" w:hAnsi="Arial" w:cs="Arial"/>
-              </w:rPr>
-              <w:t>0.5917</w:t>
-            </w:r>
-          </w:p>
-        </w:tc>
-        <w:tc>
-          <w:tcPr>
-            <w:tcW w:w="1096" w:type="dxa"/>
-            <w:vAlign w:val="center"/>
-          </w:tcPr>
-          <w:p>
-            <w:pPr>
-              <w:rPr>
-                <w:rFonts w:ascii="Arial" w:hAnsi="Arial" w:cs="Arial"/>
-              </w:rPr>
-            </w:pPr>
-            <w:r>
-              <w:rPr>
-                <w:rFonts w:ascii="Arial" w:hAnsi="Arial" w:cs="Arial"/>
-              </w:rPr>
-              <w:t>1.085</w:t>
-            </w:r>
-          </w:p>
-        </w:tc>
-        <w:tc>
-          <w:tcPr>
-            <w:tcW w:w="1170" w:type="dxa"/>
-            <w:vAlign w:val="center"/>
-          </w:tcPr>
-          <w:p>
-            <w:pPr>
-              <w:rPr>
-                <w:rFonts w:ascii="Arial" w:hAnsi="Arial" w:cs="Arial"/>
-              </w:rPr>
-            </w:pPr>
-            <w:r>
-              <w:rPr>
-                <w:rFonts w:ascii="Arial" w:hAnsi="Arial" w:cs="Arial"/>
-              </w:rPr>
-              <w:t>0.278</w:t>
-            </w:r>
-          </w:p>
-        </w:tc>
-      </w:tr>
-      <w:tr>
-        <w:tc>
-          <w:tcPr>
-            <w:tcW w:w="1062" w:type="dxa"/>
-            <w:vMerge/>
-            <w:textDirection w:val="btLr"/>
-            <w:vAlign w:val="center"/>
-          </w:tcPr>
-          <w:p>
-            <w:pPr>
-              <w:ind w:left="113" w:right="113"/>
-              <w:jc w:val="center"/>
-              <w:rPr>
-                <w:rFonts w:ascii="Arial" w:hAnsi="Arial" w:cs="Arial"/>
-                <w:b/>
-                <w:bCs/>
-                <w:sz w:val="18"/>
-                <w:szCs w:val="18"/>
-              </w:rPr>
-            </w:pPr>
-          </w:p>
-        </w:tc>
-        <w:tc>
-          <w:tcPr>
-            <w:tcW w:w="1342" w:type="dxa"/>
-            <w:vMerge w:val="restart"/>
-            <w:vAlign w:val="center"/>
-          </w:tcPr>
-          <w:p>
-            <w:pPr>
-              <w:jc w:val="center"/>
-              <w:rPr>
-                <w:rFonts w:ascii="Arial" w:hAnsi="Arial" w:cs="Arial"/>
-              </w:rPr>
-            </w:pPr>
-            <w:r>
-              <w:rPr>
-                <w:rFonts w:ascii="Arial" w:hAnsi="Arial" w:cs="Arial"/>
-              </w:rPr>
-              <w:t>Marine Heatwave</w:t>
-            </w:r>
-          </w:p>
-        </w:tc>
-        <w:tc>
-          <w:tcPr>
-            <w:tcW w:w="2106" w:type="dxa"/>
-            <w:vAlign w:val="center"/>
-          </w:tcPr>
-          <w:p>
-            <w:pPr>
-              <w:rPr>
-                <w:rFonts w:ascii="Arial" w:hAnsi="Arial" w:cs="Arial"/>
-              </w:rPr>
-            </w:pPr>
-            <w:r>
-              <w:rPr>
-                <w:rFonts w:ascii="Arial" w:hAnsi="Arial" w:cs="Arial"/>
-              </w:rPr>
-              <w:t>SH Temp</w:t>
-            </w:r>
-          </w:p>
-        </w:tc>
-        <w:tc>
-          <w:tcPr>
-            <w:tcW w:w="1096" w:type="dxa"/>
-            <w:vAlign w:val="center"/>
-          </w:tcPr>
-          <w:p>
-            <w:pPr>
-              <w:jc w:val="center"/>
-              <w:rPr>
-                <w:rFonts w:ascii="Arial" w:hAnsi="Arial" w:cs="Arial"/>
-              </w:rPr>
-            </w:pPr>
-            <w:r>
-              <w:rPr>
-                <w:rFonts w:ascii="Arial" w:hAnsi="Arial" w:cs="Arial"/>
-              </w:rPr>
-              <w:t>Tank</w:t>
-            </w:r>
-          </w:p>
-        </w:tc>
-        <w:tc>
-          <w:tcPr>
-            <w:tcW w:w="1134" w:type="dxa"/>
-            <w:vAlign w:val="center"/>
-          </w:tcPr>
-          <w:p>
-            <w:pPr>
-              <w:rPr>
-                <w:rFonts w:ascii="Arial" w:hAnsi="Arial" w:cs="Arial"/>
-              </w:rPr>
-            </w:pPr>
-            <w:r>
-              <w:rPr>
-                <w:rFonts w:ascii="Arial" w:hAnsi="Arial" w:cs="Arial"/>
-              </w:rPr>
-              <w:t>-0.2538</w:t>
-            </w:r>
-          </w:p>
-        </w:tc>
-        <w:tc>
-          <w:tcPr>
-            <w:tcW w:w="889" w:type="dxa"/>
-            <w:vAlign w:val="center"/>
-          </w:tcPr>
-          <w:p>
-            <w:pPr>
-              <w:rPr>
-                <w:rFonts w:ascii="Arial" w:hAnsi="Arial" w:cs="Arial"/>
-              </w:rPr>
-            </w:pPr>
-            <w:r>
-              <w:rPr>
-                <w:rFonts w:ascii="Arial" w:hAnsi="Arial" w:cs="Arial"/>
-              </w:rPr>
-              <w:t>0.5065</w:t>
-            </w:r>
-          </w:p>
-        </w:tc>
-        <w:tc>
-          <w:tcPr>
-            <w:tcW w:w="1096" w:type="dxa"/>
-            <w:vAlign w:val="center"/>
-          </w:tcPr>
-          <w:p>
-            <w:pPr>
-              <w:rPr>
-                <w:rFonts w:ascii="Arial" w:hAnsi="Arial" w:cs="Arial"/>
-              </w:rPr>
-            </w:pPr>
-            <w:r>
-              <w:rPr>
-                <w:rFonts w:ascii="Arial" w:hAnsi="Arial" w:cs="Arial"/>
-              </w:rPr>
-              <w:t>-0.501</w:t>
-            </w:r>
-          </w:p>
-        </w:tc>
-        <w:tc>
-          <w:tcPr>
-            <w:tcW w:w="1170" w:type="dxa"/>
-            <w:vAlign w:val="center"/>
-          </w:tcPr>
-          <w:p>
-            <w:pPr>
-              <w:rPr>
-                <w:rFonts w:ascii="Arial" w:hAnsi="Arial" w:cs="Arial"/>
-              </w:rPr>
-            </w:pPr>
-            <w:r>
-              <w:rPr>
-                <w:rFonts w:ascii="Arial" w:hAnsi="Arial" w:cs="Arial"/>
-              </w:rPr>
-              <w:t>0.616</w:t>
-            </w:r>
-          </w:p>
-        </w:tc>
-      </w:tr>
-      <w:tr>
-        <w:tc>
-          <w:tcPr>
-            <w:tcW w:w="1062" w:type="dxa"/>
-            <w:vMerge/>
-            <w:textDirection w:val="btLr"/>
-            <w:vAlign w:val="center"/>
-          </w:tcPr>
-          <w:p>
-            <w:pPr>
-              <w:ind w:left="113" w:right="113"/>
-              <w:jc w:val="center"/>
-              <w:rPr>
-                <w:rFonts w:ascii="Arial" w:hAnsi="Arial" w:cs="Arial"/>
-                <w:b/>
-                <w:bCs/>
-                <w:sz w:val="18"/>
-                <w:szCs w:val="18"/>
-              </w:rPr>
-            </w:pPr>
-          </w:p>
-        </w:tc>
-        <w:tc>
-          <w:tcPr>
-            <w:tcW w:w="1342" w:type="dxa"/>
-            <w:vMerge/>
-            <w:vAlign w:val="center"/>
-          </w:tcPr>
-          <w:p>
-            <w:pPr>
-              <w:jc w:val="center"/>
-              <w:rPr>
-                <w:rFonts w:ascii="Arial" w:hAnsi="Arial" w:cs="Arial"/>
-              </w:rPr>
-            </w:pPr>
-          </w:p>
-        </w:tc>
-        <w:tc>
-          <w:tcPr>
-            <w:tcW w:w="2106" w:type="dxa"/>
-            <w:vAlign w:val="center"/>
-          </w:tcPr>
-          <w:p>
-            <w:pPr>
-              <w:rPr>
-                <w:rFonts w:ascii="Arial" w:hAnsi="Arial" w:cs="Arial"/>
-              </w:rPr>
-            </w:pPr>
-            <w:r>
-              <w:rPr>
-                <w:rFonts w:ascii="Arial" w:hAnsi="Arial" w:cs="Arial"/>
-              </w:rPr>
-              <w:t>SH Tide</w:t>
-            </w:r>
-          </w:p>
-        </w:tc>
-        <w:tc>
-          <w:tcPr>
-            <w:tcW w:w="1096" w:type="dxa"/>
-            <w:vAlign w:val="center"/>
-          </w:tcPr>
-          <w:p>
-            <w:pPr>
-              <w:jc w:val="center"/>
-              <w:rPr>
-                <w:rFonts w:ascii="Arial" w:hAnsi="Arial" w:cs="Arial"/>
-              </w:rPr>
-            </w:pPr>
-            <w:r>
-              <w:rPr>
-                <w:rFonts w:ascii="Arial" w:hAnsi="Arial" w:cs="Arial"/>
-              </w:rPr>
-              <w:t>Tank</w:t>
-            </w:r>
-          </w:p>
-        </w:tc>
-        <w:tc>
-          <w:tcPr>
-            <w:tcW w:w="1134" w:type="dxa"/>
-            <w:vAlign w:val="center"/>
-          </w:tcPr>
-          <w:p>
-            <w:pPr>
-              <w:rPr>
-                <w:rFonts w:ascii="Arial" w:hAnsi="Arial" w:cs="Arial"/>
-              </w:rPr>
-            </w:pPr>
-            <w:r>
-              <w:rPr>
-                <w:rFonts w:ascii="Arial" w:hAnsi="Arial" w:cs="Arial"/>
-              </w:rPr>
-              <w:t>0.5159</w:t>
-            </w:r>
-          </w:p>
-        </w:tc>
-        <w:tc>
-          <w:tcPr>
-            <w:tcW w:w="889" w:type="dxa"/>
-            <w:vAlign w:val="center"/>
-          </w:tcPr>
-          <w:p>
-            <w:pPr>
-              <w:rPr>
-                <w:rFonts w:ascii="Arial" w:hAnsi="Arial" w:cs="Arial"/>
-              </w:rPr>
-            </w:pPr>
-            <w:r>
-              <w:rPr>
-                <w:rFonts w:ascii="Arial" w:hAnsi="Arial" w:cs="Arial"/>
-              </w:rPr>
-              <w:t>0.5188</w:t>
-            </w:r>
-          </w:p>
-        </w:tc>
-        <w:tc>
-          <w:tcPr>
-            <w:tcW w:w="1096" w:type="dxa"/>
-            <w:vAlign w:val="center"/>
-          </w:tcPr>
-          <w:p>
-            <w:pPr>
-              <w:rPr>
-                <w:rFonts w:ascii="Arial" w:hAnsi="Arial" w:cs="Arial"/>
-              </w:rPr>
-            </w:pPr>
-            <w:r>
-              <w:rPr>
-                <w:rFonts w:ascii="Arial" w:hAnsi="Arial" w:cs="Arial"/>
-              </w:rPr>
-              <w:t>0.994</w:t>
-            </w:r>
-          </w:p>
-        </w:tc>
-        <w:tc>
-          <w:tcPr>
-            <w:tcW w:w="1170" w:type="dxa"/>
-            <w:vAlign w:val="center"/>
-          </w:tcPr>
-          <w:p>
-            <w:pPr>
-              <w:rPr>
-                <w:rFonts w:ascii="Arial" w:hAnsi="Arial" w:cs="Arial"/>
-              </w:rPr>
-            </w:pPr>
-            <w:r>
-              <w:rPr>
-                <w:rFonts w:ascii="Arial" w:hAnsi="Arial" w:cs="Arial"/>
-              </w:rPr>
-              <w:t>0.32</w:t>
-            </w:r>
-          </w:p>
-        </w:tc>
-      </w:tr>
-      <w:tr>
-        <w:tc>
-          <w:tcPr>
-            <w:tcW w:w="1062" w:type="dxa"/>
-            <w:vMerge/>
-            <w:textDirection w:val="btLr"/>
-            <w:vAlign w:val="center"/>
-          </w:tcPr>
-          <w:p>
-            <w:pPr>
-              <w:ind w:left="113" w:right="113"/>
-              <w:jc w:val="center"/>
-              <w:rPr>
-                <w:rFonts w:ascii="Arial" w:hAnsi="Arial" w:cs="Arial"/>
-                <w:b/>
-                <w:bCs/>
-                <w:sz w:val="18"/>
-                <w:szCs w:val="18"/>
-              </w:rPr>
-            </w:pPr>
-          </w:p>
-        </w:tc>
-        <w:tc>
-          <w:tcPr>
-            <w:tcW w:w="1342" w:type="dxa"/>
-            <w:vMerge/>
-            <w:vAlign w:val="center"/>
-          </w:tcPr>
-          <w:p>
-            <w:pPr>
-              <w:jc w:val="center"/>
-              <w:rPr>
-                <w:rFonts w:ascii="Arial" w:hAnsi="Arial" w:cs="Arial"/>
-              </w:rPr>
-            </w:pPr>
-          </w:p>
-        </w:tc>
-        <w:tc>
-          <w:tcPr>
-            <w:tcW w:w="2106" w:type="dxa"/>
-            <w:vAlign w:val="center"/>
-          </w:tcPr>
-          <w:p>
-            <w:pPr>
-              <w:rPr>
-                <w:rFonts w:ascii="Arial" w:hAnsi="Arial" w:cs="Arial"/>
-              </w:rPr>
-            </w:pPr>
-            <w:r>
-              <w:rPr>
-                <w:rFonts w:ascii="Arial" w:hAnsi="Arial" w:cs="Arial"/>
-              </w:rPr>
-              <w:t>MHW Temp (</w:t>
-            </w:r>
-            <w:r>
-              <w:rPr>
-                <w:rFonts w:ascii="Arial" w:hAnsi="Arial" w:cs="Arial"/>
-              </w:rPr>
-              <w:t>15</w:t>
-            </w:r>
-            <w:r>
-              <w:rPr>
-                <w:rFonts w:ascii="Arial" w:hAnsi="Arial" w:cs="Arial"/>
-              </w:rPr>
-              <w:t>˚C)</w:t>
-            </w:r>
-          </w:p>
-        </w:tc>
-        <w:tc>
-          <w:tcPr>
-            <w:tcW w:w="1096" w:type="dxa"/>
-            <w:vAlign w:val="center"/>
-          </w:tcPr>
-          <w:p>
-            <w:pPr>
-              <w:jc w:val="center"/>
-              <w:rPr>
-                <w:rFonts w:ascii="Arial" w:hAnsi="Arial" w:cs="Arial"/>
-              </w:rPr>
-            </w:pPr>
-            <w:r>
-              <w:rPr>
-                <w:rFonts w:ascii="Arial" w:hAnsi="Arial" w:cs="Arial"/>
-              </w:rPr>
-              <w:t>Tank</w:t>
-            </w:r>
-          </w:p>
-        </w:tc>
-        <w:tc>
-          <w:tcPr>
-            <w:tcW w:w="1134" w:type="dxa"/>
-            <w:vAlign w:val="center"/>
-          </w:tcPr>
-          <w:p>
-            <w:pPr>
-              <w:jc w:val="center"/>
-              <w:rPr>
-                <w:rFonts w:ascii="Arial" w:hAnsi="Arial" w:cs="Arial"/>
-                <w:i/>
-                <w:iCs/>
-              </w:rPr>
-            </w:pPr>
-            <w:r>
-              <w:rPr>
-                <w:rFonts w:ascii="Arial" w:hAnsi="Arial" w:cs="Arial"/>
-                <w:i/>
-                <w:iCs/>
-              </w:rPr>
-              <w:t>ref</w:t>
-            </w:r>
-          </w:p>
-        </w:tc>
-        <w:tc>
-          <w:tcPr>
-            <w:tcW w:w="889" w:type="dxa"/>
-            <w:vAlign w:val="center"/>
-          </w:tcPr>
-          <w:p>
-            <w:pPr>
-              <w:jc w:val="center"/>
-              <w:rPr>
-                <w:rFonts w:ascii="Arial" w:hAnsi="Arial" w:cs="Arial"/>
-              </w:rPr>
-            </w:pPr>
-            <w:r>
-              <w:rPr>
-                <w:rFonts w:ascii="Arial" w:hAnsi="Arial" w:cs="Arial"/>
-                <w:i/>
-                <w:iCs/>
-              </w:rPr>
-              <w:t>ref</w:t>
-            </w:r>
-          </w:p>
-        </w:tc>
-        <w:tc>
-          <w:tcPr>
-            <w:tcW w:w="1096" w:type="dxa"/>
-            <w:vAlign w:val="center"/>
-          </w:tcPr>
-          <w:p>
-            <w:pPr>
-              <w:jc w:val="center"/>
-              <w:rPr>
-                <w:rFonts w:ascii="Arial" w:hAnsi="Arial" w:cs="Arial"/>
-              </w:rPr>
-            </w:pPr>
-            <w:r>
-              <w:rPr>
-                <w:rFonts w:ascii="Arial" w:hAnsi="Arial" w:cs="Arial"/>
-                <w:i/>
-                <w:iCs/>
-              </w:rPr>
-              <w:t>ref</w:t>
-            </w:r>
-          </w:p>
-        </w:tc>
-        <w:tc>
-          <w:tcPr>
-            <w:tcW w:w="1170" w:type="dxa"/>
-            <w:vAlign w:val="center"/>
-          </w:tcPr>
-          <w:p>
-            <w:pPr>
-              <w:jc w:val="center"/>
-              <w:rPr>
-                <w:rFonts w:ascii="Arial" w:hAnsi="Arial" w:cs="Arial"/>
-              </w:rPr>
-            </w:pPr>
-            <w:r>
-              <w:rPr>
-                <w:rFonts w:ascii="Arial" w:hAnsi="Arial" w:cs="Arial"/>
-                <w:i/>
-                <w:iCs/>
-              </w:rPr>
-              <w:t>ref</w:t>
-            </w:r>
-          </w:p>
-        </w:tc>
-      </w:tr>
-      <w:tr>
-        <w:tc>
-          <w:tcPr>
-            <w:tcW w:w="1062" w:type="dxa"/>
-            <w:vMerge/>
-            <w:textDirection w:val="btLr"/>
-            <w:vAlign w:val="center"/>
-          </w:tcPr>
-          <w:p>
-            <w:pPr>
-              <w:ind w:left="113" w:right="113"/>
-              <w:jc w:val="center"/>
-              <w:rPr>
-                <w:rFonts w:ascii="Arial" w:hAnsi="Arial" w:cs="Arial"/>
-                <w:b/>
-                <w:bCs/>
-                <w:sz w:val="18"/>
-                <w:szCs w:val="18"/>
-              </w:rPr>
-            </w:pPr>
-          </w:p>
-        </w:tc>
-        <w:tc>
-          <w:tcPr>
-            <w:tcW w:w="1342" w:type="dxa"/>
-            <w:vMerge/>
-            <w:vAlign w:val="center"/>
-          </w:tcPr>
-          <w:p>
-            <w:pPr>
-              <w:jc w:val="center"/>
-              <w:rPr>
-                <w:rFonts w:ascii="Arial" w:hAnsi="Arial" w:cs="Arial"/>
-              </w:rPr>
-            </w:pPr>
-          </w:p>
-        </w:tc>
-        <w:tc>
-          <w:tcPr>
-            <w:tcW w:w="2106" w:type="dxa"/>
-            <w:vAlign w:val="center"/>
-          </w:tcPr>
-          <w:p>
-            <w:pPr>
-              <w:rPr>
-                <w:rFonts w:ascii="Arial" w:hAnsi="Arial" w:cs="Arial"/>
-              </w:rPr>
-            </w:pPr>
-            <w:r>
-              <w:rPr>
-                <w:rFonts w:ascii="Arial" w:hAnsi="Arial" w:cs="Arial"/>
-              </w:rPr>
-              <w:t>MHW Temp (</w:t>
-            </w:r>
-            <w:r>
-              <w:rPr>
-                <w:rFonts w:ascii="Arial" w:hAnsi="Arial" w:cs="Arial"/>
-              </w:rPr>
-              <w:t>18</w:t>
-            </w:r>
-            <w:r>
-              <w:rPr>
-                <w:rFonts w:ascii="Arial" w:hAnsi="Arial" w:cs="Arial"/>
-              </w:rPr>
-              <w:t>˚C)</w:t>
-            </w:r>
-          </w:p>
-        </w:tc>
-        <w:tc>
-          <w:tcPr>
-            <w:tcW w:w="1096" w:type="dxa"/>
-            <w:vAlign w:val="center"/>
-          </w:tcPr>
-          <w:p>
-            <w:pPr>
-              <w:jc w:val="center"/>
-              <w:rPr>
-                <w:rFonts w:ascii="Arial" w:hAnsi="Arial" w:cs="Arial"/>
-              </w:rPr>
-            </w:pPr>
-            <w:r>
-              <w:rPr>
-                <w:rFonts w:ascii="Arial" w:hAnsi="Arial" w:cs="Arial"/>
-              </w:rPr>
-              <w:t>Tank</w:t>
-            </w:r>
-          </w:p>
-        </w:tc>
-        <w:tc>
-          <w:tcPr>
-            <w:tcW w:w="1134" w:type="dxa"/>
-            <w:vAlign w:val="center"/>
-          </w:tcPr>
-          <w:p>
-            <w:pPr>
-              <w:rPr>
-                <w:rFonts w:ascii="Arial" w:hAnsi="Arial" w:cs="Arial"/>
-              </w:rPr>
-            </w:pPr>
-            <w:r>
-              <w:rPr>
-                <w:rFonts w:ascii="Arial" w:hAnsi="Arial" w:cs="Arial"/>
-              </w:rPr>
-              <w:t>18.20</w:t>
-            </w:r>
-          </w:p>
-        </w:tc>
-        <w:tc>
-          <w:tcPr>
-            <w:tcW w:w="889" w:type="dxa"/>
-            <w:vAlign w:val="center"/>
-          </w:tcPr>
-          <w:p>
-            <w:pPr>
-              <w:rPr>
-                <w:rFonts w:ascii="Arial" w:hAnsi="Arial" w:cs="Arial"/>
-              </w:rPr>
-            </w:pPr>
-            <w:r>
-              <w:rPr>
-                <w:rFonts w:ascii="Arial" w:hAnsi="Arial" w:cs="Arial"/>
-              </w:rPr>
-              <w:t>37.34</w:t>
-            </w:r>
-          </w:p>
-        </w:tc>
-        <w:tc>
-          <w:tcPr>
-            <w:tcW w:w="1096" w:type="dxa"/>
-            <w:vAlign w:val="center"/>
-          </w:tcPr>
-          <w:p>
-            <w:pPr>
-              <w:rPr>
-                <w:rFonts w:ascii="Arial" w:hAnsi="Arial" w:cs="Arial"/>
-              </w:rPr>
-            </w:pPr>
-            <w:r>
-              <w:rPr>
-                <w:rFonts w:ascii="Arial" w:hAnsi="Arial" w:cs="Arial"/>
-              </w:rPr>
-              <w:t>0.487</w:t>
-            </w:r>
-          </w:p>
-        </w:tc>
-        <w:tc>
-          <w:tcPr>
-            <w:tcW w:w="1170" w:type="dxa"/>
-            <w:vAlign w:val="center"/>
-          </w:tcPr>
-          <w:p>
-            <w:pPr>
-              <w:rPr>
-                <w:rFonts w:ascii="Arial" w:hAnsi="Arial" w:cs="Arial"/>
-              </w:rPr>
-            </w:pPr>
-            <w:r>
-              <w:rPr>
-                <w:rFonts w:ascii="Arial" w:hAnsi="Arial" w:cs="Arial"/>
-              </w:rPr>
-              <w:t>0.626</w:t>
-            </w:r>
-          </w:p>
-        </w:tc>
-      </w:tr>
-      <w:tr>
-        <w:tc>
-          <w:tcPr>
-            <w:tcW w:w="1062" w:type="dxa"/>
-            <w:vMerge/>
-            <w:textDirection w:val="btLr"/>
-            <w:vAlign w:val="center"/>
-          </w:tcPr>
-          <w:p>
-            <w:pPr>
-              <w:ind w:left="113" w:right="113"/>
-              <w:jc w:val="center"/>
-              <w:rPr>
-                <w:rFonts w:ascii="Arial" w:hAnsi="Arial" w:cs="Arial"/>
-                <w:b/>
-                <w:bCs/>
-                <w:sz w:val="18"/>
-                <w:szCs w:val="18"/>
-              </w:rPr>
-            </w:pPr>
-          </w:p>
-        </w:tc>
-        <w:tc>
-          <w:tcPr>
-            <w:tcW w:w="1342" w:type="dxa"/>
-            <w:vMerge/>
-            <w:vAlign w:val="center"/>
-          </w:tcPr>
-          <w:p>
-            <w:pPr>
-              <w:jc w:val="center"/>
-              <w:rPr>
-                <w:rFonts w:ascii="Arial" w:hAnsi="Arial" w:cs="Arial"/>
-              </w:rPr>
-            </w:pPr>
-          </w:p>
-        </w:tc>
-        <w:tc>
-          <w:tcPr>
-            <w:tcW w:w="2106" w:type="dxa"/>
-            <w:vAlign w:val="center"/>
-          </w:tcPr>
-          <w:p>
-            <w:pPr>
-              <w:rPr>
-                <w:rFonts w:ascii="Arial" w:hAnsi="Arial" w:cs="Arial"/>
-              </w:rPr>
-            </w:pPr>
-            <w:r>
-              <w:rPr>
-                <w:rFonts w:ascii="Arial" w:hAnsi="Arial" w:cs="Arial"/>
-              </w:rPr>
-              <w:t>MHW Temp (2</w:t>
-            </w:r>
-            <w:r>
-              <w:rPr>
-                <w:rFonts w:ascii="Arial" w:hAnsi="Arial" w:cs="Arial"/>
-              </w:rPr>
-              <w:t>1</w:t>
-            </w:r>
-            <w:r>
-              <w:rPr>
-                <w:rFonts w:ascii="Arial" w:hAnsi="Arial" w:cs="Arial"/>
-              </w:rPr>
-              <w:t>˚C)</w:t>
-            </w:r>
-          </w:p>
-        </w:tc>
-        <w:tc>
-          <w:tcPr>
-            <w:tcW w:w="1096" w:type="dxa"/>
-            <w:vAlign w:val="center"/>
-          </w:tcPr>
-          <w:p>
-            <w:pPr>
-              <w:jc w:val="center"/>
-              <w:rPr>
-                <w:rFonts w:ascii="Arial" w:hAnsi="Arial" w:cs="Arial"/>
-              </w:rPr>
-            </w:pPr>
-            <w:r>
-              <w:rPr>
-                <w:rFonts w:ascii="Arial" w:hAnsi="Arial" w:cs="Arial"/>
-              </w:rPr>
-              <w:t>Tank</w:t>
-            </w:r>
-          </w:p>
-        </w:tc>
-        <w:tc>
-          <w:tcPr>
-            <w:tcW w:w="1134" w:type="dxa"/>
-            <w:vAlign w:val="center"/>
-          </w:tcPr>
-          <w:p>
-            <w:pPr>
-              <w:rPr>
-                <w:rFonts w:ascii="Arial" w:hAnsi="Arial" w:cs="Arial"/>
-              </w:rPr>
-            </w:pPr>
-            <w:r>
-              <w:rPr>
-                <w:rFonts w:ascii="Arial" w:hAnsi="Arial" w:cs="Arial"/>
-              </w:rPr>
-              <w:t>18.20</w:t>
-            </w:r>
-          </w:p>
-        </w:tc>
-        <w:tc>
-          <w:tcPr>
-            <w:tcW w:w="889" w:type="dxa"/>
-            <w:vAlign w:val="center"/>
-          </w:tcPr>
-          <w:p>
-            <w:pPr>
-              <w:rPr>
-                <w:rFonts w:ascii="Arial" w:hAnsi="Arial" w:cs="Arial"/>
-              </w:rPr>
-            </w:pPr>
-            <w:r>
-              <w:rPr>
-                <w:rFonts w:ascii="Arial" w:hAnsi="Arial" w:cs="Arial"/>
-              </w:rPr>
-              <w:t>37.34</w:t>
-            </w:r>
-          </w:p>
-        </w:tc>
-        <w:tc>
-          <w:tcPr>
-            <w:tcW w:w="1096" w:type="dxa"/>
-            <w:vAlign w:val="center"/>
-          </w:tcPr>
-          <w:p>
-            <w:pPr>
-              <w:rPr>
-                <w:rFonts w:ascii="Arial" w:hAnsi="Arial" w:cs="Arial"/>
-              </w:rPr>
-            </w:pPr>
-            <w:r>
-              <w:rPr>
-                <w:rFonts w:ascii="Arial" w:hAnsi="Arial" w:cs="Arial"/>
-              </w:rPr>
-              <w:t>0.487</w:t>
-            </w:r>
-          </w:p>
-        </w:tc>
-        <w:tc>
-          <w:tcPr>
-            <w:tcW w:w="1170" w:type="dxa"/>
-            <w:vAlign w:val="center"/>
-          </w:tcPr>
-          <w:p>
-            <w:pPr>
-              <w:rPr>
-                <w:rFonts w:ascii="Arial" w:hAnsi="Arial" w:cs="Arial"/>
-              </w:rPr>
-            </w:pPr>
-            <w:r>
-              <w:rPr>
-                <w:rFonts w:ascii="Arial" w:hAnsi="Arial" w:cs="Arial"/>
-              </w:rPr>
-              <w:t>0.626</w:t>
-            </w:r>
-          </w:p>
-        </w:tc>
-      </w:tr>
-      <w:tr>
-        <w:tc>
-          <w:tcPr>
-            <w:tcW w:w="1062" w:type="dxa"/>
-            <w:vMerge/>
-            <w:textDirection w:val="btLr"/>
-            <w:vAlign w:val="center"/>
-          </w:tcPr>
-          <w:p>
-            <w:pPr>
-              <w:ind w:left="113" w:right="113"/>
-              <w:jc w:val="center"/>
-              <w:rPr>
-                <w:rFonts w:ascii="Arial" w:hAnsi="Arial" w:cs="Arial"/>
-                <w:b/>
-                <w:bCs/>
-                <w:sz w:val="18"/>
-                <w:szCs w:val="18"/>
-              </w:rPr>
-            </w:pPr>
-          </w:p>
-        </w:tc>
-        <w:tc>
-          <w:tcPr>
-            <w:tcW w:w="1342" w:type="dxa"/>
-            <w:vMerge/>
-            <w:vAlign w:val="center"/>
-          </w:tcPr>
-          <w:p>
-            <w:pPr>
-              <w:jc w:val="center"/>
-              <w:rPr>
-                <w:rFonts w:ascii="Arial" w:hAnsi="Arial" w:cs="Arial"/>
-              </w:rPr>
-            </w:pPr>
-          </w:p>
-        </w:tc>
-        <w:tc>
-          <w:tcPr>
-            <w:tcW w:w="2106" w:type="dxa"/>
-            <w:vAlign w:val="center"/>
-          </w:tcPr>
-          <w:p>
-            <w:pPr>
-              <w:rPr>
-                <w:rFonts w:ascii="Arial" w:hAnsi="Arial" w:cs="Arial"/>
-                <w:b/>
-                <w:bCs/>
-              </w:rPr>
-            </w:pPr>
-            <w:r>
-              <w:rPr>
-                <w:rFonts w:ascii="Arial" w:hAnsi="Arial" w:cs="Arial"/>
-              </w:rPr>
-              <w:t>MHW Temp (24˚C)</w:t>
-            </w:r>
-          </w:p>
-        </w:tc>
-        <w:tc>
-          <w:tcPr>
-            <w:tcW w:w="1096" w:type="dxa"/>
-            <w:vAlign w:val="center"/>
-          </w:tcPr>
-          <w:p>
-            <w:pPr>
-              <w:jc w:val="center"/>
-              <w:rPr>
-                <w:rFonts w:ascii="Arial" w:hAnsi="Arial" w:cs="Arial"/>
-                <w:b/>
-                <w:bCs/>
-              </w:rPr>
-            </w:pPr>
-            <w:r>
-              <w:rPr>
-                <w:rFonts w:ascii="Arial" w:hAnsi="Arial" w:cs="Arial"/>
-              </w:rPr>
-              <w:t>Tank</w:t>
-            </w:r>
-          </w:p>
-        </w:tc>
-        <w:tc>
-          <w:tcPr>
-            <w:tcW w:w="1134" w:type="dxa"/>
-            <w:vAlign w:val="center"/>
-          </w:tcPr>
-          <w:p>
-            <w:pPr>
-              <w:rPr>
-                <w:rFonts w:ascii="Arial" w:hAnsi="Arial" w:cs="Arial"/>
-              </w:rPr>
-            </w:pPr>
-            <w:r>
-              <w:rPr>
-                <w:rFonts w:ascii="Arial" w:hAnsi="Arial" w:cs="Arial"/>
-              </w:rPr>
-              <w:t>18.38</w:t>
-            </w:r>
-          </w:p>
-        </w:tc>
-        <w:tc>
-          <w:tcPr>
-            <w:tcW w:w="889" w:type="dxa"/>
-            <w:vAlign w:val="center"/>
-          </w:tcPr>
-          <w:p>
-            <w:pPr>
-              <w:rPr>
-                <w:rFonts w:ascii="Arial" w:hAnsi="Arial" w:cs="Arial"/>
-              </w:rPr>
-            </w:pPr>
-            <w:r>
-              <w:rPr>
-                <w:rFonts w:ascii="Arial" w:hAnsi="Arial" w:cs="Arial"/>
-              </w:rPr>
-              <w:t>37.34</w:t>
-            </w:r>
-          </w:p>
-        </w:tc>
-        <w:tc>
-          <w:tcPr>
-            <w:tcW w:w="1096" w:type="dxa"/>
-            <w:vAlign w:val="center"/>
-          </w:tcPr>
-          <w:p>
-            <w:pPr>
-              <w:rPr>
-                <w:rFonts w:ascii="Arial" w:hAnsi="Arial" w:cs="Arial"/>
-              </w:rPr>
-            </w:pPr>
-            <w:r>
-              <w:rPr>
-                <w:rFonts w:ascii="Arial" w:hAnsi="Arial" w:cs="Arial"/>
-              </w:rPr>
-              <w:t>0.492</w:t>
-            </w:r>
-          </w:p>
-        </w:tc>
-        <w:tc>
-          <w:tcPr>
-            <w:tcW w:w="1170" w:type="dxa"/>
-            <w:vAlign w:val="center"/>
-          </w:tcPr>
-          <w:p>
-            <w:pPr>
-              <w:rPr>
-                <w:rFonts w:ascii="Arial" w:hAnsi="Arial" w:cs="Arial"/>
-              </w:rPr>
-            </w:pPr>
-            <w:r>
-              <w:rPr>
-                <w:rFonts w:ascii="Arial" w:hAnsi="Arial" w:cs="Arial"/>
-              </w:rPr>
-              <w:t>0.623</w:t>
-            </w:r>
-          </w:p>
-        </w:tc>
-      </w:tr>
-      <w:tr>
-        <w:tc>
-          <w:tcPr>
-            <w:tcW w:w="1062" w:type="dxa"/>
-            <w:vMerge/>
-            <w:textDirection w:val="btLr"/>
-            <w:vAlign w:val="center"/>
-          </w:tcPr>
-          <w:p>
-            <w:pPr>
-              <w:ind w:left="113" w:right="113"/>
-              <w:jc w:val="center"/>
-              <w:rPr>
-                <w:rFonts w:ascii="Arial" w:hAnsi="Arial" w:cs="Arial"/>
-                <w:b/>
-                <w:bCs/>
-                <w:sz w:val="18"/>
-                <w:szCs w:val="18"/>
-              </w:rPr>
-            </w:pPr>
-          </w:p>
-        </w:tc>
-        <w:tc>
-          <w:tcPr>
-            <w:tcW w:w="1342" w:type="dxa"/>
-            <w:vMerge w:val="restart"/>
-            <w:vAlign w:val="center"/>
-          </w:tcPr>
-          <w:p>
-            <w:pPr>
-              <w:jc w:val="center"/>
-              <w:rPr>
-                <w:rFonts w:ascii="Arial" w:hAnsi="Arial" w:cs="Arial"/>
-              </w:rPr>
-            </w:pPr>
-            <w:r>
-              <w:rPr>
-                <w:rFonts w:ascii="Arial" w:hAnsi="Arial" w:cs="Arial"/>
-              </w:rPr>
-              <w:t>Outplanting</w:t>
-            </w:r>
-          </w:p>
-        </w:tc>
-        <w:tc>
-          <w:tcPr>
-            <w:tcW w:w="2106" w:type="dxa"/>
-            <w:vAlign w:val="center"/>
-          </w:tcPr>
-          <w:p>
-            <w:pPr>
-              <w:rPr>
-                <w:rFonts w:ascii="Arial" w:hAnsi="Arial" w:cs="Arial"/>
-              </w:rPr>
-            </w:pPr>
-            <w:r>
-              <w:rPr>
-                <w:rFonts w:ascii="Arial" w:hAnsi="Arial" w:cs="Arial"/>
-              </w:rPr>
-              <w:t>SH Temp</w:t>
-            </w:r>
-          </w:p>
-        </w:tc>
-        <w:tc>
-          <w:tcPr>
-            <w:tcW w:w="1096" w:type="dxa"/>
-            <w:vAlign w:val="center"/>
-          </w:tcPr>
-          <w:p>
-            <w:pPr>
-              <w:jc w:val="center"/>
-              <w:rPr>
-                <w:rFonts w:ascii="Arial" w:hAnsi="Arial" w:cs="Arial"/>
-              </w:rPr>
-            </w:pPr>
-            <w:r>
-              <w:rPr>
-                <w:rFonts w:ascii="Arial" w:hAnsi="Arial" w:cs="Arial"/>
-              </w:rPr>
-              <w:t>---</w:t>
-            </w:r>
-          </w:p>
-        </w:tc>
-        <w:tc>
-          <w:tcPr>
-            <w:tcW w:w="1134" w:type="dxa"/>
-            <w:vAlign w:val="center"/>
-          </w:tcPr>
-          <w:p>
-            <w:pPr>
-              <w:rPr>
-                <w:rFonts w:ascii="Arial" w:hAnsi="Arial" w:cs="Arial"/>
-              </w:rPr>
-            </w:pPr>
-            <w:r>
-              <w:rPr>
-                <w:rFonts w:ascii="Arial" w:hAnsi="Arial" w:cs="Arial"/>
-              </w:rPr>
-              <w:t>- 4.0411</w:t>
-            </w:r>
-          </w:p>
-        </w:tc>
-        <w:tc>
-          <w:tcPr>
-            <w:tcW w:w="889" w:type="dxa"/>
-            <w:vAlign w:val="center"/>
-          </w:tcPr>
-          <w:p>
-            <w:pPr>
-              <w:rPr>
-                <w:rFonts w:ascii="Arial" w:hAnsi="Arial" w:cs="Arial"/>
-              </w:rPr>
-            </w:pPr>
-            <w:r>
-              <w:rPr>
-                <w:rFonts w:ascii="Arial" w:hAnsi="Arial" w:cs="Arial"/>
-              </w:rPr>
-              <w:t>0.1772</w:t>
-            </w:r>
-          </w:p>
-        </w:tc>
-        <w:tc>
-          <w:tcPr>
-            <w:tcW w:w="1096" w:type="dxa"/>
-            <w:vAlign w:val="center"/>
-          </w:tcPr>
-          <w:p>
-            <w:pPr>
-              <w:rPr>
-                <w:rFonts w:ascii="Arial" w:hAnsi="Arial" w:cs="Arial"/>
-              </w:rPr>
-            </w:pPr>
-            <w:r>
-              <w:rPr>
-                <w:rFonts w:ascii="Arial" w:hAnsi="Arial" w:cs="Arial"/>
-              </w:rPr>
-              <w:t>-22.799</w:t>
-            </w:r>
-          </w:p>
-        </w:tc>
-        <w:tc>
-          <w:tcPr>
-            <w:tcW w:w="1170" w:type="dxa"/>
-            <w:vAlign w:val="center"/>
-          </w:tcPr>
-          <w:p>
-            <w:pPr>
-              <w:rPr>
-                <w:rFonts w:ascii="Arial" w:hAnsi="Arial" w:cs="Arial"/>
-                <w:b/>
-                <w:bCs/>
-              </w:rPr>
-            </w:pPr>
-            <w:r>
-              <w:rPr>
-                <w:rFonts w:ascii="Arial" w:hAnsi="Arial" w:cs="Arial"/>
-                <w:b/>
-                <w:bCs/>
-                <w:i/>
-                <w:iCs/>
-              </w:rPr>
-              <w:t>P</w:t>
-            </w:r>
-            <w:r>
-              <w:rPr>
-                <w:rFonts w:ascii="Arial" w:hAnsi="Arial" w:cs="Arial"/>
-                <w:b/>
-                <w:bCs/>
-              </w:rPr>
-              <w:t xml:space="preserve"> &lt; 0.01</w:t>
-            </w:r>
-          </w:p>
-        </w:tc>
-      </w:tr>
-      <w:tr>
-        <w:trPr>
-          <w:trHeight w:val="54"/>
-        </w:trPr>
-        <w:tc>
-          <w:tcPr>
-            <w:tcW w:w="1062" w:type="dxa"/>
-            <w:vMerge/>
-            <w:textDirection w:val="btLr"/>
-            <w:vAlign w:val="center"/>
-          </w:tcPr>
-          <w:p>
-            <w:pPr>
-              <w:ind w:left="113" w:right="113"/>
-              <w:jc w:val="center"/>
-              <w:rPr>
-                <w:rFonts w:ascii="Arial" w:hAnsi="Arial" w:cs="Arial"/>
-                <w:b/>
-                <w:bCs/>
-                <w:sz w:val="18"/>
-                <w:szCs w:val="18"/>
-              </w:rPr>
-            </w:pPr>
-          </w:p>
-        </w:tc>
-        <w:tc>
-          <w:tcPr>
-            <w:tcW w:w="1342" w:type="dxa"/>
-            <w:vMerge/>
-            <w:vAlign w:val="center"/>
-          </w:tcPr>
-          <w:p>
-            <w:pPr>
-              <w:jc w:val="center"/>
-              <w:rPr>
-                <w:rFonts w:ascii="Arial" w:hAnsi="Arial" w:cs="Arial"/>
-              </w:rPr>
-            </w:pPr>
-          </w:p>
-        </w:tc>
-        <w:tc>
-          <w:tcPr>
-            <w:tcW w:w="2106" w:type="dxa"/>
-            <w:vAlign w:val="center"/>
-          </w:tcPr>
-          <w:p>
-            <w:pPr>
-              <w:rPr>
-                <w:rFonts w:ascii="Arial" w:hAnsi="Arial" w:cs="Arial"/>
-                <w:b/>
-                <w:bCs/>
-              </w:rPr>
-            </w:pPr>
-            <w:r>
-              <w:rPr>
-                <w:rFonts w:ascii="Arial" w:hAnsi="Arial" w:cs="Arial"/>
-              </w:rPr>
-              <w:t>SH Tide</w:t>
-            </w:r>
-          </w:p>
-        </w:tc>
-        <w:tc>
-          <w:tcPr>
-            <w:tcW w:w="1096" w:type="dxa"/>
-            <w:vAlign w:val="center"/>
-          </w:tcPr>
-          <w:p>
-            <w:pPr>
-              <w:jc w:val="center"/>
-              <w:rPr>
-                <w:rFonts w:ascii="Arial" w:hAnsi="Arial" w:cs="Arial"/>
-              </w:rPr>
-            </w:pPr>
-            <w:r>
-              <w:rPr>
-                <w:rFonts w:ascii="Arial" w:hAnsi="Arial" w:cs="Arial"/>
-              </w:rPr>
-              <w:t>---</w:t>
-            </w:r>
-          </w:p>
-        </w:tc>
-        <w:tc>
-          <w:tcPr>
-            <w:tcW w:w="1134" w:type="dxa"/>
-            <w:vAlign w:val="center"/>
-          </w:tcPr>
-          <w:p>
-            <w:pPr>
-              <w:rPr>
-                <w:rFonts w:ascii="Arial" w:hAnsi="Arial" w:cs="Arial"/>
-              </w:rPr>
-            </w:pPr>
-            <w:r>
-              <w:rPr>
-                <w:rFonts w:ascii="Arial" w:hAnsi="Arial" w:cs="Arial"/>
-              </w:rPr>
-              <w:t>- 1.3592</w:t>
-            </w:r>
-          </w:p>
-        </w:tc>
-        <w:tc>
-          <w:tcPr>
-            <w:tcW w:w="889" w:type="dxa"/>
-            <w:vAlign w:val="center"/>
-          </w:tcPr>
-          <w:p>
-            <w:pPr>
-              <w:rPr>
-                <w:rFonts w:ascii="Arial" w:hAnsi="Arial" w:cs="Arial"/>
-              </w:rPr>
-            </w:pPr>
-            <w:r>
-              <w:rPr>
-                <w:rFonts w:ascii="Arial" w:hAnsi="Arial" w:cs="Arial"/>
-              </w:rPr>
-              <w:t>0.1621</w:t>
-            </w:r>
-          </w:p>
-        </w:tc>
-        <w:tc>
-          <w:tcPr>
-            <w:tcW w:w="1096" w:type="dxa"/>
-            <w:vAlign w:val="center"/>
-          </w:tcPr>
-          <w:p>
-            <w:pPr>
-              <w:rPr>
-                <w:rFonts w:ascii="Arial" w:hAnsi="Arial" w:cs="Arial"/>
-              </w:rPr>
-            </w:pPr>
-            <w:r>
-              <w:rPr>
-                <w:rFonts w:ascii="Arial" w:hAnsi="Arial" w:cs="Arial"/>
-              </w:rPr>
-              <w:t>-8.384</w:t>
-            </w:r>
-          </w:p>
-        </w:tc>
-        <w:tc>
-          <w:tcPr>
-            <w:tcW w:w="1170" w:type="dxa"/>
-            <w:vAlign w:val="center"/>
-          </w:tcPr>
-          <w:p>
-            <w:pPr>
-              <w:rPr>
-                <w:rFonts w:ascii="Arial" w:hAnsi="Arial" w:cs="Arial"/>
-                <w:b/>
-                <w:bCs/>
-              </w:rPr>
-            </w:pPr>
-            <w:r>
-              <w:rPr>
-                <w:rFonts w:ascii="Arial" w:hAnsi="Arial" w:cs="Arial"/>
-                <w:b/>
-                <w:bCs/>
-                <w:i/>
-                <w:iCs/>
-              </w:rPr>
-              <w:t>P</w:t>
-            </w:r>
-            <w:r>
-              <w:rPr>
-                <w:rFonts w:ascii="Arial" w:hAnsi="Arial" w:cs="Arial"/>
-                <w:b/>
-                <w:bCs/>
-              </w:rPr>
-              <w:t xml:space="preserve"> &lt; 0.01</w:t>
-            </w:r>
-          </w:p>
-        </w:tc>
-      </w:tr>
-      <w:tr>
-        <w:tc>
-          <w:tcPr>
-            <w:tcW w:w="1062" w:type="dxa"/>
-            <w:vMerge w:val="restart"/>
-            <w:textDirection w:val="btLr"/>
-            <w:vAlign w:val="center"/>
-          </w:tcPr>
-          <w:p>
-            <w:pPr>
-              <w:ind w:left="113" w:right="113"/>
-              <w:jc w:val="center"/>
+              <w:t xml:space="preserve">Ostrea </w:t>
+            </w:r>
+            <w:proofErr w:type="spellStart"/>
+            <w:r>
               <w:rPr>
                 <w:rFonts w:ascii="Arial" w:hAnsi="Arial" w:cs="Arial"/>
                 <w:b/>
@@ -3381,8 +2448,1640 @@
                 <w:sz w:val="18"/>
                 <w:szCs w:val="18"/>
               </w:rPr>
-            </w:pPr>
-            <w:r>
+              <w:t>lurida</w:t>
+            </w:r>
+            <w:proofErr w:type="spellEnd"/>
+          </w:p>
+        </w:tc>
+        <w:tc>
+          <w:tcPr>
+            <w:tcW w:w="1342" w:type="dxa"/>
+            <w:vMerge w:val="restart"/>
+            <w:vAlign w:val="center"/>
+          </w:tcPr>
+          <w:p>
+            <w:pPr>
+              <w:jc w:val="center"/>
+              <w:rPr>
+                <w:rFonts w:ascii="Arial" w:hAnsi="Arial" w:cs="Arial"/>
+              </w:rPr>
+            </w:pPr>
+            <w:r>
+              <w:rPr>
+                <w:rFonts w:ascii="Arial" w:hAnsi="Arial" w:cs="Arial"/>
+              </w:rPr>
+              <w:t>Stress Hardening</w:t>
+            </w:r>
+          </w:p>
+        </w:tc>
+        <w:tc>
+          <w:tcPr>
+            <w:tcW w:w="2106" w:type="dxa"/>
+            <w:vAlign w:val="center"/>
+          </w:tcPr>
+          <w:p>
+            <w:pPr>
+              <w:rPr>
+                <w:rFonts w:ascii="Arial" w:hAnsi="Arial" w:cs="Arial"/>
+              </w:rPr>
+            </w:pPr>
+            <w:r>
+              <w:rPr>
+                <w:rFonts w:ascii="Arial" w:hAnsi="Arial" w:cs="Arial"/>
+              </w:rPr>
+              <w:t xml:space="preserve">SH Temp </w:t>
+            </w:r>
+          </w:p>
+        </w:tc>
+        <w:tc>
+          <w:tcPr>
+            <w:tcW w:w="1096" w:type="dxa"/>
+            <w:vAlign w:val="center"/>
+          </w:tcPr>
+          <w:p>
+            <w:pPr>
+              <w:jc w:val="center"/>
+              <w:rPr>
+                <w:rFonts w:ascii="Arial" w:hAnsi="Arial" w:cs="Arial"/>
+                <w:b/>
+                <w:bCs/>
+              </w:rPr>
+            </w:pPr>
+            <w:r>
+              <w:rPr>
+                <w:rFonts w:ascii="Arial" w:hAnsi="Arial" w:cs="Arial"/>
+              </w:rPr>
+              <w:t>Tank</w:t>
+            </w:r>
+          </w:p>
+        </w:tc>
+        <w:tc>
+          <w:tcPr>
+            <w:tcW w:w="1134" w:type="dxa"/>
+            <w:vAlign w:val="center"/>
+          </w:tcPr>
+          <w:p>
+            <w:pPr>
+              <w:rPr>
+                <w:rFonts w:ascii="Arial" w:hAnsi="Arial" w:cs="Arial"/>
+              </w:rPr>
+            </w:pPr>
+            <w:r>
+              <w:rPr>
+                <w:rFonts w:ascii="Arial" w:hAnsi="Arial" w:cs="Arial"/>
+              </w:rPr>
+              <w:t>0.6423</w:t>
+            </w:r>
+          </w:p>
+        </w:tc>
+        <w:tc>
+          <w:tcPr>
+            <w:tcW w:w="889" w:type="dxa"/>
+            <w:vAlign w:val="center"/>
+          </w:tcPr>
+          <w:p>
+            <w:pPr>
+              <w:rPr>
+                <w:rFonts w:ascii="Arial" w:hAnsi="Arial" w:cs="Arial"/>
+              </w:rPr>
+            </w:pPr>
+            <w:r>
+              <w:rPr>
+                <w:rFonts w:ascii="Arial" w:hAnsi="Arial" w:cs="Arial"/>
+              </w:rPr>
+              <w:t>0.5917</w:t>
+            </w:r>
+          </w:p>
+        </w:tc>
+        <w:tc>
+          <w:tcPr>
+            <w:tcW w:w="1096" w:type="dxa"/>
+            <w:vAlign w:val="center"/>
+          </w:tcPr>
+          <w:p>
+            <w:pPr>
+              <w:rPr>
+                <w:rFonts w:ascii="Arial" w:hAnsi="Arial" w:cs="Arial"/>
+              </w:rPr>
+            </w:pPr>
+            <w:r>
+              <w:rPr>
+                <w:rFonts w:ascii="Arial" w:hAnsi="Arial" w:cs="Arial"/>
+              </w:rPr>
+              <w:t>1.085</w:t>
+            </w:r>
+          </w:p>
+        </w:tc>
+        <w:tc>
+          <w:tcPr>
+            <w:tcW w:w="1170" w:type="dxa"/>
+            <w:vAlign w:val="center"/>
+          </w:tcPr>
+          <w:p>
+            <w:pPr>
+              <w:rPr>
+                <w:rFonts w:ascii="Arial" w:hAnsi="Arial" w:cs="Arial"/>
+              </w:rPr>
+            </w:pPr>
+            <w:r>
+              <w:rPr>
+                <w:rFonts w:ascii="Arial" w:hAnsi="Arial" w:cs="Arial"/>
+              </w:rPr>
+              <w:t>0.278</w:t>
+            </w:r>
+          </w:p>
+        </w:tc>
+      </w:tr>
+      <w:tr>
+        <w:tc>
+          <w:tcPr>
+            <w:tcW w:w="1062" w:type="dxa"/>
+            <w:vMerge/>
+            <w:textDirection w:val="btLr"/>
+            <w:vAlign w:val="center"/>
+          </w:tcPr>
+          <w:p>
+            <w:pPr>
+              <w:ind w:left="113" w:right="113"/>
+              <w:jc w:val="center"/>
+              <w:rPr>
+                <w:rFonts w:ascii="Arial" w:hAnsi="Arial" w:cs="Arial"/>
+                <w:b/>
+                <w:bCs/>
+                <w:sz w:val="18"/>
+                <w:szCs w:val="18"/>
+              </w:rPr>
+            </w:pPr>
+          </w:p>
+        </w:tc>
+        <w:tc>
+          <w:tcPr>
+            <w:tcW w:w="1342" w:type="dxa"/>
+            <w:vMerge/>
+            <w:vAlign w:val="center"/>
+          </w:tcPr>
+          <w:p>
+            <w:pPr>
+              <w:jc w:val="center"/>
+              <w:rPr>
+                <w:rFonts w:ascii="Arial" w:hAnsi="Arial" w:cs="Arial"/>
+              </w:rPr>
+            </w:pPr>
+          </w:p>
+        </w:tc>
+        <w:tc>
+          <w:tcPr>
+            <w:tcW w:w="2106" w:type="dxa"/>
+            <w:vAlign w:val="center"/>
+          </w:tcPr>
+          <w:p>
+            <w:pPr>
+              <w:rPr>
+                <w:rFonts w:ascii="Arial" w:hAnsi="Arial" w:cs="Arial"/>
+              </w:rPr>
+            </w:pPr>
+            <w:r>
+              <w:rPr>
+                <w:rFonts w:ascii="Arial" w:hAnsi="Arial" w:cs="Arial"/>
+              </w:rPr>
+              <w:t>SH Tide</w:t>
+            </w:r>
+          </w:p>
+        </w:tc>
+        <w:tc>
+          <w:tcPr>
+            <w:tcW w:w="1096" w:type="dxa"/>
+            <w:vAlign w:val="center"/>
+          </w:tcPr>
+          <w:p>
+            <w:pPr>
+              <w:jc w:val="center"/>
+              <w:rPr>
+                <w:rFonts w:ascii="Arial" w:hAnsi="Arial" w:cs="Arial"/>
+              </w:rPr>
+            </w:pPr>
+            <w:r>
+              <w:rPr>
+                <w:rFonts w:ascii="Arial" w:hAnsi="Arial" w:cs="Arial"/>
+              </w:rPr>
+              <w:t>Tank</w:t>
+            </w:r>
+          </w:p>
+        </w:tc>
+        <w:tc>
+          <w:tcPr>
+            <w:tcW w:w="1134" w:type="dxa"/>
+            <w:vAlign w:val="center"/>
+          </w:tcPr>
+          <w:p>
+            <w:pPr>
+              <w:rPr>
+                <w:rFonts w:ascii="Arial" w:hAnsi="Arial" w:cs="Arial"/>
+              </w:rPr>
+            </w:pPr>
+            <w:r>
+              <w:rPr>
+                <w:rFonts w:ascii="Arial" w:hAnsi="Arial" w:cs="Arial"/>
+              </w:rPr>
+              <w:t>0.6423</w:t>
+            </w:r>
+          </w:p>
+        </w:tc>
+        <w:tc>
+          <w:tcPr>
+            <w:tcW w:w="889" w:type="dxa"/>
+            <w:vAlign w:val="center"/>
+          </w:tcPr>
+          <w:p>
+            <w:pPr>
+              <w:rPr>
+                <w:rFonts w:ascii="Arial" w:hAnsi="Arial" w:cs="Arial"/>
+              </w:rPr>
+            </w:pPr>
+            <w:r>
+              <w:rPr>
+                <w:rFonts w:ascii="Arial" w:hAnsi="Arial" w:cs="Arial"/>
+              </w:rPr>
+              <w:t>0.5917</w:t>
+            </w:r>
+          </w:p>
+        </w:tc>
+        <w:tc>
+          <w:tcPr>
+            <w:tcW w:w="1096" w:type="dxa"/>
+            <w:vAlign w:val="center"/>
+          </w:tcPr>
+          <w:p>
+            <w:pPr>
+              <w:rPr>
+                <w:rFonts w:ascii="Arial" w:hAnsi="Arial" w:cs="Arial"/>
+              </w:rPr>
+            </w:pPr>
+            <w:r>
+              <w:rPr>
+                <w:rFonts w:ascii="Arial" w:hAnsi="Arial" w:cs="Arial"/>
+              </w:rPr>
+              <w:t>1.085</w:t>
+            </w:r>
+          </w:p>
+        </w:tc>
+        <w:tc>
+          <w:tcPr>
+            <w:tcW w:w="1170" w:type="dxa"/>
+            <w:vAlign w:val="center"/>
+          </w:tcPr>
+          <w:p>
+            <w:pPr>
+              <w:rPr>
+                <w:rFonts w:ascii="Arial" w:hAnsi="Arial" w:cs="Arial"/>
+              </w:rPr>
+            </w:pPr>
+            <w:r>
+              <w:rPr>
+                <w:rFonts w:ascii="Arial" w:hAnsi="Arial" w:cs="Arial"/>
+              </w:rPr>
+              <w:t>0.278</w:t>
+            </w:r>
+          </w:p>
+        </w:tc>
+      </w:tr>
+      <w:tr>
+        <w:tc>
+          <w:tcPr>
+            <w:tcW w:w="1062" w:type="dxa"/>
+            <w:vMerge/>
+            <w:textDirection w:val="btLr"/>
+            <w:vAlign w:val="center"/>
+          </w:tcPr>
+          <w:p>
+            <w:pPr>
+              <w:ind w:left="113" w:right="113"/>
+              <w:jc w:val="center"/>
+              <w:rPr>
+                <w:rFonts w:ascii="Arial" w:hAnsi="Arial" w:cs="Arial"/>
+                <w:b/>
+                <w:bCs/>
+                <w:sz w:val="18"/>
+                <w:szCs w:val="18"/>
+              </w:rPr>
+            </w:pPr>
+          </w:p>
+        </w:tc>
+        <w:tc>
+          <w:tcPr>
+            <w:tcW w:w="1342" w:type="dxa"/>
+            <w:vMerge w:val="restart"/>
+            <w:vAlign w:val="center"/>
+          </w:tcPr>
+          <w:p>
+            <w:pPr>
+              <w:jc w:val="center"/>
+              <w:rPr>
+                <w:rFonts w:ascii="Arial" w:hAnsi="Arial" w:cs="Arial"/>
+              </w:rPr>
+            </w:pPr>
+            <w:r>
+              <w:rPr>
+                <w:rFonts w:ascii="Arial" w:hAnsi="Arial" w:cs="Arial"/>
+              </w:rPr>
+              <w:t>Marine Heatwave</w:t>
+            </w:r>
+          </w:p>
+        </w:tc>
+        <w:tc>
+          <w:tcPr>
+            <w:tcW w:w="2106" w:type="dxa"/>
+            <w:vAlign w:val="center"/>
+          </w:tcPr>
+          <w:p>
+            <w:pPr>
+              <w:rPr>
+                <w:rFonts w:ascii="Arial" w:hAnsi="Arial" w:cs="Arial"/>
+              </w:rPr>
+            </w:pPr>
+            <w:r>
+              <w:rPr>
+                <w:rFonts w:ascii="Arial" w:hAnsi="Arial" w:cs="Arial"/>
+              </w:rPr>
+              <w:t>SH Temp</w:t>
+            </w:r>
+          </w:p>
+        </w:tc>
+        <w:tc>
+          <w:tcPr>
+            <w:tcW w:w="1096" w:type="dxa"/>
+            <w:vAlign w:val="center"/>
+          </w:tcPr>
+          <w:p>
+            <w:pPr>
+              <w:jc w:val="center"/>
+              <w:rPr>
+                <w:rFonts w:ascii="Arial" w:hAnsi="Arial" w:cs="Arial"/>
+              </w:rPr>
+            </w:pPr>
+            <w:r>
+              <w:rPr>
+                <w:rFonts w:ascii="Arial" w:hAnsi="Arial" w:cs="Arial"/>
+              </w:rPr>
+              <w:t>Tank</w:t>
+            </w:r>
+          </w:p>
+        </w:tc>
+        <w:tc>
+          <w:tcPr>
+            <w:tcW w:w="1134" w:type="dxa"/>
+            <w:vAlign w:val="center"/>
+          </w:tcPr>
+          <w:p>
+            <w:pPr>
+              <w:rPr>
+                <w:rFonts w:ascii="Arial" w:hAnsi="Arial" w:cs="Arial"/>
+              </w:rPr>
+            </w:pPr>
+            <w:r>
+              <w:rPr>
+                <w:rFonts w:ascii="Arial" w:hAnsi="Arial" w:cs="Arial"/>
+              </w:rPr>
+              <w:t>-0.2538</w:t>
+            </w:r>
+          </w:p>
+        </w:tc>
+        <w:tc>
+          <w:tcPr>
+            <w:tcW w:w="889" w:type="dxa"/>
+            <w:vAlign w:val="center"/>
+          </w:tcPr>
+          <w:p>
+            <w:pPr>
+              <w:rPr>
+                <w:rFonts w:ascii="Arial" w:hAnsi="Arial" w:cs="Arial"/>
+              </w:rPr>
+            </w:pPr>
+            <w:r>
+              <w:rPr>
+                <w:rFonts w:ascii="Arial" w:hAnsi="Arial" w:cs="Arial"/>
+              </w:rPr>
+              <w:t>0.5065</w:t>
+            </w:r>
+          </w:p>
+        </w:tc>
+        <w:tc>
+          <w:tcPr>
+            <w:tcW w:w="1096" w:type="dxa"/>
+            <w:vAlign w:val="center"/>
+          </w:tcPr>
+          <w:p>
+            <w:pPr>
+              <w:rPr>
+                <w:rFonts w:ascii="Arial" w:hAnsi="Arial" w:cs="Arial"/>
+              </w:rPr>
+            </w:pPr>
+            <w:r>
+              <w:rPr>
+                <w:rFonts w:ascii="Arial" w:hAnsi="Arial" w:cs="Arial"/>
+              </w:rPr>
+              <w:t>-0.501</w:t>
+            </w:r>
+          </w:p>
+        </w:tc>
+        <w:tc>
+          <w:tcPr>
+            <w:tcW w:w="1170" w:type="dxa"/>
+            <w:vAlign w:val="center"/>
+          </w:tcPr>
+          <w:p>
+            <w:pPr>
+              <w:rPr>
+                <w:rFonts w:ascii="Arial" w:hAnsi="Arial" w:cs="Arial"/>
+              </w:rPr>
+            </w:pPr>
+            <w:r>
+              <w:rPr>
+                <w:rFonts w:ascii="Arial" w:hAnsi="Arial" w:cs="Arial"/>
+              </w:rPr>
+              <w:t>0.616</w:t>
+            </w:r>
+          </w:p>
+        </w:tc>
+      </w:tr>
+      <w:tr>
+        <w:tc>
+          <w:tcPr>
+            <w:tcW w:w="1062" w:type="dxa"/>
+            <w:vMerge/>
+            <w:textDirection w:val="btLr"/>
+            <w:vAlign w:val="center"/>
+          </w:tcPr>
+          <w:p>
+            <w:pPr>
+              <w:ind w:left="113" w:right="113"/>
+              <w:jc w:val="center"/>
+              <w:rPr>
+                <w:rFonts w:ascii="Arial" w:hAnsi="Arial" w:cs="Arial"/>
+                <w:b/>
+                <w:bCs/>
+                <w:sz w:val="18"/>
+                <w:szCs w:val="18"/>
+              </w:rPr>
+            </w:pPr>
+          </w:p>
+        </w:tc>
+        <w:tc>
+          <w:tcPr>
+            <w:tcW w:w="1342" w:type="dxa"/>
+            <w:vMerge/>
+            <w:vAlign w:val="center"/>
+          </w:tcPr>
+          <w:p>
+            <w:pPr>
+              <w:jc w:val="center"/>
+              <w:rPr>
+                <w:rFonts w:ascii="Arial" w:hAnsi="Arial" w:cs="Arial"/>
+              </w:rPr>
+            </w:pPr>
+          </w:p>
+        </w:tc>
+        <w:tc>
+          <w:tcPr>
+            <w:tcW w:w="2106" w:type="dxa"/>
+            <w:vAlign w:val="center"/>
+          </w:tcPr>
+          <w:p>
+            <w:pPr>
+              <w:rPr>
+                <w:rFonts w:ascii="Arial" w:hAnsi="Arial" w:cs="Arial"/>
+              </w:rPr>
+            </w:pPr>
+            <w:r>
+              <w:rPr>
+                <w:rFonts w:ascii="Arial" w:hAnsi="Arial" w:cs="Arial"/>
+              </w:rPr>
+              <w:t>SH Tide</w:t>
+            </w:r>
+          </w:p>
+        </w:tc>
+        <w:tc>
+          <w:tcPr>
+            <w:tcW w:w="1096" w:type="dxa"/>
+            <w:vAlign w:val="center"/>
+          </w:tcPr>
+          <w:p>
+            <w:pPr>
+              <w:jc w:val="center"/>
+              <w:rPr>
+                <w:rFonts w:ascii="Arial" w:hAnsi="Arial" w:cs="Arial"/>
+              </w:rPr>
+            </w:pPr>
+            <w:r>
+              <w:rPr>
+                <w:rFonts w:ascii="Arial" w:hAnsi="Arial" w:cs="Arial"/>
+              </w:rPr>
+              <w:t>Tank</w:t>
+            </w:r>
+          </w:p>
+        </w:tc>
+        <w:tc>
+          <w:tcPr>
+            <w:tcW w:w="1134" w:type="dxa"/>
+            <w:vAlign w:val="center"/>
+          </w:tcPr>
+          <w:p>
+            <w:pPr>
+              <w:rPr>
+                <w:rFonts w:ascii="Arial" w:hAnsi="Arial" w:cs="Arial"/>
+              </w:rPr>
+            </w:pPr>
+            <w:r>
+              <w:rPr>
+                <w:rFonts w:ascii="Arial" w:hAnsi="Arial" w:cs="Arial"/>
+              </w:rPr>
+              <w:t>0.5159</w:t>
+            </w:r>
+          </w:p>
+        </w:tc>
+        <w:tc>
+          <w:tcPr>
+            <w:tcW w:w="889" w:type="dxa"/>
+            <w:vAlign w:val="center"/>
+          </w:tcPr>
+          <w:p>
+            <w:pPr>
+              <w:rPr>
+                <w:rFonts w:ascii="Arial" w:hAnsi="Arial" w:cs="Arial"/>
+              </w:rPr>
+            </w:pPr>
+            <w:r>
+              <w:rPr>
+                <w:rFonts w:ascii="Arial" w:hAnsi="Arial" w:cs="Arial"/>
+              </w:rPr>
+              <w:t>0.5188</w:t>
+            </w:r>
+          </w:p>
+        </w:tc>
+        <w:tc>
+          <w:tcPr>
+            <w:tcW w:w="1096" w:type="dxa"/>
+            <w:vAlign w:val="center"/>
+          </w:tcPr>
+          <w:p>
+            <w:pPr>
+              <w:rPr>
+                <w:rFonts w:ascii="Arial" w:hAnsi="Arial" w:cs="Arial"/>
+              </w:rPr>
+            </w:pPr>
+            <w:r>
+              <w:rPr>
+                <w:rFonts w:ascii="Arial" w:hAnsi="Arial" w:cs="Arial"/>
+              </w:rPr>
+              <w:t>0.994</w:t>
+            </w:r>
+          </w:p>
+        </w:tc>
+        <w:tc>
+          <w:tcPr>
+            <w:tcW w:w="1170" w:type="dxa"/>
+            <w:vAlign w:val="center"/>
+          </w:tcPr>
+          <w:p>
+            <w:pPr>
+              <w:rPr>
+                <w:rFonts w:ascii="Arial" w:hAnsi="Arial" w:cs="Arial"/>
+              </w:rPr>
+            </w:pPr>
+            <w:r>
+              <w:rPr>
+                <w:rFonts w:ascii="Arial" w:hAnsi="Arial" w:cs="Arial"/>
+              </w:rPr>
+              <w:t>0.32</w:t>
+            </w:r>
+          </w:p>
+        </w:tc>
+      </w:tr>
+      <w:tr>
+        <w:tc>
+          <w:tcPr>
+            <w:tcW w:w="1062" w:type="dxa"/>
+            <w:vMerge/>
+            <w:textDirection w:val="btLr"/>
+            <w:vAlign w:val="center"/>
+          </w:tcPr>
+          <w:p>
+            <w:pPr>
+              <w:ind w:left="113" w:right="113"/>
+              <w:jc w:val="center"/>
+              <w:rPr>
+                <w:rFonts w:ascii="Arial" w:hAnsi="Arial" w:cs="Arial"/>
+                <w:b/>
+                <w:bCs/>
+                <w:sz w:val="18"/>
+                <w:szCs w:val="18"/>
+              </w:rPr>
+            </w:pPr>
+          </w:p>
+        </w:tc>
+        <w:tc>
+          <w:tcPr>
+            <w:tcW w:w="1342" w:type="dxa"/>
+            <w:vMerge/>
+            <w:vAlign w:val="center"/>
+          </w:tcPr>
+          <w:p>
+            <w:pPr>
+              <w:jc w:val="center"/>
+              <w:rPr>
+                <w:rFonts w:ascii="Arial" w:hAnsi="Arial" w:cs="Arial"/>
+              </w:rPr>
+            </w:pPr>
+          </w:p>
+        </w:tc>
+        <w:tc>
+          <w:tcPr>
+            <w:tcW w:w="2106" w:type="dxa"/>
+            <w:vAlign w:val="center"/>
+          </w:tcPr>
+          <w:p>
+            <w:pPr>
+              <w:rPr>
+                <w:rFonts w:ascii="Arial" w:hAnsi="Arial" w:cs="Arial"/>
+              </w:rPr>
+            </w:pPr>
+            <w:r>
+              <w:rPr>
+                <w:rFonts w:ascii="Arial" w:hAnsi="Arial" w:cs="Arial"/>
+              </w:rPr>
+              <w:t>MHW Temp (</w:t>
+            </w:r>
+            <w:r>
+              <w:rPr>
+                <w:rFonts w:ascii="Arial" w:hAnsi="Arial" w:cs="Arial"/>
+              </w:rPr>
+              <w:t>15</w:t>
+            </w:r>
+            <w:r>
+              <w:rPr>
+                <w:rFonts w:ascii="Arial" w:hAnsi="Arial" w:cs="Arial"/>
+              </w:rPr>
+              <w:t>˚C)</w:t>
+            </w:r>
+          </w:p>
+        </w:tc>
+        <w:tc>
+          <w:tcPr>
+            <w:tcW w:w="1096" w:type="dxa"/>
+            <w:vAlign w:val="center"/>
+          </w:tcPr>
+          <w:p>
+            <w:pPr>
+              <w:jc w:val="center"/>
+              <w:rPr>
+                <w:rFonts w:ascii="Arial" w:hAnsi="Arial" w:cs="Arial"/>
+              </w:rPr>
+            </w:pPr>
+            <w:r>
+              <w:rPr>
+                <w:rFonts w:ascii="Arial" w:hAnsi="Arial" w:cs="Arial"/>
+              </w:rPr>
+              <w:t>Tank</w:t>
+            </w:r>
+          </w:p>
+        </w:tc>
+        <w:tc>
+          <w:tcPr>
+            <w:tcW w:w="1134" w:type="dxa"/>
+            <w:vAlign w:val="center"/>
+          </w:tcPr>
+          <w:p>
+            <w:pPr>
+              <w:jc w:val="center"/>
+              <w:rPr>
+                <w:rFonts w:ascii="Arial" w:hAnsi="Arial" w:cs="Arial"/>
+                <w:i/>
+                <w:iCs/>
+              </w:rPr>
+            </w:pPr>
+            <w:r>
+              <w:rPr>
+                <w:rFonts w:ascii="Arial" w:hAnsi="Arial" w:cs="Arial"/>
+                <w:i/>
+                <w:iCs/>
+              </w:rPr>
+              <w:t>ref</w:t>
+            </w:r>
+          </w:p>
+        </w:tc>
+        <w:tc>
+          <w:tcPr>
+            <w:tcW w:w="889" w:type="dxa"/>
+            <w:vAlign w:val="center"/>
+          </w:tcPr>
+          <w:p>
+            <w:pPr>
+              <w:jc w:val="center"/>
+              <w:rPr>
+                <w:rFonts w:ascii="Arial" w:hAnsi="Arial" w:cs="Arial"/>
+              </w:rPr>
+            </w:pPr>
+            <w:r>
+              <w:rPr>
+                <w:rFonts w:ascii="Arial" w:hAnsi="Arial" w:cs="Arial"/>
+                <w:i/>
+                <w:iCs/>
+              </w:rPr>
+              <w:t>ref</w:t>
+            </w:r>
+          </w:p>
+        </w:tc>
+        <w:tc>
+          <w:tcPr>
+            <w:tcW w:w="1096" w:type="dxa"/>
+            <w:vAlign w:val="center"/>
+          </w:tcPr>
+          <w:p>
+            <w:pPr>
+              <w:jc w:val="center"/>
+              <w:rPr>
+                <w:rFonts w:ascii="Arial" w:hAnsi="Arial" w:cs="Arial"/>
+              </w:rPr>
+            </w:pPr>
+            <w:r>
+              <w:rPr>
+                <w:rFonts w:ascii="Arial" w:hAnsi="Arial" w:cs="Arial"/>
+                <w:i/>
+                <w:iCs/>
+              </w:rPr>
+              <w:t>ref</w:t>
+            </w:r>
+          </w:p>
+        </w:tc>
+        <w:tc>
+          <w:tcPr>
+            <w:tcW w:w="1170" w:type="dxa"/>
+            <w:vAlign w:val="center"/>
+          </w:tcPr>
+          <w:p>
+            <w:pPr>
+              <w:jc w:val="center"/>
+              <w:rPr>
+                <w:rFonts w:ascii="Arial" w:hAnsi="Arial" w:cs="Arial"/>
+              </w:rPr>
+            </w:pPr>
+            <w:r>
+              <w:rPr>
+                <w:rFonts w:ascii="Arial" w:hAnsi="Arial" w:cs="Arial"/>
+                <w:i/>
+                <w:iCs/>
+              </w:rPr>
+              <w:t>ref</w:t>
+            </w:r>
+          </w:p>
+        </w:tc>
+      </w:tr>
+      <w:tr>
+        <w:tc>
+          <w:tcPr>
+            <w:tcW w:w="1062" w:type="dxa"/>
+            <w:vMerge/>
+            <w:textDirection w:val="btLr"/>
+            <w:vAlign w:val="center"/>
+          </w:tcPr>
+          <w:p>
+            <w:pPr>
+              <w:ind w:left="113" w:right="113"/>
+              <w:jc w:val="center"/>
+              <w:rPr>
+                <w:rFonts w:ascii="Arial" w:hAnsi="Arial" w:cs="Arial"/>
+                <w:b/>
+                <w:bCs/>
+                <w:sz w:val="18"/>
+                <w:szCs w:val="18"/>
+              </w:rPr>
+            </w:pPr>
+          </w:p>
+        </w:tc>
+        <w:tc>
+          <w:tcPr>
+            <w:tcW w:w="1342" w:type="dxa"/>
+            <w:vMerge/>
+            <w:vAlign w:val="center"/>
+          </w:tcPr>
+          <w:p>
+            <w:pPr>
+              <w:jc w:val="center"/>
+              <w:rPr>
+                <w:rFonts w:ascii="Arial" w:hAnsi="Arial" w:cs="Arial"/>
+              </w:rPr>
+            </w:pPr>
+          </w:p>
+        </w:tc>
+        <w:tc>
+          <w:tcPr>
+            <w:tcW w:w="2106" w:type="dxa"/>
+            <w:vAlign w:val="center"/>
+          </w:tcPr>
+          <w:p>
+            <w:pPr>
+              <w:rPr>
+                <w:rFonts w:ascii="Arial" w:hAnsi="Arial" w:cs="Arial"/>
+              </w:rPr>
+            </w:pPr>
+            <w:r>
+              <w:rPr>
+                <w:rFonts w:ascii="Arial" w:hAnsi="Arial" w:cs="Arial"/>
+              </w:rPr>
+              <w:t>MHW Temp (</w:t>
+            </w:r>
+            <w:r>
+              <w:rPr>
+                <w:rFonts w:ascii="Arial" w:hAnsi="Arial" w:cs="Arial"/>
+              </w:rPr>
+              <w:t>18</w:t>
+            </w:r>
+            <w:r>
+              <w:rPr>
+                <w:rFonts w:ascii="Arial" w:hAnsi="Arial" w:cs="Arial"/>
+              </w:rPr>
+              <w:t>˚C)</w:t>
+            </w:r>
+          </w:p>
+        </w:tc>
+        <w:tc>
+          <w:tcPr>
+            <w:tcW w:w="1096" w:type="dxa"/>
+            <w:vAlign w:val="center"/>
+          </w:tcPr>
+          <w:p>
+            <w:pPr>
+              <w:jc w:val="center"/>
+              <w:rPr>
+                <w:rFonts w:ascii="Arial" w:hAnsi="Arial" w:cs="Arial"/>
+              </w:rPr>
+            </w:pPr>
+            <w:r>
+              <w:rPr>
+                <w:rFonts w:ascii="Arial" w:hAnsi="Arial" w:cs="Arial"/>
+              </w:rPr>
+              <w:t>Tank</w:t>
+            </w:r>
+          </w:p>
+        </w:tc>
+        <w:tc>
+          <w:tcPr>
+            <w:tcW w:w="1134" w:type="dxa"/>
+            <w:vAlign w:val="center"/>
+          </w:tcPr>
+          <w:p>
+            <w:pPr>
+              <w:rPr>
+                <w:rFonts w:ascii="Arial" w:hAnsi="Arial" w:cs="Arial"/>
+              </w:rPr>
+            </w:pPr>
+            <w:r>
+              <w:rPr>
+                <w:rFonts w:ascii="Arial" w:hAnsi="Arial" w:cs="Arial"/>
+              </w:rPr>
+              <w:t>18.20</w:t>
+            </w:r>
+          </w:p>
+        </w:tc>
+        <w:tc>
+          <w:tcPr>
+            <w:tcW w:w="889" w:type="dxa"/>
+            <w:vAlign w:val="center"/>
+          </w:tcPr>
+          <w:p>
+            <w:pPr>
+              <w:rPr>
+                <w:rFonts w:ascii="Arial" w:hAnsi="Arial" w:cs="Arial"/>
+              </w:rPr>
+            </w:pPr>
+            <w:r>
+              <w:rPr>
+                <w:rFonts w:ascii="Arial" w:hAnsi="Arial" w:cs="Arial"/>
+              </w:rPr>
+              <w:t>37.34</w:t>
+            </w:r>
+          </w:p>
+        </w:tc>
+        <w:tc>
+          <w:tcPr>
+            <w:tcW w:w="1096" w:type="dxa"/>
+            <w:vAlign w:val="center"/>
+          </w:tcPr>
+          <w:p>
+            <w:pPr>
+              <w:rPr>
+                <w:rFonts w:ascii="Arial" w:hAnsi="Arial" w:cs="Arial"/>
+              </w:rPr>
+            </w:pPr>
+            <w:r>
+              <w:rPr>
+                <w:rFonts w:ascii="Arial" w:hAnsi="Arial" w:cs="Arial"/>
+              </w:rPr>
+              <w:t>0.487</w:t>
+            </w:r>
+          </w:p>
+        </w:tc>
+        <w:tc>
+          <w:tcPr>
+            <w:tcW w:w="1170" w:type="dxa"/>
+            <w:vAlign w:val="center"/>
+          </w:tcPr>
+          <w:p>
+            <w:pPr>
+              <w:rPr>
+                <w:rFonts w:ascii="Arial" w:hAnsi="Arial" w:cs="Arial"/>
+              </w:rPr>
+            </w:pPr>
+            <w:r>
+              <w:rPr>
+                <w:rFonts w:ascii="Arial" w:hAnsi="Arial" w:cs="Arial"/>
+              </w:rPr>
+              <w:t>0.626</w:t>
+            </w:r>
+          </w:p>
+        </w:tc>
+      </w:tr>
+      <w:tr>
+        <w:tc>
+          <w:tcPr>
+            <w:tcW w:w="1062" w:type="dxa"/>
+            <w:vMerge/>
+            <w:textDirection w:val="btLr"/>
+            <w:vAlign w:val="center"/>
+          </w:tcPr>
+          <w:p>
+            <w:pPr>
+              <w:ind w:left="113" w:right="113"/>
+              <w:jc w:val="center"/>
+              <w:rPr>
+                <w:rFonts w:ascii="Arial" w:hAnsi="Arial" w:cs="Arial"/>
+                <w:b/>
+                <w:bCs/>
+                <w:sz w:val="18"/>
+                <w:szCs w:val="18"/>
+              </w:rPr>
+            </w:pPr>
+          </w:p>
+        </w:tc>
+        <w:tc>
+          <w:tcPr>
+            <w:tcW w:w="1342" w:type="dxa"/>
+            <w:vMerge/>
+            <w:vAlign w:val="center"/>
+          </w:tcPr>
+          <w:p>
+            <w:pPr>
+              <w:jc w:val="center"/>
+              <w:rPr>
+                <w:rFonts w:ascii="Arial" w:hAnsi="Arial" w:cs="Arial"/>
+              </w:rPr>
+            </w:pPr>
+          </w:p>
+        </w:tc>
+        <w:tc>
+          <w:tcPr>
+            <w:tcW w:w="2106" w:type="dxa"/>
+            <w:vAlign w:val="center"/>
+          </w:tcPr>
+          <w:p>
+            <w:pPr>
+              <w:rPr>
+                <w:rFonts w:ascii="Arial" w:hAnsi="Arial" w:cs="Arial"/>
+              </w:rPr>
+            </w:pPr>
+            <w:r>
+              <w:rPr>
+                <w:rFonts w:ascii="Arial" w:hAnsi="Arial" w:cs="Arial"/>
+              </w:rPr>
+              <w:t>MHW Temp (2</w:t>
+            </w:r>
+            <w:r>
+              <w:rPr>
+                <w:rFonts w:ascii="Arial" w:hAnsi="Arial" w:cs="Arial"/>
+              </w:rPr>
+              <w:t>1</w:t>
+            </w:r>
+            <w:r>
+              <w:rPr>
+                <w:rFonts w:ascii="Arial" w:hAnsi="Arial" w:cs="Arial"/>
+              </w:rPr>
+              <w:t>˚C)</w:t>
+            </w:r>
+          </w:p>
+        </w:tc>
+        <w:tc>
+          <w:tcPr>
+            <w:tcW w:w="1096" w:type="dxa"/>
+            <w:vAlign w:val="center"/>
+          </w:tcPr>
+          <w:p>
+            <w:pPr>
+              <w:jc w:val="center"/>
+              <w:rPr>
+                <w:rFonts w:ascii="Arial" w:hAnsi="Arial" w:cs="Arial"/>
+              </w:rPr>
+            </w:pPr>
+            <w:r>
+              <w:rPr>
+                <w:rFonts w:ascii="Arial" w:hAnsi="Arial" w:cs="Arial"/>
+              </w:rPr>
+              <w:t>Tank</w:t>
+            </w:r>
+          </w:p>
+        </w:tc>
+        <w:tc>
+          <w:tcPr>
+            <w:tcW w:w="1134" w:type="dxa"/>
+            <w:vAlign w:val="center"/>
+          </w:tcPr>
+          <w:p>
+            <w:pPr>
+              <w:rPr>
+                <w:rFonts w:ascii="Arial" w:hAnsi="Arial" w:cs="Arial"/>
+              </w:rPr>
+            </w:pPr>
+            <w:r>
+              <w:rPr>
+                <w:rFonts w:ascii="Arial" w:hAnsi="Arial" w:cs="Arial"/>
+              </w:rPr>
+              <w:t>18.20</w:t>
+            </w:r>
+          </w:p>
+        </w:tc>
+        <w:tc>
+          <w:tcPr>
+            <w:tcW w:w="889" w:type="dxa"/>
+            <w:vAlign w:val="center"/>
+          </w:tcPr>
+          <w:p>
+            <w:pPr>
+              <w:rPr>
+                <w:rFonts w:ascii="Arial" w:hAnsi="Arial" w:cs="Arial"/>
+              </w:rPr>
+            </w:pPr>
+            <w:r>
+              <w:rPr>
+                <w:rFonts w:ascii="Arial" w:hAnsi="Arial" w:cs="Arial"/>
+              </w:rPr>
+              <w:t>37.34</w:t>
+            </w:r>
+          </w:p>
+        </w:tc>
+        <w:tc>
+          <w:tcPr>
+            <w:tcW w:w="1096" w:type="dxa"/>
+            <w:vAlign w:val="center"/>
+          </w:tcPr>
+          <w:p>
+            <w:pPr>
+              <w:rPr>
+                <w:rFonts w:ascii="Arial" w:hAnsi="Arial" w:cs="Arial"/>
+              </w:rPr>
+            </w:pPr>
+            <w:r>
+              <w:rPr>
+                <w:rFonts w:ascii="Arial" w:hAnsi="Arial" w:cs="Arial"/>
+              </w:rPr>
+              <w:t>0.487</w:t>
+            </w:r>
+          </w:p>
+        </w:tc>
+        <w:tc>
+          <w:tcPr>
+            <w:tcW w:w="1170" w:type="dxa"/>
+            <w:vAlign w:val="center"/>
+          </w:tcPr>
+          <w:p>
+            <w:pPr>
+              <w:rPr>
+                <w:rFonts w:ascii="Arial" w:hAnsi="Arial" w:cs="Arial"/>
+              </w:rPr>
+            </w:pPr>
+            <w:r>
+              <w:rPr>
+                <w:rFonts w:ascii="Arial" w:hAnsi="Arial" w:cs="Arial"/>
+              </w:rPr>
+              <w:t>0.626</w:t>
+            </w:r>
+          </w:p>
+        </w:tc>
+      </w:tr>
+      <w:tr>
+        <w:tc>
+          <w:tcPr>
+            <w:tcW w:w="1062" w:type="dxa"/>
+            <w:vMerge/>
+            <w:textDirection w:val="btLr"/>
+            <w:vAlign w:val="center"/>
+          </w:tcPr>
+          <w:p>
+            <w:pPr>
+              <w:ind w:left="113" w:right="113"/>
+              <w:jc w:val="center"/>
+              <w:rPr>
+                <w:rFonts w:ascii="Arial" w:hAnsi="Arial" w:cs="Arial"/>
+                <w:b/>
+                <w:bCs/>
+                <w:sz w:val="18"/>
+                <w:szCs w:val="18"/>
+              </w:rPr>
+            </w:pPr>
+          </w:p>
+        </w:tc>
+        <w:tc>
+          <w:tcPr>
+            <w:tcW w:w="1342" w:type="dxa"/>
+            <w:vMerge/>
+            <w:vAlign w:val="center"/>
+          </w:tcPr>
+          <w:p>
+            <w:pPr>
+              <w:jc w:val="center"/>
+              <w:rPr>
+                <w:rFonts w:ascii="Arial" w:hAnsi="Arial" w:cs="Arial"/>
+              </w:rPr>
+            </w:pPr>
+          </w:p>
+        </w:tc>
+        <w:tc>
+          <w:tcPr>
+            <w:tcW w:w="2106" w:type="dxa"/>
+            <w:vAlign w:val="center"/>
+          </w:tcPr>
+          <w:p>
+            <w:pPr>
+              <w:rPr>
+                <w:rFonts w:ascii="Arial" w:hAnsi="Arial" w:cs="Arial"/>
+                <w:b/>
+                <w:bCs/>
+              </w:rPr>
+            </w:pPr>
+            <w:r>
+              <w:rPr>
+                <w:rFonts w:ascii="Arial" w:hAnsi="Arial" w:cs="Arial"/>
+              </w:rPr>
+              <w:t>MHW Temp (24˚C)</w:t>
+            </w:r>
+          </w:p>
+        </w:tc>
+        <w:tc>
+          <w:tcPr>
+            <w:tcW w:w="1096" w:type="dxa"/>
+            <w:vAlign w:val="center"/>
+          </w:tcPr>
+          <w:p>
+            <w:pPr>
+              <w:jc w:val="center"/>
+              <w:rPr>
+                <w:rFonts w:ascii="Arial" w:hAnsi="Arial" w:cs="Arial"/>
+                <w:b/>
+                <w:bCs/>
+              </w:rPr>
+            </w:pPr>
+            <w:r>
+              <w:rPr>
+                <w:rFonts w:ascii="Arial" w:hAnsi="Arial" w:cs="Arial"/>
+              </w:rPr>
+              <w:t>Tank</w:t>
+            </w:r>
+          </w:p>
+        </w:tc>
+        <w:tc>
+          <w:tcPr>
+            <w:tcW w:w="1134" w:type="dxa"/>
+            <w:vAlign w:val="center"/>
+          </w:tcPr>
+          <w:p>
+            <w:pPr>
+              <w:rPr>
+                <w:rFonts w:ascii="Arial" w:hAnsi="Arial" w:cs="Arial"/>
+              </w:rPr>
+            </w:pPr>
+            <w:r>
+              <w:rPr>
+                <w:rFonts w:ascii="Arial" w:hAnsi="Arial" w:cs="Arial"/>
+              </w:rPr>
+              <w:t>18.38</w:t>
+            </w:r>
+          </w:p>
+        </w:tc>
+        <w:tc>
+          <w:tcPr>
+            <w:tcW w:w="889" w:type="dxa"/>
+            <w:vAlign w:val="center"/>
+          </w:tcPr>
+          <w:p>
+            <w:pPr>
+              <w:rPr>
+                <w:rFonts w:ascii="Arial" w:hAnsi="Arial" w:cs="Arial"/>
+              </w:rPr>
+            </w:pPr>
+            <w:r>
+              <w:rPr>
+                <w:rFonts w:ascii="Arial" w:hAnsi="Arial" w:cs="Arial"/>
+              </w:rPr>
+              <w:t>37.34</w:t>
+            </w:r>
+          </w:p>
+        </w:tc>
+        <w:tc>
+          <w:tcPr>
+            <w:tcW w:w="1096" w:type="dxa"/>
+            <w:vAlign w:val="center"/>
+          </w:tcPr>
+          <w:p>
+            <w:pPr>
+              <w:rPr>
+                <w:rFonts w:ascii="Arial" w:hAnsi="Arial" w:cs="Arial"/>
+              </w:rPr>
+            </w:pPr>
+            <w:r>
+              <w:rPr>
+                <w:rFonts w:ascii="Arial" w:hAnsi="Arial" w:cs="Arial"/>
+              </w:rPr>
+              <w:t>0.492</w:t>
+            </w:r>
+          </w:p>
+        </w:tc>
+        <w:tc>
+          <w:tcPr>
+            <w:tcW w:w="1170" w:type="dxa"/>
+            <w:vAlign w:val="center"/>
+          </w:tcPr>
+          <w:p>
+            <w:pPr>
+              <w:rPr>
+                <w:rFonts w:ascii="Arial" w:hAnsi="Arial" w:cs="Arial"/>
+              </w:rPr>
+            </w:pPr>
+            <w:r>
+              <w:rPr>
+                <w:rFonts w:ascii="Arial" w:hAnsi="Arial" w:cs="Arial"/>
+              </w:rPr>
+              <w:t>0.623</w:t>
+            </w:r>
+          </w:p>
+        </w:tc>
+      </w:tr>
+      <w:tr>
+        <w:tc>
+          <w:tcPr>
+            <w:tcW w:w="1062" w:type="dxa"/>
+            <w:vMerge/>
+            <w:textDirection w:val="btLr"/>
+            <w:vAlign w:val="center"/>
+          </w:tcPr>
+          <w:p>
+            <w:pPr>
+              <w:ind w:left="113" w:right="113"/>
+              <w:jc w:val="center"/>
+              <w:rPr>
+                <w:rFonts w:ascii="Arial" w:hAnsi="Arial" w:cs="Arial"/>
+                <w:b/>
+                <w:bCs/>
+                <w:sz w:val="18"/>
+                <w:szCs w:val="18"/>
+              </w:rPr>
+            </w:pPr>
+          </w:p>
+        </w:tc>
+        <w:tc>
+          <w:tcPr>
+            <w:tcW w:w="1342" w:type="dxa"/>
+            <w:vMerge w:val="restart"/>
+            <w:vAlign w:val="center"/>
+          </w:tcPr>
+          <w:p>
+            <w:pPr>
+              <w:jc w:val="center"/>
+              <w:rPr>
+                <w:rFonts w:ascii="Arial" w:hAnsi="Arial" w:cs="Arial"/>
+              </w:rPr>
+            </w:pPr>
+            <w:proofErr w:type="spellStart"/>
+            <w:r>
+              <w:rPr>
+                <w:rFonts w:ascii="Arial" w:hAnsi="Arial" w:cs="Arial"/>
+              </w:rPr>
+              <w:t>Outplanting</w:t>
+            </w:r>
+            <w:proofErr w:type="spellEnd"/>
+          </w:p>
+        </w:tc>
+        <w:tc>
+          <w:tcPr>
+            <w:tcW w:w="2106" w:type="dxa"/>
+            <w:vAlign w:val="center"/>
+          </w:tcPr>
+          <w:p>
+            <w:pPr>
+              <w:rPr>
+                <w:rFonts w:ascii="Arial" w:hAnsi="Arial" w:cs="Arial"/>
+              </w:rPr>
+            </w:pPr>
+            <w:r>
+              <w:rPr>
+                <w:rFonts w:ascii="Arial" w:hAnsi="Arial" w:cs="Arial"/>
+              </w:rPr>
+              <w:t>SH Temp</w:t>
+            </w:r>
+          </w:p>
+        </w:tc>
+        <w:tc>
+          <w:tcPr>
+            <w:tcW w:w="1096" w:type="dxa"/>
+            <w:vAlign w:val="center"/>
+          </w:tcPr>
+          <w:p>
+            <w:pPr>
+              <w:jc w:val="center"/>
+              <w:rPr>
+                <w:rFonts w:ascii="Arial" w:hAnsi="Arial" w:cs="Arial"/>
+              </w:rPr>
+            </w:pPr>
+            <w:r>
+              <w:rPr>
+                <w:rFonts w:ascii="Arial" w:hAnsi="Arial" w:cs="Arial"/>
+              </w:rPr>
+              <w:t>---</w:t>
+            </w:r>
+          </w:p>
+        </w:tc>
+        <w:tc>
+          <w:tcPr>
+            <w:tcW w:w="1134" w:type="dxa"/>
+            <w:vAlign w:val="center"/>
+          </w:tcPr>
+          <w:p>
+            <w:pPr>
+              <w:rPr>
+                <w:rFonts w:ascii="Arial" w:hAnsi="Arial" w:cs="Arial"/>
+              </w:rPr>
+            </w:pPr>
+            <w:r>
+              <w:rPr>
+                <w:rFonts w:ascii="Arial" w:hAnsi="Arial" w:cs="Arial"/>
+              </w:rPr>
+              <w:t>- 4.0411</w:t>
+            </w:r>
+          </w:p>
+        </w:tc>
+        <w:tc>
+          <w:tcPr>
+            <w:tcW w:w="889" w:type="dxa"/>
+            <w:vAlign w:val="center"/>
+          </w:tcPr>
+          <w:p>
+            <w:pPr>
+              <w:rPr>
+                <w:rFonts w:ascii="Arial" w:hAnsi="Arial" w:cs="Arial"/>
+              </w:rPr>
+            </w:pPr>
+            <w:r>
+              <w:rPr>
+                <w:rFonts w:ascii="Arial" w:hAnsi="Arial" w:cs="Arial"/>
+              </w:rPr>
+              <w:t>0.1772</w:t>
+            </w:r>
+          </w:p>
+        </w:tc>
+        <w:tc>
+          <w:tcPr>
+            <w:tcW w:w="1096" w:type="dxa"/>
+            <w:vAlign w:val="center"/>
+          </w:tcPr>
+          <w:p>
+            <w:pPr>
+              <w:rPr>
+                <w:rFonts w:ascii="Arial" w:hAnsi="Arial" w:cs="Arial"/>
+              </w:rPr>
+            </w:pPr>
+            <w:r>
+              <w:rPr>
+                <w:rFonts w:ascii="Arial" w:hAnsi="Arial" w:cs="Arial"/>
+              </w:rPr>
+              <w:t>-22.799</w:t>
+            </w:r>
+          </w:p>
+        </w:tc>
+        <w:tc>
+          <w:tcPr>
+            <w:tcW w:w="1170" w:type="dxa"/>
+            <w:vAlign w:val="center"/>
+          </w:tcPr>
+          <w:p>
+            <w:pPr>
+              <w:rPr>
+                <w:rFonts w:ascii="Arial" w:hAnsi="Arial" w:cs="Arial"/>
+                <w:b/>
+                <w:bCs/>
+              </w:rPr>
+            </w:pPr>
+            <w:r>
+              <w:rPr>
+                <w:rFonts w:ascii="Arial" w:hAnsi="Arial" w:cs="Arial"/>
+                <w:b/>
+                <w:bCs/>
+                <w:i/>
+                <w:iCs/>
+              </w:rPr>
+              <w:t>P</w:t>
+            </w:r>
+            <w:r>
+              <w:rPr>
+                <w:rFonts w:ascii="Arial" w:hAnsi="Arial" w:cs="Arial"/>
+                <w:b/>
+                <w:bCs/>
+              </w:rPr>
+              <w:t xml:space="preserve"> &lt; 0.01</w:t>
+            </w:r>
+          </w:p>
+        </w:tc>
+      </w:tr>
+      <w:tr>
+        <w:trPr>
+          <w:trHeight w:val="54"/>
+        </w:trPr>
+        <w:tc>
+          <w:tcPr>
+            <w:tcW w:w="1062" w:type="dxa"/>
+            <w:vMerge/>
+            <w:textDirection w:val="btLr"/>
+            <w:vAlign w:val="center"/>
+          </w:tcPr>
+          <w:p>
+            <w:pPr>
+              <w:ind w:left="113" w:right="113"/>
+              <w:jc w:val="center"/>
+              <w:rPr>
+                <w:rFonts w:ascii="Arial" w:hAnsi="Arial" w:cs="Arial"/>
+                <w:b/>
+                <w:bCs/>
+                <w:sz w:val="18"/>
+                <w:szCs w:val="18"/>
+              </w:rPr>
+            </w:pPr>
+          </w:p>
+        </w:tc>
+        <w:tc>
+          <w:tcPr>
+            <w:tcW w:w="1342" w:type="dxa"/>
+            <w:vMerge/>
+            <w:vAlign w:val="center"/>
+          </w:tcPr>
+          <w:p>
+            <w:pPr>
+              <w:jc w:val="center"/>
+              <w:rPr>
+                <w:rFonts w:ascii="Arial" w:hAnsi="Arial" w:cs="Arial"/>
+              </w:rPr>
+            </w:pPr>
+          </w:p>
+        </w:tc>
+        <w:tc>
+          <w:tcPr>
+            <w:tcW w:w="2106" w:type="dxa"/>
+            <w:vAlign w:val="center"/>
+          </w:tcPr>
+          <w:p>
+            <w:pPr>
+              <w:rPr>
+                <w:rFonts w:ascii="Arial" w:hAnsi="Arial" w:cs="Arial"/>
+                <w:b/>
+                <w:bCs/>
+              </w:rPr>
+            </w:pPr>
+            <w:r>
+              <w:rPr>
+                <w:rFonts w:ascii="Arial" w:hAnsi="Arial" w:cs="Arial"/>
+              </w:rPr>
+              <w:t>SH Tide</w:t>
+            </w:r>
+          </w:p>
+        </w:tc>
+        <w:tc>
+          <w:tcPr>
+            <w:tcW w:w="1096" w:type="dxa"/>
+            <w:vAlign w:val="center"/>
+          </w:tcPr>
+          <w:p>
+            <w:pPr>
+              <w:jc w:val="center"/>
+              <w:rPr>
+                <w:rFonts w:ascii="Arial" w:hAnsi="Arial" w:cs="Arial"/>
+              </w:rPr>
+            </w:pPr>
+            <w:r>
+              <w:rPr>
+                <w:rFonts w:ascii="Arial" w:hAnsi="Arial" w:cs="Arial"/>
+              </w:rPr>
+              <w:t>---</w:t>
+            </w:r>
+          </w:p>
+        </w:tc>
+        <w:tc>
+          <w:tcPr>
+            <w:tcW w:w="1134" w:type="dxa"/>
+            <w:vAlign w:val="center"/>
+          </w:tcPr>
+          <w:p>
+            <w:pPr>
+              <w:rPr>
+                <w:rFonts w:ascii="Arial" w:hAnsi="Arial" w:cs="Arial"/>
+              </w:rPr>
+            </w:pPr>
+            <w:r>
+              <w:rPr>
+                <w:rFonts w:ascii="Arial" w:hAnsi="Arial" w:cs="Arial"/>
+              </w:rPr>
+              <w:t>- 1.3592</w:t>
+            </w:r>
+          </w:p>
+        </w:tc>
+        <w:tc>
+          <w:tcPr>
+            <w:tcW w:w="889" w:type="dxa"/>
+            <w:vAlign w:val="center"/>
+          </w:tcPr>
+          <w:p>
+            <w:pPr>
+              <w:rPr>
+                <w:rFonts w:ascii="Arial" w:hAnsi="Arial" w:cs="Arial"/>
+              </w:rPr>
+            </w:pPr>
+            <w:r>
+              <w:rPr>
+                <w:rFonts w:ascii="Arial" w:hAnsi="Arial" w:cs="Arial"/>
+              </w:rPr>
+              <w:t>0.1621</w:t>
+            </w:r>
+          </w:p>
+        </w:tc>
+        <w:tc>
+          <w:tcPr>
+            <w:tcW w:w="1096" w:type="dxa"/>
+            <w:vAlign w:val="center"/>
+          </w:tcPr>
+          <w:p>
+            <w:pPr>
+              <w:rPr>
+                <w:rFonts w:ascii="Arial" w:hAnsi="Arial" w:cs="Arial"/>
+              </w:rPr>
+            </w:pPr>
+            <w:r>
+              <w:rPr>
+                <w:rFonts w:ascii="Arial" w:hAnsi="Arial" w:cs="Arial"/>
+              </w:rPr>
+              <w:t>-8.384</w:t>
+            </w:r>
+          </w:p>
+        </w:tc>
+        <w:tc>
+          <w:tcPr>
+            <w:tcW w:w="1170" w:type="dxa"/>
+            <w:vAlign w:val="center"/>
+          </w:tcPr>
+          <w:p>
+            <w:pPr>
+              <w:rPr>
+                <w:rFonts w:ascii="Arial" w:hAnsi="Arial" w:cs="Arial"/>
+                <w:b/>
+                <w:bCs/>
+              </w:rPr>
+            </w:pPr>
+            <w:r>
+              <w:rPr>
+                <w:rFonts w:ascii="Arial" w:hAnsi="Arial" w:cs="Arial"/>
+                <w:b/>
+                <w:bCs/>
+                <w:i/>
+                <w:iCs/>
+              </w:rPr>
+              <w:t>P</w:t>
+            </w:r>
+            <w:r>
+              <w:rPr>
+                <w:rFonts w:ascii="Arial" w:hAnsi="Arial" w:cs="Arial"/>
+                <w:b/>
+                <w:bCs/>
+              </w:rPr>
+              <w:t xml:space="preserve"> &lt; 0.01</w:t>
+            </w:r>
+          </w:p>
+        </w:tc>
+      </w:tr>
+      <w:tr>
+        <w:tc>
+          <w:tcPr>
+            <w:tcW w:w="1062" w:type="dxa"/>
+            <w:vMerge w:val="restart"/>
+            <w:textDirection w:val="btLr"/>
+            <w:vAlign w:val="center"/>
+          </w:tcPr>
+          <w:p>
+            <w:pPr>
+              <w:ind w:left="113" w:right="113"/>
+              <w:jc w:val="center"/>
               <w:rPr>
                 <w:rFonts w:ascii="Arial" w:hAnsi="Arial" w:cs="Arial"/>
                 <w:b/>
@@ -3392,1088 +4091,8 @@
                 <w:sz w:val="18"/>
                 <w:szCs w:val="18"/>
               </w:rPr>
-              <w:t>Crassostrea sikamea</w:t>
-            </w:r>
-          </w:p>
-        </w:tc>
-        <w:tc>
-          <w:tcPr>
-            <w:tcW w:w="1342" w:type="dxa"/>
-            <w:vMerge w:val="restart"/>
-            <w:vAlign w:val="center"/>
-          </w:tcPr>
-          <w:p>
-            <w:pPr>
-              <w:jc w:val="center"/>
-              <w:rPr>
-                <w:rFonts w:ascii="Arial" w:hAnsi="Arial" w:cs="Arial"/>
-                <w:b/>
-                <w:bCs/>
-              </w:rPr>
-            </w:pPr>
-            <w:r>
-              <w:rPr>
-                <w:rFonts w:ascii="Arial" w:hAnsi="Arial" w:cs="Arial"/>
-              </w:rPr>
-              <w:t>Stress Hardening</w:t>
-            </w:r>
-          </w:p>
-        </w:tc>
-        <w:tc>
-          <w:tcPr>
-            <w:tcW w:w="2106" w:type="dxa"/>
-            <w:vAlign w:val="center"/>
-          </w:tcPr>
-          <w:p>
-            <w:pPr>
-              <w:rPr>
-                <w:rFonts w:ascii="Arial" w:hAnsi="Arial" w:cs="Arial"/>
-              </w:rPr>
-            </w:pPr>
-            <w:r>
-              <w:rPr>
-                <w:rFonts w:ascii="Arial" w:hAnsi="Arial" w:cs="Arial"/>
-              </w:rPr>
-              <w:t>SH Temp</w:t>
-            </w:r>
-          </w:p>
-        </w:tc>
-        <w:tc>
-          <w:tcPr>
-            <w:tcW w:w="1096" w:type="dxa"/>
-            <w:vAlign w:val="center"/>
-          </w:tcPr>
-          <w:p>
-            <w:pPr>
-              <w:jc w:val="center"/>
-              <w:rPr>
-                <w:rFonts w:ascii="Arial" w:hAnsi="Arial" w:cs="Arial"/>
-              </w:rPr>
-            </w:pPr>
-            <w:r>
-              <w:rPr>
-                <w:rFonts w:ascii="Arial" w:hAnsi="Arial" w:cs="Arial"/>
-              </w:rPr>
-              <w:t>Tank</w:t>
-            </w:r>
-          </w:p>
-        </w:tc>
-        <w:tc>
-          <w:tcPr>
-            <w:tcW w:w="1134" w:type="dxa"/>
-            <w:vAlign w:val="center"/>
-          </w:tcPr>
-          <w:p>
-            <w:pPr>
-              <w:rPr>
-                <w:rFonts w:ascii="Arial" w:hAnsi="Arial" w:cs="Arial"/>
-              </w:rPr>
-            </w:pPr>
-          </w:p>
-        </w:tc>
-        <w:tc>
-          <w:tcPr>
-            <w:tcW w:w="889" w:type="dxa"/>
-            <w:vAlign w:val="center"/>
-          </w:tcPr>
-          <w:p>
-            <w:pPr>
-              <w:rPr>
-                <w:rFonts w:ascii="Arial" w:hAnsi="Arial" w:cs="Arial"/>
-              </w:rPr>
-            </w:pPr>
-          </w:p>
-        </w:tc>
-        <w:tc>
-          <w:tcPr>
-            <w:tcW w:w="1096" w:type="dxa"/>
-            <w:vAlign w:val="center"/>
-          </w:tcPr>
-          <w:p>
-            <w:pPr>
-              <w:rPr>
-                <w:rFonts w:ascii="Arial" w:hAnsi="Arial" w:cs="Arial"/>
-              </w:rPr>
-            </w:pPr>
-          </w:p>
-        </w:tc>
-        <w:tc>
-          <w:tcPr>
-            <w:tcW w:w="1170" w:type="dxa"/>
-            <w:vAlign w:val="center"/>
-          </w:tcPr>
-          <w:p>
-            <w:pPr>
-              <w:rPr>
-                <w:rFonts w:ascii="Arial" w:hAnsi="Arial" w:cs="Arial"/>
-              </w:rPr>
-            </w:pPr>
-          </w:p>
-        </w:tc>
-      </w:tr>
-      <w:tr>
-        <w:tc>
-          <w:tcPr>
-            <w:tcW w:w="1062" w:type="dxa"/>
-            <w:vMerge/>
-            <w:textDirection w:val="btLr"/>
-            <w:vAlign w:val="center"/>
-          </w:tcPr>
-          <w:p>
-            <w:pPr>
-              <w:ind w:left="113" w:right="113"/>
-              <w:jc w:val="center"/>
-              <w:rPr>
-                <w:rFonts w:ascii="Arial" w:hAnsi="Arial" w:cs="Arial"/>
-                <w:b/>
-                <w:bCs/>
-                <w:sz w:val="18"/>
-                <w:szCs w:val="18"/>
-              </w:rPr>
-            </w:pPr>
-          </w:p>
-        </w:tc>
-        <w:tc>
-          <w:tcPr>
-            <w:tcW w:w="1342" w:type="dxa"/>
-            <w:vMerge/>
-            <w:vAlign w:val="center"/>
-          </w:tcPr>
-          <w:p>
-            <w:pPr>
-              <w:jc w:val="center"/>
-              <w:rPr>
-                <w:rFonts w:ascii="Arial" w:hAnsi="Arial" w:cs="Arial"/>
-              </w:rPr>
-            </w:pPr>
-          </w:p>
-        </w:tc>
-        <w:tc>
-          <w:tcPr>
-            <w:tcW w:w="2106" w:type="dxa"/>
-            <w:vAlign w:val="center"/>
-          </w:tcPr>
-          <w:p>
-            <w:pPr>
-              <w:rPr>
-                <w:rFonts w:ascii="Arial" w:hAnsi="Arial" w:cs="Arial"/>
-              </w:rPr>
-            </w:pPr>
-            <w:r>
-              <w:rPr>
-                <w:rFonts w:ascii="Arial" w:hAnsi="Arial" w:cs="Arial"/>
-              </w:rPr>
-              <w:t>SH Tide</w:t>
-            </w:r>
-          </w:p>
-        </w:tc>
-        <w:tc>
-          <w:tcPr>
-            <w:tcW w:w="1096" w:type="dxa"/>
-            <w:vAlign w:val="center"/>
-          </w:tcPr>
-          <w:p>
-            <w:pPr>
-              <w:jc w:val="center"/>
-              <w:rPr>
-                <w:rFonts w:ascii="Arial" w:hAnsi="Arial" w:cs="Arial"/>
-              </w:rPr>
-            </w:pPr>
-            <w:r>
-              <w:rPr>
-                <w:rFonts w:ascii="Arial" w:hAnsi="Arial" w:cs="Arial"/>
-              </w:rPr>
-              <w:t>Tank</w:t>
-            </w:r>
-          </w:p>
-        </w:tc>
-        <w:tc>
-          <w:tcPr>
-            <w:tcW w:w="1134" w:type="dxa"/>
-            <w:vAlign w:val="center"/>
-          </w:tcPr>
-          <w:p>
-            <w:pPr>
-              <w:rPr>
-                <w:rFonts w:ascii="Arial" w:hAnsi="Arial" w:cs="Arial"/>
-              </w:rPr>
-            </w:pPr>
-          </w:p>
-        </w:tc>
-        <w:tc>
-          <w:tcPr>
-            <w:tcW w:w="889" w:type="dxa"/>
-            <w:vAlign w:val="center"/>
-          </w:tcPr>
-          <w:p>
-            <w:pPr>
-              <w:rPr>
-                <w:rFonts w:ascii="Arial" w:hAnsi="Arial" w:cs="Arial"/>
-              </w:rPr>
-            </w:pPr>
-          </w:p>
-        </w:tc>
-        <w:tc>
-          <w:tcPr>
-            <w:tcW w:w="1096" w:type="dxa"/>
-            <w:vAlign w:val="center"/>
-          </w:tcPr>
-          <w:p>
-            <w:pPr>
-              <w:rPr>
-                <w:rFonts w:ascii="Arial" w:hAnsi="Arial" w:cs="Arial"/>
-              </w:rPr>
-            </w:pPr>
-          </w:p>
-        </w:tc>
-        <w:tc>
-          <w:tcPr>
-            <w:tcW w:w="1170" w:type="dxa"/>
-            <w:vAlign w:val="center"/>
-          </w:tcPr>
-          <w:p>
-            <w:pPr>
-              <w:rPr>
-                <w:rFonts w:ascii="Arial" w:hAnsi="Arial" w:cs="Arial"/>
-              </w:rPr>
-            </w:pPr>
-          </w:p>
-        </w:tc>
-      </w:tr>
-      <w:tr>
-        <w:tc>
-          <w:tcPr>
-            <w:tcW w:w="1062" w:type="dxa"/>
-            <w:vMerge/>
-            <w:textDirection w:val="btLr"/>
-            <w:vAlign w:val="center"/>
-          </w:tcPr>
-          <w:p>
-            <w:pPr>
-              <w:ind w:left="113" w:right="113"/>
-              <w:jc w:val="center"/>
-              <w:rPr>
-                <w:rFonts w:ascii="Arial" w:hAnsi="Arial" w:cs="Arial"/>
-                <w:b/>
-                <w:bCs/>
-                <w:sz w:val="18"/>
-                <w:szCs w:val="18"/>
-              </w:rPr>
-            </w:pPr>
-          </w:p>
-        </w:tc>
-        <w:tc>
-          <w:tcPr>
-            <w:tcW w:w="1342" w:type="dxa"/>
-            <w:vMerge w:val="restart"/>
-            <w:vAlign w:val="center"/>
-          </w:tcPr>
-          <w:p>
-            <w:pPr>
-              <w:jc w:val="center"/>
-              <w:rPr>
-                <w:rFonts w:ascii="Arial" w:hAnsi="Arial" w:cs="Arial"/>
-              </w:rPr>
-            </w:pPr>
-            <w:r>
-              <w:rPr>
-                <w:rFonts w:ascii="Arial" w:hAnsi="Arial" w:cs="Arial"/>
-              </w:rPr>
-              <w:t>Marine Heatwave</w:t>
-            </w:r>
-          </w:p>
-        </w:tc>
-        <w:tc>
-          <w:tcPr>
-            <w:tcW w:w="2106" w:type="dxa"/>
-            <w:vAlign w:val="center"/>
-          </w:tcPr>
-          <w:p>
-            <w:pPr>
-              <w:rPr>
-                <w:rFonts w:ascii="Arial" w:hAnsi="Arial" w:cs="Arial"/>
-              </w:rPr>
-            </w:pPr>
-            <w:r>
-              <w:rPr>
-                <w:rFonts w:ascii="Arial" w:hAnsi="Arial" w:cs="Arial"/>
-              </w:rPr>
-              <w:t>SH Temp</w:t>
-            </w:r>
-          </w:p>
-        </w:tc>
-        <w:tc>
-          <w:tcPr>
-            <w:tcW w:w="1096" w:type="dxa"/>
-            <w:vAlign w:val="center"/>
-          </w:tcPr>
-          <w:p>
-            <w:pPr>
-              <w:jc w:val="center"/>
-              <w:rPr>
-                <w:rFonts w:ascii="Arial" w:hAnsi="Arial" w:cs="Arial"/>
-              </w:rPr>
-            </w:pPr>
-            <w:r>
-              <w:rPr>
-                <w:rFonts w:ascii="Arial" w:hAnsi="Arial" w:cs="Arial"/>
-              </w:rPr>
-              <w:t>Tank</w:t>
-            </w:r>
-          </w:p>
-        </w:tc>
-        <w:tc>
-          <w:tcPr>
-            <w:tcW w:w="1134" w:type="dxa"/>
-            <w:vAlign w:val="center"/>
-          </w:tcPr>
-          <w:p>
-            <w:pPr>
-              <w:rPr>
-                <w:rFonts w:ascii="Arial" w:hAnsi="Arial" w:cs="Arial"/>
-              </w:rPr>
-            </w:pPr>
-          </w:p>
-        </w:tc>
-        <w:tc>
-          <w:tcPr>
-            <w:tcW w:w="889" w:type="dxa"/>
-            <w:vAlign w:val="center"/>
-          </w:tcPr>
-          <w:p>
-            <w:pPr>
-              <w:rPr>
-                <w:rFonts w:ascii="Arial" w:hAnsi="Arial" w:cs="Arial"/>
-              </w:rPr>
-            </w:pPr>
-          </w:p>
-        </w:tc>
-        <w:tc>
-          <w:tcPr>
-            <w:tcW w:w="1096" w:type="dxa"/>
-            <w:vAlign w:val="center"/>
-          </w:tcPr>
-          <w:p>
-            <w:pPr>
-              <w:rPr>
-                <w:rFonts w:ascii="Arial" w:hAnsi="Arial" w:cs="Arial"/>
-              </w:rPr>
-            </w:pPr>
-          </w:p>
-        </w:tc>
-        <w:tc>
-          <w:tcPr>
-            <w:tcW w:w="1170" w:type="dxa"/>
-            <w:vAlign w:val="center"/>
-          </w:tcPr>
-          <w:p>
-            <w:pPr>
-              <w:rPr>
-                <w:rFonts w:ascii="Arial" w:hAnsi="Arial" w:cs="Arial"/>
-              </w:rPr>
-            </w:pPr>
-          </w:p>
-        </w:tc>
-      </w:tr>
-      <w:tr>
-        <w:tc>
-          <w:tcPr>
-            <w:tcW w:w="1062" w:type="dxa"/>
-            <w:vMerge/>
-            <w:textDirection w:val="btLr"/>
-            <w:vAlign w:val="center"/>
-          </w:tcPr>
-          <w:p>
-            <w:pPr>
-              <w:ind w:left="113" w:right="113"/>
-              <w:jc w:val="center"/>
-              <w:rPr>
-                <w:rFonts w:ascii="Arial" w:hAnsi="Arial" w:cs="Arial"/>
-                <w:b/>
-                <w:bCs/>
-                <w:sz w:val="18"/>
-                <w:szCs w:val="18"/>
-              </w:rPr>
-            </w:pPr>
-          </w:p>
-        </w:tc>
-        <w:tc>
-          <w:tcPr>
-            <w:tcW w:w="1342" w:type="dxa"/>
-            <w:vMerge/>
-            <w:vAlign w:val="center"/>
-          </w:tcPr>
-          <w:p>
-            <w:pPr>
-              <w:jc w:val="center"/>
-              <w:rPr>
-                <w:rFonts w:ascii="Arial" w:hAnsi="Arial" w:cs="Arial"/>
-              </w:rPr>
-            </w:pPr>
-          </w:p>
-        </w:tc>
-        <w:tc>
-          <w:tcPr>
-            <w:tcW w:w="2106" w:type="dxa"/>
-            <w:vAlign w:val="center"/>
-          </w:tcPr>
-          <w:p>
-            <w:pPr>
-              <w:rPr>
-                <w:rFonts w:ascii="Arial" w:hAnsi="Arial" w:cs="Arial"/>
-              </w:rPr>
-            </w:pPr>
-            <w:r>
-              <w:rPr>
-                <w:rFonts w:ascii="Arial" w:hAnsi="Arial" w:cs="Arial"/>
-              </w:rPr>
-              <w:t>SH Tide</w:t>
-            </w:r>
-          </w:p>
-        </w:tc>
-        <w:tc>
-          <w:tcPr>
-            <w:tcW w:w="1096" w:type="dxa"/>
-            <w:vAlign w:val="center"/>
-          </w:tcPr>
-          <w:p>
-            <w:pPr>
-              <w:jc w:val="center"/>
-              <w:rPr>
-                <w:rFonts w:ascii="Arial" w:hAnsi="Arial" w:cs="Arial"/>
-              </w:rPr>
-            </w:pPr>
-            <w:r>
-              <w:rPr>
-                <w:rFonts w:ascii="Arial" w:hAnsi="Arial" w:cs="Arial"/>
-              </w:rPr>
-              <w:t>Tank</w:t>
-            </w:r>
-          </w:p>
-        </w:tc>
-        <w:tc>
-          <w:tcPr>
-            <w:tcW w:w="1134" w:type="dxa"/>
-            <w:vAlign w:val="center"/>
-          </w:tcPr>
-          <w:p>
-            <w:pPr>
-              <w:rPr>
-                <w:rFonts w:ascii="Arial" w:hAnsi="Arial" w:cs="Arial"/>
-              </w:rPr>
-            </w:pPr>
-          </w:p>
-        </w:tc>
-        <w:tc>
-          <w:tcPr>
-            <w:tcW w:w="889" w:type="dxa"/>
-            <w:vAlign w:val="center"/>
-          </w:tcPr>
-          <w:p>
-            <w:pPr>
-              <w:rPr>
-                <w:rFonts w:ascii="Arial" w:hAnsi="Arial" w:cs="Arial"/>
-              </w:rPr>
-            </w:pPr>
-          </w:p>
-        </w:tc>
-        <w:tc>
-          <w:tcPr>
-            <w:tcW w:w="1096" w:type="dxa"/>
-            <w:vAlign w:val="center"/>
-          </w:tcPr>
-          <w:p>
-            <w:pPr>
-              <w:rPr>
-                <w:rFonts w:ascii="Arial" w:hAnsi="Arial" w:cs="Arial"/>
-              </w:rPr>
-            </w:pPr>
-          </w:p>
-        </w:tc>
-        <w:tc>
-          <w:tcPr>
-            <w:tcW w:w="1170" w:type="dxa"/>
-            <w:vAlign w:val="center"/>
-          </w:tcPr>
-          <w:p>
-            <w:pPr>
-              <w:rPr>
-                <w:rFonts w:ascii="Arial" w:hAnsi="Arial" w:cs="Arial"/>
-              </w:rPr>
-            </w:pPr>
-          </w:p>
-        </w:tc>
-      </w:tr>
-      <w:tr>
-        <w:tc>
-          <w:tcPr>
-            <w:tcW w:w="1062" w:type="dxa"/>
-            <w:vMerge/>
-            <w:textDirection w:val="btLr"/>
-            <w:vAlign w:val="center"/>
-          </w:tcPr>
-          <w:p>
-            <w:pPr>
-              <w:ind w:left="113" w:right="113"/>
-              <w:jc w:val="center"/>
-              <w:rPr>
-                <w:rFonts w:ascii="Arial" w:hAnsi="Arial" w:cs="Arial"/>
-                <w:b/>
-                <w:bCs/>
-                <w:sz w:val="18"/>
-                <w:szCs w:val="18"/>
-              </w:rPr>
-            </w:pPr>
-          </w:p>
-        </w:tc>
-        <w:tc>
-          <w:tcPr>
-            <w:tcW w:w="1342" w:type="dxa"/>
-            <w:vMerge/>
-            <w:vAlign w:val="center"/>
-          </w:tcPr>
-          <w:p>
-            <w:pPr>
-              <w:jc w:val="center"/>
-              <w:rPr>
-                <w:rFonts w:ascii="Arial" w:hAnsi="Arial" w:cs="Arial"/>
-                <w:b/>
-                <w:bCs/>
-              </w:rPr>
-            </w:pPr>
-          </w:p>
-        </w:tc>
-        <w:tc>
-          <w:tcPr>
-            <w:tcW w:w="2106" w:type="dxa"/>
-            <w:vAlign w:val="center"/>
-          </w:tcPr>
-          <w:p>
-            <w:pPr>
-              <w:rPr>
-                <w:rFonts w:ascii="Arial" w:hAnsi="Arial" w:cs="Arial"/>
-              </w:rPr>
-            </w:pPr>
-            <w:r>
-              <w:rPr>
-                <w:rFonts w:ascii="Arial" w:hAnsi="Arial" w:cs="Arial"/>
-              </w:rPr>
-              <w:t>MHW Temp (15˚C)</w:t>
-            </w:r>
-          </w:p>
-        </w:tc>
-        <w:tc>
-          <w:tcPr>
-            <w:tcW w:w="1096" w:type="dxa"/>
-            <w:vAlign w:val="center"/>
-          </w:tcPr>
-          <w:p>
-            <w:pPr>
-              <w:jc w:val="center"/>
-              <w:rPr>
-                <w:rFonts w:ascii="Arial" w:hAnsi="Arial" w:cs="Arial"/>
-              </w:rPr>
-            </w:pPr>
-            <w:r>
-              <w:rPr>
-                <w:rFonts w:ascii="Arial" w:hAnsi="Arial" w:cs="Arial"/>
-              </w:rPr>
-              <w:t>Tank</w:t>
-            </w:r>
-          </w:p>
-        </w:tc>
-        <w:tc>
-          <w:tcPr>
-            <w:tcW w:w="1134" w:type="dxa"/>
-            <w:vAlign w:val="center"/>
-          </w:tcPr>
-          <w:p>
-            <w:pPr>
-              <w:rPr>
-                <w:rFonts w:ascii="Arial" w:hAnsi="Arial" w:cs="Arial"/>
-              </w:rPr>
-            </w:pPr>
-            <w:r>
-              <w:rPr>
-                <w:rFonts w:ascii="Arial" w:hAnsi="Arial" w:cs="Arial"/>
-                <w:i/>
-                <w:iCs/>
-              </w:rPr>
-              <w:t>ref</w:t>
-            </w:r>
-          </w:p>
-        </w:tc>
-        <w:tc>
-          <w:tcPr>
-            <w:tcW w:w="889" w:type="dxa"/>
-            <w:vAlign w:val="center"/>
-          </w:tcPr>
-          <w:p>
-            <w:pPr>
-              <w:rPr>
-                <w:rFonts w:ascii="Arial" w:hAnsi="Arial" w:cs="Arial"/>
-              </w:rPr>
-            </w:pPr>
-            <w:r>
-              <w:rPr>
-                <w:rFonts w:ascii="Arial" w:hAnsi="Arial" w:cs="Arial"/>
-                <w:i/>
-                <w:iCs/>
-              </w:rPr>
-              <w:t>ref</w:t>
-            </w:r>
-          </w:p>
-        </w:tc>
-        <w:tc>
-          <w:tcPr>
-            <w:tcW w:w="1096" w:type="dxa"/>
-            <w:vAlign w:val="center"/>
-          </w:tcPr>
-          <w:p>
-            <w:pPr>
-              <w:rPr>
-                <w:rFonts w:ascii="Arial" w:hAnsi="Arial" w:cs="Arial"/>
-              </w:rPr>
-            </w:pPr>
-            <w:r>
-              <w:rPr>
-                <w:rFonts w:ascii="Arial" w:hAnsi="Arial" w:cs="Arial"/>
-                <w:i/>
-                <w:iCs/>
-              </w:rPr>
-              <w:t>ref</w:t>
-            </w:r>
-          </w:p>
-        </w:tc>
-        <w:tc>
-          <w:tcPr>
-            <w:tcW w:w="1170" w:type="dxa"/>
-            <w:vAlign w:val="center"/>
-          </w:tcPr>
-          <w:p>
-            <w:pPr>
-              <w:rPr>
-                <w:rFonts w:ascii="Arial" w:hAnsi="Arial" w:cs="Arial"/>
-              </w:rPr>
-            </w:pPr>
-            <w:r>
-              <w:rPr>
-                <w:rFonts w:ascii="Arial" w:hAnsi="Arial" w:cs="Arial"/>
-                <w:i/>
-                <w:iCs/>
-              </w:rPr>
-              <w:t>ref</w:t>
-            </w:r>
-          </w:p>
-        </w:tc>
-      </w:tr>
-      <w:tr>
-        <w:tc>
-          <w:tcPr>
-            <w:tcW w:w="1062" w:type="dxa"/>
-            <w:vMerge/>
-            <w:textDirection w:val="btLr"/>
-            <w:vAlign w:val="center"/>
-          </w:tcPr>
-          <w:p>
-            <w:pPr>
-              <w:ind w:left="113" w:right="113"/>
-              <w:jc w:val="center"/>
-              <w:rPr>
-                <w:rFonts w:ascii="Arial" w:hAnsi="Arial" w:cs="Arial"/>
-                <w:b/>
-                <w:bCs/>
-                <w:sz w:val="18"/>
-                <w:szCs w:val="18"/>
-              </w:rPr>
-            </w:pPr>
-          </w:p>
-        </w:tc>
-        <w:tc>
-          <w:tcPr>
-            <w:tcW w:w="1342" w:type="dxa"/>
-            <w:vMerge/>
-            <w:vAlign w:val="center"/>
-          </w:tcPr>
-          <w:p>
-            <w:pPr>
-              <w:jc w:val="center"/>
-              <w:rPr>
-                <w:rFonts w:ascii="Arial" w:hAnsi="Arial" w:cs="Arial"/>
-                <w:b/>
-                <w:bCs/>
-              </w:rPr>
-            </w:pPr>
-          </w:p>
-        </w:tc>
-        <w:tc>
-          <w:tcPr>
-            <w:tcW w:w="2106" w:type="dxa"/>
-            <w:vAlign w:val="center"/>
-          </w:tcPr>
-          <w:p>
-            <w:pPr>
-              <w:rPr>
-                <w:rFonts w:ascii="Arial" w:hAnsi="Arial" w:cs="Arial"/>
-              </w:rPr>
-            </w:pPr>
-            <w:r>
-              <w:rPr>
-                <w:rFonts w:ascii="Arial" w:hAnsi="Arial" w:cs="Arial"/>
-              </w:rPr>
-              <w:t>MHW Temp (18˚C)</w:t>
-            </w:r>
-          </w:p>
-        </w:tc>
-        <w:tc>
-          <w:tcPr>
-            <w:tcW w:w="1096" w:type="dxa"/>
-            <w:vAlign w:val="center"/>
-          </w:tcPr>
-          <w:p>
-            <w:pPr>
-              <w:jc w:val="center"/>
-              <w:rPr>
-                <w:rFonts w:ascii="Arial" w:hAnsi="Arial" w:cs="Arial"/>
-              </w:rPr>
-            </w:pPr>
-            <w:r>
-              <w:rPr>
-                <w:rFonts w:ascii="Arial" w:hAnsi="Arial" w:cs="Arial"/>
-              </w:rPr>
-              <w:t>Tank</w:t>
-            </w:r>
-          </w:p>
-        </w:tc>
-        <w:tc>
-          <w:tcPr>
-            <w:tcW w:w="1134" w:type="dxa"/>
-            <w:vAlign w:val="center"/>
-          </w:tcPr>
-          <w:p>
-            <w:pPr>
-              <w:rPr>
-                <w:rFonts w:ascii="Arial" w:hAnsi="Arial" w:cs="Arial"/>
-              </w:rPr>
-            </w:pPr>
-          </w:p>
-        </w:tc>
-        <w:tc>
-          <w:tcPr>
-            <w:tcW w:w="889" w:type="dxa"/>
-            <w:vAlign w:val="center"/>
-          </w:tcPr>
-          <w:p>
-            <w:pPr>
-              <w:rPr>
-                <w:rFonts w:ascii="Arial" w:hAnsi="Arial" w:cs="Arial"/>
-              </w:rPr>
-            </w:pPr>
-          </w:p>
-        </w:tc>
-        <w:tc>
-          <w:tcPr>
-            <w:tcW w:w="1096" w:type="dxa"/>
-            <w:vAlign w:val="center"/>
-          </w:tcPr>
-          <w:p>
-            <w:pPr>
-              <w:rPr>
-                <w:rFonts w:ascii="Arial" w:hAnsi="Arial" w:cs="Arial"/>
-              </w:rPr>
-            </w:pPr>
-          </w:p>
-        </w:tc>
-        <w:tc>
-          <w:tcPr>
-            <w:tcW w:w="1170" w:type="dxa"/>
-            <w:vAlign w:val="center"/>
-          </w:tcPr>
-          <w:p>
-            <w:pPr>
-              <w:rPr>
-                <w:rFonts w:ascii="Arial" w:hAnsi="Arial" w:cs="Arial"/>
-              </w:rPr>
-            </w:pPr>
-          </w:p>
-        </w:tc>
-      </w:tr>
-      <w:tr>
-        <w:tc>
-          <w:tcPr>
-            <w:tcW w:w="1062" w:type="dxa"/>
-            <w:vMerge/>
-            <w:textDirection w:val="btLr"/>
-            <w:vAlign w:val="center"/>
-          </w:tcPr>
-          <w:p>
-            <w:pPr>
-              <w:ind w:left="113" w:right="113"/>
-              <w:jc w:val="center"/>
-              <w:rPr>
-                <w:rFonts w:ascii="Arial" w:hAnsi="Arial" w:cs="Arial"/>
-                <w:b/>
-                <w:bCs/>
-                <w:sz w:val="18"/>
-                <w:szCs w:val="18"/>
-              </w:rPr>
-            </w:pPr>
-          </w:p>
-        </w:tc>
-        <w:tc>
-          <w:tcPr>
-            <w:tcW w:w="1342" w:type="dxa"/>
-            <w:vMerge/>
-            <w:vAlign w:val="center"/>
-          </w:tcPr>
-          <w:p>
-            <w:pPr>
-              <w:jc w:val="center"/>
-              <w:rPr>
-                <w:rFonts w:ascii="Arial" w:hAnsi="Arial" w:cs="Arial"/>
-                <w:b/>
-                <w:bCs/>
-              </w:rPr>
-            </w:pPr>
-          </w:p>
-        </w:tc>
-        <w:tc>
-          <w:tcPr>
-            <w:tcW w:w="2106" w:type="dxa"/>
-            <w:vAlign w:val="center"/>
-          </w:tcPr>
-          <w:p>
-            <w:pPr>
-              <w:rPr>
-                <w:rFonts w:ascii="Arial" w:hAnsi="Arial" w:cs="Arial"/>
-              </w:rPr>
-            </w:pPr>
-            <w:r>
-              <w:rPr>
-                <w:rFonts w:ascii="Arial" w:hAnsi="Arial" w:cs="Arial"/>
-              </w:rPr>
-              <w:t>MHW Temp (21˚C)</w:t>
-            </w:r>
-          </w:p>
-        </w:tc>
-        <w:tc>
-          <w:tcPr>
-            <w:tcW w:w="1096" w:type="dxa"/>
-            <w:vAlign w:val="center"/>
-          </w:tcPr>
-          <w:p>
-            <w:pPr>
-              <w:jc w:val="center"/>
-              <w:rPr>
-                <w:rFonts w:ascii="Arial" w:hAnsi="Arial" w:cs="Arial"/>
-              </w:rPr>
-            </w:pPr>
-            <w:r>
-              <w:rPr>
-                <w:rFonts w:ascii="Arial" w:hAnsi="Arial" w:cs="Arial"/>
-              </w:rPr>
-              <w:t>Tank</w:t>
-            </w:r>
-          </w:p>
-        </w:tc>
-        <w:tc>
-          <w:tcPr>
-            <w:tcW w:w="1134" w:type="dxa"/>
-            <w:vAlign w:val="center"/>
-          </w:tcPr>
-          <w:p>
-            <w:pPr>
-              <w:rPr>
-                <w:rFonts w:ascii="Arial" w:hAnsi="Arial" w:cs="Arial"/>
-              </w:rPr>
-            </w:pPr>
-          </w:p>
-        </w:tc>
-        <w:tc>
-          <w:tcPr>
-            <w:tcW w:w="889" w:type="dxa"/>
-            <w:vAlign w:val="center"/>
-          </w:tcPr>
-          <w:p>
-            <w:pPr>
-              <w:rPr>
-                <w:rFonts w:ascii="Arial" w:hAnsi="Arial" w:cs="Arial"/>
-              </w:rPr>
-            </w:pPr>
-          </w:p>
-        </w:tc>
-        <w:tc>
-          <w:tcPr>
-            <w:tcW w:w="1096" w:type="dxa"/>
-            <w:vAlign w:val="center"/>
-          </w:tcPr>
-          <w:p>
-            <w:pPr>
-              <w:rPr>
-                <w:rFonts w:ascii="Arial" w:hAnsi="Arial" w:cs="Arial"/>
-              </w:rPr>
-            </w:pPr>
-          </w:p>
-        </w:tc>
-        <w:tc>
-          <w:tcPr>
-            <w:tcW w:w="1170" w:type="dxa"/>
-            <w:vAlign w:val="center"/>
-          </w:tcPr>
-          <w:p>
-            <w:pPr>
-              <w:rPr>
-                <w:rFonts w:ascii="Arial" w:hAnsi="Arial" w:cs="Arial"/>
-              </w:rPr>
-            </w:pPr>
-          </w:p>
-        </w:tc>
-      </w:tr>
-      <w:tr>
-        <w:tc>
-          <w:tcPr>
-            <w:tcW w:w="1062" w:type="dxa"/>
-            <w:vMerge/>
-            <w:textDirection w:val="btLr"/>
-            <w:vAlign w:val="center"/>
-          </w:tcPr>
-          <w:p>
-            <w:pPr>
-              <w:ind w:left="113" w:right="113"/>
-              <w:jc w:val="center"/>
-              <w:rPr>
-                <w:rFonts w:ascii="Arial" w:hAnsi="Arial" w:cs="Arial"/>
-                <w:b/>
-                <w:bCs/>
-                <w:sz w:val="18"/>
-                <w:szCs w:val="18"/>
-              </w:rPr>
-            </w:pPr>
-          </w:p>
-        </w:tc>
-        <w:tc>
-          <w:tcPr>
-            <w:tcW w:w="1342" w:type="dxa"/>
-            <w:vMerge/>
-            <w:vAlign w:val="center"/>
-          </w:tcPr>
-          <w:p>
-            <w:pPr>
-              <w:jc w:val="center"/>
-              <w:rPr>
-                <w:rFonts w:ascii="Arial" w:hAnsi="Arial" w:cs="Arial"/>
-                <w:b/>
-                <w:bCs/>
-              </w:rPr>
-            </w:pPr>
-          </w:p>
-        </w:tc>
-        <w:tc>
-          <w:tcPr>
-            <w:tcW w:w="2106" w:type="dxa"/>
-            <w:vAlign w:val="center"/>
-          </w:tcPr>
-          <w:p>
-            <w:pPr>
-              <w:rPr>
-                <w:rFonts w:ascii="Arial" w:hAnsi="Arial" w:cs="Arial"/>
-                <w:b/>
-                <w:bCs/>
-              </w:rPr>
-            </w:pPr>
-            <w:r>
-              <w:rPr>
-                <w:rFonts w:ascii="Arial" w:hAnsi="Arial" w:cs="Arial"/>
-              </w:rPr>
-              <w:t>MHW Temp (24˚C)</w:t>
-            </w:r>
-          </w:p>
-        </w:tc>
-        <w:tc>
-          <w:tcPr>
-            <w:tcW w:w="1096" w:type="dxa"/>
-            <w:vAlign w:val="center"/>
-          </w:tcPr>
-          <w:p>
-            <w:pPr>
-              <w:jc w:val="center"/>
-              <w:rPr>
-                <w:rFonts w:ascii="Arial" w:hAnsi="Arial" w:cs="Arial"/>
-              </w:rPr>
-            </w:pPr>
-            <w:r>
-              <w:rPr>
-                <w:rFonts w:ascii="Arial" w:hAnsi="Arial" w:cs="Arial"/>
-              </w:rPr>
-              <w:t>Tank</w:t>
-            </w:r>
-          </w:p>
-        </w:tc>
-        <w:tc>
-          <w:tcPr>
-            <w:tcW w:w="1134" w:type="dxa"/>
-            <w:vAlign w:val="center"/>
-          </w:tcPr>
-          <w:p>
-            <w:pPr>
-              <w:rPr>
-                <w:rFonts w:ascii="Arial" w:hAnsi="Arial" w:cs="Arial"/>
-              </w:rPr>
-            </w:pPr>
-          </w:p>
-        </w:tc>
-        <w:tc>
-          <w:tcPr>
-            <w:tcW w:w="889" w:type="dxa"/>
-            <w:vAlign w:val="center"/>
-          </w:tcPr>
-          <w:p>
-            <w:pPr>
-              <w:rPr>
-                <w:rFonts w:ascii="Arial" w:hAnsi="Arial" w:cs="Arial"/>
-              </w:rPr>
-            </w:pPr>
-          </w:p>
-        </w:tc>
-        <w:tc>
-          <w:tcPr>
-            <w:tcW w:w="1096" w:type="dxa"/>
-            <w:vAlign w:val="center"/>
-          </w:tcPr>
-          <w:p>
-            <w:pPr>
-              <w:rPr>
-                <w:rFonts w:ascii="Arial" w:hAnsi="Arial" w:cs="Arial"/>
-              </w:rPr>
-            </w:pPr>
-          </w:p>
-        </w:tc>
-        <w:tc>
-          <w:tcPr>
-            <w:tcW w:w="1170" w:type="dxa"/>
-            <w:vAlign w:val="center"/>
-          </w:tcPr>
-          <w:p>
-            <w:pPr>
-              <w:rPr>
-                <w:rFonts w:ascii="Arial" w:hAnsi="Arial" w:cs="Arial"/>
-              </w:rPr>
-            </w:pPr>
-          </w:p>
-        </w:tc>
-      </w:tr>
-      <w:tr>
-        <w:tc>
-          <w:tcPr>
-            <w:tcW w:w="1062" w:type="dxa"/>
-            <w:vMerge w:val="restart"/>
-            <w:textDirection w:val="btLr"/>
-            <w:vAlign w:val="center"/>
-          </w:tcPr>
-          <w:p>
-            <w:pPr>
-              <w:ind w:left="113" w:right="113"/>
-              <w:jc w:val="center"/>
+            </w:pPr>
+            <w:r>
               <w:rPr>
                 <w:rFonts w:ascii="Arial" w:hAnsi="Arial" w:cs="Arial"/>
                 <w:b/>
@@ -4483,7 +4102,9 @@
                 <w:sz w:val="18"/>
                 <w:szCs w:val="18"/>
               </w:rPr>
-            </w:pPr>
+              <w:t xml:space="preserve">Crassostrea </w:t>
+            </w:r>
+            <w:proofErr w:type="spellStart"/>
             <w:r>
               <w:rPr>
                 <w:rFonts w:ascii="Arial" w:hAnsi="Arial" w:cs="Arial"/>
@@ -4494,7 +4115,1172 @@
                 <w:sz w:val="18"/>
                 <w:szCs w:val="18"/>
               </w:rPr>
-              <w:t>Magallana gigas</w:t>
+              <w:t>sikamea</w:t>
+            </w:r>
+            <w:proofErr w:type="spellEnd"/>
+          </w:p>
+        </w:tc>
+        <w:tc>
+          <w:tcPr>
+            <w:tcW w:w="1342" w:type="dxa"/>
+            <w:vMerge w:val="restart"/>
+            <w:vAlign w:val="center"/>
+          </w:tcPr>
+          <w:p>
+            <w:pPr>
+              <w:jc w:val="center"/>
+              <w:rPr>
+                <w:rFonts w:ascii="Arial" w:hAnsi="Arial" w:cs="Arial"/>
+                <w:b/>
+                <w:bCs/>
+              </w:rPr>
+            </w:pPr>
+            <w:r>
+              <w:rPr>
+                <w:rFonts w:ascii="Arial" w:hAnsi="Arial" w:cs="Arial"/>
+              </w:rPr>
+              <w:t>Stress Hardening</w:t>
+            </w:r>
+          </w:p>
+        </w:tc>
+        <w:tc>
+          <w:tcPr>
+            <w:tcW w:w="2106" w:type="dxa"/>
+            <w:vAlign w:val="center"/>
+          </w:tcPr>
+          <w:p>
+            <w:pPr>
+              <w:rPr>
+                <w:rFonts w:ascii="Arial" w:hAnsi="Arial" w:cs="Arial"/>
+              </w:rPr>
+            </w:pPr>
+            <w:r>
+              <w:rPr>
+                <w:rFonts w:ascii="Arial" w:hAnsi="Arial" w:cs="Arial"/>
+              </w:rPr>
+              <w:t>SH Temp</w:t>
+            </w:r>
+          </w:p>
+        </w:tc>
+        <w:tc>
+          <w:tcPr>
+            <w:tcW w:w="1096" w:type="dxa"/>
+            <w:vAlign w:val="center"/>
+          </w:tcPr>
+          <w:p>
+            <w:pPr>
+              <w:jc w:val="center"/>
+              <w:rPr>
+                <w:rFonts w:ascii="Arial" w:hAnsi="Arial" w:cs="Arial"/>
+              </w:rPr>
+            </w:pPr>
+            <w:r>
+              <w:rPr>
+                <w:rFonts w:ascii="Arial" w:hAnsi="Arial" w:cs="Arial"/>
+              </w:rPr>
+              <w:t>Tank</w:t>
+            </w:r>
+          </w:p>
+        </w:tc>
+        <w:tc>
+          <w:tcPr>
+            <w:tcW w:w="1134" w:type="dxa"/>
+            <w:vAlign w:val="center"/>
+          </w:tcPr>
+          <w:p>
+            <w:pPr>
+              <w:rPr>
+                <w:rFonts w:ascii="Arial" w:hAnsi="Arial" w:cs="Arial"/>
+              </w:rPr>
+            </w:pPr>
+            <w:r>
+              <w:rPr>
+                <w:rFonts w:ascii="Arial" w:hAnsi="Arial" w:cs="Arial"/>
+              </w:rPr>
+              <w:t>0.5843</w:t>
+            </w:r>
+          </w:p>
+        </w:tc>
+        <w:tc>
+          <w:tcPr>
+            <w:tcW w:w="889" w:type="dxa"/>
+            <w:vAlign w:val="center"/>
+          </w:tcPr>
+          <w:p>
+            <w:pPr>
+              <w:rPr>
+                <w:rFonts w:ascii="Arial" w:hAnsi="Arial" w:cs="Arial"/>
+              </w:rPr>
+            </w:pPr>
+            <w:r>
+              <w:rPr>
+                <w:rFonts w:ascii="Arial" w:hAnsi="Arial" w:cs="Arial"/>
+              </w:rPr>
+              <w:t>0.4197</w:t>
+            </w:r>
+          </w:p>
+        </w:tc>
+        <w:tc>
+          <w:tcPr>
+            <w:tcW w:w="1096" w:type="dxa"/>
+            <w:vAlign w:val="center"/>
+          </w:tcPr>
+          <w:p>
+            <w:pPr>
+              <w:rPr>
+                <w:rFonts w:ascii="Arial" w:hAnsi="Arial" w:cs="Arial"/>
+              </w:rPr>
+            </w:pPr>
+            <w:r>
+              <w:rPr>
+                <w:rFonts w:ascii="Arial" w:hAnsi="Arial" w:cs="Arial"/>
+              </w:rPr>
+              <w:t>1.392</w:t>
+            </w:r>
+          </w:p>
+        </w:tc>
+        <w:tc>
+          <w:tcPr>
+            <w:tcW w:w="1170" w:type="dxa"/>
+            <w:vAlign w:val="center"/>
+          </w:tcPr>
+          <w:p>
+            <w:pPr>
+              <w:rPr>
+                <w:rFonts w:ascii="Arial" w:hAnsi="Arial" w:cs="Arial"/>
+              </w:rPr>
+            </w:pPr>
+            <w:r>
+              <w:rPr>
+                <w:rFonts w:ascii="Arial" w:hAnsi="Arial" w:cs="Arial"/>
+              </w:rPr>
+              <w:t>0.164</w:t>
+            </w:r>
+          </w:p>
+        </w:tc>
+      </w:tr>
+      <w:tr>
+        <w:tc>
+          <w:tcPr>
+            <w:tcW w:w="1062" w:type="dxa"/>
+            <w:vMerge/>
+            <w:textDirection w:val="btLr"/>
+            <w:vAlign w:val="center"/>
+          </w:tcPr>
+          <w:p>
+            <w:pPr>
+              <w:ind w:left="113" w:right="113"/>
+              <w:jc w:val="center"/>
+              <w:rPr>
+                <w:rFonts w:ascii="Arial" w:hAnsi="Arial" w:cs="Arial"/>
+                <w:b/>
+                <w:bCs/>
+                <w:sz w:val="18"/>
+                <w:szCs w:val="18"/>
+              </w:rPr>
+            </w:pPr>
+          </w:p>
+        </w:tc>
+        <w:tc>
+          <w:tcPr>
+            <w:tcW w:w="1342" w:type="dxa"/>
+            <w:vMerge/>
+            <w:vAlign w:val="center"/>
+          </w:tcPr>
+          <w:p>
+            <w:pPr>
+              <w:jc w:val="center"/>
+              <w:rPr>
+                <w:rFonts w:ascii="Arial" w:hAnsi="Arial" w:cs="Arial"/>
+              </w:rPr>
+            </w:pPr>
+          </w:p>
+        </w:tc>
+        <w:tc>
+          <w:tcPr>
+            <w:tcW w:w="2106" w:type="dxa"/>
+            <w:vAlign w:val="center"/>
+          </w:tcPr>
+          <w:p>
+            <w:pPr>
+              <w:rPr>
+                <w:rFonts w:ascii="Arial" w:hAnsi="Arial" w:cs="Arial"/>
+              </w:rPr>
+            </w:pPr>
+            <w:r>
+              <w:rPr>
+                <w:rFonts w:ascii="Arial" w:hAnsi="Arial" w:cs="Arial"/>
+              </w:rPr>
+              <w:t>SH Tide</w:t>
+            </w:r>
+          </w:p>
+        </w:tc>
+        <w:tc>
+          <w:tcPr>
+            <w:tcW w:w="1096" w:type="dxa"/>
+            <w:vAlign w:val="center"/>
+          </w:tcPr>
+          <w:p>
+            <w:pPr>
+              <w:jc w:val="center"/>
+              <w:rPr>
+                <w:rFonts w:ascii="Arial" w:hAnsi="Arial" w:cs="Arial"/>
+              </w:rPr>
+            </w:pPr>
+            <w:r>
+              <w:rPr>
+                <w:rFonts w:ascii="Arial" w:hAnsi="Arial" w:cs="Arial"/>
+              </w:rPr>
+              <w:t>Tank</w:t>
+            </w:r>
+          </w:p>
+        </w:tc>
+        <w:tc>
+          <w:tcPr>
+            <w:tcW w:w="1134" w:type="dxa"/>
+            <w:vAlign w:val="center"/>
+          </w:tcPr>
+          <w:p>
+            <w:pPr>
+              <w:rPr>
+                <w:rFonts w:ascii="Arial" w:hAnsi="Arial" w:cs="Arial"/>
+              </w:rPr>
+            </w:pPr>
+            <w:r>
+              <w:rPr>
+                <w:rFonts w:ascii="Arial" w:hAnsi="Arial" w:cs="Arial"/>
+              </w:rPr>
+              <w:t>0.08131</w:t>
+            </w:r>
+          </w:p>
+        </w:tc>
+        <w:tc>
+          <w:tcPr>
+            <w:tcW w:w="889" w:type="dxa"/>
+            <w:vAlign w:val="center"/>
+          </w:tcPr>
+          <w:p>
+            <w:pPr>
+              <w:rPr>
+                <w:rFonts w:ascii="Arial" w:hAnsi="Arial" w:cs="Arial"/>
+              </w:rPr>
+            </w:pPr>
+            <w:r>
+              <w:rPr>
+                <w:rFonts w:ascii="Arial" w:hAnsi="Arial" w:cs="Arial"/>
+              </w:rPr>
+              <w:t>0.40349</w:t>
+            </w:r>
+          </w:p>
+        </w:tc>
+        <w:tc>
+          <w:tcPr>
+            <w:tcW w:w="1096" w:type="dxa"/>
+            <w:vAlign w:val="center"/>
+          </w:tcPr>
+          <w:p>
+            <w:pPr>
+              <w:rPr>
+                <w:rFonts w:ascii="Arial" w:hAnsi="Arial" w:cs="Arial"/>
+              </w:rPr>
+            </w:pPr>
+            <w:r>
+              <w:rPr>
+                <w:rFonts w:ascii="Arial" w:hAnsi="Arial" w:cs="Arial"/>
+              </w:rPr>
+              <w:t>0.202</w:t>
+            </w:r>
+          </w:p>
+        </w:tc>
+        <w:tc>
+          <w:tcPr>
+            <w:tcW w:w="1170" w:type="dxa"/>
+            <w:vAlign w:val="center"/>
+          </w:tcPr>
+          <w:p>
+            <w:pPr>
+              <w:rPr>
+                <w:rFonts w:ascii="Arial" w:hAnsi="Arial" w:cs="Arial"/>
+              </w:rPr>
+            </w:pPr>
+            <w:r>
+              <w:rPr>
+                <w:rFonts w:ascii="Arial" w:hAnsi="Arial" w:cs="Arial"/>
+              </w:rPr>
+              <w:t>0.84</w:t>
+            </w:r>
+          </w:p>
+        </w:tc>
+      </w:tr>
+      <w:tr>
+        <w:tc>
+          <w:tcPr>
+            <w:tcW w:w="1062" w:type="dxa"/>
+            <w:vMerge/>
+            <w:textDirection w:val="btLr"/>
+            <w:vAlign w:val="center"/>
+          </w:tcPr>
+          <w:p>
+            <w:pPr>
+              <w:ind w:left="113" w:right="113"/>
+              <w:jc w:val="center"/>
+              <w:rPr>
+                <w:rFonts w:ascii="Arial" w:hAnsi="Arial" w:cs="Arial"/>
+                <w:b/>
+                <w:bCs/>
+                <w:sz w:val="18"/>
+                <w:szCs w:val="18"/>
+              </w:rPr>
+            </w:pPr>
+          </w:p>
+        </w:tc>
+        <w:tc>
+          <w:tcPr>
+            <w:tcW w:w="1342" w:type="dxa"/>
+            <w:vMerge w:val="restart"/>
+            <w:vAlign w:val="center"/>
+          </w:tcPr>
+          <w:p>
+            <w:pPr>
+              <w:jc w:val="center"/>
+              <w:rPr>
+                <w:rFonts w:ascii="Arial" w:hAnsi="Arial" w:cs="Arial"/>
+              </w:rPr>
+            </w:pPr>
+            <w:r>
+              <w:rPr>
+                <w:rFonts w:ascii="Arial" w:hAnsi="Arial" w:cs="Arial"/>
+              </w:rPr>
+              <w:t>Marine Heatwave</w:t>
+            </w:r>
+          </w:p>
+        </w:tc>
+        <w:tc>
+          <w:tcPr>
+            <w:tcW w:w="2106" w:type="dxa"/>
+            <w:vAlign w:val="center"/>
+          </w:tcPr>
+          <w:p>
+            <w:pPr>
+              <w:rPr>
+                <w:rFonts w:ascii="Arial" w:hAnsi="Arial" w:cs="Arial"/>
+              </w:rPr>
+            </w:pPr>
+            <w:r>
+              <w:rPr>
+                <w:rFonts w:ascii="Arial" w:hAnsi="Arial" w:cs="Arial"/>
+              </w:rPr>
+              <w:t>SH Temp</w:t>
+            </w:r>
+          </w:p>
+        </w:tc>
+        <w:tc>
+          <w:tcPr>
+            <w:tcW w:w="1096" w:type="dxa"/>
+            <w:vAlign w:val="center"/>
+          </w:tcPr>
+          <w:p>
+            <w:pPr>
+              <w:jc w:val="center"/>
+              <w:rPr>
+                <w:rFonts w:ascii="Arial" w:hAnsi="Arial" w:cs="Arial"/>
+              </w:rPr>
+            </w:pPr>
+            <w:r>
+              <w:rPr>
+                <w:rFonts w:ascii="Arial" w:hAnsi="Arial" w:cs="Arial"/>
+              </w:rPr>
+              <w:t>Tank</w:t>
+            </w:r>
+          </w:p>
+        </w:tc>
+        <w:tc>
+          <w:tcPr>
+            <w:tcW w:w="1134" w:type="dxa"/>
+            <w:vAlign w:val="center"/>
+          </w:tcPr>
+          <w:p>
+            <w:pPr>
+              <w:rPr>
+                <w:rFonts w:ascii="Arial" w:hAnsi="Arial" w:cs="Arial"/>
+              </w:rPr>
+            </w:pPr>
+          </w:p>
+        </w:tc>
+        <w:tc>
+          <w:tcPr>
+            <w:tcW w:w="889" w:type="dxa"/>
+            <w:vAlign w:val="center"/>
+          </w:tcPr>
+          <w:p>
+            <w:pPr>
+              <w:rPr>
+                <w:rFonts w:ascii="Arial" w:hAnsi="Arial" w:cs="Arial"/>
+              </w:rPr>
+            </w:pPr>
+          </w:p>
+        </w:tc>
+        <w:tc>
+          <w:tcPr>
+            <w:tcW w:w="1096" w:type="dxa"/>
+            <w:vAlign w:val="center"/>
+          </w:tcPr>
+          <w:p>
+            <w:pPr>
+              <w:rPr>
+                <w:rFonts w:ascii="Arial" w:hAnsi="Arial" w:cs="Arial"/>
+              </w:rPr>
+            </w:pPr>
+          </w:p>
+        </w:tc>
+        <w:tc>
+          <w:tcPr>
+            <w:tcW w:w="1170" w:type="dxa"/>
+            <w:vAlign w:val="center"/>
+          </w:tcPr>
+          <w:p>
+            <w:pPr>
+              <w:rPr>
+                <w:rFonts w:ascii="Arial" w:hAnsi="Arial" w:cs="Arial"/>
+              </w:rPr>
+            </w:pPr>
+          </w:p>
+        </w:tc>
+      </w:tr>
+      <w:tr>
+        <w:tc>
+          <w:tcPr>
+            <w:tcW w:w="1062" w:type="dxa"/>
+            <w:vMerge/>
+            <w:textDirection w:val="btLr"/>
+            <w:vAlign w:val="center"/>
+          </w:tcPr>
+          <w:p>
+            <w:pPr>
+              <w:ind w:left="113" w:right="113"/>
+              <w:jc w:val="center"/>
+              <w:rPr>
+                <w:rFonts w:ascii="Arial" w:hAnsi="Arial" w:cs="Arial"/>
+                <w:b/>
+                <w:bCs/>
+                <w:sz w:val="18"/>
+                <w:szCs w:val="18"/>
+              </w:rPr>
+            </w:pPr>
+          </w:p>
+        </w:tc>
+        <w:tc>
+          <w:tcPr>
+            <w:tcW w:w="1342" w:type="dxa"/>
+            <w:vMerge/>
+            <w:vAlign w:val="center"/>
+          </w:tcPr>
+          <w:p>
+            <w:pPr>
+              <w:jc w:val="center"/>
+              <w:rPr>
+                <w:rFonts w:ascii="Arial" w:hAnsi="Arial" w:cs="Arial"/>
+              </w:rPr>
+            </w:pPr>
+          </w:p>
+        </w:tc>
+        <w:tc>
+          <w:tcPr>
+            <w:tcW w:w="2106" w:type="dxa"/>
+            <w:vAlign w:val="center"/>
+          </w:tcPr>
+          <w:p>
+            <w:pPr>
+              <w:rPr>
+                <w:rFonts w:ascii="Arial" w:hAnsi="Arial" w:cs="Arial"/>
+              </w:rPr>
+            </w:pPr>
+            <w:r>
+              <w:rPr>
+                <w:rFonts w:ascii="Arial" w:hAnsi="Arial" w:cs="Arial"/>
+              </w:rPr>
+              <w:t>SH Tide</w:t>
+            </w:r>
+          </w:p>
+        </w:tc>
+        <w:tc>
+          <w:tcPr>
+            <w:tcW w:w="1096" w:type="dxa"/>
+            <w:vAlign w:val="center"/>
+          </w:tcPr>
+          <w:p>
+            <w:pPr>
+              <w:jc w:val="center"/>
+              <w:rPr>
+                <w:rFonts w:ascii="Arial" w:hAnsi="Arial" w:cs="Arial"/>
+              </w:rPr>
+            </w:pPr>
+            <w:r>
+              <w:rPr>
+                <w:rFonts w:ascii="Arial" w:hAnsi="Arial" w:cs="Arial"/>
+              </w:rPr>
+              <w:t>Tank</w:t>
+            </w:r>
+          </w:p>
+        </w:tc>
+        <w:tc>
+          <w:tcPr>
+            <w:tcW w:w="1134" w:type="dxa"/>
+            <w:vAlign w:val="center"/>
+          </w:tcPr>
+          <w:p>
+            <w:pPr>
+              <w:rPr>
+                <w:rFonts w:ascii="Arial" w:hAnsi="Arial" w:cs="Arial"/>
+              </w:rPr>
+            </w:pPr>
+          </w:p>
+        </w:tc>
+        <w:tc>
+          <w:tcPr>
+            <w:tcW w:w="889" w:type="dxa"/>
+            <w:vAlign w:val="center"/>
+          </w:tcPr>
+          <w:p>
+            <w:pPr>
+              <w:rPr>
+                <w:rFonts w:ascii="Arial" w:hAnsi="Arial" w:cs="Arial"/>
+              </w:rPr>
+            </w:pPr>
+          </w:p>
+        </w:tc>
+        <w:tc>
+          <w:tcPr>
+            <w:tcW w:w="1096" w:type="dxa"/>
+            <w:vAlign w:val="center"/>
+          </w:tcPr>
+          <w:p>
+            <w:pPr>
+              <w:rPr>
+                <w:rFonts w:ascii="Arial" w:hAnsi="Arial" w:cs="Arial"/>
+              </w:rPr>
+            </w:pPr>
+          </w:p>
+        </w:tc>
+        <w:tc>
+          <w:tcPr>
+            <w:tcW w:w="1170" w:type="dxa"/>
+            <w:vAlign w:val="center"/>
+          </w:tcPr>
+          <w:p>
+            <w:pPr>
+              <w:rPr>
+                <w:rFonts w:ascii="Arial" w:hAnsi="Arial" w:cs="Arial"/>
+              </w:rPr>
+            </w:pPr>
+          </w:p>
+        </w:tc>
+      </w:tr>
+      <w:tr>
+        <w:tc>
+          <w:tcPr>
+            <w:tcW w:w="1062" w:type="dxa"/>
+            <w:vMerge/>
+            <w:textDirection w:val="btLr"/>
+            <w:vAlign w:val="center"/>
+          </w:tcPr>
+          <w:p>
+            <w:pPr>
+              <w:ind w:left="113" w:right="113"/>
+              <w:jc w:val="center"/>
+              <w:rPr>
+                <w:rFonts w:ascii="Arial" w:hAnsi="Arial" w:cs="Arial"/>
+                <w:b/>
+                <w:bCs/>
+                <w:sz w:val="18"/>
+                <w:szCs w:val="18"/>
+              </w:rPr>
+            </w:pPr>
+          </w:p>
+        </w:tc>
+        <w:tc>
+          <w:tcPr>
+            <w:tcW w:w="1342" w:type="dxa"/>
+            <w:vMerge/>
+            <w:vAlign w:val="center"/>
+          </w:tcPr>
+          <w:p>
+            <w:pPr>
+              <w:jc w:val="center"/>
+              <w:rPr>
+                <w:rFonts w:ascii="Arial" w:hAnsi="Arial" w:cs="Arial"/>
+                <w:b/>
+                <w:bCs/>
+              </w:rPr>
+            </w:pPr>
+          </w:p>
+        </w:tc>
+        <w:tc>
+          <w:tcPr>
+            <w:tcW w:w="2106" w:type="dxa"/>
+            <w:vAlign w:val="center"/>
+          </w:tcPr>
+          <w:p>
+            <w:pPr>
+              <w:rPr>
+                <w:rFonts w:ascii="Arial" w:hAnsi="Arial" w:cs="Arial"/>
+              </w:rPr>
+            </w:pPr>
+            <w:r>
+              <w:rPr>
+                <w:rFonts w:ascii="Arial" w:hAnsi="Arial" w:cs="Arial"/>
+              </w:rPr>
+              <w:t>MHW Temp (15˚C)</w:t>
+            </w:r>
+          </w:p>
+        </w:tc>
+        <w:tc>
+          <w:tcPr>
+            <w:tcW w:w="1096" w:type="dxa"/>
+            <w:vAlign w:val="center"/>
+          </w:tcPr>
+          <w:p>
+            <w:pPr>
+              <w:jc w:val="center"/>
+              <w:rPr>
+                <w:rFonts w:ascii="Arial" w:hAnsi="Arial" w:cs="Arial"/>
+              </w:rPr>
+            </w:pPr>
+            <w:r>
+              <w:rPr>
+                <w:rFonts w:ascii="Arial" w:hAnsi="Arial" w:cs="Arial"/>
+              </w:rPr>
+              <w:t>Tank</w:t>
+            </w:r>
+          </w:p>
+        </w:tc>
+        <w:tc>
+          <w:tcPr>
+            <w:tcW w:w="1134" w:type="dxa"/>
+            <w:vAlign w:val="center"/>
+          </w:tcPr>
+          <w:p>
+            <w:pPr>
+              <w:rPr>
+                <w:rFonts w:ascii="Arial" w:hAnsi="Arial" w:cs="Arial"/>
+              </w:rPr>
+            </w:pPr>
+            <w:r>
+              <w:rPr>
+                <w:rFonts w:ascii="Arial" w:hAnsi="Arial" w:cs="Arial"/>
+                <w:i/>
+                <w:iCs/>
+              </w:rPr>
+              <w:t>ref</w:t>
+            </w:r>
+          </w:p>
+        </w:tc>
+        <w:tc>
+          <w:tcPr>
+            <w:tcW w:w="889" w:type="dxa"/>
+            <w:vAlign w:val="center"/>
+          </w:tcPr>
+          <w:p>
+            <w:pPr>
+              <w:rPr>
+                <w:rFonts w:ascii="Arial" w:hAnsi="Arial" w:cs="Arial"/>
+              </w:rPr>
+            </w:pPr>
+            <w:r>
+              <w:rPr>
+                <w:rFonts w:ascii="Arial" w:hAnsi="Arial" w:cs="Arial"/>
+                <w:i/>
+                <w:iCs/>
+              </w:rPr>
+              <w:t>ref</w:t>
+            </w:r>
+          </w:p>
+        </w:tc>
+        <w:tc>
+          <w:tcPr>
+            <w:tcW w:w="1096" w:type="dxa"/>
+            <w:vAlign w:val="center"/>
+          </w:tcPr>
+          <w:p>
+            <w:pPr>
+              <w:rPr>
+                <w:rFonts w:ascii="Arial" w:hAnsi="Arial" w:cs="Arial"/>
+              </w:rPr>
+            </w:pPr>
+            <w:r>
+              <w:rPr>
+                <w:rFonts w:ascii="Arial" w:hAnsi="Arial" w:cs="Arial"/>
+                <w:i/>
+                <w:iCs/>
+              </w:rPr>
+              <w:t>ref</w:t>
+            </w:r>
+          </w:p>
+        </w:tc>
+        <w:tc>
+          <w:tcPr>
+            <w:tcW w:w="1170" w:type="dxa"/>
+            <w:vAlign w:val="center"/>
+          </w:tcPr>
+          <w:p>
+            <w:pPr>
+              <w:rPr>
+                <w:rFonts w:ascii="Arial" w:hAnsi="Arial" w:cs="Arial"/>
+              </w:rPr>
+            </w:pPr>
+            <w:r>
+              <w:rPr>
+                <w:rFonts w:ascii="Arial" w:hAnsi="Arial" w:cs="Arial"/>
+                <w:i/>
+                <w:iCs/>
+              </w:rPr>
+              <w:t>ref</w:t>
+            </w:r>
+          </w:p>
+        </w:tc>
+      </w:tr>
+      <w:tr>
+        <w:tc>
+          <w:tcPr>
+            <w:tcW w:w="1062" w:type="dxa"/>
+            <w:vMerge/>
+            <w:textDirection w:val="btLr"/>
+            <w:vAlign w:val="center"/>
+          </w:tcPr>
+          <w:p>
+            <w:pPr>
+              <w:ind w:left="113" w:right="113"/>
+              <w:jc w:val="center"/>
+              <w:rPr>
+                <w:rFonts w:ascii="Arial" w:hAnsi="Arial" w:cs="Arial"/>
+                <w:b/>
+                <w:bCs/>
+                <w:sz w:val="18"/>
+                <w:szCs w:val="18"/>
+              </w:rPr>
+            </w:pPr>
+          </w:p>
+        </w:tc>
+        <w:tc>
+          <w:tcPr>
+            <w:tcW w:w="1342" w:type="dxa"/>
+            <w:vMerge/>
+            <w:vAlign w:val="center"/>
+          </w:tcPr>
+          <w:p>
+            <w:pPr>
+              <w:jc w:val="center"/>
+              <w:rPr>
+                <w:rFonts w:ascii="Arial" w:hAnsi="Arial" w:cs="Arial"/>
+                <w:b/>
+                <w:bCs/>
+              </w:rPr>
+            </w:pPr>
+          </w:p>
+        </w:tc>
+        <w:tc>
+          <w:tcPr>
+            <w:tcW w:w="2106" w:type="dxa"/>
+            <w:vAlign w:val="center"/>
+          </w:tcPr>
+          <w:p>
+            <w:pPr>
+              <w:rPr>
+                <w:rFonts w:ascii="Arial" w:hAnsi="Arial" w:cs="Arial"/>
+              </w:rPr>
+            </w:pPr>
+            <w:r>
+              <w:rPr>
+                <w:rFonts w:ascii="Arial" w:hAnsi="Arial" w:cs="Arial"/>
+              </w:rPr>
+              <w:t>MHW Temp (18˚C)</w:t>
+            </w:r>
+          </w:p>
+        </w:tc>
+        <w:tc>
+          <w:tcPr>
+            <w:tcW w:w="1096" w:type="dxa"/>
+            <w:vAlign w:val="center"/>
+          </w:tcPr>
+          <w:p>
+            <w:pPr>
+              <w:jc w:val="center"/>
+              <w:rPr>
+                <w:rFonts w:ascii="Arial" w:hAnsi="Arial" w:cs="Arial"/>
+              </w:rPr>
+            </w:pPr>
+            <w:r>
+              <w:rPr>
+                <w:rFonts w:ascii="Arial" w:hAnsi="Arial" w:cs="Arial"/>
+              </w:rPr>
+              <w:t>Tank</w:t>
+            </w:r>
+          </w:p>
+        </w:tc>
+        <w:tc>
+          <w:tcPr>
+            <w:tcW w:w="1134" w:type="dxa"/>
+            <w:vAlign w:val="center"/>
+          </w:tcPr>
+          <w:p>
+            <w:pPr>
+              <w:rPr>
+                <w:rFonts w:ascii="Arial" w:hAnsi="Arial" w:cs="Arial"/>
+              </w:rPr>
+            </w:pPr>
+          </w:p>
+        </w:tc>
+        <w:tc>
+          <w:tcPr>
+            <w:tcW w:w="889" w:type="dxa"/>
+            <w:vAlign w:val="center"/>
+          </w:tcPr>
+          <w:p>
+            <w:pPr>
+              <w:rPr>
+                <w:rFonts w:ascii="Arial" w:hAnsi="Arial" w:cs="Arial"/>
+              </w:rPr>
+            </w:pPr>
+          </w:p>
+        </w:tc>
+        <w:tc>
+          <w:tcPr>
+            <w:tcW w:w="1096" w:type="dxa"/>
+            <w:vAlign w:val="center"/>
+          </w:tcPr>
+          <w:p>
+            <w:pPr>
+              <w:rPr>
+                <w:rFonts w:ascii="Arial" w:hAnsi="Arial" w:cs="Arial"/>
+              </w:rPr>
+            </w:pPr>
+          </w:p>
+        </w:tc>
+        <w:tc>
+          <w:tcPr>
+            <w:tcW w:w="1170" w:type="dxa"/>
+            <w:vAlign w:val="center"/>
+          </w:tcPr>
+          <w:p>
+            <w:pPr>
+              <w:rPr>
+                <w:rFonts w:ascii="Arial" w:hAnsi="Arial" w:cs="Arial"/>
+              </w:rPr>
+            </w:pPr>
+          </w:p>
+        </w:tc>
+      </w:tr>
+      <w:tr>
+        <w:tc>
+          <w:tcPr>
+            <w:tcW w:w="1062" w:type="dxa"/>
+            <w:vMerge/>
+            <w:textDirection w:val="btLr"/>
+            <w:vAlign w:val="center"/>
+          </w:tcPr>
+          <w:p>
+            <w:pPr>
+              <w:ind w:left="113" w:right="113"/>
+              <w:jc w:val="center"/>
+              <w:rPr>
+                <w:rFonts w:ascii="Arial" w:hAnsi="Arial" w:cs="Arial"/>
+                <w:b/>
+                <w:bCs/>
+                <w:sz w:val="18"/>
+                <w:szCs w:val="18"/>
+              </w:rPr>
+            </w:pPr>
+          </w:p>
+        </w:tc>
+        <w:tc>
+          <w:tcPr>
+            <w:tcW w:w="1342" w:type="dxa"/>
+            <w:vMerge/>
+            <w:vAlign w:val="center"/>
+          </w:tcPr>
+          <w:p>
+            <w:pPr>
+              <w:jc w:val="center"/>
+              <w:rPr>
+                <w:rFonts w:ascii="Arial" w:hAnsi="Arial" w:cs="Arial"/>
+                <w:b/>
+                <w:bCs/>
+              </w:rPr>
+            </w:pPr>
+          </w:p>
+        </w:tc>
+        <w:tc>
+          <w:tcPr>
+            <w:tcW w:w="2106" w:type="dxa"/>
+            <w:vAlign w:val="center"/>
+          </w:tcPr>
+          <w:p>
+            <w:pPr>
+              <w:rPr>
+                <w:rFonts w:ascii="Arial" w:hAnsi="Arial" w:cs="Arial"/>
+              </w:rPr>
+            </w:pPr>
+            <w:r>
+              <w:rPr>
+                <w:rFonts w:ascii="Arial" w:hAnsi="Arial" w:cs="Arial"/>
+              </w:rPr>
+              <w:t>MHW Temp (21˚C)</w:t>
+            </w:r>
+          </w:p>
+        </w:tc>
+        <w:tc>
+          <w:tcPr>
+            <w:tcW w:w="1096" w:type="dxa"/>
+            <w:vAlign w:val="center"/>
+          </w:tcPr>
+          <w:p>
+            <w:pPr>
+              <w:jc w:val="center"/>
+              <w:rPr>
+                <w:rFonts w:ascii="Arial" w:hAnsi="Arial" w:cs="Arial"/>
+              </w:rPr>
+            </w:pPr>
+            <w:r>
+              <w:rPr>
+                <w:rFonts w:ascii="Arial" w:hAnsi="Arial" w:cs="Arial"/>
+              </w:rPr>
+              <w:t>Tank</w:t>
+            </w:r>
+          </w:p>
+        </w:tc>
+        <w:tc>
+          <w:tcPr>
+            <w:tcW w:w="1134" w:type="dxa"/>
+            <w:vAlign w:val="center"/>
+          </w:tcPr>
+          <w:p>
+            <w:pPr>
+              <w:rPr>
+                <w:rFonts w:ascii="Arial" w:hAnsi="Arial" w:cs="Arial"/>
+              </w:rPr>
+            </w:pPr>
+          </w:p>
+        </w:tc>
+        <w:tc>
+          <w:tcPr>
+            <w:tcW w:w="889" w:type="dxa"/>
+            <w:vAlign w:val="center"/>
+          </w:tcPr>
+          <w:p>
+            <w:pPr>
+              <w:rPr>
+                <w:rFonts w:ascii="Arial" w:hAnsi="Arial" w:cs="Arial"/>
+              </w:rPr>
+            </w:pPr>
+          </w:p>
+        </w:tc>
+        <w:tc>
+          <w:tcPr>
+            <w:tcW w:w="1096" w:type="dxa"/>
+            <w:vAlign w:val="center"/>
+          </w:tcPr>
+          <w:p>
+            <w:pPr>
+              <w:rPr>
+                <w:rFonts w:ascii="Arial" w:hAnsi="Arial" w:cs="Arial"/>
+              </w:rPr>
+            </w:pPr>
+          </w:p>
+        </w:tc>
+        <w:tc>
+          <w:tcPr>
+            <w:tcW w:w="1170" w:type="dxa"/>
+            <w:vAlign w:val="center"/>
+          </w:tcPr>
+          <w:p>
+            <w:pPr>
+              <w:rPr>
+                <w:rFonts w:ascii="Arial" w:hAnsi="Arial" w:cs="Arial"/>
+              </w:rPr>
+            </w:pPr>
+          </w:p>
+        </w:tc>
+      </w:tr>
+      <w:tr>
+        <w:tc>
+          <w:tcPr>
+            <w:tcW w:w="1062" w:type="dxa"/>
+            <w:vMerge/>
+            <w:textDirection w:val="btLr"/>
+            <w:vAlign w:val="center"/>
+          </w:tcPr>
+          <w:p>
+            <w:pPr>
+              <w:ind w:left="113" w:right="113"/>
+              <w:jc w:val="center"/>
+              <w:rPr>
+                <w:rFonts w:ascii="Arial" w:hAnsi="Arial" w:cs="Arial"/>
+                <w:b/>
+                <w:bCs/>
+                <w:sz w:val="18"/>
+                <w:szCs w:val="18"/>
+              </w:rPr>
+            </w:pPr>
+          </w:p>
+        </w:tc>
+        <w:tc>
+          <w:tcPr>
+            <w:tcW w:w="1342" w:type="dxa"/>
+            <w:vMerge/>
+            <w:vAlign w:val="center"/>
+          </w:tcPr>
+          <w:p>
+            <w:pPr>
+              <w:jc w:val="center"/>
+              <w:rPr>
+                <w:rFonts w:ascii="Arial" w:hAnsi="Arial" w:cs="Arial"/>
+                <w:b/>
+                <w:bCs/>
+              </w:rPr>
+            </w:pPr>
+          </w:p>
+        </w:tc>
+        <w:tc>
+          <w:tcPr>
+            <w:tcW w:w="2106" w:type="dxa"/>
+            <w:vAlign w:val="center"/>
+          </w:tcPr>
+          <w:p>
+            <w:pPr>
+              <w:rPr>
+                <w:rFonts w:ascii="Arial" w:hAnsi="Arial" w:cs="Arial"/>
+                <w:b/>
+                <w:bCs/>
+              </w:rPr>
+            </w:pPr>
+            <w:r>
+              <w:rPr>
+                <w:rFonts w:ascii="Arial" w:hAnsi="Arial" w:cs="Arial"/>
+              </w:rPr>
+              <w:t>MHW Temp (24˚C)</w:t>
+            </w:r>
+          </w:p>
+        </w:tc>
+        <w:tc>
+          <w:tcPr>
+            <w:tcW w:w="1096" w:type="dxa"/>
+            <w:vAlign w:val="center"/>
+          </w:tcPr>
+          <w:p>
+            <w:pPr>
+              <w:jc w:val="center"/>
+              <w:rPr>
+                <w:rFonts w:ascii="Arial" w:hAnsi="Arial" w:cs="Arial"/>
+              </w:rPr>
+            </w:pPr>
+            <w:r>
+              <w:rPr>
+                <w:rFonts w:ascii="Arial" w:hAnsi="Arial" w:cs="Arial"/>
+              </w:rPr>
+              <w:t>Tank</w:t>
+            </w:r>
+          </w:p>
+        </w:tc>
+        <w:tc>
+          <w:tcPr>
+            <w:tcW w:w="1134" w:type="dxa"/>
+            <w:vAlign w:val="center"/>
+          </w:tcPr>
+          <w:p>
+            <w:pPr>
+              <w:rPr>
+                <w:rFonts w:ascii="Arial" w:hAnsi="Arial" w:cs="Arial"/>
+              </w:rPr>
+            </w:pPr>
+          </w:p>
+        </w:tc>
+        <w:tc>
+          <w:tcPr>
+            <w:tcW w:w="889" w:type="dxa"/>
+            <w:vAlign w:val="center"/>
+          </w:tcPr>
+          <w:p>
+            <w:pPr>
+              <w:rPr>
+                <w:rFonts w:ascii="Arial" w:hAnsi="Arial" w:cs="Arial"/>
+              </w:rPr>
+            </w:pPr>
+          </w:p>
+        </w:tc>
+        <w:tc>
+          <w:tcPr>
+            <w:tcW w:w="1096" w:type="dxa"/>
+            <w:vAlign w:val="center"/>
+          </w:tcPr>
+          <w:p>
+            <w:pPr>
+              <w:rPr>
+                <w:rFonts w:ascii="Arial" w:hAnsi="Arial" w:cs="Arial"/>
+              </w:rPr>
+            </w:pPr>
+          </w:p>
+        </w:tc>
+        <w:tc>
+          <w:tcPr>
+            <w:tcW w:w="1170" w:type="dxa"/>
+            <w:vAlign w:val="center"/>
+          </w:tcPr>
+          <w:p>
+            <w:pPr>
+              <w:rPr>
+                <w:rFonts w:ascii="Arial" w:hAnsi="Arial" w:cs="Arial"/>
+              </w:rPr>
+            </w:pPr>
+          </w:p>
+        </w:tc>
+      </w:tr>
+      <w:tr>
+        <w:tc>
+          <w:tcPr>
+            <w:tcW w:w="1062" w:type="dxa"/>
+            <w:vMerge w:val="restart"/>
+            <w:textDirection w:val="btLr"/>
+            <w:vAlign w:val="center"/>
+          </w:tcPr>
+          <w:p>
+            <w:pPr>
+              <w:ind w:left="113" w:right="113"/>
+              <w:jc w:val="center"/>
+              <w:rPr>
+                <w:rFonts w:ascii="Arial" w:hAnsi="Arial" w:cs="Arial"/>
+                <w:b/>
+                <w:bCs/>
+                <w:i/>
+                <w:iCs/>
+                <w:sz w:val="18"/>
+                <w:szCs w:val="18"/>
+              </w:rPr>
+            </w:pPr>
+            <w:proofErr w:type="spellStart"/>
+            <w:r>
+              <w:rPr>
+                <w:rFonts w:ascii="Arial" w:hAnsi="Arial" w:cs="Arial"/>
+                <w:b/>
+                <w:bCs/>
+                <w:i/>
+                <w:iCs/>
+                <w:sz w:val="18"/>
+                <w:szCs w:val="18"/>
+              </w:rPr>
+              <w:t>Magallana</w:t>
+            </w:r>
+            <w:proofErr w:type="spellEnd"/>
+            <w:r>
+              <w:rPr>
+                <w:rFonts w:ascii="Arial" w:hAnsi="Arial" w:cs="Arial"/>
+                <w:b/>
+                <w:bCs/>
+                <w:i/>
+                <w:iCs/>
+                <w:sz w:val="18"/>
+                <w:szCs w:val="18"/>
+              </w:rPr>
+              <w:t xml:space="preserve"> gigas</w:t>
             </w:r>
           </w:p>
         </w:tc>
@@ -5550,6 +6336,861 @@
         </w:rPr>
       </w:pPr>
     </w:p>
+    <w:p>
+      <w:pPr>
+        <w:rPr>
+          <w:rFonts w:ascii="Arial" w:hAnsi="Arial" w:cs="Arial"/>
+          <w:sz w:val="28"/>
+          <w:szCs w:val="28"/>
+        </w:rPr>
+      </w:pPr>
+      <w:r>
+        <w:rPr>
+          <w:rFonts w:ascii="Arial" w:hAnsi="Arial" w:cs="Arial"/>
+          <w:b/>
+          <w:bCs/>
+          <w:sz w:val="28"/>
+          <w:szCs w:val="28"/>
+        </w:rPr>
+        <w:lastRenderedPageBreak/>
+        <w:t>TABLE X</w:t>
+      </w:r>
+      <w:r>
+        <w:rPr>
+          <w:rFonts w:ascii="Arial" w:hAnsi="Arial" w:cs="Arial"/>
+          <w:sz w:val="28"/>
+          <w:szCs w:val="28"/>
+        </w:rPr>
+        <w:t xml:space="preserve">. Pairwise comparisons of </w:t>
+      </w:r>
+      <w:r>
+        <w:rPr>
+          <w:rFonts w:ascii="Arial" w:hAnsi="Arial" w:cs="Arial"/>
+          <w:i/>
+          <w:iCs/>
+          <w:sz w:val="28"/>
+          <w:szCs w:val="28"/>
+        </w:rPr>
+        <w:t xml:space="preserve">C. </w:t>
+      </w:r>
+      <w:proofErr w:type="spellStart"/>
+      <w:r>
+        <w:rPr>
+          <w:rFonts w:ascii="Arial" w:hAnsi="Arial" w:cs="Arial"/>
+          <w:i/>
+          <w:iCs/>
+          <w:sz w:val="28"/>
+          <w:szCs w:val="28"/>
+        </w:rPr>
+        <w:t>sikamea</w:t>
+      </w:r>
+      <w:proofErr w:type="spellEnd"/>
+      <w:r>
+        <w:rPr>
+          <w:rFonts w:ascii="Arial" w:hAnsi="Arial" w:cs="Arial"/>
+          <w:i/>
+          <w:iCs/>
+          <w:sz w:val="28"/>
+          <w:szCs w:val="28"/>
+        </w:rPr>
+        <w:t xml:space="preserve"> </w:t>
+      </w:r>
+      <w:r>
+        <w:rPr>
+          <w:rFonts w:ascii="Arial" w:hAnsi="Arial" w:cs="Arial"/>
+          <w:sz w:val="28"/>
+          <w:szCs w:val="28"/>
+        </w:rPr>
+        <w:t>mortalit</w:t>
+      </w:r>
+      <w:r>
+        <w:rPr>
+          <w:rFonts w:ascii="Arial" w:hAnsi="Arial" w:cs="Arial"/>
+          <w:sz w:val="28"/>
+          <w:szCs w:val="28"/>
+        </w:rPr>
+        <w:t>y after marine heatwave trials.</w:t>
+      </w:r>
+    </w:p>
+    <w:tbl>
+      <w:tblPr>
+        <w:tblStyle w:val="TableGrid"/>
+        <w:tblW w:w="0" w:type="auto"/>
+        <w:tblLook w:val="04A0" w:firstRow="1" w:lastRow="0" w:firstColumn="1" w:lastColumn="0" w:noHBand="0" w:noVBand="1"/>
+      </w:tblPr>
+      <w:tblGrid>
+        <w:gridCol w:w="1609"/>
+        <w:gridCol w:w="1072"/>
+        <w:gridCol w:w="1113"/>
+        <w:gridCol w:w="1141"/>
+        <w:gridCol w:w="1133"/>
+      </w:tblGrid>
+      <w:tr>
+        <w:tc>
+          <w:tcPr>
+            <w:tcW w:w="1609" w:type="dxa"/>
+          </w:tcPr>
+          <w:p>
+            <w:pPr>
+              <w:rPr>
+                <w:rFonts w:ascii="Arial" w:hAnsi="Arial" w:cs="Arial"/>
+              </w:rPr>
+            </w:pPr>
+            <w:r>
+              <w:rPr>
+                <w:rFonts w:ascii="Arial" w:hAnsi="Arial" w:cs="Arial"/>
+              </w:rPr>
+              <w:t>Pairwise Comparison</w:t>
+            </w:r>
+          </w:p>
+        </w:tc>
+        <w:tc>
+          <w:tcPr>
+            <w:tcW w:w="1072" w:type="dxa"/>
+          </w:tcPr>
+          <w:p>
+            <w:pPr>
+              <w:rPr>
+                <w:rFonts w:ascii="Arial" w:hAnsi="Arial" w:cs="Arial"/>
+              </w:rPr>
+            </w:pPr>
+            <w:r>
+              <w:rPr>
+                <w:rFonts w:ascii="Arial" w:hAnsi="Arial" w:cs="Arial"/>
+              </w:rPr>
+              <w:t>Estimate</w:t>
+            </w:r>
+          </w:p>
+        </w:tc>
+        <w:tc>
+          <w:tcPr>
+            <w:tcW w:w="1113" w:type="dxa"/>
+          </w:tcPr>
+          <w:p>
+            <w:pPr>
+              <w:rPr>
+                <w:rFonts w:ascii="Arial" w:hAnsi="Arial" w:cs="Arial"/>
+              </w:rPr>
+            </w:pPr>
+            <w:r>
+              <w:rPr>
+                <w:rFonts w:ascii="Arial" w:hAnsi="Arial" w:cs="Arial"/>
+              </w:rPr>
+              <w:t>SE</w:t>
+            </w:r>
+          </w:p>
+        </w:tc>
+        <w:tc>
+          <w:tcPr>
+            <w:tcW w:w="1141" w:type="dxa"/>
+          </w:tcPr>
+          <w:p>
+            <w:pPr>
+              <w:rPr>
+                <w:rFonts w:ascii="Arial" w:hAnsi="Arial" w:cs="Arial"/>
+              </w:rPr>
+            </w:pPr>
+            <w:proofErr w:type="spellStart"/>
+            <w:proofErr w:type="gramStart"/>
+            <w:r>
+              <w:rPr>
+                <w:rFonts w:ascii="Arial" w:hAnsi="Arial" w:cs="Arial"/>
+              </w:rPr>
+              <w:t>Z.ratio</w:t>
+            </w:r>
+            <w:proofErr w:type="spellEnd"/>
+            <w:proofErr w:type="gramEnd"/>
+          </w:p>
+        </w:tc>
+        <w:tc>
+          <w:tcPr>
+            <w:tcW w:w="1133" w:type="dxa"/>
+          </w:tcPr>
+          <w:p>
+            <w:pPr>
+              <w:rPr>
+                <w:rFonts w:ascii="Arial" w:hAnsi="Arial" w:cs="Arial"/>
+              </w:rPr>
+            </w:pPr>
+            <w:r>
+              <w:rPr>
+                <w:rFonts w:ascii="Arial" w:hAnsi="Arial" w:cs="Arial"/>
+              </w:rPr>
+              <w:t>p-value</w:t>
+            </w:r>
+          </w:p>
+        </w:tc>
+      </w:tr>
+      <w:tr>
+        <w:tc>
+          <w:tcPr>
+            <w:tcW w:w="1609" w:type="dxa"/>
+          </w:tcPr>
+          <w:p>
+            <w:pPr>
+              <w:rPr>
+                <w:rFonts w:ascii="Arial" w:hAnsi="Arial" w:cs="Arial"/>
+              </w:rPr>
+            </w:pPr>
+            <w:r>
+              <w:rPr>
+                <w:rFonts w:ascii="Arial" w:hAnsi="Arial" w:cs="Arial"/>
+              </w:rPr>
+              <w:t>15</w:t>
+            </w:r>
+            <w:r>
+              <w:rPr>
+                <w:rFonts w:ascii="Arial" w:hAnsi="Arial" w:cs="Arial"/>
+              </w:rPr>
+              <w:t>˚</w:t>
+            </w:r>
+            <w:r>
+              <w:rPr>
+                <w:rFonts w:ascii="Arial" w:hAnsi="Arial" w:cs="Arial"/>
+              </w:rPr>
+              <w:t>C v. 18</w:t>
+            </w:r>
+            <w:r>
+              <w:rPr>
+                <w:rFonts w:ascii="Arial" w:hAnsi="Arial" w:cs="Arial"/>
+              </w:rPr>
+              <w:t>˚C</w:t>
+            </w:r>
+          </w:p>
+        </w:tc>
+        <w:tc>
+          <w:tcPr>
+            <w:tcW w:w="1072" w:type="dxa"/>
+          </w:tcPr>
+          <w:p>
+            <w:pPr>
+              <w:rPr>
+                <w:rFonts w:ascii="Arial" w:hAnsi="Arial" w:cs="Arial"/>
+              </w:rPr>
+            </w:pPr>
+            <w:r>
+              <w:rPr>
+                <w:rFonts w:ascii="Arial" w:hAnsi="Arial" w:cs="Arial"/>
+              </w:rPr>
+              <w:t>-0.172</w:t>
+            </w:r>
+          </w:p>
+        </w:tc>
+        <w:tc>
+          <w:tcPr>
+            <w:tcW w:w="1113" w:type="dxa"/>
+          </w:tcPr>
+          <w:p>
+            <w:pPr>
+              <w:rPr>
+                <w:rFonts w:ascii="Arial" w:hAnsi="Arial" w:cs="Arial"/>
+              </w:rPr>
+            </w:pPr>
+            <w:r>
+              <w:rPr>
+                <w:rFonts w:ascii="Arial" w:hAnsi="Arial" w:cs="Arial"/>
+              </w:rPr>
+              <w:t>0.416</w:t>
+            </w:r>
+          </w:p>
+        </w:tc>
+        <w:tc>
+          <w:tcPr>
+            <w:tcW w:w="1141" w:type="dxa"/>
+          </w:tcPr>
+          <w:p>
+            <w:pPr>
+              <w:rPr>
+                <w:rFonts w:ascii="Arial" w:hAnsi="Arial" w:cs="Arial"/>
+              </w:rPr>
+            </w:pPr>
+            <w:r>
+              <w:rPr>
+                <w:rFonts w:ascii="Arial" w:hAnsi="Arial" w:cs="Arial"/>
+              </w:rPr>
+              <w:t>-0.414</w:t>
+            </w:r>
+          </w:p>
+        </w:tc>
+        <w:tc>
+          <w:tcPr>
+            <w:tcW w:w="1133" w:type="dxa"/>
+          </w:tcPr>
+          <w:p>
+            <w:pPr>
+              <w:rPr>
+                <w:rFonts w:ascii="Arial" w:hAnsi="Arial" w:cs="Arial"/>
+              </w:rPr>
+            </w:pPr>
+            <w:r>
+              <w:rPr>
+                <w:rFonts w:ascii="Arial" w:hAnsi="Arial" w:cs="Arial"/>
+              </w:rPr>
+              <w:t>0.6788</w:t>
+            </w:r>
+          </w:p>
+        </w:tc>
+      </w:tr>
+      <w:tr>
+        <w:tc>
+          <w:tcPr>
+            <w:tcW w:w="1609" w:type="dxa"/>
+          </w:tcPr>
+          <w:p>
+            <w:pPr>
+              <w:rPr>
+                <w:rFonts w:ascii="Arial" w:hAnsi="Arial" w:cs="Arial"/>
+              </w:rPr>
+            </w:pPr>
+            <w:r>
+              <w:rPr>
+                <w:rFonts w:ascii="Arial" w:hAnsi="Arial" w:cs="Arial"/>
+              </w:rPr>
+              <w:t xml:space="preserve">15˚C v. </w:t>
+            </w:r>
+            <w:r>
+              <w:rPr>
+                <w:rFonts w:ascii="Arial" w:hAnsi="Arial" w:cs="Arial"/>
+              </w:rPr>
+              <w:t>21</w:t>
+            </w:r>
+            <w:r>
+              <w:rPr>
+                <w:rFonts w:ascii="Arial" w:hAnsi="Arial" w:cs="Arial"/>
+              </w:rPr>
+              <w:t>˚C</w:t>
+            </w:r>
+          </w:p>
+        </w:tc>
+        <w:tc>
+          <w:tcPr>
+            <w:tcW w:w="1072" w:type="dxa"/>
+          </w:tcPr>
+          <w:p>
+            <w:pPr>
+              <w:rPr>
+                <w:rFonts w:ascii="Arial" w:hAnsi="Arial" w:cs="Arial"/>
+              </w:rPr>
+            </w:pPr>
+            <w:r>
+              <w:rPr>
+                <w:rFonts w:ascii="Arial" w:hAnsi="Arial" w:cs="Arial"/>
+              </w:rPr>
+              <w:t>0.326</w:t>
+            </w:r>
+          </w:p>
+        </w:tc>
+        <w:tc>
+          <w:tcPr>
+            <w:tcW w:w="1113" w:type="dxa"/>
+          </w:tcPr>
+          <w:p>
+            <w:pPr>
+              <w:rPr>
+                <w:rFonts w:ascii="Arial" w:hAnsi="Arial" w:cs="Arial"/>
+              </w:rPr>
+            </w:pPr>
+            <w:r>
+              <w:rPr>
+                <w:rFonts w:ascii="Arial" w:hAnsi="Arial" w:cs="Arial"/>
+              </w:rPr>
+              <w:t>0.470</w:t>
+            </w:r>
+          </w:p>
+        </w:tc>
+        <w:tc>
+          <w:tcPr>
+            <w:tcW w:w="1141" w:type="dxa"/>
+          </w:tcPr>
+          <w:p>
+            <w:pPr>
+              <w:rPr>
+                <w:rFonts w:ascii="Arial" w:hAnsi="Arial" w:cs="Arial"/>
+              </w:rPr>
+            </w:pPr>
+            <w:r>
+              <w:rPr>
+                <w:rFonts w:ascii="Arial" w:hAnsi="Arial" w:cs="Arial"/>
+              </w:rPr>
+              <w:t>0.694</w:t>
+            </w:r>
+          </w:p>
+        </w:tc>
+        <w:tc>
+          <w:tcPr>
+            <w:tcW w:w="1133" w:type="dxa"/>
+          </w:tcPr>
+          <w:p>
+            <w:pPr>
+              <w:rPr>
+                <w:rFonts w:ascii="Arial" w:hAnsi="Arial" w:cs="Arial"/>
+              </w:rPr>
+            </w:pPr>
+            <w:r>
+              <w:rPr>
+                <w:rFonts w:ascii="Arial" w:hAnsi="Arial" w:cs="Arial"/>
+              </w:rPr>
+              <w:t>0.4878</w:t>
+            </w:r>
+          </w:p>
+        </w:tc>
+      </w:tr>
+      <w:tr>
+        <w:tc>
+          <w:tcPr>
+            <w:tcW w:w="1609" w:type="dxa"/>
+          </w:tcPr>
+          <w:p>
+            <w:pPr>
+              <w:rPr>
+                <w:rFonts w:ascii="Arial" w:hAnsi="Arial" w:cs="Arial"/>
+              </w:rPr>
+            </w:pPr>
+            <w:r>
+              <w:rPr>
+                <w:rFonts w:ascii="Arial" w:hAnsi="Arial" w:cs="Arial"/>
+              </w:rPr>
+              <w:t xml:space="preserve">15˚C v. </w:t>
+            </w:r>
+            <w:r>
+              <w:rPr>
+                <w:rFonts w:ascii="Arial" w:hAnsi="Arial" w:cs="Arial"/>
+              </w:rPr>
+              <w:t>24</w:t>
+            </w:r>
+            <w:r>
+              <w:rPr>
+                <w:rFonts w:ascii="Arial" w:hAnsi="Arial" w:cs="Arial"/>
+              </w:rPr>
+              <w:t>˚C</w:t>
+            </w:r>
+          </w:p>
+        </w:tc>
+        <w:tc>
+          <w:tcPr>
+            <w:tcW w:w="1072" w:type="dxa"/>
+          </w:tcPr>
+          <w:p>
+            <w:pPr>
+              <w:rPr>
+                <w:rFonts w:ascii="Arial" w:hAnsi="Arial" w:cs="Arial"/>
+              </w:rPr>
+            </w:pPr>
+            <w:r>
+              <w:rPr>
+                <w:rFonts w:ascii="Arial" w:hAnsi="Arial" w:cs="Arial"/>
+              </w:rPr>
+              <w:t>-0.769</w:t>
+            </w:r>
+          </w:p>
+        </w:tc>
+        <w:tc>
+          <w:tcPr>
+            <w:tcW w:w="1113" w:type="dxa"/>
+          </w:tcPr>
+          <w:p>
+            <w:pPr>
+              <w:rPr>
+                <w:rFonts w:ascii="Arial" w:hAnsi="Arial" w:cs="Arial"/>
+              </w:rPr>
+            </w:pPr>
+            <w:r>
+              <w:rPr>
+                <w:rFonts w:ascii="Arial" w:hAnsi="Arial" w:cs="Arial"/>
+              </w:rPr>
+              <w:t>0.374</w:t>
+            </w:r>
+          </w:p>
+        </w:tc>
+        <w:tc>
+          <w:tcPr>
+            <w:tcW w:w="1141" w:type="dxa"/>
+          </w:tcPr>
+          <w:p>
+            <w:pPr>
+              <w:rPr>
+                <w:rFonts w:ascii="Arial" w:hAnsi="Arial" w:cs="Arial"/>
+              </w:rPr>
+            </w:pPr>
+            <w:r>
+              <w:rPr>
+                <w:rFonts w:ascii="Arial" w:hAnsi="Arial" w:cs="Arial"/>
+              </w:rPr>
+              <w:t>-2.058</w:t>
+            </w:r>
+          </w:p>
+        </w:tc>
+        <w:tc>
+          <w:tcPr>
+            <w:tcW w:w="1133" w:type="dxa"/>
+          </w:tcPr>
+          <w:p>
+            <w:pPr>
+              <w:rPr>
+                <w:rFonts w:ascii="Arial" w:hAnsi="Arial" w:cs="Arial"/>
+                <w:b/>
+                <w:bCs/>
+              </w:rPr>
+            </w:pPr>
+            <w:r>
+              <w:rPr>
+                <w:rFonts w:ascii="Arial" w:hAnsi="Arial" w:cs="Arial"/>
+                <w:b/>
+                <w:bCs/>
+              </w:rPr>
+              <w:t>0.0396</w:t>
+            </w:r>
+          </w:p>
+        </w:tc>
+      </w:tr>
+      <w:tr>
+        <w:tc>
+          <w:tcPr>
+            <w:tcW w:w="1609" w:type="dxa"/>
+          </w:tcPr>
+          <w:p>
+            <w:pPr>
+              <w:rPr>
+                <w:rFonts w:ascii="Arial" w:hAnsi="Arial" w:cs="Arial"/>
+              </w:rPr>
+            </w:pPr>
+            <w:r>
+              <w:rPr>
+                <w:rFonts w:ascii="Arial" w:hAnsi="Arial" w:cs="Arial"/>
+              </w:rPr>
+              <w:t>1</w:t>
+            </w:r>
+            <w:r>
+              <w:rPr>
+                <w:rFonts w:ascii="Arial" w:hAnsi="Arial" w:cs="Arial"/>
+              </w:rPr>
+              <w:t>8</w:t>
+            </w:r>
+            <w:r>
+              <w:rPr>
+                <w:rFonts w:ascii="Arial" w:hAnsi="Arial" w:cs="Arial"/>
+              </w:rPr>
+              <w:t xml:space="preserve">˚C v. </w:t>
+            </w:r>
+            <w:r>
+              <w:rPr>
+                <w:rFonts w:ascii="Arial" w:hAnsi="Arial" w:cs="Arial"/>
+              </w:rPr>
+              <w:t>2</w:t>
+            </w:r>
+            <w:r>
+              <w:rPr>
+                <w:rFonts w:ascii="Arial" w:hAnsi="Arial" w:cs="Arial"/>
+              </w:rPr>
+              <w:t>1˚C</w:t>
+            </w:r>
+          </w:p>
+        </w:tc>
+        <w:tc>
+          <w:tcPr>
+            <w:tcW w:w="1072" w:type="dxa"/>
+          </w:tcPr>
+          <w:p>
+            <w:pPr>
+              <w:rPr>
+                <w:rFonts w:ascii="Arial" w:hAnsi="Arial" w:cs="Arial"/>
+              </w:rPr>
+            </w:pPr>
+            <w:r>
+              <w:rPr>
+                <w:rFonts w:ascii="Arial" w:hAnsi="Arial" w:cs="Arial"/>
+              </w:rPr>
+              <w:t>0.498</w:t>
+            </w:r>
+          </w:p>
+        </w:tc>
+        <w:tc>
+          <w:tcPr>
+            <w:tcW w:w="1113" w:type="dxa"/>
+          </w:tcPr>
+          <w:p>
+            <w:pPr>
+              <w:rPr>
+                <w:rFonts w:ascii="Arial" w:hAnsi="Arial" w:cs="Arial"/>
+              </w:rPr>
+            </w:pPr>
+            <w:r>
+              <w:rPr>
+                <w:rFonts w:ascii="Arial" w:hAnsi="Arial" w:cs="Arial"/>
+              </w:rPr>
+              <w:t>0.455</w:t>
+            </w:r>
+          </w:p>
+        </w:tc>
+        <w:tc>
+          <w:tcPr>
+            <w:tcW w:w="1141" w:type="dxa"/>
+          </w:tcPr>
+          <w:p>
+            <w:pPr>
+              <w:rPr>
+                <w:rFonts w:ascii="Arial" w:hAnsi="Arial" w:cs="Arial"/>
+              </w:rPr>
+            </w:pPr>
+            <w:r>
+              <w:rPr>
+                <w:rFonts w:ascii="Arial" w:hAnsi="Arial" w:cs="Arial"/>
+              </w:rPr>
+              <w:t>1.095</w:t>
+            </w:r>
+          </w:p>
+        </w:tc>
+        <w:tc>
+          <w:tcPr>
+            <w:tcW w:w="1133" w:type="dxa"/>
+          </w:tcPr>
+          <w:p>
+            <w:pPr>
+              <w:rPr>
+                <w:rFonts w:ascii="Arial" w:hAnsi="Arial" w:cs="Arial"/>
+              </w:rPr>
+            </w:pPr>
+            <w:r>
+              <w:rPr>
+                <w:rFonts w:ascii="Arial" w:hAnsi="Arial" w:cs="Arial"/>
+              </w:rPr>
+              <w:t>0.2734</w:t>
+            </w:r>
+          </w:p>
+        </w:tc>
+      </w:tr>
+      <w:tr>
+        <w:tc>
+          <w:tcPr>
+            <w:tcW w:w="1609" w:type="dxa"/>
+          </w:tcPr>
+          <w:p>
+            <w:pPr>
+              <w:rPr>
+                <w:rFonts w:ascii="Arial" w:hAnsi="Arial" w:cs="Arial"/>
+              </w:rPr>
+            </w:pPr>
+            <w:r>
+              <w:rPr>
+                <w:rFonts w:ascii="Arial" w:hAnsi="Arial" w:cs="Arial"/>
+              </w:rPr>
+              <w:t>1</w:t>
+            </w:r>
+            <w:r>
+              <w:rPr>
+                <w:rFonts w:ascii="Arial" w:hAnsi="Arial" w:cs="Arial"/>
+              </w:rPr>
+              <w:t>8</w:t>
+            </w:r>
+            <w:r>
+              <w:rPr>
+                <w:rFonts w:ascii="Arial" w:hAnsi="Arial" w:cs="Arial"/>
+              </w:rPr>
+              <w:t xml:space="preserve">˚C v. </w:t>
+            </w:r>
+            <w:r>
+              <w:rPr>
+                <w:rFonts w:ascii="Arial" w:hAnsi="Arial" w:cs="Arial"/>
+              </w:rPr>
+              <w:t>24</w:t>
+            </w:r>
+            <w:r>
+              <w:rPr>
+                <w:rFonts w:ascii="Arial" w:hAnsi="Arial" w:cs="Arial"/>
+              </w:rPr>
+              <w:t>˚C</w:t>
+            </w:r>
+          </w:p>
+        </w:tc>
+        <w:tc>
+          <w:tcPr>
+            <w:tcW w:w="1072" w:type="dxa"/>
+          </w:tcPr>
+          <w:p>
+            <w:pPr>
+              <w:rPr>
+                <w:rFonts w:ascii="Arial" w:hAnsi="Arial" w:cs="Arial"/>
+              </w:rPr>
+            </w:pPr>
+            <w:r>
+              <w:rPr>
+                <w:rFonts w:ascii="Arial" w:hAnsi="Arial" w:cs="Arial"/>
+              </w:rPr>
+              <w:t>-0.597</w:t>
+            </w:r>
+          </w:p>
+        </w:tc>
+        <w:tc>
+          <w:tcPr>
+            <w:tcW w:w="1113" w:type="dxa"/>
+          </w:tcPr>
+          <w:p>
+            <w:pPr>
+              <w:rPr>
+                <w:rFonts w:ascii="Arial" w:hAnsi="Arial" w:cs="Arial"/>
+              </w:rPr>
+            </w:pPr>
+            <w:r>
+              <w:rPr>
+                <w:rFonts w:ascii="Arial" w:hAnsi="Arial" w:cs="Arial"/>
+              </w:rPr>
+              <w:t>0.354</w:t>
+            </w:r>
+          </w:p>
+        </w:tc>
+        <w:tc>
+          <w:tcPr>
+            <w:tcW w:w="1141" w:type="dxa"/>
+          </w:tcPr>
+          <w:p>
+            <w:pPr>
+              <w:rPr>
+                <w:rFonts w:ascii="Arial" w:hAnsi="Arial" w:cs="Arial"/>
+              </w:rPr>
+            </w:pPr>
+            <w:r>
+              <w:rPr>
+                <w:rFonts w:ascii="Arial" w:hAnsi="Arial" w:cs="Arial"/>
+              </w:rPr>
+              <w:t>-1.683</w:t>
+            </w:r>
+          </w:p>
+        </w:tc>
+        <w:tc>
+          <w:tcPr>
+            <w:tcW w:w="1133" w:type="dxa"/>
+          </w:tcPr>
+          <w:p>
+            <w:pPr>
+              <w:rPr>
+                <w:rFonts w:ascii="Arial" w:hAnsi="Arial" w:cs="Arial"/>
+              </w:rPr>
+            </w:pPr>
+            <w:r>
+              <w:rPr>
+                <w:rFonts w:ascii="Arial" w:hAnsi="Arial" w:cs="Arial"/>
+              </w:rPr>
+              <w:t>0.0923</w:t>
+            </w:r>
+          </w:p>
+        </w:tc>
+      </w:tr>
+      <w:tr>
+        <w:tc>
+          <w:tcPr>
+            <w:tcW w:w="1609" w:type="dxa"/>
+          </w:tcPr>
+          <w:p>
+            <w:pPr>
+              <w:rPr>
+                <w:rFonts w:ascii="Arial" w:hAnsi="Arial" w:cs="Arial"/>
+              </w:rPr>
+            </w:pPr>
+            <w:r>
+              <w:rPr>
+                <w:rFonts w:ascii="Arial" w:hAnsi="Arial" w:cs="Arial"/>
+              </w:rPr>
+              <w:t>21</w:t>
+            </w:r>
+            <w:r>
+              <w:rPr>
+                <w:rFonts w:ascii="Arial" w:hAnsi="Arial" w:cs="Arial"/>
+              </w:rPr>
+              <w:t xml:space="preserve">˚C v. </w:t>
+            </w:r>
+            <w:r>
+              <w:rPr>
+                <w:rFonts w:ascii="Arial" w:hAnsi="Arial" w:cs="Arial"/>
+              </w:rPr>
+              <w:t>24</w:t>
+            </w:r>
+            <w:r>
+              <w:rPr>
+                <w:rFonts w:ascii="Arial" w:hAnsi="Arial" w:cs="Arial"/>
+              </w:rPr>
+              <w:t>˚C</w:t>
+            </w:r>
+          </w:p>
+        </w:tc>
+        <w:tc>
+          <w:tcPr>
+            <w:tcW w:w="1072" w:type="dxa"/>
+          </w:tcPr>
+          <w:p>
+            <w:pPr>
+              <w:rPr>
+                <w:rFonts w:ascii="Arial" w:hAnsi="Arial" w:cs="Arial"/>
+              </w:rPr>
+            </w:pPr>
+            <w:r>
+              <w:rPr>
+                <w:rFonts w:ascii="Arial" w:hAnsi="Arial" w:cs="Arial"/>
+              </w:rPr>
+              <w:t>-1.095</w:t>
+            </w:r>
+          </w:p>
+        </w:tc>
+        <w:tc>
+          <w:tcPr>
+            <w:tcW w:w="1113" w:type="dxa"/>
+          </w:tcPr>
+          <w:p>
+            <w:pPr>
+              <w:rPr>
+                <w:rFonts w:ascii="Arial" w:hAnsi="Arial" w:cs="Arial"/>
+              </w:rPr>
+            </w:pPr>
+            <w:r>
+              <w:rPr>
+                <w:rFonts w:ascii="Arial" w:hAnsi="Arial" w:cs="Arial"/>
+              </w:rPr>
+              <w:t>0.417</w:t>
+            </w:r>
+          </w:p>
+        </w:tc>
+        <w:tc>
+          <w:tcPr>
+            <w:tcW w:w="1141" w:type="dxa"/>
+          </w:tcPr>
+          <w:p>
+            <w:pPr>
+              <w:rPr>
+                <w:rFonts w:ascii="Arial" w:hAnsi="Arial" w:cs="Arial"/>
+              </w:rPr>
+            </w:pPr>
+            <w:r>
+              <w:rPr>
+                <w:rFonts w:ascii="Arial" w:hAnsi="Arial" w:cs="Arial"/>
+              </w:rPr>
+              <w:t>-2.628</w:t>
+            </w:r>
+          </w:p>
+        </w:tc>
+        <w:tc>
+          <w:tcPr>
+            <w:tcW w:w="1133" w:type="dxa"/>
+          </w:tcPr>
+          <w:p>
+            <w:pPr>
+              <w:rPr>
+                <w:rFonts w:ascii="Arial" w:hAnsi="Arial" w:cs="Arial"/>
+                <w:b/>
+                <w:bCs/>
+              </w:rPr>
+            </w:pPr>
+            <w:r>
+              <w:rPr>
+                <w:rFonts w:ascii="Arial" w:hAnsi="Arial" w:cs="Arial"/>
+                <w:b/>
+                <w:bCs/>
+              </w:rPr>
+              <w:t>0.0086</w:t>
+            </w:r>
+          </w:p>
+        </w:tc>
+      </w:tr>
+    </w:tbl>
+    <w:p/>
     <w:sectPr>
       <w:pgSz w:w="12240" w:h="15840"/>
       <w:pgMar w:top="1440" w:right="1440" w:bottom="1440" w:left="1440" w:header="720" w:footer="720" w:gutter="0"/>
@@ -6285,6 +7926,59 @@
       <w:shd w:val="clear" w:color="auto" w:fill="E1DFDD"/>
     </w:rPr>
   </w:style>
+  <w:style w:type="paragraph" w:styleId="HTMLPreformatted">
+    <w:name w:val="HTML Preformatted"/>
+    <w:basedOn w:val="Normal"/>
+    <w:link w:val="HTMLPreformattedChar"/>
+    <w:uiPriority w:val="99"/>
+    <w:semiHidden/>
+    <w:unhideWhenUsed/>
+    <w:rsid w:val="006350FF"/>
+    <w:pPr>
+      <w:tabs>
+        <w:tab w:val="left" w:pos="916"/>
+        <w:tab w:val="left" w:pos="1832"/>
+        <w:tab w:val="left" w:pos="2748"/>
+        <w:tab w:val="left" w:pos="3664"/>
+        <w:tab w:val="left" w:pos="4580"/>
+        <w:tab w:val="left" w:pos="5496"/>
+        <w:tab w:val="left" w:pos="6412"/>
+        <w:tab w:val="left" w:pos="7328"/>
+        <w:tab w:val="left" w:pos="8244"/>
+        <w:tab w:val="left" w:pos="9160"/>
+        <w:tab w:val="left" w:pos="10076"/>
+        <w:tab w:val="left" w:pos="10992"/>
+        <w:tab w:val="left" w:pos="11908"/>
+        <w:tab w:val="left" w:pos="12824"/>
+        <w:tab w:val="left" w:pos="13740"/>
+        <w:tab w:val="left" w:pos="14656"/>
+      </w:tabs>
+      <w:spacing w:after="0" w:line="240" w:lineRule="auto"/>
+    </w:pPr>
+    <w:rPr>
+      <w:rFonts w:ascii="Courier New" w:eastAsia="Times New Roman" w:hAnsi="Courier New" w:cs="Courier New"/>
+      <w:sz w:val="20"/>
+      <w:szCs w:val="20"/>
+    </w:rPr>
+  </w:style>
+  <w:style w:type="character" w:customStyle="1" w:styleId="HTMLPreformattedChar">
+    <w:name w:val="HTML Preformatted Char"/>
+    <w:basedOn w:val="DefaultParagraphFont"/>
+    <w:link w:val="HTMLPreformatted"/>
+    <w:uiPriority w:val="99"/>
+    <w:semiHidden/>
+    <w:rsid w:val="006350FF"/>
+    <w:rPr>
+      <w:rFonts w:ascii="Courier New" w:eastAsia="Times New Roman" w:hAnsi="Courier New" w:cs="Courier New"/>
+      <w:sz w:val="20"/>
+      <w:szCs w:val="20"/>
+    </w:rPr>
+  </w:style>
+  <w:style w:type="character" w:customStyle="1" w:styleId="gnd-iwgdh3b">
+    <w:name w:val="gnd-iwgdh3b"/>
+    <w:basedOn w:val="DefaultParagraphFont"/>
+    <w:rsid w:val="006350FF"/>
+  </w:style>
 </w:styles>
 </file>
 

--- a/writing/Chapter 1.docx
+++ b/writing/Chapter 1.docx
@@ -46,18 +46,8 @@
           <w:sz w:val="28"/>
           <w:szCs w:val="28"/>
         </w:rPr>
-        <w:t xml:space="preserve"> benefit oysters experiencing an acute </w:t>
-      </w:r>
-      <w:proofErr w:type="gramStart"/>
-      <w:r>
-        <w:rPr>
-          <w:rFonts w:ascii="Arial" w:hAnsi="Arial" w:cs="Arial"/>
-          <w:sz w:val="28"/>
-          <w:szCs w:val="28"/>
-        </w:rPr>
-        <w:t>heatwave</w:t>
-      </w:r>
-      <w:proofErr w:type="gramEnd"/>
+        <w:t xml:space="preserve"> benefit oysters experiencing an acute heatwave</w:t>
+      </w:r>
     </w:p>
     <w:p>
       <w:pPr>
@@ -182,21 +172,7 @@
           <w:rFonts w:ascii="Arial" w:hAnsi="Arial" w:cs="Arial"/>
         </w:rPr>
         <w:tab/>
-        <w:t xml:space="preserve">Thus, we explored the effects of </w:t>
-      </w:r>
-      <w:proofErr w:type="gramStart"/>
-      <w:r>
-        <w:rPr>
-          <w:rFonts w:ascii="Arial" w:hAnsi="Arial" w:cs="Arial"/>
-        </w:rPr>
-        <w:t>an</w:t>
-      </w:r>
-      <w:proofErr w:type="gramEnd"/>
-      <w:r>
-        <w:rPr>
-          <w:rFonts w:ascii="Arial" w:hAnsi="Arial" w:cs="Arial"/>
-        </w:rPr>
-        <w:t xml:space="preserve"> simulated acute heatwave following tidal and thermal hardening on three commercially farmed oyster species.</w:t>
+        <w:t>Thus, we explored the effects of an simulated acute heatwave following tidal and thermal hardening on three commercially farmed oyster species.</w:t>
       </w:r>
     </w:p>
     <w:p>
@@ -261,18 +237,8 @@
           <w:i/>
           <w:iCs/>
         </w:rPr>
-        <w:t xml:space="preserve">Ostrea </w:t>
-      </w:r>
-      <w:proofErr w:type="spellStart"/>
-      <w:r>
-        <w:rPr>
-          <w:rFonts w:ascii="Arial" w:hAnsi="Arial" w:cs="Arial"/>
-          <w:i/>
-          <w:iCs/>
-        </w:rPr>
-        <w:t>lurida</w:t>
-      </w:r>
-      <w:proofErr w:type="spellEnd"/>
+        <w:t>Ostrea lurida</w:t>
+      </w:r>
       <w:r>
         <w:rPr>
           <w:rFonts w:ascii="Arial" w:hAnsi="Arial" w:cs="Arial"/>
@@ -299,18 +265,8 @@
           <w:i/>
           <w:iCs/>
         </w:rPr>
-        <w:t xml:space="preserve">Crassostrea </w:t>
-      </w:r>
-      <w:proofErr w:type="spellStart"/>
-      <w:r>
-        <w:rPr>
-          <w:rFonts w:ascii="Arial" w:hAnsi="Arial" w:cs="Arial"/>
-          <w:i/>
-          <w:iCs/>
-        </w:rPr>
-        <w:t>sikamea</w:t>
-      </w:r>
-      <w:proofErr w:type="spellEnd"/>
+        <w:t>Crassostrea sikamea</w:t>
+      </w:r>
       <w:r>
         <w:rPr>
           <w:rFonts w:ascii="Arial" w:hAnsi="Arial" w:cs="Arial"/>
@@ -331,7 +287,6 @@
           <w:rFonts w:ascii="Arial" w:hAnsi="Arial" w:cs="Arial"/>
         </w:rPr>
       </w:pPr>
-      <w:proofErr w:type="spellStart"/>
       <w:r>
         <w:rPr>
           <w:rFonts w:ascii="Arial" w:hAnsi="Arial" w:cs="Arial"/>
@@ -348,7 +303,6 @@
         </w:rPr>
         <w:t>agallana</w:t>
       </w:r>
-      <w:proofErr w:type="spellEnd"/>
       <w:r>
         <w:rPr>
           <w:rFonts w:ascii="Arial" w:hAnsi="Arial" w:cs="Arial"/>
@@ -665,19 +619,8 @@
           <w:iCs/>
           <w:color w:val="7030A0"/>
         </w:rPr>
-        <w:t xml:space="preserve">O. </w:t>
-      </w:r>
-      <w:proofErr w:type="spellStart"/>
-      <w:r>
-        <w:rPr>
-          <w:rFonts w:ascii="Arial" w:hAnsi="Arial" w:cs="Arial"/>
-          <w:i/>
-          <w:iCs/>
-          <w:color w:val="7030A0"/>
-        </w:rPr>
-        <w:t>lurida</w:t>
-      </w:r>
-      <w:proofErr w:type="spellEnd"/>
+        <w:t>O. lurida</w:t>
+      </w:r>
       <w:r>
         <w:rPr>
           <w:rFonts w:ascii="Arial" w:hAnsi="Arial" w:cs="Arial"/>
@@ -816,9 +759,74 @@
           <w:iCs/>
           <w:color w:val="7030A0"/>
         </w:rPr>
-        <w:t xml:space="preserve">O. </w:t>
-      </w:r>
-      <w:proofErr w:type="spellStart"/>
+        <w:t>O. lurida</w:t>
+      </w:r>
+      <w:r>
+        <w:rPr>
+          <w:rFonts w:ascii="Arial" w:hAnsi="Arial" w:cs="Arial"/>
+          <w:color w:val="7030A0"/>
+        </w:rPr>
+        <w:t xml:space="preserve"> sample</w:t>
+      </w:r>
+      <w:r>
+        <w:rPr>
+          <w:rFonts w:ascii="Arial" w:hAnsi="Arial" w:cs="Arial"/>
+          <w:color w:val="7030A0"/>
+        </w:rPr>
+        <w:t>s were lost during stress hardening and 16 more died during the marine heatwave trial.</w:t>
+      </w:r>
+      <w:r>
+        <w:t xml:space="preserve"> </w:t>
+      </w:r>
+      <w:r>
+        <w:rPr>
+          <w:rFonts w:ascii="Arial" w:hAnsi="Arial" w:cs="Arial"/>
+          <w:color w:val="7030A0"/>
+        </w:rPr>
+        <w:t>S</w:t>
+      </w:r>
+      <w:r>
+        <w:rPr>
+          <w:rFonts w:ascii="Arial" w:hAnsi="Arial" w:cs="Arial"/>
+          <w:color w:val="7030A0"/>
+        </w:rPr>
+        <w:t>tress hardening temperature</w:t>
+      </w:r>
+      <w:r>
+        <w:rPr>
+          <w:rFonts w:ascii="Arial" w:hAnsi="Arial" w:cs="Arial"/>
+          <w:color w:val="7030A0"/>
+        </w:rPr>
+        <w:t xml:space="preserve"> </w:t>
+      </w:r>
+      <w:r>
+        <w:rPr>
+          <w:rFonts w:ascii="Arial" w:hAnsi="Arial" w:cs="Arial"/>
+          <w:color w:val="7030A0"/>
+        </w:rPr>
+        <w:t>and tide</w:t>
+      </w:r>
+      <w:r>
+        <w:rPr>
+          <w:rFonts w:ascii="Arial" w:hAnsi="Arial" w:cs="Arial"/>
+          <w:color w:val="7030A0"/>
+        </w:rPr>
+        <w:t xml:space="preserve"> </w:t>
+      </w:r>
+      <w:r>
+        <w:rPr>
+          <w:rFonts w:ascii="Arial" w:hAnsi="Arial" w:cs="Arial"/>
+          <w:color w:val="7030A0"/>
+        </w:rPr>
+        <w:t>did not impact mortality during the stress hardening phase or after the marine heatwave</w:t>
+      </w:r>
+      <w:r>
+        <w:rPr>
+          <w:rFonts w:ascii="Arial" w:hAnsi="Arial" w:cs="Arial"/>
+          <w:color w:val="7030A0"/>
+        </w:rPr>
+        <w:t xml:space="preserve"> (</w:t>
+      </w:r>
       <w:r>
         <w:rPr>
           <w:rFonts w:ascii="Arial" w:hAnsi="Arial" w:cs="Arial"/>
@@ -826,74 +834,51 @@
           <w:iCs/>
           <w:color w:val="7030A0"/>
         </w:rPr>
-        <w:t>lurida</w:t>
-      </w:r>
-      <w:proofErr w:type="spellEnd"/>
-      <w:r>
-        <w:rPr>
-          <w:rFonts w:ascii="Arial" w:hAnsi="Arial" w:cs="Arial"/>
-          <w:color w:val="7030A0"/>
-        </w:rPr>
-        <w:t xml:space="preserve"> sample</w:t>
-      </w:r>
-      <w:r>
-        <w:rPr>
-          <w:rFonts w:ascii="Arial" w:hAnsi="Arial" w:cs="Arial"/>
-          <w:color w:val="7030A0"/>
-        </w:rPr>
-        <w:t>s were lost during stress hardening and 16 more died during the marine heatwave trial.</w:t>
-      </w:r>
-      <w:r>
-        <w:t xml:space="preserve"> </w:t>
-      </w:r>
-      <w:r>
-        <w:rPr>
-          <w:rFonts w:ascii="Arial" w:hAnsi="Arial" w:cs="Arial"/>
-          <w:color w:val="7030A0"/>
-        </w:rPr>
-        <w:t>S</w:t>
-      </w:r>
-      <w:r>
-        <w:rPr>
-          <w:rFonts w:ascii="Arial" w:hAnsi="Arial" w:cs="Arial"/>
-          <w:color w:val="7030A0"/>
-        </w:rPr>
-        <w:t>tress hardening temperature</w:t>
-      </w:r>
-      <w:r>
-        <w:rPr>
-          <w:rFonts w:ascii="Arial" w:hAnsi="Arial" w:cs="Arial"/>
-          <w:color w:val="7030A0"/>
-        </w:rPr>
-        <w:t xml:space="preserve"> </w:t>
-      </w:r>
-      <w:r>
-        <w:rPr>
-          <w:rFonts w:ascii="Arial" w:hAnsi="Arial" w:cs="Arial"/>
-          <w:color w:val="7030A0"/>
-        </w:rPr>
-        <w:t>and tide</w:t>
-      </w:r>
-      <w:r>
-        <w:rPr>
-          <w:rFonts w:ascii="Arial" w:hAnsi="Arial" w:cs="Arial"/>
-          <w:color w:val="7030A0"/>
-        </w:rPr>
-        <w:t xml:space="preserve"> </w:t>
-      </w:r>
-      <w:r>
-        <w:rPr>
-          <w:rFonts w:ascii="Arial" w:hAnsi="Arial" w:cs="Arial"/>
-          <w:color w:val="7030A0"/>
-        </w:rPr>
-        <w:t>did not impact mortality during the stress hardening phase or after the marine heatwave</w:t>
-      </w:r>
-      <w:r>
-        <w:rPr>
-          <w:rFonts w:ascii="Arial" w:hAnsi="Arial" w:cs="Arial"/>
-          <w:color w:val="7030A0"/>
-        </w:rPr>
-        <w:t xml:space="preserve"> (</w:t>
+        <w:t>P</w:t>
+      </w:r>
+      <w:r>
+        <w:rPr>
+          <w:rFonts w:ascii="Arial" w:hAnsi="Arial" w:cs="Arial"/>
+          <w:color w:val="7030A0"/>
+        </w:rPr>
+        <w:t xml:space="preserve"> &gt; 0.05, Table </w:t>
+      </w:r>
+      <w:r>
+        <w:rPr>
+          <w:rFonts w:ascii="Arial" w:hAnsi="Arial" w:cs="Arial"/>
+          <w:b/>
+          <w:bCs/>
+          <w:color w:val="7030A0"/>
+        </w:rPr>
+        <w:t>MORTALITY</w:t>
+      </w:r>
+      <w:r>
+        <w:rPr>
+          <w:rFonts w:ascii="Arial" w:hAnsi="Arial" w:cs="Arial"/>
+          <w:color w:val="7030A0"/>
+        </w:rPr>
+        <w:t>)</w:t>
+      </w:r>
+      <w:r>
+        <w:rPr>
+          <w:rFonts w:ascii="Arial" w:hAnsi="Arial" w:cs="Arial"/>
+          <w:color w:val="7030A0"/>
+        </w:rPr>
+        <w:t>, nor did these factors or</w:t>
+      </w:r>
+      <w:r>
+        <w:rPr>
+          <w:rFonts w:ascii="Arial" w:hAnsi="Arial" w:cs="Arial"/>
+          <w:color w:val="7030A0"/>
+        </w:rPr>
+        <w:t xml:space="preserve"> marine heatwave temperature did not impact mortality </w:t>
+      </w:r>
+      <w:r>
+        <w:rPr>
+          <w:rFonts w:ascii="Arial" w:hAnsi="Arial" w:cs="Arial"/>
+          <w:color w:val="7030A0"/>
+        </w:rPr>
+        <w:t>(</w:t>
       </w:r>
       <w:r>
         <w:rPr>
@@ -932,21 +917,42 @@
           <w:rFonts w:ascii="Arial" w:hAnsi="Arial" w:cs="Arial"/>
           <w:color w:val="7030A0"/>
         </w:rPr>
-        <w:t>, nor did these factors or</w:t>
-      </w:r>
-      <w:r>
-        <w:rPr>
-          <w:rFonts w:ascii="Arial" w:hAnsi="Arial" w:cs="Arial"/>
-          <w:color w:val="7030A0"/>
-        </w:rPr>
-        <w:t xml:space="preserve"> marine heatwave temperature did not impact mortality </w:t>
-      </w:r>
-      <w:r>
-        <w:rPr>
-          <w:rFonts w:ascii="Arial" w:hAnsi="Arial" w:cs="Arial"/>
-          <w:color w:val="7030A0"/>
-        </w:rPr>
-        <w:t>(</w:t>
+        <w:t>.</w:t>
+      </w:r>
+      <w:r>
+        <w:rPr>
+          <w:rFonts w:ascii="Arial" w:hAnsi="Arial" w:cs="Arial"/>
+          <w:color w:val="7030A0"/>
+        </w:rPr>
+        <w:t xml:space="preserve"> However, </w:t>
+      </w:r>
+      <w:r>
+        <w:rPr>
+          <w:rFonts w:ascii="Arial" w:hAnsi="Arial" w:cs="Arial"/>
+          <w:color w:val="7030A0"/>
+        </w:rPr>
+        <w:t xml:space="preserve">stress hardening temperature </w:t>
+      </w:r>
+      <w:r>
+        <w:rPr>
+          <w:rFonts w:ascii="Arial" w:hAnsi="Arial" w:cs="Arial"/>
+          <w:color w:val="7030A0"/>
+        </w:rPr>
+        <w:t xml:space="preserve">and tide impacted </w:t>
+      </w:r>
+      <w:r>
+        <w:rPr>
+          <w:rFonts w:ascii="Arial" w:hAnsi="Arial" w:cs="Arial"/>
+          <w:color w:val="7030A0"/>
+        </w:rPr>
+        <w:t>mortality</w:t>
+      </w:r>
+      <w:r>
+        <w:rPr>
+          <w:rFonts w:ascii="Arial" w:hAnsi="Arial" w:cs="Arial"/>
+          <w:color w:val="7030A0"/>
+        </w:rPr>
+        <w:t xml:space="preserve"> (</w:t>
       </w:r>
       <w:r>
         <w:rPr>
@@ -962,7 +968,35 @@
           <w:rFonts w:ascii="Arial" w:hAnsi="Arial" w:cs="Arial"/>
           <w:color w:val="7030A0"/>
         </w:rPr>
-        <w:t xml:space="preserve"> &gt; 0.05, Table </w:t>
+        <w:t xml:space="preserve"> </w:t>
+      </w:r>
+      <w:r>
+        <w:rPr>
+          <w:rFonts w:ascii="Arial" w:hAnsi="Arial" w:cs="Arial"/>
+          <w:color w:val="7030A0"/>
+        </w:rPr>
+        <w:t>&lt;</w:t>
+      </w:r>
+      <w:r>
+        <w:rPr>
+          <w:rFonts w:ascii="Arial" w:hAnsi="Arial" w:cs="Arial"/>
+          <w:color w:val="7030A0"/>
+        </w:rPr>
+        <w:t xml:space="preserve"> 0.0</w:t>
+      </w:r>
+      <w:r>
+        <w:rPr>
+          <w:rFonts w:ascii="Arial" w:hAnsi="Arial" w:cs="Arial"/>
+          <w:color w:val="7030A0"/>
+        </w:rPr>
+        <w:t>1</w:t>
+      </w:r>
+      <w:r>
+        <w:rPr>
+          <w:rFonts w:ascii="Arial" w:hAnsi="Arial" w:cs="Arial"/>
+          <w:color w:val="7030A0"/>
+        </w:rPr>
+        <w:t xml:space="preserve">, Table </w:t>
       </w:r>
       <w:r>
         <w:rPr>
@@ -985,108 +1019,6 @@
           <w:rFonts w:ascii="Arial" w:hAnsi="Arial" w:cs="Arial"/>
           <w:color w:val="7030A0"/>
         </w:rPr>
-        <w:t>.</w:t>
-      </w:r>
-      <w:r>
-        <w:rPr>
-          <w:rFonts w:ascii="Arial" w:hAnsi="Arial" w:cs="Arial"/>
-          <w:color w:val="7030A0"/>
-        </w:rPr>
-        <w:t xml:space="preserve"> However, </w:t>
-      </w:r>
-      <w:r>
-        <w:rPr>
-          <w:rFonts w:ascii="Arial" w:hAnsi="Arial" w:cs="Arial"/>
-          <w:color w:val="7030A0"/>
-        </w:rPr>
-        <w:t xml:space="preserve">stress hardening temperature </w:t>
-      </w:r>
-      <w:r>
-        <w:rPr>
-          <w:rFonts w:ascii="Arial" w:hAnsi="Arial" w:cs="Arial"/>
-          <w:color w:val="7030A0"/>
-        </w:rPr>
-        <w:t xml:space="preserve">and tide impacted </w:t>
-      </w:r>
-      <w:r>
-        <w:rPr>
-          <w:rFonts w:ascii="Arial" w:hAnsi="Arial" w:cs="Arial"/>
-          <w:color w:val="7030A0"/>
-        </w:rPr>
-        <w:t>mortality</w:t>
-      </w:r>
-      <w:r>
-        <w:rPr>
-          <w:rFonts w:ascii="Arial" w:hAnsi="Arial" w:cs="Arial"/>
-          <w:color w:val="7030A0"/>
-        </w:rPr>
-        <w:t xml:space="preserve"> (</w:t>
-      </w:r>
-      <w:r>
-        <w:rPr>
-          <w:rFonts w:ascii="Arial" w:hAnsi="Arial" w:cs="Arial"/>
-          <w:i/>
-          <w:iCs/>
-          <w:color w:val="7030A0"/>
-        </w:rPr>
-        <w:t>P</w:t>
-      </w:r>
-      <w:r>
-        <w:rPr>
-          <w:rFonts w:ascii="Arial" w:hAnsi="Arial" w:cs="Arial"/>
-          <w:color w:val="7030A0"/>
-        </w:rPr>
-        <w:t xml:space="preserve"> </w:t>
-      </w:r>
-      <w:r>
-        <w:rPr>
-          <w:rFonts w:ascii="Arial" w:hAnsi="Arial" w:cs="Arial"/>
-          <w:color w:val="7030A0"/>
-        </w:rPr>
-        <w:t>&lt;</w:t>
-      </w:r>
-      <w:r>
-        <w:rPr>
-          <w:rFonts w:ascii="Arial" w:hAnsi="Arial" w:cs="Arial"/>
-          <w:color w:val="7030A0"/>
-        </w:rPr>
-        <w:t xml:space="preserve"> 0.0</w:t>
-      </w:r>
-      <w:r>
-        <w:rPr>
-          <w:rFonts w:ascii="Arial" w:hAnsi="Arial" w:cs="Arial"/>
-          <w:color w:val="7030A0"/>
-        </w:rPr>
-        <w:t>1</w:t>
-      </w:r>
-      <w:r>
-        <w:rPr>
-          <w:rFonts w:ascii="Arial" w:hAnsi="Arial" w:cs="Arial"/>
-          <w:color w:val="7030A0"/>
-        </w:rPr>
-        <w:t xml:space="preserve">, Table </w:t>
-      </w:r>
-      <w:r>
-        <w:rPr>
-          <w:rFonts w:ascii="Arial" w:hAnsi="Arial" w:cs="Arial"/>
-          <w:b/>
-          <w:bCs/>
-          <w:color w:val="7030A0"/>
-        </w:rPr>
-        <w:t>MORTALITY</w:t>
-      </w:r>
-      <w:r>
-        <w:rPr>
-          <w:rFonts w:ascii="Arial" w:hAnsi="Arial" w:cs="Arial"/>
-          <w:color w:val="7030A0"/>
-        </w:rPr>
-        <w:t>)</w:t>
-      </w:r>
-      <w:r>
-        <w:rPr>
-          <w:rFonts w:ascii="Arial" w:hAnsi="Arial" w:cs="Arial"/>
-          <w:color w:val="7030A0"/>
-        </w:rPr>
         <w:t xml:space="preserve"> with </w:t>
       </w:r>
       <w:r>
@@ -1094,23 +1026,7 @@
           <w:rFonts w:ascii="Arial" w:hAnsi="Arial" w:cs="Arial"/>
           <w:color w:val="7030A0"/>
         </w:rPr>
-        <w:t xml:space="preserve">all oysters that experienced a tidal regime during stress hardening dying during </w:t>
-      </w:r>
-      <w:proofErr w:type="spellStart"/>
-      <w:r>
-        <w:rPr>
-          <w:rFonts w:ascii="Arial" w:hAnsi="Arial" w:cs="Arial"/>
-          <w:color w:val="7030A0"/>
-        </w:rPr>
-        <w:t>outplanting</w:t>
-      </w:r>
-      <w:proofErr w:type="spellEnd"/>
-      <w:r>
-        <w:rPr>
-          <w:rFonts w:ascii="Arial" w:hAnsi="Arial" w:cs="Arial"/>
-          <w:color w:val="7030A0"/>
-        </w:rPr>
-        <w:t xml:space="preserve">. Individuals that were fully submerged at 15˚C </w:t>
+        <w:t xml:space="preserve">all oysters that experienced a tidal regime during stress hardening dying during outplanting. Individuals that were fully submerged at 15˚C </w:t>
       </w:r>
       <w:r>
         <w:rPr>
@@ -1156,19 +1072,8 @@
           <w:iCs/>
           <w:color w:val="7030A0"/>
         </w:rPr>
-        <w:t xml:space="preserve">C. </w:t>
-      </w:r>
-      <w:proofErr w:type="spellStart"/>
-      <w:r>
-        <w:rPr>
-          <w:rFonts w:ascii="Arial" w:hAnsi="Arial" w:cs="Arial"/>
-          <w:i/>
-          <w:iCs/>
-          <w:color w:val="7030A0"/>
-        </w:rPr>
-        <w:t>sikamea</w:t>
-      </w:r>
-      <w:proofErr w:type="spellEnd"/>
+        <w:t>C. sikamea</w:t>
+      </w:r>
       <w:r>
         <w:rPr>
           <w:rFonts w:ascii="Arial" w:hAnsi="Arial" w:cs="Arial"/>
@@ -1609,7 +1514,166 @@
           <w:rFonts w:ascii="Arial" w:hAnsi="Arial" w:cs="Arial"/>
           <w:color w:val="7030A0"/>
         </w:rPr>
-        <w:t>, all oysters survived the stress hardening phase, but 10 oysters perished during the marine heatwave trials.</w:t>
+        <w:t>, all oysters survived the stress hardening phase</w:t>
+      </w:r>
+      <w:r>
+        <w:rPr>
+          <w:rFonts w:ascii="Arial" w:hAnsi="Arial" w:cs="Arial"/>
+          <w:color w:val="7030A0"/>
+        </w:rPr>
+        <w:t xml:space="preserve"> and only</w:t>
+      </w:r>
+      <w:r>
+        <w:rPr>
+          <w:rFonts w:ascii="Arial" w:hAnsi="Arial" w:cs="Arial"/>
+          <w:color w:val="7030A0"/>
+        </w:rPr>
+        <w:t xml:space="preserve"> 10 oysters perished during the marine heatwave trials.</w:t>
+      </w:r>
+      <w:r>
+        <w:rPr>
+          <w:rFonts w:ascii="Arial" w:hAnsi="Arial" w:cs="Arial"/>
+          <w:color w:val="7030A0"/>
+        </w:rPr>
+        <w:t xml:space="preserve"> As a result, stress hardening temperature </w:t>
+      </w:r>
+      <w:r>
+        <w:rPr>
+          <w:rFonts w:ascii="Arial" w:hAnsi="Arial" w:cs="Arial"/>
+          <w:color w:val="7030A0"/>
+        </w:rPr>
+        <w:t>(</w:t>
+      </w:r>
+      <w:r>
+        <w:rPr>
+          <w:rFonts w:ascii="Arial" w:hAnsi="Arial" w:cs="Arial"/>
+          <w:i/>
+          <w:iCs/>
+          <w:color w:val="7030A0"/>
+        </w:rPr>
+        <w:t>P</w:t>
+      </w:r>
+      <w:r>
+        <w:rPr>
+          <w:rFonts w:ascii="Arial" w:hAnsi="Arial" w:cs="Arial"/>
+          <w:color w:val="7030A0"/>
+        </w:rPr>
+        <w:t xml:space="preserve"> &gt; 0.05, Table </w:t>
+      </w:r>
+      <w:r>
+        <w:rPr>
+          <w:rFonts w:ascii="Arial" w:hAnsi="Arial" w:cs="Arial"/>
+          <w:b/>
+          <w:bCs/>
+          <w:color w:val="7030A0"/>
+        </w:rPr>
+        <w:t>MORTALITY</w:t>
+      </w:r>
+      <w:r>
+        <w:rPr>
+          <w:rFonts w:ascii="Arial" w:hAnsi="Arial" w:cs="Arial"/>
+          <w:color w:val="7030A0"/>
+        </w:rPr>
+        <w:t>)</w:t>
+      </w:r>
+      <w:r>
+        <w:rPr>
+          <w:rFonts w:ascii="Arial" w:hAnsi="Arial" w:cs="Arial"/>
+          <w:color w:val="7030A0"/>
+        </w:rPr>
+        <w:t xml:space="preserve"> tide </w:t>
+      </w:r>
+      <w:r>
+        <w:rPr>
+          <w:rFonts w:ascii="Arial" w:hAnsi="Arial" w:cs="Arial"/>
+          <w:color w:val="7030A0"/>
+        </w:rPr>
+        <w:t>(</w:t>
+      </w:r>
+      <w:r>
+        <w:rPr>
+          <w:rFonts w:ascii="Arial" w:hAnsi="Arial" w:cs="Arial"/>
+          <w:i/>
+          <w:iCs/>
+          <w:color w:val="7030A0"/>
+        </w:rPr>
+        <w:t>P</w:t>
+      </w:r>
+      <w:r>
+        <w:rPr>
+          <w:rFonts w:ascii="Arial" w:hAnsi="Arial" w:cs="Arial"/>
+          <w:color w:val="7030A0"/>
+        </w:rPr>
+        <w:t xml:space="preserve"> &gt; 0.05, Table </w:t>
+      </w:r>
+      <w:r>
+        <w:rPr>
+          <w:rFonts w:ascii="Arial" w:hAnsi="Arial" w:cs="Arial"/>
+          <w:b/>
+          <w:bCs/>
+          <w:color w:val="7030A0"/>
+        </w:rPr>
+        <w:t>MORTALITY</w:t>
+      </w:r>
+      <w:r>
+        <w:rPr>
+          <w:rFonts w:ascii="Arial" w:hAnsi="Arial" w:cs="Arial"/>
+          <w:color w:val="7030A0"/>
+        </w:rPr>
+        <w:t>)</w:t>
+      </w:r>
+      <w:r>
+        <w:rPr>
+          <w:rFonts w:ascii="Arial" w:hAnsi="Arial" w:cs="Arial"/>
+          <w:color w:val="7030A0"/>
+        </w:rPr>
+        <w:t xml:space="preserve">, and marine heatwave temperature </w:t>
+      </w:r>
+      <w:r>
+        <w:rPr>
+          <w:rFonts w:ascii="Arial" w:hAnsi="Arial" w:cs="Arial"/>
+          <w:color w:val="7030A0"/>
+        </w:rPr>
+        <w:t>(</w:t>
+      </w:r>
+      <w:r>
+        <w:rPr>
+          <w:rFonts w:ascii="Arial" w:hAnsi="Arial" w:cs="Arial"/>
+          <w:i/>
+          <w:iCs/>
+          <w:color w:val="7030A0"/>
+        </w:rPr>
+        <w:t>P</w:t>
+      </w:r>
+      <w:r>
+        <w:rPr>
+          <w:rFonts w:ascii="Arial" w:hAnsi="Arial" w:cs="Arial"/>
+          <w:color w:val="7030A0"/>
+        </w:rPr>
+        <w:t xml:space="preserve"> &gt; 0.05, Table </w:t>
+      </w:r>
+      <w:r>
+        <w:rPr>
+          <w:rFonts w:ascii="Arial" w:hAnsi="Arial" w:cs="Arial"/>
+          <w:b/>
+          <w:bCs/>
+          <w:color w:val="7030A0"/>
+        </w:rPr>
+        <w:t>MORTALITY</w:t>
+      </w:r>
+      <w:r>
+        <w:rPr>
+          <w:rFonts w:ascii="Arial" w:hAnsi="Arial" w:cs="Arial"/>
+          <w:color w:val="7030A0"/>
+        </w:rPr>
+        <w:t>)</w:t>
+      </w:r>
+      <w:r>
+        <w:rPr>
+          <w:rFonts w:ascii="Arial" w:hAnsi="Arial" w:cs="Arial"/>
+          <w:color w:val="7030A0"/>
+        </w:rPr>
+        <w:t xml:space="preserve"> did not drive mortality.</w:t>
       </w:r>
     </w:p>
     <w:p>
@@ -1666,18 +1730,8 @@
           <w:i/>
           <w:iCs/>
         </w:rPr>
-        <w:t xml:space="preserve">O. </w:t>
-      </w:r>
-      <w:proofErr w:type="spellStart"/>
-      <w:r>
-        <w:rPr>
-          <w:rFonts w:ascii="Arial" w:hAnsi="Arial" w:cs="Arial"/>
-          <w:i/>
-          <w:iCs/>
-        </w:rPr>
-        <w:t>lurida</w:t>
-      </w:r>
-      <w:proofErr w:type="spellEnd"/>
+        <w:t>O. lurida</w:t>
+      </w:r>
       <w:r>
         <w:rPr>
           <w:rFonts w:ascii="Arial" w:hAnsi="Arial" w:cs="Arial"/>
@@ -1704,18 +1758,9 @@
           <w:i/>
           <w:iCs/>
         </w:rPr>
-        <w:t xml:space="preserve">C. </w:t>
-      </w:r>
-      <w:proofErr w:type="spellStart"/>
-      <w:r>
-        <w:rPr>
-          <w:rFonts w:ascii="Arial" w:hAnsi="Arial" w:cs="Arial"/>
-          <w:i/>
-          <w:iCs/>
-        </w:rPr>
-        <w:t>sikamea</w:t>
-      </w:r>
-      <w:proofErr w:type="spellEnd"/>
+        <w:lastRenderedPageBreak/>
+        <w:t>C. sikamea</w:t>
+      </w:r>
       <w:r>
         <w:rPr>
           <w:rFonts w:ascii="Arial" w:hAnsi="Arial" w:cs="Arial"/>
@@ -1742,7 +1787,6 @@
           <w:i/>
           <w:iCs/>
         </w:rPr>
-        <w:lastRenderedPageBreak/>
         <w:t>M. gigas</w:t>
       </w:r>
       <w:r>
@@ -2200,19 +2244,19 @@
         <w:tblLook w:val="04A0" w:firstRow="1" w:lastRow="0" w:firstColumn="1" w:lastColumn="0" w:noHBand="0" w:noVBand="1"/>
       </w:tblPr>
       <w:tblGrid>
-        <w:gridCol w:w="1060"/>
+        <w:gridCol w:w="1052"/>
         <w:gridCol w:w="1342"/>
-        <w:gridCol w:w="2026"/>
+        <w:gridCol w:w="1937"/>
         <w:gridCol w:w="1096"/>
-        <w:gridCol w:w="1134"/>
+        <w:gridCol w:w="1554"/>
         <w:gridCol w:w="1012"/>
-        <w:gridCol w:w="1082"/>
-        <w:gridCol w:w="1143"/>
+        <w:gridCol w:w="942"/>
+        <w:gridCol w:w="960"/>
       </w:tblGrid>
       <w:tr>
         <w:tc>
           <w:tcPr>
-            <w:tcW w:w="1062" w:type="dxa"/>
+            <w:tcW w:w="1052" w:type="dxa"/>
             <w:vAlign w:val="center"/>
           </w:tcPr>
           <w:p>
@@ -2260,7 +2304,7 @@
         </w:tc>
         <w:tc>
           <w:tcPr>
-            <w:tcW w:w="2106" w:type="dxa"/>
+            <w:tcW w:w="2024" w:type="dxa"/>
             <w:vAlign w:val="center"/>
           </w:tcPr>
           <w:p>
@@ -2308,7 +2352,7 @@
         </w:tc>
         <w:tc>
           <w:tcPr>
-            <w:tcW w:w="1134" w:type="dxa"/>
+            <w:tcW w:w="1591" w:type="dxa"/>
             <w:vAlign w:val="center"/>
           </w:tcPr>
           <w:p>
@@ -2332,7 +2376,7 @@
         </w:tc>
         <w:tc>
           <w:tcPr>
-            <w:tcW w:w="889" w:type="dxa"/>
+            <w:tcW w:w="877" w:type="dxa"/>
             <w:vAlign w:val="center"/>
           </w:tcPr>
           <w:p>
@@ -2356,7 +2400,7 @@
         </w:tc>
         <w:tc>
           <w:tcPr>
-            <w:tcW w:w="1096" w:type="dxa"/>
+            <w:tcW w:w="947" w:type="dxa"/>
             <w:vAlign w:val="center"/>
           </w:tcPr>
           <w:p>
@@ -2380,7 +2424,7 @@
         </w:tc>
         <w:tc>
           <w:tcPr>
-            <w:tcW w:w="1170" w:type="dxa"/>
+            <w:tcW w:w="966" w:type="dxa"/>
             <w:vAlign w:val="center"/>
           </w:tcPr>
           <w:p>
@@ -2406,7 +2450,7 @@
       <w:tr>
         <w:tc>
           <w:tcPr>
-            <w:tcW w:w="1062" w:type="dxa"/>
+            <w:tcW w:w="1052" w:type="dxa"/>
             <w:vMerge w:val="restart"/>
             <w:textDirection w:val="btLr"/>
             <w:vAlign w:val="center"/>
@@ -2435,10 +2479,1637 @@
                 <w:sz w:val="18"/>
                 <w:szCs w:val="18"/>
               </w:rPr>
-              <w:t xml:space="preserve">Ostrea </w:t>
-            </w:r>
-            <w:proofErr w:type="spellStart"/>
-            <w:r>
+              <w:t>Ostrea lurida</w:t>
+            </w:r>
+          </w:p>
+        </w:tc>
+        <w:tc>
+          <w:tcPr>
+            <w:tcW w:w="1342" w:type="dxa"/>
+            <w:vMerge w:val="restart"/>
+            <w:vAlign w:val="center"/>
+          </w:tcPr>
+          <w:p>
+            <w:pPr>
+              <w:jc w:val="center"/>
+              <w:rPr>
+                <w:rFonts w:ascii="Arial" w:hAnsi="Arial" w:cs="Arial"/>
+              </w:rPr>
+            </w:pPr>
+            <w:r>
+              <w:rPr>
+                <w:rFonts w:ascii="Arial" w:hAnsi="Arial" w:cs="Arial"/>
+              </w:rPr>
+              <w:t>Stress Hardening</w:t>
+            </w:r>
+          </w:p>
+        </w:tc>
+        <w:tc>
+          <w:tcPr>
+            <w:tcW w:w="2024" w:type="dxa"/>
+            <w:vAlign w:val="center"/>
+          </w:tcPr>
+          <w:p>
+            <w:pPr>
+              <w:rPr>
+                <w:rFonts w:ascii="Arial" w:hAnsi="Arial" w:cs="Arial"/>
+              </w:rPr>
+            </w:pPr>
+            <w:r>
+              <w:rPr>
+                <w:rFonts w:ascii="Arial" w:hAnsi="Arial" w:cs="Arial"/>
+              </w:rPr>
+              <w:t xml:space="preserve">SH Temp </w:t>
+            </w:r>
+          </w:p>
+        </w:tc>
+        <w:tc>
+          <w:tcPr>
+            <w:tcW w:w="1096" w:type="dxa"/>
+            <w:vAlign w:val="center"/>
+          </w:tcPr>
+          <w:p>
+            <w:pPr>
+              <w:jc w:val="center"/>
+              <w:rPr>
+                <w:rFonts w:ascii="Arial" w:hAnsi="Arial" w:cs="Arial"/>
+                <w:b/>
+                <w:bCs/>
+              </w:rPr>
+            </w:pPr>
+            <w:r>
+              <w:rPr>
+                <w:rFonts w:ascii="Arial" w:hAnsi="Arial" w:cs="Arial"/>
+              </w:rPr>
+              <w:t>Tank</w:t>
+            </w:r>
+          </w:p>
+        </w:tc>
+        <w:tc>
+          <w:tcPr>
+            <w:tcW w:w="1591" w:type="dxa"/>
+            <w:vAlign w:val="center"/>
+          </w:tcPr>
+          <w:p>
+            <w:pPr>
+              <w:rPr>
+                <w:rFonts w:ascii="Arial" w:hAnsi="Arial" w:cs="Arial"/>
+              </w:rPr>
+            </w:pPr>
+            <w:r>
+              <w:rPr>
+                <w:rFonts w:ascii="Arial" w:hAnsi="Arial" w:cs="Arial"/>
+              </w:rPr>
+              <w:t>0.6423</w:t>
+            </w:r>
+          </w:p>
+        </w:tc>
+        <w:tc>
+          <w:tcPr>
+            <w:tcW w:w="877" w:type="dxa"/>
+            <w:vAlign w:val="center"/>
+          </w:tcPr>
+          <w:p>
+            <w:pPr>
+              <w:rPr>
+                <w:rFonts w:ascii="Arial" w:hAnsi="Arial" w:cs="Arial"/>
+              </w:rPr>
+            </w:pPr>
+            <w:r>
+              <w:rPr>
+                <w:rFonts w:ascii="Arial" w:hAnsi="Arial" w:cs="Arial"/>
+              </w:rPr>
+              <w:t>0.5917</w:t>
+            </w:r>
+          </w:p>
+        </w:tc>
+        <w:tc>
+          <w:tcPr>
+            <w:tcW w:w="947" w:type="dxa"/>
+            <w:vAlign w:val="center"/>
+          </w:tcPr>
+          <w:p>
+            <w:pPr>
+              <w:rPr>
+                <w:rFonts w:ascii="Arial" w:hAnsi="Arial" w:cs="Arial"/>
+              </w:rPr>
+            </w:pPr>
+            <w:r>
+              <w:rPr>
+                <w:rFonts w:ascii="Arial" w:hAnsi="Arial" w:cs="Arial"/>
+              </w:rPr>
+              <w:t>1.085</w:t>
+            </w:r>
+          </w:p>
+        </w:tc>
+        <w:tc>
+          <w:tcPr>
+            <w:tcW w:w="966" w:type="dxa"/>
+            <w:vAlign w:val="center"/>
+          </w:tcPr>
+          <w:p>
+            <w:pPr>
+              <w:rPr>
+                <w:rFonts w:ascii="Arial" w:hAnsi="Arial" w:cs="Arial"/>
+              </w:rPr>
+            </w:pPr>
+            <w:r>
+              <w:rPr>
+                <w:rFonts w:ascii="Arial" w:hAnsi="Arial" w:cs="Arial"/>
+              </w:rPr>
+              <w:t>0.278</w:t>
+            </w:r>
+          </w:p>
+        </w:tc>
+      </w:tr>
+      <w:tr>
+        <w:tc>
+          <w:tcPr>
+            <w:tcW w:w="1052" w:type="dxa"/>
+            <w:vMerge/>
+            <w:textDirection w:val="btLr"/>
+            <w:vAlign w:val="center"/>
+          </w:tcPr>
+          <w:p>
+            <w:pPr>
+              <w:ind w:left="113" w:right="113"/>
+              <w:jc w:val="center"/>
+              <w:rPr>
+                <w:rFonts w:ascii="Arial" w:hAnsi="Arial" w:cs="Arial"/>
+                <w:b/>
+                <w:bCs/>
+                <w:sz w:val="18"/>
+                <w:szCs w:val="18"/>
+              </w:rPr>
+            </w:pPr>
+          </w:p>
+        </w:tc>
+        <w:tc>
+          <w:tcPr>
+            <w:tcW w:w="1342" w:type="dxa"/>
+            <w:vMerge/>
+            <w:vAlign w:val="center"/>
+          </w:tcPr>
+          <w:p>
+            <w:pPr>
+              <w:jc w:val="center"/>
+              <w:rPr>
+                <w:rFonts w:ascii="Arial" w:hAnsi="Arial" w:cs="Arial"/>
+              </w:rPr>
+            </w:pPr>
+          </w:p>
+        </w:tc>
+        <w:tc>
+          <w:tcPr>
+            <w:tcW w:w="2024" w:type="dxa"/>
+            <w:vAlign w:val="center"/>
+          </w:tcPr>
+          <w:p>
+            <w:pPr>
+              <w:rPr>
+                <w:rFonts w:ascii="Arial" w:hAnsi="Arial" w:cs="Arial"/>
+              </w:rPr>
+            </w:pPr>
+            <w:r>
+              <w:rPr>
+                <w:rFonts w:ascii="Arial" w:hAnsi="Arial" w:cs="Arial"/>
+              </w:rPr>
+              <w:t>SH Tide</w:t>
+            </w:r>
+          </w:p>
+        </w:tc>
+        <w:tc>
+          <w:tcPr>
+            <w:tcW w:w="1096" w:type="dxa"/>
+            <w:vAlign w:val="center"/>
+          </w:tcPr>
+          <w:p>
+            <w:pPr>
+              <w:jc w:val="center"/>
+              <w:rPr>
+                <w:rFonts w:ascii="Arial" w:hAnsi="Arial" w:cs="Arial"/>
+              </w:rPr>
+            </w:pPr>
+            <w:r>
+              <w:rPr>
+                <w:rFonts w:ascii="Arial" w:hAnsi="Arial" w:cs="Arial"/>
+              </w:rPr>
+              <w:t>Tank</w:t>
+            </w:r>
+          </w:p>
+        </w:tc>
+        <w:tc>
+          <w:tcPr>
+            <w:tcW w:w="1591" w:type="dxa"/>
+            <w:vAlign w:val="center"/>
+          </w:tcPr>
+          <w:p>
+            <w:pPr>
+              <w:rPr>
+                <w:rFonts w:ascii="Arial" w:hAnsi="Arial" w:cs="Arial"/>
+              </w:rPr>
+            </w:pPr>
+            <w:r>
+              <w:rPr>
+                <w:rFonts w:ascii="Arial" w:hAnsi="Arial" w:cs="Arial"/>
+              </w:rPr>
+              <w:t>0.6423</w:t>
+            </w:r>
+          </w:p>
+        </w:tc>
+        <w:tc>
+          <w:tcPr>
+            <w:tcW w:w="877" w:type="dxa"/>
+            <w:vAlign w:val="center"/>
+          </w:tcPr>
+          <w:p>
+            <w:pPr>
+              <w:rPr>
+                <w:rFonts w:ascii="Arial" w:hAnsi="Arial" w:cs="Arial"/>
+              </w:rPr>
+            </w:pPr>
+            <w:r>
+              <w:rPr>
+                <w:rFonts w:ascii="Arial" w:hAnsi="Arial" w:cs="Arial"/>
+              </w:rPr>
+              <w:t>0.5917</w:t>
+            </w:r>
+          </w:p>
+        </w:tc>
+        <w:tc>
+          <w:tcPr>
+            <w:tcW w:w="947" w:type="dxa"/>
+            <w:vAlign w:val="center"/>
+          </w:tcPr>
+          <w:p>
+            <w:pPr>
+              <w:rPr>
+                <w:rFonts w:ascii="Arial" w:hAnsi="Arial" w:cs="Arial"/>
+              </w:rPr>
+            </w:pPr>
+            <w:r>
+              <w:rPr>
+                <w:rFonts w:ascii="Arial" w:hAnsi="Arial" w:cs="Arial"/>
+              </w:rPr>
+              <w:t>1.085</w:t>
+            </w:r>
+          </w:p>
+        </w:tc>
+        <w:tc>
+          <w:tcPr>
+            <w:tcW w:w="966" w:type="dxa"/>
+            <w:vAlign w:val="center"/>
+          </w:tcPr>
+          <w:p>
+            <w:pPr>
+              <w:rPr>
+                <w:rFonts w:ascii="Arial" w:hAnsi="Arial" w:cs="Arial"/>
+              </w:rPr>
+            </w:pPr>
+            <w:r>
+              <w:rPr>
+                <w:rFonts w:ascii="Arial" w:hAnsi="Arial" w:cs="Arial"/>
+              </w:rPr>
+              <w:t>0.278</w:t>
+            </w:r>
+          </w:p>
+        </w:tc>
+      </w:tr>
+      <w:tr>
+        <w:tc>
+          <w:tcPr>
+            <w:tcW w:w="1052" w:type="dxa"/>
+            <w:vMerge/>
+            <w:textDirection w:val="btLr"/>
+            <w:vAlign w:val="center"/>
+          </w:tcPr>
+          <w:p>
+            <w:pPr>
+              <w:ind w:left="113" w:right="113"/>
+              <w:jc w:val="center"/>
+              <w:rPr>
+                <w:rFonts w:ascii="Arial" w:hAnsi="Arial" w:cs="Arial"/>
+                <w:b/>
+                <w:bCs/>
+                <w:sz w:val="18"/>
+                <w:szCs w:val="18"/>
+              </w:rPr>
+            </w:pPr>
+          </w:p>
+        </w:tc>
+        <w:tc>
+          <w:tcPr>
+            <w:tcW w:w="1342" w:type="dxa"/>
+            <w:vMerge w:val="restart"/>
+            <w:vAlign w:val="center"/>
+          </w:tcPr>
+          <w:p>
+            <w:pPr>
+              <w:jc w:val="center"/>
+              <w:rPr>
+                <w:rFonts w:ascii="Arial" w:hAnsi="Arial" w:cs="Arial"/>
+              </w:rPr>
+            </w:pPr>
+            <w:r>
+              <w:rPr>
+                <w:rFonts w:ascii="Arial" w:hAnsi="Arial" w:cs="Arial"/>
+              </w:rPr>
+              <w:t>Marine Heatwave</w:t>
+            </w:r>
+          </w:p>
+        </w:tc>
+        <w:tc>
+          <w:tcPr>
+            <w:tcW w:w="2024" w:type="dxa"/>
+            <w:vAlign w:val="center"/>
+          </w:tcPr>
+          <w:p>
+            <w:pPr>
+              <w:rPr>
+                <w:rFonts w:ascii="Arial" w:hAnsi="Arial" w:cs="Arial"/>
+              </w:rPr>
+            </w:pPr>
+            <w:r>
+              <w:rPr>
+                <w:rFonts w:ascii="Arial" w:hAnsi="Arial" w:cs="Arial"/>
+              </w:rPr>
+              <w:t>SH Temp</w:t>
+            </w:r>
+          </w:p>
+        </w:tc>
+        <w:tc>
+          <w:tcPr>
+            <w:tcW w:w="1096" w:type="dxa"/>
+            <w:vAlign w:val="center"/>
+          </w:tcPr>
+          <w:p>
+            <w:pPr>
+              <w:jc w:val="center"/>
+              <w:rPr>
+                <w:rFonts w:ascii="Arial" w:hAnsi="Arial" w:cs="Arial"/>
+              </w:rPr>
+            </w:pPr>
+            <w:r>
+              <w:rPr>
+                <w:rFonts w:ascii="Arial" w:hAnsi="Arial" w:cs="Arial"/>
+              </w:rPr>
+              <w:t>Tank</w:t>
+            </w:r>
+          </w:p>
+        </w:tc>
+        <w:tc>
+          <w:tcPr>
+            <w:tcW w:w="1591" w:type="dxa"/>
+            <w:vAlign w:val="center"/>
+          </w:tcPr>
+          <w:p>
+            <w:pPr>
+              <w:rPr>
+                <w:rFonts w:ascii="Arial" w:hAnsi="Arial" w:cs="Arial"/>
+              </w:rPr>
+            </w:pPr>
+            <w:r>
+              <w:rPr>
+                <w:rFonts w:ascii="Arial" w:hAnsi="Arial" w:cs="Arial"/>
+              </w:rPr>
+              <w:t>-0.2538</w:t>
+            </w:r>
+          </w:p>
+        </w:tc>
+        <w:tc>
+          <w:tcPr>
+            <w:tcW w:w="877" w:type="dxa"/>
+            <w:vAlign w:val="center"/>
+          </w:tcPr>
+          <w:p>
+            <w:pPr>
+              <w:rPr>
+                <w:rFonts w:ascii="Arial" w:hAnsi="Arial" w:cs="Arial"/>
+              </w:rPr>
+            </w:pPr>
+            <w:r>
+              <w:rPr>
+                <w:rFonts w:ascii="Arial" w:hAnsi="Arial" w:cs="Arial"/>
+              </w:rPr>
+              <w:t>0.5065</w:t>
+            </w:r>
+          </w:p>
+        </w:tc>
+        <w:tc>
+          <w:tcPr>
+            <w:tcW w:w="947" w:type="dxa"/>
+            <w:vAlign w:val="center"/>
+          </w:tcPr>
+          <w:p>
+            <w:pPr>
+              <w:rPr>
+                <w:rFonts w:ascii="Arial" w:hAnsi="Arial" w:cs="Arial"/>
+              </w:rPr>
+            </w:pPr>
+            <w:r>
+              <w:rPr>
+                <w:rFonts w:ascii="Arial" w:hAnsi="Arial" w:cs="Arial"/>
+              </w:rPr>
+              <w:t>-0.501</w:t>
+            </w:r>
+          </w:p>
+        </w:tc>
+        <w:tc>
+          <w:tcPr>
+            <w:tcW w:w="966" w:type="dxa"/>
+            <w:vAlign w:val="center"/>
+          </w:tcPr>
+          <w:p>
+            <w:pPr>
+              <w:rPr>
+                <w:rFonts w:ascii="Arial" w:hAnsi="Arial" w:cs="Arial"/>
+              </w:rPr>
+            </w:pPr>
+            <w:r>
+              <w:rPr>
+                <w:rFonts w:ascii="Arial" w:hAnsi="Arial" w:cs="Arial"/>
+              </w:rPr>
+              <w:t>0.616</w:t>
+            </w:r>
+          </w:p>
+        </w:tc>
+      </w:tr>
+      <w:tr>
+        <w:tc>
+          <w:tcPr>
+            <w:tcW w:w="1052" w:type="dxa"/>
+            <w:vMerge/>
+            <w:textDirection w:val="btLr"/>
+            <w:vAlign w:val="center"/>
+          </w:tcPr>
+          <w:p>
+            <w:pPr>
+              <w:ind w:left="113" w:right="113"/>
+              <w:jc w:val="center"/>
+              <w:rPr>
+                <w:rFonts w:ascii="Arial" w:hAnsi="Arial" w:cs="Arial"/>
+                <w:b/>
+                <w:bCs/>
+                <w:sz w:val="18"/>
+                <w:szCs w:val="18"/>
+              </w:rPr>
+            </w:pPr>
+          </w:p>
+        </w:tc>
+        <w:tc>
+          <w:tcPr>
+            <w:tcW w:w="1342" w:type="dxa"/>
+            <w:vMerge/>
+            <w:vAlign w:val="center"/>
+          </w:tcPr>
+          <w:p>
+            <w:pPr>
+              <w:jc w:val="center"/>
+              <w:rPr>
+                <w:rFonts w:ascii="Arial" w:hAnsi="Arial" w:cs="Arial"/>
+              </w:rPr>
+            </w:pPr>
+          </w:p>
+        </w:tc>
+        <w:tc>
+          <w:tcPr>
+            <w:tcW w:w="2024" w:type="dxa"/>
+            <w:vAlign w:val="center"/>
+          </w:tcPr>
+          <w:p>
+            <w:pPr>
+              <w:rPr>
+                <w:rFonts w:ascii="Arial" w:hAnsi="Arial" w:cs="Arial"/>
+              </w:rPr>
+            </w:pPr>
+            <w:r>
+              <w:rPr>
+                <w:rFonts w:ascii="Arial" w:hAnsi="Arial" w:cs="Arial"/>
+              </w:rPr>
+              <w:t>SH Tide</w:t>
+            </w:r>
+          </w:p>
+        </w:tc>
+        <w:tc>
+          <w:tcPr>
+            <w:tcW w:w="1096" w:type="dxa"/>
+            <w:vAlign w:val="center"/>
+          </w:tcPr>
+          <w:p>
+            <w:pPr>
+              <w:jc w:val="center"/>
+              <w:rPr>
+                <w:rFonts w:ascii="Arial" w:hAnsi="Arial" w:cs="Arial"/>
+              </w:rPr>
+            </w:pPr>
+            <w:r>
+              <w:rPr>
+                <w:rFonts w:ascii="Arial" w:hAnsi="Arial" w:cs="Arial"/>
+              </w:rPr>
+              <w:t>Tank</w:t>
+            </w:r>
+          </w:p>
+        </w:tc>
+        <w:tc>
+          <w:tcPr>
+            <w:tcW w:w="1591" w:type="dxa"/>
+            <w:vAlign w:val="center"/>
+          </w:tcPr>
+          <w:p>
+            <w:pPr>
+              <w:rPr>
+                <w:rFonts w:ascii="Arial" w:hAnsi="Arial" w:cs="Arial"/>
+              </w:rPr>
+            </w:pPr>
+            <w:r>
+              <w:rPr>
+                <w:rFonts w:ascii="Arial" w:hAnsi="Arial" w:cs="Arial"/>
+              </w:rPr>
+              <w:t>0.5159</w:t>
+            </w:r>
+          </w:p>
+        </w:tc>
+        <w:tc>
+          <w:tcPr>
+            <w:tcW w:w="877" w:type="dxa"/>
+            <w:vAlign w:val="center"/>
+          </w:tcPr>
+          <w:p>
+            <w:pPr>
+              <w:rPr>
+                <w:rFonts w:ascii="Arial" w:hAnsi="Arial" w:cs="Arial"/>
+              </w:rPr>
+            </w:pPr>
+            <w:r>
+              <w:rPr>
+                <w:rFonts w:ascii="Arial" w:hAnsi="Arial" w:cs="Arial"/>
+              </w:rPr>
+              <w:t>0.5188</w:t>
+            </w:r>
+          </w:p>
+        </w:tc>
+        <w:tc>
+          <w:tcPr>
+            <w:tcW w:w="947" w:type="dxa"/>
+            <w:vAlign w:val="center"/>
+          </w:tcPr>
+          <w:p>
+            <w:pPr>
+              <w:rPr>
+                <w:rFonts w:ascii="Arial" w:hAnsi="Arial" w:cs="Arial"/>
+              </w:rPr>
+            </w:pPr>
+            <w:r>
+              <w:rPr>
+                <w:rFonts w:ascii="Arial" w:hAnsi="Arial" w:cs="Arial"/>
+              </w:rPr>
+              <w:t>0.994</w:t>
+            </w:r>
+          </w:p>
+        </w:tc>
+        <w:tc>
+          <w:tcPr>
+            <w:tcW w:w="966" w:type="dxa"/>
+            <w:vAlign w:val="center"/>
+          </w:tcPr>
+          <w:p>
+            <w:pPr>
+              <w:rPr>
+                <w:rFonts w:ascii="Arial" w:hAnsi="Arial" w:cs="Arial"/>
+              </w:rPr>
+            </w:pPr>
+            <w:r>
+              <w:rPr>
+                <w:rFonts w:ascii="Arial" w:hAnsi="Arial" w:cs="Arial"/>
+              </w:rPr>
+              <w:t>0.32</w:t>
+            </w:r>
+          </w:p>
+        </w:tc>
+      </w:tr>
+      <w:tr>
+        <w:tc>
+          <w:tcPr>
+            <w:tcW w:w="1052" w:type="dxa"/>
+            <w:vMerge/>
+            <w:textDirection w:val="btLr"/>
+            <w:vAlign w:val="center"/>
+          </w:tcPr>
+          <w:p>
+            <w:pPr>
+              <w:ind w:left="113" w:right="113"/>
+              <w:jc w:val="center"/>
+              <w:rPr>
+                <w:rFonts w:ascii="Arial" w:hAnsi="Arial" w:cs="Arial"/>
+                <w:b/>
+                <w:bCs/>
+                <w:sz w:val="18"/>
+                <w:szCs w:val="18"/>
+              </w:rPr>
+            </w:pPr>
+          </w:p>
+        </w:tc>
+        <w:tc>
+          <w:tcPr>
+            <w:tcW w:w="1342" w:type="dxa"/>
+            <w:vMerge/>
+            <w:vAlign w:val="center"/>
+          </w:tcPr>
+          <w:p>
+            <w:pPr>
+              <w:jc w:val="center"/>
+              <w:rPr>
+                <w:rFonts w:ascii="Arial" w:hAnsi="Arial" w:cs="Arial"/>
+              </w:rPr>
+            </w:pPr>
+          </w:p>
+        </w:tc>
+        <w:tc>
+          <w:tcPr>
+            <w:tcW w:w="2024" w:type="dxa"/>
+            <w:vAlign w:val="center"/>
+          </w:tcPr>
+          <w:p>
+            <w:pPr>
+              <w:rPr>
+                <w:rFonts w:ascii="Arial" w:hAnsi="Arial" w:cs="Arial"/>
+              </w:rPr>
+            </w:pPr>
+            <w:r>
+              <w:rPr>
+                <w:rFonts w:ascii="Arial" w:hAnsi="Arial" w:cs="Arial"/>
+              </w:rPr>
+              <w:t>MHW Temp (</w:t>
+            </w:r>
+            <w:r>
+              <w:rPr>
+                <w:rFonts w:ascii="Arial" w:hAnsi="Arial" w:cs="Arial"/>
+              </w:rPr>
+              <w:t>15</w:t>
+            </w:r>
+            <w:r>
+              <w:rPr>
+                <w:rFonts w:ascii="Arial" w:hAnsi="Arial" w:cs="Arial"/>
+              </w:rPr>
+              <w:t>˚C)</w:t>
+            </w:r>
+          </w:p>
+        </w:tc>
+        <w:tc>
+          <w:tcPr>
+            <w:tcW w:w="1096" w:type="dxa"/>
+            <w:vAlign w:val="center"/>
+          </w:tcPr>
+          <w:p>
+            <w:pPr>
+              <w:jc w:val="center"/>
+              <w:rPr>
+                <w:rFonts w:ascii="Arial" w:hAnsi="Arial" w:cs="Arial"/>
+              </w:rPr>
+            </w:pPr>
+            <w:r>
+              <w:rPr>
+                <w:rFonts w:ascii="Arial" w:hAnsi="Arial" w:cs="Arial"/>
+              </w:rPr>
+              <w:t>Tank</w:t>
+            </w:r>
+          </w:p>
+        </w:tc>
+        <w:tc>
+          <w:tcPr>
+            <w:tcW w:w="1591" w:type="dxa"/>
+            <w:vAlign w:val="center"/>
+          </w:tcPr>
+          <w:p>
+            <w:pPr>
+              <w:jc w:val="center"/>
+              <w:rPr>
+                <w:rFonts w:ascii="Arial" w:hAnsi="Arial" w:cs="Arial"/>
+                <w:i/>
+                <w:iCs/>
+              </w:rPr>
+            </w:pPr>
+            <w:r>
+              <w:rPr>
+                <w:rFonts w:ascii="Arial" w:hAnsi="Arial" w:cs="Arial"/>
+                <w:i/>
+                <w:iCs/>
+              </w:rPr>
+              <w:t>ref</w:t>
+            </w:r>
+          </w:p>
+        </w:tc>
+        <w:tc>
+          <w:tcPr>
+            <w:tcW w:w="877" w:type="dxa"/>
+            <w:vAlign w:val="center"/>
+          </w:tcPr>
+          <w:p>
+            <w:pPr>
+              <w:jc w:val="center"/>
+              <w:rPr>
+                <w:rFonts w:ascii="Arial" w:hAnsi="Arial" w:cs="Arial"/>
+              </w:rPr>
+            </w:pPr>
+            <w:r>
+              <w:rPr>
+                <w:rFonts w:ascii="Arial" w:hAnsi="Arial" w:cs="Arial"/>
+                <w:i/>
+                <w:iCs/>
+              </w:rPr>
+              <w:t>ref</w:t>
+            </w:r>
+          </w:p>
+        </w:tc>
+        <w:tc>
+          <w:tcPr>
+            <w:tcW w:w="947" w:type="dxa"/>
+            <w:vAlign w:val="center"/>
+          </w:tcPr>
+          <w:p>
+            <w:pPr>
+              <w:jc w:val="center"/>
+              <w:rPr>
+                <w:rFonts w:ascii="Arial" w:hAnsi="Arial" w:cs="Arial"/>
+              </w:rPr>
+            </w:pPr>
+            <w:r>
+              <w:rPr>
+                <w:rFonts w:ascii="Arial" w:hAnsi="Arial" w:cs="Arial"/>
+                <w:i/>
+                <w:iCs/>
+              </w:rPr>
+              <w:t>ref</w:t>
+            </w:r>
+          </w:p>
+        </w:tc>
+        <w:tc>
+          <w:tcPr>
+            <w:tcW w:w="966" w:type="dxa"/>
+            <w:vAlign w:val="center"/>
+          </w:tcPr>
+          <w:p>
+            <w:pPr>
+              <w:jc w:val="center"/>
+              <w:rPr>
+                <w:rFonts w:ascii="Arial" w:hAnsi="Arial" w:cs="Arial"/>
+              </w:rPr>
+            </w:pPr>
+            <w:r>
+              <w:rPr>
+                <w:rFonts w:ascii="Arial" w:hAnsi="Arial" w:cs="Arial"/>
+                <w:i/>
+                <w:iCs/>
+              </w:rPr>
+              <w:t>ref</w:t>
+            </w:r>
+          </w:p>
+        </w:tc>
+      </w:tr>
+      <w:tr>
+        <w:tc>
+          <w:tcPr>
+            <w:tcW w:w="1052" w:type="dxa"/>
+            <w:vMerge/>
+            <w:textDirection w:val="btLr"/>
+            <w:vAlign w:val="center"/>
+          </w:tcPr>
+          <w:p>
+            <w:pPr>
+              <w:ind w:left="113" w:right="113"/>
+              <w:jc w:val="center"/>
+              <w:rPr>
+                <w:rFonts w:ascii="Arial" w:hAnsi="Arial" w:cs="Arial"/>
+                <w:b/>
+                <w:bCs/>
+                <w:sz w:val="18"/>
+                <w:szCs w:val="18"/>
+              </w:rPr>
+            </w:pPr>
+          </w:p>
+        </w:tc>
+        <w:tc>
+          <w:tcPr>
+            <w:tcW w:w="1342" w:type="dxa"/>
+            <w:vMerge/>
+            <w:vAlign w:val="center"/>
+          </w:tcPr>
+          <w:p>
+            <w:pPr>
+              <w:jc w:val="center"/>
+              <w:rPr>
+                <w:rFonts w:ascii="Arial" w:hAnsi="Arial" w:cs="Arial"/>
+              </w:rPr>
+            </w:pPr>
+          </w:p>
+        </w:tc>
+        <w:tc>
+          <w:tcPr>
+            <w:tcW w:w="2024" w:type="dxa"/>
+            <w:vAlign w:val="center"/>
+          </w:tcPr>
+          <w:p>
+            <w:pPr>
+              <w:rPr>
+                <w:rFonts w:ascii="Arial" w:hAnsi="Arial" w:cs="Arial"/>
+              </w:rPr>
+            </w:pPr>
+            <w:r>
+              <w:rPr>
+                <w:rFonts w:ascii="Arial" w:hAnsi="Arial" w:cs="Arial"/>
+              </w:rPr>
+              <w:t>MHW Temp (</w:t>
+            </w:r>
+            <w:r>
+              <w:rPr>
+                <w:rFonts w:ascii="Arial" w:hAnsi="Arial" w:cs="Arial"/>
+              </w:rPr>
+              <w:t>18</w:t>
+            </w:r>
+            <w:r>
+              <w:rPr>
+                <w:rFonts w:ascii="Arial" w:hAnsi="Arial" w:cs="Arial"/>
+              </w:rPr>
+              <w:t>˚C)</w:t>
+            </w:r>
+          </w:p>
+        </w:tc>
+        <w:tc>
+          <w:tcPr>
+            <w:tcW w:w="1096" w:type="dxa"/>
+            <w:vAlign w:val="center"/>
+          </w:tcPr>
+          <w:p>
+            <w:pPr>
+              <w:jc w:val="center"/>
+              <w:rPr>
+                <w:rFonts w:ascii="Arial" w:hAnsi="Arial" w:cs="Arial"/>
+              </w:rPr>
+            </w:pPr>
+            <w:r>
+              <w:rPr>
+                <w:rFonts w:ascii="Arial" w:hAnsi="Arial" w:cs="Arial"/>
+              </w:rPr>
+              <w:t>Tank</w:t>
+            </w:r>
+          </w:p>
+        </w:tc>
+        <w:tc>
+          <w:tcPr>
+            <w:tcW w:w="1591" w:type="dxa"/>
+            <w:vAlign w:val="center"/>
+          </w:tcPr>
+          <w:p>
+            <w:pPr>
+              <w:rPr>
+                <w:rFonts w:ascii="Arial" w:hAnsi="Arial" w:cs="Arial"/>
+              </w:rPr>
+            </w:pPr>
+            <w:r>
+              <w:rPr>
+                <w:rFonts w:ascii="Arial" w:hAnsi="Arial" w:cs="Arial"/>
+              </w:rPr>
+              <w:t>18.20</w:t>
+            </w:r>
+          </w:p>
+        </w:tc>
+        <w:tc>
+          <w:tcPr>
+            <w:tcW w:w="877" w:type="dxa"/>
+            <w:vAlign w:val="center"/>
+          </w:tcPr>
+          <w:p>
+            <w:pPr>
+              <w:rPr>
+                <w:rFonts w:ascii="Arial" w:hAnsi="Arial" w:cs="Arial"/>
+              </w:rPr>
+            </w:pPr>
+            <w:r>
+              <w:rPr>
+                <w:rFonts w:ascii="Arial" w:hAnsi="Arial" w:cs="Arial"/>
+              </w:rPr>
+              <w:t>37.34</w:t>
+            </w:r>
+          </w:p>
+        </w:tc>
+        <w:tc>
+          <w:tcPr>
+            <w:tcW w:w="947" w:type="dxa"/>
+            <w:vAlign w:val="center"/>
+          </w:tcPr>
+          <w:p>
+            <w:pPr>
+              <w:rPr>
+                <w:rFonts w:ascii="Arial" w:hAnsi="Arial" w:cs="Arial"/>
+              </w:rPr>
+            </w:pPr>
+            <w:r>
+              <w:rPr>
+                <w:rFonts w:ascii="Arial" w:hAnsi="Arial" w:cs="Arial"/>
+              </w:rPr>
+              <w:t>0.487</w:t>
+            </w:r>
+          </w:p>
+        </w:tc>
+        <w:tc>
+          <w:tcPr>
+            <w:tcW w:w="966" w:type="dxa"/>
+            <w:vAlign w:val="center"/>
+          </w:tcPr>
+          <w:p>
+            <w:pPr>
+              <w:rPr>
+                <w:rFonts w:ascii="Arial" w:hAnsi="Arial" w:cs="Arial"/>
+              </w:rPr>
+            </w:pPr>
+            <w:r>
+              <w:rPr>
+                <w:rFonts w:ascii="Arial" w:hAnsi="Arial" w:cs="Arial"/>
+              </w:rPr>
+              <w:t>0.626</w:t>
+            </w:r>
+          </w:p>
+        </w:tc>
+      </w:tr>
+      <w:tr>
+        <w:tc>
+          <w:tcPr>
+            <w:tcW w:w="1052" w:type="dxa"/>
+            <w:vMerge/>
+            <w:textDirection w:val="btLr"/>
+            <w:vAlign w:val="center"/>
+          </w:tcPr>
+          <w:p>
+            <w:pPr>
+              <w:ind w:left="113" w:right="113"/>
+              <w:jc w:val="center"/>
+              <w:rPr>
+                <w:rFonts w:ascii="Arial" w:hAnsi="Arial" w:cs="Arial"/>
+                <w:b/>
+                <w:bCs/>
+                <w:sz w:val="18"/>
+                <w:szCs w:val="18"/>
+              </w:rPr>
+            </w:pPr>
+          </w:p>
+        </w:tc>
+        <w:tc>
+          <w:tcPr>
+            <w:tcW w:w="1342" w:type="dxa"/>
+            <w:vMerge/>
+            <w:vAlign w:val="center"/>
+          </w:tcPr>
+          <w:p>
+            <w:pPr>
+              <w:jc w:val="center"/>
+              <w:rPr>
+                <w:rFonts w:ascii="Arial" w:hAnsi="Arial" w:cs="Arial"/>
+              </w:rPr>
+            </w:pPr>
+          </w:p>
+        </w:tc>
+        <w:tc>
+          <w:tcPr>
+            <w:tcW w:w="2024" w:type="dxa"/>
+            <w:vAlign w:val="center"/>
+          </w:tcPr>
+          <w:p>
+            <w:pPr>
+              <w:rPr>
+                <w:rFonts w:ascii="Arial" w:hAnsi="Arial" w:cs="Arial"/>
+              </w:rPr>
+            </w:pPr>
+            <w:r>
+              <w:rPr>
+                <w:rFonts w:ascii="Arial" w:hAnsi="Arial" w:cs="Arial"/>
+              </w:rPr>
+              <w:t>MHW Temp (2</w:t>
+            </w:r>
+            <w:r>
+              <w:rPr>
+                <w:rFonts w:ascii="Arial" w:hAnsi="Arial" w:cs="Arial"/>
+              </w:rPr>
+              <w:t>1</w:t>
+            </w:r>
+            <w:r>
+              <w:rPr>
+                <w:rFonts w:ascii="Arial" w:hAnsi="Arial" w:cs="Arial"/>
+              </w:rPr>
+              <w:t>˚C)</w:t>
+            </w:r>
+          </w:p>
+        </w:tc>
+        <w:tc>
+          <w:tcPr>
+            <w:tcW w:w="1096" w:type="dxa"/>
+            <w:vAlign w:val="center"/>
+          </w:tcPr>
+          <w:p>
+            <w:pPr>
+              <w:jc w:val="center"/>
+              <w:rPr>
+                <w:rFonts w:ascii="Arial" w:hAnsi="Arial" w:cs="Arial"/>
+              </w:rPr>
+            </w:pPr>
+            <w:r>
+              <w:rPr>
+                <w:rFonts w:ascii="Arial" w:hAnsi="Arial" w:cs="Arial"/>
+              </w:rPr>
+              <w:t>Tank</w:t>
+            </w:r>
+          </w:p>
+        </w:tc>
+        <w:tc>
+          <w:tcPr>
+            <w:tcW w:w="1591" w:type="dxa"/>
+            <w:vAlign w:val="center"/>
+          </w:tcPr>
+          <w:p>
+            <w:pPr>
+              <w:rPr>
+                <w:rFonts w:ascii="Arial" w:hAnsi="Arial" w:cs="Arial"/>
+              </w:rPr>
+            </w:pPr>
+            <w:r>
+              <w:rPr>
+                <w:rFonts w:ascii="Arial" w:hAnsi="Arial" w:cs="Arial"/>
+              </w:rPr>
+              <w:t>18.20</w:t>
+            </w:r>
+          </w:p>
+        </w:tc>
+        <w:tc>
+          <w:tcPr>
+            <w:tcW w:w="877" w:type="dxa"/>
+            <w:vAlign w:val="center"/>
+          </w:tcPr>
+          <w:p>
+            <w:pPr>
+              <w:rPr>
+                <w:rFonts w:ascii="Arial" w:hAnsi="Arial" w:cs="Arial"/>
+              </w:rPr>
+            </w:pPr>
+            <w:r>
+              <w:rPr>
+                <w:rFonts w:ascii="Arial" w:hAnsi="Arial" w:cs="Arial"/>
+              </w:rPr>
+              <w:t>37.34</w:t>
+            </w:r>
+          </w:p>
+        </w:tc>
+        <w:tc>
+          <w:tcPr>
+            <w:tcW w:w="947" w:type="dxa"/>
+            <w:vAlign w:val="center"/>
+          </w:tcPr>
+          <w:p>
+            <w:pPr>
+              <w:rPr>
+                <w:rFonts w:ascii="Arial" w:hAnsi="Arial" w:cs="Arial"/>
+              </w:rPr>
+            </w:pPr>
+            <w:r>
+              <w:rPr>
+                <w:rFonts w:ascii="Arial" w:hAnsi="Arial" w:cs="Arial"/>
+              </w:rPr>
+              <w:t>0.487</w:t>
+            </w:r>
+          </w:p>
+        </w:tc>
+        <w:tc>
+          <w:tcPr>
+            <w:tcW w:w="966" w:type="dxa"/>
+            <w:vAlign w:val="center"/>
+          </w:tcPr>
+          <w:p>
+            <w:pPr>
+              <w:rPr>
+                <w:rFonts w:ascii="Arial" w:hAnsi="Arial" w:cs="Arial"/>
+              </w:rPr>
+            </w:pPr>
+            <w:r>
+              <w:rPr>
+                <w:rFonts w:ascii="Arial" w:hAnsi="Arial" w:cs="Arial"/>
+              </w:rPr>
+              <w:t>0.626</w:t>
+            </w:r>
+          </w:p>
+        </w:tc>
+      </w:tr>
+      <w:tr>
+        <w:tc>
+          <w:tcPr>
+            <w:tcW w:w="1052" w:type="dxa"/>
+            <w:vMerge/>
+            <w:textDirection w:val="btLr"/>
+            <w:vAlign w:val="center"/>
+          </w:tcPr>
+          <w:p>
+            <w:pPr>
+              <w:ind w:left="113" w:right="113"/>
+              <w:jc w:val="center"/>
+              <w:rPr>
+                <w:rFonts w:ascii="Arial" w:hAnsi="Arial" w:cs="Arial"/>
+                <w:b/>
+                <w:bCs/>
+                <w:sz w:val="18"/>
+                <w:szCs w:val="18"/>
+              </w:rPr>
+            </w:pPr>
+          </w:p>
+        </w:tc>
+        <w:tc>
+          <w:tcPr>
+            <w:tcW w:w="1342" w:type="dxa"/>
+            <w:vMerge/>
+            <w:vAlign w:val="center"/>
+          </w:tcPr>
+          <w:p>
+            <w:pPr>
+              <w:jc w:val="center"/>
+              <w:rPr>
+                <w:rFonts w:ascii="Arial" w:hAnsi="Arial" w:cs="Arial"/>
+              </w:rPr>
+            </w:pPr>
+          </w:p>
+        </w:tc>
+        <w:tc>
+          <w:tcPr>
+            <w:tcW w:w="2024" w:type="dxa"/>
+            <w:vAlign w:val="center"/>
+          </w:tcPr>
+          <w:p>
+            <w:pPr>
+              <w:rPr>
+                <w:rFonts w:ascii="Arial" w:hAnsi="Arial" w:cs="Arial"/>
+                <w:b/>
+                <w:bCs/>
+              </w:rPr>
+            </w:pPr>
+            <w:r>
+              <w:rPr>
+                <w:rFonts w:ascii="Arial" w:hAnsi="Arial" w:cs="Arial"/>
+              </w:rPr>
+              <w:t>MHW Temp (24˚C)</w:t>
+            </w:r>
+          </w:p>
+        </w:tc>
+        <w:tc>
+          <w:tcPr>
+            <w:tcW w:w="1096" w:type="dxa"/>
+            <w:vAlign w:val="center"/>
+          </w:tcPr>
+          <w:p>
+            <w:pPr>
+              <w:jc w:val="center"/>
+              <w:rPr>
+                <w:rFonts w:ascii="Arial" w:hAnsi="Arial" w:cs="Arial"/>
+                <w:b/>
+                <w:bCs/>
+              </w:rPr>
+            </w:pPr>
+            <w:r>
+              <w:rPr>
+                <w:rFonts w:ascii="Arial" w:hAnsi="Arial" w:cs="Arial"/>
+              </w:rPr>
+              <w:t>Tank</w:t>
+            </w:r>
+          </w:p>
+        </w:tc>
+        <w:tc>
+          <w:tcPr>
+            <w:tcW w:w="1591" w:type="dxa"/>
+            <w:vAlign w:val="center"/>
+          </w:tcPr>
+          <w:p>
+            <w:pPr>
+              <w:rPr>
+                <w:rFonts w:ascii="Arial" w:hAnsi="Arial" w:cs="Arial"/>
+              </w:rPr>
+            </w:pPr>
+            <w:r>
+              <w:rPr>
+                <w:rFonts w:ascii="Arial" w:hAnsi="Arial" w:cs="Arial"/>
+              </w:rPr>
+              <w:t>18.38</w:t>
+            </w:r>
+          </w:p>
+        </w:tc>
+        <w:tc>
+          <w:tcPr>
+            <w:tcW w:w="877" w:type="dxa"/>
+            <w:vAlign w:val="center"/>
+          </w:tcPr>
+          <w:p>
+            <w:pPr>
+              <w:rPr>
+                <w:rFonts w:ascii="Arial" w:hAnsi="Arial" w:cs="Arial"/>
+              </w:rPr>
+            </w:pPr>
+            <w:r>
+              <w:rPr>
+                <w:rFonts w:ascii="Arial" w:hAnsi="Arial" w:cs="Arial"/>
+              </w:rPr>
+              <w:t>37.34</w:t>
+            </w:r>
+          </w:p>
+        </w:tc>
+        <w:tc>
+          <w:tcPr>
+            <w:tcW w:w="947" w:type="dxa"/>
+            <w:vAlign w:val="center"/>
+          </w:tcPr>
+          <w:p>
+            <w:pPr>
+              <w:rPr>
+                <w:rFonts w:ascii="Arial" w:hAnsi="Arial" w:cs="Arial"/>
+              </w:rPr>
+            </w:pPr>
+            <w:r>
+              <w:rPr>
+                <w:rFonts w:ascii="Arial" w:hAnsi="Arial" w:cs="Arial"/>
+              </w:rPr>
+              <w:t>0.492</w:t>
+            </w:r>
+          </w:p>
+        </w:tc>
+        <w:tc>
+          <w:tcPr>
+            <w:tcW w:w="966" w:type="dxa"/>
+            <w:vAlign w:val="center"/>
+          </w:tcPr>
+          <w:p>
+            <w:pPr>
+              <w:rPr>
+                <w:rFonts w:ascii="Arial" w:hAnsi="Arial" w:cs="Arial"/>
+              </w:rPr>
+            </w:pPr>
+            <w:r>
+              <w:rPr>
+                <w:rFonts w:ascii="Arial" w:hAnsi="Arial" w:cs="Arial"/>
+              </w:rPr>
+              <w:t>0.623</w:t>
+            </w:r>
+          </w:p>
+        </w:tc>
+      </w:tr>
+      <w:tr>
+        <w:tc>
+          <w:tcPr>
+            <w:tcW w:w="1052" w:type="dxa"/>
+            <w:vMerge/>
+            <w:textDirection w:val="btLr"/>
+            <w:vAlign w:val="center"/>
+          </w:tcPr>
+          <w:p>
+            <w:pPr>
+              <w:ind w:left="113" w:right="113"/>
+              <w:jc w:val="center"/>
+              <w:rPr>
+                <w:rFonts w:ascii="Arial" w:hAnsi="Arial" w:cs="Arial"/>
+                <w:b/>
+                <w:bCs/>
+                <w:sz w:val="18"/>
+                <w:szCs w:val="18"/>
+              </w:rPr>
+            </w:pPr>
+          </w:p>
+        </w:tc>
+        <w:tc>
+          <w:tcPr>
+            <w:tcW w:w="1342" w:type="dxa"/>
+            <w:vMerge w:val="restart"/>
+            <w:vAlign w:val="center"/>
+          </w:tcPr>
+          <w:p>
+            <w:pPr>
+              <w:jc w:val="center"/>
+              <w:rPr>
+                <w:rFonts w:ascii="Arial" w:hAnsi="Arial" w:cs="Arial"/>
+              </w:rPr>
+            </w:pPr>
+            <w:r>
+              <w:rPr>
+                <w:rFonts w:ascii="Arial" w:hAnsi="Arial" w:cs="Arial"/>
+              </w:rPr>
+              <w:t>Outplanting</w:t>
+            </w:r>
+          </w:p>
+        </w:tc>
+        <w:tc>
+          <w:tcPr>
+            <w:tcW w:w="2024" w:type="dxa"/>
+            <w:vAlign w:val="center"/>
+          </w:tcPr>
+          <w:p>
+            <w:pPr>
+              <w:rPr>
+                <w:rFonts w:ascii="Arial" w:hAnsi="Arial" w:cs="Arial"/>
+              </w:rPr>
+            </w:pPr>
+            <w:r>
+              <w:rPr>
+                <w:rFonts w:ascii="Arial" w:hAnsi="Arial" w:cs="Arial"/>
+              </w:rPr>
+              <w:t>SH Temp</w:t>
+            </w:r>
+          </w:p>
+        </w:tc>
+        <w:tc>
+          <w:tcPr>
+            <w:tcW w:w="1096" w:type="dxa"/>
+            <w:vAlign w:val="center"/>
+          </w:tcPr>
+          <w:p>
+            <w:pPr>
+              <w:jc w:val="center"/>
+              <w:rPr>
+                <w:rFonts w:ascii="Arial" w:hAnsi="Arial" w:cs="Arial"/>
+              </w:rPr>
+            </w:pPr>
+            <w:r>
+              <w:rPr>
+                <w:rFonts w:ascii="Arial" w:hAnsi="Arial" w:cs="Arial"/>
+              </w:rPr>
+              <w:t>---</w:t>
+            </w:r>
+          </w:p>
+        </w:tc>
+        <w:tc>
+          <w:tcPr>
+            <w:tcW w:w="1591" w:type="dxa"/>
+            <w:vAlign w:val="center"/>
+          </w:tcPr>
+          <w:p>
+            <w:pPr>
+              <w:rPr>
+                <w:rFonts w:ascii="Arial" w:hAnsi="Arial" w:cs="Arial"/>
+              </w:rPr>
+            </w:pPr>
+            <w:r>
+              <w:rPr>
+                <w:rFonts w:ascii="Arial" w:hAnsi="Arial" w:cs="Arial"/>
+              </w:rPr>
+              <w:t>- 4.0411</w:t>
+            </w:r>
+          </w:p>
+        </w:tc>
+        <w:tc>
+          <w:tcPr>
+            <w:tcW w:w="877" w:type="dxa"/>
+            <w:vAlign w:val="center"/>
+          </w:tcPr>
+          <w:p>
+            <w:pPr>
+              <w:rPr>
+                <w:rFonts w:ascii="Arial" w:hAnsi="Arial" w:cs="Arial"/>
+              </w:rPr>
+            </w:pPr>
+            <w:r>
+              <w:rPr>
+                <w:rFonts w:ascii="Arial" w:hAnsi="Arial" w:cs="Arial"/>
+              </w:rPr>
+              <w:t>0.1772</w:t>
+            </w:r>
+          </w:p>
+        </w:tc>
+        <w:tc>
+          <w:tcPr>
+            <w:tcW w:w="947" w:type="dxa"/>
+            <w:vAlign w:val="center"/>
+          </w:tcPr>
+          <w:p>
+            <w:pPr>
+              <w:rPr>
+                <w:rFonts w:ascii="Arial" w:hAnsi="Arial" w:cs="Arial"/>
+              </w:rPr>
+            </w:pPr>
+            <w:r>
+              <w:rPr>
+                <w:rFonts w:ascii="Arial" w:hAnsi="Arial" w:cs="Arial"/>
+              </w:rPr>
+              <w:t>-22.799</w:t>
+            </w:r>
+          </w:p>
+        </w:tc>
+        <w:tc>
+          <w:tcPr>
+            <w:tcW w:w="966" w:type="dxa"/>
+            <w:vAlign w:val="center"/>
+          </w:tcPr>
+          <w:p>
+            <w:pPr>
+              <w:rPr>
+                <w:rFonts w:ascii="Arial" w:hAnsi="Arial" w:cs="Arial"/>
+                <w:b/>
+                <w:bCs/>
+              </w:rPr>
+            </w:pPr>
+            <w:r>
+              <w:rPr>
+                <w:rFonts w:ascii="Arial" w:hAnsi="Arial" w:cs="Arial"/>
+                <w:b/>
+                <w:bCs/>
+                <w:i/>
+                <w:iCs/>
+              </w:rPr>
+              <w:t>P</w:t>
+            </w:r>
+            <w:r>
+              <w:rPr>
+                <w:rFonts w:ascii="Arial" w:hAnsi="Arial" w:cs="Arial"/>
+                <w:b/>
+                <w:bCs/>
+              </w:rPr>
+              <w:t xml:space="preserve"> &lt; 0.01</w:t>
+            </w:r>
+          </w:p>
+        </w:tc>
+      </w:tr>
+      <w:tr>
+        <w:trPr>
+          <w:trHeight w:val="54"/>
+        </w:trPr>
+        <w:tc>
+          <w:tcPr>
+            <w:tcW w:w="1052" w:type="dxa"/>
+            <w:vMerge/>
+            <w:textDirection w:val="btLr"/>
+            <w:vAlign w:val="center"/>
+          </w:tcPr>
+          <w:p>
+            <w:pPr>
+              <w:ind w:left="113" w:right="113"/>
+              <w:jc w:val="center"/>
+              <w:rPr>
+                <w:rFonts w:ascii="Arial" w:hAnsi="Arial" w:cs="Arial"/>
+                <w:b/>
+                <w:bCs/>
+                <w:sz w:val="18"/>
+                <w:szCs w:val="18"/>
+              </w:rPr>
+            </w:pPr>
+          </w:p>
+        </w:tc>
+        <w:tc>
+          <w:tcPr>
+            <w:tcW w:w="1342" w:type="dxa"/>
+            <w:vMerge/>
+            <w:vAlign w:val="center"/>
+          </w:tcPr>
+          <w:p>
+            <w:pPr>
+              <w:jc w:val="center"/>
+              <w:rPr>
+                <w:rFonts w:ascii="Arial" w:hAnsi="Arial" w:cs="Arial"/>
+              </w:rPr>
+            </w:pPr>
+          </w:p>
+        </w:tc>
+        <w:tc>
+          <w:tcPr>
+            <w:tcW w:w="2024" w:type="dxa"/>
+            <w:vAlign w:val="center"/>
+          </w:tcPr>
+          <w:p>
+            <w:pPr>
+              <w:rPr>
+                <w:rFonts w:ascii="Arial" w:hAnsi="Arial" w:cs="Arial"/>
+                <w:b/>
+                <w:bCs/>
+              </w:rPr>
+            </w:pPr>
+            <w:r>
+              <w:rPr>
+                <w:rFonts w:ascii="Arial" w:hAnsi="Arial" w:cs="Arial"/>
+              </w:rPr>
+              <w:t>SH Tide</w:t>
+            </w:r>
+          </w:p>
+        </w:tc>
+        <w:tc>
+          <w:tcPr>
+            <w:tcW w:w="1096" w:type="dxa"/>
+            <w:vAlign w:val="center"/>
+          </w:tcPr>
+          <w:p>
+            <w:pPr>
+              <w:jc w:val="center"/>
+              <w:rPr>
+                <w:rFonts w:ascii="Arial" w:hAnsi="Arial" w:cs="Arial"/>
+              </w:rPr>
+            </w:pPr>
+            <w:r>
+              <w:rPr>
+                <w:rFonts w:ascii="Arial" w:hAnsi="Arial" w:cs="Arial"/>
+              </w:rPr>
+              <w:t>---</w:t>
+            </w:r>
+          </w:p>
+        </w:tc>
+        <w:tc>
+          <w:tcPr>
+            <w:tcW w:w="1591" w:type="dxa"/>
+            <w:vAlign w:val="center"/>
+          </w:tcPr>
+          <w:p>
+            <w:pPr>
+              <w:rPr>
+                <w:rFonts w:ascii="Arial" w:hAnsi="Arial" w:cs="Arial"/>
+              </w:rPr>
+            </w:pPr>
+            <w:r>
+              <w:rPr>
+                <w:rFonts w:ascii="Arial" w:hAnsi="Arial" w:cs="Arial"/>
+              </w:rPr>
+              <w:t>- 1.3592</w:t>
+            </w:r>
+          </w:p>
+        </w:tc>
+        <w:tc>
+          <w:tcPr>
+            <w:tcW w:w="877" w:type="dxa"/>
+            <w:vAlign w:val="center"/>
+          </w:tcPr>
+          <w:p>
+            <w:pPr>
+              <w:rPr>
+                <w:rFonts w:ascii="Arial" w:hAnsi="Arial" w:cs="Arial"/>
+              </w:rPr>
+            </w:pPr>
+            <w:r>
+              <w:rPr>
+                <w:rFonts w:ascii="Arial" w:hAnsi="Arial" w:cs="Arial"/>
+              </w:rPr>
+              <w:t>0.1621</w:t>
+            </w:r>
+          </w:p>
+        </w:tc>
+        <w:tc>
+          <w:tcPr>
+            <w:tcW w:w="947" w:type="dxa"/>
+            <w:vAlign w:val="center"/>
+          </w:tcPr>
+          <w:p>
+            <w:pPr>
+              <w:rPr>
+                <w:rFonts w:ascii="Arial" w:hAnsi="Arial" w:cs="Arial"/>
+              </w:rPr>
+            </w:pPr>
+            <w:r>
+              <w:rPr>
+                <w:rFonts w:ascii="Arial" w:hAnsi="Arial" w:cs="Arial"/>
+              </w:rPr>
+              <w:t>-8.384</w:t>
+            </w:r>
+          </w:p>
+        </w:tc>
+        <w:tc>
+          <w:tcPr>
+            <w:tcW w:w="966" w:type="dxa"/>
+            <w:vAlign w:val="center"/>
+          </w:tcPr>
+          <w:p>
+            <w:pPr>
+              <w:rPr>
+                <w:rFonts w:ascii="Arial" w:hAnsi="Arial" w:cs="Arial"/>
+                <w:b/>
+                <w:bCs/>
+              </w:rPr>
+            </w:pPr>
+            <w:r>
+              <w:rPr>
+                <w:rFonts w:ascii="Arial" w:hAnsi="Arial" w:cs="Arial"/>
+                <w:b/>
+                <w:bCs/>
+                <w:i/>
+                <w:iCs/>
+              </w:rPr>
+              <w:t>P</w:t>
+            </w:r>
+            <w:r>
+              <w:rPr>
+                <w:rFonts w:ascii="Arial" w:hAnsi="Arial" w:cs="Arial"/>
+                <w:b/>
+                <w:bCs/>
+              </w:rPr>
+              <w:t xml:space="preserve"> &lt; 0.01</w:t>
+            </w:r>
+          </w:p>
+        </w:tc>
+      </w:tr>
+      <w:tr>
+        <w:tc>
+          <w:tcPr>
+            <w:tcW w:w="1052" w:type="dxa"/>
+            <w:vMerge w:val="restart"/>
+            <w:textDirection w:val="btLr"/>
+            <w:vAlign w:val="center"/>
+          </w:tcPr>
+          <w:p>
+            <w:pPr>
+              <w:ind w:left="113" w:right="113"/>
+              <w:jc w:val="center"/>
               <w:rPr>
                 <w:rFonts w:ascii="Arial" w:hAnsi="Arial" w:cs="Arial"/>
                 <w:b/>
@@ -2448,1640 +4119,8 @@
                 <w:sz w:val="18"/>
                 <w:szCs w:val="18"/>
               </w:rPr>
-              <w:t>lurida</w:t>
-            </w:r>
-            <w:proofErr w:type="spellEnd"/>
-          </w:p>
-        </w:tc>
-        <w:tc>
-          <w:tcPr>
-            <w:tcW w:w="1342" w:type="dxa"/>
-            <w:vMerge w:val="restart"/>
-            <w:vAlign w:val="center"/>
-          </w:tcPr>
-          <w:p>
-            <w:pPr>
-              <w:jc w:val="center"/>
-              <w:rPr>
-                <w:rFonts w:ascii="Arial" w:hAnsi="Arial" w:cs="Arial"/>
-              </w:rPr>
-            </w:pPr>
-            <w:r>
-              <w:rPr>
-                <w:rFonts w:ascii="Arial" w:hAnsi="Arial" w:cs="Arial"/>
-              </w:rPr>
-              <w:t>Stress Hardening</w:t>
-            </w:r>
-          </w:p>
-        </w:tc>
-        <w:tc>
-          <w:tcPr>
-            <w:tcW w:w="2106" w:type="dxa"/>
-            <w:vAlign w:val="center"/>
-          </w:tcPr>
-          <w:p>
-            <w:pPr>
-              <w:rPr>
-                <w:rFonts w:ascii="Arial" w:hAnsi="Arial" w:cs="Arial"/>
-              </w:rPr>
-            </w:pPr>
-            <w:r>
-              <w:rPr>
-                <w:rFonts w:ascii="Arial" w:hAnsi="Arial" w:cs="Arial"/>
-              </w:rPr>
-              <w:t xml:space="preserve">SH Temp </w:t>
-            </w:r>
-          </w:p>
-        </w:tc>
-        <w:tc>
-          <w:tcPr>
-            <w:tcW w:w="1096" w:type="dxa"/>
-            <w:vAlign w:val="center"/>
-          </w:tcPr>
-          <w:p>
-            <w:pPr>
-              <w:jc w:val="center"/>
-              <w:rPr>
-                <w:rFonts w:ascii="Arial" w:hAnsi="Arial" w:cs="Arial"/>
-                <w:b/>
-                <w:bCs/>
-              </w:rPr>
-            </w:pPr>
-            <w:r>
-              <w:rPr>
-                <w:rFonts w:ascii="Arial" w:hAnsi="Arial" w:cs="Arial"/>
-              </w:rPr>
-              <w:t>Tank</w:t>
-            </w:r>
-          </w:p>
-        </w:tc>
-        <w:tc>
-          <w:tcPr>
-            <w:tcW w:w="1134" w:type="dxa"/>
-            <w:vAlign w:val="center"/>
-          </w:tcPr>
-          <w:p>
-            <w:pPr>
-              <w:rPr>
-                <w:rFonts w:ascii="Arial" w:hAnsi="Arial" w:cs="Arial"/>
-              </w:rPr>
-            </w:pPr>
-            <w:r>
-              <w:rPr>
-                <w:rFonts w:ascii="Arial" w:hAnsi="Arial" w:cs="Arial"/>
-              </w:rPr>
-              <w:t>0.6423</w:t>
-            </w:r>
-          </w:p>
-        </w:tc>
-        <w:tc>
-          <w:tcPr>
-            <w:tcW w:w="889" w:type="dxa"/>
-            <w:vAlign w:val="center"/>
-          </w:tcPr>
-          <w:p>
-            <w:pPr>
-              <w:rPr>
-                <w:rFonts w:ascii="Arial" w:hAnsi="Arial" w:cs="Arial"/>
-              </w:rPr>
-            </w:pPr>
-            <w:r>
-              <w:rPr>
-                <w:rFonts w:ascii="Arial" w:hAnsi="Arial" w:cs="Arial"/>
-              </w:rPr>
-              <w:t>0.5917</w:t>
-            </w:r>
-          </w:p>
-        </w:tc>
-        <w:tc>
-          <w:tcPr>
-            <w:tcW w:w="1096" w:type="dxa"/>
-            <w:vAlign w:val="center"/>
-          </w:tcPr>
-          <w:p>
-            <w:pPr>
-              <w:rPr>
-                <w:rFonts w:ascii="Arial" w:hAnsi="Arial" w:cs="Arial"/>
-              </w:rPr>
-            </w:pPr>
-            <w:r>
-              <w:rPr>
-                <w:rFonts w:ascii="Arial" w:hAnsi="Arial" w:cs="Arial"/>
-              </w:rPr>
-              <w:t>1.085</w:t>
-            </w:r>
-          </w:p>
-        </w:tc>
-        <w:tc>
-          <w:tcPr>
-            <w:tcW w:w="1170" w:type="dxa"/>
-            <w:vAlign w:val="center"/>
-          </w:tcPr>
-          <w:p>
-            <w:pPr>
-              <w:rPr>
-                <w:rFonts w:ascii="Arial" w:hAnsi="Arial" w:cs="Arial"/>
-              </w:rPr>
-            </w:pPr>
-            <w:r>
-              <w:rPr>
-                <w:rFonts w:ascii="Arial" w:hAnsi="Arial" w:cs="Arial"/>
-              </w:rPr>
-              <w:t>0.278</w:t>
-            </w:r>
-          </w:p>
-        </w:tc>
-      </w:tr>
-      <w:tr>
-        <w:tc>
-          <w:tcPr>
-            <w:tcW w:w="1062" w:type="dxa"/>
-            <w:vMerge/>
-            <w:textDirection w:val="btLr"/>
-            <w:vAlign w:val="center"/>
-          </w:tcPr>
-          <w:p>
-            <w:pPr>
-              <w:ind w:left="113" w:right="113"/>
-              <w:jc w:val="center"/>
-              <w:rPr>
-                <w:rFonts w:ascii="Arial" w:hAnsi="Arial" w:cs="Arial"/>
-                <w:b/>
-                <w:bCs/>
-                <w:sz w:val="18"/>
-                <w:szCs w:val="18"/>
-              </w:rPr>
-            </w:pPr>
-          </w:p>
-        </w:tc>
-        <w:tc>
-          <w:tcPr>
-            <w:tcW w:w="1342" w:type="dxa"/>
-            <w:vMerge/>
-            <w:vAlign w:val="center"/>
-          </w:tcPr>
-          <w:p>
-            <w:pPr>
-              <w:jc w:val="center"/>
-              <w:rPr>
-                <w:rFonts w:ascii="Arial" w:hAnsi="Arial" w:cs="Arial"/>
-              </w:rPr>
-            </w:pPr>
-          </w:p>
-        </w:tc>
-        <w:tc>
-          <w:tcPr>
-            <w:tcW w:w="2106" w:type="dxa"/>
-            <w:vAlign w:val="center"/>
-          </w:tcPr>
-          <w:p>
-            <w:pPr>
-              <w:rPr>
-                <w:rFonts w:ascii="Arial" w:hAnsi="Arial" w:cs="Arial"/>
-              </w:rPr>
-            </w:pPr>
-            <w:r>
-              <w:rPr>
-                <w:rFonts w:ascii="Arial" w:hAnsi="Arial" w:cs="Arial"/>
-              </w:rPr>
-              <w:t>SH Tide</w:t>
-            </w:r>
-          </w:p>
-        </w:tc>
-        <w:tc>
-          <w:tcPr>
-            <w:tcW w:w="1096" w:type="dxa"/>
-            <w:vAlign w:val="center"/>
-          </w:tcPr>
-          <w:p>
-            <w:pPr>
-              <w:jc w:val="center"/>
-              <w:rPr>
-                <w:rFonts w:ascii="Arial" w:hAnsi="Arial" w:cs="Arial"/>
-              </w:rPr>
-            </w:pPr>
-            <w:r>
-              <w:rPr>
-                <w:rFonts w:ascii="Arial" w:hAnsi="Arial" w:cs="Arial"/>
-              </w:rPr>
-              <w:t>Tank</w:t>
-            </w:r>
-          </w:p>
-        </w:tc>
-        <w:tc>
-          <w:tcPr>
-            <w:tcW w:w="1134" w:type="dxa"/>
-            <w:vAlign w:val="center"/>
-          </w:tcPr>
-          <w:p>
-            <w:pPr>
-              <w:rPr>
-                <w:rFonts w:ascii="Arial" w:hAnsi="Arial" w:cs="Arial"/>
-              </w:rPr>
-            </w:pPr>
-            <w:r>
-              <w:rPr>
-                <w:rFonts w:ascii="Arial" w:hAnsi="Arial" w:cs="Arial"/>
-              </w:rPr>
-              <w:t>0.6423</w:t>
-            </w:r>
-          </w:p>
-        </w:tc>
-        <w:tc>
-          <w:tcPr>
-            <w:tcW w:w="889" w:type="dxa"/>
-            <w:vAlign w:val="center"/>
-          </w:tcPr>
-          <w:p>
-            <w:pPr>
-              <w:rPr>
-                <w:rFonts w:ascii="Arial" w:hAnsi="Arial" w:cs="Arial"/>
-              </w:rPr>
-            </w:pPr>
-            <w:r>
-              <w:rPr>
-                <w:rFonts w:ascii="Arial" w:hAnsi="Arial" w:cs="Arial"/>
-              </w:rPr>
-              <w:t>0.5917</w:t>
-            </w:r>
-          </w:p>
-        </w:tc>
-        <w:tc>
-          <w:tcPr>
-            <w:tcW w:w="1096" w:type="dxa"/>
-            <w:vAlign w:val="center"/>
-          </w:tcPr>
-          <w:p>
-            <w:pPr>
-              <w:rPr>
-                <w:rFonts w:ascii="Arial" w:hAnsi="Arial" w:cs="Arial"/>
-              </w:rPr>
-            </w:pPr>
-            <w:r>
-              <w:rPr>
-                <w:rFonts w:ascii="Arial" w:hAnsi="Arial" w:cs="Arial"/>
-              </w:rPr>
-              <w:t>1.085</w:t>
-            </w:r>
-          </w:p>
-        </w:tc>
-        <w:tc>
-          <w:tcPr>
-            <w:tcW w:w="1170" w:type="dxa"/>
-            <w:vAlign w:val="center"/>
-          </w:tcPr>
-          <w:p>
-            <w:pPr>
-              <w:rPr>
-                <w:rFonts w:ascii="Arial" w:hAnsi="Arial" w:cs="Arial"/>
-              </w:rPr>
-            </w:pPr>
-            <w:r>
-              <w:rPr>
-                <w:rFonts w:ascii="Arial" w:hAnsi="Arial" w:cs="Arial"/>
-              </w:rPr>
-              <w:t>0.278</w:t>
-            </w:r>
-          </w:p>
-        </w:tc>
-      </w:tr>
-      <w:tr>
-        <w:tc>
-          <w:tcPr>
-            <w:tcW w:w="1062" w:type="dxa"/>
-            <w:vMerge/>
-            <w:textDirection w:val="btLr"/>
-            <w:vAlign w:val="center"/>
-          </w:tcPr>
-          <w:p>
-            <w:pPr>
-              <w:ind w:left="113" w:right="113"/>
-              <w:jc w:val="center"/>
-              <w:rPr>
-                <w:rFonts w:ascii="Arial" w:hAnsi="Arial" w:cs="Arial"/>
-                <w:b/>
-                <w:bCs/>
-                <w:sz w:val="18"/>
-                <w:szCs w:val="18"/>
-              </w:rPr>
-            </w:pPr>
-          </w:p>
-        </w:tc>
-        <w:tc>
-          <w:tcPr>
-            <w:tcW w:w="1342" w:type="dxa"/>
-            <w:vMerge w:val="restart"/>
-            <w:vAlign w:val="center"/>
-          </w:tcPr>
-          <w:p>
-            <w:pPr>
-              <w:jc w:val="center"/>
-              <w:rPr>
-                <w:rFonts w:ascii="Arial" w:hAnsi="Arial" w:cs="Arial"/>
-              </w:rPr>
-            </w:pPr>
-            <w:r>
-              <w:rPr>
-                <w:rFonts w:ascii="Arial" w:hAnsi="Arial" w:cs="Arial"/>
-              </w:rPr>
-              <w:t>Marine Heatwave</w:t>
-            </w:r>
-          </w:p>
-        </w:tc>
-        <w:tc>
-          <w:tcPr>
-            <w:tcW w:w="2106" w:type="dxa"/>
-            <w:vAlign w:val="center"/>
-          </w:tcPr>
-          <w:p>
-            <w:pPr>
-              <w:rPr>
-                <w:rFonts w:ascii="Arial" w:hAnsi="Arial" w:cs="Arial"/>
-              </w:rPr>
-            </w:pPr>
-            <w:r>
-              <w:rPr>
-                <w:rFonts w:ascii="Arial" w:hAnsi="Arial" w:cs="Arial"/>
-              </w:rPr>
-              <w:t>SH Temp</w:t>
-            </w:r>
-          </w:p>
-        </w:tc>
-        <w:tc>
-          <w:tcPr>
-            <w:tcW w:w="1096" w:type="dxa"/>
-            <w:vAlign w:val="center"/>
-          </w:tcPr>
-          <w:p>
-            <w:pPr>
-              <w:jc w:val="center"/>
-              <w:rPr>
-                <w:rFonts w:ascii="Arial" w:hAnsi="Arial" w:cs="Arial"/>
-              </w:rPr>
-            </w:pPr>
-            <w:r>
-              <w:rPr>
-                <w:rFonts w:ascii="Arial" w:hAnsi="Arial" w:cs="Arial"/>
-              </w:rPr>
-              <w:t>Tank</w:t>
-            </w:r>
-          </w:p>
-        </w:tc>
-        <w:tc>
-          <w:tcPr>
-            <w:tcW w:w="1134" w:type="dxa"/>
-            <w:vAlign w:val="center"/>
-          </w:tcPr>
-          <w:p>
-            <w:pPr>
-              <w:rPr>
-                <w:rFonts w:ascii="Arial" w:hAnsi="Arial" w:cs="Arial"/>
-              </w:rPr>
-            </w:pPr>
-            <w:r>
-              <w:rPr>
-                <w:rFonts w:ascii="Arial" w:hAnsi="Arial" w:cs="Arial"/>
-              </w:rPr>
-              <w:t>-0.2538</w:t>
-            </w:r>
-          </w:p>
-        </w:tc>
-        <w:tc>
-          <w:tcPr>
-            <w:tcW w:w="889" w:type="dxa"/>
-            <w:vAlign w:val="center"/>
-          </w:tcPr>
-          <w:p>
-            <w:pPr>
-              <w:rPr>
-                <w:rFonts w:ascii="Arial" w:hAnsi="Arial" w:cs="Arial"/>
-              </w:rPr>
-            </w:pPr>
-            <w:r>
-              <w:rPr>
-                <w:rFonts w:ascii="Arial" w:hAnsi="Arial" w:cs="Arial"/>
-              </w:rPr>
-              <w:t>0.5065</w:t>
-            </w:r>
-          </w:p>
-        </w:tc>
-        <w:tc>
-          <w:tcPr>
-            <w:tcW w:w="1096" w:type="dxa"/>
-            <w:vAlign w:val="center"/>
-          </w:tcPr>
-          <w:p>
-            <w:pPr>
-              <w:rPr>
-                <w:rFonts w:ascii="Arial" w:hAnsi="Arial" w:cs="Arial"/>
-              </w:rPr>
-            </w:pPr>
-            <w:r>
-              <w:rPr>
-                <w:rFonts w:ascii="Arial" w:hAnsi="Arial" w:cs="Arial"/>
-              </w:rPr>
-              <w:t>-0.501</w:t>
-            </w:r>
-          </w:p>
-        </w:tc>
-        <w:tc>
-          <w:tcPr>
-            <w:tcW w:w="1170" w:type="dxa"/>
-            <w:vAlign w:val="center"/>
-          </w:tcPr>
-          <w:p>
-            <w:pPr>
-              <w:rPr>
-                <w:rFonts w:ascii="Arial" w:hAnsi="Arial" w:cs="Arial"/>
-              </w:rPr>
-            </w:pPr>
-            <w:r>
-              <w:rPr>
-                <w:rFonts w:ascii="Arial" w:hAnsi="Arial" w:cs="Arial"/>
-              </w:rPr>
-              <w:t>0.616</w:t>
-            </w:r>
-          </w:p>
-        </w:tc>
-      </w:tr>
-      <w:tr>
-        <w:tc>
-          <w:tcPr>
-            <w:tcW w:w="1062" w:type="dxa"/>
-            <w:vMerge/>
-            <w:textDirection w:val="btLr"/>
-            <w:vAlign w:val="center"/>
-          </w:tcPr>
-          <w:p>
-            <w:pPr>
-              <w:ind w:left="113" w:right="113"/>
-              <w:jc w:val="center"/>
-              <w:rPr>
-                <w:rFonts w:ascii="Arial" w:hAnsi="Arial" w:cs="Arial"/>
-                <w:b/>
-                <w:bCs/>
-                <w:sz w:val="18"/>
-                <w:szCs w:val="18"/>
-              </w:rPr>
-            </w:pPr>
-          </w:p>
-        </w:tc>
-        <w:tc>
-          <w:tcPr>
-            <w:tcW w:w="1342" w:type="dxa"/>
-            <w:vMerge/>
-            <w:vAlign w:val="center"/>
-          </w:tcPr>
-          <w:p>
-            <w:pPr>
-              <w:jc w:val="center"/>
-              <w:rPr>
-                <w:rFonts w:ascii="Arial" w:hAnsi="Arial" w:cs="Arial"/>
-              </w:rPr>
-            </w:pPr>
-          </w:p>
-        </w:tc>
-        <w:tc>
-          <w:tcPr>
-            <w:tcW w:w="2106" w:type="dxa"/>
-            <w:vAlign w:val="center"/>
-          </w:tcPr>
-          <w:p>
-            <w:pPr>
-              <w:rPr>
-                <w:rFonts w:ascii="Arial" w:hAnsi="Arial" w:cs="Arial"/>
-              </w:rPr>
-            </w:pPr>
-            <w:r>
-              <w:rPr>
-                <w:rFonts w:ascii="Arial" w:hAnsi="Arial" w:cs="Arial"/>
-              </w:rPr>
-              <w:t>SH Tide</w:t>
-            </w:r>
-          </w:p>
-        </w:tc>
-        <w:tc>
-          <w:tcPr>
-            <w:tcW w:w="1096" w:type="dxa"/>
-            <w:vAlign w:val="center"/>
-          </w:tcPr>
-          <w:p>
-            <w:pPr>
-              <w:jc w:val="center"/>
-              <w:rPr>
-                <w:rFonts w:ascii="Arial" w:hAnsi="Arial" w:cs="Arial"/>
-              </w:rPr>
-            </w:pPr>
-            <w:r>
-              <w:rPr>
-                <w:rFonts w:ascii="Arial" w:hAnsi="Arial" w:cs="Arial"/>
-              </w:rPr>
-              <w:t>Tank</w:t>
-            </w:r>
-          </w:p>
-        </w:tc>
-        <w:tc>
-          <w:tcPr>
-            <w:tcW w:w="1134" w:type="dxa"/>
-            <w:vAlign w:val="center"/>
-          </w:tcPr>
-          <w:p>
-            <w:pPr>
-              <w:rPr>
-                <w:rFonts w:ascii="Arial" w:hAnsi="Arial" w:cs="Arial"/>
-              </w:rPr>
-            </w:pPr>
-            <w:r>
-              <w:rPr>
-                <w:rFonts w:ascii="Arial" w:hAnsi="Arial" w:cs="Arial"/>
-              </w:rPr>
-              <w:t>0.5159</w:t>
-            </w:r>
-          </w:p>
-        </w:tc>
-        <w:tc>
-          <w:tcPr>
-            <w:tcW w:w="889" w:type="dxa"/>
-            <w:vAlign w:val="center"/>
-          </w:tcPr>
-          <w:p>
-            <w:pPr>
-              <w:rPr>
-                <w:rFonts w:ascii="Arial" w:hAnsi="Arial" w:cs="Arial"/>
-              </w:rPr>
-            </w:pPr>
-            <w:r>
-              <w:rPr>
-                <w:rFonts w:ascii="Arial" w:hAnsi="Arial" w:cs="Arial"/>
-              </w:rPr>
-              <w:t>0.5188</w:t>
-            </w:r>
-          </w:p>
-        </w:tc>
-        <w:tc>
-          <w:tcPr>
-            <w:tcW w:w="1096" w:type="dxa"/>
-            <w:vAlign w:val="center"/>
-          </w:tcPr>
-          <w:p>
-            <w:pPr>
-              <w:rPr>
-                <w:rFonts w:ascii="Arial" w:hAnsi="Arial" w:cs="Arial"/>
-              </w:rPr>
-            </w:pPr>
-            <w:r>
-              <w:rPr>
-                <w:rFonts w:ascii="Arial" w:hAnsi="Arial" w:cs="Arial"/>
-              </w:rPr>
-              <w:t>0.994</w:t>
-            </w:r>
-          </w:p>
-        </w:tc>
-        <w:tc>
-          <w:tcPr>
-            <w:tcW w:w="1170" w:type="dxa"/>
-            <w:vAlign w:val="center"/>
-          </w:tcPr>
-          <w:p>
-            <w:pPr>
-              <w:rPr>
-                <w:rFonts w:ascii="Arial" w:hAnsi="Arial" w:cs="Arial"/>
-              </w:rPr>
-            </w:pPr>
-            <w:r>
-              <w:rPr>
-                <w:rFonts w:ascii="Arial" w:hAnsi="Arial" w:cs="Arial"/>
-              </w:rPr>
-              <w:t>0.32</w:t>
-            </w:r>
-          </w:p>
-        </w:tc>
-      </w:tr>
-      <w:tr>
-        <w:tc>
-          <w:tcPr>
-            <w:tcW w:w="1062" w:type="dxa"/>
-            <w:vMerge/>
-            <w:textDirection w:val="btLr"/>
-            <w:vAlign w:val="center"/>
-          </w:tcPr>
-          <w:p>
-            <w:pPr>
-              <w:ind w:left="113" w:right="113"/>
-              <w:jc w:val="center"/>
-              <w:rPr>
-                <w:rFonts w:ascii="Arial" w:hAnsi="Arial" w:cs="Arial"/>
-                <w:b/>
-                <w:bCs/>
-                <w:sz w:val="18"/>
-                <w:szCs w:val="18"/>
-              </w:rPr>
-            </w:pPr>
-          </w:p>
-        </w:tc>
-        <w:tc>
-          <w:tcPr>
-            <w:tcW w:w="1342" w:type="dxa"/>
-            <w:vMerge/>
-            <w:vAlign w:val="center"/>
-          </w:tcPr>
-          <w:p>
-            <w:pPr>
-              <w:jc w:val="center"/>
-              <w:rPr>
-                <w:rFonts w:ascii="Arial" w:hAnsi="Arial" w:cs="Arial"/>
-              </w:rPr>
-            </w:pPr>
-          </w:p>
-        </w:tc>
-        <w:tc>
-          <w:tcPr>
-            <w:tcW w:w="2106" w:type="dxa"/>
-            <w:vAlign w:val="center"/>
-          </w:tcPr>
-          <w:p>
-            <w:pPr>
-              <w:rPr>
-                <w:rFonts w:ascii="Arial" w:hAnsi="Arial" w:cs="Arial"/>
-              </w:rPr>
-            </w:pPr>
-            <w:r>
-              <w:rPr>
-                <w:rFonts w:ascii="Arial" w:hAnsi="Arial" w:cs="Arial"/>
-              </w:rPr>
-              <w:t>MHW Temp (</w:t>
-            </w:r>
-            <w:r>
-              <w:rPr>
-                <w:rFonts w:ascii="Arial" w:hAnsi="Arial" w:cs="Arial"/>
-              </w:rPr>
-              <w:t>15</w:t>
-            </w:r>
-            <w:r>
-              <w:rPr>
-                <w:rFonts w:ascii="Arial" w:hAnsi="Arial" w:cs="Arial"/>
-              </w:rPr>
-              <w:t>˚C)</w:t>
-            </w:r>
-          </w:p>
-        </w:tc>
-        <w:tc>
-          <w:tcPr>
-            <w:tcW w:w="1096" w:type="dxa"/>
-            <w:vAlign w:val="center"/>
-          </w:tcPr>
-          <w:p>
-            <w:pPr>
-              <w:jc w:val="center"/>
-              <w:rPr>
-                <w:rFonts w:ascii="Arial" w:hAnsi="Arial" w:cs="Arial"/>
-              </w:rPr>
-            </w:pPr>
-            <w:r>
-              <w:rPr>
-                <w:rFonts w:ascii="Arial" w:hAnsi="Arial" w:cs="Arial"/>
-              </w:rPr>
-              <w:t>Tank</w:t>
-            </w:r>
-          </w:p>
-        </w:tc>
-        <w:tc>
-          <w:tcPr>
-            <w:tcW w:w="1134" w:type="dxa"/>
-            <w:vAlign w:val="center"/>
-          </w:tcPr>
-          <w:p>
-            <w:pPr>
-              <w:jc w:val="center"/>
-              <w:rPr>
-                <w:rFonts w:ascii="Arial" w:hAnsi="Arial" w:cs="Arial"/>
-                <w:i/>
-                <w:iCs/>
-              </w:rPr>
-            </w:pPr>
-            <w:r>
-              <w:rPr>
-                <w:rFonts w:ascii="Arial" w:hAnsi="Arial" w:cs="Arial"/>
-                <w:i/>
-                <w:iCs/>
-              </w:rPr>
-              <w:t>ref</w:t>
-            </w:r>
-          </w:p>
-        </w:tc>
-        <w:tc>
-          <w:tcPr>
-            <w:tcW w:w="889" w:type="dxa"/>
-            <w:vAlign w:val="center"/>
-          </w:tcPr>
-          <w:p>
-            <w:pPr>
-              <w:jc w:val="center"/>
-              <w:rPr>
-                <w:rFonts w:ascii="Arial" w:hAnsi="Arial" w:cs="Arial"/>
-              </w:rPr>
-            </w:pPr>
-            <w:r>
-              <w:rPr>
-                <w:rFonts w:ascii="Arial" w:hAnsi="Arial" w:cs="Arial"/>
-                <w:i/>
-                <w:iCs/>
-              </w:rPr>
-              <w:t>ref</w:t>
-            </w:r>
-          </w:p>
-        </w:tc>
-        <w:tc>
-          <w:tcPr>
-            <w:tcW w:w="1096" w:type="dxa"/>
-            <w:vAlign w:val="center"/>
-          </w:tcPr>
-          <w:p>
-            <w:pPr>
-              <w:jc w:val="center"/>
-              <w:rPr>
-                <w:rFonts w:ascii="Arial" w:hAnsi="Arial" w:cs="Arial"/>
-              </w:rPr>
-            </w:pPr>
-            <w:r>
-              <w:rPr>
-                <w:rFonts w:ascii="Arial" w:hAnsi="Arial" w:cs="Arial"/>
-                <w:i/>
-                <w:iCs/>
-              </w:rPr>
-              <w:t>ref</w:t>
-            </w:r>
-          </w:p>
-        </w:tc>
-        <w:tc>
-          <w:tcPr>
-            <w:tcW w:w="1170" w:type="dxa"/>
-            <w:vAlign w:val="center"/>
-          </w:tcPr>
-          <w:p>
-            <w:pPr>
-              <w:jc w:val="center"/>
-              <w:rPr>
-                <w:rFonts w:ascii="Arial" w:hAnsi="Arial" w:cs="Arial"/>
-              </w:rPr>
-            </w:pPr>
-            <w:r>
-              <w:rPr>
-                <w:rFonts w:ascii="Arial" w:hAnsi="Arial" w:cs="Arial"/>
-                <w:i/>
-                <w:iCs/>
-              </w:rPr>
-              <w:t>ref</w:t>
-            </w:r>
-          </w:p>
-        </w:tc>
-      </w:tr>
-      <w:tr>
-        <w:tc>
-          <w:tcPr>
-            <w:tcW w:w="1062" w:type="dxa"/>
-            <w:vMerge/>
-            <w:textDirection w:val="btLr"/>
-            <w:vAlign w:val="center"/>
-          </w:tcPr>
-          <w:p>
-            <w:pPr>
-              <w:ind w:left="113" w:right="113"/>
-              <w:jc w:val="center"/>
-              <w:rPr>
-                <w:rFonts w:ascii="Arial" w:hAnsi="Arial" w:cs="Arial"/>
-                <w:b/>
-                <w:bCs/>
-                <w:sz w:val="18"/>
-                <w:szCs w:val="18"/>
-              </w:rPr>
-            </w:pPr>
-          </w:p>
-        </w:tc>
-        <w:tc>
-          <w:tcPr>
-            <w:tcW w:w="1342" w:type="dxa"/>
-            <w:vMerge/>
-            <w:vAlign w:val="center"/>
-          </w:tcPr>
-          <w:p>
-            <w:pPr>
-              <w:jc w:val="center"/>
-              <w:rPr>
-                <w:rFonts w:ascii="Arial" w:hAnsi="Arial" w:cs="Arial"/>
-              </w:rPr>
-            </w:pPr>
-          </w:p>
-        </w:tc>
-        <w:tc>
-          <w:tcPr>
-            <w:tcW w:w="2106" w:type="dxa"/>
-            <w:vAlign w:val="center"/>
-          </w:tcPr>
-          <w:p>
-            <w:pPr>
-              <w:rPr>
-                <w:rFonts w:ascii="Arial" w:hAnsi="Arial" w:cs="Arial"/>
-              </w:rPr>
-            </w:pPr>
-            <w:r>
-              <w:rPr>
-                <w:rFonts w:ascii="Arial" w:hAnsi="Arial" w:cs="Arial"/>
-              </w:rPr>
-              <w:t>MHW Temp (</w:t>
-            </w:r>
-            <w:r>
-              <w:rPr>
-                <w:rFonts w:ascii="Arial" w:hAnsi="Arial" w:cs="Arial"/>
-              </w:rPr>
-              <w:t>18</w:t>
-            </w:r>
-            <w:r>
-              <w:rPr>
-                <w:rFonts w:ascii="Arial" w:hAnsi="Arial" w:cs="Arial"/>
-              </w:rPr>
-              <w:t>˚C)</w:t>
-            </w:r>
-          </w:p>
-        </w:tc>
-        <w:tc>
-          <w:tcPr>
-            <w:tcW w:w="1096" w:type="dxa"/>
-            <w:vAlign w:val="center"/>
-          </w:tcPr>
-          <w:p>
-            <w:pPr>
-              <w:jc w:val="center"/>
-              <w:rPr>
-                <w:rFonts w:ascii="Arial" w:hAnsi="Arial" w:cs="Arial"/>
-              </w:rPr>
-            </w:pPr>
-            <w:r>
-              <w:rPr>
-                <w:rFonts w:ascii="Arial" w:hAnsi="Arial" w:cs="Arial"/>
-              </w:rPr>
-              <w:t>Tank</w:t>
-            </w:r>
-          </w:p>
-        </w:tc>
-        <w:tc>
-          <w:tcPr>
-            <w:tcW w:w="1134" w:type="dxa"/>
-            <w:vAlign w:val="center"/>
-          </w:tcPr>
-          <w:p>
-            <w:pPr>
-              <w:rPr>
-                <w:rFonts w:ascii="Arial" w:hAnsi="Arial" w:cs="Arial"/>
-              </w:rPr>
-            </w:pPr>
-            <w:r>
-              <w:rPr>
-                <w:rFonts w:ascii="Arial" w:hAnsi="Arial" w:cs="Arial"/>
-              </w:rPr>
-              <w:t>18.20</w:t>
-            </w:r>
-          </w:p>
-        </w:tc>
-        <w:tc>
-          <w:tcPr>
-            <w:tcW w:w="889" w:type="dxa"/>
-            <w:vAlign w:val="center"/>
-          </w:tcPr>
-          <w:p>
-            <w:pPr>
-              <w:rPr>
-                <w:rFonts w:ascii="Arial" w:hAnsi="Arial" w:cs="Arial"/>
-              </w:rPr>
-            </w:pPr>
-            <w:r>
-              <w:rPr>
-                <w:rFonts w:ascii="Arial" w:hAnsi="Arial" w:cs="Arial"/>
-              </w:rPr>
-              <w:t>37.34</w:t>
-            </w:r>
-          </w:p>
-        </w:tc>
-        <w:tc>
-          <w:tcPr>
-            <w:tcW w:w="1096" w:type="dxa"/>
-            <w:vAlign w:val="center"/>
-          </w:tcPr>
-          <w:p>
-            <w:pPr>
-              <w:rPr>
-                <w:rFonts w:ascii="Arial" w:hAnsi="Arial" w:cs="Arial"/>
-              </w:rPr>
-            </w:pPr>
-            <w:r>
-              <w:rPr>
-                <w:rFonts w:ascii="Arial" w:hAnsi="Arial" w:cs="Arial"/>
-              </w:rPr>
-              <w:t>0.487</w:t>
-            </w:r>
-          </w:p>
-        </w:tc>
-        <w:tc>
-          <w:tcPr>
-            <w:tcW w:w="1170" w:type="dxa"/>
-            <w:vAlign w:val="center"/>
-          </w:tcPr>
-          <w:p>
-            <w:pPr>
-              <w:rPr>
-                <w:rFonts w:ascii="Arial" w:hAnsi="Arial" w:cs="Arial"/>
-              </w:rPr>
-            </w:pPr>
-            <w:r>
-              <w:rPr>
-                <w:rFonts w:ascii="Arial" w:hAnsi="Arial" w:cs="Arial"/>
-              </w:rPr>
-              <w:t>0.626</w:t>
-            </w:r>
-          </w:p>
-        </w:tc>
-      </w:tr>
-      <w:tr>
-        <w:tc>
-          <w:tcPr>
-            <w:tcW w:w="1062" w:type="dxa"/>
-            <w:vMerge/>
-            <w:textDirection w:val="btLr"/>
-            <w:vAlign w:val="center"/>
-          </w:tcPr>
-          <w:p>
-            <w:pPr>
-              <w:ind w:left="113" w:right="113"/>
-              <w:jc w:val="center"/>
-              <w:rPr>
-                <w:rFonts w:ascii="Arial" w:hAnsi="Arial" w:cs="Arial"/>
-                <w:b/>
-                <w:bCs/>
-                <w:sz w:val="18"/>
-                <w:szCs w:val="18"/>
-              </w:rPr>
-            </w:pPr>
-          </w:p>
-        </w:tc>
-        <w:tc>
-          <w:tcPr>
-            <w:tcW w:w="1342" w:type="dxa"/>
-            <w:vMerge/>
-            <w:vAlign w:val="center"/>
-          </w:tcPr>
-          <w:p>
-            <w:pPr>
-              <w:jc w:val="center"/>
-              <w:rPr>
-                <w:rFonts w:ascii="Arial" w:hAnsi="Arial" w:cs="Arial"/>
-              </w:rPr>
-            </w:pPr>
-          </w:p>
-        </w:tc>
-        <w:tc>
-          <w:tcPr>
-            <w:tcW w:w="2106" w:type="dxa"/>
-            <w:vAlign w:val="center"/>
-          </w:tcPr>
-          <w:p>
-            <w:pPr>
-              <w:rPr>
-                <w:rFonts w:ascii="Arial" w:hAnsi="Arial" w:cs="Arial"/>
-              </w:rPr>
-            </w:pPr>
-            <w:r>
-              <w:rPr>
-                <w:rFonts w:ascii="Arial" w:hAnsi="Arial" w:cs="Arial"/>
-              </w:rPr>
-              <w:t>MHW Temp (2</w:t>
-            </w:r>
-            <w:r>
-              <w:rPr>
-                <w:rFonts w:ascii="Arial" w:hAnsi="Arial" w:cs="Arial"/>
-              </w:rPr>
-              <w:t>1</w:t>
-            </w:r>
-            <w:r>
-              <w:rPr>
-                <w:rFonts w:ascii="Arial" w:hAnsi="Arial" w:cs="Arial"/>
-              </w:rPr>
-              <w:t>˚C)</w:t>
-            </w:r>
-          </w:p>
-        </w:tc>
-        <w:tc>
-          <w:tcPr>
-            <w:tcW w:w="1096" w:type="dxa"/>
-            <w:vAlign w:val="center"/>
-          </w:tcPr>
-          <w:p>
-            <w:pPr>
-              <w:jc w:val="center"/>
-              <w:rPr>
-                <w:rFonts w:ascii="Arial" w:hAnsi="Arial" w:cs="Arial"/>
-              </w:rPr>
-            </w:pPr>
-            <w:r>
-              <w:rPr>
-                <w:rFonts w:ascii="Arial" w:hAnsi="Arial" w:cs="Arial"/>
-              </w:rPr>
-              <w:t>Tank</w:t>
-            </w:r>
-          </w:p>
-        </w:tc>
-        <w:tc>
-          <w:tcPr>
-            <w:tcW w:w="1134" w:type="dxa"/>
-            <w:vAlign w:val="center"/>
-          </w:tcPr>
-          <w:p>
-            <w:pPr>
-              <w:rPr>
-                <w:rFonts w:ascii="Arial" w:hAnsi="Arial" w:cs="Arial"/>
-              </w:rPr>
-            </w:pPr>
-            <w:r>
-              <w:rPr>
-                <w:rFonts w:ascii="Arial" w:hAnsi="Arial" w:cs="Arial"/>
-              </w:rPr>
-              <w:t>18.20</w:t>
-            </w:r>
-          </w:p>
-        </w:tc>
-        <w:tc>
-          <w:tcPr>
-            <w:tcW w:w="889" w:type="dxa"/>
-            <w:vAlign w:val="center"/>
-          </w:tcPr>
-          <w:p>
-            <w:pPr>
-              <w:rPr>
-                <w:rFonts w:ascii="Arial" w:hAnsi="Arial" w:cs="Arial"/>
-              </w:rPr>
-            </w:pPr>
-            <w:r>
-              <w:rPr>
-                <w:rFonts w:ascii="Arial" w:hAnsi="Arial" w:cs="Arial"/>
-              </w:rPr>
-              <w:t>37.34</w:t>
-            </w:r>
-          </w:p>
-        </w:tc>
-        <w:tc>
-          <w:tcPr>
-            <w:tcW w:w="1096" w:type="dxa"/>
-            <w:vAlign w:val="center"/>
-          </w:tcPr>
-          <w:p>
-            <w:pPr>
-              <w:rPr>
-                <w:rFonts w:ascii="Arial" w:hAnsi="Arial" w:cs="Arial"/>
-              </w:rPr>
-            </w:pPr>
-            <w:r>
-              <w:rPr>
-                <w:rFonts w:ascii="Arial" w:hAnsi="Arial" w:cs="Arial"/>
-              </w:rPr>
-              <w:t>0.487</w:t>
-            </w:r>
-          </w:p>
-        </w:tc>
-        <w:tc>
-          <w:tcPr>
-            <w:tcW w:w="1170" w:type="dxa"/>
-            <w:vAlign w:val="center"/>
-          </w:tcPr>
-          <w:p>
-            <w:pPr>
-              <w:rPr>
-                <w:rFonts w:ascii="Arial" w:hAnsi="Arial" w:cs="Arial"/>
-              </w:rPr>
-            </w:pPr>
-            <w:r>
-              <w:rPr>
-                <w:rFonts w:ascii="Arial" w:hAnsi="Arial" w:cs="Arial"/>
-              </w:rPr>
-              <w:t>0.626</w:t>
-            </w:r>
-          </w:p>
-        </w:tc>
-      </w:tr>
-      <w:tr>
-        <w:tc>
-          <w:tcPr>
-            <w:tcW w:w="1062" w:type="dxa"/>
-            <w:vMerge/>
-            <w:textDirection w:val="btLr"/>
-            <w:vAlign w:val="center"/>
-          </w:tcPr>
-          <w:p>
-            <w:pPr>
-              <w:ind w:left="113" w:right="113"/>
-              <w:jc w:val="center"/>
-              <w:rPr>
-                <w:rFonts w:ascii="Arial" w:hAnsi="Arial" w:cs="Arial"/>
-                <w:b/>
-                <w:bCs/>
-                <w:sz w:val="18"/>
-                <w:szCs w:val="18"/>
-              </w:rPr>
-            </w:pPr>
-          </w:p>
-        </w:tc>
-        <w:tc>
-          <w:tcPr>
-            <w:tcW w:w="1342" w:type="dxa"/>
-            <w:vMerge/>
-            <w:vAlign w:val="center"/>
-          </w:tcPr>
-          <w:p>
-            <w:pPr>
-              <w:jc w:val="center"/>
-              <w:rPr>
-                <w:rFonts w:ascii="Arial" w:hAnsi="Arial" w:cs="Arial"/>
-              </w:rPr>
-            </w:pPr>
-          </w:p>
-        </w:tc>
-        <w:tc>
-          <w:tcPr>
-            <w:tcW w:w="2106" w:type="dxa"/>
-            <w:vAlign w:val="center"/>
-          </w:tcPr>
-          <w:p>
-            <w:pPr>
-              <w:rPr>
-                <w:rFonts w:ascii="Arial" w:hAnsi="Arial" w:cs="Arial"/>
-                <w:b/>
-                <w:bCs/>
-              </w:rPr>
-            </w:pPr>
-            <w:r>
-              <w:rPr>
-                <w:rFonts w:ascii="Arial" w:hAnsi="Arial" w:cs="Arial"/>
-              </w:rPr>
-              <w:t>MHW Temp (24˚C)</w:t>
-            </w:r>
-          </w:p>
-        </w:tc>
-        <w:tc>
-          <w:tcPr>
-            <w:tcW w:w="1096" w:type="dxa"/>
-            <w:vAlign w:val="center"/>
-          </w:tcPr>
-          <w:p>
-            <w:pPr>
-              <w:jc w:val="center"/>
-              <w:rPr>
-                <w:rFonts w:ascii="Arial" w:hAnsi="Arial" w:cs="Arial"/>
-                <w:b/>
-                <w:bCs/>
-              </w:rPr>
-            </w:pPr>
-            <w:r>
-              <w:rPr>
-                <w:rFonts w:ascii="Arial" w:hAnsi="Arial" w:cs="Arial"/>
-              </w:rPr>
-              <w:t>Tank</w:t>
-            </w:r>
-          </w:p>
-        </w:tc>
-        <w:tc>
-          <w:tcPr>
-            <w:tcW w:w="1134" w:type="dxa"/>
-            <w:vAlign w:val="center"/>
-          </w:tcPr>
-          <w:p>
-            <w:pPr>
-              <w:rPr>
-                <w:rFonts w:ascii="Arial" w:hAnsi="Arial" w:cs="Arial"/>
-              </w:rPr>
-            </w:pPr>
-            <w:r>
-              <w:rPr>
-                <w:rFonts w:ascii="Arial" w:hAnsi="Arial" w:cs="Arial"/>
-              </w:rPr>
-              <w:t>18.38</w:t>
-            </w:r>
-          </w:p>
-        </w:tc>
-        <w:tc>
-          <w:tcPr>
-            <w:tcW w:w="889" w:type="dxa"/>
-            <w:vAlign w:val="center"/>
-          </w:tcPr>
-          <w:p>
-            <w:pPr>
-              <w:rPr>
-                <w:rFonts w:ascii="Arial" w:hAnsi="Arial" w:cs="Arial"/>
-              </w:rPr>
-            </w:pPr>
-            <w:r>
-              <w:rPr>
-                <w:rFonts w:ascii="Arial" w:hAnsi="Arial" w:cs="Arial"/>
-              </w:rPr>
-              <w:t>37.34</w:t>
-            </w:r>
-          </w:p>
-        </w:tc>
-        <w:tc>
-          <w:tcPr>
-            <w:tcW w:w="1096" w:type="dxa"/>
-            <w:vAlign w:val="center"/>
-          </w:tcPr>
-          <w:p>
-            <w:pPr>
-              <w:rPr>
-                <w:rFonts w:ascii="Arial" w:hAnsi="Arial" w:cs="Arial"/>
-              </w:rPr>
-            </w:pPr>
-            <w:r>
-              <w:rPr>
-                <w:rFonts w:ascii="Arial" w:hAnsi="Arial" w:cs="Arial"/>
-              </w:rPr>
-              <w:t>0.492</w:t>
-            </w:r>
-          </w:p>
-        </w:tc>
-        <w:tc>
-          <w:tcPr>
-            <w:tcW w:w="1170" w:type="dxa"/>
-            <w:vAlign w:val="center"/>
-          </w:tcPr>
-          <w:p>
-            <w:pPr>
-              <w:rPr>
-                <w:rFonts w:ascii="Arial" w:hAnsi="Arial" w:cs="Arial"/>
-              </w:rPr>
-            </w:pPr>
-            <w:r>
-              <w:rPr>
-                <w:rFonts w:ascii="Arial" w:hAnsi="Arial" w:cs="Arial"/>
-              </w:rPr>
-              <w:t>0.623</w:t>
-            </w:r>
-          </w:p>
-        </w:tc>
-      </w:tr>
-      <w:tr>
-        <w:tc>
-          <w:tcPr>
-            <w:tcW w:w="1062" w:type="dxa"/>
-            <w:vMerge/>
-            <w:textDirection w:val="btLr"/>
-            <w:vAlign w:val="center"/>
-          </w:tcPr>
-          <w:p>
-            <w:pPr>
-              <w:ind w:left="113" w:right="113"/>
-              <w:jc w:val="center"/>
-              <w:rPr>
-                <w:rFonts w:ascii="Arial" w:hAnsi="Arial" w:cs="Arial"/>
-                <w:b/>
-                <w:bCs/>
-                <w:sz w:val="18"/>
-                <w:szCs w:val="18"/>
-              </w:rPr>
-            </w:pPr>
-          </w:p>
-        </w:tc>
-        <w:tc>
-          <w:tcPr>
-            <w:tcW w:w="1342" w:type="dxa"/>
-            <w:vMerge w:val="restart"/>
-            <w:vAlign w:val="center"/>
-          </w:tcPr>
-          <w:p>
-            <w:pPr>
-              <w:jc w:val="center"/>
-              <w:rPr>
-                <w:rFonts w:ascii="Arial" w:hAnsi="Arial" w:cs="Arial"/>
-              </w:rPr>
-            </w:pPr>
-            <w:proofErr w:type="spellStart"/>
-            <w:r>
-              <w:rPr>
-                <w:rFonts w:ascii="Arial" w:hAnsi="Arial" w:cs="Arial"/>
-              </w:rPr>
-              <w:t>Outplanting</w:t>
-            </w:r>
-            <w:proofErr w:type="spellEnd"/>
-          </w:p>
-        </w:tc>
-        <w:tc>
-          <w:tcPr>
-            <w:tcW w:w="2106" w:type="dxa"/>
-            <w:vAlign w:val="center"/>
-          </w:tcPr>
-          <w:p>
-            <w:pPr>
-              <w:rPr>
-                <w:rFonts w:ascii="Arial" w:hAnsi="Arial" w:cs="Arial"/>
-              </w:rPr>
-            </w:pPr>
-            <w:r>
-              <w:rPr>
-                <w:rFonts w:ascii="Arial" w:hAnsi="Arial" w:cs="Arial"/>
-              </w:rPr>
-              <w:t>SH Temp</w:t>
-            </w:r>
-          </w:p>
-        </w:tc>
-        <w:tc>
-          <w:tcPr>
-            <w:tcW w:w="1096" w:type="dxa"/>
-            <w:vAlign w:val="center"/>
-          </w:tcPr>
-          <w:p>
-            <w:pPr>
-              <w:jc w:val="center"/>
-              <w:rPr>
-                <w:rFonts w:ascii="Arial" w:hAnsi="Arial" w:cs="Arial"/>
-              </w:rPr>
-            </w:pPr>
-            <w:r>
-              <w:rPr>
-                <w:rFonts w:ascii="Arial" w:hAnsi="Arial" w:cs="Arial"/>
-              </w:rPr>
-              <w:t>---</w:t>
-            </w:r>
-          </w:p>
-        </w:tc>
-        <w:tc>
-          <w:tcPr>
-            <w:tcW w:w="1134" w:type="dxa"/>
-            <w:vAlign w:val="center"/>
-          </w:tcPr>
-          <w:p>
-            <w:pPr>
-              <w:rPr>
-                <w:rFonts w:ascii="Arial" w:hAnsi="Arial" w:cs="Arial"/>
-              </w:rPr>
-            </w:pPr>
-            <w:r>
-              <w:rPr>
-                <w:rFonts w:ascii="Arial" w:hAnsi="Arial" w:cs="Arial"/>
-              </w:rPr>
-              <w:t>- 4.0411</w:t>
-            </w:r>
-          </w:p>
-        </w:tc>
-        <w:tc>
-          <w:tcPr>
-            <w:tcW w:w="889" w:type="dxa"/>
-            <w:vAlign w:val="center"/>
-          </w:tcPr>
-          <w:p>
-            <w:pPr>
-              <w:rPr>
-                <w:rFonts w:ascii="Arial" w:hAnsi="Arial" w:cs="Arial"/>
-              </w:rPr>
-            </w:pPr>
-            <w:r>
-              <w:rPr>
-                <w:rFonts w:ascii="Arial" w:hAnsi="Arial" w:cs="Arial"/>
-              </w:rPr>
-              <w:t>0.1772</w:t>
-            </w:r>
-          </w:p>
-        </w:tc>
-        <w:tc>
-          <w:tcPr>
-            <w:tcW w:w="1096" w:type="dxa"/>
-            <w:vAlign w:val="center"/>
-          </w:tcPr>
-          <w:p>
-            <w:pPr>
-              <w:rPr>
-                <w:rFonts w:ascii="Arial" w:hAnsi="Arial" w:cs="Arial"/>
-              </w:rPr>
-            </w:pPr>
-            <w:r>
-              <w:rPr>
-                <w:rFonts w:ascii="Arial" w:hAnsi="Arial" w:cs="Arial"/>
-              </w:rPr>
-              <w:t>-22.799</w:t>
-            </w:r>
-          </w:p>
-        </w:tc>
-        <w:tc>
-          <w:tcPr>
-            <w:tcW w:w="1170" w:type="dxa"/>
-            <w:vAlign w:val="center"/>
-          </w:tcPr>
-          <w:p>
-            <w:pPr>
-              <w:rPr>
-                <w:rFonts w:ascii="Arial" w:hAnsi="Arial" w:cs="Arial"/>
-                <w:b/>
-                <w:bCs/>
-              </w:rPr>
-            </w:pPr>
-            <w:r>
-              <w:rPr>
-                <w:rFonts w:ascii="Arial" w:hAnsi="Arial" w:cs="Arial"/>
-                <w:b/>
-                <w:bCs/>
-                <w:i/>
-                <w:iCs/>
-              </w:rPr>
-              <w:t>P</w:t>
-            </w:r>
-            <w:r>
-              <w:rPr>
-                <w:rFonts w:ascii="Arial" w:hAnsi="Arial" w:cs="Arial"/>
-                <w:b/>
-                <w:bCs/>
-              </w:rPr>
-              <w:t xml:space="preserve"> &lt; 0.01</w:t>
-            </w:r>
-          </w:p>
-        </w:tc>
-      </w:tr>
-      <w:tr>
-        <w:trPr>
-          <w:trHeight w:val="54"/>
-        </w:trPr>
-        <w:tc>
-          <w:tcPr>
-            <w:tcW w:w="1062" w:type="dxa"/>
-            <w:vMerge/>
-            <w:textDirection w:val="btLr"/>
-            <w:vAlign w:val="center"/>
-          </w:tcPr>
-          <w:p>
-            <w:pPr>
-              <w:ind w:left="113" w:right="113"/>
-              <w:jc w:val="center"/>
-              <w:rPr>
-                <w:rFonts w:ascii="Arial" w:hAnsi="Arial" w:cs="Arial"/>
-                <w:b/>
-                <w:bCs/>
-                <w:sz w:val="18"/>
-                <w:szCs w:val="18"/>
-              </w:rPr>
-            </w:pPr>
-          </w:p>
-        </w:tc>
-        <w:tc>
-          <w:tcPr>
-            <w:tcW w:w="1342" w:type="dxa"/>
-            <w:vMerge/>
-            <w:vAlign w:val="center"/>
-          </w:tcPr>
-          <w:p>
-            <w:pPr>
-              <w:jc w:val="center"/>
-              <w:rPr>
-                <w:rFonts w:ascii="Arial" w:hAnsi="Arial" w:cs="Arial"/>
-              </w:rPr>
-            </w:pPr>
-          </w:p>
-        </w:tc>
-        <w:tc>
-          <w:tcPr>
-            <w:tcW w:w="2106" w:type="dxa"/>
-            <w:vAlign w:val="center"/>
-          </w:tcPr>
-          <w:p>
-            <w:pPr>
-              <w:rPr>
-                <w:rFonts w:ascii="Arial" w:hAnsi="Arial" w:cs="Arial"/>
-                <w:b/>
-                <w:bCs/>
-              </w:rPr>
-            </w:pPr>
-            <w:r>
-              <w:rPr>
-                <w:rFonts w:ascii="Arial" w:hAnsi="Arial" w:cs="Arial"/>
-              </w:rPr>
-              <w:t>SH Tide</w:t>
-            </w:r>
-          </w:p>
-        </w:tc>
-        <w:tc>
-          <w:tcPr>
-            <w:tcW w:w="1096" w:type="dxa"/>
-            <w:vAlign w:val="center"/>
-          </w:tcPr>
-          <w:p>
-            <w:pPr>
-              <w:jc w:val="center"/>
-              <w:rPr>
-                <w:rFonts w:ascii="Arial" w:hAnsi="Arial" w:cs="Arial"/>
-              </w:rPr>
-            </w:pPr>
-            <w:r>
-              <w:rPr>
-                <w:rFonts w:ascii="Arial" w:hAnsi="Arial" w:cs="Arial"/>
-              </w:rPr>
-              <w:t>---</w:t>
-            </w:r>
-          </w:p>
-        </w:tc>
-        <w:tc>
-          <w:tcPr>
-            <w:tcW w:w="1134" w:type="dxa"/>
-            <w:vAlign w:val="center"/>
-          </w:tcPr>
-          <w:p>
-            <w:pPr>
-              <w:rPr>
-                <w:rFonts w:ascii="Arial" w:hAnsi="Arial" w:cs="Arial"/>
-              </w:rPr>
-            </w:pPr>
-            <w:r>
-              <w:rPr>
-                <w:rFonts w:ascii="Arial" w:hAnsi="Arial" w:cs="Arial"/>
-              </w:rPr>
-              <w:t>- 1.3592</w:t>
-            </w:r>
-          </w:p>
-        </w:tc>
-        <w:tc>
-          <w:tcPr>
-            <w:tcW w:w="889" w:type="dxa"/>
-            <w:vAlign w:val="center"/>
-          </w:tcPr>
-          <w:p>
-            <w:pPr>
-              <w:rPr>
-                <w:rFonts w:ascii="Arial" w:hAnsi="Arial" w:cs="Arial"/>
-              </w:rPr>
-            </w:pPr>
-            <w:r>
-              <w:rPr>
-                <w:rFonts w:ascii="Arial" w:hAnsi="Arial" w:cs="Arial"/>
-              </w:rPr>
-              <w:t>0.1621</w:t>
-            </w:r>
-          </w:p>
-        </w:tc>
-        <w:tc>
-          <w:tcPr>
-            <w:tcW w:w="1096" w:type="dxa"/>
-            <w:vAlign w:val="center"/>
-          </w:tcPr>
-          <w:p>
-            <w:pPr>
-              <w:rPr>
-                <w:rFonts w:ascii="Arial" w:hAnsi="Arial" w:cs="Arial"/>
-              </w:rPr>
-            </w:pPr>
-            <w:r>
-              <w:rPr>
-                <w:rFonts w:ascii="Arial" w:hAnsi="Arial" w:cs="Arial"/>
-              </w:rPr>
-              <w:t>-8.384</w:t>
-            </w:r>
-          </w:p>
-        </w:tc>
-        <w:tc>
-          <w:tcPr>
-            <w:tcW w:w="1170" w:type="dxa"/>
-            <w:vAlign w:val="center"/>
-          </w:tcPr>
-          <w:p>
-            <w:pPr>
-              <w:rPr>
-                <w:rFonts w:ascii="Arial" w:hAnsi="Arial" w:cs="Arial"/>
-                <w:b/>
-                <w:bCs/>
-              </w:rPr>
-            </w:pPr>
-            <w:r>
-              <w:rPr>
-                <w:rFonts w:ascii="Arial" w:hAnsi="Arial" w:cs="Arial"/>
-                <w:b/>
-                <w:bCs/>
-                <w:i/>
-                <w:iCs/>
-              </w:rPr>
-              <w:t>P</w:t>
-            </w:r>
-            <w:r>
-              <w:rPr>
-                <w:rFonts w:ascii="Arial" w:hAnsi="Arial" w:cs="Arial"/>
-                <w:b/>
-                <w:bCs/>
-              </w:rPr>
-              <w:t xml:space="preserve"> &lt; 0.01</w:t>
-            </w:r>
-          </w:p>
-        </w:tc>
-      </w:tr>
-      <w:tr>
-        <w:tc>
-          <w:tcPr>
-            <w:tcW w:w="1062" w:type="dxa"/>
-            <w:vMerge w:val="restart"/>
-            <w:textDirection w:val="btLr"/>
-            <w:vAlign w:val="center"/>
-          </w:tcPr>
-          <w:p>
-            <w:pPr>
-              <w:ind w:left="113" w:right="113"/>
-              <w:jc w:val="center"/>
+            </w:pPr>
+            <w:r>
               <w:rPr>
                 <w:rFonts w:ascii="Arial" w:hAnsi="Arial" w:cs="Arial"/>
                 <w:b/>
@@ -4091,8 +4130,1260 @@
                 <w:sz w:val="18"/>
                 <w:szCs w:val="18"/>
               </w:rPr>
-            </w:pPr>
-            <w:r>
+              <w:t>Crassostrea sikamea</w:t>
+            </w:r>
+          </w:p>
+        </w:tc>
+        <w:tc>
+          <w:tcPr>
+            <w:tcW w:w="1342" w:type="dxa"/>
+            <w:vMerge w:val="restart"/>
+            <w:vAlign w:val="center"/>
+          </w:tcPr>
+          <w:p>
+            <w:pPr>
+              <w:jc w:val="center"/>
+              <w:rPr>
+                <w:rFonts w:ascii="Arial" w:hAnsi="Arial" w:cs="Arial"/>
+                <w:b/>
+                <w:bCs/>
+              </w:rPr>
+            </w:pPr>
+            <w:r>
+              <w:rPr>
+                <w:rFonts w:ascii="Arial" w:hAnsi="Arial" w:cs="Arial"/>
+              </w:rPr>
+              <w:t>Stress Hardening</w:t>
+            </w:r>
+          </w:p>
+        </w:tc>
+        <w:tc>
+          <w:tcPr>
+            <w:tcW w:w="2024" w:type="dxa"/>
+            <w:vAlign w:val="center"/>
+          </w:tcPr>
+          <w:p>
+            <w:pPr>
+              <w:rPr>
+                <w:rFonts w:ascii="Arial" w:hAnsi="Arial" w:cs="Arial"/>
+              </w:rPr>
+            </w:pPr>
+            <w:r>
+              <w:rPr>
+                <w:rFonts w:ascii="Arial" w:hAnsi="Arial" w:cs="Arial"/>
+              </w:rPr>
+              <w:t>SH Temp</w:t>
+            </w:r>
+          </w:p>
+        </w:tc>
+        <w:tc>
+          <w:tcPr>
+            <w:tcW w:w="1096" w:type="dxa"/>
+            <w:vAlign w:val="center"/>
+          </w:tcPr>
+          <w:p>
+            <w:pPr>
+              <w:jc w:val="center"/>
+              <w:rPr>
+                <w:rFonts w:ascii="Arial" w:hAnsi="Arial" w:cs="Arial"/>
+              </w:rPr>
+            </w:pPr>
+            <w:r>
+              <w:rPr>
+                <w:rFonts w:ascii="Arial" w:hAnsi="Arial" w:cs="Arial"/>
+              </w:rPr>
+              <w:t>Tank</w:t>
+            </w:r>
+          </w:p>
+        </w:tc>
+        <w:tc>
+          <w:tcPr>
+            <w:tcW w:w="1591" w:type="dxa"/>
+            <w:vAlign w:val="center"/>
+          </w:tcPr>
+          <w:p>
+            <w:pPr>
+              <w:rPr>
+                <w:rFonts w:ascii="Arial" w:hAnsi="Arial" w:cs="Arial"/>
+              </w:rPr>
+            </w:pPr>
+            <w:r>
+              <w:rPr>
+                <w:rFonts w:ascii="Arial" w:hAnsi="Arial" w:cs="Arial"/>
+              </w:rPr>
+              <w:t>0.5843</w:t>
+            </w:r>
+          </w:p>
+        </w:tc>
+        <w:tc>
+          <w:tcPr>
+            <w:tcW w:w="877" w:type="dxa"/>
+            <w:vAlign w:val="center"/>
+          </w:tcPr>
+          <w:p>
+            <w:pPr>
+              <w:rPr>
+                <w:rFonts w:ascii="Arial" w:hAnsi="Arial" w:cs="Arial"/>
+              </w:rPr>
+            </w:pPr>
+            <w:r>
+              <w:rPr>
+                <w:rFonts w:ascii="Arial" w:hAnsi="Arial" w:cs="Arial"/>
+              </w:rPr>
+              <w:t>0.4197</w:t>
+            </w:r>
+          </w:p>
+        </w:tc>
+        <w:tc>
+          <w:tcPr>
+            <w:tcW w:w="947" w:type="dxa"/>
+            <w:vAlign w:val="center"/>
+          </w:tcPr>
+          <w:p>
+            <w:pPr>
+              <w:rPr>
+                <w:rFonts w:ascii="Arial" w:hAnsi="Arial" w:cs="Arial"/>
+              </w:rPr>
+            </w:pPr>
+            <w:r>
+              <w:rPr>
+                <w:rFonts w:ascii="Arial" w:hAnsi="Arial" w:cs="Arial"/>
+              </w:rPr>
+              <w:t>1.392</w:t>
+            </w:r>
+          </w:p>
+        </w:tc>
+        <w:tc>
+          <w:tcPr>
+            <w:tcW w:w="966" w:type="dxa"/>
+            <w:vAlign w:val="center"/>
+          </w:tcPr>
+          <w:p>
+            <w:pPr>
+              <w:rPr>
+                <w:rFonts w:ascii="Arial" w:hAnsi="Arial" w:cs="Arial"/>
+              </w:rPr>
+            </w:pPr>
+            <w:r>
+              <w:rPr>
+                <w:rFonts w:ascii="Arial" w:hAnsi="Arial" w:cs="Arial"/>
+              </w:rPr>
+              <w:t>0.164</w:t>
+            </w:r>
+          </w:p>
+        </w:tc>
+      </w:tr>
+      <w:tr>
+        <w:tc>
+          <w:tcPr>
+            <w:tcW w:w="1052" w:type="dxa"/>
+            <w:vMerge/>
+            <w:textDirection w:val="btLr"/>
+            <w:vAlign w:val="center"/>
+          </w:tcPr>
+          <w:p>
+            <w:pPr>
+              <w:ind w:left="113" w:right="113"/>
+              <w:jc w:val="center"/>
+              <w:rPr>
+                <w:rFonts w:ascii="Arial" w:hAnsi="Arial" w:cs="Arial"/>
+                <w:b/>
+                <w:bCs/>
+                <w:sz w:val="18"/>
+                <w:szCs w:val="18"/>
+              </w:rPr>
+            </w:pPr>
+          </w:p>
+        </w:tc>
+        <w:tc>
+          <w:tcPr>
+            <w:tcW w:w="1342" w:type="dxa"/>
+            <w:vMerge/>
+            <w:vAlign w:val="center"/>
+          </w:tcPr>
+          <w:p>
+            <w:pPr>
+              <w:jc w:val="center"/>
+              <w:rPr>
+                <w:rFonts w:ascii="Arial" w:hAnsi="Arial" w:cs="Arial"/>
+              </w:rPr>
+            </w:pPr>
+          </w:p>
+        </w:tc>
+        <w:tc>
+          <w:tcPr>
+            <w:tcW w:w="2024" w:type="dxa"/>
+            <w:vAlign w:val="center"/>
+          </w:tcPr>
+          <w:p>
+            <w:pPr>
+              <w:rPr>
+                <w:rFonts w:ascii="Arial" w:hAnsi="Arial" w:cs="Arial"/>
+              </w:rPr>
+            </w:pPr>
+            <w:r>
+              <w:rPr>
+                <w:rFonts w:ascii="Arial" w:hAnsi="Arial" w:cs="Arial"/>
+              </w:rPr>
+              <w:t>SH Tide</w:t>
+            </w:r>
+          </w:p>
+        </w:tc>
+        <w:tc>
+          <w:tcPr>
+            <w:tcW w:w="1096" w:type="dxa"/>
+            <w:vAlign w:val="center"/>
+          </w:tcPr>
+          <w:p>
+            <w:pPr>
+              <w:jc w:val="center"/>
+              <w:rPr>
+                <w:rFonts w:ascii="Arial" w:hAnsi="Arial" w:cs="Arial"/>
+              </w:rPr>
+            </w:pPr>
+            <w:r>
+              <w:rPr>
+                <w:rFonts w:ascii="Arial" w:hAnsi="Arial" w:cs="Arial"/>
+              </w:rPr>
+              <w:t>Tank</w:t>
+            </w:r>
+          </w:p>
+        </w:tc>
+        <w:tc>
+          <w:tcPr>
+            <w:tcW w:w="1591" w:type="dxa"/>
+            <w:vAlign w:val="center"/>
+          </w:tcPr>
+          <w:p>
+            <w:pPr>
+              <w:rPr>
+                <w:rFonts w:ascii="Arial" w:hAnsi="Arial" w:cs="Arial"/>
+              </w:rPr>
+            </w:pPr>
+            <w:r>
+              <w:rPr>
+                <w:rFonts w:ascii="Arial" w:hAnsi="Arial" w:cs="Arial"/>
+              </w:rPr>
+              <w:t>0.08131</w:t>
+            </w:r>
+          </w:p>
+        </w:tc>
+        <w:tc>
+          <w:tcPr>
+            <w:tcW w:w="877" w:type="dxa"/>
+            <w:vAlign w:val="center"/>
+          </w:tcPr>
+          <w:p>
+            <w:pPr>
+              <w:rPr>
+                <w:rFonts w:ascii="Arial" w:hAnsi="Arial" w:cs="Arial"/>
+              </w:rPr>
+            </w:pPr>
+            <w:r>
+              <w:rPr>
+                <w:rFonts w:ascii="Arial" w:hAnsi="Arial" w:cs="Arial"/>
+              </w:rPr>
+              <w:t>0.40349</w:t>
+            </w:r>
+          </w:p>
+        </w:tc>
+        <w:tc>
+          <w:tcPr>
+            <w:tcW w:w="947" w:type="dxa"/>
+            <w:vAlign w:val="center"/>
+          </w:tcPr>
+          <w:p>
+            <w:pPr>
+              <w:rPr>
+                <w:rFonts w:ascii="Arial" w:hAnsi="Arial" w:cs="Arial"/>
+              </w:rPr>
+            </w:pPr>
+            <w:r>
+              <w:rPr>
+                <w:rFonts w:ascii="Arial" w:hAnsi="Arial" w:cs="Arial"/>
+              </w:rPr>
+              <w:t>0.202</w:t>
+            </w:r>
+          </w:p>
+        </w:tc>
+        <w:tc>
+          <w:tcPr>
+            <w:tcW w:w="966" w:type="dxa"/>
+            <w:vAlign w:val="center"/>
+          </w:tcPr>
+          <w:p>
+            <w:pPr>
+              <w:rPr>
+                <w:rFonts w:ascii="Arial" w:hAnsi="Arial" w:cs="Arial"/>
+              </w:rPr>
+            </w:pPr>
+            <w:r>
+              <w:rPr>
+                <w:rFonts w:ascii="Arial" w:hAnsi="Arial" w:cs="Arial"/>
+              </w:rPr>
+              <w:t>0.84</w:t>
+            </w:r>
+          </w:p>
+        </w:tc>
+      </w:tr>
+      <w:tr>
+        <w:tc>
+          <w:tcPr>
+            <w:tcW w:w="1052" w:type="dxa"/>
+            <w:vMerge/>
+            <w:textDirection w:val="btLr"/>
+            <w:vAlign w:val="center"/>
+          </w:tcPr>
+          <w:p>
+            <w:pPr>
+              <w:ind w:left="113" w:right="113"/>
+              <w:jc w:val="center"/>
+              <w:rPr>
+                <w:rFonts w:ascii="Arial" w:hAnsi="Arial" w:cs="Arial"/>
+                <w:b/>
+                <w:bCs/>
+                <w:sz w:val="18"/>
+                <w:szCs w:val="18"/>
+              </w:rPr>
+            </w:pPr>
+          </w:p>
+        </w:tc>
+        <w:tc>
+          <w:tcPr>
+            <w:tcW w:w="1342" w:type="dxa"/>
+            <w:vMerge w:val="restart"/>
+            <w:vAlign w:val="center"/>
+          </w:tcPr>
+          <w:p>
+            <w:pPr>
+              <w:jc w:val="center"/>
+              <w:rPr>
+                <w:rFonts w:ascii="Arial" w:hAnsi="Arial" w:cs="Arial"/>
+              </w:rPr>
+            </w:pPr>
+            <w:r>
+              <w:rPr>
+                <w:rFonts w:ascii="Arial" w:hAnsi="Arial" w:cs="Arial"/>
+              </w:rPr>
+              <w:t>Marine Heatwave</w:t>
+            </w:r>
+          </w:p>
+        </w:tc>
+        <w:tc>
+          <w:tcPr>
+            <w:tcW w:w="2024" w:type="dxa"/>
+            <w:vAlign w:val="center"/>
+          </w:tcPr>
+          <w:p>
+            <w:pPr>
+              <w:rPr>
+                <w:rFonts w:ascii="Arial" w:hAnsi="Arial" w:cs="Arial"/>
+              </w:rPr>
+            </w:pPr>
+            <w:r>
+              <w:rPr>
+                <w:rFonts w:ascii="Arial" w:hAnsi="Arial" w:cs="Arial"/>
+              </w:rPr>
+              <w:t>SH Temp</w:t>
+            </w:r>
+          </w:p>
+        </w:tc>
+        <w:tc>
+          <w:tcPr>
+            <w:tcW w:w="1096" w:type="dxa"/>
+            <w:vAlign w:val="center"/>
+          </w:tcPr>
+          <w:p>
+            <w:pPr>
+              <w:jc w:val="center"/>
+              <w:rPr>
+                <w:rFonts w:ascii="Arial" w:hAnsi="Arial" w:cs="Arial"/>
+              </w:rPr>
+            </w:pPr>
+            <w:r>
+              <w:rPr>
+                <w:rFonts w:ascii="Arial" w:hAnsi="Arial" w:cs="Arial"/>
+              </w:rPr>
+              <w:t>Tank</w:t>
+            </w:r>
+          </w:p>
+        </w:tc>
+        <w:tc>
+          <w:tcPr>
+            <w:tcW w:w="1591" w:type="dxa"/>
+            <w:vAlign w:val="center"/>
+          </w:tcPr>
+          <w:p>
+            <w:pPr>
+              <w:rPr>
+                <w:rFonts w:ascii="Arial" w:hAnsi="Arial" w:cs="Arial"/>
+              </w:rPr>
+            </w:pPr>
+            <w:r>
+              <w:rPr>
+                <w:rFonts w:ascii="Arial" w:hAnsi="Arial" w:cs="Arial"/>
+              </w:rPr>
+              <w:t>-0.3419</w:t>
+            </w:r>
+          </w:p>
+        </w:tc>
+        <w:tc>
+          <w:tcPr>
+            <w:tcW w:w="877" w:type="dxa"/>
+            <w:vAlign w:val="center"/>
+          </w:tcPr>
+          <w:p>
+            <w:pPr>
+              <w:rPr>
+                <w:rFonts w:ascii="Arial" w:hAnsi="Arial" w:cs="Arial"/>
+              </w:rPr>
+            </w:pPr>
+            <w:r>
+              <w:rPr>
+                <w:rFonts w:ascii="Arial" w:hAnsi="Arial" w:cs="Arial"/>
+              </w:rPr>
+              <w:t>0.2781</w:t>
+            </w:r>
+          </w:p>
+        </w:tc>
+        <w:tc>
+          <w:tcPr>
+            <w:tcW w:w="947" w:type="dxa"/>
+            <w:vAlign w:val="center"/>
+          </w:tcPr>
+          <w:p>
+            <w:pPr>
+              <w:rPr>
+                <w:rFonts w:ascii="Arial" w:hAnsi="Arial" w:cs="Arial"/>
+              </w:rPr>
+            </w:pPr>
+            <w:r>
+              <w:rPr>
+                <w:rFonts w:ascii="Arial" w:hAnsi="Arial" w:cs="Arial"/>
+              </w:rPr>
+              <w:t>-1.23</w:t>
+            </w:r>
+          </w:p>
+        </w:tc>
+        <w:tc>
+          <w:tcPr>
+            <w:tcW w:w="966" w:type="dxa"/>
+            <w:vAlign w:val="center"/>
+          </w:tcPr>
+          <w:p>
+            <w:pPr>
+              <w:rPr>
+                <w:rFonts w:ascii="Arial" w:hAnsi="Arial" w:cs="Arial"/>
+              </w:rPr>
+            </w:pPr>
+            <w:r>
+              <w:rPr>
+                <w:rFonts w:ascii="Arial" w:hAnsi="Arial" w:cs="Arial"/>
+              </w:rPr>
+              <w:t>0.219</w:t>
+            </w:r>
+          </w:p>
+        </w:tc>
+      </w:tr>
+      <w:tr>
+        <w:tc>
+          <w:tcPr>
+            <w:tcW w:w="1052" w:type="dxa"/>
+            <w:vMerge/>
+            <w:textDirection w:val="btLr"/>
+            <w:vAlign w:val="center"/>
+          </w:tcPr>
+          <w:p>
+            <w:pPr>
+              <w:ind w:left="113" w:right="113"/>
+              <w:jc w:val="center"/>
+              <w:rPr>
+                <w:rFonts w:ascii="Arial" w:hAnsi="Arial" w:cs="Arial"/>
+                <w:b/>
+                <w:bCs/>
+                <w:sz w:val="18"/>
+                <w:szCs w:val="18"/>
+              </w:rPr>
+            </w:pPr>
+          </w:p>
+        </w:tc>
+        <w:tc>
+          <w:tcPr>
+            <w:tcW w:w="1342" w:type="dxa"/>
+            <w:vMerge/>
+            <w:vAlign w:val="center"/>
+          </w:tcPr>
+          <w:p>
+            <w:pPr>
+              <w:jc w:val="center"/>
+              <w:rPr>
+                <w:rFonts w:ascii="Arial" w:hAnsi="Arial" w:cs="Arial"/>
+              </w:rPr>
+            </w:pPr>
+          </w:p>
+        </w:tc>
+        <w:tc>
+          <w:tcPr>
+            <w:tcW w:w="2024" w:type="dxa"/>
+            <w:vAlign w:val="center"/>
+          </w:tcPr>
+          <w:p>
+            <w:pPr>
+              <w:rPr>
+                <w:rFonts w:ascii="Arial" w:hAnsi="Arial" w:cs="Arial"/>
+              </w:rPr>
+            </w:pPr>
+            <w:r>
+              <w:rPr>
+                <w:rFonts w:ascii="Arial" w:hAnsi="Arial" w:cs="Arial"/>
+              </w:rPr>
+              <w:t>SH Tide</w:t>
+            </w:r>
+          </w:p>
+        </w:tc>
+        <w:tc>
+          <w:tcPr>
+            <w:tcW w:w="1096" w:type="dxa"/>
+            <w:vAlign w:val="center"/>
+          </w:tcPr>
+          <w:p>
+            <w:pPr>
+              <w:jc w:val="center"/>
+              <w:rPr>
+                <w:rFonts w:ascii="Arial" w:hAnsi="Arial" w:cs="Arial"/>
+              </w:rPr>
+            </w:pPr>
+            <w:r>
+              <w:rPr>
+                <w:rFonts w:ascii="Arial" w:hAnsi="Arial" w:cs="Arial"/>
+              </w:rPr>
+              <w:t>Tank</w:t>
+            </w:r>
+          </w:p>
+        </w:tc>
+        <w:tc>
+          <w:tcPr>
+            <w:tcW w:w="1591" w:type="dxa"/>
+            <w:vAlign w:val="center"/>
+          </w:tcPr>
+          <w:p>
+            <w:pPr>
+              <w:rPr>
+                <w:rFonts w:ascii="Arial" w:hAnsi="Arial" w:cs="Arial"/>
+              </w:rPr>
+            </w:pPr>
+            <w:r>
+              <w:rPr>
+                <w:rFonts w:ascii="Arial" w:hAnsi="Arial" w:cs="Arial"/>
+              </w:rPr>
+              <w:t>0.3419</w:t>
+            </w:r>
+          </w:p>
+        </w:tc>
+        <w:tc>
+          <w:tcPr>
+            <w:tcW w:w="877" w:type="dxa"/>
+            <w:vAlign w:val="center"/>
+          </w:tcPr>
+          <w:p>
+            <w:pPr>
+              <w:rPr>
+                <w:rFonts w:ascii="Arial" w:hAnsi="Arial" w:cs="Arial"/>
+              </w:rPr>
+            </w:pPr>
+            <w:r>
+              <w:rPr>
+                <w:rFonts w:ascii="Arial" w:hAnsi="Arial" w:cs="Arial"/>
+              </w:rPr>
+              <w:t>0.2781</w:t>
+            </w:r>
+          </w:p>
+        </w:tc>
+        <w:tc>
+          <w:tcPr>
+            <w:tcW w:w="947" w:type="dxa"/>
+            <w:vAlign w:val="center"/>
+          </w:tcPr>
+          <w:p>
+            <w:pPr>
+              <w:rPr>
+                <w:rFonts w:ascii="Arial" w:hAnsi="Arial" w:cs="Arial"/>
+              </w:rPr>
+            </w:pPr>
+            <w:r>
+              <w:rPr>
+                <w:rFonts w:ascii="Arial" w:hAnsi="Arial" w:cs="Arial"/>
+              </w:rPr>
+              <w:t>1.23</w:t>
+            </w:r>
+          </w:p>
+        </w:tc>
+        <w:tc>
+          <w:tcPr>
+            <w:tcW w:w="966" w:type="dxa"/>
+            <w:vAlign w:val="center"/>
+          </w:tcPr>
+          <w:p>
+            <w:pPr>
+              <w:rPr>
+                <w:rFonts w:ascii="Arial" w:hAnsi="Arial" w:cs="Arial"/>
+              </w:rPr>
+            </w:pPr>
+            <w:r>
+              <w:rPr>
+                <w:rFonts w:ascii="Arial" w:hAnsi="Arial" w:cs="Arial"/>
+              </w:rPr>
+              <w:t>0.219</w:t>
+            </w:r>
+          </w:p>
+        </w:tc>
+      </w:tr>
+      <w:tr>
+        <w:tc>
+          <w:tcPr>
+            <w:tcW w:w="1052" w:type="dxa"/>
+            <w:vMerge/>
+            <w:textDirection w:val="btLr"/>
+            <w:vAlign w:val="center"/>
+          </w:tcPr>
+          <w:p>
+            <w:pPr>
+              <w:ind w:left="113" w:right="113"/>
+              <w:jc w:val="center"/>
+              <w:rPr>
+                <w:rFonts w:ascii="Arial" w:hAnsi="Arial" w:cs="Arial"/>
+                <w:b/>
+                <w:bCs/>
+                <w:sz w:val="18"/>
+                <w:szCs w:val="18"/>
+              </w:rPr>
+            </w:pPr>
+          </w:p>
+        </w:tc>
+        <w:tc>
+          <w:tcPr>
+            <w:tcW w:w="1342" w:type="dxa"/>
+            <w:vMerge/>
+            <w:vAlign w:val="center"/>
+          </w:tcPr>
+          <w:p>
+            <w:pPr>
+              <w:jc w:val="center"/>
+              <w:rPr>
+                <w:rFonts w:ascii="Arial" w:hAnsi="Arial" w:cs="Arial"/>
+                <w:b/>
+                <w:bCs/>
+              </w:rPr>
+            </w:pPr>
+          </w:p>
+        </w:tc>
+        <w:tc>
+          <w:tcPr>
+            <w:tcW w:w="2024" w:type="dxa"/>
+            <w:vAlign w:val="center"/>
+          </w:tcPr>
+          <w:p>
+            <w:pPr>
+              <w:rPr>
+                <w:rFonts w:ascii="Arial" w:hAnsi="Arial" w:cs="Arial"/>
+              </w:rPr>
+            </w:pPr>
+            <w:r>
+              <w:rPr>
+                <w:rFonts w:ascii="Arial" w:hAnsi="Arial" w:cs="Arial"/>
+              </w:rPr>
+              <w:t>MHW Temp (15˚C)</w:t>
+            </w:r>
+          </w:p>
+        </w:tc>
+        <w:tc>
+          <w:tcPr>
+            <w:tcW w:w="1096" w:type="dxa"/>
+            <w:vAlign w:val="center"/>
+          </w:tcPr>
+          <w:p>
+            <w:pPr>
+              <w:jc w:val="center"/>
+              <w:rPr>
+                <w:rFonts w:ascii="Arial" w:hAnsi="Arial" w:cs="Arial"/>
+              </w:rPr>
+            </w:pPr>
+            <w:r>
+              <w:rPr>
+                <w:rFonts w:ascii="Arial" w:hAnsi="Arial" w:cs="Arial"/>
+              </w:rPr>
+              <w:t>Tank</w:t>
+            </w:r>
+          </w:p>
+        </w:tc>
+        <w:tc>
+          <w:tcPr>
+            <w:tcW w:w="1591" w:type="dxa"/>
+            <w:vAlign w:val="center"/>
+          </w:tcPr>
+          <w:p>
+            <w:pPr>
+              <w:rPr>
+                <w:rFonts w:ascii="Arial" w:hAnsi="Arial" w:cs="Arial"/>
+              </w:rPr>
+            </w:pPr>
+            <w:r>
+              <w:rPr>
+                <w:rFonts w:ascii="Arial" w:hAnsi="Arial" w:cs="Arial"/>
+                <w:i/>
+                <w:iCs/>
+              </w:rPr>
+              <w:t>ref</w:t>
+            </w:r>
+          </w:p>
+        </w:tc>
+        <w:tc>
+          <w:tcPr>
+            <w:tcW w:w="877" w:type="dxa"/>
+            <w:vAlign w:val="center"/>
+          </w:tcPr>
+          <w:p>
+            <w:pPr>
+              <w:rPr>
+                <w:rFonts w:ascii="Arial" w:hAnsi="Arial" w:cs="Arial"/>
+              </w:rPr>
+            </w:pPr>
+            <w:r>
+              <w:rPr>
+                <w:rFonts w:ascii="Arial" w:hAnsi="Arial" w:cs="Arial"/>
+                <w:i/>
+                <w:iCs/>
+              </w:rPr>
+              <w:t>ref</w:t>
+            </w:r>
+          </w:p>
+        </w:tc>
+        <w:tc>
+          <w:tcPr>
+            <w:tcW w:w="947" w:type="dxa"/>
+            <w:vAlign w:val="center"/>
+          </w:tcPr>
+          <w:p>
+            <w:pPr>
+              <w:rPr>
+                <w:rFonts w:ascii="Arial" w:hAnsi="Arial" w:cs="Arial"/>
+              </w:rPr>
+            </w:pPr>
+            <w:r>
+              <w:rPr>
+                <w:rFonts w:ascii="Arial" w:hAnsi="Arial" w:cs="Arial"/>
+                <w:i/>
+                <w:iCs/>
+              </w:rPr>
+              <w:t>ref</w:t>
+            </w:r>
+          </w:p>
+        </w:tc>
+        <w:tc>
+          <w:tcPr>
+            <w:tcW w:w="966" w:type="dxa"/>
+            <w:vAlign w:val="center"/>
+          </w:tcPr>
+          <w:p>
+            <w:pPr>
+              <w:rPr>
+                <w:rFonts w:ascii="Arial" w:hAnsi="Arial" w:cs="Arial"/>
+              </w:rPr>
+            </w:pPr>
+            <w:r>
+              <w:rPr>
+                <w:rFonts w:ascii="Arial" w:hAnsi="Arial" w:cs="Arial"/>
+                <w:i/>
+                <w:iCs/>
+              </w:rPr>
+              <w:t>ref</w:t>
+            </w:r>
+          </w:p>
+        </w:tc>
+      </w:tr>
+      <w:tr>
+        <w:tc>
+          <w:tcPr>
+            <w:tcW w:w="1052" w:type="dxa"/>
+            <w:vMerge/>
+            <w:textDirection w:val="btLr"/>
+            <w:vAlign w:val="center"/>
+          </w:tcPr>
+          <w:p>
+            <w:pPr>
+              <w:ind w:left="113" w:right="113"/>
+              <w:jc w:val="center"/>
+              <w:rPr>
+                <w:rFonts w:ascii="Arial" w:hAnsi="Arial" w:cs="Arial"/>
+                <w:b/>
+                <w:bCs/>
+                <w:sz w:val="18"/>
+                <w:szCs w:val="18"/>
+              </w:rPr>
+            </w:pPr>
+          </w:p>
+        </w:tc>
+        <w:tc>
+          <w:tcPr>
+            <w:tcW w:w="1342" w:type="dxa"/>
+            <w:vMerge/>
+            <w:vAlign w:val="center"/>
+          </w:tcPr>
+          <w:p>
+            <w:pPr>
+              <w:jc w:val="center"/>
+              <w:rPr>
+                <w:rFonts w:ascii="Arial" w:hAnsi="Arial" w:cs="Arial"/>
+                <w:b/>
+                <w:bCs/>
+              </w:rPr>
+            </w:pPr>
+          </w:p>
+        </w:tc>
+        <w:tc>
+          <w:tcPr>
+            <w:tcW w:w="2024" w:type="dxa"/>
+            <w:vAlign w:val="center"/>
+          </w:tcPr>
+          <w:p>
+            <w:pPr>
+              <w:rPr>
+                <w:rFonts w:ascii="Arial" w:hAnsi="Arial" w:cs="Arial"/>
+              </w:rPr>
+            </w:pPr>
+            <w:r>
+              <w:rPr>
+                <w:rFonts w:ascii="Arial" w:hAnsi="Arial" w:cs="Arial"/>
+              </w:rPr>
+              <w:t>MHW Temp (18˚C)</w:t>
+            </w:r>
+          </w:p>
+        </w:tc>
+        <w:tc>
+          <w:tcPr>
+            <w:tcW w:w="1096" w:type="dxa"/>
+            <w:vAlign w:val="center"/>
+          </w:tcPr>
+          <w:p>
+            <w:pPr>
+              <w:jc w:val="center"/>
+              <w:rPr>
+                <w:rFonts w:ascii="Arial" w:hAnsi="Arial" w:cs="Arial"/>
+              </w:rPr>
+            </w:pPr>
+            <w:r>
+              <w:rPr>
+                <w:rFonts w:ascii="Arial" w:hAnsi="Arial" w:cs="Arial"/>
+              </w:rPr>
+              <w:t>Tank</w:t>
+            </w:r>
+          </w:p>
+        </w:tc>
+        <w:tc>
+          <w:tcPr>
+            <w:tcW w:w="1591" w:type="dxa"/>
+            <w:vAlign w:val="center"/>
+          </w:tcPr>
+          <w:p>
+            <w:pPr>
+              <w:rPr>
+                <w:rFonts w:ascii="Arial" w:hAnsi="Arial" w:cs="Arial"/>
+              </w:rPr>
+            </w:pPr>
+            <w:r>
+              <w:rPr>
+                <w:rFonts w:ascii="Arial" w:hAnsi="Arial" w:cs="Arial"/>
+              </w:rPr>
+              <w:t>0.1722</w:t>
+            </w:r>
+          </w:p>
+        </w:tc>
+        <w:tc>
+          <w:tcPr>
+            <w:tcW w:w="877" w:type="dxa"/>
+            <w:vAlign w:val="center"/>
+          </w:tcPr>
+          <w:p>
+            <w:pPr>
+              <w:rPr>
+                <w:rFonts w:ascii="Arial" w:hAnsi="Arial" w:cs="Arial"/>
+              </w:rPr>
+            </w:pPr>
+            <w:r>
+              <w:rPr>
+                <w:rFonts w:ascii="Arial" w:hAnsi="Arial" w:cs="Arial"/>
+              </w:rPr>
+              <w:t>0.4159</w:t>
+            </w:r>
+          </w:p>
+        </w:tc>
+        <w:tc>
+          <w:tcPr>
+            <w:tcW w:w="947" w:type="dxa"/>
+            <w:vAlign w:val="center"/>
+          </w:tcPr>
+          <w:p>
+            <w:pPr>
+              <w:rPr>
+                <w:rFonts w:ascii="Arial" w:hAnsi="Arial" w:cs="Arial"/>
+              </w:rPr>
+            </w:pPr>
+            <w:r>
+              <w:rPr>
+                <w:rFonts w:ascii="Arial" w:hAnsi="Arial" w:cs="Arial"/>
+              </w:rPr>
+              <w:t>-11.662</w:t>
+            </w:r>
+          </w:p>
+        </w:tc>
+        <w:tc>
+          <w:tcPr>
+            <w:tcW w:w="966" w:type="dxa"/>
+            <w:vAlign w:val="center"/>
+          </w:tcPr>
+          <w:p>
+            <w:pPr>
+              <w:rPr>
+                <w:rFonts w:ascii="Arial" w:hAnsi="Arial" w:cs="Arial"/>
+              </w:rPr>
+            </w:pPr>
+            <w:r>
+              <w:rPr>
+                <w:rFonts w:ascii="Arial" w:hAnsi="Arial" w:cs="Arial"/>
+              </w:rPr>
+              <w:t>0.6788</w:t>
+            </w:r>
+          </w:p>
+        </w:tc>
+      </w:tr>
+      <w:tr>
+        <w:tc>
+          <w:tcPr>
+            <w:tcW w:w="1052" w:type="dxa"/>
+            <w:vMerge/>
+            <w:textDirection w:val="btLr"/>
+            <w:vAlign w:val="center"/>
+          </w:tcPr>
+          <w:p>
+            <w:pPr>
+              <w:ind w:left="113" w:right="113"/>
+              <w:jc w:val="center"/>
+              <w:rPr>
+                <w:rFonts w:ascii="Arial" w:hAnsi="Arial" w:cs="Arial"/>
+                <w:b/>
+                <w:bCs/>
+                <w:sz w:val="18"/>
+                <w:szCs w:val="18"/>
+              </w:rPr>
+            </w:pPr>
+          </w:p>
+        </w:tc>
+        <w:tc>
+          <w:tcPr>
+            <w:tcW w:w="1342" w:type="dxa"/>
+            <w:vMerge/>
+            <w:vAlign w:val="center"/>
+          </w:tcPr>
+          <w:p>
+            <w:pPr>
+              <w:jc w:val="center"/>
+              <w:rPr>
+                <w:rFonts w:ascii="Arial" w:hAnsi="Arial" w:cs="Arial"/>
+                <w:b/>
+                <w:bCs/>
+              </w:rPr>
+            </w:pPr>
+          </w:p>
+        </w:tc>
+        <w:tc>
+          <w:tcPr>
+            <w:tcW w:w="2024" w:type="dxa"/>
+            <w:vAlign w:val="center"/>
+          </w:tcPr>
+          <w:p>
+            <w:pPr>
+              <w:rPr>
+                <w:rFonts w:ascii="Arial" w:hAnsi="Arial" w:cs="Arial"/>
+              </w:rPr>
+            </w:pPr>
+            <w:r>
+              <w:rPr>
+                <w:rFonts w:ascii="Arial" w:hAnsi="Arial" w:cs="Arial"/>
+              </w:rPr>
+              <w:t>MHW Temp (21˚C)</w:t>
+            </w:r>
+          </w:p>
+        </w:tc>
+        <w:tc>
+          <w:tcPr>
+            <w:tcW w:w="1096" w:type="dxa"/>
+            <w:vAlign w:val="center"/>
+          </w:tcPr>
+          <w:p>
+            <w:pPr>
+              <w:jc w:val="center"/>
+              <w:rPr>
+                <w:rFonts w:ascii="Arial" w:hAnsi="Arial" w:cs="Arial"/>
+              </w:rPr>
+            </w:pPr>
+            <w:r>
+              <w:rPr>
+                <w:rFonts w:ascii="Arial" w:hAnsi="Arial" w:cs="Arial"/>
+              </w:rPr>
+              <w:t>Tank</w:t>
+            </w:r>
+          </w:p>
+        </w:tc>
+        <w:tc>
+          <w:tcPr>
+            <w:tcW w:w="1591" w:type="dxa"/>
+            <w:vAlign w:val="center"/>
+          </w:tcPr>
+          <w:p>
+            <w:pPr>
+              <w:rPr>
+                <w:rFonts w:ascii="Arial" w:hAnsi="Arial" w:cs="Arial"/>
+              </w:rPr>
+            </w:pPr>
+            <w:r>
+              <w:rPr>
+                <w:rFonts w:ascii="Arial" w:hAnsi="Arial" w:cs="Arial"/>
+              </w:rPr>
+              <w:t>-0.3261</w:t>
+            </w:r>
+          </w:p>
+        </w:tc>
+        <w:tc>
+          <w:tcPr>
+            <w:tcW w:w="877" w:type="dxa"/>
+            <w:vAlign w:val="center"/>
+          </w:tcPr>
+          <w:p>
+            <w:pPr>
+              <w:rPr>
+                <w:rFonts w:ascii="Arial" w:hAnsi="Arial" w:cs="Arial"/>
+              </w:rPr>
+            </w:pPr>
+            <w:r>
+              <w:rPr>
+                <w:rFonts w:ascii="Arial" w:hAnsi="Arial" w:cs="Arial"/>
+              </w:rPr>
+              <w:t>0.4701</w:t>
+            </w:r>
+          </w:p>
+        </w:tc>
+        <w:tc>
+          <w:tcPr>
+            <w:tcW w:w="947" w:type="dxa"/>
+            <w:vAlign w:val="center"/>
+          </w:tcPr>
+          <w:p>
+            <w:pPr>
+              <w:rPr>
+                <w:rFonts w:ascii="Arial" w:hAnsi="Arial" w:cs="Arial"/>
+              </w:rPr>
+            </w:pPr>
+            <w:r>
+              <w:rPr>
+                <w:rFonts w:ascii="Arial" w:hAnsi="Arial" w:cs="Arial"/>
+              </w:rPr>
+              <w:t>0.414</w:t>
+            </w:r>
+          </w:p>
+        </w:tc>
+        <w:tc>
+          <w:tcPr>
+            <w:tcW w:w="966" w:type="dxa"/>
+            <w:vAlign w:val="center"/>
+          </w:tcPr>
+          <w:p>
+            <w:pPr>
+              <w:rPr>
+                <w:rFonts w:ascii="Arial" w:hAnsi="Arial" w:cs="Arial"/>
+              </w:rPr>
+            </w:pPr>
+            <w:r>
+              <w:rPr>
+                <w:rFonts w:ascii="Arial" w:hAnsi="Arial" w:cs="Arial"/>
+              </w:rPr>
+              <w:t>0.4879</w:t>
+            </w:r>
+          </w:p>
+        </w:tc>
+      </w:tr>
+      <w:tr>
+        <w:tc>
+          <w:tcPr>
+            <w:tcW w:w="1052" w:type="dxa"/>
+            <w:vMerge/>
+            <w:textDirection w:val="btLr"/>
+            <w:vAlign w:val="center"/>
+          </w:tcPr>
+          <w:p>
+            <w:pPr>
+              <w:ind w:left="113" w:right="113"/>
+              <w:jc w:val="center"/>
+              <w:rPr>
+                <w:rFonts w:ascii="Arial" w:hAnsi="Arial" w:cs="Arial"/>
+                <w:b/>
+                <w:bCs/>
+                <w:sz w:val="18"/>
+                <w:szCs w:val="18"/>
+              </w:rPr>
+            </w:pPr>
+          </w:p>
+        </w:tc>
+        <w:tc>
+          <w:tcPr>
+            <w:tcW w:w="1342" w:type="dxa"/>
+            <w:vMerge/>
+            <w:vAlign w:val="center"/>
+          </w:tcPr>
+          <w:p>
+            <w:pPr>
+              <w:jc w:val="center"/>
+              <w:rPr>
+                <w:rFonts w:ascii="Arial" w:hAnsi="Arial" w:cs="Arial"/>
+                <w:b/>
+                <w:bCs/>
+              </w:rPr>
+            </w:pPr>
+          </w:p>
+        </w:tc>
+        <w:tc>
+          <w:tcPr>
+            <w:tcW w:w="2024" w:type="dxa"/>
+            <w:vAlign w:val="center"/>
+          </w:tcPr>
+          <w:p>
+            <w:pPr>
+              <w:rPr>
+                <w:rFonts w:ascii="Arial" w:hAnsi="Arial" w:cs="Arial"/>
+                <w:b/>
+                <w:bCs/>
+              </w:rPr>
+            </w:pPr>
+            <w:r>
+              <w:rPr>
+                <w:rFonts w:ascii="Arial" w:hAnsi="Arial" w:cs="Arial"/>
+              </w:rPr>
+              <w:t>MHW Temp (24˚C)</w:t>
+            </w:r>
+          </w:p>
+        </w:tc>
+        <w:tc>
+          <w:tcPr>
+            <w:tcW w:w="1096" w:type="dxa"/>
+            <w:vAlign w:val="center"/>
+          </w:tcPr>
+          <w:p>
+            <w:pPr>
+              <w:jc w:val="center"/>
+              <w:rPr>
+                <w:rFonts w:ascii="Arial" w:hAnsi="Arial" w:cs="Arial"/>
+              </w:rPr>
+            </w:pPr>
+            <w:r>
+              <w:rPr>
+                <w:rFonts w:ascii="Arial" w:hAnsi="Arial" w:cs="Arial"/>
+              </w:rPr>
+              <w:t>Tank</w:t>
+            </w:r>
+          </w:p>
+        </w:tc>
+        <w:tc>
+          <w:tcPr>
+            <w:tcW w:w="1591" w:type="dxa"/>
+            <w:vAlign w:val="center"/>
+          </w:tcPr>
+          <w:p>
+            <w:pPr>
+              <w:rPr>
+                <w:rFonts w:ascii="Arial" w:hAnsi="Arial" w:cs="Arial"/>
+              </w:rPr>
+            </w:pPr>
+            <w:r>
+              <w:rPr>
+                <w:rFonts w:ascii="Arial" w:hAnsi="Arial" w:cs="Arial"/>
+              </w:rPr>
+              <w:t>0.7689</w:t>
+            </w:r>
+          </w:p>
+        </w:tc>
+        <w:tc>
+          <w:tcPr>
+            <w:tcW w:w="877" w:type="dxa"/>
+            <w:vAlign w:val="center"/>
+          </w:tcPr>
+          <w:p>
+            <w:pPr>
+              <w:rPr>
+                <w:rFonts w:ascii="Arial" w:hAnsi="Arial" w:cs="Arial"/>
+              </w:rPr>
+            </w:pPr>
+            <w:r>
+              <w:rPr>
+                <w:rFonts w:ascii="Arial" w:hAnsi="Arial" w:cs="Arial"/>
+              </w:rPr>
+              <w:t>0.3736</w:t>
+            </w:r>
+          </w:p>
+        </w:tc>
+        <w:tc>
+          <w:tcPr>
+            <w:tcW w:w="947" w:type="dxa"/>
+            <w:vAlign w:val="center"/>
+          </w:tcPr>
+          <w:p>
+            <w:pPr>
+              <w:rPr>
+                <w:rFonts w:ascii="Arial" w:hAnsi="Arial" w:cs="Arial"/>
+              </w:rPr>
+            </w:pPr>
+            <w:r>
+              <w:rPr>
+                <w:rFonts w:ascii="Arial" w:hAnsi="Arial" w:cs="Arial"/>
+              </w:rPr>
+              <w:t>-0.694</w:t>
+            </w:r>
+          </w:p>
+        </w:tc>
+        <w:tc>
+          <w:tcPr>
+            <w:tcW w:w="966" w:type="dxa"/>
+            <w:vAlign w:val="center"/>
+          </w:tcPr>
+          <w:p>
+            <w:pPr>
+              <w:rPr>
+                <w:rFonts w:ascii="Arial" w:hAnsi="Arial" w:cs="Arial"/>
+                <w:b/>
+                <w:bCs/>
+              </w:rPr>
+            </w:pPr>
+            <w:r>
+              <w:rPr>
+                <w:rFonts w:ascii="Arial" w:hAnsi="Arial" w:cs="Arial"/>
+                <w:b/>
+                <w:bCs/>
+              </w:rPr>
+              <w:t>0.0396</w:t>
+            </w:r>
+          </w:p>
+        </w:tc>
+      </w:tr>
+      <w:tr>
+        <w:tc>
+          <w:tcPr>
+            <w:tcW w:w="1052" w:type="dxa"/>
+            <w:vMerge w:val="restart"/>
+            <w:textDirection w:val="btLr"/>
+            <w:vAlign w:val="center"/>
+          </w:tcPr>
+          <w:p>
+            <w:pPr>
+              <w:ind w:left="113" w:right="113"/>
+              <w:jc w:val="center"/>
               <w:rPr>
                 <w:rFonts w:ascii="Arial" w:hAnsi="Arial" w:cs="Arial"/>
                 <w:b/>
@@ -4102,9 +5393,7 @@
                 <w:sz w:val="18"/>
                 <w:szCs w:val="18"/>
               </w:rPr>
-              <w:t xml:space="preserve">Crassostrea </w:t>
-            </w:r>
-            <w:proofErr w:type="spellStart"/>
+            </w:pPr>
             <w:r>
               <w:rPr>
                 <w:rFonts w:ascii="Arial" w:hAnsi="Arial" w:cs="Arial"/>
@@ -4115,9 +5404,8 @@
                 <w:sz w:val="18"/>
                 <w:szCs w:val="18"/>
               </w:rPr>
-              <w:t>sikamea</w:t>
-            </w:r>
-            <w:proofErr w:type="spellEnd"/>
+              <w:t>Magallana gigas</w:t>
+            </w:r>
           </w:p>
         </w:tc>
         <w:tc>
@@ -4145,13 +5433,15 @@
         </w:tc>
         <w:tc>
           <w:tcPr>
-            <w:tcW w:w="2106" w:type="dxa"/>
-            <w:vAlign w:val="center"/>
-          </w:tcPr>
-          <w:p>
-            <w:pPr>
-              <w:rPr>
-                <w:rFonts w:ascii="Arial" w:hAnsi="Arial" w:cs="Arial"/>
+            <w:tcW w:w="2024" w:type="dxa"/>
+            <w:vAlign w:val="center"/>
+          </w:tcPr>
+          <w:p>
+            <w:pPr>
+              <w:rPr>
+                <w:rFonts w:ascii="Arial" w:hAnsi="Arial" w:cs="Arial"/>
+                <w:b/>
+                <w:bCs/>
               </w:rPr>
             </w:pPr>
             <w:r>
@@ -4184,77 +5474,81 @@
         </w:tc>
         <w:tc>
           <w:tcPr>
-            <w:tcW w:w="1134" w:type="dxa"/>
-            <w:vAlign w:val="center"/>
-          </w:tcPr>
-          <w:p>
-            <w:pPr>
-              <w:rPr>
-                <w:rFonts w:ascii="Arial" w:hAnsi="Arial" w:cs="Arial"/>
-              </w:rPr>
-            </w:pPr>
-            <w:r>
-              <w:rPr>
-                <w:rFonts w:ascii="Arial" w:hAnsi="Arial" w:cs="Arial"/>
-              </w:rPr>
-              <w:t>0.5843</w:t>
-            </w:r>
-          </w:p>
-        </w:tc>
-        <w:tc>
-          <w:tcPr>
-            <w:tcW w:w="889" w:type="dxa"/>
-            <w:vAlign w:val="center"/>
-          </w:tcPr>
-          <w:p>
-            <w:pPr>
-              <w:rPr>
-                <w:rFonts w:ascii="Arial" w:hAnsi="Arial" w:cs="Arial"/>
-              </w:rPr>
-            </w:pPr>
-            <w:r>
-              <w:rPr>
-                <w:rFonts w:ascii="Arial" w:hAnsi="Arial" w:cs="Arial"/>
-              </w:rPr>
-              <w:t>0.4197</w:t>
-            </w:r>
-          </w:p>
-        </w:tc>
-        <w:tc>
-          <w:tcPr>
-            <w:tcW w:w="1096" w:type="dxa"/>
-            <w:vAlign w:val="center"/>
-          </w:tcPr>
-          <w:p>
-            <w:pPr>
-              <w:rPr>
-                <w:rFonts w:ascii="Arial" w:hAnsi="Arial" w:cs="Arial"/>
-              </w:rPr>
-            </w:pPr>
-            <w:r>
-              <w:rPr>
-                <w:rFonts w:ascii="Arial" w:hAnsi="Arial" w:cs="Arial"/>
-              </w:rPr>
-              <w:t>1.392</w:t>
-            </w:r>
-          </w:p>
-        </w:tc>
-        <w:tc>
-          <w:tcPr>
-            <w:tcW w:w="1170" w:type="dxa"/>
-            <w:vAlign w:val="center"/>
-          </w:tcPr>
-          <w:p>
-            <w:pPr>
-              <w:rPr>
-                <w:rFonts w:ascii="Arial" w:hAnsi="Arial" w:cs="Arial"/>
-              </w:rPr>
-            </w:pPr>
-            <w:r>
-              <w:rPr>
-                <w:rFonts w:ascii="Arial" w:hAnsi="Arial" w:cs="Arial"/>
-              </w:rPr>
-              <w:t>0.164</w:t>
+            <w:tcW w:w="1591" w:type="dxa"/>
+            <w:vAlign w:val="center"/>
+          </w:tcPr>
+          <w:p>
+            <w:pPr>
+              <w:jc w:val="center"/>
+              <w:rPr>
+                <w:rFonts w:ascii="Arial" w:hAnsi="Arial" w:cs="Arial"/>
+              </w:rPr>
+            </w:pPr>
+            <w:r>
+              <w:rPr>
+                <w:rFonts w:ascii="Arial" w:hAnsi="Arial" w:cs="Arial"/>
+              </w:rPr>
+              <w:t>---</w:t>
+            </w:r>
+          </w:p>
+        </w:tc>
+        <w:tc>
+          <w:tcPr>
+            <w:tcW w:w="877" w:type="dxa"/>
+            <w:vAlign w:val="center"/>
+          </w:tcPr>
+          <w:p>
+            <w:pPr>
+              <w:jc w:val="center"/>
+              <w:rPr>
+                <w:rFonts w:ascii="Arial" w:hAnsi="Arial" w:cs="Arial"/>
+              </w:rPr>
+            </w:pPr>
+            <w:r>
+              <w:rPr>
+                <w:rFonts w:ascii="Arial" w:hAnsi="Arial" w:cs="Arial"/>
+              </w:rPr>
+              <w:t>---</w:t>
+            </w:r>
+          </w:p>
+        </w:tc>
+        <w:tc>
+          <w:tcPr>
+            <w:tcW w:w="947" w:type="dxa"/>
+            <w:vAlign w:val="center"/>
+          </w:tcPr>
+          <w:p>
+            <w:pPr>
+              <w:jc w:val="center"/>
+              <w:rPr>
+                <w:rFonts w:ascii="Arial" w:hAnsi="Arial" w:cs="Arial"/>
+              </w:rPr>
+            </w:pPr>
+            <w:r>
+              <w:rPr>
+                <w:rFonts w:ascii="Arial" w:hAnsi="Arial" w:cs="Arial"/>
+              </w:rPr>
+              <w:t>---</w:t>
+            </w:r>
+          </w:p>
+        </w:tc>
+        <w:tc>
+          <w:tcPr>
+            <w:tcW w:w="966" w:type="dxa"/>
+            <w:vAlign w:val="center"/>
+          </w:tcPr>
+          <w:p>
+            <w:pPr>
+              <w:jc w:val="center"/>
+              <w:rPr>
+                <w:rFonts w:ascii="Arial" w:hAnsi="Arial" w:cs="Arial"/>
+              </w:rPr>
+            </w:pPr>
+            <w:r>
+              <w:rPr>
+                <w:rFonts w:ascii="Arial" w:hAnsi="Arial" w:cs="Arial"/>
+              </w:rPr>
+              <w:t>---</w:t>
             </w:r>
           </w:p>
         </w:tc>
@@ -4262,21 +5556,17 @@
       <w:tr>
         <w:tc>
           <w:tcPr>
-            <w:tcW w:w="1062" w:type="dxa"/>
+            <w:tcW w:w="1052" w:type="dxa"/>
             <w:vMerge/>
-            <w:textDirection w:val="btLr"/>
-            <w:vAlign w:val="center"/>
-          </w:tcPr>
-          <w:p>
-            <w:pPr>
-              <w:ind w:left="113" w:right="113"/>
+            <w:vAlign w:val="center"/>
+          </w:tcPr>
+          <w:p>
+            <w:pPr>
               <w:jc w:val="center"/>
               <w:rPr>
                 <w:rFonts w:ascii="Arial" w:hAnsi="Arial" w:cs="Arial"/>
                 <w:b/>
                 <w:bCs/>
-                <w:sz w:val="18"/>
-                <w:szCs w:val="18"/>
               </w:rPr>
             </w:pPr>
           </w:p>
@@ -4298,7 +5588,7 @@
         </w:tc>
         <w:tc>
           <w:tcPr>
-            <w:tcW w:w="2106" w:type="dxa"/>
+            <w:tcW w:w="2024" w:type="dxa"/>
             <w:vAlign w:val="center"/>
           </w:tcPr>
           <w:p>
@@ -4337,77 +5627,81 @@
         </w:tc>
         <w:tc>
           <w:tcPr>
-            <w:tcW w:w="1134" w:type="dxa"/>
-            <w:vAlign w:val="center"/>
-          </w:tcPr>
-          <w:p>
-            <w:pPr>
-              <w:rPr>
-                <w:rFonts w:ascii="Arial" w:hAnsi="Arial" w:cs="Arial"/>
-              </w:rPr>
-            </w:pPr>
-            <w:r>
-              <w:rPr>
-                <w:rFonts w:ascii="Arial" w:hAnsi="Arial" w:cs="Arial"/>
-              </w:rPr>
-              <w:t>0.08131</w:t>
-            </w:r>
-          </w:p>
-        </w:tc>
-        <w:tc>
-          <w:tcPr>
-            <w:tcW w:w="889" w:type="dxa"/>
-            <w:vAlign w:val="center"/>
-          </w:tcPr>
-          <w:p>
-            <w:pPr>
-              <w:rPr>
-                <w:rFonts w:ascii="Arial" w:hAnsi="Arial" w:cs="Arial"/>
-              </w:rPr>
-            </w:pPr>
-            <w:r>
-              <w:rPr>
-                <w:rFonts w:ascii="Arial" w:hAnsi="Arial" w:cs="Arial"/>
-              </w:rPr>
-              <w:t>0.40349</w:t>
-            </w:r>
-          </w:p>
-        </w:tc>
-        <w:tc>
-          <w:tcPr>
-            <w:tcW w:w="1096" w:type="dxa"/>
-            <w:vAlign w:val="center"/>
-          </w:tcPr>
-          <w:p>
-            <w:pPr>
-              <w:rPr>
-                <w:rFonts w:ascii="Arial" w:hAnsi="Arial" w:cs="Arial"/>
-              </w:rPr>
-            </w:pPr>
-            <w:r>
-              <w:rPr>
-                <w:rFonts w:ascii="Arial" w:hAnsi="Arial" w:cs="Arial"/>
-              </w:rPr>
-              <w:t>0.202</w:t>
-            </w:r>
-          </w:p>
-        </w:tc>
-        <w:tc>
-          <w:tcPr>
-            <w:tcW w:w="1170" w:type="dxa"/>
-            <w:vAlign w:val="center"/>
-          </w:tcPr>
-          <w:p>
-            <w:pPr>
-              <w:rPr>
-                <w:rFonts w:ascii="Arial" w:hAnsi="Arial" w:cs="Arial"/>
-              </w:rPr>
-            </w:pPr>
-            <w:r>
-              <w:rPr>
-                <w:rFonts w:ascii="Arial" w:hAnsi="Arial" w:cs="Arial"/>
-              </w:rPr>
-              <w:t>0.84</w:t>
+            <w:tcW w:w="1591" w:type="dxa"/>
+            <w:vAlign w:val="center"/>
+          </w:tcPr>
+          <w:p>
+            <w:pPr>
+              <w:jc w:val="center"/>
+              <w:rPr>
+                <w:rFonts w:ascii="Arial" w:hAnsi="Arial" w:cs="Arial"/>
+              </w:rPr>
+            </w:pPr>
+            <w:r>
+              <w:rPr>
+                <w:rFonts w:ascii="Arial" w:hAnsi="Arial" w:cs="Arial"/>
+              </w:rPr>
+              <w:t>---</w:t>
+            </w:r>
+          </w:p>
+        </w:tc>
+        <w:tc>
+          <w:tcPr>
+            <w:tcW w:w="877" w:type="dxa"/>
+            <w:vAlign w:val="center"/>
+          </w:tcPr>
+          <w:p>
+            <w:pPr>
+              <w:jc w:val="center"/>
+              <w:rPr>
+                <w:rFonts w:ascii="Arial" w:hAnsi="Arial" w:cs="Arial"/>
+              </w:rPr>
+            </w:pPr>
+            <w:r>
+              <w:rPr>
+                <w:rFonts w:ascii="Arial" w:hAnsi="Arial" w:cs="Arial"/>
+              </w:rPr>
+              <w:t>---</w:t>
+            </w:r>
+          </w:p>
+        </w:tc>
+        <w:tc>
+          <w:tcPr>
+            <w:tcW w:w="947" w:type="dxa"/>
+            <w:vAlign w:val="center"/>
+          </w:tcPr>
+          <w:p>
+            <w:pPr>
+              <w:jc w:val="center"/>
+              <w:rPr>
+                <w:rFonts w:ascii="Arial" w:hAnsi="Arial" w:cs="Arial"/>
+              </w:rPr>
+            </w:pPr>
+            <w:r>
+              <w:rPr>
+                <w:rFonts w:ascii="Arial" w:hAnsi="Arial" w:cs="Arial"/>
+              </w:rPr>
+              <w:t>---</w:t>
+            </w:r>
+          </w:p>
+        </w:tc>
+        <w:tc>
+          <w:tcPr>
+            <w:tcW w:w="966" w:type="dxa"/>
+            <w:vAlign w:val="center"/>
+          </w:tcPr>
+          <w:p>
+            <w:pPr>
+              <w:jc w:val="center"/>
+              <w:rPr>
+                <w:rFonts w:ascii="Arial" w:hAnsi="Arial" w:cs="Arial"/>
+              </w:rPr>
+            </w:pPr>
+            <w:r>
+              <w:rPr>
+                <w:rFonts w:ascii="Arial" w:hAnsi="Arial" w:cs="Arial"/>
+              </w:rPr>
+              <w:t>---</w:t>
             </w:r>
           </w:p>
         </w:tc>
@@ -4415,21 +5709,17 @@
       <w:tr>
         <w:tc>
           <w:tcPr>
-            <w:tcW w:w="1062" w:type="dxa"/>
+            <w:tcW w:w="1052" w:type="dxa"/>
             <w:vMerge/>
-            <w:textDirection w:val="btLr"/>
-            <w:vAlign w:val="center"/>
-          </w:tcPr>
-          <w:p>
-            <w:pPr>
-              <w:ind w:left="113" w:right="113"/>
+            <w:vAlign w:val="center"/>
+          </w:tcPr>
+          <w:p>
+            <w:pPr>
               <w:jc w:val="center"/>
               <w:rPr>
                 <w:rFonts w:ascii="Arial" w:hAnsi="Arial" w:cs="Arial"/>
                 <w:b/>
                 <w:bCs/>
-                <w:sz w:val="18"/>
-                <w:szCs w:val="18"/>
               </w:rPr>
             </w:pPr>
           </w:p>
@@ -4457,7 +5747,7 @@
         </w:tc>
         <w:tc>
           <w:tcPr>
-            <w:tcW w:w="2106" w:type="dxa"/>
+            <w:tcW w:w="2024" w:type="dxa"/>
             <w:vAlign w:val="center"/>
           </w:tcPr>
           <w:p>
@@ -4496,75 +5786,95 @@
         </w:tc>
         <w:tc>
           <w:tcPr>
-            <w:tcW w:w="1134" w:type="dxa"/>
-            <w:vAlign w:val="center"/>
-          </w:tcPr>
-          <w:p>
-            <w:pPr>
-              <w:rPr>
-                <w:rFonts w:ascii="Arial" w:hAnsi="Arial" w:cs="Arial"/>
-              </w:rPr>
-            </w:pPr>
-          </w:p>
-        </w:tc>
-        <w:tc>
-          <w:tcPr>
-            <w:tcW w:w="889" w:type="dxa"/>
-            <w:vAlign w:val="center"/>
-          </w:tcPr>
-          <w:p>
-            <w:pPr>
-              <w:rPr>
-                <w:rFonts w:ascii="Arial" w:hAnsi="Arial" w:cs="Arial"/>
-              </w:rPr>
-            </w:pPr>
-          </w:p>
-        </w:tc>
-        <w:tc>
-          <w:tcPr>
-            <w:tcW w:w="1096" w:type="dxa"/>
-            <w:vAlign w:val="center"/>
-          </w:tcPr>
-          <w:p>
-            <w:pPr>
-              <w:rPr>
-                <w:rFonts w:ascii="Arial" w:hAnsi="Arial" w:cs="Arial"/>
-              </w:rPr>
-            </w:pPr>
-          </w:p>
-        </w:tc>
-        <w:tc>
-          <w:tcPr>
-            <w:tcW w:w="1170" w:type="dxa"/>
-            <w:vAlign w:val="center"/>
-          </w:tcPr>
-          <w:p>
-            <w:pPr>
-              <w:rPr>
-                <w:rFonts w:ascii="Arial" w:hAnsi="Arial" w:cs="Arial"/>
-              </w:rPr>
-            </w:pPr>
+            <w:tcW w:w="1591" w:type="dxa"/>
+            <w:vAlign w:val="center"/>
+          </w:tcPr>
+          <w:p>
+            <w:pPr>
+              <w:rPr>
+                <w:rFonts w:ascii="Arial" w:hAnsi="Arial" w:cs="Arial"/>
+              </w:rPr>
+            </w:pPr>
+            <w:r>
+              <w:rPr>
+                <w:rFonts w:ascii="Arial" w:hAnsi="Arial" w:cs="Arial"/>
+              </w:rPr>
+              <w:t>0.4080</w:t>
+            </w:r>
+          </w:p>
+        </w:tc>
+        <w:tc>
+          <w:tcPr>
+            <w:tcW w:w="877" w:type="dxa"/>
+            <w:vAlign w:val="center"/>
+          </w:tcPr>
+          <w:p>
+            <w:pPr>
+              <w:rPr>
+                <w:rFonts w:ascii="Arial" w:hAnsi="Arial" w:cs="Arial"/>
+              </w:rPr>
+            </w:pPr>
+            <w:r>
+              <w:rPr>
+                <w:rFonts w:ascii="Arial" w:hAnsi="Arial" w:cs="Arial"/>
+              </w:rPr>
+              <w:t>0.6474</w:t>
+            </w:r>
+          </w:p>
+        </w:tc>
+        <w:tc>
+          <w:tcPr>
+            <w:tcW w:w="947" w:type="dxa"/>
+            <w:vAlign w:val="center"/>
+          </w:tcPr>
+          <w:p>
+            <w:pPr>
+              <w:rPr>
+                <w:rFonts w:ascii="Arial" w:hAnsi="Arial" w:cs="Arial"/>
+              </w:rPr>
+            </w:pPr>
+            <w:r>
+              <w:rPr>
+                <w:rFonts w:ascii="Arial" w:hAnsi="Arial" w:cs="Arial"/>
+              </w:rPr>
+              <w:t>0.63</w:t>
+            </w:r>
+          </w:p>
+        </w:tc>
+        <w:tc>
+          <w:tcPr>
+            <w:tcW w:w="966" w:type="dxa"/>
+            <w:vAlign w:val="center"/>
+          </w:tcPr>
+          <w:p>
+            <w:pPr>
+              <w:rPr>
+                <w:rFonts w:ascii="Arial" w:hAnsi="Arial" w:cs="Arial"/>
+              </w:rPr>
+            </w:pPr>
+            <w:r>
+              <w:rPr>
+                <w:rFonts w:ascii="Arial" w:hAnsi="Arial" w:cs="Arial"/>
+              </w:rPr>
+              <w:t>0.529</w:t>
+            </w:r>
           </w:p>
         </w:tc>
       </w:tr>
       <w:tr>
         <w:tc>
           <w:tcPr>
-            <w:tcW w:w="1062" w:type="dxa"/>
+            <w:tcW w:w="1052" w:type="dxa"/>
             <w:vMerge/>
-            <w:textDirection w:val="btLr"/>
-            <w:vAlign w:val="center"/>
-          </w:tcPr>
-          <w:p>
-            <w:pPr>
-              <w:ind w:left="113" w:right="113"/>
+            <w:vAlign w:val="center"/>
+          </w:tcPr>
+          <w:p>
+            <w:pPr>
               <w:jc w:val="center"/>
               <w:rPr>
                 <w:rFonts w:ascii="Arial" w:hAnsi="Arial" w:cs="Arial"/>
                 <w:b/>
                 <w:bCs/>
-                <w:sz w:val="18"/>
-                <w:szCs w:val="18"/>
               </w:rPr>
             </w:pPr>
           </w:p>
@@ -4586,7 +5896,7 @@
         </w:tc>
         <w:tc>
           <w:tcPr>
-            <w:tcW w:w="2106" w:type="dxa"/>
+            <w:tcW w:w="2024" w:type="dxa"/>
             <w:vAlign w:val="center"/>
           </w:tcPr>
           <w:p>
@@ -4625,46 +5935,46 @@
         </w:tc>
         <w:tc>
           <w:tcPr>
-            <w:tcW w:w="1134" w:type="dxa"/>
-            <w:vAlign w:val="center"/>
-          </w:tcPr>
-          <w:p>
-            <w:pPr>
-              <w:rPr>
-                <w:rFonts w:ascii="Arial" w:hAnsi="Arial" w:cs="Arial"/>
-              </w:rPr>
-            </w:pPr>
-          </w:p>
-        </w:tc>
-        <w:tc>
-          <w:tcPr>
-            <w:tcW w:w="889" w:type="dxa"/>
-            <w:vAlign w:val="center"/>
-          </w:tcPr>
-          <w:p>
-            <w:pPr>
-              <w:rPr>
-                <w:rFonts w:ascii="Arial" w:hAnsi="Arial" w:cs="Arial"/>
-              </w:rPr>
-            </w:pPr>
-          </w:p>
-        </w:tc>
-        <w:tc>
-          <w:tcPr>
-            <w:tcW w:w="1096" w:type="dxa"/>
-            <w:vAlign w:val="center"/>
-          </w:tcPr>
-          <w:p>
-            <w:pPr>
-              <w:rPr>
-                <w:rFonts w:ascii="Arial" w:hAnsi="Arial" w:cs="Arial"/>
-              </w:rPr>
-            </w:pPr>
-          </w:p>
-        </w:tc>
-        <w:tc>
-          <w:tcPr>
-            <w:tcW w:w="1170" w:type="dxa"/>
+            <w:tcW w:w="1591" w:type="dxa"/>
+            <w:vAlign w:val="center"/>
+          </w:tcPr>
+          <w:p>
+            <w:pPr>
+              <w:rPr>
+                <w:rFonts w:ascii="Arial" w:hAnsi="Arial" w:cs="Arial"/>
+              </w:rPr>
+            </w:pPr>
+          </w:p>
+        </w:tc>
+        <w:tc>
+          <w:tcPr>
+            <w:tcW w:w="877" w:type="dxa"/>
+            <w:vAlign w:val="center"/>
+          </w:tcPr>
+          <w:p>
+            <w:pPr>
+              <w:rPr>
+                <w:rFonts w:ascii="Arial" w:hAnsi="Arial" w:cs="Arial"/>
+              </w:rPr>
+            </w:pPr>
+          </w:p>
+        </w:tc>
+        <w:tc>
+          <w:tcPr>
+            <w:tcW w:w="947" w:type="dxa"/>
+            <w:vAlign w:val="center"/>
+          </w:tcPr>
+          <w:p>
+            <w:pPr>
+              <w:rPr>
+                <w:rFonts w:ascii="Arial" w:hAnsi="Arial" w:cs="Arial"/>
+              </w:rPr>
+            </w:pPr>
+          </w:p>
+        </w:tc>
+        <w:tc>
+          <w:tcPr>
+            <w:tcW w:w="966" w:type="dxa"/>
             <w:vAlign w:val="center"/>
           </w:tcPr>
           <w:p>
@@ -4679,21 +5989,17 @@
       <w:tr>
         <w:tc>
           <w:tcPr>
-            <w:tcW w:w="1062" w:type="dxa"/>
+            <w:tcW w:w="1052" w:type="dxa"/>
             <w:vMerge/>
-            <w:textDirection w:val="btLr"/>
-            <w:vAlign w:val="center"/>
-          </w:tcPr>
-          <w:p>
-            <w:pPr>
-              <w:ind w:left="113" w:right="113"/>
+            <w:vAlign w:val="center"/>
+          </w:tcPr>
+          <w:p>
+            <w:pPr>
               <w:jc w:val="center"/>
               <w:rPr>
                 <w:rFonts w:ascii="Arial" w:hAnsi="Arial" w:cs="Arial"/>
                 <w:b/>
                 <w:bCs/>
-                <w:sz w:val="18"/>
-                <w:szCs w:val="18"/>
               </w:rPr>
             </w:pPr>
           </w:p>
@@ -4717,7 +6023,7 @@
         </w:tc>
         <w:tc>
           <w:tcPr>
-            <w:tcW w:w="2106" w:type="dxa"/>
+            <w:tcW w:w="2024" w:type="dxa"/>
             <w:vAlign w:val="center"/>
           </w:tcPr>
           <w:p>
@@ -4756,7 +6062,7 @@
         </w:tc>
         <w:tc>
           <w:tcPr>
-            <w:tcW w:w="1134" w:type="dxa"/>
+            <w:tcW w:w="1591" w:type="dxa"/>
             <w:vAlign w:val="center"/>
           </w:tcPr>
           <w:p>
@@ -4777,7 +6083,7 @@
         </w:tc>
         <w:tc>
           <w:tcPr>
-            <w:tcW w:w="889" w:type="dxa"/>
+            <w:tcW w:w="877" w:type="dxa"/>
             <w:vAlign w:val="center"/>
           </w:tcPr>
           <w:p>
@@ -4798,7 +6104,7 @@
         </w:tc>
         <w:tc>
           <w:tcPr>
-            <w:tcW w:w="1096" w:type="dxa"/>
+            <w:tcW w:w="947" w:type="dxa"/>
             <w:vAlign w:val="center"/>
           </w:tcPr>
           <w:p>
@@ -4819,7 +6125,7 @@
         </w:tc>
         <w:tc>
           <w:tcPr>
-            <w:tcW w:w="1170" w:type="dxa"/>
+            <w:tcW w:w="966" w:type="dxa"/>
             <w:vAlign w:val="center"/>
           </w:tcPr>
           <w:p>
@@ -4842,21 +6148,17 @@
       <w:tr>
         <w:tc>
           <w:tcPr>
-            <w:tcW w:w="1062" w:type="dxa"/>
+            <w:tcW w:w="1052" w:type="dxa"/>
             <w:vMerge/>
-            <w:textDirection w:val="btLr"/>
-            <w:vAlign w:val="center"/>
-          </w:tcPr>
-          <w:p>
-            <w:pPr>
-              <w:ind w:left="113" w:right="113"/>
+            <w:vAlign w:val="center"/>
+          </w:tcPr>
+          <w:p>
+            <w:pPr>
               <w:jc w:val="center"/>
               <w:rPr>
                 <w:rFonts w:ascii="Arial" w:hAnsi="Arial" w:cs="Arial"/>
                 <w:b/>
                 <w:bCs/>
-                <w:sz w:val="18"/>
-                <w:szCs w:val="18"/>
               </w:rPr>
             </w:pPr>
           </w:p>
@@ -4880,7 +6182,7 @@
         </w:tc>
         <w:tc>
           <w:tcPr>
-            <w:tcW w:w="2106" w:type="dxa"/>
+            <w:tcW w:w="2024" w:type="dxa"/>
             <w:vAlign w:val="center"/>
           </w:tcPr>
           <w:p>
@@ -4919,75 +6221,95 @@
         </w:tc>
         <w:tc>
           <w:tcPr>
-            <w:tcW w:w="1134" w:type="dxa"/>
-            <w:vAlign w:val="center"/>
-          </w:tcPr>
-          <w:p>
-            <w:pPr>
-              <w:rPr>
-                <w:rFonts w:ascii="Arial" w:hAnsi="Arial" w:cs="Arial"/>
-              </w:rPr>
-            </w:pPr>
-          </w:p>
-        </w:tc>
-        <w:tc>
-          <w:tcPr>
-            <w:tcW w:w="889" w:type="dxa"/>
-            <w:vAlign w:val="center"/>
-          </w:tcPr>
-          <w:p>
-            <w:pPr>
-              <w:rPr>
-                <w:rFonts w:ascii="Arial" w:hAnsi="Arial" w:cs="Arial"/>
-              </w:rPr>
-            </w:pPr>
-          </w:p>
-        </w:tc>
-        <w:tc>
-          <w:tcPr>
-            <w:tcW w:w="1096" w:type="dxa"/>
-            <w:vAlign w:val="center"/>
-          </w:tcPr>
-          <w:p>
-            <w:pPr>
-              <w:rPr>
-                <w:rFonts w:ascii="Arial" w:hAnsi="Arial" w:cs="Arial"/>
-              </w:rPr>
-            </w:pPr>
-          </w:p>
-        </w:tc>
-        <w:tc>
-          <w:tcPr>
-            <w:tcW w:w="1170" w:type="dxa"/>
-            <w:vAlign w:val="center"/>
-          </w:tcPr>
-          <w:p>
-            <w:pPr>
-              <w:rPr>
-                <w:rFonts w:ascii="Arial" w:hAnsi="Arial" w:cs="Arial"/>
-              </w:rPr>
-            </w:pPr>
+            <w:tcW w:w="1591" w:type="dxa"/>
+            <w:vAlign w:val="center"/>
+          </w:tcPr>
+          <w:p>
+            <w:pPr>
+              <w:rPr>
+                <w:rFonts w:ascii="Arial" w:hAnsi="Arial" w:cs="Arial"/>
+              </w:rPr>
+            </w:pPr>
+            <w:r>
+              <w:rPr>
+                <w:rFonts w:ascii="Arial" w:hAnsi="Arial" w:cs="Arial"/>
+              </w:rPr>
+              <w:t>0.6982</w:t>
+            </w:r>
+          </w:p>
+        </w:tc>
+        <w:tc>
+          <w:tcPr>
+            <w:tcW w:w="877" w:type="dxa"/>
+            <w:vAlign w:val="center"/>
+          </w:tcPr>
+          <w:p>
+            <w:pPr>
+              <w:rPr>
+                <w:rFonts w:ascii="Arial" w:hAnsi="Arial" w:cs="Arial"/>
+              </w:rPr>
+            </w:pPr>
+            <w:r>
+              <w:rPr>
+                <w:rFonts w:ascii="Arial" w:hAnsi="Arial" w:cs="Arial"/>
+              </w:rPr>
+              <w:t>0.7088</w:t>
+            </w:r>
+          </w:p>
+        </w:tc>
+        <w:tc>
+          <w:tcPr>
+            <w:tcW w:w="947" w:type="dxa"/>
+            <w:vAlign w:val="center"/>
+          </w:tcPr>
+          <w:p>
+            <w:pPr>
+              <w:rPr>
+                <w:rFonts w:ascii="Arial" w:hAnsi="Arial" w:cs="Arial"/>
+              </w:rPr>
+            </w:pPr>
+            <w:r>
+              <w:rPr>
+                <w:rFonts w:ascii="Arial" w:hAnsi="Arial" w:cs="Arial"/>
+              </w:rPr>
+              <w:t>0.804</w:t>
+            </w:r>
+          </w:p>
+        </w:tc>
+        <w:tc>
+          <w:tcPr>
+            <w:tcW w:w="966" w:type="dxa"/>
+            <w:vAlign w:val="center"/>
+          </w:tcPr>
+          <w:p>
+            <w:pPr>
+              <w:rPr>
+                <w:rFonts w:ascii="Arial" w:hAnsi="Arial" w:cs="Arial"/>
+              </w:rPr>
+            </w:pPr>
+            <w:r>
+              <w:rPr>
+                <w:rFonts w:ascii="Arial" w:hAnsi="Arial" w:cs="Arial"/>
+              </w:rPr>
+              <w:t>0.422</w:t>
+            </w:r>
           </w:p>
         </w:tc>
       </w:tr>
       <w:tr>
         <w:tc>
           <w:tcPr>
-            <w:tcW w:w="1062" w:type="dxa"/>
+            <w:tcW w:w="1052" w:type="dxa"/>
             <w:vMerge/>
-            <w:textDirection w:val="btLr"/>
-            <w:vAlign w:val="center"/>
-          </w:tcPr>
-          <w:p>
-            <w:pPr>
-              <w:ind w:left="113" w:right="113"/>
+            <w:vAlign w:val="center"/>
+          </w:tcPr>
+          <w:p>
+            <w:pPr>
               <w:jc w:val="center"/>
               <w:rPr>
                 <w:rFonts w:ascii="Arial" w:hAnsi="Arial" w:cs="Arial"/>
                 <w:b/>
                 <w:bCs/>
-                <w:sz w:val="18"/>
-                <w:szCs w:val="18"/>
               </w:rPr>
             </w:pPr>
           </w:p>
@@ -5011,7 +6333,7 @@
         </w:tc>
         <w:tc>
           <w:tcPr>
-            <w:tcW w:w="2106" w:type="dxa"/>
+            <w:tcW w:w="2024" w:type="dxa"/>
             <w:vAlign w:val="center"/>
           </w:tcPr>
           <w:p>
@@ -5050,75 +6372,120 @@
         </w:tc>
         <w:tc>
           <w:tcPr>
-            <w:tcW w:w="1134" w:type="dxa"/>
-            <w:vAlign w:val="center"/>
-          </w:tcPr>
-          <w:p>
-            <w:pPr>
-              <w:rPr>
-                <w:rFonts w:ascii="Arial" w:hAnsi="Arial" w:cs="Arial"/>
-              </w:rPr>
-            </w:pPr>
-          </w:p>
-        </w:tc>
-        <w:tc>
-          <w:tcPr>
-            <w:tcW w:w="889" w:type="dxa"/>
-            <w:vAlign w:val="center"/>
-          </w:tcPr>
-          <w:p>
-            <w:pPr>
-              <w:rPr>
-                <w:rFonts w:ascii="Arial" w:hAnsi="Arial" w:cs="Arial"/>
-              </w:rPr>
-            </w:pPr>
-          </w:p>
-        </w:tc>
-        <w:tc>
-          <w:tcPr>
-            <w:tcW w:w="1096" w:type="dxa"/>
-            <w:vAlign w:val="center"/>
-          </w:tcPr>
-          <w:p>
-            <w:pPr>
-              <w:rPr>
-                <w:rFonts w:ascii="Arial" w:hAnsi="Arial" w:cs="Arial"/>
-              </w:rPr>
-            </w:pPr>
-          </w:p>
-        </w:tc>
-        <w:tc>
-          <w:tcPr>
-            <w:tcW w:w="1170" w:type="dxa"/>
-            <w:vAlign w:val="center"/>
-          </w:tcPr>
-          <w:p>
-            <w:pPr>
-              <w:rPr>
-                <w:rFonts w:ascii="Arial" w:hAnsi="Arial" w:cs="Arial"/>
-              </w:rPr>
-            </w:pPr>
+            <w:tcW w:w="1591" w:type="dxa"/>
+            <w:vAlign w:val="center"/>
+          </w:tcPr>
+          <w:p>
+            <w:pPr>
+              <w:rPr>
+                <w:rFonts w:ascii="Arial" w:hAnsi="Arial" w:cs="Arial"/>
+              </w:rPr>
+            </w:pPr>
+            <w:r>
+              <w:rPr>
+                <w:rFonts w:ascii="Arial" w:hAnsi="Arial" w:cs="Arial"/>
+              </w:rPr>
+              <w:t>-</w:t>
+            </w:r>
+            <w:r>
+              <w:rPr>
+                <w:rFonts w:ascii="Arial" w:hAnsi="Arial" w:cs="Arial"/>
+              </w:rPr>
+              <w:t>2.806</w:t>
+            </w:r>
+            <w:r>
+              <w:rPr>
+                <w:rFonts w:ascii="Arial" w:hAnsi="Arial" w:cs="Arial"/>
+              </w:rPr>
+              <w:t xml:space="preserve"> * </w:t>
+            </w:r>
+            <w:r>
+              <w:rPr>
+                <w:rFonts w:ascii="Arial" w:hAnsi="Arial" w:cs="Arial"/>
+              </w:rPr>
+              <w:t>10</w:t>
+            </w:r>
+            <w:r>
+              <w:rPr>
+                <w:rFonts w:ascii="Arial" w:hAnsi="Arial" w:cs="Arial"/>
+                <w:vertAlign w:val="superscript"/>
+              </w:rPr>
+              <w:t>-13</w:t>
+            </w:r>
+          </w:p>
+        </w:tc>
+        <w:tc>
+          <w:tcPr>
+            <w:tcW w:w="877" w:type="dxa"/>
+            <w:vAlign w:val="center"/>
+          </w:tcPr>
+          <w:p>
+            <w:pPr>
+              <w:rPr>
+                <w:rFonts w:ascii="Arial" w:hAnsi="Arial" w:cs="Arial"/>
+              </w:rPr>
+            </w:pPr>
+            <w:r>
+              <w:rPr>
+                <w:rFonts w:ascii="Arial" w:hAnsi="Arial" w:cs="Arial"/>
+              </w:rPr>
+              <w:t>1.002</w:t>
+            </w:r>
+          </w:p>
+        </w:tc>
+        <w:tc>
+          <w:tcPr>
+            <w:tcW w:w="947" w:type="dxa"/>
+            <w:vAlign w:val="center"/>
+          </w:tcPr>
+          <w:p>
+            <w:pPr>
+              <w:rPr>
+                <w:rFonts w:ascii="Arial" w:hAnsi="Arial" w:cs="Arial"/>
+              </w:rPr>
+            </w:pPr>
+            <w:r>
+              <w:rPr>
+                <w:rFonts w:ascii="Arial" w:hAnsi="Arial" w:cs="Arial"/>
+              </w:rPr>
+              <w:t>0</w:t>
+            </w:r>
+          </w:p>
+        </w:tc>
+        <w:tc>
+          <w:tcPr>
+            <w:tcW w:w="966" w:type="dxa"/>
+            <w:vAlign w:val="center"/>
+          </w:tcPr>
+          <w:p>
+            <w:pPr>
+              <w:rPr>
+                <w:rFonts w:ascii="Arial" w:hAnsi="Arial" w:cs="Arial"/>
+              </w:rPr>
+            </w:pPr>
+            <w:r>
+              <w:rPr>
+                <w:rFonts w:ascii="Arial" w:hAnsi="Arial" w:cs="Arial"/>
+              </w:rPr>
+              <w:t>1.0</w:t>
+            </w:r>
           </w:p>
         </w:tc>
       </w:tr>
       <w:tr>
         <w:tc>
           <w:tcPr>
-            <w:tcW w:w="1062" w:type="dxa"/>
+            <w:tcW w:w="1052" w:type="dxa"/>
             <w:vMerge/>
-            <w:textDirection w:val="btLr"/>
-            <w:vAlign w:val="center"/>
-          </w:tcPr>
-          <w:p>
-            <w:pPr>
-              <w:ind w:left="113" w:right="113"/>
+            <w:vAlign w:val="center"/>
+          </w:tcPr>
+          <w:p>
+            <w:pPr>
               <w:jc w:val="center"/>
               <w:rPr>
                 <w:rFonts w:ascii="Arial" w:hAnsi="Arial" w:cs="Arial"/>
                 <w:b/>
                 <w:bCs/>
-                <w:sz w:val="18"/>
-                <w:szCs w:val="18"/>
               </w:rPr>
             </w:pPr>
           </w:p>
@@ -5142,7 +6509,7 @@
         </w:tc>
         <w:tc>
           <w:tcPr>
-            <w:tcW w:w="2106" w:type="dxa"/>
+            <w:tcW w:w="2024" w:type="dxa"/>
             <w:vAlign w:val="center"/>
           </w:tcPr>
           <w:p>
@@ -5183,1144 +6550,103 @@
         </w:tc>
         <w:tc>
           <w:tcPr>
-            <w:tcW w:w="1134" w:type="dxa"/>
-            <w:vAlign w:val="center"/>
-          </w:tcPr>
-          <w:p>
-            <w:pPr>
-              <w:rPr>
-                <w:rFonts w:ascii="Arial" w:hAnsi="Arial" w:cs="Arial"/>
-              </w:rPr>
-            </w:pPr>
-          </w:p>
-        </w:tc>
-        <w:tc>
-          <w:tcPr>
-            <w:tcW w:w="889" w:type="dxa"/>
-            <w:vAlign w:val="center"/>
-          </w:tcPr>
-          <w:p>
-            <w:pPr>
-              <w:rPr>
-                <w:rFonts w:ascii="Arial" w:hAnsi="Arial" w:cs="Arial"/>
-              </w:rPr>
-            </w:pPr>
-          </w:p>
-        </w:tc>
-        <w:tc>
-          <w:tcPr>
-            <w:tcW w:w="1096" w:type="dxa"/>
-            <w:vAlign w:val="center"/>
-          </w:tcPr>
-          <w:p>
-            <w:pPr>
-              <w:rPr>
-                <w:rFonts w:ascii="Arial" w:hAnsi="Arial" w:cs="Arial"/>
-              </w:rPr>
-            </w:pPr>
-          </w:p>
-        </w:tc>
-        <w:tc>
-          <w:tcPr>
-            <w:tcW w:w="1170" w:type="dxa"/>
-            <w:vAlign w:val="center"/>
-          </w:tcPr>
-          <w:p>
-            <w:pPr>
-              <w:rPr>
-                <w:rFonts w:ascii="Arial" w:hAnsi="Arial" w:cs="Arial"/>
-              </w:rPr>
-            </w:pPr>
-          </w:p>
-        </w:tc>
-      </w:tr>
-      <w:tr>
-        <w:tc>
-          <w:tcPr>
-            <w:tcW w:w="1062" w:type="dxa"/>
-            <w:vMerge w:val="restart"/>
-            <w:textDirection w:val="btLr"/>
-            <w:vAlign w:val="center"/>
-          </w:tcPr>
-          <w:p>
-            <w:pPr>
-              <w:ind w:left="113" w:right="113"/>
-              <w:jc w:val="center"/>
-              <w:rPr>
-                <w:rFonts w:ascii="Arial" w:hAnsi="Arial" w:cs="Arial"/>
-                <w:b/>
-                <w:bCs/>
-                <w:i/>
-                <w:iCs/>
-                <w:sz w:val="18"/>
-                <w:szCs w:val="18"/>
-              </w:rPr>
-            </w:pPr>
-            <w:proofErr w:type="spellStart"/>
-            <w:r>
-              <w:rPr>
-                <w:rFonts w:ascii="Arial" w:hAnsi="Arial" w:cs="Arial"/>
-                <w:b/>
-                <w:bCs/>
-                <w:i/>
-                <w:iCs/>
-                <w:sz w:val="18"/>
-                <w:szCs w:val="18"/>
-              </w:rPr>
-              <w:t>Magallana</w:t>
-            </w:r>
-            <w:proofErr w:type="spellEnd"/>
-            <w:r>
-              <w:rPr>
-                <w:rFonts w:ascii="Arial" w:hAnsi="Arial" w:cs="Arial"/>
-                <w:b/>
-                <w:bCs/>
-                <w:i/>
-                <w:iCs/>
-                <w:sz w:val="18"/>
-                <w:szCs w:val="18"/>
-              </w:rPr>
-              <w:t xml:space="preserve"> gigas</w:t>
-            </w:r>
-          </w:p>
-        </w:tc>
-        <w:tc>
-          <w:tcPr>
-            <w:tcW w:w="1342" w:type="dxa"/>
-            <w:vMerge w:val="restart"/>
-            <w:vAlign w:val="center"/>
-          </w:tcPr>
-          <w:p>
-            <w:pPr>
-              <w:jc w:val="center"/>
-              <w:rPr>
-                <w:rFonts w:ascii="Arial" w:hAnsi="Arial" w:cs="Arial"/>
-                <w:b/>
-                <w:bCs/>
-              </w:rPr>
-            </w:pPr>
-            <w:r>
-              <w:rPr>
-                <w:rFonts w:ascii="Arial" w:hAnsi="Arial" w:cs="Arial"/>
-              </w:rPr>
-              <w:t>Stress Hardening</w:t>
-            </w:r>
-          </w:p>
-        </w:tc>
-        <w:tc>
-          <w:tcPr>
-            <w:tcW w:w="2106" w:type="dxa"/>
-            <w:vAlign w:val="center"/>
-          </w:tcPr>
-          <w:p>
-            <w:pPr>
-              <w:rPr>
-                <w:rFonts w:ascii="Arial" w:hAnsi="Arial" w:cs="Arial"/>
-                <w:b/>
-                <w:bCs/>
-              </w:rPr>
-            </w:pPr>
-            <w:r>
-              <w:rPr>
-                <w:rFonts w:ascii="Arial" w:hAnsi="Arial" w:cs="Arial"/>
-              </w:rPr>
-              <w:t>SH Temp,</w:t>
-            </w:r>
-          </w:p>
-        </w:tc>
-        <w:tc>
-          <w:tcPr>
-            <w:tcW w:w="1096" w:type="dxa"/>
-            <w:vAlign w:val="center"/>
-          </w:tcPr>
-          <w:p>
-            <w:pPr>
-              <w:jc w:val="center"/>
-              <w:rPr>
-                <w:rFonts w:ascii="Arial" w:hAnsi="Arial" w:cs="Arial"/>
-              </w:rPr>
-            </w:pPr>
-            <w:r>
-              <w:rPr>
-                <w:rFonts w:ascii="Arial" w:hAnsi="Arial" w:cs="Arial"/>
-              </w:rPr>
-              <w:t>Tank</w:t>
-            </w:r>
-          </w:p>
-        </w:tc>
-        <w:tc>
-          <w:tcPr>
-            <w:tcW w:w="1134" w:type="dxa"/>
-            <w:vAlign w:val="center"/>
-          </w:tcPr>
-          <w:p>
-            <w:pPr>
-              <w:rPr>
-                <w:rFonts w:ascii="Arial" w:hAnsi="Arial" w:cs="Arial"/>
-              </w:rPr>
-            </w:pPr>
-          </w:p>
-        </w:tc>
-        <w:tc>
-          <w:tcPr>
-            <w:tcW w:w="889" w:type="dxa"/>
-            <w:vAlign w:val="center"/>
-          </w:tcPr>
-          <w:p>
-            <w:pPr>
-              <w:rPr>
-                <w:rFonts w:ascii="Arial" w:hAnsi="Arial" w:cs="Arial"/>
-              </w:rPr>
-            </w:pPr>
-          </w:p>
-        </w:tc>
-        <w:tc>
-          <w:tcPr>
-            <w:tcW w:w="1096" w:type="dxa"/>
-            <w:vAlign w:val="center"/>
-          </w:tcPr>
-          <w:p>
-            <w:pPr>
-              <w:rPr>
-                <w:rFonts w:ascii="Arial" w:hAnsi="Arial" w:cs="Arial"/>
-              </w:rPr>
-            </w:pPr>
-          </w:p>
-        </w:tc>
-        <w:tc>
-          <w:tcPr>
-            <w:tcW w:w="1170" w:type="dxa"/>
-            <w:vAlign w:val="center"/>
-          </w:tcPr>
-          <w:p>
-            <w:pPr>
-              <w:rPr>
-                <w:rFonts w:ascii="Arial" w:hAnsi="Arial" w:cs="Arial"/>
-              </w:rPr>
-            </w:pPr>
-          </w:p>
-        </w:tc>
-      </w:tr>
-      <w:tr>
-        <w:tc>
-          <w:tcPr>
-            <w:tcW w:w="1062" w:type="dxa"/>
-            <w:vMerge/>
-            <w:vAlign w:val="center"/>
-          </w:tcPr>
-          <w:p>
-            <w:pPr>
-              <w:jc w:val="center"/>
-              <w:rPr>
-                <w:rFonts w:ascii="Arial" w:hAnsi="Arial" w:cs="Arial"/>
-                <w:b/>
-                <w:bCs/>
-              </w:rPr>
-            </w:pPr>
-          </w:p>
-        </w:tc>
-        <w:tc>
-          <w:tcPr>
-            <w:tcW w:w="1342" w:type="dxa"/>
-            <w:vMerge/>
-            <w:vAlign w:val="center"/>
-          </w:tcPr>
-          <w:p>
-            <w:pPr>
-              <w:jc w:val="center"/>
-              <w:rPr>
-                <w:rFonts w:ascii="Arial" w:hAnsi="Arial" w:cs="Arial"/>
-              </w:rPr>
-            </w:pPr>
-          </w:p>
-        </w:tc>
-        <w:tc>
-          <w:tcPr>
-            <w:tcW w:w="2106" w:type="dxa"/>
-            <w:vAlign w:val="center"/>
-          </w:tcPr>
-          <w:p>
-            <w:pPr>
-              <w:rPr>
-                <w:rFonts w:ascii="Arial" w:hAnsi="Arial" w:cs="Arial"/>
-              </w:rPr>
-            </w:pPr>
-            <w:r>
-              <w:rPr>
-                <w:rFonts w:ascii="Arial" w:hAnsi="Arial" w:cs="Arial"/>
-              </w:rPr>
-              <w:t>SH Tide</w:t>
-            </w:r>
-          </w:p>
-        </w:tc>
-        <w:tc>
-          <w:tcPr>
-            <w:tcW w:w="1096" w:type="dxa"/>
-            <w:vAlign w:val="center"/>
-          </w:tcPr>
-          <w:p>
-            <w:pPr>
-              <w:jc w:val="center"/>
-              <w:rPr>
-                <w:rFonts w:ascii="Arial" w:hAnsi="Arial" w:cs="Arial"/>
-              </w:rPr>
-            </w:pPr>
-            <w:r>
-              <w:rPr>
-                <w:rFonts w:ascii="Arial" w:hAnsi="Arial" w:cs="Arial"/>
-              </w:rPr>
-              <w:t>Tank</w:t>
-            </w:r>
-          </w:p>
-        </w:tc>
-        <w:tc>
-          <w:tcPr>
-            <w:tcW w:w="1134" w:type="dxa"/>
-            <w:vAlign w:val="center"/>
-          </w:tcPr>
-          <w:p>
-            <w:pPr>
-              <w:rPr>
-                <w:rFonts w:ascii="Arial" w:hAnsi="Arial" w:cs="Arial"/>
-              </w:rPr>
-            </w:pPr>
-          </w:p>
-        </w:tc>
-        <w:tc>
-          <w:tcPr>
-            <w:tcW w:w="889" w:type="dxa"/>
-            <w:vAlign w:val="center"/>
-          </w:tcPr>
-          <w:p>
-            <w:pPr>
-              <w:rPr>
-                <w:rFonts w:ascii="Arial" w:hAnsi="Arial" w:cs="Arial"/>
-              </w:rPr>
-            </w:pPr>
-          </w:p>
-        </w:tc>
-        <w:tc>
-          <w:tcPr>
-            <w:tcW w:w="1096" w:type="dxa"/>
-            <w:vAlign w:val="center"/>
-          </w:tcPr>
-          <w:p>
-            <w:pPr>
-              <w:rPr>
-                <w:rFonts w:ascii="Arial" w:hAnsi="Arial" w:cs="Arial"/>
-              </w:rPr>
-            </w:pPr>
-          </w:p>
-        </w:tc>
-        <w:tc>
-          <w:tcPr>
-            <w:tcW w:w="1170" w:type="dxa"/>
-            <w:vAlign w:val="center"/>
-          </w:tcPr>
-          <w:p>
-            <w:pPr>
-              <w:rPr>
-                <w:rFonts w:ascii="Arial" w:hAnsi="Arial" w:cs="Arial"/>
-              </w:rPr>
-            </w:pPr>
-          </w:p>
-        </w:tc>
-      </w:tr>
-      <w:tr>
-        <w:tc>
-          <w:tcPr>
-            <w:tcW w:w="1062" w:type="dxa"/>
-            <w:vMerge/>
-            <w:vAlign w:val="center"/>
-          </w:tcPr>
-          <w:p>
-            <w:pPr>
-              <w:jc w:val="center"/>
-              <w:rPr>
-                <w:rFonts w:ascii="Arial" w:hAnsi="Arial" w:cs="Arial"/>
-                <w:b/>
-                <w:bCs/>
-              </w:rPr>
-            </w:pPr>
-          </w:p>
-        </w:tc>
-        <w:tc>
-          <w:tcPr>
-            <w:tcW w:w="1342" w:type="dxa"/>
-            <w:vMerge w:val="restart"/>
-            <w:vAlign w:val="center"/>
-          </w:tcPr>
-          <w:p>
-            <w:pPr>
-              <w:jc w:val="center"/>
-              <w:rPr>
-                <w:rFonts w:ascii="Arial" w:hAnsi="Arial" w:cs="Arial"/>
-              </w:rPr>
-            </w:pPr>
-            <w:r>
-              <w:rPr>
-                <w:rFonts w:ascii="Arial" w:hAnsi="Arial" w:cs="Arial"/>
-              </w:rPr>
-              <w:t>Marine Heatwave</w:t>
-            </w:r>
-          </w:p>
-        </w:tc>
-        <w:tc>
-          <w:tcPr>
-            <w:tcW w:w="2106" w:type="dxa"/>
-            <w:vAlign w:val="center"/>
-          </w:tcPr>
-          <w:p>
-            <w:pPr>
-              <w:rPr>
-                <w:rFonts w:ascii="Arial" w:hAnsi="Arial" w:cs="Arial"/>
-              </w:rPr>
-            </w:pPr>
-            <w:r>
-              <w:rPr>
-                <w:rFonts w:ascii="Arial" w:hAnsi="Arial" w:cs="Arial"/>
-              </w:rPr>
-              <w:t>SH Temp</w:t>
-            </w:r>
-          </w:p>
-        </w:tc>
-        <w:tc>
-          <w:tcPr>
-            <w:tcW w:w="1096" w:type="dxa"/>
-            <w:vAlign w:val="center"/>
-          </w:tcPr>
-          <w:p>
-            <w:pPr>
-              <w:jc w:val="center"/>
-              <w:rPr>
-                <w:rFonts w:ascii="Arial" w:hAnsi="Arial" w:cs="Arial"/>
-              </w:rPr>
-            </w:pPr>
-            <w:r>
-              <w:rPr>
-                <w:rFonts w:ascii="Arial" w:hAnsi="Arial" w:cs="Arial"/>
-              </w:rPr>
-              <w:t>Tank</w:t>
-            </w:r>
-          </w:p>
-        </w:tc>
-        <w:tc>
-          <w:tcPr>
-            <w:tcW w:w="1134" w:type="dxa"/>
-            <w:vAlign w:val="center"/>
-          </w:tcPr>
-          <w:p>
-            <w:pPr>
-              <w:rPr>
-                <w:rFonts w:ascii="Arial" w:hAnsi="Arial" w:cs="Arial"/>
-              </w:rPr>
-            </w:pPr>
-          </w:p>
-        </w:tc>
-        <w:tc>
-          <w:tcPr>
-            <w:tcW w:w="889" w:type="dxa"/>
-            <w:vAlign w:val="center"/>
-          </w:tcPr>
-          <w:p>
-            <w:pPr>
-              <w:rPr>
-                <w:rFonts w:ascii="Arial" w:hAnsi="Arial" w:cs="Arial"/>
-              </w:rPr>
-            </w:pPr>
-          </w:p>
-        </w:tc>
-        <w:tc>
-          <w:tcPr>
-            <w:tcW w:w="1096" w:type="dxa"/>
-            <w:vAlign w:val="center"/>
-          </w:tcPr>
-          <w:p>
-            <w:pPr>
-              <w:rPr>
-                <w:rFonts w:ascii="Arial" w:hAnsi="Arial" w:cs="Arial"/>
-              </w:rPr>
-            </w:pPr>
-          </w:p>
-        </w:tc>
-        <w:tc>
-          <w:tcPr>
-            <w:tcW w:w="1170" w:type="dxa"/>
-            <w:vAlign w:val="center"/>
-          </w:tcPr>
-          <w:p>
-            <w:pPr>
-              <w:rPr>
-                <w:rFonts w:ascii="Arial" w:hAnsi="Arial" w:cs="Arial"/>
-              </w:rPr>
-            </w:pPr>
-          </w:p>
-        </w:tc>
-      </w:tr>
-      <w:tr>
-        <w:tc>
-          <w:tcPr>
-            <w:tcW w:w="1062" w:type="dxa"/>
-            <w:vMerge/>
-            <w:vAlign w:val="center"/>
-          </w:tcPr>
-          <w:p>
-            <w:pPr>
-              <w:jc w:val="center"/>
-              <w:rPr>
-                <w:rFonts w:ascii="Arial" w:hAnsi="Arial" w:cs="Arial"/>
-                <w:b/>
-                <w:bCs/>
-              </w:rPr>
-            </w:pPr>
-          </w:p>
-        </w:tc>
-        <w:tc>
-          <w:tcPr>
-            <w:tcW w:w="1342" w:type="dxa"/>
-            <w:vMerge/>
-            <w:vAlign w:val="center"/>
-          </w:tcPr>
-          <w:p>
-            <w:pPr>
-              <w:jc w:val="center"/>
-              <w:rPr>
-                <w:rFonts w:ascii="Arial" w:hAnsi="Arial" w:cs="Arial"/>
-              </w:rPr>
-            </w:pPr>
-          </w:p>
-        </w:tc>
-        <w:tc>
-          <w:tcPr>
-            <w:tcW w:w="2106" w:type="dxa"/>
-            <w:vAlign w:val="center"/>
-          </w:tcPr>
-          <w:p>
-            <w:pPr>
-              <w:rPr>
-                <w:rFonts w:ascii="Arial" w:hAnsi="Arial" w:cs="Arial"/>
-              </w:rPr>
-            </w:pPr>
-            <w:r>
-              <w:rPr>
-                <w:rFonts w:ascii="Arial" w:hAnsi="Arial" w:cs="Arial"/>
-              </w:rPr>
-              <w:t>SH Tide</w:t>
-            </w:r>
-          </w:p>
-        </w:tc>
-        <w:tc>
-          <w:tcPr>
-            <w:tcW w:w="1096" w:type="dxa"/>
-            <w:vAlign w:val="center"/>
-          </w:tcPr>
-          <w:p>
-            <w:pPr>
-              <w:jc w:val="center"/>
-              <w:rPr>
-                <w:rFonts w:ascii="Arial" w:hAnsi="Arial" w:cs="Arial"/>
-              </w:rPr>
-            </w:pPr>
-            <w:r>
-              <w:rPr>
-                <w:rFonts w:ascii="Arial" w:hAnsi="Arial" w:cs="Arial"/>
-              </w:rPr>
-              <w:t>Tank</w:t>
-            </w:r>
-          </w:p>
-        </w:tc>
-        <w:tc>
-          <w:tcPr>
-            <w:tcW w:w="1134" w:type="dxa"/>
-            <w:vAlign w:val="center"/>
-          </w:tcPr>
-          <w:p>
-            <w:pPr>
-              <w:rPr>
-                <w:rFonts w:ascii="Arial" w:hAnsi="Arial" w:cs="Arial"/>
-              </w:rPr>
-            </w:pPr>
-          </w:p>
-        </w:tc>
-        <w:tc>
-          <w:tcPr>
-            <w:tcW w:w="889" w:type="dxa"/>
-            <w:vAlign w:val="center"/>
-          </w:tcPr>
-          <w:p>
-            <w:pPr>
-              <w:rPr>
-                <w:rFonts w:ascii="Arial" w:hAnsi="Arial" w:cs="Arial"/>
-              </w:rPr>
-            </w:pPr>
-          </w:p>
-        </w:tc>
-        <w:tc>
-          <w:tcPr>
-            <w:tcW w:w="1096" w:type="dxa"/>
-            <w:vAlign w:val="center"/>
-          </w:tcPr>
-          <w:p>
-            <w:pPr>
-              <w:rPr>
-                <w:rFonts w:ascii="Arial" w:hAnsi="Arial" w:cs="Arial"/>
-              </w:rPr>
-            </w:pPr>
-          </w:p>
-        </w:tc>
-        <w:tc>
-          <w:tcPr>
-            <w:tcW w:w="1170" w:type="dxa"/>
-            <w:vAlign w:val="center"/>
-          </w:tcPr>
-          <w:p>
-            <w:pPr>
-              <w:rPr>
-                <w:rFonts w:ascii="Arial" w:hAnsi="Arial" w:cs="Arial"/>
-              </w:rPr>
-            </w:pPr>
-          </w:p>
-        </w:tc>
-      </w:tr>
-      <w:tr>
-        <w:tc>
-          <w:tcPr>
-            <w:tcW w:w="1062" w:type="dxa"/>
-            <w:vMerge/>
-            <w:vAlign w:val="center"/>
-          </w:tcPr>
-          <w:p>
-            <w:pPr>
-              <w:jc w:val="center"/>
-              <w:rPr>
-                <w:rFonts w:ascii="Arial" w:hAnsi="Arial" w:cs="Arial"/>
-                <w:b/>
-                <w:bCs/>
-              </w:rPr>
-            </w:pPr>
-          </w:p>
-        </w:tc>
-        <w:tc>
-          <w:tcPr>
-            <w:tcW w:w="1342" w:type="dxa"/>
-            <w:vMerge/>
-            <w:vAlign w:val="center"/>
-          </w:tcPr>
-          <w:p>
-            <w:pPr>
-              <w:jc w:val="center"/>
-              <w:rPr>
-                <w:rFonts w:ascii="Arial" w:hAnsi="Arial" w:cs="Arial"/>
-                <w:b/>
-                <w:bCs/>
-              </w:rPr>
-            </w:pPr>
-          </w:p>
-        </w:tc>
-        <w:tc>
-          <w:tcPr>
-            <w:tcW w:w="2106" w:type="dxa"/>
-            <w:vAlign w:val="center"/>
-          </w:tcPr>
-          <w:p>
-            <w:pPr>
-              <w:rPr>
-                <w:rFonts w:ascii="Arial" w:hAnsi="Arial" w:cs="Arial"/>
-              </w:rPr>
-            </w:pPr>
-            <w:r>
-              <w:rPr>
-                <w:rFonts w:ascii="Arial" w:hAnsi="Arial" w:cs="Arial"/>
-              </w:rPr>
-              <w:t>MHW Temp (15˚C)</w:t>
-            </w:r>
-          </w:p>
-        </w:tc>
-        <w:tc>
-          <w:tcPr>
-            <w:tcW w:w="1096" w:type="dxa"/>
-            <w:vAlign w:val="center"/>
-          </w:tcPr>
-          <w:p>
-            <w:pPr>
-              <w:jc w:val="center"/>
-              <w:rPr>
-                <w:rFonts w:ascii="Arial" w:hAnsi="Arial" w:cs="Arial"/>
-              </w:rPr>
-            </w:pPr>
-            <w:r>
-              <w:rPr>
-                <w:rFonts w:ascii="Arial" w:hAnsi="Arial" w:cs="Arial"/>
-              </w:rPr>
-              <w:t>Tank</w:t>
-            </w:r>
-          </w:p>
-        </w:tc>
-        <w:tc>
-          <w:tcPr>
-            <w:tcW w:w="1134" w:type="dxa"/>
-            <w:vAlign w:val="center"/>
-          </w:tcPr>
-          <w:p>
-            <w:pPr>
-              <w:rPr>
-                <w:rFonts w:ascii="Arial" w:hAnsi="Arial" w:cs="Arial"/>
-              </w:rPr>
-            </w:pPr>
-            <w:r>
-              <w:rPr>
-                <w:rFonts w:ascii="Arial" w:hAnsi="Arial" w:cs="Arial"/>
-                <w:i/>
-                <w:iCs/>
-              </w:rPr>
-              <w:t>ref</w:t>
-            </w:r>
-          </w:p>
-        </w:tc>
-        <w:tc>
-          <w:tcPr>
-            <w:tcW w:w="889" w:type="dxa"/>
-            <w:vAlign w:val="center"/>
-          </w:tcPr>
-          <w:p>
-            <w:pPr>
-              <w:rPr>
-                <w:rFonts w:ascii="Arial" w:hAnsi="Arial" w:cs="Arial"/>
-              </w:rPr>
-            </w:pPr>
-            <w:r>
-              <w:rPr>
-                <w:rFonts w:ascii="Arial" w:hAnsi="Arial" w:cs="Arial"/>
-                <w:i/>
-                <w:iCs/>
-              </w:rPr>
-              <w:t>ref</w:t>
-            </w:r>
-          </w:p>
-        </w:tc>
-        <w:tc>
-          <w:tcPr>
-            <w:tcW w:w="1096" w:type="dxa"/>
-            <w:vAlign w:val="center"/>
-          </w:tcPr>
-          <w:p>
-            <w:pPr>
-              <w:rPr>
-                <w:rFonts w:ascii="Arial" w:hAnsi="Arial" w:cs="Arial"/>
-              </w:rPr>
-            </w:pPr>
-            <w:r>
-              <w:rPr>
-                <w:rFonts w:ascii="Arial" w:hAnsi="Arial" w:cs="Arial"/>
-                <w:i/>
-                <w:iCs/>
-              </w:rPr>
-              <w:t>ref</w:t>
-            </w:r>
-          </w:p>
-        </w:tc>
-        <w:tc>
-          <w:tcPr>
-            <w:tcW w:w="1170" w:type="dxa"/>
-            <w:vAlign w:val="center"/>
-          </w:tcPr>
-          <w:p>
-            <w:pPr>
-              <w:rPr>
-                <w:rFonts w:ascii="Arial" w:hAnsi="Arial" w:cs="Arial"/>
-              </w:rPr>
-            </w:pPr>
-            <w:r>
-              <w:rPr>
-                <w:rFonts w:ascii="Arial" w:hAnsi="Arial" w:cs="Arial"/>
-                <w:i/>
-                <w:iCs/>
-              </w:rPr>
-              <w:t>ref</w:t>
-            </w:r>
-          </w:p>
-        </w:tc>
-      </w:tr>
-      <w:tr>
-        <w:tc>
-          <w:tcPr>
-            <w:tcW w:w="1062" w:type="dxa"/>
-            <w:vMerge/>
-            <w:vAlign w:val="center"/>
-          </w:tcPr>
-          <w:p>
-            <w:pPr>
-              <w:jc w:val="center"/>
-              <w:rPr>
-                <w:rFonts w:ascii="Arial" w:hAnsi="Arial" w:cs="Arial"/>
-                <w:b/>
-                <w:bCs/>
-              </w:rPr>
-            </w:pPr>
-          </w:p>
-        </w:tc>
-        <w:tc>
-          <w:tcPr>
-            <w:tcW w:w="1342" w:type="dxa"/>
-            <w:vMerge/>
-            <w:vAlign w:val="center"/>
-          </w:tcPr>
-          <w:p>
-            <w:pPr>
-              <w:jc w:val="center"/>
-              <w:rPr>
-                <w:rFonts w:ascii="Arial" w:hAnsi="Arial" w:cs="Arial"/>
-                <w:b/>
-                <w:bCs/>
-              </w:rPr>
-            </w:pPr>
-          </w:p>
-        </w:tc>
-        <w:tc>
-          <w:tcPr>
-            <w:tcW w:w="2106" w:type="dxa"/>
-            <w:vAlign w:val="center"/>
-          </w:tcPr>
-          <w:p>
-            <w:pPr>
-              <w:rPr>
-                <w:rFonts w:ascii="Arial" w:hAnsi="Arial" w:cs="Arial"/>
-              </w:rPr>
-            </w:pPr>
-            <w:r>
-              <w:rPr>
-                <w:rFonts w:ascii="Arial" w:hAnsi="Arial" w:cs="Arial"/>
-              </w:rPr>
-              <w:t>MHW Temp (18˚C)</w:t>
-            </w:r>
-          </w:p>
-        </w:tc>
-        <w:tc>
-          <w:tcPr>
-            <w:tcW w:w="1096" w:type="dxa"/>
-            <w:vAlign w:val="center"/>
-          </w:tcPr>
-          <w:p>
-            <w:pPr>
-              <w:jc w:val="center"/>
-              <w:rPr>
-                <w:rFonts w:ascii="Arial" w:hAnsi="Arial" w:cs="Arial"/>
-              </w:rPr>
-            </w:pPr>
-            <w:r>
-              <w:rPr>
-                <w:rFonts w:ascii="Arial" w:hAnsi="Arial" w:cs="Arial"/>
-              </w:rPr>
-              <w:t>Tank</w:t>
-            </w:r>
-          </w:p>
-        </w:tc>
-        <w:tc>
-          <w:tcPr>
-            <w:tcW w:w="1134" w:type="dxa"/>
-            <w:vAlign w:val="center"/>
-          </w:tcPr>
-          <w:p>
-            <w:pPr>
-              <w:rPr>
-                <w:rFonts w:ascii="Arial" w:hAnsi="Arial" w:cs="Arial"/>
-              </w:rPr>
-            </w:pPr>
-          </w:p>
-        </w:tc>
-        <w:tc>
-          <w:tcPr>
-            <w:tcW w:w="889" w:type="dxa"/>
-            <w:vAlign w:val="center"/>
-          </w:tcPr>
-          <w:p>
-            <w:pPr>
-              <w:rPr>
-                <w:rFonts w:ascii="Arial" w:hAnsi="Arial" w:cs="Arial"/>
-              </w:rPr>
-            </w:pPr>
-          </w:p>
-        </w:tc>
-        <w:tc>
-          <w:tcPr>
-            <w:tcW w:w="1096" w:type="dxa"/>
-            <w:vAlign w:val="center"/>
-          </w:tcPr>
-          <w:p>
-            <w:pPr>
-              <w:rPr>
-                <w:rFonts w:ascii="Arial" w:hAnsi="Arial" w:cs="Arial"/>
-              </w:rPr>
-            </w:pPr>
-          </w:p>
-        </w:tc>
-        <w:tc>
-          <w:tcPr>
-            <w:tcW w:w="1170" w:type="dxa"/>
-            <w:vAlign w:val="center"/>
-          </w:tcPr>
-          <w:p>
-            <w:pPr>
-              <w:rPr>
-                <w:rFonts w:ascii="Arial" w:hAnsi="Arial" w:cs="Arial"/>
-              </w:rPr>
-            </w:pPr>
-          </w:p>
-        </w:tc>
-      </w:tr>
-      <w:tr>
-        <w:tc>
-          <w:tcPr>
-            <w:tcW w:w="1062" w:type="dxa"/>
-            <w:vMerge/>
-            <w:vAlign w:val="center"/>
-          </w:tcPr>
-          <w:p>
-            <w:pPr>
-              <w:jc w:val="center"/>
-              <w:rPr>
-                <w:rFonts w:ascii="Arial" w:hAnsi="Arial" w:cs="Arial"/>
-                <w:b/>
-                <w:bCs/>
-              </w:rPr>
-            </w:pPr>
-          </w:p>
-        </w:tc>
-        <w:tc>
-          <w:tcPr>
-            <w:tcW w:w="1342" w:type="dxa"/>
-            <w:vMerge/>
-            <w:vAlign w:val="center"/>
-          </w:tcPr>
-          <w:p>
-            <w:pPr>
-              <w:jc w:val="center"/>
-              <w:rPr>
-                <w:rFonts w:ascii="Arial" w:hAnsi="Arial" w:cs="Arial"/>
-                <w:b/>
-                <w:bCs/>
-              </w:rPr>
-            </w:pPr>
-          </w:p>
-        </w:tc>
-        <w:tc>
-          <w:tcPr>
-            <w:tcW w:w="2106" w:type="dxa"/>
-            <w:vAlign w:val="center"/>
-          </w:tcPr>
-          <w:p>
-            <w:pPr>
-              <w:rPr>
-                <w:rFonts w:ascii="Arial" w:hAnsi="Arial" w:cs="Arial"/>
-              </w:rPr>
-            </w:pPr>
-            <w:r>
-              <w:rPr>
-                <w:rFonts w:ascii="Arial" w:hAnsi="Arial" w:cs="Arial"/>
-              </w:rPr>
-              <w:t>MHW Temp (21˚C)</w:t>
-            </w:r>
-          </w:p>
-        </w:tc>
-        <w:tc>
-          <w:tcPr>
-            <w:tcW w:w="1096" w:type="dxa"/>
-            <w:vAlign w:val="center"/>
-          </w:tcPr>
-          <w:p>
-            <w:pPr>
-              <w:jc w:val="center"/>
-              <w:rPr>
-                <w:rFonts w:ascii="Arial" w:hAnsi="Arial" w:cs="Arial"/>
-              </w:rPr>
-            </w:pPr>
-            <w:r>
-              <w:rPr>
-                <w:rFonts w:ascii="Arial" w:hAnsi="Arial" w:cs="Arial"/>
-              </w:rPr>
-              <w:t>Tank</w:t>
-            </w:r>
-          </w:p>
-        </w:tc>
-        <w:tc>
-          <w:tcPr>
-            <w:tcW w:w="1134" w:type="dxa"/>
-            <w:vAlign w:val="center"/>
-          </w:tcPr>
-          <w:p>
-            <w:pPr>
-              <w:rPr>
-                <w:rFonts w:ascii="Arial" w:hAnsi="Arial" w:cs="Arial"/>
-              </w:rPr>
-            </w:pPr>
-          </w:p>
-        </w:tc>
-        <w:tc>
-          <w:tcPr>
-            <w:tcW w:w="889" w:type="dxa"/>
-            <w:vAlign w:val="center"/>
-          </w:tcPr>
-          <w:p>
-            <w:pPr>
-              <w:rPr>
-                <w:rFonts w:ascii="Arial" w:hAnsi="Arial" w:cs="Arial"/>
-              </w:rPr>
-            </w:pPr>
-          </w:p>
-        </w:tc>
-        <w:tc>
-          <w:tcPr>
-            <w:tcW w:w="1096" w:type="dxa"/>
-            <w:vAlign w:val="center"/>
-          </w:tcPr>
-          <w:p>
-            <w:pPr>
-              <w:rPr>
-                <w:rFonts w:ascii="Arial" w:hAnsi="Arial" w:cs="Arial"/>
-              </w:rPr>
-            </w:pPr>
-          </w:p>
-        </w:tc>
-        <w:tc>
-          <w:tcPr>
-            <w:tcW w:w="1170" w:type="dxa"/>
-            <w:vAlign w:val="center"/>
-          </w:tcPr>
-          <w:p>
-            <w:pPr>
-              <w:rPr>
-                <w:rFonts w:ascii="Arial" w:hAnsi="Arial" w:cs="Arial"/>
-              </w:rPr>
-            </w:pPr>
-          </w:p>
-        </w:tc>
-      </w:tr>
-      <w:tr>
-        <w:tc>
-          <w:tcPr>
-            <w:tcW w:w="1062" w:type="dxa"/>
-            <w:vMerge/>
-            <w:vAlign w:val="center"/>
-          </w:tcPr>
-          <w:p>
-            <w:pPr>
-              <w:jc w:val="center"/>
-              <w:rPr>
-                <w:rFonts w:ascii="Arial" w:hAnsi="Arial" w:cs="Arial"/>
-                <w:b/>
-                <w:bCs/>
-              </w:rPr>
-            </w:pPr>
-          </w:p>
-        </w:tc>
-        <w:tc>
-          <w:tcPr>
-            <w:tcW w:w="1342" w:type="dxa"/>
-            <w:vMerge/>
-            <w:vAlign w:val="center"/>
-          </w:tcPr>
-          <w:p>
-            <w:pPr>
-              <w:jc w:val="center"/>
-              <w:rPr>
-                <w:rFonts w:ascii="Arial" w:hAnsi="Arial" w:cs="Arial"/>
-                <w:b/>
-                <w:bCs/>
-              </w:rPr>
-            </w:pPr>
-          </w:p>
-        </w:tc>
-        <w:tc>
-          <w:tcPr>
-            <w:tcW w:w="2106" w:type="dxa"/>
-            <w:vAlign w:val="center"/>
-          </w:tcPr>
-          <w:p>
-            <w:pPr>
-              <w:rPr>
-                <w:rFonts w:ascii="Arial" w:hAnsi="Arial" w:cs="Arial"/>
-                <w:b/>
-                <w:bCs/>
-              </w:rPr>
-            </w:pPr>
-            <w:r>
-              <w:rPr>
-                <w:rFonts w:ascii="Arial" w:hAnsi="Arial" w:cs="Arial"/>
-              </w:rPr>
-              <w:t>MHW Temp (24˚C)</w:t>
-            </w:r>
-          </w:p>
-        </w:tc>
-        <w:tc>
-          <w:tcPr>
-            <w:tcW w:w="1096" w:type="dxa"/>
-            <w:vAlign w:val="center"/>
-          </w:tcPr>
-          <w:p>
-            <w:pPr>
-              <w:jc w:val="center"/>
-              <w:rPr>
-                <w:rFonts w:ascii="Arial" w:hAnsi="Arial" w:cs="Arial"/>
-              </w:rPr>
-            </w:pPr>
-            <w:r>
-              <w:rPr>
-                <w:rFonts w:ascii="Arial" w:hAnsi="Arial" w:cs="Arial"/>
-              </w:rPr>
-              <w:t>Tank</w:t>
-            </w:r>
-          </w:p>
-        </w:tc>
-        <w:tc>
-          <w:tcPr>
-            <w:tcW w:w="1134" w:type="dxa"/>
-            <w:vAlign w:val="center"/>
-          </w:tcPr>
-          <w:p>
-            <w:pPr>
-              <w:rPr>
-                <w:rFonts w:ascii="Arial" w:hAnsi="Arial" w:cs="Arial"/>
-              </w:rPr>
-            </w:pPr>
-          </w:p>
-        </w:tc>
-        <w:tc>
-          <w:tcPr>
-            <w:tcW w:w="889" w:type="dxa"/>
-            <w:vAlign w:val="center"/>
-          </w:tcPr>
-          <w:p>
-            <w:pPr>
-              <w:rPr>
-                <w:rFonts w:ascii="Arial" w:hAnsi="Arial" w:cs="Arial"/>
-              </w:rPr>
-            </w:pPr>
-          </w:p>
-        </w:tc>
-        <w:tc>
-          <w:tcPr>
-            <w:tcW w:w="1096" w:type="dxa"/>
-            <w:vAlign w:val="center"/>
-          </w:tcPr>
-          <w:p>
-            <w:pPr>
-              <w:rPr>
-                <w:rFonts w:ascii="Arial" w:hAnsi="Arial" w:cs="Arial"/>
-              </w:rPr>
-            </w:pPr>
-          </w:p>
-        </w:tc>
-        <w:tc>
-          <w:tcPr>
-            <w:tcW w:w="1170" w:type="dxa"/>
-            <w:vAlign w:val="center"/>
-          </w:tcPr>
-          <w:p>
-            <w:pPr>
-              <w:rPr>
-                <w:rFonts w:ascii="Arial" w:hAnsi="Arial" w:cs="Arial"/>
-              </w:rPr>
-            </w:pPr>
+            <w:tcW w:w="1591" w:type="dxa"/>
+            <w:vAlign w:val="center"/>
+          </w:tcPr>
+          <w:p>
+            <w:pPr>
+              <w:rPr>
+                <w:rFonts w:ascii="Arial" w:hAnsi="Arial" w:cs="Arial"/>
+              </w:rPr>
+            </w:pPr>
+            <w:r>
+              <w:rPr>
+                <w:rFonts w:ascii="Arial" w:hAnsi="Arial" w:cs="Arial"/>
+              </w:rPr>
+              <w:t>-</w:t>
+            </w:r>
+            <w:r>
+              <w:rPr>
+                <w:rFonts w:ascii="Arial" w:hAnsi="Arial" w:cs="Arial"/>
+              </w:rPr>
+              <w:t>2.</w:t>
+            </w:r>
+            <w:r>
+              <w:rPr>
+                <w:rFonts w:ascii="Arial" w:hAnsi="Arial" w:cs="Arial"/>
+              </w:rPr>
+              <w:t>132</w:t>
+            </w:r>
+            <w:r>
+              <w:rPr>
+                <w:rFonts w:ascii="Arial" w:hAnsi="Arial" w:cs="Arial"/>
+              </w:rPr>
+              <w:t xml:space="preserve"> * 10</w:t>
+            </w:r>
+            <w:r>
+              <w:rPr>
+                <w:rFonts w:ascii="Arial" w:hAnsi="Arial" w:cs="Arial"/>
+                <w:vertAlign w:val="superscript"/>
+              </w:rPr>
+              <w:t>-13</w:t>
+            </w:r>
+          </w:p>
+        </w:tc>
+        <w:tc>
+          <w:tcPr>
+            <w:tcW w:w="877" w:type="dxa"/>
+            <w:vAlign w:val="center"/>
+          </w:tcPr>
+          <w:p>
+            <w:pPr>
+              <w:rPr>
+                <w:rFonts w:ascii="Arial" w:hAnsi="Arial" w:cs="Arial"/>
+              </w:rPr>
+            </w:pPr>
+            <w:r>
+              <w:rPr>
+                <w:rFonts w:ascii="Arial" w:hAnsi="Arial" w:cs="Arial"/>
+              </w:rPr>
+              <w:t>1.002</w:t>
+            </w:r>
+          </w:p>
+        </w:tc>
+        <w:tc>
+          <w:tcPr>
+            <w:tcW w:w="947" w:type="dxa"/>
+            <w:vAlign w:val="center"/>
+          </w:tcPr>
+          <w:p>
+            <w:pPr>
+              <w:rPr>
+                <w:rFonts w:ascii="Arial" w:hAnsi="Arial" w:cs="Arial"/>
+              </w:rPr>
+            </w:pPr>
+            <w:r>
+              <w:rPr>
+                <w:rFonts w:ascii="Arial" w:hAnsi="Arial" w:cs="Arial"/>
+              </w:rPr>
+              <w:t>0</w:t>
+            </w:r>
+          </w:p>
+        </w:tc>
+        <w:tc>
+          <w:tcPr>
+            <w:tcW w:w="966" w:type="dxa"/>
+            <w:vAlign w:val="center"/>
+          </w:tcPr>
+          <w:p>
+            <w:pPr>
+              <w:rPr>
+                <w:rFonts w:ascii="Arial" w:hAnsi="Arial" w:cs="Arial"/>
+              </w:rPr>
+            </w:pPr>
+            <w:r>
+              <w:rPr>
+                <w:rFonts w:ascii="Arial" w:hAnsi="Arial" w:cs="Arial"/>
+              </w:rPr>
+              <w:t>1.0</w:t>
+            </w:r>
           </w:p>
         </w:tc>
       </w:tr>
@@ -6352,7 +6678,6 @@
           <w:sz w:val="28"/>
           <w:szCs w:val="28"/>
         </w:rPr>
-        <w:lastRenderedPageBreak/>
         <w:t>TABLE X</w:t>
       </w:r>
       <w:r>
@@ -6371,29 +6696,7 @@
           <w:sz w:val="28"/>
           <w:szCs w:val="28"/>
         </w:rPr>
-        <w:t xml:space="preserve">C. </w:t>
-      </w:r>
-      <w:proofErr w:type="spellStart"/>
-      <w:r>
-        <w:rPr>
-          <w:rFonts w:ascii="Arial" w:hAnsi="Arial" w:cs="Arial"/>
-          <w:i/>
-          <w:iCs/>
-          <w:sz w:val="28"/>
-          <w:szCs w:val="28"/>
-        </w:rPr>
-        <w:t>sikamea</w:t>
-      </w:r>
-      <w:proofErr w:type="spellEnd"/>
-      <w:r>
-        <w:rPr>
-          <w:rFonts w:ascii="Arial" w:hAnsi="Arial" w:cs="Arial"/>
-          <w:i/>
-          <w:iCs/>
-          <w:sz w:val="28"/>
-          <w:szCs w:val="28"/>
-        </w:rPr>
-        <w:t xml:space="preserve"> </w:t>
+        <w:t xml:space="preserve">C. sikamea </w:t>
       </w:r>
       <w:r>
         <w:rPr>
@@ -6490,16 +6793,12 @@
                 <w:rFonts w:ascii="Arial" w:hAnsi="Arial" w:cs="Arial"/>
               </w:rPr>
             </w:pPr>
-            <w:proofErr w:type="spellStart"/>
-            <w:proofErr w:type="gramStart"/>
             <w:r>
               <w:rPr>
                 <w:rFonts w:ascii="Arial" w:hAnsi="Arial" w:cs="Arial"/>
               </w:rPr>
               <w:t>Z.ratio</w:t>
             </w:r>
-            <w:proofErr w:type="spellEnd"/>
-            <w:proofErr w:type="gramEnd"/>
           </w:p>
         </w:tc>
         <w:tc>

--- a/writing/Chapter 1.docx
+++ b/writing/Chapter 1.docx
@@ -5004,14 +5004,35 @@
           <w:rFonts w:ascii="Arial" w:hAnsi="Arial" w:cs="Arial"/>
           <w:color w:val="7030A0"/>
         </w:rPr>
-        <w:t>˚C</w:t>
-      </w:r>
-      <w:r>
-        <w:rPr>
-          <w:rFonts w:ascii="Arial" w:hAnsi="Arial" w:cs="Arial"/>
-          <w:color w:val="7030A0"/>
-        </w:rPr>
-        <w:t xml:space="preserve"> (2</w:t>
+        <w:t>˚C (2.</w:t>
+      </w:r>
+      <w:r>
+        <w:rPr>
+          <w:rFonts w:ascii="Arial" w:hAnsi="Arial" w:cs="Arial"/>
+          <w:color w:val="7030A0"/>
+        </w:rPr>
+        <w:t>81</w:t>
+      </w:r>
+      <w:r>
+        <w:rPr>
+          <w:rFonts w:ascii="Arial" w:hAnsi="Arial" w:cs="Arial"/>
+          <w:color w:val="7030A0"/>
+        </w:rPr>
+        <w:t xml:space="preserve"> cm ± 0.0</w:t>
+      </w:r>
+      <w:r>
+        <w:rPr>
+          <w:rFonts w:ascii="Arial" w:hAnsi="Arial" w:cs="Arial"/>
+          <w:color w:val="7030A0"/>
+        </w:rPr>
+        <w:t>2</w:t>
+      </w:r>
+      <w:r>
+        <w:rPr>
+          <w:rFonts w:ascii="Arial" w:hAnsi="Arial" w:cs="Arial"/>
+          <w:color w:val="7030A0"/>
+        </w:rPr>
+        <w:t>)</w:t>
       </w:r>
       <w:r>
         <w:rPr>
@@ -5025,55 +5046,6 @@
           <w:rFonts w:ascii="Arial" w:hAnsi="Arial" w:cs="Arial"/>
           <w:color w:val="7030A0"/>
         </w:rPr>
-        <w:t>81</w:t>
-      </w:r>
-      <w:r>
-        <w:rPr>
-          <w:rFonts w:ascii="Arial" w:hAnsi="Arial" w:cs="Arial"/>
-          <w:color w:val="7030A0"/>
-        </w:rPr>
-        <w:t xml:space="preserve"> </w:t>
-      </w:r>
-      <w:r>
-        <w:rPr>
-          <w:rFonts w:ascii="Arial" w:hAnsi="Arial" w:cs="Arial"/>
-          <w:color w:val="7030A0"/>
-        </w:rPr>
-        <w:t>c</w:t>
-      </w:r>
-      <w:r>
-        <w:rPr>
-          <w:rFonts w:ascii="Arial" w:hAnsi="Arial" w:cs="Arial"/>
-          <w:color w:val="7030A0"/>
-        </w:rPr>
-        <w:t>m ± 0.0</w:t>
-      </w:r>
-      <w:r>
-        <w:rPr>
-          <w:rFonts w:ascii="Arial" w:hAnsi="Arial" w:cs="Arial"/>
-          <w:color w:val="7030A0"/>
-        </w:rPr>
-        <w:t>2</w:t>
-      </w:r>
-      <w:r>
-        <w:rPr>
-          <w:rFonts w:ascii="Arial" w:hAnsi="Arial" w:cs="Arial"/>
-          <w:color w:val="7030A0"/>
-        </w:rPr>
-        <w:t>)</w:t>
-      </w:r>
-      <w:r>
-        <w:rPr>
-          <w:rFonts w:ascii="Arial" w:hAnsi="Arial" w:cs="Arial"/>
-          <w:color w:val="7030A0"/>
-        </w:rPr>
-        <w:t>.</w:t>
-      </w:r>
-      <w:r>
-        <w:rPr>
-          <w:rFonts w:ascii="Arial" w:hAnsi="Arial" w:cs="Arial"/>
-          <w:color w:val="7030A0"/>
-        </w:rPr>
         <w:t xml:space="preserve"> And, </w:t>
       </w:r>
       <w:r>
@@ -5102,14 +5074,7 @@
           <w:rFonts w:ascii="Arial" w:hAnsi="Arial" w:cs="Arial"/>
           <w:color w:val="7030A0"/>
         </w:rPr>
-        <w:t>2</w:t>
-      </w:r>
-      <w:r>
-        <w:rPr>
-          <w:rFonts w:ascii="Arial" w:hAnsi="Arial" w:cs="Arial"/>
-          <w:color w:val="7030A0"/>
-        </w:rPr>
-        <w:t>.</w:t>
+        <w:t>2.</w:t>
       </w:r>
       <w:r>
         <w:rPr>
@@ -5123,28 +5088,7 @@
           <w:rFonts w:ascii="Arial" w:hAnsi="Arial" w:cs="Arial"/>
           <w:color w:val="7030A0"/>
         </w:rPr>
-        <w:t xml:space="preserve"> </w:t>
-      </w:r>
-      <w:r>
-        <w:rPr>
-          <w:rFonts w:ascii="Arial" w:hAnsi="Arial" w:cs="Arial"/>
-          <w:color w:val="7030A0"/>
-        </w:rPr>
-        <w:t>c</w:t>
-      </w:r>
-      <w:r>
-        <w:rPr>
-          <w:rFonts w:ascii="Arial" w:hAnsi="Arial" w:cs="Arial"/>
-          <w:color w:val="7030A0"/>
-        </w:rPr>
-        <w:t>m ± 0.0</w:t>
-      </w:r>
-      <w:r>
-        <w:rPr>
-          <w:rFonts w:ascii="Arial" w:hAnsi="Arial" w:cs="Arial"/>
-          <w:color w:val="7030A0"/>
-        </w:rPr>
-        <w:t>2</w:t>
+        <w:t xml:space="preserve"> cm ± 0.02</w:t>
       </w:r>
       <w:r>
         <w:rPr>
@@ -5172,21 +5116,7 @@
           <w:rFonts w:ascii="Arial" w:hAnsi="Arial" w:cs="Arial"/>
           <w:color w:val="7030A0"/>
         </w:rPr>
-        <w:t>2</w:t>
-      </w:r>
-      <w:r>
-        <w:rPr>
-          <w:rFonts w:ascii="Arial" w:hAnsi="Arial" w:cs="Arial"/>
-          <w:color w:val="7030A0"/>
-        </w:rPr>
-        <w:t>.</w:t>
-      </w:r>
-      <w:r>
-        <w:rPr>
-          <w:rFonts w:ascii="Arial" w:hAnsi="Arial" w:cs="Arial"/>
-          <w:color w:val="7030A0"/>
-        </w:rPr>
-        <w:t>8</w:t>
+        <w:t>2.8</w:t>
       </w:r>
       <w:r>
         <w:rPr>
@@ -5200,28 +5130,7 @@
           <w:rFonts w:ascii="Arial" w:hAnsi="Arial" w:cs="Arial"/>
           <w:color w:val="7030A0"/>
         </w:rPr>
-        <w:t xml:space="preserve"> </w:t>
-      </w:r>
-      <w:r>
-        <w:rPr>
-          <w:rFonts w:ascii="Arial" w:hAnsi="Arial" w:cs="Arial"/>
-          <w:color w:val="7030A0"/>
-        </w:rPr>
-        <w:t>c</w:t>
-      </w:r>
-      <w:r>
-        <w:rPr>
-          <w:rFonts w:ascii="Arial" w:hAnsi="Arial" w:cs="Arial"/>
-          <w:color w:val="7030A0"/>
-        </w:rPr>
-        <w:t>m ± 0.0</w:t>
-      </w:r>
-      <w:r>
-        <w:rPr>
-          <w:rFonts w:ascii="Arial" w:hAnsi="Arial" w:cs="Arial"/>
-          <w:color w:val="7030A0"/>
-        </w:rPr>
-        <w:t>2</w:t>
+        <w:t xml:space="preserve"> cm ± 0.02</w:t>
       </w:r>
       <w:r>
         <w:rPr>
@@ -5242,6 +5151,7 @@
       <w:pPr>
         <w:rPr>
           <w:rFonts w:ascii="Arial" w:hAnsi="Arial" w:cs="Arial"/>
+          <w:color w:val="7030A0"/>
         </w:rPr>
       </w:pPr>
       <w:r>
@@ -5267,10 +5177,21 @@
       <w:r>
         <w:rPr>
           <w:rFonts w:ascii="Arial" w:hAnsi="Arial" w:cs="Arial"/>
+          <w:b/>
+          <w:bCs/>
           <w:i/>
           <w:iCs/>
           <w:color w:val="7030A0"/>
         </w:rPr>
+        <w:t xml:space="preserve"> (CI)</w:t>
+      </w:r>
+      <w:r>
+        <w:rPr>
+          <w:rFonts w:ascii="Arial" w:hAnsi="Arial" w:cs="Arial"/>
+          <w:i/>
+          <w:iCs/>
+          <w:color w:val="7030A0"/>
+        </w:rPr>
         <w:t xml:space="preserve"> </w:t>
       </w:r>
       <w:r>
@@ -5278,14 +5199,14 @@
           <w:rFonts w:ascii="Arial" w:hAnsi="Arial" w:cs="Arial"/>
           <w:color w:val="7030A0"/>
         </w:rPr>
-        <w:t>-- X</w:t>
+        <w:t xml:space="preserve">-- </w:t>
       </w:r>
     </w:p>
     <w:p>
       <w:pPr>
-        <w:ind w:left="720"/>
-        <w:rPr>
-          <w:rFonts w:ascii="Arial" w:hAnsi="Arial" w:cs="Arial"/>
+        <w:rPr>
+          <w:rFonts w:ascii="Arial" w:hAnsi="Arial" w:cs="Arial"/>
+          <w:color w:val="7030A0"/>
         </w:rPr>
       </w:pPr>
       <w:r>
@@ -5293,28 +5214,1111 @@
           <w:rFonts w:ascii="Arial" w:hAnsi="Arial" w:cs="Arial"/>
           <w:i/>
           <w:iCs/>
+          <w:color w:val="7030A0"/>
         </w:rPr>
         <w:tab/>
+      </w:r>
+      <w:r>
+        <w:rPr>
+          <w:rFonts w:ascii="Arial" w:hAnsi="Arial" w:cs="Arial"/>
+          <w:color w:val="7030A0"/>
+        </w:rPr>
+        <w:t>Stress hardening</w:t>
+      </w:r>
+      <w:r>
+        <w:rPr>
+          <w:rFonts w:ascii="Arial" w:hAnsi="Arial" w:cs="Arial"/>
+          <w:color w:val="7030A0"/>
+        </w:rPr>
+        <w:t xml:space="preserve"> temperature </w:t>
+      </w:r>
+      <w:r>
+        <w:rPr>
+          <w:rFonts w:ascii="Arial" w:hAnsi="Arial" w:cs="Arial"/>
+          <w:color w:val="7030A0"/>
+        </w:rPr>
+        <w:t>(</w:t>
       </w:r>
       <w:r>
         <w:rPr>
           <w:rFonts w:ascii="Arial" w:hAnsi="Arial" w:cs="Arial"/>
           <w:i/>
           <w:iCs/>
+          <w:color w:val="7030A0"/>
+        </w:rPr>
+        <w:t>P</w:t>
+      </w:r>
+      <w:r>
+        <w:rPr>
+          <w:rFonts w:ascii="Arial" w:hAnsi="Arial" w:cs="Arial"/>
+          <w:color w:val="7030A0"/>
+        </w:rPr>
+        <w:t xml:space="preserve"> </w:t>
+      </w:r>
+      <w:r>
+        <w:rPr>
+          <w:rFonts w:ascii="Arial" w:hAnsi="Arial" w:cs="Arial"/>
+          <w:color w:val="7030A0"/>
+        </w:rPr>
+        <w:t>=</w:t>
+      </w:r>
+      <w:r>
+        <w:rPr>
+          <w:rFonts w:ascii="Arial" w:hAnsi="Arial" w:cs="Arial"/>
+          <w:color w:val="7030A0"/>
+        </w:rPr>
+        <w:t xml:space="preserve"> 0.0</w:t>
+      </w:r>
+      <w:r>
+        <w:rPr>
+          <w:rFonts w:ascii="Arial" w:hAnsi="Arial" w:cs="Arial"/>
+          <w:color w:val="7030A0"/>
+        </w:rPr>
+        <w:t xml:space="preserve">12, </w:t>
+      </w:r>
+      <w:r>
+        <w:rPr>
+          <w:rFonts w:ascii="Arial" w:hAnsi="Arial" w:cs="Arial"/>
+          <w:color w:val="7030A0"/>
+        </w:rPr>
+        <w:t xml:space="preserve">Table </w:t>
+      </w:r>
+      <w:r>
+        <w:rPr>
+          <w:rFonts w:ascii="Arial" w:hAnsi="Arial" w:cs="Arial"/>
+          <w:b/>
+          <w:bCs/>
+          <w:color w:val="7030A0"/>
+        </w:rPr>
+        <w:t>GROWTH</w:t>
+      </w:r>
+      <w:r>
+        <w:rPr>
+          <w:rFonts w:ascii="Arial" w:hAnsi="Arial" w:cs="Arial"/>
+          <w:color w:val="7030A0"/>
+        </w:rPr>
+        <w:t>)</w:t>
+      </w:r>
+      <w:r>
+        <w:rPr>
+          <w:rFonts w:ascii="Arial" w:hAnsi="Arial" w:cs="Arial"/>
+          <w:color w:val="7030A0"/>
+        </w:rPr>
+        <w:t xml:space="preserve"> influenced</w:t>
+      </w:r>
+      <w:r>
+        <w:rPr>
+          <w:rFonts w:ascii="Arial" w:hAnsi="Arial" w:cs="Arial"/>
+          <w:color w:val="7030A0"/>
+        </w:rPr>
+        <w:t xml:space="preserve"> </w:t>
+      </w:r>
+      <w:r>
+        <w:rPr>
+          <w:rFonts w:ascii="Arial" w:hAnsi="Arial" w:cs="Arial"/>
+          <w:i/>
+          <w:iCs/>
+          <w:color w:val="7030A0"/>
         </w:rPr>
         <w:t>O. lurida</w:t>
       </w:r>
       <w:r>
         <w:rPr>
           <w:rFonts w:ascii="Arial" w:hAnsi="Arial" w:cs="Arial"/>
-        </w:rPr>
-        <w:t xml:space="preserve"> – </w:t>
-      </w:r>
-      <w:r>
-        <w:rPr>
-          <w:rFonts w:ascii="Arial" w:hAnsi="Arial" w:cs="Arial"/>
-        </w:rPr>
-        <w:t>x</w:t>
+          <w:color w:val="7030A0"/>
+        </w:rPr>
+        <w:t xml:space="preserve"> </w:t>
+      </w:r>
+      <w:r>
+        <w:rPr>
+          <w:rFonts w:ascii="Arial" w:hAnsi="Arial" w:cs="Arial"/>
+          <w:color w:val="7030A0"/>
+        </w:rPr>
+        <w:t>CI</w:t>
+      </w:r>
+      <w:r>
+        <w:rPr>
+          <w:rFonts w:ascii="Arial" w:hAnsi="Arial" w:cs="Arial"/>
+          <w:color w:val="7030A0"/>
+        </w:rPr>
+        <w:t xml:space="preserve">, whereas tide and marine heatwave temperature did not </w:t>
+      </w:r>
+      <w:r>
+        <w:rPr>
+          <w:rFonts w:ascii="Arial" w:hAnsi="Arial" w:cs="Arial"/>
+          <w:color w:val="7030A0"/>
+        </w:rPr>
+        <w:t>(</w:t>
+      </w:r>
+      <w:r>
+        <w:rPr>
+          <w:rFonts w:ascii="Arial" w:hAnsi="Arial" w:cs="Arial"/>
+          <w:i/>
+          <w:iCs/>
+          <w:color w:val="7030A0"/>
+        </w:rPr>
+        <w:t>P</w:t>
+      </w:r>
+      <w:r>
+        <w:rPr>
+          <w:rFonts w:ascii="Arial" w:hAnsi="Arial" w:cs="Arial"/>
+          <w:color w:val="7030A0"/>
+        </w:rPr>
+        <w:t xml:space="preserve"> </w:t>
+      </w:r>
+      <w:r>
+        <w:rPr>
+          <w:rFonts w:ascii="Arial" w:hAnsi="Arial" w:cs="Arial"/>
+          <w:color w:val="7030A0"/>
+        </w:rPr>
+        <w:t>&gt;</w:t>
+      </w:r>
+      <w:r>
+        <w:rPr>
+          <w:rFonts w:ascii="Arial" w:hAnsi="Arial" w:cs="Arial"/>
+          <w:color w:val="7030A0"/>
+        </w:rPr>
+        <w:t xml:space="preserve"> 0.0</w:t>
+      </w:r>
+      <w:r>
+        <w:rPr>
+          <w:rFonts w:ascii="Arial" w:hAnsi="Arial" w:cs="Arial"/>
+          <w:color w:val="7030A0"/>
+        </w:rPr>
+        <w:t xml:space="preserve">5, </w:t>
+      </w:r>
+      <w:r>
+        <w:rPr>
+          <w:rFonts w:ascii="Arial" w:hAnsi="Arial" w:cs="Arial"/>
+          <w:color w:val="7030A0"/>
+        </w:rPr>
+        <w:t xml:space="preserve">Table </w:t>
+      </w:r>
+      <w:r>
+        <w:rPr>
+          <w:rFonts w:ascii="Arial" w:hAnsi="Arial" w:cs="Arial"/>
+          <w:b/>
+          <w:bCs/>
+          <w:color w:val="7030A0"/>
+        </w:rPr>
+        <w:t>GROWTH</w:t>
+      </w:r>
+      <w:r>
+        <w:rPr>
+          <w:rFonts w:ascii="Arial" w:hAnsi="Arial" w:cs="Arial"/>
+          <w:color w:val="7030A0"/>
+        </w:rPr>
+        <w:t>)</w:t>
+      </w:r>
+      <w:r>
+        <w:rPr>
+          <w:rFonts w:ascii="Arial" w:hAnsi="Arial" w:cs="Arial"/>
+          <w:color w:val="7030A0"/>
+        </w:rPr>
+        <w:t xml:space="preserve">, condition index being </w:t>
+      </w:r>
+      <w:r>
+        <w:rPr>
+          <w:rFonts w:ascii="Arial" w:hAnsi="Arial" w:cs="Arial"/>
+          <w:color w:val="7030A0"/>
+        </w:rPr>
+        <w:t>6</w:t>
+      </w:r>
+      <w:r>
+        <w:rPr>
+          <w:rFonts w:ascii="Arial" w:hAnsi="Arial" w:cs="Arial"/>
+          <w:color w:val="7030A0"/>
+        </w:rPr>
+        <w:t>.5</w:t>
+      </w:r>
+      <w:r>
+        <w:rPr>
+          <w:rFonts w:ascii="Arial" w:hAnsi="Arial" w:cs="Arial"/>
+          <w:color w:val="7030A0"/>
+        </w:rPr>
+        <w:t xml:space="preserve">% higher for oysters hardened at </w:t>
+      </w:r>
+      <w:r>
+        <w:rPr>
+          <w:rFonts w:ascii="Arial" w:hAnsi="Arial" w:cs="Arial"/>
+          <w:color w:val="7030A0"/>
+        </w:rPr>
+        <w:t>1</w:t>
+      </w:r>
+      <w:r>
+        <w:rPr>
+          <w:rFonts w:ascii="Arial" w:hAnsi="Arial" w:cs="Arial"/>
+          <w:color w:val="7030A0"/>
+        </w:rPr>
+        <w:t>5</w:t>
+      </w:r>
+      <w:r>
+        <w:rPr>
+          <w:rFonts w:ascii="Arial" w:hAnsi="Arial" w:cs="Arial"/>
+          <w:color w:val="7030A0"/>
+        </w:rPr>
+        <w:t>˚C</w:t>
+      </w:r>
+      <w:r>
+        <w:rPr>
+          <w:rFonts w:ascii="Arial" w:hAnsi="Arial" w:cs="Arial"/>
+          <w:color w:val="7030A0"/>
+        </w:rPr>
+        <w:t xml:space="preserve"> (</w:t>
+      </w:r>
+      <w:r>
+        <w:rPr>
+          <w:rFonts w:ascii="Arial" w:hAnsi="Arial" w:cs="Arial"/>
+          <w:color w:val="7030A0"/>
+        </w:rPr>
+        <w:t>7.51</w:t>
+      </w:r>
+      <w:r>
+        <w:rPr>
+          <w:rFonts w:ascii="Arial" w:hAnsi="Arial" w:cs="Arial"/>
+          <w:color w:val="7030A0"/>
+        </w:rPr>
+        <w:t xml:space="preserve"> </w:t>
+      </w:r>
+      <w:r>
+        <w:rPr>
+          <w:rFonts w:ascii="Arial" w:hAnsi="Arial" w:cs="Arial"/>
+          <w:color w:val="7030A0"/>
+        </w:rPr>
+        <w:t>±</w:t>
+      </w:r>
+      <w:r>
+        <w:rPr>
+          <w:rFonts w:ascii="Arial" w:hAnsi="Arial" w:cs="Arial"/>
+          <w:color w:val="7030A0"/>
+        </w:rPr>
+        <w:t xml:space="preserve"> 0.</w:t>
+      </w:r>
+      <w:r>
+        <w:rPr>
+          <w:rFonts w:ascii="Arial" w:hAnsi="Arial" w:cs="Arial"/>
+          <w:color w:val="7030A0"/>
+        </w:rPr>
+        <w:t>21</w:t>
+      </w:r>
+      <w:r>
+        <w:rPr>
+          <w:rFonts w:ascii="Arial" w:hAnsi="Arial" w:cs="Arial"/>
+          <w:color w:val="7030A0"/>
+        </w:rPr>
+        <w:t>)</w:t>
+      </w:r>
+      <w:r>
+        <w:rPr>
+          <w:rFonts w:ascii="Arial" w:hAnsi="Arial" w:cs="Arial"/>
+          <w:color w:val="7030A0"/>
+        </w:rPr>
+        <w:t xml:space="preserve"> </w:t>
+      </w:r>
+      <w:r>
+        <w:rPr>
+          <w:rFonts w:ascii="Arial" w:hAnsi="Arial" w:cs="Arial"/>
+          <w:color w:val="7030A0"/>
+        </w:rPr>
+        <w:t>compared to those at</w:t>
+      </w:r>
+      <w:r>
+        <w:rPr>
+          <w:rFonts w:ascii="Arial" w:hAnsi="Arial" w:cs="Arial"/>
+          <w:color w:val="7030A0"/>
+        </w:rPr>
+        <w:t xml:space="preserve"> 21</w:t>
+      </w:r>
+      <w:r>
+        <w:rPr>
+          <w:rFonts w:ascii="Arial" w:hAnsi="Arial" w:cs="Arial"/>
+          <w:color w:val="7030A0"/>
+        </w:rPr>
+        <w:t>˚C</w:t>
+      </w:r>
+      <w:r>
+        <w:rPr>
+          <w:rFonts w:ascii="Arial" w:hAnsi="Arial" w:cs="Arial"/>
+          <w:color w:val="7030A0"/>
+        </w:rPr>
+        <w:t xml:space="preserve"> (</w:t>
+      </w:r>
+      <w:r>
+        <w:rPr>
+          <w:rFonts w:ascii="Arial" w:hAnsi="Arial" w:cs="Arial"/>
+          <w:color w:val="7030A0"/>
+        </w:rPr>
+        <w:t>7.02</w:t>
+      </w:r>
+      <w:r>
+        <w:rPr>
+          <w:rFonts w:ascii="Arial" w:hAnsi="Arial" w:cs="Arial"/>
+          <w:color w:val="7030A0"/>
+        </w:rPr>
+        <w:t xml:space="preserve"> mg </w:t>
+      </w:r>
+      <w:r>
+        <w:rPr>
+          <w:rFonts w:ascii="Arial" w:hAnsi="Arial" w:cs="Arial"/>
+          <w:color w:val="7030A0"/>
+        </w:rPr>
+        <w:t>±</w:t>
+      </w:r>
+      <w:r>
+        <w:rPr>
+          <w:rFonts w:ascii="Arial" w:hAnsi="Arial" w:cs="Arial"/>
+          <w:color w:val="7030A0"/>
+        </w:rPr>
+        <w:t xml:space="preserve"> 0.</w:t>
+      </w:r>
+      <w:r>
+        <w:rPr>
+          <w:rFonts w:ascii="Arial" w:hAnsi="Arial" w:cs="Arial"/>
+          <w:color w:val="7030A0"/>
+        </w:rPr>
+        <w:t>21</w:t>
+      </w:r>
+      <w:r>
+        <w:rPr>
+          <w:rFonts w:ascii="Arial" w:hAnsi="Arial" w:cs="Arial"/>
+          <w:color w:val="7030A0"/>
+        </w:rPr>
+        <w:t>).</w:t>
+      </w:r>
+      <w:r>
+        <w:rPr>
+          <w:rFonts w:ascii="Arial" w:hAnsi="Arial" w:cs="Arial"/>
+          <w:color w:val="7030A0"/>
+        </w:rPr>
+        <w:t xml:space="preserve"> </w:t>
+      </w:r>
+      <w:r>
+        <w:rPr>
+          <w:rFonts w:ascii="Arial" w:hAnsi="Arial" w:cs="Arial"/>
+          <w:color w:val="7030A0"/>
+        </w:rPr>
+        <w:t xml:space="preserve">However, stress hardening and marine heatwave temperature did interact </w:t>
+      </w:r>
+      <w:r>
+        <w:rPr>
+          <w:rFonts w:ascii="Arial" w:hAnsi="Arial" w:cs="Arial"/>
+          <w:color w:val="7030A0"/>
+        </w:rPr>
+        <w:t>(</w:t>
+      </w:r>
+      <w:r>
+        <w:rPr>
+          <w:rFonts w:ascii="Arial" w:hAnsi="Arial" w:cs="Arial"/>
+          <w:i/>
+          <w:iCs/>
+          <w:color w:val="7030A0"/>
+        </w:rPr>
+        <w:t>P</w:t>
+      </w:r>
+      <w:r>
+        <w:rPr>
+          <w:rFonts w:ascii="Arial" w:hAnsi="Arial" w:cs="Arial"/>
+          <w:color w:val="7030A0"/>
+        </w:rPr>
+        <w:t xml:space="preserve"> </w:t>
+      </w:r>
+      <w:r>
+        <w:rPr>
+          <w:rFonts w:ascii="Arial" w:hAnsi="Arial" w:cs="Arial"/>
+          <w:color w:val="7030A0"/>
+        </w:rPr>
+        <w:t>=</w:t>
+      </w:r>
+      <w:r>
+        <w:rPr>
+          <w:rFonts w:ascii="Arial" w:hAnsi="Arial" w:cs="Arial"/>
+          <w:color w:val="7030A0"/>
+        </w:rPr>
+        <w:t xml:space="preserve"> 0.0</w:t>
+      </w:r>
+      <w:r>
+        <w:rPr>
+          <w:rFonts w:ascii="Arial" w:hAnsi="Arial" w:cs="Arial"/>
+          <w:color w:val="7030A0"/>
+        </w:rPr>
+        <w:t>2</w:t>
+      </w:r>
+      <w:r>
+        <w:rPr>
+          <w:rFonts w:ascii="Arial" w:hAnsi="Arial" w:cs="Arial"/>
+          <w:color w:val="7030A0"/>
+        </w:rPr>
+        <w:t xml:space="preserve">, </w:t>
+      </w:r>
+      <w:r>
+        <w:rPr>
+          <w:rFonts w:ascii="Arial" w:hAnsi="Arial" w:cs="Arial"/>
+          <w:color w:val="7030A0"/>
+        </w:rPr>
+        <w:t xml:space="preserve">Table </w:t>
+      </w:r>
+      <w:r>
+        <w:rPr>
+          <w:rFonts w:ascii="Arial" w:hAnsi="Arial" w:cs="Arial"/>
+          <w:b/>
+          <w:bCs/>
+          <w:color w:val="7030A0"/>
+        </w:rPr>
+        <w:t>GROWTH</w:t>
+      </w:r>
+      <w:r>
+        <w:rPr>
+          <w:rFonts w:ascii="Arial" w:hAnsi="Arial" w:cs="Arial"/>
+          <w:color w:val="7030A0"/>
+        </w:rPr>
+        <w:t>). A</w:t>
+      </w:r>
+      <w:r>
+        <w:rPr>
+          <w:rFonts w:ascii="Arial" w:hAnsi="Arial" w:cs="Arial"/>
+          <w:color w:val="7030A0"/>
+        </w:rPr>
+        <w:t>nd, a</w:t>
+      </w:r>
+      <w:r>
+        <w:rPr>
+          <w:rFonts w:ascii="Arial" w:hAnsi="Arial" w:cs="Arial"/>
+          <w:color w:val="7030A0"/>
+        </w:rPr>
+        <w:t xml:space="preserve"> pairwise comparison further demonstrated that </w:t>
+      </w:r>
+      <w:r>
+        <w:rPr>
+          <w:rFonts w:ascii="Arial" w:hAnsi="Arial" w:cs="Arial"/>
+          <w:color w:val="7030A0"/>
+        </w:rPr>
+        <w:t xml:space="preserve">CI for oysters that experienced the </w:t>
+      </w:r>
+      <w:r>
+        <w:rPr>
+          <w:rFonts w:ascii="Arial" w:hAnsi="Arial" w:cs="Arial"/>
+          <w:color w:val="7030A0"/>
+        </w:rPr>
+        <w:t>1</w:t>
+      </w:r>
+      <w:r>
+        <w:rPr>
+          <w:rFonts w:ascii="Arial" w:hAnsi="Arial" w:cs="Arial"/>
+          <w:color w:val="7030A0"/>
+        </w:rPr>
+        <w:t>5</w:t>
+      </w:r>
+      <w:r>
+        <w:rPr>
+          <w:rFonts w:ascii="Arial" w:hAnsi="Arial" w:cs="Arial"/>
+          <w:color w:val="7030A0"/>
+        </w:rPr>
+        <w:t>˚C</w:t>
+      </w:r>
+      <w:r>
+        <w:rPr>
+          <w:rFonts w:ascii="Arial" w:hAnsi="Arial" w:cs="Arial"/>
+          <w:color w:val="7030A0"/>
+        </w:rPr>
+        <w:t xml:space="preserve"> stress hardening treatment</w:t>
+      </w:r>
+      <w:r>
+        <w:rPr>
+          <w:rFonts w:ascii="Arial" w:hAnsi="Arial" w:cs="Arial"/>
+          <w:color w:val="7030A0"/>
+        </w:rPr>
+        <w:t xml:space="preserve"> </w:t>
+      </w:r>
+      <w:r>
+        <w:rPr>
+          <w:rFonts w:ascii="Arial" w:hAnsi="Arial" w:cs="Arial"/>
+          <w:color w:val="7030A0"/>
+        </w:rPr>
+        <w:t>(</w:t>
+      </w:r>
+      <w:r>
+        <w:rPr>
+          <w:rFonts w:ascii="Arial" w:hAnsi="Arial" w:cs="Arial"/>
+          <w:color w:val="7030A0"/>
+        </w:rPr>
+        <w:t>6</w:t>
+      </w:r>
+      <w:r>
+        <w:rPr>
+          <w:rFonts w:ascii="Arial" w:hAnsi="Arial" w:cs="Arial"/>
+          <w:color w:val="7030A0"/>
+        </w:rPr>
+        <w:t>.</w:t>
+      </w:r>
+      <w:r>
+        <w:rPr>
+          <w:rFonts w:ascii="Arial" w:hAnsi="Arial" w:cs="Arial"/>
+          <w:color w:val="7030A0"/>
+        </w:rPr>
+        <w:t>7</w:t>
+      </w:r>
+      <w:r>
+        <w:rPr>
+          <w:rFonts w:ascii="Arial" w:hAnsi="Arial" w:cs="Arial"/>
+          <w:color w:val="7030A0"/>
+        </w:rPr>
+        <w:t xml:space="preserve">1 </w:t>
+      </w:r>
+      <w:r>
+        <w:rPr>
+          <w:rFonts w:ascii="Arial" w:hAnsi="Arial" w:cs="Arial"/>
+          <w:color w:val="7030A0"/>
+        </w:rPr>
+        <w:t>±</w:t>
+      </w:r>
+      <w:r>
+        <w:rPr>
+          <w:rFonts w:ascii="Arial" w:hAnsi="Arial" w:cs="Arial"/>
+          <w:color w:val="7030A0"/>
+        </w:rPr>
+        <w:t xml:space="preserve"> 0.</w:t>
+      </w:r>
+      <w:r>
+        <w:rPr>
+          <w:rFonts w:ascii="Arial" w:hAnsi="Arial" w:cs="Arial"/>
+          <w:color w:val="7030A0"/>
+        </w:rPr>
+        <w:t>34</w:t>
+      </w:r>
+      <w:r>
+        <w:rPr>
+          <w:rFonts w:ascii="Arial" w:hAnsi="Arial" w:cs="Arial"/>
+          <w:color w:val="7030A0"/>
+        </w:rPr>
+        <w:t>)</w:t>
+      </w:r>
+      <w:r>
+        <w:rPr>
+          <w:rFonts w:ascii="Arial" w:hAnsi="Arial" w:cs="Arial"/>
+          <w:color w:val="7030A0"/>
+        </w:rPr>
+        <w:t xml:space="preserve"> had </w:t>
+      </w:r>
+      <w:r>
+        <w:rPr>
+          <w:rFonts w:ascii="Arial" w:hAnsi="Arial" w:cs="Arial"/>
+          <w:color w:val="7030A0"/>
+        </w:rPr>
+        <w:t>15</w:t>
+      </w:r>
+      <w:r>
+        <w:rPr>
+          <w:rFonts w:ascii="Arial" w:hAnsi="Arial" w:cs="Arial"/>
+          <w:color w:val="7030A0"/>
+        </w:rPr>
+        <w:t xml:space="preserve">% </w:t>
+      </w:r>
+      <w:r>
+        <w:rPr>
+          <w:rFonts w:ascii="Arial" w:hAnsi="Arial" w:cs="Arial"/>
+          <w:color w:val="7030A0"/>
+        </w:rPr>
+        <w:t>high</w:t>
+      </w:r>
+      <w:r>
+        <w:rPr>
+          <w:rFonts w:ascii="Arial" w:hAnsi="Arial" w:cs="Arial"/>
+          <w:color w:val="7030A0"/>
+        </w:rPr>
+        <w:t>er CI than those that experience</w:t>
+      </w:r>
+      <w:r>
+        <w:rPr>
+          <w:rFonts w:ascii="Arial" w:hAnsi="Arial" w:cs="Arial"/>
+          <w:color w:val="7030A0"/>
+        </w:rPr>
+        <w:t>d</w:t>
+      </w:r>
+      <w:r>
+        <w:rPr>
+          <w:rFonts w:ascii="Arial" w:hAnsi="Arial" w:cs="Arial"/>
+          <w:color w:val="7030A0"/>
+        </w:rPr>
+        <w:t xml:space="preserve"> 2</w:t>
+      </w:r>
+      <w:r>
+        <w:rPr>
+          <w:rFonts w:ascii="Arial" w:hAnsi="Arial" w:cs="Arial"/>
+          <w:color w:val="7030A0"/>
+        </w:rPr>
+        <w:t>1˚C</w:t>
+      </w:r>
+      <w:r>
+        <w:rPr>
+          <w:rFonts w:ascii="Arial" w:hAnsi="Arial" w:cs="Arial"/>
+          <w:color w:val="7030A0"/>
+        </w:rPr>
+        <w:t xml:space="preserve"> </w:t>
+      </w:r>
+      <w:r>
+        <w:rPr>
+          <w:rFonts w:ascii="Arial" w:hAnsi="Arial" w:cs="Arial"/>
+          <w:color w:val="7030A0"/>
+        </w:rPr>
+        <w:t>(</w:t>
+      </w:r>
+      <w:r>
+        <w:rPr>
+          <w:rFonts w:ascii="Arial" w:hAnsi="Arial" w:cs="Arial"/>
+          <w:color w:val="7030A0"/>
+        </w:rPr>
+        <w:t>5</w:t>
+      </w:r>
+      <w:r>
+        <w:rPr>
+          <w:rFonts w:ascii="Arial" w:hAnsi="Arial" w:cs="Arial"/>
+          <w:color w:val="7030A0"/>
+        </w:rPr>
+        <w:t>.</w:t>
+      </w:r>
+      <w:r>
+        <w:rPr>
+          <w:rFonts w:ascii="Arial" w:hAnsi="Arial" w:cs="Arial"/>
+          <w:color w:val="7030A0"/>
+        </w:rPr>
+        <w:t>67</w:t>
+      </w:r>
+      <w:r>
+        <w:rPr>
+          <w:rFonts w:ascii="Arial" w:hAnsi="Arial" w:cs="Arial"/>
+          <w:color w:val="7030A0"/>
+        </w:rPr>
+        <w:t xml:space="preserve"> </w:t>
+      </w:r>
+      <w:r>
+        <w:rPr>
+          <w:rFonts w:ascii="Arial" w:hAnsi="Arial" w:cs="Arial"/>
+          <w:color w:val="7030A0"/>
+        </w:rPr>
+        <w:t>±</w:t>
+      </w:r>
+      <w:r>
+        <w:rPr>
+          <w:rFonts w:ascii="Arial" w:hAnsi="Arial" w:cs="Arial"/>
+          <w:color w:val="7030A0"/>
+        </w:rPr>
+        <w:t xml:space="preserve"> 0.</w:t>
+      </w:r>
+      <w:r>
+        <w:rPr>
+          <w:rFonts w:ascii="Arial" w:hAnsi="Arial" w:cs="Arial"/>
+          <w:color w:val="7030A0"/>
+        </w:rPr>
+        <w:t>26</w:t>
+      </w:r>
+      <w:r>
+        <w:rPr>
+          <w:rFonts w:ascii="Arial" w:hAnsi="Arial" w:cs="Arial"/>
+          <w:color w:val="7030A0"/>
+        </w:rPr>
+        <w:t>)</w:t>
+      </w:r>
+      <w:r>
+        <w:rPr>
+          <w:rFonts w:ascii="Arial" w:hAnsi="Arial" w:cs="Arial"/>
+          <w:color w:val="7030A0"/>
+        </w:rPr>
+        <w:t xml:space="preserve"> before the</w:t>
+      </w:r>
+      <w:r>
+        <w:rPr>
+          <w:rFonts w:ascii="Arial" w:hAnsi="Arial" w:cs="Arial"/>
+          <w:color w:val="7030A0"/>
+        </w:rPr>
+        <w:t xml:space="preserve"> </w:t>
+      </w:r>
+      <w:r>
+        <w:rPr>
+          <w:rFonts w:ascii="Arial" w:hAnsi="Arial" w:cs="Arial"/>
+          <w:color w:val="7030A0"/>
+        </w:rPr>
+        <w:t>1</w:t>
+      </w:r>
+      <w:r>
+        <w:rPr>
+          <w:rFonts w:ascii="Arial" w:hAnsi="Arial" w:cs="Arial"/>
+          <w:color w:val="7030A0"/>
+        </w:rPr>
+        <w:t>5</w:t>
+      </w:r>
+      <w:r>
+        <w:rPr>
+          <w:rFonts w:ascii="Arial" w:hAnsi="Arial" w:cs="Arial"/>
+          <w:color w:val="7030A0"/>
+        </w:rPr>
+        <w:t>˚C</w:t>
+      </w:r>
+      <w:r>
+        <w:rPr>
+          <w:rFonts w:ascii="Arial" w:hAnsi="Arial" w:cs="Arial"/>
+          <w:color w:val="7030A0"/>
+        </w:rPr>
+        <w:t xml:space="preserve"> marine heatwave</w:t>
+      </w:r>
+      <w:r>
+        <w:rPr>
+          <w:rFonts w:ascii="Arial" w:hAnsi="Arial" w:cs="Arial"/>
+          <w:color w:val="7030A0"/>
+        </w:rPr>
+        <w:t xml:space="preserve"> </w:t>
+      </w:r>
+      <w:r>
+        <w:rPr>
+          <w:rFonts w:ascii="Arial" w:hAnsi="Arial" w:cs="Arial"/>
+          <w:color w:val="7030A0"/>
+        </w:rPr>
+        <w:t>(</w:t>
+      </w:r>
+      <w:r>
+        <w:rPr>
+          <w:rFonts w:ascii="Arial" w:hAnsi="Arial" w:cs="Arial"/>
+          <w:i/>
+          <w:iCs/>
+          <w:color w:val="7030A0"/>
+        </w:rPr>
+        <w:t>P</w:t>
+      </w:r>
+      <w:r>
+        <w:rPr>
+          <w:rFonts w:ascii="Arial" w:hAnsi="Arial" w:cs="Arial"/>
+          <w:color w:val="7030A0"/>
+        </w:rPr>
+        <w:t xml:space="preserve"> </w:t>
+      </w:r>
+      <w:r>
+        <w:rPr>
+          <w:rFonts w:ascii="Arial" w:hAnsi="Arial" w:cs="Arial"/>
+          <w:color w:val="7030A0"/>
+        </w:rPr>
+        <w:t>=</w:t>
+      </w:r>
+      <w:r>
+        <w:rPr>
+          <w:rFonts w:ascii="Arial" w:hAnsi="Arial" w:cs="Arial"/>
+          <w:color w:val="7030A0"/>
+        </w:rPr>
+        <w:t xml:space="preserve"> 0.0</w:t>
+      </w:r>
+      <w:r>
+        <w:rPr>
+          <w:rFonts w:ascii="Arial" w:hAnsi="Arial" w:cs="Arial"/>
+          <w:color w:val="7030A0"/>
+        </w:rPr>
+        <w:t xml:space="preserve">12, </w:t>
+      </w:r>
+      <w:r>
+        <w:rPr>
+          <w:rFonts w:ascii="Arial" w:hAnsi="Arial" w:cs="Arial"/>
+          <w:color w:val="7030A0"/>
+        </w:rPr>
+        <w:t xml:space="preserve">Table </w:t>
+      </w:r>
+      <w:r>
+        <w:rPr>
+          <w:rFonts w:ascii="Arial" w:hAnsi="Arial" w:cs="Arial"/>
+          <w:b/>
+          <w:bCs/>
+          <w:color w:val="7030A0"/>
+        </w:rPr>
+        <w:t>GROWTH</w:t>
+      </w:r>
+      <w:r>
+        <w:rPr>
+          <w:rFonts w:ascii="Arial" w:hAnsi="Arial" w:cs="Arial"/>
+          <w:b/>
+          <w:bCs/>
+          <w:color w:val="7030A0"/>
+        </w:rPr>
+        <w:t xml:space="preserve"> PAIRWISE</w:t>
+      </w:r>
+      <w:r>
+        <w:rPr>
+          <w:rFonts w:ascii="Arial" w:hAnsi="Arial" w:cs="Arial"/>
+          <w:color w:val="7030A0"/>
+        </w:rPr>
+        <w:t>)</w:t>
+      </w:r>
+      <w:r>
+        <w:rPr>
+          <w:rFonts w:ascii="Arial" w:hAnsi="Arial" w:cs="Arial"/>
+          <w:color w:val="7030A0"/>
+        </w:rPr>
+        <w:t xml:space="preserve">. Similarly, for oysters in the </w:t>
+      </w:r>
+      <w:r>
+        <w:rPr>
+          <w:rFonts w:ascii="Arial" w:hAnsi="Arial" w:cs="Arial"/>
+          <w:color w:val="7030A0"/>
+        </w:rPr>
+        <w:t>1</w:t>
+      </w:r>
+      <w:r>
+        <w:rPr>
+          <w:rFonts w:ascii="Arial" w:hAnsi="Arial" w:cs="Arial"/>
+          <w:color w:val="7030A0"/>
+        </w:rPr>
+        <w:t>8</w:t>
+      </w:r>
+      <w:r>
+        <w:rPr>
+          <w:rFonts w:ascii="Arial" w:hAnsi="Arial" w:cs="Arial"/>
+          <w:color w:val="7030A0"/>
+        </w:rPr>
+        <w:t>˚C</w:t>
+      </w:r>
+      <w:r>
+        <w:rPr>
+          <w:rFonts w:ascii="Arial" w:hAnsi="Arial" w:cs="Arial"/>
+          <w:color w:val="7030A0"/>
+        </w:rPr>
+        <w:t xml:space="preserve"> marine heatwave</w:t>
+      </w:r>
+      <w:r>
+        <w:rPr>
+          <w:rFonts w:ascii="Arial" w:hAnsi="Arial" w:cs="Arial"/>
+          <w:color w:val="7030A0"/>
+        </w:rPr>
+        <w:t xml:space="preserve"> (</w:t>
+      </w:r>
+      <w:r>
+        <w:rPr>
+          <w:rFonts w:ascii="Arial" w:hAnsi="Arial" w:cs="Arial"/>
+          <w:i/>
+          <w:iCs/>
+          <w:color w:val="7030A0"/>
+        </w:rPr>
+        <w:t>P</w:t>
+      </w:r>
+      <w:r>
+        <w:rPr>
+          <w:rFonts w:ascii="Arial" w:hAnsi="Arial" w:cs="Arial"/>
+          <w:color w:val="7030A0"/>
+        </w:rPr>
+        <w:t xml:space="preserve"> </w:t>
+      </w:r>
+      <w:r>
+        <w:rPr>
+          <w:rFonts w:ascii="Arial" w:hAnsi="Arial" w:cs="Arial"/>
+          <w:color w:val="7030A0"/>
+        </w:rPr>
+        <w:t>=</w:t>
+      </w:r>
+      <w:r>
+        <w:rPr>
+          <w:rFonts w:ascii="Arial" w:hAnsi="Arial" w:cs="Arial"/>
+          <w:color w:val="7030A0"/>
+        </w:rPr>
+        <w:t xml:space="preserve"> 0.0</w:t>
+      </w:r>
+      <w:r>
+        <w:rPr>
+          <w:rFonts w:ascii="Arial" w:hAnsi="Arial" w:cs="Arial"/>
+          <w:color w:val="7030A0"/>
+        </w:rPr>
+        <w:t xml:space="preserve">12, </w:t>
+      </w:r>
+      <w:r>
+        <w:rPr>
+          <w:rFonts w:ascii="Arial" w:hAnsi="Arial" w:cs="Arial"/>
+          <w:color w:val="7030A0"/>
+        </w:rPr>
+        <w:t xml:space="preserve">Table </w:t>
+      </w:r>
+      <w:r>
+        <w:rPr>
+          <w:rFonts w:ascii="Arial" w:hAnsi="Arial" w:cs="Arial"/>
+          <w:b/>
+          <w:bCs/>
+          <w:color w:val="7030A0"/>
+        </w:rPr>
+        <w:t>GROWTH</w:t>
+      </w:r>
+      <w:r>
+        <w:rPr>
+          <w:rFonts w:ascii="Arial" w:hAnsi="Arial" w:cs="Arial"/>
+          <w:color w:val="7030A0"/>
+        </w:rPr>
+        <w:t>)</w:t>
+      </w:r>
+      <w:r>
+        <w:rPr>
+          <w:rFonts w:ascii="Arial" w:hAnsi="Arial" w:cs="Arial"/>
+          <w:color w:val="7030A0"/>
+        </w:rPr>
+        <w:t xml:space="preserve"> varied by </w:t>
+      </w:r>
+      <w:r>
+        <w:rPr>
+          <w:rFonts w:ascii="Arial" w:hAnsi="Arial" w:cs="Arial"/>
+          <w:color w:val="7030A0"/>
+        </w:rPr>
+        <w:t>12.5</w:t>
+      </w:r>
+      <w:r>
+        <w:rPr>
+          <w:rFonts w:ascii="Arial" w:hAnsi="Arial" w:cs="Arial"/>
+          <w:color w:val="7030A0"/>
+        </w:rPr>
+        <w:t xml:space="preserve">% between the </w:t>
+      </w:r>
+      <w:r>
+        <w:rPr>
+          <w:rFonts w:ascii="Arial" w:hAnsi="Arial" w:cs="Arial"/>
+          <w:color w:val="7030A0"/>
+        </w:rPr>
+        <w:t>1</w:t>
+      </w:r>
+      <w:r>
+        <w:rPr>
+          <w:rFonts w:ascii="Arial" w:hAnsi="Arial" w:cs="Arial"/>
+          <w:color w:val="7030A0"/>
+        </w:rPr>
+        <w:t>5</w:t>
+      </w:r>
+      <w:r>
+        <w:rPr>
+          <w:rFonts w:ascii="Arial" w:hAnsi="Arial" w:cs="Arial"/>
+          <w:color w:val="7030A0"/>
+        </w:rPr>
+        <w:t>˚C</w:t>
+      </w:r>
+      <w:r>
+        <w:rPr>
+          <w:rFonts w:ascii="Arial" w:hAnsi="Arial" w:cs="Arial"/>
+          <w:color w:val="7030A0"/>
+        </w:rPr>
+        <w:t xml:space="preserve"> </w:t>
+      </w:r>
+      <w:r>
+        <w:rPr>
+          <w:rFonts w:ascii="Arial" w:hAnsi="Arial" w:cs="Arial"/>
+          <w:color w:val="7030A0"/>
+        </w:rPr>
+        <w:t>(</w:t>
+      </w:r>
+      <w:r>
+        <w:rPr>
+          <w:rFonts w:ascii="Arial" w:hAnsi="Arial" w:cs="Arial"/>
+          <w:color w:val="7030A0"/>
+        </w:rPr>
+        <w:t>8.54</w:t>
+      </w:r>
+      <w:r>
+        <w:rPr>
+          <w:rFonts w:ascii="Arial" w:hAnsi="Arial" w:cs="Arial"/>
+          <w:color w:val="7030A0"/>
+        </w:rPr>
+        <w:t xml:space="preserve"> </w:t>
+      </w:r>
+      <w:r>
+        <w:rPr>
+          <w:rFonts w:ascii="Arial" w:hAnsi="Arial" w:cs="Arial"/>
+          <w:color w:val="7030A0"/>
+        </w:rPr>
+        <w:t>±</w:t>
+      </w:r>
+      <w:r>
+        <w:rPr>
+          <w:rFonts w:ascii="Arial" w:hAnsi="Arial" w:cs="Arial"/>
+          <w:color w:val="7030A0"/>
+        </w:rPr>
+        <w:t xml:space="preserve"> 0.</w:t>
+      </w:r>
+      <w:r>
+        <w:rPr>
+          <w:rFonts w:ascii="Arial" w:hAnsi="Arial" w:cs="Arial"/>
+          <w:color w:val="7030A0"/>
+        </w:rPr>
+        <w:t>64</w:t>
+      </w:r>
+      <w:r>
+        <w:rPr>
+          <w:rFonts w:ascii="Arial" w:hAnsi="Arial" w:cs="Arial"/>
+          <w:color w:val="7030A0"/>
+        </w:rPr>
+        <w:t>)</w:t>
+      </w:r>
+      <w:r>
+        <w:rPr>
+          <w:rFonts w:ascii="Arial" w:hAnsi="Arial" w:cs="Arial"/>
+          <w:color w:val="7030A0"/>
+        </w:rPr>
+        <w:t xml:space="preserve"> and 2</w:t>
+      </w:r>
+      <w:r>
+        <w:rPr>
+          <w:rFonts w:ascii="Arial" w:hAnsi="Arial" w:cs="Arial"/>
+          <w:color w:val="7030A0"/>
+        </w:rPr>
+        <w:t>1˚C</w:t>
+      </w:r>
+      <w:r>
+        <w:rPr>
+          <w:rFonts w:ascii="Arial" w:hAnsi="Arial" w:cs="Arial"/>
+          <w:color w:val="7030A0"/>
+        </w:rPr>
+        <w:t xml:space="preserve"> </w:t>
+      </w:r>
+      <w:r>
+        <w:rPr>
+          <w:rFonts w:ascii="Arial" w:hAnsi="Arial" w:cs="Arial"/>
+          <w:color w:val="7030A0"/>
+        </w:rPr>
+        <w:t>(7.</w:t>
+      </w:r>
+      <w:r>
+        <w:rPr>
+          <w:rFonts w:ascii="Arial" w:hAnsi="Arial" w:cs="Arial"/>
+          <w:color w:val="7030A0"/>
+        </w:rPr>
+        <w:t>47</w:t>
+      </w:r>
+      <w:r>
+        <w:rPr>
+          <w:rFonts w:ascii="Arial" w:hAnsi="Arial" w:cs="Arial"/>
+          <w:color w:val="7030A0"/>
+        </w:rPr>
+        <w:t xml:space="preserve"> </w:t>
+      </w:r>
+      <w:r>
+        <w:rPr>
+          <w:rFonts w:ascii="Arial" w:hAnsi="Arial" w:cs="Arial"/>
+          <w:color w:val="7030A0"/>
+        </w:rPr>
+        <w:t>±</w:t>
+      </w:r>
+      <w:r>
+        <w:rPr>
+          <w:rFonts w:ascii="Arial" w:hAnsi="Arial" w:cs="Arial"/>
+          <w:color w:val="7030A0"/>
+        </w:rPr>
+        <w:t xml:space="preserve"> 0.</w:t>
+      </w:r>
+      <w:r>
+        <w:rPr>
+          <w:rFonts w:ascii="Arial" w:hAnsi="Arial" w:cs="Arial"/>
+          <w:color w:val="7030A0"/>
+        </w:rPr>
+        <w:t>50</w:t>
+      </w:r>
+      <w:r>
+        <w:rPr>
+          <w:rFonts w:ascii="Arial" w:hAnsi="Arial" w:cs="Arial"/>
+          <w:color w:val="7030A0"/>
+        </w:rPr>
+        <w:t>)</w:t>
+      </w:r>
+      <w:r>
+        <w:rPr>
+          <w:rFonts w:ascii="Arial" w:hAnsi="Arial" w:cs="Arial"/>
+          <w:color w:val="7030A0"/>
+        </w:rPr>
+        <w:t xml:space="preserve"> stress hardening treatments.</w:t>
       </w:r>
     </w:p>
     <w:p>
@@ -5322,6 +6326,7 @@
         <w:ind w:left="720" w:firstLine="720"/>
         <w:rPr>
           <w:rFonts w:ascii="Arial" w:hAnsi="Arial" w:cs="Arial"/>
+          <w:color w:val="7030A0"/>
         </w:rPr>
       </w:pPr>
       <w:r>
@@ -5329,18 +6334,21 @@
           <w:rFonts w:ascii="Arial" w:hAnsi="Arial" w:cs="Arial"/>
           <w:i/>
           <w:iCs/>
+          <w:color w:val="7030A0"/>
         </w:rPr>
         <w:t>C. sikamea</w:t>
       </w:r>
       <w:r>
         <w:rPr>
           <w:rFonts w:ascii="Arial" w:hAnsi="Arial" w:cs="Arial"/>
+          <w:color w:val="7030A0"/>
         </w:rPr>
         <w:t xml:space="preserve"> – </w:t>
       </w:r>
       <w:r>
         <w:rPr>
           <w:rFonts w:ascii="Arial" w:hAnsi="Arial" w:cs="Arial"/>
+          <w:color w:val="7030A0"/>
         </w:rPr>
         <w:t>x</w:t>
       </w:r>
@@ -5350,6 +6358,7 @@
         <w:ind w:left="720" w:firstLine="720"/>
         <w:rPr>
           <w:rFonts w:ascii="Arial" w:hAnsi="Arial" w:cs="Arial"/>
+          <w:color w:val="7030A0"/>
         </w:rPr>
       </w:pPr>
       <w:r>
@@ -5357,12 +6366,14 @@
           <w:rFonts w:ascii="Arial" w:hAnsi="Arial" w:cs="Arial"/>
           <w:i/>
           <w:iCs/>
+          <w:color w:val="7030A0"/>
         </w:rPr>
         <w:t>M. gigas</w:t>
       </w:r>
       <w:r>
         <w:rPr>
           <w:rFonts w:ascii="Arial" w:hAnsi="Arial" w:cs="Arial"/>
+          <w:color w:val="7030A0"/>
         </w:rPr>
         <w:t xml:space="preserve"> – x</w:t>
       </w:r>
@@ -5381,6 +6392,76 @@
       <w:pPr>
         <w:rPr>
           <w:rFonts w:ascii="Arial" w:hAnsi="Arial" w:cs="Arial"/>
+          <w:i/>
+          <w:iCs/>
+          <w:color w:val="FF0000"/>
+        </w:rPr>
+      </w:pPr>
+    </w:p>
+    <w:p>
+      <w:pPr>
+        <w:rPr>
+          <w:rFonts w:ascii="Arial" w:hAnsi="Arial" w:cs="Arial"/>
+          <w:i/>
+          <w:iCs/>
+          <w:color w:val="FF0000"/>
+        </w:rPr>
+      </w:pPr>
+    </w:p>
+    <w:p>
+      <w:pPr>
+        <w:rPr>
+          <w:rFonts w:ascii="Arial" w:hAnsi="Arial" w:cs="Arial"/>
+          <w:i/>
+          <w:iCs/>
+          <w:color w:val="FF0000"/>
+        </w:rPr>
+      </w:pPr>
+    </w:p>
+    <w:p>
+      <w:pPr>
+        <w:rPr>
+          <w:rFonts w:ascii="Arial" w:hAnsi="Arial" w:cs="Arial"/>
+          <w:i/>
+          <w:iCs/>
+          <w:color w:val="FF0000"/>
+        </w:rPr>
+      </w:pPr>
+    </w:p>
+    <w:p>
+      <w:pPr>
+        <w:rPr>
+          <w:rFonts w:ascii="Arial" w:hAnsi="Arial" w:cs="Arial"/>
+          <w:i/>
+          <w:iCs/>
+          <w:color w:val="FF0000"/>
+        </w:rPr>
+      </w:pPr>
+    </w:p>
+    <w:p>
+      <w:pPr>
+        <w:rPr>
+          <w:rFonts w:ascii="Arial" w:hAnsi="Arial" w:cs="Arial"/>
+          <w:i/>
+          <w:iCs/>
+          <w:color w:val="FF0000"/>
+        </w:rPr>
+      </w:pPr>
+    </w:p>
+    <w:p>
+      <w:pPr>
+        <w:rPr>
+          <w:rFonts w:ascii="Arial" w:hAnsi="Arial" w:cs="Arial"/>
+          <w:i/>
+          <w:iCs/>
+          <w:color w:val="FF0000"/>
+        </w:rPr>
+      </w:pPr>
+    </w:p>
+    <w:p>
+      <w:pPr>
+        <w:rPr>
+          <w:rFonts w:ascii="Arial" w:hAnsi="Arial" w:cs="Arial"/>
         </w:rPr>
       </w:pPr>
       <w:r>
@@ -5440,6 +6521,7 @@
           <w:sz w:val="28"/>
           <w:szCs w:val="28"/>
         </w:rPr>
+        <w:lastRenderedPageBreak/>
         <w:t>DISCUSSION</w:t>
       </w:r>
     </w:p>
@@ -7667,6 +8749,12 @@
                 <w:rFonts w:ascii="Arial" w:hAnsi="Arial" w:cs="Arial"/>
               </w:rPr>
             </w:pPr>
+            <w:r>
+              <w:rPr>
+                <w:rFonts w:ascii="Arial" w:hAnsi="Arial" w:cs="Arial"/>
+              </w:rPr>
+              <w:t>-0.999</w:t>
+            </w:r>
           </w:p>
         </w:tc>
         <w:tc>
@@ -7681,6 +8769,12 @@
                 <w:rFonts w:ascii="Arial" w:hAnsi="Arial" w:cs="Arial"/>
               </w:rPr>
             </w:pPr>
+            <w:r>
+              <w:rPr>
+                <w:rFonts w:ascii="Arial" w:hAnsi="Arial" w:cs="Arial"/>
+              </w:rPr>
+              <w:t>0.399</w:t>
+            </w:r>
           </w:p>
         </w:tc>
         <w:tc>
@@ -7694,6 +8788,12 @@
                 <w:rFonts w:ascii="Arial" w:hAnsi="Arial" w:cs="Arial"/>
               </w:rPr>
             </w:pPr>
+            <w:r>
+              <w:rPr>
+                <w:rFonts w:ascii="Arial" w:hAnsi="Arial" w:cs="Arial"/>
+              </w:rPr>
+              <w:t>---</w:t>
+            </w:r>
           </w:p>
         </w:tc>
         <w:tc>
@@ -7708,6 +8808,12 @@
                 <w:rFonts w:ascii="Arial" w:hAnsi="Arial" w:cs="Arial"/>
               </w:rPr>
             </w:pPr>
+            <w:r>
+              <w:rPr>
+                <w:rFonts w:ascii="Arial" w:hAnsi="Arial" w:cs="Arial"/>
+              </w:rPr>
+              <w:t>-2.502</w:t>
+            </w:r>
           </w:p>
         </w:tc>
         <w:tc>
@@ -7720,8 +8826,26 @@
               <w:jc w:val="center"/>
               <w:rPr>
                 <w:rFonts w:ascii="Arial" w:hAnsi="Arial" w:cs="Arial"/>
-              </w:rPr>
-            </w:pPr>
+                <w:b/>
+                <w:bCs/>
+              </w:rPr>
+            </w:pPr>
+            <w:r>
+              <w:rPr>
+                <w:rFonts w:ascii="Arial" w:hAnsi="Arial" w:cs="Arial"/>
+                <w:b/>
+                <w:bCs/>
+              </w:rPr>
+              <w:t>0.01</w:t>
+            </w:r>
+            <w:r>
+              <w:rPr>
+                <w:rFonts w:ascii="Arial" w:hAnsi="Arial" w:cs="Arial"/>
+                <w:b/>
+                <w:bCs/>
+              </w:rPr>
+              <w:t>2</w:t>
+            </w:r>
           </w:p>
         </w:tc>
       </w:tr>
@@ -7817,6 +8941,12 @@
                 <w:rFonts w:ascii="Arial" w:hAnsi="Arial" w:cs="Arial"/>
               </w:rPr>
             </w:pPr>
+            <w:r>
+              <w:rPr>
+                <w:rFonts w:ascii="Arial" w:hAnsi="Arial" w:cs="Arial"/>
+              </w:rPr>
+              <w:t>0.374</w:t>
+            </w:r>
           </w:p>
         </w:tc>
         <w:tc>
@@ -7831,6 +8961,12 @@
                 <w:rFonts w:ascii="Arial" w:hAnsi="Arial" w:cs="Arial"/>
               </w:rPr>
             </w:pPr>
+            <w:r>
+              <w:rPr>
+                <w:rFonts w:ascii="Arial" w:hAnsi="Arial" w:cs="Arial"/>
+              </w:rPr>
+              <w:t>0.291</w:t>
+            </w:r>
           </w:p>
         </w:tc>
         <w:tc>
@@ -7844,6 +8980,12 @@
                 <w:rFonts w:ascii="Arial" w:hAnsi="Arial" w:cs="Arial"/>
               </w:rPr>
             </w:pPr>
+            <w:r>
+              <w:rPr>
+                <w:rFonts w:ascii="Arial" w:hAnsi="Arial" w:cs="Arial"/>
+              </w:rPr>
+              <w:t>---</w:t>
+            </w:r>
           </w:p>
         </w:tc>
         <w:tc>
@@ -7858,6 +9000,18 @@
                 <w:rFonts w:ascii="Arial" w:hAnsi="Arial" w:cs="Arial"/>
               </w:rPr>
             </w:pPr>
+            <w:r>
+              <w:rPr>
+                <w:rFonts w:ascii="Arial" w:hAnsi="Arial" w:cs="Arial"/>
+              </w:rPr>
+              <w:t>1.</w:t>
+            </w:r>
+            <w:r>
+              <w:rPr>
+                <w:rFonts w:ascii="Arial" w:hAnsi="Arial" w:cs="Arial"/>
+              </w:rPr>
+              <w:t>284</w:t>
+            </w:r>
           </w:p>
         </w:tc>
         <w:tc>
@@ -7872,6 +9026,18 @@
                 <w:rFonts w:ascii="Arial" w:hAnsi="Arial" w:cs="Arial"/>
               </w:rPr>
             </w:pPr>
+            <w:r>
+              <w:rPr>
+                <w:rFonts w:ascii="Arial" w:hAnsi="Arial" w:cs="Arial"/>
+              </w:rPr>
+              <w:t>0.</w:t>
+            </w:r>
+            <w:r>
+              <w:rPr>
+                <w:rFonts w:ascii="Arial" w:hAnsi="Arial" w:cs="Arial"/>
+              </w:rPr>
+              <w:t>200</w:t>
+            </w:r>
           </w:p>
         </w:tc>
       </w:tr>
@@ -8159,6 +9325,12 @@
                 <w:rFonts w:ascii="Arial" w:hAnsi="Arial" w:cs="Arial"/>
               </w:rPr>
             </w:pPr>
+            <w:r>
+              <w:rPr>
+                <w:rFonts w:ascii="Arial" w:hAnsi="Arial" w:cs="Arial"/>
+              </w:rPr>
+              <w:t>1.791</w:t>
+            </w:r>
           </w:p>
         </w:tc>
         <w:tc>
@@ -8173,6 +9345,12 @@
                 <w:rFonts w:ascii="Arial" w:hAnsi="Arial" w:cs="Arial"/>
               </w:rPr>
             </w:pPr>
+            <w:r>
+              <w:rPr>
+                <w:rFonts w:ascii="Arial" w:hAnsi="Arial" w:cs="Arial"/>
+              </w:rPr>
+              <w:t>0.987</w:t>
+            </w:r>
           </w:p>
         </w:tc>
         <w:tc>
@@ -8186,6 +9364,12 @@
                 <w:rFonts w:ascii="Arial" w:hAnsi="Arial" w:cs="Arial"/>
               </w:rPr>
             </w:pPr>
+            <w:r>
+              <w:rPr>
+                <w:rFonts w:ascii="Arial" w:hAnsi="Arial" w:cs="Arial"/>
+              </w:rPr>
+              <w:t>---</w:t>
+            </w:r>
           </w:p>
         </w:tc>
         <w:tc>
@@ -8200,6 +9384,12 @@
                 <w:rFonts w:ascii="Arial" w:hAnsi="Arial" w:cs="Arial"/>
               </w:rPr>
             </w:pPr>
+            <w:r>
+              <w:rPr>
+                <w:rFonts w:ascii="Arial" w:hAnsi="Arial" w:cs="Arial"/>
+              </w:rPr>
+              <w:t>1.816</w:t>
+            </w:r>
           </w:p>
         </w:tc>
         <w:tc>
@@ -8214,6 +9404,12 @@
                 <w:rFonts w:ascii="Arial" w:hAnsi="Arial" w:cs="Arial"/>
               </w:rPr>
             </w:pPr>
+            <w:r>
+              <w:rPr>
+                <w:rFonts w:ascii="Arial" w:hAnsi="Arial" w:cs="Arial"/>
+              </w:rPr>
+              <w:t>0.069</w:t>
+            </w:r>
           </w:p>
         </w:tc>
       </w:tr>
@@ -8309,6 +9505,12 @@
                 <w:rFonts w:ascii="Arial" w:hAnsi="Arial" w:cs="Arial"/>
               </w:rPr>
             </w:pPr>
+            <w:r>
+              <w:rPr>
+                <w:rFonts w:ascii="Arial" w:hAnsi="Arial" w:cs="Arial"/>
+              </w:rPr>
+              <w:t>1.008</w:t>
+            </w:r>
           </w:p>
         </w:tc>
         <w:tc>
@@ -8323,6 +9525,12 @@
                 <w:rFonts w:ascii="Arial" w:hAnsi="Arial" w:cs="Arial"/>
               </w:rPr>
             </w:pPr>
+            <w:r>
+              <w:rPr>
+                <w:rFonts w:ascii="Arial" w:hAnsi="Arial" w:cs="Arial"/>
+              </w:rPr>
+              <w:t>0.981</w:t>
+            </w:r>
           </w:p>
         </w:tc>
         <w:tc>
@@ -8336,6 +9544,12 @@
                 <w:rFonts w:ascii="Arial" w:hAnsi="Arial" w:cs="Arial"/>
               </w:rPr>
             </w:pPr>
+            <w:r>
+              <w:rPr>
+                <w:rFonts w:ascii="Arial" w:hAnsi="Arial" w:cs="Arial"/>
+              </w:rPr>
+              <w:t>---</w:t>
+            </w:r>
           </w:p>
         </w:tc>
         <w:tc>
@@ -8350,6 +9564,12 @@
                 <w:rFonts w:ascii="Arial" w:hAnsi="Arial" w:cs="Arial"/>
               </w:rPr>
             </w:pPr>
+            <w:r>
+              <w:rPr>
+                <w:rFonts w:ascii="Arial" w:hAnsi="Arial" w:cs="Arial"/>
+              </w:rPr>
+              <w:t>1.027</w:t>
+            </w:r>
           </w:p>
         </w:tc>
         <w:tc>
@@ -8364,6 +9584,12 @@
                 <w:rFonts w:ascii="Arial" w:hAnsi="Arial" w:cs="Arial"/>
               </w:rPr>
             </w:pPr>
+            <w:r>
+              <w:rPr>
+                <w:rFonts w:ascii="Arial" w:hAnsi="Arial" w:cs="Arial"/>
+              </w:rPr>
+              <w:t>0.305</w:t>
+            </w:r>
           </w:p>
         </w:tc>
       </w:tr>
@@ -8459,6 +9685,12 @@
                 <w:rFonts w:ascii="Arial" w:hAnsi="Arial" w:cs="Arial"/>
               </w:rPr>
             </w:pPr>
+            <w:r>
+              <w:rPr>
+                <w:rFonts w:ascii="Arial" w:hAnsi="Arial" w:cs="Arial"/>
+              </w:rPr>
+              <w:t>0.351</w:t>
+            </w:r>
           </w:p>
         </w:tc>
         <w:tc>
@@ -8473,6 +9705,12 @@
                 <w:rFonts w:ascii="Arial" w:hAnsi="Arial" w:cs="Arial"/>
               </w:rPr>
             </w:pPr>
+            <w:r>
+              <w:rPr>
+                <w:rFonts w:ascii="Arial" w:hAnsi="Arial" w:cs="Arial"/>
+              </w:rPr>
+              <w:t>0.978</w:t>
+            </w:r>
           </w:p>
         </w:tc>
         <w:tc>
@@ -8486,6 +9724,12 @@
                 <w:rFonts w:ascii="Arial" w:hAnsi="Arial" w:cs="Arial"/>
               </w:rPr>
             </w:pPr>
+            <w:r>
+              <w:rPr>
+                <w:rFonts w:ascii="Arial" w:hAnsi="Arial" w:cs="Arial"/>
+              </w:rPr>
+              <w:t>---</w:t>
+            </w:r>
           </w:p>
         </w:tc>
         <w:tc>
@@ -8500,6 +9744,12 @@
                 <w:rFonts w:ascii="Arial" w:hAnsi="Arial" w:cs="Arial"/>
               </w:rPr>
             </w:pPr>
+            <w:r>
+              <w:rPr>
+                <w:rFonts w:ascii="Arial" w:hAnsi="Arial" w:cs="Arial"/>
+              </w:rPr>
+              <w:t>0.359</w:t>
+            </w:r>
           </w:p>
         </w:tc>
         <w:tc>
@@ -8514,6 +9764,607 @@
                 <w:rFonts w:ascii="Arial" w:hAnsi="Arial" w:cs="Arial"/>
               </w:rPr>
             </w:pPr>
+            <w:r>
+              <w:rPr>
+                <w:rFonts w:ascii="Arial" w:hAnsi="Arial" w:cs="Arial"/>
+              </w:rPr>
+              <w:t>0.720</w:t>
+            </w:r>
+          </w:p>
+        </w:tc>
+      </w:tr>
+      <w:tr>
+        <w:tc>
+          <w:tcPr>
+            <w:tcW w:w="1050" w:type="dxa"/>
+            <w:vMerge/>
+            <w:textDirection w:val="btLr"/>
+            <w:vAlign w:val="center"/>
+          </w:tcPr>
+          <w:p>
+            <w:pPr>
+              <w:ind w:left="113" w:right="113"/>
+              <w:jc w:val="center"/>
+              <w:rPr>
+                <w:rFonts w:ascii="Arial" w:hAnsi="Arial" w:cs="Arial"/>
+                <w:b/>
+                <w:bCs/>
+                <w:sz w:val="18"/>
+                <w:szCs w:val="18"/>
+              </w:rPr>
+            </w:pPr>
+          </w:p>
+        </w:tc>
+        <w:tc>
+          <w:tcPr>
+            <w:tcW w:w="1316" w:type="dxa"/>
+            <w:vMerge/>
+            <w:vAlign w:val="center"/>
+          </w:tcPr>
+          <w:p>
+            <w:pPr>
+              <w:jc w:val="center"/>
+              <w:rPr>
+                <w:rFonts w:ascii="Arial" w:hAnsi="Arial" w:cs="Arial"/>
+              </w:rPr>
+            </w:pPr>
+          </w:p>
+        </w:tc>
+        <w:tc>
+          <w:tcPr>
+            <w:tcW w:w="1769" w:type="dxa"/>
+            <w:vAlign w:val="center"/>
+          </w:tcPr>
+          <w:p>
+            <w:pPr>
+              <w:rPr>
+                <w:rFonts w:ascii="Arial" w:hAnsi="Arial" w:cs="Arial"/>
+                <w:sz w:val="18"/>
+                <w:szCs w:val="18"/>
+              </w:rPr>
+            </w:pPr>
+            <w:r>
+              <w:rPr>
+                <w:rFonts w:ascii="Arial" w:hAnsi="Arial" w:cs="Arial"/>
+                <w:sz w:val="18"/>
+                <w:szCs w:val="18"/>
+              </w:rPr>
+              <w:t xml:space="preserve">SH Temp * </w:t>
+            </w:r>
+          </w:p>
+          <w:p>
+            <w:pPr>
+              <w:rPr>
+                <w:rFonts w:ascii="Arial" w:hAnsi="Arial" w:cs="Arial"/>
+                <w:sz w:val="18"/>
+                <w:szCs w:val="18"/>
+              </w:rPr>
+            </w:pPr>
+            <w:r>
+              <w:rPr>
+                <w:rFonts w:ascii="Arial" w:hAnsi="Arial" w:cs="Arial"/>
+                <w:sz w:val="18"/>
+                <w:szCs w:val="18"/>
+              </w:rPr>
+              <w:t>MHW Temp (18˚C)</w:t>
+            </w:r>
+          </w:p>
+        </w:tc>
+        <w:tc>
+          <w:tcPr>
+            <w:tcW w:w="1170" w:type="dxa"/>
+            <w:vAlign w:val="center"/>
+          </w:tcPr>
+          <w:p>
+            <w:pPr>
+              <w:jc w:val="center"/>
+              <w:rPr>
+                <w:rFonts w:ascii="Arial" w:hAnsi="Arial" w:cs="Arial"/>
+              </w:rPr>
+            </w:pPr>
+            <w:r>
+              <w:rPr>
+                <w:rFonts w:ascii="Arial" w:hAnsi="Arial" w:cs="Arial"/>
+              </w:rPr>
+              <w:t>Tank</w:t>
+            </w:r>
+          </w:p>
+        </w:tc>
+        <w:tc>
+          <w:tcPr>
+            <w:tcW w:w="1170" w:type="dxa"/>
+            <w:vAlign w:val="center"/>
+          </w:tcPr>
+          <w:p>
+            <w:pPr>
+              <w:jc w:val="center"/>
+              <w:rPr>
+                <w:rFonts w:ascii="Arial" w:hAnsi="Arial" w:cs="Arial"/>
+              </w:rPr>
+            </w:pPr>
+            <w:r>
+              <w:rPr>
+                <w:rFonts w:ascii="Arial" w:hAnsi="Arial" w:cs="Arial"/>
+              </w:rPr>
+              <w:t>-0.095</w:t>
+            </w:r>
+          </w:p>
+        </w:tc>
+        <w:tc>
+          <w:tcPr>
+            <w:tcW w:w="990" w:type="dxa"/>
+            <w:vAlign w:val="center"/>
+          </w:tcPr>
+          <w:p>
+            <w:pPr>
+              <w:jc w:val="center"/>
+              <w:rPr>
+                <w:rFonts w:ascii="Arial" w:hAnsi="Arial" w:cs="Arial"/>
+              </w:rPr>
+            </w:pPr>
+            <w:r>
+              <w:rPr>
+                <w:rFonts w:ascii="Arial" w:hAnsi="Arial" w:cs="Arial"/>
+              </w:rPr>
+              <w:t>0.589</w:t>
+            </w:r>
+          </w:p>
+        </w:tc>
+        <w:tc>
+          <w:tcPr>
+            <w:tcW w:w="1080" w:type="dxa"/>
+          </w:tcPr>
+          <w:p>
+            <w:pPr>
+              <w:jc w:val="center"/>
+              <w:rPr>
+                <w:rFonts w:ascii="Arial" w:hAnsi="Arial" w:cs="Arial"/>
+              </w:rPr>
+            </w:pPr>
+            <w:r>
+              <w:rPr>
+                <w:rFonts w:ascii="Arial" w:hAnsi="Arial" w:cs="Arial"/>
+              </w:rPr>
+              <w:t>---</w:t>
+            </w:r>
+          </w:p>
+        </w:tc>
+        <w:tc>
+          <w:tcPr>
+            <w:tcW w:w="990" w:type="dxa"/>
+            <w:vAlign w:val="center"/>
+          </w:tcPr>
+          <w:p>
+            <w:pPr>
+              <w:jc w:val="center"/>
+              <w:rPr>
+                <w:rFonts w:ascii="Arial" w:hAnsi="Arial" w:cs="Arial"/>
+              </w:rPr>
+            </w:pPr>
+            <w:r>
+              <w:rPr>
+                <w:rFonts w:ascii="Arial" w:hAnsi="Arial" w:cs="Arial"/>
+              </w:rPr>
+              <w:t>-0.162</w:t>
+            </w:r>
+          </w:p>
+        </w:tc>
+        <w:tc>
+          <w:tcPr>
+            <w:tcW w:w="1080" w:type="dxa"/>
+            <w:vAlign w:val="center"/>
+          </w:tcPr>
+          <w:p>
+            <w:pPr>
+              <w:jc w:val="center"/>
+              <w:rPr>
+                <w:rFonts w:ascii="Arial" w:hAnsi="Arial" w:cs="Arial"/>
+              </w:rPr>
+            </w:pPr>
+            <w:r>
+              <w:rPr>
+                <w:rFonts w:ascii="Arial" w:hAnsi="Arial" w:cs="Arial"/>
+              </w:rPr>
+              <w:t>0.872</w:t>
+            </w:r>
+          </w:p>
+        </w:tc>
+      </w:tr>
+      <w:tr>
+        <w:tc>
+          <w:tcPr>
+            <w:tcW w:w="1050" w:type="dxa"/>
+            <w:vMerge/>
+            <w:textDirection w:val="btLr"/>
+            <w:vAlign w:val="center"/>
+          </w:tcPr>
+          <w:p>
+            <w:pPr>
+              <w:ind w:left="113" w:right="113"/>
+              <w:jc w:val="center"/>
+              <w:rPr>
+                <w:rFonts w:ascii="Arial" w:hAnsi="Arial" w:cs="Arial"/>
+                <w:b/>
+                <w:bCs/>
+                <w:sz w:val="18"/>
+                <w:szCs w:val="18"/>
+              </w:rPr>
+            </w:pPr>
+          </w:p>
+        </w:tc>
+        <w:tc>
+          <w:tcPr>
+            <w:tcW w:w="1316" w:type="dxa"/>
+            <w:vMerge/>
+            <w:vAlign w:val="center"/>
+          </w:tcPr>
+          <w:p>
+            <w:pPr>
+              <w:jc w:val="center"/>
+              <w:rPr>
+                <w:rFonts w:ascii="Arial" w:hAnsi="Arial" w:cs="Arial"/>
+              </w:rPr>
+            </w:pPr>
+          </w:p>
+        </w:tc>
+        <w:tc>
+          <w:tcPr>
+            <w:tcW w:w="1769" w:type="dxa"/>
+            <w:vAlign w:val="center"/>
+          </w:tcPr>
+          <w:p>
+            <w:pPr>
+              <w:rPr>
+                <w:rFonts w:ascii="Arial" w:hAnsi="Arial" w:cs="Arial"/>
+                <w:sz w:val="18"/>
+                <w:szCs w:val="18"/>
+              </w:rPr>
+            </w:pPr>
+            <w:r>
+              <w:rPr>
+                <w:rFonts w:ascii="Arial" w:hAnsi="Arial" w:cs="Arial"/>
+                <w:sz w:val="18"/>
+                <w:szCs w:val="18"/>
+              </w:rPr>
+              <w:t xml:space="preserve">SH Temp * </w:t>
+            </w:r>
+          </w:p>
+          <w:p>
+            <w:pPr>
+              <w:rPr>
+                <w:rFonts w:ascii="Arial" w:hAnsi="Arial" w:cs="Arial"/>
+                <w:sz w:val="18"/>
+                <w:szCs w:val="18"/>
+              </w:rPr>
+            </w:pPr>
+            <w:r>
+              <w:rPr>
+                <w:rFonts w:ascii="Arial" w:hAnsi="Arial" w:cs="Arial"/>
+                <w:sz w:val="18"/>
+                <w:szCs w:val="18"/>
+              </w:rPr>
+              <w:t>MHW Temp (21˚C)</w:t>
+            </w:r>
+          </w:p>
+        </w:tc>
+        <w:tc>
+          <w:tcPr>
+            <w:tcW w:w="1170" w:type="dxa"/>
+            <w:vAlign w:val="center"/>
+          </w:tcPr>
+          <w:p>
+            <w:pPr>
+              <w:jc w:val="center"/>
+              <w:rPr>
+                <w:rFonts w:ascii="Arial" w:hAnsi="Arial" w:cs="Arial"/>
+              </w:rPr>
+            </w:pPr>
+            <w:r>
+              <w:rPr>
+                <w:rFonts w:ascii="Arial" w:hAnsi="Arial" w:cs="Arial"/>
+              </w:rPr>
+              <w:t>Tank</w:t>
+            </w:r>
+          </w:p>
+        </w:tc>
+        <w:tc>
+          <w:tcPr>
+            <w:tcW w:w="1170" w:type="dxa"/>
+            <w:vAlign w:val="center"/>
+          </w:tcPr>
+          <w:p>
+            <w:pPr>
+              <w:jc w:val="center"/>
+              <w:rPr>
+                <w:rFonts w:ascii="Arial" w:hAnsi="Arial" w:cs="Arial"/>
+              </w:rPr>
+            </w:pPr>
+            <w:r>
+              <w:rPr>
+                <w:rFonts w:ascii="Arial" w:hAnsi="Arial" w:cs="Arial"/>
+              </w:rPr>
+              <w:t>0.525</w:t>
+            </w:r>
+          </w:p>
+        </w:tc>
+        <w:tc>
+          <w:tcPr>
+            <w:tcW w:w="990" w:type="dxa"/>
+            <w:vAlign w:val="center"/>
+          </w:tcPr>
+          <w:p>
+            <w:pPr>
+              <w:jc w:val="center"/>
+              <w:rPr>
+                <w:rFonts w:ascii="Arial" w:hAnsi="Arial" w:cs="Arial"/>
+              </w:rPr>
+            </w:pPr>
+            <w:r>
+              <w:rPr>
+                <w:rFonts w:ascii="Arial" w:hAnsi="Arial" w:cs="Arial"/>
+              </w:rPr>
+              <w:t>0.584</w:t>
+            </w:r>
+          </w:p>
+        </w:tc>
+        <w:tc>
+          <w:tcPr>
+            <w:tcW w:w="1080" w:type="dxa"/>
+          </w:tcPr>
+          <w:p>
+            <w:pPr>
+              <w:jc w:val="center"/>
+              <w:rPr>
+                <w:rFonts w:ascii="Arial" w:hAnsi="Arial" w:cs="Arial"/>
+              </w:rPr>
+            </w:pPr>
+            <w:r>
+              <w:rPr>
+                <w:rFonts w:ascii="Arial" w:hAnsi="Arial" w:cs="Arial"/>
+              </w:rPr>
+              <w:t>---</w:t>
+            </w:r>
+          </w:p>
+        </w:tc>
+        <w:tc>
+          <w:tcPr>
+            <w:tcW w:w="990" w:type="dxa"/>
+            <w:vAlign w:val="center"/>
+          </w:tcPr>
+          <w:p>
+            <w:pPr>
+              <w:jc w:val="center"/>
+              <w:rPr>
+                <w:rFonts w:ascii="Arial" w:hAnsi="Arial" w:cs="Arial"/>
+              </w:rPr>
+            </w:pPr>
+            <w:r>
+              <w:rPr>
+                <w:rFonts w:ascii="Arial" w:hAnsi="Arial" w:cs="Arial"/>
+              </w:rPr>
+              <w:t>0.899</w:t>
+            </w:r>
+          </w:p>
+        </w:tc>
+        <w:tc>
+          <w:tcPr>
+            <w:tcW w:w="1080" w:type="dxa"/>
+            <w:vAlign w:val="center"/>
+          </w:tcPr>
+          <w:p>
+            <w:pPr>
+              <w:jc w:val="center"/>
+              <w:rPr>
+                <w:rFonts w:ascii="Arial" w:hAnsi="Arial" w:cs="Arial"/>
+              </w:rPr>
+            </w:pPr>
+            <w:r>
+              <w:rPr>
+                <w:rFonts w:ascii="Arial" w:hAnsi="Arial" w:cs="Arial"/>
+              </w:rPr>
+              <w:t>0.369</w:t>
+            </w:r>
+          </w:p>
+        </w:tc>
+      </w:tr>
+      <w:tr>
+        <w:tc>
+          <w:tcPr>
+            <w:tcW w:w="1050" w:type="dxa"/>
+            <w:vMerge/>
+            <w:textDirection w:val="btLr"/>
+            <w:vAlign w:val="center"/>
+          </w:tcPr>
+          <w:p>
+            <w:pPr>
+              <w:ind w:left="113" w:right="113"/>
+              <w:jc w:val="center"/>
+              <w:rPr>
+                <w:rFonts w:ascii="Arial" w:hAnsi="Arial" w:cs="Arial"/>
+                <w:b/>
+                <w:bCs/>
+                <w:sz w:val="18"/>
+                <w:szCs w:val="18"/>
+              </w:rPr>
+            </w:pPr>
+          </w:p>
+        </w:tc>
+        <w:tc>
+          <w:tcPr>
+            <w:tcW w:w="1316" w:type="dxa"/>
+            <w:vMerge/>
+            <w:vAlign w:val="center"/>
+          </w:tcPr>
+          <w:p>
+            <w:pPr>
+              <w:jc w:val="center"/>
+              <w:rPr>
+                <w:rFonts w:ascii="Arial" w:hAnsi="Arial" w:cs="Arial"/>
+              </w:rPr>
+            </w:pPr>
+          </w:p>
+        </w:tc>
+        <w:tc>
+          <w:tcPr>
+            <w:tcW w:w="1769" w:type="dxa"/>
+            <w:vAlign w:val="center"/>
+          </w:tcPr>
+          <w:p>
+            <w:pPr>
+              <w:rPr>
+                <w:rFonts w:ascii="Arial" w:hAnsi="Arial" w:cs="Arial"/>
+                <w:sz w:val="18"/>
+                <w:szCs w:val="18"/>
+              </w:rPr>
+            </w:pPr>
+            <w:r>
+              <w:rPr>
+                <w:rFonts w:ascii="Arial" w:hAnsi="Arial" w:cs="Arial"/>
+                <w:sz w:val="18"/>
+                <w:szCs w:val="18"/>
+              </w:rPr>
+              <w:t xml:space="preserve">SH Temp * </w:t>
+            </w:r>
+          </w:p>
+          <w:p>
+            <w:pPr>
+              <w:rPr>
+                <w:rFonts w:ascii="Arial" w:hAnsi="Arial" w:cs="Arial"/>
+                <w:sz w:val="18"/>
+                <w:szCs w:val="18"/>
+              </w:rPr>
+            </w:pPr>
+            <w:r>
+              <w:rPr>
+                <w:rFonts w:ascii="Arial" w:hAnsi="Arial" w:cs="Arial"/>
+                <w:sz w:val="18"/>
+                <w:szCs w:val="18"/>
+              </w:rPr>
+              <w:t>MHW Temp (24˚C)</w:t>
+            </w:r>
+          </w:p>
+        </w:tc>
+        <w:tc>
+          <w:tcPr>
+            <w:tcW w:w="1170" w:type="dxa"/>
+            <w:vAlign w:val="center"/>
+          </w:tcPr>
+          <w:p>
+            <w:pPr>
+              <w:jc w:val="center"/>
+              <w:rPr>
+                <w:rFonts w:ascii="Arial" w:hAnsi="Arial" w:cs="Arial"/>
+              </w:rPr>
+            </w:pPr>
+            <w:r>
+              <w:rPr>
+                <w:rFonts w:ascii="Arial" w:hAnsi="Arial" w:cs="Arial"/>
+              </w:rPr>
+              <w:t>Tank</w:t>
+            </w:r>
+          </w:p>
+        </w:tc>
+        <w:tc>
+          <w:tcPr>
+            <w:tcW w:w="1170" w:type="dxa"/>
+            <w:vAlign w:val="center"/>
+          </w:tcPr>
+          <w:p>
+            <w:pPr>
+              <w:jc w:val="center"/>
+              <w:rPr>
+                <w:rFonts w:ascii="Arial" w:hAnsi="Arial" w:cs="Arial"/>
+              </w:rPr>
+            </w:pPr>
+            <w:r>
+              <w:rPr>
+                <w:rFonts w:ascii="Arial" w:hAnsi="Arial" w:cs="Arial"/>
+              </w:rPr>
+              <w:t>1.345</w:t>
+            </w:r>
+          </w:p>
+        </w:tc>
+        <w:tc>
+          <w:tcPr>
+            <w:tcW w:w="990" w:type="dxa"/>
+            <w:vAlign w:val="center"/>
+          </w:tcPr>
+          <w:p>
+            <w:pPr>
+              <w:jc w:val="center"/>
+              <w:rPr>
+                <w:rFonts w:ascii="Arial" w:hAnsi="Arial" w:cs="Arial"/>
+              </w:rPr>
+            </w:pPr>
+            <w:r>
+              <w:rPr>
+                <w:rFonts w:ascii="Arial" w:hAnsi="Arial" w:cs="Arial"/>
+              </w:rPr>
+              <w:t>0.572</w:t>
+            </w:r>
+          </w:p>
+        </w:tc>
+        <w:tc>
+          <w:tcPr>
+            <w:tcW w:w="1080" w:type="dxa"/>
+          </w:tcPr>
+          <w:p>
+            <w:pPr>
+              <w:jc w:val="center"/>
+              <w:rPr>
+                <w:rFonts w:ascii="Arial" w:hAnsi="Arial" w:cs="Arial"/>
+              </w:rPr>
+            </w:pPr>
+            <w:r>
+              <w:rPr>
+                <w:rFonts w:ascii="Arial" w:hAnsi="Arial" w:cs="Arial"/>
+              </w:rPr>
+              <w:t>---</w:t>
+            </w:r>
+          </w:p>
+        </w:tc>
+        <w:tc>
+          <w:tcPr>
+            <w:tcW w:w="990" w:type="dxa"/>
+            <w:vAlign w:val="center"/>
+          </w:tcPr>
+          <w:p>
+            <w:pPr>
+              <w:jc w:val="center"/>
+              <w:rPr>
+                <w:rFonts w:ascii="Arial" w:hAnsi="Arial" w:cs="Arial"/>
+              </w:rPr>
+            </w:pPr>
+            <w:r>
+              <w:rPr>
+                <w:rFonts w:ascii="Arial" w:hAnsi="Arial" w:cs="Arial"/>
+              </w:rPr>
+              <w:t>2.351</w:t>
+            </w:r>
+          </w:p>
+        </w:tc>
+        <w:tc>
+          <w:tcPr>
+            <w:tcW w:w="1080" w:type="dxa"/>
+            <w:vAlign w:val="center"/>
+          </w:tcPr>
+          <w:p>
+            <w:pPr>
+              <w:jc w:val="center"/>
+              <w:rPr>
+                <w:rFonts w:ascii="Arial" w:hAnsi="Arial" w:cs="Arial"/>
+                <w:b/>
+                <w:bCs/>
+              </w:rPr>
+            </w:pPr>
+            <w:r>
+              <w:rPr>
+                <w:rFonts w:ascii="Arial" w:hAnsi="Arial" w:cs="Arial"/>
+                <w:b/>
+                <w:bCs/>
+              </w:rPr>
+              <w:t>0.019</w:t>
+            </w:r>
           </w:p>
         </w:tc>
       </w:tr>
@@ -12403,6 +14254,7 @@
               <w:rPr>
                 <w:rFonts w:ascii="Arial" w:hAnsi="Arial" w:cs="Arial"/>
               </w:rPr>
+              <w:lastRenderedPageBreak/>
               <w:t>Condition Index</w:t>
             </w:r>
           </w:p>
@@ -12426,6 +14278,7 @@
                 <w:sz w:val="18"/>
                 <w:szCs w:val="18"/>
               </w:rPr>
+              <w:lastRenderedPageBreak/>
               <w:t>SH Temp</w:t>
             </w:r>
           </w:p>
@@ -13330,7 +15183,6 @@
           <w:sz w:val="28"/>
           <w:szCs w:val="28"/>
         </w:rPr>
-        <w:lastRenderedPageBreak/>
         <w:t>TABLE X</w:t>
       </w:r>
       <w:r>
@@ -13444,8 +15296,8 @@
         <w:gridCol w:w="1134"/>
         <w:gridCol w:w="852"/>
         <w:gridCol w:w="762"/>
-        <w:gridCol w:w="885"/>
-        <w:gridCol w:w="949"/>
+        <w:gridCol w:w="1029"/>
+        <w:gridCol w:w="805"/>
       </w:tblGrid>
       <w:tr>
         <w:trPr>
@@ -13621,7 +15473,7 @@
         </w:tc>
         <w:tc>
           <w:tcPr>
-            <w:tcW w:w="885" w:type="dxa"/>
+            <w:tcW w:w="1029" w:type="dxa"/>
             <w:vAlign w:val="center"/>
           </w:tcPr>
           <w:p>
@@ -13647,7 +15499,7 @@
         </w:tc>
         <w:tc>
           <w:tcPr>
-            <w:tcW w:w="949" w:type="dxa"/>
+            <w:tcW w:w="805" w:type="dxa"/>
             <w:vAlign w:val="center"/>
           </w:tcPr>
           <w:p>
@@ -13860,7 +15712,7 @@
         </w:tc>
         <w:tc>
           <w:tcPr>
-            <w:tcW w:w="885" w:type="dxa"/>
+            <w:tcW w:w="1029" w:type="dxa"/>
             <w:vAlign w:val="center"/>
           </w:tcPr>
           <w:p>
@@ -13889,7 +15741,7 @@
         </w:tc>
         <w:tc>
           <w:tcPr>
-            <w:tcW w:w="949" w:type="dxa"/>
+            <w:tcW w:w="805" w:type="dxa"/>
             <w:vAlign w:val="center"/>
           </w:tcPr>
           <w:p>
@@ -14090,7 +15942,7 @@
         </w:tc>
         <w:tc>
           <w:tcPr>
-            <w:tcW w:w="885" w:type="dxa"/>
+            <w:tcW w:w="1029" w:type="dxa"/>
             <w:vAlign w:val="center"/>
           </w:tcPr>
           <w:p>
@@ -14126,7 +15978,7 @@
         </w:tc>
         <w:tc>
           <w:tcPr>
-            <w:tcW w:w="949" w:type="dxa"/>
+            <w:tcW w:w="805" w:type="dxa"/>
             <w:vAlign w:val="center"/>
           </w:tcPr>
           <w:p>
@@ -14149,7 +16001,14 @@
                 <w:rFonts w:ascii="Arial" w:hAnsi="Arial" w:cs="Arial"/>
                 <w:color w:val="000000" w:themeColor="text1"/>
               </w:rPr>
-              <w:t>9968</w:t>
+              <w:t>99</w:t>
+            </w:r>
+            <w:r>
+              <w:rPr>
+                <w:rFonts w:ascii="Arial" w:hAnsi="Arial" w:cs="Arial"/>
+                <w:color w:val="000000" w:themeColor="text1"/>
+              </w:rPr>
+              <w:t>7</w:t>
             </w:r>
           </w:p>
         </w:tc>
@@ -14337,7 +16196,7 @@
         </w:tc>
         <w:tc>
           <w:tcPr>
-            <w:tcW w:w="885" w:type="dxa"/>
+            <w:tcW w:w="1029" w:type="dxa"/>
             <w:vAlign w:val="center"/>
           </w:tcPr>
           <w:p>
@@ -14380,7 +16239,7 @@
         </w:tc>
         <w:tc>
           <w:tcPr>
-            <w:tcW w:w="949" w:type="dxa"/>
+            <w:tcW w:w="805" w:type="dxa"/>
             <w:vAlign w:val="center"/>
           </w:tcPr>
           <w:p>
@@ -14403,7 +16262,14 @@
                 <w:rFonts w:ascii="Arial" w:hAnsi="Arial" w:cs="Arial"/>
                 <w:color w:val="000000" w:themeColor="text1"/>
               </w:rPr>
-              <w:t>6787</w:t>
+              <w:t>67</w:t>
+            </w:r>
+            <w:r>
+              <w:rPr>
+                <w:rFonts w:ascii="Arial" w:hAnsi="Arial" w:cs="Arial"/>
+                <w:color w:val="000000" w:themeColor="text1"/>
+              </w:rPr>
+              <w:t>9</w:t>
             </w:r>
           </w:p>
         </w:tc>
@@ -14597,7 +16463,7 @@
         </w:tc>
         <w:tc>
           <w:tcPr>
-            <w:tcW w:w="885" w:type="dxa"/>
+            <w:tcW w:w="1029" w:type="dxa"/>
             <w:vAlign w:val="center"/>
           </w:tcPr>
           <w:p>
@@ -14626,7 +16492,7 @@
         </w:tc>
         <w:tc>
           <w:tcPr>
-            <w:tcW w:w="949" w:type="dxa"/>
+            <w:tcW w:w="805" w:type="dxa"/>
             <w:vAlign w:val="center"/>
           </w:tcPr>
           <w:p>
@@ -14649,7 +16515,14 @@
                 <w:rFonts w:ascii="Arial" w:hAnsi="Arial" w:cs="Arial"/>
                 <w:color w:val="000000" w:themeColor="text1"/>
               </w:rPr>
-              <w:t>.0966</w:t>
+              <w:t>.09</w:t>
+            </w:r>
+            <w:r>
+              <w:rPr>
+                <w:rFonts w:ascii="Arial" w:hAnsi="Arial" w:cs="Arial"/>
+                <w:color w:val="000000" w:themeColor="text1"/>
+              </w:rPr>
+              <w:t>7</w:t>
             </w:r>
           </w:p>
         </w:tc>
@@ -14695,6 +16568,26 @@
               </w:rPr>
               <w:t>Condition Index</w:t>
             </w:r>
+            <w:r>
+              <w:rPr>
+                <w:rFonts w:ascii="Arial" w:hAnsi="Arial" w:cs="Arial"/>
+              </w:rPr>
+              <w:br/>
+            </w:r>
+            <w:r>
+              <w:rPr>
+                <w:rFonts w:ascii="Arial" w:hAnsi="Arial" w:cs="Arial"/>
+              </w:rPr>
+              <w:br/>
+            </w:r>
+            <w:r>
+              <w:rPr>
+                <w:rFonts w:ascii="Arial" w:hAnsi="Arial" w:cs="Arial"/>
+                <w:i/>
+                <w:iCs/>
+              </w:rPr>
+              <w:t>* Z ratio</w:t>
+            </w:r>
           </w:p>
         </w:tc>
         <w:tc>
@@ -14729,6 +16622,24 @@
                 <w:rFonts w:ascii="Arial" w:hAnsi="Arial" w:cs="Arial"/>
               </w:rPr>
             </w:pPr>
+            <w:r>
+              <w:rPr>
+                <w:rFonts w:ascii="Arial" w:hAnsi="Arial" w:cs="Arial"/>
+              </w:rPr>
+              <w:t xml:space="preserve">15˚C v. </w:t>
+            </w:r>
+            <w:r>
+              <w:rPr>
+                <w:rFonts w:ascii="Arial" w:hAnsi="Arial" w:cs="Arial"/>
+              </w:rPr>
+              <w:t>21</w:t>
+            </w:r>
+            <w:r>
+              <w:rPr>
+                <w:rFonts w:ascii="Arial" w:hAnsi="Arial" w:cs="Arial"/>
+              </w:rPr>
+              <w:t>˚C</w:t>
+            </w:r>
           </w:p>
         </w:tc>
         <w:tc>
@@ -14744,6 +16655,13 @@
                 <w:color w:val="000000" w:themeColor="text1"/>
               </w:rPr>
             </w:pPr>
+            <w:r>
+              <w:rPr>
+                <w:rFonts w:ascii="Arial" w:hAnsi="Arial" w:cs="Arial"/>
+                <w:color w:val="000000" w:themeColor="text1"/>
+              </w:rPr>
+              <w:t>0.999</w:t>
+            </w:r>
           </w:p>
         </w:tc>
         <w:tc>
@@ -14759,12 +16677,18 @@
                 <w:color w:val="000000" w:themeColor="text1"/>
               </w:rPr>
             </w:pPr>
+            <w:r>
+              <w:rPr>
+                <w:rFonts w:ascii="Arial" w:hAnsi="Arial" w:cs="Arial"/>
+                <w:color w:val="000000" w:themeColor="text1"/>
+              </w:rPr>
+              <w:t>0.399</w:t>
+            </w:r>
           </w:p>
         </w:tc>
         <w:tc>
           <w:tcPr>
             <w:tcW w:w="762" w:type="dxa"/>
-            <w:vAlign w:val="center"/>
           </w:tcPr>
           <w:p>
             <w:pPr>
@@ -14774,11 +16698,17 @@
                 <w:color w:val="000000" w:themeColor="text1"/>
               </w:rPr>
             </w:pPr>
-          </w:p>
-        </w:tc>
-        <w:tc>
-          <w:tcPr>
-            <w:tcW w:w="885" w:type="dxa"/>
+            <w:r>
+              <w:rPr>
+                <w:rFonts w:ascii="Arial" w:hAnsi="Arial" w:cs="Arial"/>
+              </w:rPr>
+              <w:t>---</w:t>
+            </w:r>
+          </w:p>
+        </w:tc>
+        <w:tc>
+          <w:tcPr>
+            <w:tcW w:w="1029" w:type="dxa"/>
             <w:vAlign w:val="center"/>
           </w:tcPr>
           <w:p>
@@ -14789,21 +16719,46 @@
                 <w:color w:val="000000" w:themeColor="text1"/>
               </w:rPr>
             </w:pPr>
-          </w:p>
-        </w:tc>
-        <w:tc>
-          <w:tcPr>
-            <w:tcW w:w="949" w:type="dxa"/>
-            <w:vAlign w:val="center"/>
-          </w:tcPr>
-          <w:p>
-            <w:pPr>
-              <w:jc w:val="center"/>
+            <w:r>
               <w:rPr>
                 <w:rFonts w:ascii="Arial" w:hAnsi="Arial" w:cs="Arial"/>
                 <w:color w:val="000000" w:themeColor="text1"/>
               </w:rPr>
-            </w:pPr>
+              <w:t>2.502</w:t>
+            </w:r>
+            <w:r>
+              <w:rPr>
+                <w:rFonts w:ascii="Arial" w:hAnsi="Arial" w:cs="Arial"/>
+                <w:color w:val="000000" w:themeColor="text1"/>
+              </w:rPr>
+              <w:t>*</w:t>
+            </w:r>
+          </w:p>
+        </w:tc>
+        <w:tc>
+          <w:tcPr>
+            <w:tcW w:w="805" w:type="dxa"/>
+            <w:vAlign w:val="center"/>
+          </w:tcPr>
+          <w:p>
+            <w:pPr>
+              <w:jc w:val="center"/>
+              <w:rPr>
+                <w:rFonts w:ascii="Arial" w:hAnsi="Arial" w:cs="Arial"/>
+                <w:b/>
+                <w:bCs/>
+                <w:color w:val="000000" w:themeColor="text1"/>
+              </w:rPr>
+            </w:pPr>
+            <w:r>
+              <w:rPr>
+                <w:rFonts w:ascii="Arial" w:hAnsi="Arial" w:cs="Arial"/>
+                <w:b/>
+                <w:bCs/>
+                <w:color w:val="000000" w:themeColor="text1"/>
+              </w:rPr>
+              <w:t>0.012</w:t>
+            </w:r>
           </w:p>
         </w:tc>
       </w:tr>
@@ -14888,6 +16843,24 @@
                 <w:rFonts w:ascii="Arial" w:hAnsi="Arial" w:cs="Arial"/>
               </w:rPr>
             </w:pPr>
+            <w:r>
+              <w:rPr>
+                <w:rFonts w:ascii="Arial" w:hAnsi="Arial" w:cs="Arial"/>
+              </w:rPr>
+              <w:t xml:space="preserve">15˚C v. </w:t>
+            </w:r>
+            <w:r>
+              <w:rPr>
+                <w:rFonts w:ascii="Arial" w:hAnsi="Arial" w:cs="Arial"/>
+              </w:rPr>
+              <w:t>21</w:t>
+            </w:r>
+            <w:r>
+              <w:rPr>
+                <w:rFonts w:ascii="Arial" w:hAnsi="Arial" w:cs="Arial"/>
+              </w:rPr>
+              <w:t>˚C</w:t>
+            </w:r>
           </w:p>
         </w:tc>
         <w:tc>
@@ -14903,6 +16876,13 @@
                 <w:color w:val="000000" w:themeColor="text1"/>
               </w:rPr>
             </w:pPr>
+            <w:r>
+              <w:rPr>
+                <w:rFonts w:ascii="Arial" w:hAnsi="Arial" w:cs="Arial"/>
+                <w:color w:val="000000" w:themeColor="text1"/>
+              </w:rPr>
+              <w:t>1.094</w:t>
+            </w:r>
           </w:p>
         </w:tc>
         <w:tc>
@@ -14918,12 +16898,18 @@
                 <w:color w:val="000000" w:themeColor="text1"/>
               </w:rPr>
             </w:pPr>
+            <w:r>
+              <w:rPr>
+                <w:rFonts w:ascii="Arial" w:hAnsi="Arial" w:cs="Arial"/>
+                <w:color w:val="000000" w:themeColor="text1"/>
+              </w:rPr>
+              <w:t>0.433</w:t>
+            </w:r>
           </w:p>
         </w:tc>
         <w:tc>
           <w:tcPr>
             <w:tcW w:w="762" w:type="dxa"/>
-            <w:vAlign w:val="center"/>
           </w:tcPr>
           <w:p>
             <w:pPr>
@@ -14933,11 +16919,17 @@
                 <w:color w:val="000000" w:themeColor="text1"/>
               </w:rPr>
             </w:pPr>
-          </w:p>
-        </w:tc>
-        <w:tc>
-          <w:tcPr>
-            <w:tcW w:w="885" w:type="dxa"/>
+            <w:r>
+              <w:rPr>
+                <w:rFonts w:ascii="Arial" w:hAnsi="Arial" w:cs="Arial"/>
+              </w:rPr>
+              <w:t>---</w:t>
+            </w:r>
+          </w:p>
+        </w:tc>
+        <w:tc>
+          <w:tcPr>
+            <w:tcW w:w="1029" w:type="dxa"/>
             <w:vAlign w:val="center"/>
           </w:tcPr>
           <w:p>
@@ -14948,21 +16940,55 @@
                 <w:color w:val="000000" w:themeColor="text1"/>
               </w:rPr>
             </w:pPr>
-          </w:p>
-        </w:tc>
-        <w:tc>
-          <w:tcPr>
-            <w:tcW w:w="949" w:type="dxa"/>
-            <w:vAlign w:val="center"/>
-          </w:tcPr>
-          <w:p>
-            <w:pPr>
-              <w:jc w:val="center"/>
+            <w:r>
               <w:rPr>
                 <w:rFonts w:ascii="Arial" w:hAnsi="Arial" w:cs="Arial"/>
                 <w:color w:val="000000" w:themeColor="text1"/>
               </w:rPr>
-            </w:pPr>
+              <w:t>2.524</w:t>
+            </w:r>
+            <w:r>
+              <w:rPr>
+                <w:rFonts w:ascii="Arial" w:hAnsi="Arial" w:cs="Arial"/>
+                <w:color w:val="000000" w:themeColor="text1"/>
+              </w:rPr>
+              <w:t>*</w:t>
+            </w:r>
+          </w:p>
+        </w:tc>
+        <w:tc>
+          <w:tcPr>
+            <w:tcW w:w="805" w:type="dxa"/>
+            <w:vAlign w:val="center"/>
+          </w:tcPr>
+          <w:p>
+            <w:pPr>
+              <w:jc w:val="center"/>
+              <w:rPr>
+                <w:rFonts w:ascii="Arial" w:hAnsi="Arial" w:cs="Arial"/>
+                <w:b/>
+                <w:bCs/>
+                <w:color w:val="000000" w:themeColor="text1"/>
+              </w:rPr>
+            </w:pPr>
+            <w:r>
+              <w:rPr>
+                <w:rFonts w:ascii="Arial" w:hAnsi="Arial" w:cs="Arial"/>
+                <w:b/>
+                <w:bCs/>
+                <w:color w:val="000000" w:themeColor="text1"/>
+              </w:rPr>
+              <w:t>0.01</w:t>
+            </w:r>
+            <w:r>
+              <w:rPr>
+                <w:rFonts w:ascii="Arial" w:hAnsi="Arial" w:cs="Arial"/>
+                <w:b/>
+                <w:bCs/>
+                <w:color w:val="000000" w:themeColor="text1"/>
+              </w:rPr>
+              <w:t>2</w:t>
+            </w:r>
           </w:p>
         </w:tc>
       </w:tr>
@@ -15041,6 +17067,24 @@
                 <w:rFonts w:ascii="Arial" w:hAnsi="Arial" w:cs="Arial"/>
               </w:rPr>
             </w:pPr>
+            <w:r>
+              <w:rPr>
+                <w:rFonts w:ascii="Arial" w:hAnsi="Arial" w:cs="Arial"/>
+              </w:rPr>
+              <w:t xml:space="preserve">15˚C v. </w:t>
+            </w:r>
+            <w:r>
+              <w:rPr>
+                <w:rFonts w:ascii="Arial" w:hAnsi="Arial" w:cs="Arial"/>
+              </w:rPr>
+              <w:t>21</w:t>
+            </w:r>
+            <w:r>
+              <w:rPr>
+                <w:rFonts w:ascii="Arial" w:hAnsi="Arial" w:cs="Arial"/>
+              </w:rPr>
+              <w:t>˚C</w:t>
+            </w:r>
           </w:p>
         </w:tc>
         <w:tc>
@@ -15056,6 +17100,13 @@
                 <w:color w:val="000000" w:themeColor="text1"/>
               </w:rPr>
             </w:pPr>
+            <w:r>
+              <w:rPr>
+                <w:rFonts w:ascii="Arial" w:hAnsi="Arial" w:cs="Arial"/>
+                <w:color w:val="000000" w:themeColor="text1"/>
+              </w:rPr>
+              <w:t>0.473</w:t>
+            </w:r>
           </w:p>
         </w:tc>
         <w:tc>
@@ -15071,12 +17122,18 @@
                 <w:color w:val="000000" w:themeColor="text1"/>
               </w:rPr>
             </w:pPr>
+            <w:r>
+              <w:rPr>
+                <w:rFonts w:ascii="Arial" w:hAnsi="Arial" w:cs="Arial"/>
+                <w:color w:val="000000" w:themeColor="text1"/>
+              </w:rPr>
+              <w:t>0.427</w:t>
+            </w:r>
           </w:p>
         </w:tc>
         <w:tc>
           <w:tcPr>
             <w:tcW w:w="762" w:type="dxa"/>
-            <w:vAlign w:val="center"/>
           </w:tcPr>
           <w:p>
             <w:pPr>
@@ -15086,11 +17143,17 @@
                 <w:color w:val="000000" w:themeColor="text1"/>
               </w:rPr>
             </w:pPr>
-          </w:p>
-        </w:tc>
-        <w:tc>
-          <w:tcPr>
-            <w:tcW w:w="885" w:type="dxa"/>
+            <w:r>
+              <w:rPr>
+                <w:rFonts w:ascii="Arial" w:hAnsi="Arial" w:cs="Arial"/>
+              </w:rPr>
+              <w:t>---</w:t>
+            </w:r>
+          </w:p>
+        </w:tc>
+        <w:tc>
+          <w:tcPr>
+            <w:tcW w:w="1029" w:type="dxa"/>
             <w:vAlign w:val="center"/>
           </w:tcPr>
           <w:p>
@@ -15101,21 +17164,42 @@
                 <w:color w:val="000000" w:themeColor="text1"/>
               </w:rPr>
             </w:pPr>
-          </w:p>
-        </w:tc>
-        <w:tc>
-          <w:tcPr>
-            <w:tcW w:w="949" w:type="dxa"/>
-            <w:vAlign w:val="center"/>
-          </w:tcPr>
-          <w:p>
-            <w:pPr>
-              <w:jc w:val="center"/>
+            <w:r>
               <w:rPr>
                 <w:rFonts w:ascii="Arial" w:hAnsi="Arial" w:cs="Arial"/>
                 <w:color w:val="000000" w:themeColor="text1"/>
               </w:rPr>
-            </w:pPr>
+              <w:t>1.109</w:t>
+            </w:r>
+            <w:r>
+              <w:rPr>
+                <w:rFonts w:ascii="Arial" w:hAnsi="Arial" w:cs="Arial"/>
+                <w:color w:val="000000" w:themeColor="text1"/>
+              </w:rPr>
+              <w:t>*</w:t>
+            </w:r>
+          </w:p>
+        </w:tc>
+        <w:tc>
+          <w:tcPr>
+            <w:tcW w:w="805" w:type="dxa"/>
+            <w:vAlign w:val="center"/>
+          </w:tcPr>
+          <w:p>
+            <w:pPr>
+              <w:jc w:val="center"/>
+              <w:rPr>
+                <w:rFonts w:ascii="Arial" w:hAnsi="Arial" w:cs="Arial"/>
+                <w:color w:val="000000" w:themeColor="text1"/>
+              </w:rPr>
+            </w:pPr>
+            <w:r>
+              <w:rPr>
+                <w:rFonts w:ascii="Arial" w:hAnsi="Arial" w:cs="Arial"/>
+                <w:color w:val="000000" w:themeColor="text1"/>
+              </w:rPr>
+              <w:t>0.267</w:t>
+            </w:r>
           </w:p>
         </w:tc>
       </w:tr>
@@ -15194,6 +17278,36 @@
                 <w:rFonts w:ascii="Arial" w:hAnsi="Arial" w:cs="Arial"/>
               </w:rPr>
             </w:pPr>
+            <w:r>
+              <w:rPr>
+                <w:rFonts w:ascii="Arial" w:hAnsi="Arial" w:cs="Arial"/>
+              </w:rPr>
+              <w:t>1</w:t>
+            </w:r>
+            <w:r>
+              <w:rPr>
+                <w:rFonts w:ascii="Arial" w:hAnsi="Arial" w:cs="Arial"/>
+              </w:rPr>
+              <w:t>5</w:t>
+            </w:r>
+            <w:r>
+              <w:rPr>
+                <w:rFonts w:ascii="Arial" w:hAnsi="Arial" w:cs="Arial"/>
+              </w:rPr>
+              <w:t xml:space="preserve">˚C v. </w:t>
+            </w:r>
+            <w:r>
+              <w:rPr>
+                <w:rFonts w:ascii="Arial" w:hAnsi="Arial" w:cs="Arial"/>
+              </w:rPr>
+              <w:t>2</w:t>
+            </w:r>
+            <w:r>
+              <w:rPr>
+                <w:rFonts w:ascii="Arial" w:hAnsi="Arial" w:cs="Arial"/>
+              </w:rPr>
+              <w:t>1˚C</w:t>
+            </w:r>
           </w:p>
         </w:tc>
         <w:tc>
@@ -15209,6 +17323,13 @@
                 <w:color w:val="000000" w:themeColor="text1"/>
               </w:rPr>
             </w:pPr>
+            <w:r>
+              <w:rPr>
+                <w:rFonts w:ascii="Arial" w:hAnsi="Arial" w:cs="Arial"/>
+                <w:color w:val="000000" w:themeColor="text1"/>
+              </w:rPr>
+              <w:t>0.346</w:t>
+            </w:r>
           </w:p>
         </w:tc>
         <w:tc>
@@ -15224,12 +17345,18 @@
                 <w:color w:val="000000" w:themeColor="text1"/>
               </w:rPr>
             </w:pPr>
+            <w:r>
+              <w:rPr>
+                <w:rFonts w:ascii="Arial" w:hAnsi="Arial" w:cs="Arial"/>
+                <w:color w:val="000000" w:themeColor="text1"/>
+              </w:rPr>
+              <w:t>0.409</w:t>
+            </w:r>
           </w:p>
         </w:tc>
         <w:tc>
           <w:tcPr>
             <w:tcW w:w="762" w:type="dxa"/>
-            <w:vAlign w:val="center"/>
           </w:tcPr>
           <w:p>
             <w:pPr>
@@ -15239,11 +17366,17 @@
                 <w:color w:val="000000" w:themeColor="text1"/>
               </w:rPr>
             </w:pPr>
-          </w:p>
-        </w:tc>
-        <w:tc>
-          <w:tcPr>
-            <w:tcW w:w="885" w:type="dxa"/>
+            <w:r>
+              <w:rPr>
+                <w:rFonts w:ascii="Arial" w:hAnsi="Arial" w:cs="Arial"/>
+              </w:rPr>
+              <w:t>---</w:t>
+            </w:r>
+          </w:p>
+        </w:tc>
+        <w:tc>
+          <w:tcPr>
+            <w:tcW w:w="1029" w:type="dxa"/>
             <w:vAlign w:val="center"/>
           </w:tcPr>
           <w:p>
@@ -15254,21 +17387,42 @@
                 <w:color w:val="000000" w:themeColor="text1"/>
               </w:rPr>
             </w:pPr>
-          </w:p>
-        </w:tc>
-        <w:tc>
-          <w:tcPr>
-            <w:tcW w:w="949" w:type="dxa"/>
-            <w:vAlign w:val="center"/>
-          </w:tcPr>
-          <w:p>
-            <w:pPr>
-              <w:jc w:val="center"/>
+            <w:r>
               <w:rPr>
                 <w:rFonts w:ascii="Arial" w:hAnsi="Arial" w:cs="Arial"/>
                 <w:color w:val="000000" w:themeColor="text1"/>
               </w:rPr>
-            </w:pPr>
+              <w:t>-0.845</w:t>
+            </w:r>
+            <w:r>
+              <w:rPr>
+                <w:rFonts w:ascii="Arial" w:hAnsi="Arial" w:cs="Arial"/>
+                <w:color w:val="000000" w:themeColor="text1"/>
+              </w:rPr>
+              <w:t>*</w:t>
+            </w:r>
+          </w:p>
+        </w:tc>
+        <w:tc>
+          <w:tcPr>
+            <w:tcW w:w="805" w:type="dxa"/>
+            <w:vAlign w:val="center"/>
+          </w:tcPr>
+          <w:p>
+            <w:pPr>
+              <w:jc w:val="center"/>
+              <w:rPr>
+                <w:rFonts w:ascii="Arial" w:hAnsi="Arial" w:cs="Arial"/>
+                <w:color w:val="000000" w:themeColor="text1"/>
+              </w:rPr>
+            </w:pPr>
+            <w:r>
+              <w:rPr>
+                <w:rFonts w:ascii="Arial" w:hAnsi="Arial" w:cs="Arial"/>
+                <w:color w:val="000000" w:themeColor="text1"/>
+              </w:rPr>
+              <w:t>0.398</w:t>
+            </w:r>
           </w:p>
         </w:tc>
       </w:tr>
@@ -15437,7 +17591,7 @@
         </w:tc>
         <w:tc>
           <w:tcPr>
-            <w:tcW w:w="885" w:type="dxa"/>
+            <w:tcW w:w="1029" w:type="dxa"/>
             <w:vAlign w:val="center"/>
           </w:tcPr>
           <w:p>
@@ -15459,7 +17613,7 @@
         </w:tc>
         <w:tc>
           <w:tcPr>
-            <w:tcW w:w="949" w:type="dxa"/>
+            <w:tcW w:w="805" w:type="dxa"/>
             <w:vAlign w:val="center"/>
           </w:tcPr>
           <w:p>
@@ -15639,7 +17793,7 @@
         </w:tc>
         <w:tc>
           <w:tcPr>
-            <w:tcW w:w="885" w:type="dxa"/>
+            <w:tcW w:w="1029" w:type="dxa"/>
             <w:vAlign w:val="center"/>
           </w:tcPr>
           <w:p>
@@ -15661,7 +17815,7 @@
         </w:tc>
         <w:tc>
           <w:tcPr>
-            <w:tcW w:w="949" w:type="dxa"/>
+            <w:tcW w:w="805" w:type="dxa"/>
             <w:vAlign w:val="center"/>
           </w:tcPr>
           <w:p>
@@ -15839,7 +17993,7 @@
         </w:tc>
         <w:tc>
           <w:tcPr>
-            <w:tcW w:w="885" w:type="dxa"/>
+            <w:tcW w:w="1029" w:type="dxa"/>
             <w:vAlign w:val="center"/>
           </w:tcPr>
           <w:p>
@@ -15861,7 +18015,7 @@
         </w:tc>
         <w:tc>
           <w:tcPr>
-            <w:tcW w:w="949" w:type="dxa"/>
+            <w:tcW w:w="805" w:type="dxa"/>
             <w:vAlign w:val="center"/>
           </w:tcPr>
           <w:p>
@@ -16035,7 +18189,7 @@
         </w:tc>
         <w:tc>
           <w:tcPr>
-            <w:tcW w:w="885" w:type="dxa"/>
+            <w:tcW w:w="1029" w:type="dxa"/>
             <w:vAlign w:val="center"/>
           </w:tcPr>
           <w:p>
@@ -16057,7 +18211,7 @@
         </w:tc>
         <w:tc>
           <w:tcPr>
-            <w:tcW w:w="949" w:type="dxa"/>
+            <w:tcW w:w="805" w:type="dxa"/>
             <w:vAlign w:val="center"/>
           </w:tcPr>
           <w:p>
@@ -16206,7 +18360,7 @@
         </w:tc>
         <w:tc>
           <w:tcPr>
-            <w:tcW w:w="885" w:type="dxa"/>
+            <w:tcW w:w="1029" w:type="dxa"/>
             <w:vAlign w:val="center"/>
           </w:tcPr>
           <w:p>
@@ -16221,7 +18375,7 @@
         </w:tc>
         <w:tc>
           <w:tcPr>
-            <w:tcW w:w="949" w:type="dxa"/>
+            <w:tcW w:w="805" w:type="dxa"/>
             <w:vAlign w:val="center"/>
           </w:tcPr>
           <w:p>
@@ -16367,7 +18521,7 @@
         </w:tc>
         <w:tc>
           <w:tcPr>
-            <w:tcW w:w="885" w:type="dxa"/>
+            <w:tcW w:w="1029" w:type="dxa"/>
             <w:vAlign w:val="center"/>
           </w:tcPr>
           <w:p>
@@ -16382,7 +18536,7 @@
         </w:tc>
         <w:tc>
           <w:tcPr>
-            <w:tcW w:w="949" w:type="dxa"/>
+            <w:tcW w:w="805" w:type="dxa"/>
             <w:vAlign w:val="center"/>
           </w:tcPr>
           <w:p>
@@ -16522,7 +18676,7 @@
         </w:tc>
         <w:tc>
           <w:tcPr>
-            <w:tcW w:w="885" w:type="dxa"/>
+            <w:tcW w:w="1029" w:type="dxa"/>
             <w:vAlign w:val="center"/>
           </w:tcPr>
           <w:p>
@@ -16537,7 +18691,7 @@
         </w:tc>
         <w:tc>
           <w:tcPr>
-            <w:tcW w:w="949" w:type="dxa"/>
+            <w:tcW w:w="805" w:type="dxa"/>
             <w:vAlign w:val="center"/>
           </w:tcPr>
           <w:p>
@@ -16677,7 +18831,7 @@
         </w:tc>
         <w:tc>
           <w:tcPr>
-            <w:tcW w:w="885" w:type="dxa"/>
+            <w:tcW w:w="1029" w:type="dxa"/>
             <w:vAlign w:val="center"/>
           </w:tcPr>
           <w:p>
@@ -16692,7 +18846,7 @@
         </w:tc>
         <w:tc>
           <w:tcPr>
-            <w:tcW w:w="949" w:type="dxa"/>
+            <w:tcW w:w="805" w:type="dxa"/>
             <w:vAlign w:val="center"/>
           </w:tcPr>
           <w:p>
@@ -16868,7 +19022,7 @@
         </w:tc>
         <w:tc>
           <w:tcPr>
-            <w:tcW w:w="885" w:type="dxa"/>
+            <w:tcW w:w="1029" w:type="dxa"/>
             <w:vAlign w:val="center"/>
           </w:tcPr>
           <w:p>
@@ -16889,7 +19043,7 @@
         </w:tc>
         <w:tc>
           <w:tcPr>
-            <w:tcW w:w="949" w:type="dxa"/>
+            <w:tcW w:w="805" w:type="dxa"/>
             <w:vAlign w:val="center"/>
           </w:tcPr>
           <w:p>
@@ -17063,7 +19217,7 @@
         </w:tc>
         <w:tc>
           <w:tcPr>
-            <w:tcW w:w="885" w:type="dxa"/>
+            <w:tcW w:w="1029" w:type="dxa"/>
             <w:vAlign w:val="center"/>
           </w:tcPr>
           <w:p>
@@ -17084,7 +19238,7 @@
         </w:tc>
         <w:tc>
           <w:tcPr>
-            <w:tcW w:w="949" w:type="dxa"/>
+            <w:tcW w:w="805" w:type="dxa"/>
             <w:vAlign w:val="center"/>
           </w:tcPr>
           <w:p>
@@ -17252,7 +19406,7 @@
         </w:tc>
         <w:tc>
           <w:tcPr>
-            <w:tcW w:w="885" w:type="dxa"/>
+            <w:tcW w:w="1029" w:type="dxa"/>
             <w:vAlign w:val="center"/>
           </w:tcPr>
           <w:p>
@@ -17273,7 +19427,7 @@
         </w:tc>
         <w:tc>
           <w:tcPr>
-            <w:tcW w:w="949" w:type="dxa"/>
+            <w:tcW w:w="805" w:type="dxa"/>
             <w:vAlign w:val="center"/>
           </w:tcPr>
           <w:p>
@@ -17441,7 +19595,7 @@
         </w:tc>
         <w:tc>
           <w:tcPr>
-            <w:tcW w:w="885" w:type="dxa"/>
+            <w:tcW w:w="1029" w:type="dxa"/>
             <w:vAlign w:val="center"/>
           </w:tcPr>
           <w:p>
@@ -17462,7 +19616,7 @@
         </w:tc>
         <w:tc>
           <w:tcPr>
-            <w:tcW w:w="949" w:type="dxa"/>
+            <w:tcW w:w="805" w:type="dxa"/>
             <w:vAlign w:val="center"/>
           </w:tcPr>
           <w:p>
@@ -17606,7 +19760,7 @@
         </w:tc>
         <w:tc>
           <w:tcPr>
-            <w:tcW w:w="885" w:type="dxa"/>
+            <w:tcW w:w="1029" w:type="dxa"/>
             <w:vAlign w:val="center"/>
           </w:tcPr>
           <w:p>
@@ -17621,7 +19775,7 @@
         </w:tc>
         <w:tc>
           <w:tcPr>
-            <w:tcW w:w="949" w:type="dxa"/>
+            <w:tcW w:w="805" w:type="dxa"/>
             <w:vAlign w:val="center"/>
           </w:tcPr>
           <w:p>
@@ -17765,7 +19919,7 @@
         </w:tc>
         <w:tc>
           <w:tcPr>
-            <w:tcW w:w="885" w:type="dxa"/>
+            <w:tcW w:w="1029" w:type="dxa"/>
             <w:vAlign w:val="center"/>
           </w:tcPr>
           <w:p>
@@ -17780,7 +19934,7 @@
         </w:tc>
         <w:tc>
           <w:tcPr>
-            <w:tcW w:w="949" w:type="dxa"/>
+            <w:tcW w:w="805" w:type="dxa"/>
             <w:vAlign w:val="center"/>
           </w:tcPr>
           <w:p>
@@ -17918,7 +20072,7 @@
         </w:tc>
         <w:tc>
           <w:tcPr>
-            <w:tcW w:w="885" w:type="dxa"/>
+            <w:tcW w:w="1029" w:type="dxa"/>
             <w:vAlign w:val="center"/>
           </w:tcPr>
           <w:p>
@@ -17933,7 +20087,7 @@
         </w:tc>
         <w:tc>
           <w:tcPr>
-            <w:tcW w:w="949" w:type="dxa"/>
+            <w:tcW w:w="805" w:type="dxa"/>
             <w:vAlign w:val="center"/>
           </w:tcPr>
           <w:p>
@@ -18071,7 +20225,7 @@
         </w:tc>
         <w:tc>
           <w:tcPr>
-            <w:tcW w:w="885" w:type="dxa"/>
+            <w:tcW w:w="1029" w:type="dxa"/>
             <w:vAlign w:val="center"/>
           </w:tcPr>
           <w:p>
@@ -18086,7 +20240,7 @@
         </w:tc>
         <w:tc>
           <w:tcPr>
-            <w:tcW w:w="949" w:type="dxa"/>
+            <w:tcW w:w="805" w:type="dxa"/>
             <w:vAlign w:val="center"/>
           </w:tcPr>
           <w:p>

--- a/writing/Chapter 1.docx
+++ b/writing/Chapter 1.docx
@@ -41,7 +41,27 @@
           <w:sz w:val="28"/>
           <w:szCs w:val="28"/>
         </w:rPr>
-        <w:t xml:space="preserve">March 29 – X </w:t>
+        <w:t xml:space="preserve">March 29 – </w:t>
+      </w:r>
+      <w:r>
+        <w:rPr>
+          <w:rFonts w:ascii="Arial" w:hAnsi="Arial" w:cs="Arial"/>
+          <w:b/>
+          <w:bCs/>
+          <w:sz w:val="28"/>
+          <w:szCs w:val="28"/>
+        </w:rPr>
+        <w:t>969</w:t>
+      </w:r>
+      <w:r>
+        <w:rPr>
+          <w:rFonts w:ascii="Arial" w:hAnsi="Arial" w:cs="Arial"/>
+          <w:b/>
+          <w:bCs/>
+          <w:sz w:val="28"/>
+          <w:szCs w:val="28"/>
+        </w:rPr>
+        <w:t xml:space="preserve"> words (as of 4:51pm)</w:t>
       </w:r>
     </w:p>
     <w:p>
@@ -5109,7 +5129,21 @@
           <w:rFonts w:ascii="Arial" w:hAnsi="Arial" w:cs="Arial"/>
           <w:color w:val="7030A0"/>
         </w:rPr>
-        <w:t>% smaller oysters that were fully submerged (</w:t>
+        <w:t>% smaller</w:t>
+      </w:r>
+      <w:r>
+        <w:rPr>
+          <w:rFonts w:ascii="Arial" w:hAnsi="Arial" w:cs="Arial"/>
+          <w:color w:val="7030A0"/>
+        </w:rPr>
+        <w:t xml:space="preserve"> than</w:t>
+      </w:r>
+      <w:r>
+        <w:rPr>
+          <w:rFonts w:ascii="Arial" w:hAnsi="Arial" w:cs="Arial"/>
+          <w:color w:val="7030A0"/>
+        </w:rPr>
+        <w:t xml:space="preserve"> oysters that were fully submerged (</w:t>
       </w:r>
       <w:r>
         <w:rPr>
@@ -5201,36 +5235,1148 @@
         </w:rPr>
         <w:t xml:space="preserve">-- </w:t>
       </w:r>
+      <w:r>
+        <w:rPr>
+          <w:rFonts w:ascii="Arial" w:hAnsi="Arial" w:cs="Arial"/>
+          <w:color w:val="7030A0"/>
+        </w:rPr>
+        <w:t>Stress hardening</w:t>
+      </w:r>
+      <w:r>
+        <w:rPr>
+          <w:rFonts w:ascii="Arial" w:hAnsi="Arial" w:cs="Arial"/>
+          <w:color w:val="7030A0"/>
+        </w:rPr>
+        <w:t xml:space="preserve"> temperature </w:t>
+      </w:r>
+      <w:r>
+        <w:rPr>
+          <w:rFonts w:ascii="Arial" w:hAnsi="Arial" w:cs="Arial"/>
+          <w:color w:val="7030A0"/>
+        </w:rPr>
+        <w:t>(</w:t>
+      </w:r>
+      <w:r>
+        <w:rPr>
+          <w:rFonts w:ascii="Arial" w:hAnsi="Arial" w:cs="Arial"/>
+          <w:i/>
+          <w:iCs/>
+          <w:color w:val="7030A0"/>
+        </w:rPr>
+        <w:t>P</w:t>
+      </w:r>
+      <w:r>
+        <w:rPr>
+          <w:rFonts w:ascii="Arial" w:hAnsi="Arial" w:cs="Arial"/>
+          <w:color w:val="7030A0"/>
+        </w:rPr>
+        <w:t xml:space="preserve"> </w:t>
+      </w:r>
+      <w:r>
+        <w:rPr>
+          <w:rFonts w:ascii="Arial" w:hAnsi="Arial" w:cs="Arial"/>
+          <w:color w:val="7030A0"/>
+        </w:rPr>
+        <w:t>=</w:t>
+      </w:r>
+      <w:r>
+        <w:rPr>
+          <w:rFonts w:ascii="Arial" w:hAnsi="Arial" w:cs="Arial"/>
+          <w:color w:val="7030A0"/>
+        </w:rPr>
+        <w:t xml:space="preserve"> 0.0</w:t>
+      </w:r>
+      <w:r>
+        <w:rPr>
+          <w:rFonts w:ascii="Arial" w:hAnsi="Arial" w:cs="Arial"/>
+          <w:color w:val="7030A0"/>
+        </w:rPr>
+        <w:t xml:space="preserve">12, </w:t>
+      </w:r>
+      <w:r>
+        <w:rPr>
+          <w:rFonts w:ascii="Arial" w:hAnsi="Arial" w:cs="Arial"/>
+          <w:color w:val="7030A0"/>
+        </w:rPr>
+        <w:t xml:space="preserve">Table </w:t>
+      </w:r>
+      <w:r>
+        <w:rPr>
+          <w:rFonts w:ascii="Arial" w:hAnsi="Arial" w:cs="Arial"/>
+          <w:b/>
+          <w:bCs/>
+          <w:color w:val="7030A0"/>
+        </w:rPr>
+        <w:t>GROWTH</w:t>
+      </w:r>
+      <w:r>
+        <w:rPr>
+          <w:rFonts w:ascii="Arial" w:hAnsi="Arial" w:cs="Arial"/>
+          <w:color w:val="7030A0"/>
+        </w:rPr>
+        <w:t>)</w:t>
+      </w:r>
+      <w:r>
+        <w:rPr>
+          <w:rFonts w:ascii="Arial" w:hAnsi="Arial" w:cs="Arial"/>
+          <w:color w:val="7030A0"/>
+        </w:rPr>
+        <w:t xml:space="preserve"> influenced</w:t>
+      </w:r>
+      <w:r>
+        <w:rPr>
+          <w:rFonts w:ascii="Arial" w:hAnsi="Arial" w:cs="Arial"/>
+          <w:color w:val="7030A0"/>
+        </w:rPr>
+        <w:t xml:space="preserve"> </w:t>
+      </w:r>
+      <w:r>
+        <w:rPr>
+          <w:rFonts w:ascii="Arial" w:hAnsi="Arial" w:cs="Arial"/>
+          <w:i/>
+          <w:iCs/>
+          <w:color w:val="7030A0"/>
+        </w:rPr>
+        <w:t>O. lurida</w:t>
+      </w:r>
+      <w:r>
+        <w:rPr>
+          <w:rFonts w:ascii="Arial" w:hAnsi="Arial" w:cs="Arial"/>
+          <w:color w:val="7030A0"/>
+        </w:rPr>
+        <w:t xml:space="preserve"> </w:t>
+      </w:r>
+      <w:r>
+        <w:rPr>
+          <w:rFonts w:ascii="Arial" w:hAnsi="Arial" w:cs="Arial"/>
+          <w:color w:val="7030A0"/>
+        </w:rPr>
+        <w:t>CI</w:t>
+      </w:r>
+      <w:r>
+        <w:rPr>
+          <w:rFonts w:ascii="Arial" w:hAnsi="Arial" w:cs="Arial"/>
+          <w:color w:val="7030A0"/>
+        </w:rPr>
+        <w:t xml:space="preserve">, whereas tide and marine heatwave temperature did not </w:t>
+      </w:r>
+      <w:r>
+        <w:rPr>
+          <w:rFonts w:ascii="Arial" w:hAnsi="Arial" w:cs="Arial"/>
+          <w:color w:val="7030A0"/>
+        </w:rPr>
+        <w:t>(</w:t>
+      </w:r>
+      <w:r>
+        <w:rPr>
+          <w:rFonts w:ascii="Arial" w:hAnsi="Arial" w:cs="Arial"/>
+          <w:i/>
+          <w:iCs/>
+          <w:color w:val="7030A0"/>
+        </w:rPr>
+        <w:t>P</w:t>
+      </w:r>
+      <w:r>
+        <w:rPr>
+          <w:rFonts w:ascii="Arial" w:hAnsi="Arial" w:cs="Arial"/>
+          <w:color w:val="7030A0"/>
+        </w:rPr>
+        <w:t xml:space="preserve"> </w:t>
+      </w:r>
+      <w:r>
+        <w:rPr>
+          <w:rFonts w:ascii="Arial" w:hAnsi="Arial" w:cs="Arial"/>
+          <w:color w:val="7030A0"/>
+        </w:rPr>
+        <w:t>&gt;</w:t>
+      </w:r>
+      <w:r>
+        <w:rPr>
+          <w:rFonts w:ascii="Arial" w:hAnsi="Arial" w:cs="Arial"/>
+          <w:color w:val="7030A0"/>
+        </w:rPr>
+        <w:t xml:space="preserve"> 0.0</w:t>
+      </w:r>
+      <w:r>
+        <w:rPr>
+          <w:rFonts w:ascii="Arial" w:hAnsi="Arial" w:cs="Arial"/>
+          <w:color w:val="7030A0"/>
+        </w:rPr>
+        <w:t xml:space="preserve">5, </w:t>
+      </w:r>
+      <w:r>
+        <w:rPr>
+          <w:rFonts w:ascii="Arial" w:hAnsi="Arial" w:cs="Arial"/>
+          <w:color w:val="7030A0"/>
+        </w:rPr>
+        <w:t xml:space="preserve">Table </w:t>
+      </w:r>
+      <w:r>
+        <w:rPr>
+          <w:rFonts w:ascii="Arial" w:hAnsi="Arial" w:cs="Arial"/>
+          <w:b/>
+          <w:bCs/>
+          <w:color w:val="7030A0"/>
+        </w:rPr>
+        <w:t>GROWTH</w:t>
+      </w:r>
+      <w:r>
+        <w:rPr>
+          <w:rFonts w:ascii="Arial" w:hAnsi="Arial" w:cs="Arial"/>
+          <w:color w:val="7030A0"/>
+        </w:rPr>
+        <w:t>)</w:t>
+      </w:r>
+      <w:r>
+        <w:rPr>
+          <w:rFonts w:ascii="Arial" w:hAnsi="Arial" w:cs="Arial"/>
+          <w:color w:val="7030A0"/>
+        </w:rPr>
+        <w:t xml:space="preserve">, condition index being </w:t>
+      </w:r>
+      <w:r>
+        <w:rPr>
+          <w:rFonts w:ascii="Arial" w:hAnsi="Arial" w:cs="Arial"/>
+          <w:color w:val="7030A0"/>
+        </w:rPr>
+        <w:t>6</w:t>
+      </w:r>
+      <w:r>
+        <w:rPr>
+          <w:rFonts w:ascii="Arial" w:hAnsi="Arial" w:cs="Arial"/>
+          <w:color w:val="7030A0"/>
+        </w:rPr>
+        <w:t>.5</w:t>
+      </w:r>
+      <w:r>
+        <w:rPr>
+          <w:rFonts w:ascii="Arial" w:hAnsi="Arial" w:cs="Arial"/>
+          <w:color w:val="7030A0"/>
+        </w:rPr>
+        <w:t xml:space="preserve">% higher for oysters hardened at </w:t>
+      </w:r>
+      <w:r>
+        <w:rPr>
+          <w:rFonts w:ascii="Arial" w:hAnsi="Arial" w:cs="Arial"/>
+          <w:color w:val="7030A0"/>
+        </w:rPr>
+        <w:t>1</w:t>
+      </w:r>
+      <w:r>
+        <w:rPr>
+          <w:rFonts w:ascii="Arial" w:hAnsi="Arial" w:cs="Arial"/>
+          <w:color w:val="7030A0"/>
+        </w:rPr>
+        <w:t>5</w:t>
+      </w:r>
+      <w:r>
+        <w:rPr>
+          <w:rFonts w:ascii="Arial" w:hAnsi="Arial" w:cs="Arial"/>
+          <w:color w:val="7030A0"/>
+        </w:rPr>
+        <w:t>˚C</w:t>
+      </w:r>
+      <w:r>
+        <w:rPr>
+          <w:rFonts w:ascii="Arial" w:hAnsi="Arial" w:cs="Arial"/>
+          <w:color w:val="7030A0"/>
+        </w:rPr>
+        <w:t xml:space="preserve"> (</w:t>
+      </w:r>
+      <w:r>
+        <w:rPr>
+          <w:rFonts w:ascii="Arial" w:hAnsi="Arial" w:cs="Arial"/>
+          <w:color w:val="7030A0"/>
+        </w:rPr>
+        <w:t>7.51</w:t>
+      </w:r>
+      <w:r>
+        <w:rPr>
+          <w:rFonts w:ascii="Arial" w:hAnsi="Arial" w:cs="Arial"/>
+          <w:color w:val="7030A0"/>
+        </w:rPr>
+        <w:t xml:space="preserve"> </w:t>
+      </w:r>
+      <w:r>
+        <w:rPr>
+          <w:rFonts w:ascii="Arial" w:hAnsi="Arial" w:cs="Arial"/>
+          <w:color w:val="7030A0"/>
+        </w:rPr>
+        <w:t>±</w:t>
+      </w:r>
+      <w:r>
+        <w:rPr>
+          <w:rFonts w:ascii="Arial" w:hAnsi="Arial" w:cs="Arial"/>
+          <w:color w:val="7030A0"/>
+        </w:rPr>
+        <w:t xml:space="preserve"> 0.</w:t>
+      </w:r>
+      <w:r>
+        <w:rPr>
+          <w:rFonts w:ascii="Arial" w:hAnsi="Arial" w:cs="Arial"/>
+          <w:color w:val="7030A0"/>
+        </w:rPr>
+        <w:t>21</w:t>
+      </w:r>
+      <w:r>
+        <w:rPr>
+          <w:rFonts w:ascii="Arial" w:hAnsi="Arial" w:cs="Arial"/>
+          <w:color w:val="7030A0"/>
+        </w:rPr>
+        <w:t>)</w:t>
+      </w:r>
+      <w:r>
+        <w:rPr>
+          <w:rFonts w:ascii="Arial" w:hAnsi="Arial" w:cs="Arial"/>
+          <w:color w:val="7030A0"/>
+        </w:rPr>
+        <w:t xml:space="preserve"> </w:t>
+      </w:r>
+      <w:r>
+        <w:rPr>
+          <w:rFonts w:ascii="Arial" w:hAnsi="Arial" w:cs="Arial"/>
+          <w:color w:val="7030A0"/>
+        </w:rPr>
+        <w:t>compared to those at</w:t>
+      </w:r>
+      <w:r>
+        <w:rPr>
+          <w:rFonts w:ascii="Arial" w:hAnsi="Arial" w:cs="Arial"/>
+          <w:color w:val="7030A0"/>
+        </w:rPr>
+        <w:t xml:space="preserve"> 21</w:t>
+      </w:r>
+      <w:r>
+        <w:rPr>
+          <w:rFonts w:ascii="Arial" w:hAnsi="Arial" w:cs="Arial"/>
+          <w:color w:val="7030A0"/>
+        </w:rPr>
+        <w:t>˚C</w:t>
+      </w:r>
+      <w:r>
+        <w:rPr>
+          <w:rFonts w:ascii="Arial" w:hAnsi="Arial" w:cs="Arial"/>
+          <w:color w:val="7030A0"/>
+        </w:rPr>
+        <w:t xml:space="preserve"> (</w:t>
+      </w:r>
+      <w:r>
+        <w:rPr>
+          <w:rFonts w:ascii="Arial" w:hAnsi="Arial" w:cs="Arial"/>
+          <w:color w:val="7030A0"/>
+        </w:rPr>
+        <w:t>7.02</w:t>
+      </w:r>
+      <w:r>
+        <w:rPr>
+          <w:rFonts w:ascii="Arial" w:hAnsi="Arial" w:cs="Arial"/>
+          <w:color w:val="7030A0"/>
+        </w:rPr>
+        <w:t xml:space="preserve"> mg </w:t>
+      </w:r>
+      <w:r>
+        <w:rPr>
+          <w:rFonts w:ascii="Arial" w:hAnsi="Arial" w:cs="Arial"/>
+          <w:color w:val="7030A0"/>
+        </w:rPr>
+        <w:t>±</w:t>
+      </w:r>
+      <w:r>
+        <w:rPr>
+          <w:rFonts w:ascii="Arial" w:hAnsi="Arial" w:cs="Arial"/>
+          <w:color w:val="7030A0"/>
+        </w:rPr>
+        <w:t xml:space="preserve"> 0.</w:t>
+      </w:r>
+      <w:r>
+        <w:rPr>
+          <w:rFonts w:ascii="Arial" w:hAnsi="Arial" w:cs="Arial"/>
+          <w:color w:val="7030A0"/>
+        </w:rPr>
+        <w:t>21</w:t>
+      </w:r>
+      <w:r>
+        <w:rPr>
+          <w:rFonts w:ascii="Arial" w:hAnsi="Arial" w:cs="Arial"/>
+          <w:color w:val="7030A0"/>
+        </w:rPr>
+        <w:t>).</w:t>
+      </w:r>
+      <w:r>
+        <w:rPr>
+          <w:rFonts w:ascii="Arial" w:hAnsi="Arial" w:cs="Arial"/>
+          <w:color w:val="7030A0"/>
+        </w:rPr>
+        <w:t xml:space="preserve"> </w:t>
+      </w:r>
+      <w:r>
+        <w:rPr>
+          <w:rFonts w:ascii="Arial" w:hAnsi="Arial" w:cs="Arial"/>
+          <w:color w:val="7030A0"/>
+        </w:rPr>
+        <w:t xml:space="preserve">However, stress hardening and marine heatwave temperature did interact </w:t>
+      </w:r>
+      <w:r>
+        <w:rPr>
+          <w:rFonts w:ascii="Arial" w:hAnsi="Arial" w:cs="Arial"/>
+          <w:color w:val="7030A0"/>
+        </w:rPr>
+        <w:t>(</w:t>
+      </w:r>
+      <w:r>
+        <w:rPr>
+          <w:rFonts w:ascii="Arial" w:hAnsi="Arial" w:cs="Arial"/>
+          <w:i/>
+          <w:iCs/>
+          <w:color w:val="7030A0"/>
+        </w:rPr>
+        <w:t>P</w:t>
+      </w:r>
+      <w:r>
+        <w:rPr>
+          <w:rFonts w:ascii="Arial" w:hAnsi="Arial" w:cs="Arial"/>
+          <w:color w:val="7030A0"/>
+        </w:rPr>
+        <w:t xml:space="preserve"> </w:t>
+      </w:r>
+      <w:r>
+        <w:rPr>
+          <w:rFonts w:ascii="Arial" w:hAnsi="Arial" w:cs="Arial"/>
+          <w:color w:val="7030A0"/>
+        </w:rPr>
+        <w:t>=</w:t>
+      </w:r>
+      <w:r>
+        <w:rPr>
+          <w:rFonts w:ascii="Arial" w:hAnsi="Arial" w:cs="Arial"/>
+          <w:color w:val="7030A0"/>
+        </w:rPr>
+        <w:t xml:space="preserve"> 0.0</w:t>
+      </w:r>
+      <w:r>
+        <w:rPr>
+          <w:rFonts w:ascii="Arial" w:hAnsi="Arial" w:cs="Arial"/>
+          <w:color w:val="7030A0"/>
+        </w:rPr>
+        <w:t>2</w:t>
+      </w:r>
+      <w:r>
+        <w:rPr>
+          <w:rFonts w:ascii="Arial" w:hAnsi="Arial" w:cs="Arial"/>
+          <w:color w:val="7030A0"/>
+        </w:rPr>
+        <w:t xml:space="preserve">, </w:t>
+      </w:r>
+      <w:r>
+        <w:rPr>
+          <w:rFonts w:ascii="Arial" w:hAnsi="Arial" w:cs="Arial"/>
+          <w:color w:val="7030A0"/>
+        </w:rPr>
+        <w:t xml:space="preserve">Table </w:t>
+      </w:r>
+      <w:r>
+        <w:rPr>
+          <w:rFonts w:ascii="Arial" w:hAnsi="Arial" w:cs="Arial"/>
+          <w:b/>
+          <w:bCs/>
+          <w:color w:val="7030A0"/>
+        </w:rPr>
+        <w:t>GROWTH</w:t>
+      </w:r>
+      <w:r>
+        <w:rPr>
+          <w:rFonts w:ascii="Arial" w:hAnsi="Arial" w:cs="Arial"/>
+          <w:color w:val="7030A0"/>
+        </w:rPr>
+        <w:t>). A</w:t>
+      </w:r>
+      <w:r>
+        <w:rPr>
+          <w:rFonts w:ascii="Arial" w:hAnsi="Arial" w:cs="Arial"/>
+          <w:color w:val="7030A0"/>
+        </w:rPr>
+        <w:t>nd, a</w:t>
+      </w:r>
+      <w:r>
+        <w:rPr>
+          <w:rFonts w:ascii="Arial" w:hAnsi="Arial" w:cs="Arial"/>
+          <w:color w:val="7030A0"/>
+        </w:rPr>
+        <w:t xml:space="preserve"> pairwise comparison further demonstrated that </w:t>
+      </w:r>
+      <w:r>
+        <w:rPr>
+          <w:rFonts w:ascii="Arial" w:hAnsi="Arial" w:cs="Arial"/>
+          <w:color w:val="7030A0"/>
+        </w:rPr>
+        <w:t xml:space="preserve">CI for oysters that experienced the </w:t>
+      </w:r>
+      <w:r>
+        <w:rPr>
+          <w:rFonts w:ascii="Arial" w:hAnsi="Arial" w:cs="Arial"/>
+          <w:color w:val="7030A0"/>
+        </w:rPr>
+        <w:t>1</w:t>
+      </w:r>
+      <w:r>
+        <w:rPr>
+          <w:rFonts w:ascii="Arial" w:hAnsi="Arial" w:cs="Arial"/>
+          <w:color w:val="7030A0"/>
+        </w:rPr>
+        <w:t>5</w:t>
+      </w:r>
+      <w:r>
+        <w:rPr>
+          <w:rFonts w:ascii="Arial" w:hAnsi="Arial" w:cs="Arial"/>
+          <w:color w:val="7030A0"/>
+        </w:rPr>
+        <w:t>˚C</w:t>
+      </w:r>
+      <w:r>
+        <w:rPr>
+          <w:rFonts w:ascii="Arial" w:hAnsi="Arial" w:cs="Arial"/>
+          <w:color w:val="7030A0"/>
+        </w:rPr>
+        <w:t xml:space="preserve"> stress hardening treatment</w:t>
+      </w:r>
+      <w:r>
+        <w:rPr>
+          <w:rFonts w:ascii="Arial" w:hAnsi="Arial" w:cs="Arial"/>
+          <w:color w:val="7030A0"/>
+        </w:rPr>
+        <w:t xml:space="preserve"> </w:t>
+      </w:r>
+      <w:r>
+        <w:rPr>
+          <w:rFonts w:ascii="Arial" w:hAnsi="Arial" w:cs="Arial"/>
+          <w:color w:val="7030A0"/>
+        </w:rPr>
+        <w:t>(</w:t>
+      </w:r>
+      <w:r>
+        <w:rPr>
+          <w:rFonts w:ascii="Arial" w:hAnsi="Arial" w:cs="Arial"/>
+          <w:color w:val="7030A0"/>
+        </w:rPr>
+        <w:t>6</w:t>
+      </w:r>
+      <w:r>
+        <w:rPr>
+          <w:rFonts w:ascii="Arial" w:hAnsi="Arial" w:cs="Arial"/>
+          <w:color w:val="7030A0"/>
+        </w:rPr>
+        <w:t>.</w:t>
+      </w:r>
+      <w:r>
+        <w:rPr>
+          <w:rFonts w:ascii="Arial" w:hAnsi="Arial" w:cs="Arial"/>
+          <w:color w:val="7030A0"/>
+        </w:rPr>
+        <w:t>7</w:t>
+      </w:r>
+      <w:r>
+        <w:rPr>
+          <w:rFonts w:ascii="Arial" w:hAnsi="Arial" w:cs="Arial"/>
+          <w:color w:val="7030A0"/>
+        </w:rPr>
+        <w:t xml:space="preserve">1 </w:t>
+      </w:r>
+      <w:r>
+        <w:rPr>
+          <w:rFonts w:ascii="Arial" w:hAnsi="Arial" w:cs="Arial"/>
+          <w:color w:val="7030A0"/>
+        </w:rPr>
+        <w:t>±</w:t>
+      </w:r>
+      <w:r>
+        <w:rPr>
+          <w:rFonts w:ascii="Arial" w:hAnsi="Arial" w:cs="Arial"/>
+          <w:color w:val="7030A0"/>
+        </w:rPr>
+        <w:t xml:space="preserve"> 0.</w:t>
+      </w:r>
+      <w:r>
+        <w:rPr>
+          <w:rFonts w:ascii="Arial" w:hAnsi="Arial" w:cs="Arial"/>
+          <w:color w:val="7030A0"/>
+        </w:rPr>
+        <w:t>34</w:t>
+      </w:r>
+      <w:r>
+        <w:rPr>
+          <w:rFonts w:ascii="Arial" w:hAnsi="Arial" w:cs="Arial"/>
+          <w:color w:val="7030A0"/>
+        </w:rPr>
+        <w:t>)</w:t>
+      </w:r>
+      <w:r>
+        <w:rPr>
+          <w:rFonts w:ascii="Arial" w:hAnsi="Arial" w:cs="Arial"/>
+          <w:color w:val="7030A0"/>
+        </w:rPr>
+        <w:t xml:space="preserve"> had </w:t>
+      </w:r>
+      <w:r>
+        <w:rPr>
+          <w:rFonts w:ascii="Arial" w:hAnsi="Arial" w:cs="Arial"/>
+          <w:color w:val="7030A0"/>
+        </w:rPr>
+        <w:t>15</w:t>
+      </w:r>
+      <w:r>
+        <w:rPr>
+          <w:rFonts w:ascii="Arial" w:hAnsi="Arial" w:cs="Arial"/>
+          <w:color w:val="7030A0"/>
+        </w:rPr>
+        <w:t xml:space="preserve">% </w:t>
+      </w:r>
+      <w:r>
+        <w:rPr>
+          <w:rFonts w:ascii="Arial" w:hAnsi="Arial" w:cs="Arial"/>
+          <w:color w:val="7030A0"/>
+        </w:rPr>
+        <w:t>high</w:t>
+      </w:r>
+      <w:r>
+        <w:rPr>
+          <w:rFonts w:ascii="Arial" w:hAnsi="Arial" w:cs="Arial"/>
+          <w:color w:val="7030A0"/>
+        </w:rPr>
+        <w:t>er CI than those that experience</w:t>
+      </w:r>
+      <w:r>
+        <w:rPr>
+          <w:rFonts w:ascii="Arial" w:hAnsi="Arial" w:cs="Arial"/>
+          <w:color w:val="7030A0"/>
+        </w:rPr>
+        <w:t>d</w:t>
+      </w:r>
+      <w:r>
+        <w:rPr>
+          <w:rFonts w:ascii="Arial" w:hAnsi="Arial" w:cs="Arial"/>
+          <w:color w:val="7030A0"/>
+        </w:rPr>
+        <w:t xml:space="preserve"> 2</w:t>
+      </w:r>
+      <w:r>
+        <w:rPr>
+          <w:rFonts w:ascii="Arial" w:hAnsi="Arial" w:cs="Arial"/>
+          <w:color w:val="7030A0"/>
+        </w:rPr>
+        <w:t>1˚C</w:t>
+      </w:r>
+      <w:r>
+        <w:rPr>
+          <w:rFonts w:ascii="Arial" w:hAnsi="Arial" w:cs="Arial"/>
+          <w:color w:val="7030A0"/>
+        </w:rPr>
+        <w:t xml:space="preserve"> </w:t>
+      </w:r>
+      <w:r>
+        <w:rPr>
+          <w:rFonts w:ascii="Arial" w:hAnsi="Arial" w:cs="Arial"/>
+          <w:color w:val="7030A0"/>
+        </w:rPr>
+        <w:t>(</w:t>
+      </w:r>
+      <w:r>
+        <w:rPr>
+          <w:rFonts w:ascii="Arial" w:hAnsi="Arial" w:cs="Arial"/>
+          <w:color w:val="7030A0"/>
+        </w:rPr>
+        <w:t>5</w:t>
+      </w:r>
+      <w:r>
+        <w:rPr>
+          <w:rFonts w:ascii="Arial" w:hAnsi="Arial" w:cs="Arial"/>
+          <w:color w:val="7030A0"/>
+        </w:rPr>
+        <w:t>.</w:t>
+      </w:r>
+      <w:r>
+        <w:rPr>
+          <w:rFonts w:ascii="Arial" w:hAnsi="Arial" w:cs="Arial"/>
+          <w:color w:val="7030A0"/>
+        </w:rPr>
+        <w:t>67</w:t>
+      </w:r>
+      <w:r>
+        <w:rPr>
+          <w:rFonts w:ascii="Arial" w:hAnsi="Arial" w:cs="Arial"/>
+          <w:color w:val="7030A0"/>
+        </w:rPr>
+        <w:t xml:space="preserve"> </w:t>
+      </w:r>
+      <w:r>
+        <w:rPr>
+          <w:rFonts w:ascii="Arial" w:hAnsi="Arial" w:cs="Arial"/>
+          <w:color w:val="7030A0"/>
+        </w:rPr>
+        <w:t>±</w:t>
+      </w:r>
+      <w:r>
+        <w:rPr>
+          <w:rFonts w:ascii="Arial" w:hAnsi="Arial" w:cs="Arial"/>
+          <w:color w:val="7030A0"/>
+        </w:rPr>
+        <w:t xml:space="preserve"> 0.</w:t>
+      </w:r>
+      <w:r>
+        <w:rPr>
+          <w:rFonts w:ascii="Arial" w:hAnsi="Arial" w:cs="Arial"/>
+          <w:color w:val="7030A0"/>
+        </w:rPr>
+        <w:t>26</w:t>
+      </w:r>
+      <w:r>
+        <w:rPr>
+          <w:rFonts w:ascii="Arial" w:hAnsi="Arial" w:cs="Arial"/>
+          <w:color w:val="7030A0"/>
+        </w:rPr>
+        <w:t>)</w:t>
+      </w:r>
+      <w:r>
+        <w:rPr>
+          <w:rFonts w:ascii="Arial" w:hAnsi="Arial" w:cs="Arial"/>
+          <w:color w:val="7030A0"/>
+        </w:rPr>
+        <w:t xml:space="preserve"> before the</w:t>
+      </w:r>
+      <w:r>
+        <w:rPr>
+          <w:rFonts w:ascii="Arial" w:hAnsi="Arial" w:cs="Arial"/>
+          <w:color w:val="7030A0"/>
+        </w:rPr>
+        <w:t xml:space="preserve"> </w:t>
+      </w:r>
+      <w:r>
+        <w:rPr>
+          <w:rFonts w:ascii="Arial" w:hAnsi="Arial" w:cs="Arial"/>
+          <w:color w:val="7030A0"/>
+        </w:rPr>
+        <w:t>1</w:t>
+      </w:r>
+      <w:r>
+        <w:rPr>
+          <w:rFonts w:ascii="Arial" w:hAnsi="Arial" w:cs="Arial"/>
+          <w:color w:val="7030A0"/>
+        </w:rPr>
+        <w:t>5</w:t>
+      </w:r>
+      <w:r>
+        <w:rPr>
+          <w:rFonts w:ascii="Arial" w:hAnsi="Arial" w:cs="Arial"/>
+          <w:color w:val="7030A0"/>
+        </w:rPr>
+        <w:t>˚C</w:t>
+      </w:r>
+      <w:r>
+        <w:rPr>
+          <w:rFonts w:ascii="Arial" w:hAnsi="Arial" w:cs="Arial"/>
+          <w:color w:val="7030A0"/>
+        </w:rPr>
+        <w:t xml:space="preserve"> marine heatwave</w:t>
+      </w:r>
+      <w:r>
+        <w:rPr>
+          <w:rFonts w:ascii="Arial" w:hAnsi="Arial" w:cs="Arial"/>
+          <w:color w:val="7030A0"/>
+        </w:rPr>
+        <w:t xml:space="preserve"> </w:t>
+      </w:r>
+      <w:r>
+        <w:rPr>
+          <w:rFonts w:ascii="Arial" w:hAnsi="Arial" w:cs="Arial"/>
+          <w:color w:val="7030A0"/>
+        </w:rPr>
+        <w:t>(</w:t>
+      </w:r>
+      <w:r>
+        <w:rPr>
+          <w:rFonts w:ascii="Arial" w:hAnsi="Arial" w:cs="Arial"/>
+          <w:i/>
+          <w:iCs/>
+          <w:color w:val="7030A0"/>
+        </w:rPr>
+        <w:t>P</w:t>
+      </w:r>
+      <w:r>
+        <w:rPr>
+          <w:rFonts w:ascii="Arial" w:hAnsi="Arial" w:cs="Arial"/>
+          <w:color w:val="7030A0"/>
+        </w:rPr>
+        <w:t xml:space="preserve"> </w:t>
+      </w:r>
+      <w:r>
+        <w:rPr>
+          <w:rFonts w:ascii="Arial" w:hAnsi="Arial" w:cs="Arial"/>
+          <w:color w:val="7030A0"/>
+        </w:rPr>
+        <w:t>=</w:t>
+      </w:r>
+      <w:r>
+        <w:rPr>
+          <w:rFonts w:ascii="Arial" w:hAnsi="Arial" w:cs="Arial"/>
+          <w:color w:val="7030A0"/>
+        </w:rPr>
+        <w:t xml:space="preserve"> 0.0</w:t>
+      </w:r>
+      <w:r>
+        <w:rPr>
+          <w:rFonts w:ascii="Arial" w:hAnsi="Arial" w:cs="Arial"/>
+          <w:color w:val="7030A0"/>
+        </w:rPr>
+        <w:t xml:space="preserve">12, </w:t>
+      </w:r>
+      <w:r>
+        <w:rPr>
+          <w:rFonts w:ascii="Arial" w:hAnsi="Arial" w:cs="Arial"/>
+          <w:color w:val="7030A0"/>
+        </w:rPr>
+        <w:t xml:space="preserve">Table </w:t>
+      </w:r>
+      <w:r>
+        <w:rPr>
+          <w:rFonts w:ascii="Arial" w:hAnsi="Arial" w:cs="Arial"/>
+          <w:b/>
+          <w:bCs/>
+          <w:color w:val="7030A0"/>
+        </w:rPr>
+        <w:t>GROWTH</w:t>
+      </w:r>
+      <w:r>
+        <w:rPr>
+          <w:rFonts w:ascii="Arial" w:hAnsi="Arial" w:cs="Arial"/>
+          <w:b/>
+          <w:bCs/>
+          <w:color w:val="7030A0"/>
+        </w:rPr>
+        <w:t xml:space="preserve"> PAIRWISE</w:t>
+      </w:r>
+      <w:r>
+        <w:rPr>
+          <w:rFonts w:ascii="Arial" w:hAnsi="Arial" w:cs="Arial"/>
+          <w:color w:val="7030A0"/>
+        </w:rPr>
+        <w:t>)</w:t>
+      </w:r>
+      <w:r>
+        <w:rPr>
+          <w:rFonts w:ascii="Arial" w:hAnsi="Arial" w:cs="Arial"/>
+          <w:color w:val="7030A0"/>
+        </w:rPr>
+        <w:t xml:space="preserve">. Similarly, for oysters in the </w:t>
+      </w:r>
+      <w:r>
+        <w:rPr>
+          <w:rFonts w:ascii="Arial" w:hAnsi="Arial" w:cs="Arial"/>
+          <w:color w:val="7030A0"/>
+        </w:rPr>
+        <w:t>1</w:t>
+      </w:r>
+      <w:r>
+        <w:rPr>
+          <w:rFonts w:ascii="Arial" w:hAnsi="Arial" w:cs="Arial"/>
+          <w:color w:val="7030A0"/>
+        </w:rPr>
+        <w:t>8</w:t>
+      </w:r>
+      <w:r>
+        <w:rPr>
+          <w:rFonts w:ascii="Arial" w:hAnsi="Arial" w:cs="Arial"/>
+          <w:color w:val="7030A0"/>
+        </w:rPr>
+        <w:t>˚C</w:t>
+      </w:r>
+      <w:r>
+        <w:rPr>
+          <w:rFonts w:ascii="Arial" w:hAnsi="Arial" w:cs="Arial"/>
+          <w:color w:val="7030A0"/>
+        </w:rPr>
+        <w:t xml:space="preserve"> marine heatwave</w:t>
+      </w:r>
+      <w:r>
+        <w:rPr>
+          <w:rFonts w:ascii="Arial" w:hAnsi="Arial" w:cs="Arial"/>
+          <w:color w:val="7030A0"/>
+        </w:rPr>
+        <w:t xml:space="preserve"> (</w:t>
+      </w:r>
+      <w:r>
+        <w:rPr>
+          <w:rFonts w:ascii="Arial" w:hAnsi="Arial" w:cs="Arial"/>
+          <w:i/>
+          <w:iCs/>
+          <w:color w:val="7030A0"/>
+        </w:rPr>
+        <w:t>P</w:t>
+      </w:r>
+      <w:r>
+        <w:rPr>
+          <w:rFonts w:ascii="Arial" w:hAnsi="Arial" w:cs="Arial"/>
+          <w:color w:val="7030A0"/>
+        </w:rPr>
+        <w:t xml:space="preserve"> </w:t>
+      </w:r>
+      <w:r>
+        <w:rPr>
+          <w:rFonts w:ascii="Arial" w:hAnsi="Arial" w:cs="Arial"/>
+          <w:color w:val="7030A0"/>
+        </w:rPr>
+        <w:t>=</w:t>
+      </w:r>
+      <w:r>
+        <w:rPr>
+          <w:rFonts w:ascii="Arial" w:hAnsi="Arial" w:cs="Arial"/>
+          <w:color w:val="7030A0"/>
+        </w:rPr>
+        <w:t xml:space="preserve"> 0.0</w:t>
+      </w:r>
+      <w:r>
+        <w:rPr>
+          <w:rFonts w:ascii="Arial" w:hAnsi="Arial" w:cs="Arial"/>
+          <w:color w:val="7030A0"/>
+        </w:rPr>
+        <w:t xml:space="preserve">12, </w:t>
+      </w:r>
+      <w:r>
+        <w:rPr>
+          <w:rFonts w:ascii="Arial" w:hAnsi="Arial" w:cs="Arial"/>
+          <w:color w:val="7030A0"/>
+        </w:rPr>
+        <w:t xml:space="preserve">Table </w:t>
+      </w:r>
+      <w:r>
+        <w:rPr>
+          <w:rFonts w:ascii="Arial" w:hAnsi="Arial" w:cs="Arial"/>
+          <w:b/>
+          <w:bCs/>
+          <w:color w:val="7030A0"/>
+        </w:rPr>
+        <w:t>GROWTH</w:t>
+      </w:r>
+      <w:r>
+        <w:rPr>
+          <w:rFonts w:ascii="Arial" w:hAnsi="Arial" w:cs="Arial"/>
+          <w:b/>
+          <w:bCs/>
+          <w:color w:val="7030A0"/>
+        </w:rPr>
+        <w:t xml:space="preserve"> PAIRWISE</w:t>
+      </w:r>
+      <w:r>
+        <w:rPr>
+          <w:rFonts w:ascii="Arial" w:hAnsi="Arial" w:cs="Arial"/>
+          <w:color w:val="7030A0"/>
+        </w:rPr>
+        <w:t>)</w:t>
+      </w:r>
+      <w:r>
+        <w:rPr>
+          <w:rFonts w:ascii="Arial" w:hAnsi="Arial" w:cs="Arial"/>
+          <w:color w:val="7030A0"/>
+        </w:rPr>
+        <w:t xml:space="preserve"> varied by </w:t>
+      </w:r>
+      <w:r>
+        <w:rPr>
+          <w:rFonts w:ascii="Arial" w:hAnsi="Arial" w:cs="Arial"/>
+          <w:color w:val="7030A0"/>
+        </w:rPr>
+        <w:t>12.5</w:t>
+      </w:r>
+      <w:r>
+        <w:rPr>
+          <w:rFonts w:ascii="Arial" w:hAnsi="Arial" w:cs="Arial"/>
+          <w:color w:val="7030A0"/>
+        </w:rPr>
+        <w:t xml:space="preserve">% between the </w:t>
+      </w:r>
+      <w:r>
+        <w:rPr>
+          <w:rFonts w:ascii="Arial" w:hAnsi="Arial" w:cs="Arial"/>
+          <w:color w:val="7030A0"/>
+        </w:rPr>
+        <w:t>1</w:t>
+      </w:r>
+      <w:r>
+        <w:rPr>
+          <w:rFonts w:ascii="Arial" w:hAnsi="Arial" w:cs="Arial"/>
+          <w:color w:val="7030A0"/>
+        </w:rPr>
+        <w:t>5</w:t>
+      </w:r>
+      <w:r>
+        <w:rPr>
+          <w:rFonts w:ascii="Arial" w:hAnsi="Arial" w:cs="Arial"/>
+          <w:color w:val="7030A0"/>
+        </w:rPr>
+        <w:t>˚C</w:t>
+      </w:r>
+      <w:r>
+        <w:rPr>
+          <w:rFonts w:ascii="Arial" w:hAnsi="Arial" w:cs="Arial"/>
+          <w:color w:val="7030A0"/>
+        </w:rPr>
+        <w:t xml:space="preserve"> </w:t>
+      </w:r>
+      <w:r>
+        <w:rPr>
+          <w:rFonts w:ascii="Arial" w:hAnsi="Arial" w:cs="Arial"/>
+          <w:color w:val="7030A0"/>
+        </w:rPr>
+        <w:t>(</w:t>
+      </w:r>
+      <w:r>
+        <w:rPr>
+          <w:rFonts w:ascii="Arial" w:hAnsi="Arial" w:cs="Arial"/>
+          <w:color w:val="7030A0"/>
+        </w:rPr>
+        <w:t>8.54</w:t>
+      </w:r>
+      <w:r>
+        <w:rPr>
+          <w:rFonts w:ascii="Arial" w:hAnsi="Arial" w:cs="Arial"/>
+          <w:color w:val="7030A0"/>
+        </w:rPr>
+        <w:t xml:space="preserve"> </w:t>
+      </w:r>
+      <w:r>
+        <w:rPr>
+          <w:rFonts w:ascii="Arial" w:hAnsi="Arial" w:cs="Arial"/>
+          <w:color w:val="7030A0"/>
+        </w:rPr>
+        <w:t>±</w:t>
+      </w:r>
+      <w:r>
+        <w:rPr>
+          <w:rFonts w:ascii="Arial" w:hAnsi="Arial" w:cs="Arial"/>
+          <w:color w:val="7030A0"/>
+        </w:rPr>
+        <w:t xml:space="preserve"> 0.</w:t>
+      </w:r>
+      <w:r>
+        <w:rPr>
+          <w:rFonts w:ascii="Arial" w:hAnsi="Arial" w:cs="Arial"/>
+          <w:color w:val="7030A0"/>
+        </w:rPr>
+        <w:t>64</w:t>
+      </w:r>
+      <w:r>
+        <w:rPr>
+          <w:rFonts w:ascii="Arial" w:hAnsi="Arial" w:cs="Arial"/>
+          <w:color w:val="7030A0"/>
+        </w:rPr>
+        <w:t>)</w:t>
+      </w:r>
+      <w:r>
+        <w:rPr>
+          <w:rFonts w:ascii="Arial" w:hAnsi="Arial" w:cs="Arial"/>
+          <w:color w:val="7030A0"/>
+        </w:rPr>
+        <w:t xml:space="preserve"> and 2</w:t>
+      </w:r>
+      <w:r>
+        <w:rPr>
+          <w:rFonts w:ascii="Arial" w:hAnsi="Arial" w:cs="Arial"/>
+          <w:color w:val="7030A0"/>
+        </w:rPr>
+        <w:t>1˚C</w:t>
+      </w:r>
+      <w:r>
+        <w:rPr>
+          <w:rFonts w:ascii="Arial" w:hAnsi="Arial" w:cs="Arial"/>
+          <w:color w:val="7030A0"/>
+        </w:rPr>
+        <w:t xml:space="preserve"> </w:t>
+      </w:r>
+      <w:r>
+        <w:rPr>
+          <w:rFonts w:ascii="Arial" w:hAnsi="Arial" w:cs="Arial"/>
+          <w:color w:val="7030A0"/>
+        </w:rPr>
+        <w:t>(7.</w:t>
+      </w:r>
+      <w:r>
+        <w:rPr>
+          <w:rFonts w:ascii="Arial" w:hAnsi="Arial" w:cs="Arial"/>
+          <w:color w:val="7030A0"/>
+        </w:rPr>
+        <w:t>47</w:t>
+      </w:r>
+      <w:r>
+        <w:rPr>
+          <w:rFonts w:ascii="Arial" w:hAnsi="Arial" w:cs="Arial"/>
+          <w:color w:val="7030A0"/>
+        </w:rPr>
+        <w:t xml:space="preserve"> </w:t>
+      </w:r>
+      <w:r>
+        <w:rPr>
+          <w:rFonts w:ascii="Arial" w:hAnsi="Arial" w:cs="Arial"/>
+          <w:color w:val="7030A0"/>
+        </w:rPr>
+        <w:t>±</w:t>
+      </w:r>
+      <w:r>
+        <w:rPr>
+          <w:rFonts w:ascii="Arial" w:hAnsi="Arial" w:cs="Arial"/>
+          <w:color w:val="7030A0"/>
+        </w:rPr>
+        <w:t xml:space="preserve"> 0.</w:t>
+      </w:r>
+      <w:r>
+        <w:rPr>
+          <w:rFonts w:ascii="Arial" w:hAnsi="Arial" w:cs="Arial"/>
+          <w:color w:val="7030A0"/>
+        </w:rPr>
+        <w:t>50</w:t>
+      </w:r>
+      <w:r>
+        <w:rPr>
+          <w:rFonts w:ascii="Arial" w:hAnsi="Arial" w:cs="Arial"/>
+          <w:color w:val="7030A0"/>
+        </w:rPr>
+        <w:t>)</w:t>
+      </w:r>
+      <w:r>
+        <w:rPr>
+          <w:rFonts w:ascii="Arial" w:hAnsi="Arial" w:cs="Arial"/>
+          <w:color w:val="7030A0"/>
+        </w:rPr>
+        <w:t xml:space="preserve"> stress hardening treatments.</w:t>
+      </w:r>
     </w:p>
     <w:p>
       <w:pPr>
-        <w:rPr>
-          <w:rFonts w:ascii="Arial" w:hAnsi="Arial" w:cs="Arial"/>
-          <w:color w:val="7030A0"/>
-        </w:rPr>
-      </w:pPr>
-      <w:r>
+        <w:ind w:firstLine="720"/>
         <w:rPr>
           <w:rFonts w:ascii="Arial" w:hAnsi="Arial" w:cs="Arial"/>
           <w:i/>
           <w:iCs/>
           <w:color w:val="7030A0"/>
         </w:rPr>
-        <w:tab/>
-      </w:r>
-      <w:r>
-        <w:rPr>
-          <w:rFonts w:ascii="Arial" w:hAnsi="Arial" w:cs="Arial"/>
-          <w:color w:val="7030A0"/>
-        </w:rPr>
-        <w:t>Stress hardening</w:t>
-      </w:r>
-      <w:r>
-        <w:rPr>
-          <w:rFonts w:ascii="Arial" w:hAnsi="Arial" w:cs="Arial"/>
-          <w:color w:val="7030A0"/>
-        </w:rPr>
-        <w:t xml:space="preserve"> temperature </w:t>
+      </w:pPr>
+      <w:r>
+        <w:rPr>
+          <w:rFonts w:ascii="Arial" w:hAnsi="Arial" w:cs="Arial"/>
+          <w:color w:val="7030A0"/>
+        </w:rPr>
+        <w:t xml:space="preserve">While tidal regime during stress hardening </w:t>
+      </w:r>
+      <w:r>
+        <w:rPr>
+          <w:rFonts w:ascii="Arial" w:hAnsi="Arial" w:cs="Arial"/>
+          <w:color w:val="7030A0"/>
+        </w:rPr>
+        <w:t xml:space="preserve">did not </w:t>
+      </w:r>
+      <w:r>
+        <w:rPr>
+          <w:rFonts w:ascii="Arial" w:hAnsi="Arial" w:cs="Arial"/>
+          <w:color w:val="7030A0"/>
+        </w:rPr>
+        <w:t xml:space="preserve">influence CI </w:t>
       </w:r>
       <w:r>
         <w:rPr>
@@ -5260,21 +6406,7 @@
           <w:rFonts w:ascii="Arial" w:hAnsi="Arial" w:cs="Arial"/>
           <w:color w:val="7030A0"/>
         </w:rPr>
-        <w:t>=</w:t>
-      </w:r>
-      <w:r>
-        <w:rPr>
-          <w:rFonts w:ascii="Arial" w:hAnsi="Arial" w:cs="Arial"/>
-          <w:color w:val="7030A0"/>
-        </w:rPr>
-        <w:t xml:space="preserve"> 0.0</w:t>
-      </w:r>
-      <w:r>
-        <w:rPr>
-          <w:rFonts w:ascii="Arial" w:hAnsi="Arial" w:cs="Arial"/>
-          <w:color w:val="7030A0"/>
-        </w:rPr>
-        <w:t xml:space="preserve">12, </w:t>
+        <w:t xml:space="preserve">&gt; 0.05, </w:t>
       </w:r>
       <w:r>
         <w:rPr>
@@ -5304,14 +6436,7 @@
           <w:rFonts w:ascii="Arial" w:hAnsi="Arial" w:cs="Arial"/>
           <w:color w:val="7030A0"/>
         </w:rPr>
-        <w:t xml:space="preserve"> influenced</w:t>
-      </w:r>
-      <w:r>
-        <w:rPr>
-          <w:rFonts w:ascii="Arial" w:hAnsi="Arial" w:cs="Arial"/>
-          <w:color w:val="7030A0"/>
-        </w:rPr>
-        <w:t xml:space="preserve"> </w:t>
+        <w:t xml:space="preserve"> in </w:t>
       </w:r>
       <w:r>
         <w:rPr>
@@ -5320,7 +6445,21 @@
           <w:iCs/>
           <w:color w:val="7030A0"/>
         </w:rPr>
-        <w:t>O. lurida</w:t>
+        <w:t xml:space="preserve">C. sikamea, </w:t>
+      </w:r>
+      <w:r>
+        <w:rPr>
+          <w:rFonts w:ascii="Arial" w:hAnsi="Arial" w:cs="Arial"/>
+          <w:color w:val="7030A0"/>
+        </w:rPr>
+        <w:t>s</w:t>
+      </w:r>
+      <w:r>
+        <w:rPr>
+          <w:rFonts w:ascii="Arial" w:hAnsi="Arial" w:cs="Arial"/>
+          <w:color w:val="7030A0"/>
+        </w:rPr>
+        <w:t>tress hardening</w:t>
       </w:r>
       <w:r>
         <w:rPr>
@@ -5328,20 +6467,6 @@
           <w:color w:val="7030A0"/>
         </w:rPr>
         <w:t xml:space="preserve"> </w:t>
-      </w:r>
-      <w:r>
-        <w:rPr>
-          <w:rFonts w:ascii="Arial" w:hAnsi="Arial" w:cs="Arial"/>
-          <w:color w:val="7030A0"/>
-        </w:rPr>
-        <w:t>CI</w:t>
-      </w:r>
-      <w:r>
-        <w:rPr>
-          <w:rFonts w:ascii="Arial" w:hAnsi="Arial" w:cs="Arial"/>
-          <w:color w:val="7030A0"/>
-        </w:rPr>
-        <w:t xml:space="preserve">, whereas tide and marine heatwave temperature did not </w:t>
       </w:r>
       <w:r>
         <w:rPr>
@@ -5371,7 +6496,7 @@
           <w:rFonts w:ascii="Arial" w:hAnsi="Arial" w:cs="Arial"/>
           <w:color w:val="7030A0"/>
         </w:rPr>
-        <w:t>&gt;</w:t>
+        <w:t>=</w:t>
       </w:r>
       <w:r>
         <w:rPr>
@@ -5385,7 +6510,7 @@
           <w:rFonts w:ascii="Arial" w:hAnsi="Arial" w:cs="Arial"/>
           <w:color w:val="7030A0"/>
         </w:rPr>
-        <w:t xml:space="preserve">5, </w:t>
+        <w:t xml:space="preserve">1, </w:t>
       </w:r>
       <w:r>
         <w:rPr>
@@ -5415,49 +6540,21 @@
           <w:rFonts w:ascii="Arial" w:hAnsi="Arial" w:cs="Arial"/>
           <w:color w:val="7030A0"/>
         </w:rPr>
-        <w:t xml:space="preserve">, condition index being </w:t>
-      </w:r>
-      <w:r>
-        <w:rPr>
-          <w:rFonts w:ascii="Arial" w:hAnsi="Arial" w:cs="Arial"/>
-          <w:color w:val="7030A0"/>
-        </w:rPr>
-        <w:t>6</w:t>
-      </w:r>
-      <w:r>
-        <w:rPr>
-          <w:rFonts w:ascii="Arial" w:hAnsi="Arial" w:cs="Arial"/>
-          <w:color w:val="7030A0"/>
-        </w:rPr>
-        <w:t>.5</w:t>
-      </w:r>
-      <w:r>
-        <w:rPr>
-          <w:rFonts w:ascii="Arial" w:hAnsi="Arial" w:cs="Arial"/>
-          <w:color w:val="7030A0"/>
-        </w:rPr>
-        <w:t xml:space="preserve">% higher for oysters hardened at </w:t>
-      </w:r>
-      <w:r>
-        <w:rPr>
-          <w:rFonts w:ascii="Arial" w:hAnsi="Arial" w:cs="Arial"/>
-          <w:color w:val="7030A0"/>
-        </w:rPr>
-        <w:t>1</w:t>
-      </w:r>
-      <w:r>
-        <w:rPr>
-          <w:rFonts w:ascii="Arial" w:hAnsi="Arial" w:cs="Arial"/>
-          <w:color w:val="7030A0"/>
-        </w:rPr>
-        <w:t>5</w:t>
-      </w:r>
-      <w:r>
-        <w:rPr>
-          <w:rFonts w:ascii="Arial" w:hAnsi="Arial" w:cs="Arial"/>
-          <w:color w:val="7030A0"/>
-        </w:rPr>
-        <w:t>˚C</w:t>
+        <w:t xml:space="preserve"> and marine heatwave</w:t>
+      </w:r>
+      <w:r>
+        <w:rPr>
+          <w:rFonts w:ascii="Arial" w:hAnsi="Arial" w:cs="Arial"/>
+          <w:color w:val="7030A0"/>
+        </w:rPr>
+        <w:t xml:space="preserve"> </w:t>
+      </w:r>
+      <w:r>
+        <w:rPr>
+          <w:rFonts w:ascii="Arial" w:hAnsi="Arial" w:cs="Arial"/>
+          <w:color w:val="7030A0"/>
+        </w:rPr>
+        <w:t>temperatures</w:t>
       </w:r>
       <w:r>
         <w:rPr>
@@ -5465,146 +6562,6 @@
           <w:color w:val="7030A0"/>
         </w:rPr>
         <w:t xml:space="preserve"> (</w:t>
-      </w:r>
-      <w:r>
-        <w:rPr>
-          <w:rFonts w:ascii="Arial" w:hAnsi="Arial" w:cs="Arial"/>
-          <w:color w:val="7030A0"/>
-        </w:rPr>
-        <w:t>7.51</w:t>
-      </w:r>
-      <w:r>
-        <w:rPr>
-          <w:rFonts w:ascii="Arial" w:hAnsi="Arial" w:cs="Arial"/>
-          <w:color w:val="7030A0"/>
-        </w:rPr>
-        <w:t xml:space="preserve"> </w:t>
-      </w:r>
-      <w:r>
-        <w:rPr>
-          <w:rFonts w:ascii="Arial" w:hAnsi="Arial" w:cs="Arial"/>
-          <w:color w:val="7030A0"/>
-        </w:rPr>
-        <w:t>±</w:t>
-      </w:r>
-      <w:r>
-        <w:rPr>
-          <w:rFonts w:ascii="Arial" w:hAnsi="Arial" w:cs="Arial"/>
-          <w:color w:val="7030A0"/>
-        </w:rPr>
-        <w:t xml:space="preserve"> 0.</w:t>
-      </w:r>
-      <w:r>
-        <w:rPr>
-          <w:rFonts w:ascii="Arial" w:hAnsi="Arial" w:cs="Arial"/>
-          <w:color w:val="7030A0"/>
-        </w:rPr>
-        <w:t>21</w:t>
-      </w:r>
-      <w:r>
-        <w:rPr>
-          <w:rFonts w:ascii="Arial" w:hAnsi="Arial" w:cs="Arial"/>
-          <w:color w:val="7030A0"/>
-        </w:rPr>
-        <w:t>)</w:t>
-      </w:r>
-      <w:r>
-        <w:rPr>
-          <w:rFonts w:ascii="Arial" w:hAnsi="Arial" w:cs="Arial"/>
-          <w:color w:val="7030A0"/>
-        </w:rPr>
-        <w:t xml:space="preserve"> </w:t>
-      </w:r>
-      <w:r>
-        <w:rPr>
-          <w:rFonts w:ascii="Arial" w:hAnsi="Arial" w:cs="Arial"/>
-          <w:color w:val="7030A0"/>
-        </w:rPr>
-        <w:t>compared to those at</w:t>
-      </w:r>
-      <w:r>
-        <w:rPr>
-          <w:rFonts w:ascii="Arial" w:hAnsi="Arial" w:cs="Arial"/>
-          <w:color w:val="7030A0"/>
-        </w:rPr>
-        <w:t xml:space="preserve"> 21</w:t>
-      </w:r>
-      <w:r>
-        <w:rPr>
-          <w:rFonts w:ascii="Arial" w:hAnsi="Arial" w:cs="Arial"/>
-          <w:color w:val="7030A0"/>
-        </w:rPr>
-        <w:t>˚C</w:t>
-      </w:r>
-      <w:r>
-        <w:rPr>
-          <w:rFonts w:ascii="Arial" w:hAnsi="Arial" w:cs="Arial"/>
-          <w:color w:val="7030A0"/>
-        </w:rPr>
-        <w:t xml:space="preserve"> (</w:t>
-      </w:r>
-      <w:r>
-        <w:rPr>
-          <w:rFonts w:ascii="Arial" w:hAnsi="Arial" w:cs="Arial"/>
-          <w:color w:val="7030A0"/>
-        </w:rPr>
-        <w:t>7.02</w:t>
-      </w:r>
-      <w:r>
-        <w:rPr>
-          <w:rFonts w:ascii="Arial" w:hAnsi="Arial" w:cs="Arial"/>
-          <w:color w:val="7030A0"/>
-        </w:rPr>
-        <w:t xml:space="preserve"> mg </w:t>
-      </w:r>
-      <w:r>
-        <w:rPr>
-          <w:rFonts w:ascii="Arial" w:hAnsi="Arial" w:cs="Arial"/>
-          <w:color w:val="7030A0"/>
-        </w:rPr>
-        <w:t>±</w:t>
-      </w:r>
-      <w:r>
-        <w:rPr>
-          <w:rFonts w:ascii="Arial" w:hAnsi="Arial" w:cs="Arial"/>
-          <w:color w:val="7030A0"/>
-        </w:rPr>
-        <w:t xml:space="preserve"> 0.</w:t>
-      </w:r>
-      <w:r>
-        <w:rPr>
-          <w:rFonts w:ascii="Arial" w:hAnsi="Arial" w:cs="Arial"/>
-          <w:color w:val="7030A0"/>
-        </w:rPr>
-        <w:t>21</w:t>
-      </w:r>
-      <w:r>
-        <w:rPr>
-          <w:rFonts w:ascii="Arial" w:hAnsi="Arial" w:cs="Arial"/>
-          <w:color w:val="7030A0"/>
-        </w:rPr>
-        <w:t>).</w:t>
-      </w:r>
-      <w:r>
-        <w:rPr>
-          <w:rFonts w:ascii="Arial" w:hAnsi="Arial" w:cs="Arial"/>
-          <w:color w:val="7030A0"/>
-        </w:rPr>
-        <w:t xml:space="preserve"> </w:t>
-      </w:r>
-      <w:r>
-        <w:rPr>
-          <w:rFonts w:ascii="Arial" w:hAnsi="Arial" w:cs="Arial"/>
-          <w:color w:val="7030A0"/>
-        </w:rPr>
-        <w:t xml:space="preserve">However, stress hardening and marine heatwave temperature did interact </w:t>
-      </w:r>
-      <w:r>
-        <w:rPr>
-          <w:rFonts w:ascii="Arial" w:hAnsi="Arial" w:cs="Arial"/>
-          <w:color w:val="7030A0"/>
-        </w:rPr>
-        <w:t>(</w:t>
       </w:r>
       <w:r>
         <w:rPr>
@@ -5627,7 +6584,7 @@
           <w:rFonts w:ascii="Arial" w:hAnsi="Arial" w:cs="Arial"/>
           <w:color w:val="7030A0"/>
         </w:rPr>
-        <w:t>=</w:t>
+        <w:t>≤</w:t>
       </w:r>
       <w:r>
         <w:rPr>
@@ -5671,175 +6628,21 @@
           <w:rFonts w:ascii="Arial" w:hAnsi="Arial" w:cs="Arial"/>
           <w:color w:val="7030A0"/>
         </w:rPr>
-        <w:t>). A</w:t>
-      </w:r>
-      <w:r>
-        <w:rPr>
-          <w:rFonts w:ascii="Arial" w:hAnsi="Arial" w:cs="Arial"/>
-          <w:color w:val="7030A0"/>
-        </w:rPr>
-        <w:t>nd, a</w:t>
-      </w:r>
-      <w:r>
-        <w:rPr>
-          <w:rFonts w:ascii="Arial" w:hAnsi="Arial" w:cs="Arial"/>
-          <w:color w:val="7030A0"/>
-        </w:rPr>
-        <w:t xml:space="preserve"> pairwise comparison further demonstrated that </w:t>
-      </w:r>
-      <w:r>
-        <w:rPr>
-          <w:rFonts w:ascii="Arial" w:hAnsi="Arial" w:cs="Arial"/>
-          <w:color w:val="7030A0"/>
-        </w:rPr>
-        <w:t xml:space="preserve">CI for oysters that experienced the </w:t>
-      </w:r>
-      <w:r>
-        <w:rPr>
-          <w:rFonts w:ascii="Arial" w:hAnsi="Arial" w:cs="Arial"/>
-          <w:color w:val="7030A0"/>
-        </w:rPr>
-        <w:t>1</w:t>
-      </w:r>
-      <w:r>
-        <w:rPr>
-          <w:rFonts w:ascii="Arial" w:hAnsi="Arial" w:cs="Arial"/>
-          <w:color w:val="7030A0"/>
-        </w:rPr>
-        <w:t>5</w:t>
-      </w:r>
-      <w:r>
-        <w:rPr>
-          <w:rFonts w:ascii="Arial" w:hAnsi="Arial" w:cs="Arial"/>
-          <w:color w:val="7030A0"/>
-        </w:rPr>
-        <w:t>˚C</w:t>
-      </w:r>
-      <w:r>
-        <w:rPr>
-          <w:rFonts w:ascii="Arial" w:hAnsi="Arial" w:cs="Arial"/>
-          <w:color w:val="7030A0"/>
-        </w:rPr>
-        <w:t xml:space="preserve"> stress hardening treatment</w:t>
-      </w:r>
-      <w:r>
-        <w:rPr>
-          <w:rFonts w:ascii="Arial" w:hAnsi="Arial" w:cs="Arial"/>
-          <w:color w:val="7030A0"/>
-        </w:rPr>
-        <w:t xml:space="preserve"> </w:t>
-      </w:r>
-      <w:r>
-        <w:rPr>
-          <w:rFonts w:ascii="Arial" w:hAnsi="Arial" w:cs="Arial"/>
-          <w:color w:val="7030A0"/>
-        </w:rPr>
-        <w:t>(</w:t>
-      </w:r>
-      <w:r>
-        <w:rPr>
-          <w:rFonts w:ascii="Arial" w:hAnsi="Arial" w:cs="Arial"/>
-          <w:color w:val="7030A0"/>
-        </w:rPr>
-        <w:t>6</w:t>
-      </w:r>
-      <w:r>
-        <w:rPr>
-          <w:rFonts w:ascii="Arial" w:hAnsi="Arial" w:cs="Arial"/>
-          <w:color w:val="7030A0"/>
-        </w:rPr>
-        <w:t>.</w:t>
-      </w:r>
-      <w:r>
-        <w:rPr>
-          <w:rFonts w:ascii="Arial" w:hAnsi="Arial" w:cs="Arial"/>
-          <w:color w:val="7030A0"/>
-        </w:rPr>
-        <w:t>7</w:t>
-      </w:r>
-      <w:r>
-        <w:rPr>
-          <w:rFonts w:ascii="Arial" w:hAnsi="Arial" w:cs="Arial"/>
-          <w:color w:val="7030A0"/>
-        </w:rPr>
-        <w:t xml:space="preserve">1 </w:t>
-      </w:r>
-      <w:r>
-        <w:rPr>
-          <w:rFonts w:ascii="Arial" w:hAnsi="Arial" w:cs="Arial"/>
-          <w:color w:val="7030A0"/>
-        </w:rPr>
-        <w:t>±</w:t>
-      </w:r>
-      <w:r>
-        <w:rPr>
-          <w:rFonts w:ascii="Arial" w:hAnsi="Arial" w:cs="Arial"/>
-          <w:color w:val="7030A0"/>
-        </w:rPr>
-        <w:t xml:space="preserve"> 0.</w:t>
-      </w:r>
-      <w:r>
-        <w:rPr>
-          <w:rFonts w:ascii="Arial" w:hAnsi="Arial" w:cs="Arial"/>
-          <w:color w:val="7030A0"/>
-        </w:rPr>
-        <w:t>34</w:t>
-      </w:r>
-      <w:r>
-        <w:rPr>
-          <w:rFonts w:ascii="Arial" w:hAnsi="Arial" w:cs="Arial"/>
-          <w:color w:val="7030A0"/>
-        </w:rPr>
-        <w:t>)</w:t>
-      </w:r>
-      <w:r>
-        <w:rPr>
-          <w:rFonts w:ascii="Arial" w:hAnsi="Arial" w:cs="Arial"/>
-          <w:color w:val="7030A0"/>
-        </w:rPr>
-        <w:t xml:space="preserve"> had </w:t>
-      </w:r>
-      <w:r>
-        <w:rPr>
-          <w:rFonts w:ascii="Arial" w:hAnsi="Arial" w:cs="Arial"/>
-          <w:color w:val="7030A0"/>
-        </w:rPr>
-        <w:t>15</w:t>
-      </w:r>
-      <w:r>
-        <w:rPr>
-          <w:rFonts w:ascii="Arial" w:hAnsi="Arial" w:cs="Arial"/>
-          <w:color w:val="7030A0"/>
-        </w:rPr>
-        <w:t xml:space="preserve">% </w:t>
-      </w:r>
-      <w:r>
-        <w:rPr>
-          <w:rFonts w:ascii="Arial" w:hAnsi="Arial" w:cs="Arial"/>
-          <w:color w:val="7030A0"/>
-        </w:rPr>
-        <w:t>high</w:t>
-      </w:r>
-      <w:r>
-        <w:rPr>
-          <w:rFonts w:ascii="Arial" w:hAnsi="Arial" w:cs="Arial"/>
-          <w:color w:val="7030A0"/>
-        </w:rPr>
-        <w:t>er CI than those that experience</w:t>
-      </w:r>
-      <w:r>
-        <w:rPr>
-          <w:rFonts w:ascii="Arial" w:hAnsi="Arial" w:cs="Arial"/>
-          <w:color w:val="7030A0"/>
-        </w:rPr>
-        <w:t>d</w:t>
-      </w:r>
-      <w:r>
-        <w:rPr>
-          <w:rFonts w:ascii="Arial" w:hAnsi="Arial" w:cs="Arial"/>
-          <w:color w:val="7030A0"/>
-        </w:rPr>
-        <w:t xml:space="preserve"> 2</w:t>
+        <w:t xml:space="preserve">) </w:t>
+      </w:r>
+      <w:r>
+        <w:rPr>
+          <w:rFonts w:ascii="Arial" w:hAnsi="Arial" w:cs="Arial"/>
+          <w:color w:val="7030A0"/>
+        </w:rPr>
+        <w:t xml:space="preserve">except for </w:t>
+      </w:r>
+      <w:r>
+        <w:rPr>
+          <w:rFonts w:ascii="Arial" w:hAnsi="Arial" w:cs="Arial"/>
+          <w:color w:val="7030A0"/>
+        </w:rPr>
+        <w:t>2</w:t>
       </w:r>
       <w:r>
         <w:rPr>
@@ -5853,126 +6656,7 @@
           <w:rFonts w:ascii="Arial" w:hAnsi="Arial" w:cs="Arial"/>
           <w:color w:val="7030A0"/>
         </w:rPr>
-        <w:t xml:space="preserve"> </w:t>
-      </w:r>
-      <w:r>
-        <w:rPr>
-          <w:rFonts w:ascii="Arial" w:hAnsi="Arial" w:cs="Arial"/>
-          <w:color w:val="7030A0"/>
-        </w:rPr>
-        <w:t>(</w:t>
-      </w:r>
-      <w:r>
-        <w:rPr>
-          <w:rFonts w:ascii="Arial" w:hAnsi="Arial" w:cs="Arial"/>
-          <w:color w:val="7030A0"/>
-        </w:rPr>
-        <w:t>5</w:t>
-      </w:r>
-      <w:r>
-        <w:rPr>
-          <w:rFonts w:ascii="Arial" w:hAnsi="Arial" w:cs="Arial"/>
-          <w:color w:val="7030A0"/>
-        </w:rPr>
-        <w:t>.</w:t>
-      </w:r>
-      <w:r>
-        <w:rPr>
-          <w:rFonts w:ascii="Arial" w:hAnsi="Arial" w:cs="Arial"/>
-          <w:color w:val="7030A0"/>
-        </w:rPr>
-        <w:t>67</w:t>
-      </w:r>
-      <w:r>
-        <w:rPr>
-          <w:rFonts w:ascii="Arial" w:hAnsi="Arial" w:cs="Arial"/>
-          <w:color w:val="7030A0"/>
-        </w:rPr>
-        <w:t xml:space="preserve"> </w:t>
-      </w:r>
-      <w:r>
-        <w:rPr>
-          <w:rFonts w:ascii="Arial" w:hAnsi="Arial" w:cs="Arial"/>
-          <w:color w:val="7030A0"/>
-        </w:rPr>
-        <w:t>±</w:t>
-      </w:r>
-      <w:r>
-        <w:rPr>
-          <w:rFonts w:ascii="Arial" w:hAnsi="Arial" w:cs="Arial"/>
-          <w:color w:val="7030A0"/>
-        </w:rPr>
-        <w:t xml:space="preserve"> 0.</w:t>
-      </w:r>
-      <w:r>
-        <w:rPr>
-          <w:rFonts w:ascii="Arial" w:hAnsi="Arial" w:cs="Arial"/>
-          <w:color w:val="7030A0"/>
-        </w:rPr>
-        <w:t>26</w:t>
-      </w:r>
-      <w:r>
-        <w:rPr>
-          <w:rFonts w:ascii="Arial" w:hAnsi="Arial" w:cs="Arial"/>
-          <w:color w:val="7030A0"/>
-        </w:rPr>
-        <w:t>)</w:t>
-      </w:r>
-      <w:r>
-        <w:rPr>
-          <w:rFonts w:ascii="Arial" w:hAnsi="Arial" w:cs="Arial"/>
-          <w:color w:val="7030A0"/>
-        </w:rPr>
-        <w:t xml:space="preserve"> before the</w:t>
-      </w:r>
-      <w:r>
-        <w:rPr>
-          <w:rFonts w:ascii="Arial" w:hAnsi="Arial" w:cs="Arial"/>
-          <w:color w:val="7030A0"/>
-        </w:rPr>
-        <w:t xml:space="preserve"> </w:t>
-      </w:r>
-      <w:r>
-        <w:rPr>
-          <w:rFonts w:ascii="Arial" w:hAnsi="Arial" w:cs="Arial"/>
-          <w:color w:val="7030A0"/>
-        </w:rPr>
-        <w:t>1</w:t>
-      </w:r>
-      <w:r>
-        <w:rPr>
-          <w:rFonts w:ascii="Arial" w:hAnsi="Arial" w:cs="Arial"/>
-          <w:color w:val="7030A0"/>
-        </w:rPr>
-        <w:t>5</w:t>
-      </w:r>
-      <w:r>
-        <w:rPr>
-          <w:rFonts w:ascii="Arial" w:hAnsi="Arial" w:cs="Arial"/>
-          <w:color w:val="7030A0"/>
-        </w:rPr>
-        <w:t>˚C</w:t>
-      </w:r>
-      <w:r>
-        <w:rPr>
-          <w:rFonts w:ascii="Arial" w:hAnsi="Arial" w:cs="Arial"/>
-          <w:color w:val="7030A0"/>
-        </w:rPr>
-        <w:t xml:space="preserve"> marine heatwave</w:t>
-      </w:r>
-      <w:r>
-        <w:rPr>
-          <w:rFonts w:ascii="Arial" w:hAnsi="Arial" w:cs="Arial"/>
-          <w:color w:val="7030A0"/>
-        </w:rPr>
-        <w:t xml:space="preserve"> </w:t>
-      </w:r>
-      <w:r>
-        <w:rPr>
-          <w:rFonts w:ascii="Arial" w:hAnsi="Arial" w:cs="Arial"/>
-          <w:color w:val="7030A0"/>
-        </w:rPr>
-        <w:t>(</w:t>
+        <w:t xml:space="preserve"> (</w:t>
       </w:r>
       <w:r>
         <w:rPr>
@@ -5995,21 +6679,14 @@
           <w:rFonts w:ascii="Arial" w:hAnsi="Arial" w:cs="Arial"/>
           <w:color w:val="7030A0"/>
         </w:rPr>
-        <w:t>=</w:t>
-      </w:r>
-      <w:r>
-        <w:rPr>
-          <w:rFonts w:ascii="Arial" w:hAnsi="Arial" w:cs="Arial"/>
-          <w:color w:val="7030A0"/>
-        </w:rPr>
-        <w:t xml:space="preserve"> 0.0</w:t>
-      </w:r>
-      <w:r>
-        <w:rPr>
-          <w:rFonts w:ascii="Arial" w:hAnsi="Arial" w:cs="Arial"/>
-          <w:color w:val="7030A0"/>
-        </w:rPr>
-        <w:t xml:space="preserve">12, </w:t>
+        <w:t>&gt; 0.05</w:t>
+      </w:r>
+      <w:r>
+        <w:rPr>
+          <w:rFonts w:ascii="Arial" w:hAnsi="Arial" w:cs="Arial"/>
+          <w:color w:val="7030A0"/>
+        </w:rPr>
+        <w:t xml:space="preserve">, </w:t>
       </w:r>
       <w:r>
         <w:rPr>
@@ -6030,60 +6707,30 @@
       <w:r>
         <w:rPr>
           <w:rFonts w:ascii="Arial" w:hAnsi="Arial" w:cs="Arial"/>
-          <w:b/>
-          <w:bCs/>
-          <w:color w:val="7030A0"/>
-        </w:rPr>
-        <w:t xml:space="preserve"> PAIRWISE</w:t>
-      </w:r>
-      <w:r>
-        <w:rPr>
-          <w:rFonts w:ascii="Arial" w:hAnsi="Arial" w:cs="Arial"/>
-          <w:color w:val="7030A0"/>
-        </w:rPr>
-        <w:t>)</w:t>
-      </w:r>
-      <w:r>
-        <w:rPr>
-          <w:rFonts w:ascii="Arial" w:hAnsi="Arial" w:cs="Arial"/>
-          <w:color w:val="7030A0"/>
-        </w:rPr>
-        <w:t xml:space="preserve">. Similarly, for oysters in the </w:t>
-      </w:r>
-      <w:r>
-        <w:rPr>
-          <w:rFonts w:ascii="Arial" w:hAnsi="Arial" w:cs="Arial"/>
-          <w:color w:val="7030A0"/>
-        </w:rPr>
-        <w:t>1</w:t>
-      </w:r>
-      <w:r>
-        <w:rPr>
-          <w:rFonts w:ascii="Arial" w:hAnsi="Arial" w:cs="Arial"/>
-          <w:color w:val="7030A0"/>
-        </w:rPr>
-        <w:t>8</w:t>
-      </w:r>
-      <w:r>
-        <w:rPr>
-          <w:rFonts w:ascii="Arial" w:hAnsi="Arial" w:cs="Arial"/>
-          <w:color w:val="7030A0"/>
-        </w:rPr>
-        <w:t>˚C</w:t>
-      </w:r>
-      <w:r>
-        <w:rPr>
-          <w:rFonts w:ascii="Arial" w:hAnsi="Arial" w:cs="Arial"/>
-          <w:color w:val="7030A0"/>
-        </w:rPr>
-        <w:t xml:space="preserve"> marine heatwave</w:t>
-      </w:r>
-      <w:r>
-        <w:rPr>
-          <w:rFonts w:ascii="Arial" w:hAnsi="Arial" w:cs="Arial"/>
-          <w:color w:val="7030A0"/>
-        </w:rPr>
-        <w:t xml:space="preserve"> (</w:t>
+          <w:color w:val="7030A0"/>
+        </w:rPr>
+        <w:t xml:space="preserve">) </w:t>
+      </w:r>
+      <w:r>
+        <w:rPr>
+          <w:rFonts w:ascii="Arial" w:hAnsi="Arial" w:cs="Arial"/>
+          <w:color w:val="7030A0"/>
+        </w:rPr>
+        <w:t xml:space="preserve">did; </w:t>
+      </w:r>
+      <w:r>
+        <w:rPr>
+          <w:rFonts w:ascii="Arial" w:hAnsi="Arial" w:cs="Arial"/>
+          <w:color w:val="7030A0"/>
+        </w:rPr>
+        <w:t>the two factors did not interact.</w:t>
+      </w:r>
+      <w:r>
+        <w:rPr>
+          <w:rFonts w:ascii="Arial" w:hAnsi="Arial" w:cs="Arial"/>
+          <w:color w:val="7030A0"/>
+        </w:rPr>
+        <w:t xml:space="preserve"> </w:t>
       </w:r>
       <w:r>
         <w:rPr>
@@ -6092,7 +6739,56 @@
           <w:iCs/>
           <w:color w:val="7030A0"/>
         </w:rPr>
-        <w:t>P</w:t>
+        <w:t>C. sikamea</w:t>
+      </w:r>
+      <w:r>
+        <w:rPr>
+          <w:rFonts w:ascii="Arial" w:hAnsi="Arial" w:cs="Arial"/>
+          <w:color w:val="7030A0"/>
+        </w:rPr>
+        <w:t xml:space="preserve"> stress hardened at </w:t>
+      </w:r>
+      <w:r>
+        <w:rPr>
+          <w:rFonts w:ascii="Arial" w:hAnsi="Arial" w:cs="Arial"/>
+          <w:color w:val="7030A0"/>
+        </w:rPr>
+        <w:t>1</w:t>
+      </w:r>
+      <w:r>
+        <w:rPr>
+          <w:rFonts w:ascii="Arial" w:hAnsi="Arial" w:cs="Arial"/>
+          <w:color w:val="7030A0"/>
+        </w:rPr>
+        <w:t>5</w:t>
+      </w:r>
+      <w:r>
+        <w:rPr>
+          <w:rFonts w:ascii="Arial" w:hAnsi="Arial" w:cs="Arial"/>
+          <w:color w:val="7030A0"/>
+        </w:rPr>
+        <w:t>˚C</w:t>
+      </w:r>
+      <w:r>
+        <w:rPr>
+          <w:rFonts w:ascii="Arial" w:hAnsi="Arial" w:cs="Arial"/>
+          <w:color w:val="7030A0"/>
+        </w:rPr>
+        <w:t xml:space="preserve"> (</w:t>
+      </w:r>
+      <w:r>
+        <w:rPr>
+          <w:rFonts w:ascii="Arial" w:hAnsi="Arial" w:cs="Arial"/>
+          <w:color w:val="7030A0"/>
+        </w:rPr>
+        <w:t>4.</w:t>
+      </w:r>
+      <w:r>
+        <w:rPr>
+          <w:rFonts w:ascii="Arial" w:hAnsi="Arial" w:cs="Arial"/>
+          <w:color w:val="7030A0"/>
+        </w:rPr>
+        <w:t>26</w:t>
       </w:r>
       <w:r>
         <w:rPr>
@@ -6106,7 +6802,7 @@
           <w:rFonts w:ascii="Arial" w:hAnsi="Arial" w:cs="Arial"/>
           <w:color w:val="7030A0"/>
         </w:rPr>
-        <w:t>=</w:t>
+        <w:t>±</w:t>
       </w:r>
       <w:r>
         <w:rPr>
@@ -6120,23 +6816,7 @@
           <w:rFonts w:ascii="Arial" w:hAnsi="Arial" w:cs="Arial"/>
           <w:color w:val="7030A0"/>
         </w:rPr>
-        <w:t xml:space="preserve">12, </w:t>
-      </w:r>
-      <w:r>
-        <w:rPr>
-          <w:rFonts w:ascii="Arial" w:hAnsi="Arial" w:cs="Arial"/>
-          <w:color w:val="7030A0"/>
-        </w:rPr>
-        <w:t xml:space="preserve">Table </w:t>
-      </w:r>
-      <w:r>
-        <w:rPr>
-          <w:rFonts w:ascii="Arial" w:hAnsi="Arial" w:cs="Arial"/>
-          <w:b/>
-          <w:bCs/>
-          <w:color w:val="7030A0"/>
-        </w:rPr>
-        <w:t>GROWTH</w:t>
+        <w:t>7</w:t>
       </w:r>
       <w:r>
         <w:rPr>
@@ -6150,21 +6830,105 @@
           <w:rFonts w:ascii="Arial" w:hAnsi="Arial" w:cs="Arial"/>
           <w:color w:val="7030A0"/>
         </w:rPr>
-        <w:t xml:space="preserve"> varied by </w:t>
-      </w:r>
-      <w:r>
-        <w:rPr>
-          <w:rFonts w:ascii="Arial" w:hAnsi="Arial" w:cs="Arial"/>
-          <w:color w:val="7030A0"/>
-        </w:rPr>
-        <w:t>12.5</w:t>
-      </w:r>
-      <w:r>
-        <w:rPr>
-          <w:rFonts w:ascii="Arial" w:hAnsi="Arial" w:cs="Arial"/>
-          <w:color w:val="7030A0"/>
-        </w:rPr>
-        <w:t xml:space="preserve">% between the </w:t>
+        <w:t xml:space="preserve"> </w:t>
+      </w:r>
+      <w:r>
+        <w:rPr>
+          <w:rFonts w:ascii="Arial" w:hAnsi="Arial" w:cs="Arial"/>
+          <w:color w:val="7030A0"/>
+        </w:rPr>
+        <w:t xml:space="preserve">had a </w:t>
+      </w:r>
+      <w:r>
+        <w:rPr>
+          <w:rFonts w:ascii="Arial" w:hAnsi="Arial" w:cs="Arial"/>
+          <w:color w:val="7030A0"/>
+        </w:rPr>
+        <w:t>6.1</w:t>
+      </w:r>
+      <w:r>
+        <w:rPr>
+          <w:rFonts w:ascii="Arial" w:hAnsi="Arial" w:cs="Arial"/>
+          <w:color w:val="7030A0"/>
+        </w:rPr>
+        <w:t xml:space="preserve">% higher CI than their counterparts at </w:t>
+      </w:r>
+      <w:r>
+        <w:rPr>
+          <w:rFonts w:ascii="Arial" w:hAnsi="Arial" w:cs="Arial"/>
+          <w:color w:val="7030A0"/>
+        </w:rPr>
+        <w:t>2</w:t>
+      </w:r>
+      <w:r>
+        <w:rPr>
+          <w:rFonts w:ascii="Arial" w:hAnsi="Arial" w:cs="Arial"/>
+          <w:color w:val="7030A0"/>
+        </w:rPr>
+        <w:t>1˚C</w:t>
+      </w:r>
+      <w:r>
+        <w:rPr>
+          <w:rFonts w:ascii="Arial" w:hAnsi="Arial" w:cs="Arial"/>
+          <w:color w:val="7030A0"/>
+        </w:rPr>
+        <w:t xml:space="preserve"> (</w:t>
+      </w:r>
+      <w:r>
+        <w:rPr>
+          <w:rFonts w:ascii="Arial" w:hAnsi="Arial" w:cs="Arial"/>
+          <w:color w:val="7030A0"/>
+        </w:rPr>
+        <w:t>4.</w:t>
+      </w:r>
+      <w:r>
+        <w:rPr>
+          <w:rFonts w:ascii="Arial" w:hAnsi="Arial" w:cs="Arial"/>
+          <w:color w:val="7030A0"/>
+        </w:rPr>
+        <w:t>00</w:t>
+      </w:r>
+      <w:r>
+        <w:rPr>
+          <w:rFonts w:ascii="Arial" w:hAnsi="Arial" w:cs="Arial"/>
+          <w:color w:val="7030A0"/>
+        </w:rPr>
+        <w:t xml:space="preserve"> </w:t>
+      </w:r>
+      <w:r>
+        <w:rPr>
+          <w:rFonts w:ascii="Arial" w:hAnsi="Arial" w:cs="Arial"/>
+          <w:color w:val="7030A0"/>
+        </w:rPr>
+        <w:t>±</w:t>
+      </w:r>
+      <w:r>
+        <w:rPr>
+          <w:rFonts w:ascii="Arial" w:hAnsi="Arial" w:cs="Arial"/>
+          <w:color w:val="7030A0"/>
+        </w:rPr>
+        <w:t xml:space="preserve"> 0.</w:t>
+      </w:r>
+      <w:r>
+        <w:rPr>
+          <w:rFonts w:ascii="Arial" w:hAnsi="Arial" w:cs="Arial"/>
+          <w:color w:val="7030A0"/>
+        </w:rPr>
+        <w:t>07</w:t>
+      </w:r>
+      <w:r>
+        <w:rPr>
+          <w:rFonts w:ascii="Arial" w:hAnsi="Arial" w:cs="Arial"/>
+          <w:color w:val="7030A0"/>
+        </w:rPr>
+        <w:t xml:space="preserve">). And, </w:t>
+      </w:r>
+      <w:r>
+        <w:rPr>
+          <w:rFonts w:ascii="Arial" w:hAnsi="Arial" w:cs="Arial"/>
+          <w:color w:val="7030A0"/>
+        </w:rPr>
+        <w:t xml:space="preserve">oysters in the </w:t>
       </w:r>
       <w:r>
         <w:rPr>
@@ -6192,6 +6956,83 @@
           <w:rFonts w:ascii="Arial" w:hAnsi="Arial" w:cs="Arial"/>
           <w:color w:val="7030A0"/>
         </w:rPr>
+        <w:t xml:space="preserve"> marine heatwave were had the greatest CI (4</w:t>
+      </w:r>
+      <w:r>
+        <w:rPr>
+          <w:rFonts w:ascii="Arial" w:hAnsi="Arial" w:cs="Arial"/>
+          <w:color w:val="7030A0"/>
+        </w:rPr>
+        <w:t>.</w:t>
+      </w:r>
+      <w:r>
+        <w:rPr>
+          <w:rFonts w:ascii="Arial" w:hAnsi="Arial" w:cs="Arial"/>
+          <w:color w:val="7030A0"/>
+        </w:rPr>
+        <w:t>4</w:t>
+      </w:r>
+      <w:r>
+        <w:rPr>
+          <w:rFonts w:ascii="Arial" w:hAnsi="Arial" w:cs="Arial"/>
+          <w:color w:val="7030A0"/>
+        </w:rPr>
+        <w:t xml:space="preserve">1 </w:t>
+      </w:r>
+      <w:r>
+        <w:rPr>
+          <w:rFonts w:ascii="Arial" w:hAnsi="Arial" w:cs="Arial"/>
+          <w:color w:val="7030A0"/>
+        </w:rPr>
+        <w:t>±</w:t>
+      </w:r>
+      <w:r>
+        <w:rPr>
+          <w:rFonts w:ascii="Arial" w:hAnsi="Arial" w:cs="Arial"/>
+          <w:color w:val="7030A0"/>
+        </w:rPr>
+        <w:t xml:space="preserve"> 0.1</w:t>
+      </w:r>
+      <w:r>
+        <w:rPr>
+          <w:rFonts w:ascii="Arial" w:hAnsi="Arial" w:cs="Arial"/>
+          <w:color w:val="7030A0"/>
+        </w:rPr>
+        <w:t>0)</w:t>
+      </w:r>
+      <w:r>
+        <w:rPr>
+          <w:rFonts w:ascii="Arial" w:hAnsi="Arial" w:cs="Arial"/>
+          <w:color w:val="7030A0"/>
+        </w:rPr>
+        <w:t xml:space="preserve">, while those in the </w:t>
+      </w:r>
+      <w:r>
+        <w:rPr>
+          <w:rFonts w:ascii="Arial" w:hAnsi="Arial" w:cs="Arial"/>
+          <w:color w:val="7030A0"/>
+        </w:rPr>
+        <w:t>1</w:t>
+      </w:r>
+      <w:r>
+        <w:rPr>
+          <w:rFonts w:ascii="Arial" w:hAnsi="Arial" w:cs="Arial"/>
+          <w:color w:val="7030A0"/>
+        </w:rPr>
+        <w:t>8</w:t>
+      </w:r>
+      <w:r>
+        <w:rPr>
+          <w:rFonts w:ascii="Arial" w:hAnsi="Arial" w:cs="Arial"/>
+          <w:color w:val="7030A0"/>
+        </w:rPr>
+        <w:t>˚C</w:t>
+      </w:r>
+      <w:r>
+        <w:rPr>
+          <w:rFonts w:ascii="Arial" w:hAnsi="Arial" w:cs="Arial"/>
+          <w:color w:val="7030A0"/>
+        </w:rPr>
         <w:t xml:space="preserve"> </w:t>
       </w:r>
       <w:r>
@@ -6199,6 +7040,132 @@
           <w:rFonts w:ascii="Arial" w:hAnsi="Arial" w:cs="Arial"/>
           <w:color w:val="7030A0"/>
         </w:rPr>
+        <w:t>(4.</w:t>
+      </w:r>
+      <w:r>
+        <w:rPr>
+          <w:rFonts w:ascii="Arial" w:hAnsi="Arial" w:cs="Arial"/>
+          <w:color w:val="7030A0"/>
+        </w:rPr>
+        <w:t>08</w:t>
+      </w:r>
+      <w:r>
+        <w:rPr>
+          <w:rFonts w:ascii="Arial" w:hAnsi="Arial" w:cs="Arial"/>
+          <w:color w:val="7030A0"/>
+        </w:rPr>
+        <w:t xml:space="preserve"> </w:t>
+      </w:r>
+      <w:r>
+        <w:rPr>
+          <w:rFonts w:ascii="Arial" w:hAnsi="Arial" w:cs="Arial"/>
+          <w:color w:val="7030A0"/>
+        </w:rPr>
+        <w:t>±</w:t>
+      </w:r>
+      <w:r>
+        <w:rPr>
+          <w:rFonts w:ascii="Arial" w:hAnsi="Arial" w:cs="Arial"/>
+          <w:color w:val="7030A0"/>
+        </w:rPr>
+        <w:t xml:space="preserve"> 0.10)</w:t>
+      </w:r>
+      <w:r>
+        <w:rPr>
+          <w:rFonts w:ascii="Arial" w:hAnsi="Arial" w:cs="Arial"/>
+          <w:color w:val="7030A0"/>
+        </w:rPr>
+        <w:t>, 2</w:t>
+      </w:r>
+      <w:r>
+        <w:rPr>
+          <w:rFonts w:ascii="Arial" w:hAnsi="Arial" w:cs="Arial"/>
+          <w:color w:val="7030A0"/>
+        </w:rPr>
+        <w:t>1˚C</w:t>
+      </w:r>
+      <w:r>
+        <w:rPr>
+          <w:rFonts w:ascii="Arial" w:hAnsi="Arial" w:cs="Arial"/>
+          <w:color w:val="7030A0"/>
+        </w:rPr>
+        <w:t xml:space="preserve"> </w:t>
+      </w:r>
+      <w:r>
+        <w:rPr>
+          <w:rFonts w:ascii="Arial" w:hAnsi="Arial" w:cs="Arial"/>
+          <w:color w:val="7030A0"/>
+        </w:rPr>
+        <w:t>(4.</w:t>
+      </w:r>
+      <w:r>
+        <w:rPr>
+          <w:rFonts w:ascii="Arial" w:hAnsi="Arial" w:cs="Arial"/>
+          <w:color w:val="7030A0"/>
+        </w:rPr>
+        <w:t>2</w:t>
+      </w:r>
+      <w:r>
+        <w:rPr>
+          <w:rFonts w:ascii="Arial" w:hAnsi="Arial" w:cs="Arial"/>
+          <w:color w:val="7030A0"/>
+        </w:rPr>
+        <w:t xml:space="preserve">1 </w:t>
+      </w:r>
+      <w:r>
+        <w:rPr>
+          <w:rFonts w:ascii="Arial" w:hAnsi="Arial" w:cs="Arial"/>
+          <w:color w:val="7030A0"/>
+        </w:rPr>
+        <w:t>±</w:t>
+      </w:r>
+      <w:r>
+        <w:rPr>
+          <w:rFonts w:ascii="Arial" w:hAnsi="Arial" w:cs="Arial"/>
+          <w:color w:val="7030A0"/>
+        </w:rPr>
+        <w:t xml:space="preserve"> 0.1</w:t>
+      </w:r>
+      <w:r>
+        <w:rPr>
+          <w:rFonts w:ascii="Arial" w:hAnsi="Arial" w:cs="Arial"/>
+          <w:color w:val="7030A0"/>
+        </w:rPr>
+        <w:t>2</w:t>
+      </w:r>
+      <w:r>
+        <w:rPr>
+          <w:rFonts w:ascii="Arial" w:hAnsi="Arial" w:cs="Arial"/>
+          <w:color w:val="7030A0"/>
+        </w:rPr>
+        <w:t>)</w:t>
+      </w:r>
+      <w:r>
+        <w:rPr>
+          <w:rFonts w:ascii="Arial" w:hAnsi="Arial" w:cs="Arial"/>
+          <w:color w:val="7030A0"/>
+        </w:rPr>
+        <w:t>, and 24</w:t>
+      </w:r>
+      <w:r>
+        <w:rPr>
+          <w:rFonts w:ascii="Arial" w:hAnsi="Arial" w:cs="Arial"/>
+          <w:color w:val="7030A0"/>
+        </w:rPr>
+        <w:t>˚C</w:t>
+      </w:r>
+      <w:r>
+        <w:rPr>
+          <w:rFonts w:ascii="Arial" w:hAnsi="Arial" w:cs="Arial"/>
+          <w:color w:val="7030A0"/>
+        </w:rPr>
+        <w:t xml:space="preserve"> </w:t>
+      </w:r>
+      <w:r>
+        <w:rPr>
+          <w:rFonts w:ascii="Arial" w:hAnsi="Arial" w:cs="Arial"/>
+          <w:color w:val="7030A0"/>
+        </w:rPr>
         <w:t>(</w:t>
       </w:r>
       <w:r>
@@ -6206,14 +7173,14 @@
           <w:rFonts w:ascii="Arial" w:hAnsi="Arial" w:cs="Arial"/>
           <w:color w:val="7030A0"/>
         </w:rPr>
-        <w:t>8.54</w:t>
-      </w:r>
-      <w:r>
-        <w:rPr>
-          <w:rFonts w:ascii="Arial" w:hAnsi="Arial" w:cs="Arial"/>
-          <w:color w:val="7030A0"/>
-        </w:rPr>
-        <w:t xml:space="preserve"> </w:t>
+        <w:t>3.8</w:t>
+      </w:r>
+      <w:r>
+        <w:rPr>
+          <w:rFonts w:ascii="Arial" w:hAnsi="Arial" w:cs="Arial"/>
+          <w:color w:val="7030A0"/>
+        </w:rPr>
+        <w:t xml:space="preserve">1 </w:t>
       </w:r>
       <w:r>
         <w:rPr>
@@ -6227,14 +7194,14 @@
           <w:rFonts w:ascii="Arial" w:hAnsi="Arial" w:cs="Arial"/>
           <w:color w:val="7030A0"/>
         </w:rPr>
-        <w:t xml:space="preserve"> 0.</w:t>
-      </w:r>
-      <w:r>
-        <w:rPr>
-          <w:rFonts w:ascii="Arial" w:hAnsi="Arial" w:cs="Arial"/>
-          <w:color w:val="7030A0"/>
-        </w:rPr>
-        <w:t>64</w:t>
+        <w:t xml:space="preserve"> 0.0</w:t>
+      </w:r>
+      <w:r>
+        <w:rPr>
+          <w:rFonts w:ascii="Arial" w:hAnsi="Arial" w:cs="Arial"/>
+          <w:color w:val="7030A0"/>
+        </w:rPr>
+        <w:t>8</w:t>
       </w:r>
       <w:r>
         <w:rPr>
@@ -6248,94 +7215,467 @@
           <w:rFonts w:ascii="Arial" w:hAnsi="Arial" w:cs="Arial"/>
           <w:color w:val="7030A0"/>
         </w:rPr>
-        <w:t xml:space="preserve"> and 2</w:t>
-      </w:r>
-      <w:r>
-        <w:rPr>
-          <w:rFonts w:ascii="Arial" w:hAnsi="Arial" w:cs="Arial"/>
-          <w:color w:val="7030A0"/>
-        </w:rPr>
-        <w:t>1˚C</w:t>
-      </w:r>
-      <w:r>
-        <w:rPr>
-          <w:rFonts w:ascii="Arial" w:hAnsi="Arial" w:cs="Arial"/>
-          <w:color w:val="7030A0"/>
-        </w:rPr>
-        <w:t xml:space="preserve"> </w:t>
-      </w:r>
-      <w:r>
-        <w:rPr>
-          <w:rFonts w:ascii="Arial" w:hAnsi="Arial" w:cs="Arial"/>
-          <w:color w:val="7030A0"/>
-        </w:rPr>
-        <w:t>(7.</w:t>
-      </w:r>
-      <w:r>
-        <w:rPr>
-          <w:rFonts w:ascii="Arial" w:hAnsi="Arial" w:cs="Arial"/>
-          <w:color w:val="7030A0"/>
-        </w:rPr>
-        <w:t>47</w:t>
-      </w:r>
-      <w:r>
-        <w:rPr>
-          <w:rFonts w:ascii="Arial" w:hAnsi="Arial" w:cs="Arial"/>
-          <w:color w:val="7030A0"/>
-        </w:rPr>
-        <w:t xml:space="preserve"> </w:t>
-      </w:r>
-      <w:r>
-        <w:rPr>
-          <w:rFonts w:ascii="Arial" w:hAnsi="Arial" w:cs="Arial"/>
-          <w:color w:val="7030A0"/>
-        </w:rPr>
-        <w:t>±</w:t>
-      </w:r>
-      <w:r>
-        <w:rPr>
-          <w:rFonts w:ascii="Arial" w:hAnsi="Arial" w:cs="Arial"/>
-          <w:color w:val="7030A0"/>
-        </w:rPr>
-        <w:t xml:space="preserve"> 0.</w:t>
-      </w:r>
-      <w:r>
-        <w:rPr>
-          <w:rFonts w:ascii="Arial" w:hAnsi="Arial" w:cs="Arial"/>
-          <w:color w:val="7030A0"/>
-        </w:rPr>
-        <w:t>50</w:t>
-      </w:r>
-      <w:r>
-        <w:rPr>
-          <w:rFonts w:ascii="Arial" w:hAnsi="Arial" w:cs="Arial"/>
-          <w:color w:val="7030A0"/>
-        </w:rPr>
-        <w:t>)</w:t>
-      </w:r>
-      <w:r>
-        <w:rPr>
-          <w:rFonts w:ascii="Arial" w:hAnsi="Arial" w:cs="Arial"/>
-          <w:color w:val="7030A0"/>
-        </w:rPr>
-        <w:t xml:space="preserve"> stress hardening treatments.</w:t>
+        <w:t xml:space="preserve"> treatments were </w:t>
+      </w:r>
+      <w:r>
+        <w:rPr>
+          <w:rFonts w:ascii="Arial" w:hAnsi="Arial" w:cs="Arial"/>
+          <w:color w:val="7030A0"/>
+        </w:rPr>
+        <w:t>8.1</w:t>
+      </w:r>
+      <w:r>
+        <w:rPr>
+          <w:rFonts w:ascii="Arial" w:hAnsi="Arial" w:cs="Arial"/>
+          <w:color w:val="7030A0"/>
+        </w:rPr>
+        <w:t xml:space="preserve">%, </w:t>
+      </w:r>
+      <w:r>
+        <w:rPr>
+          <w:rFonts w:ascii="Arial" w:hAnsi="Arial" w:cs="Arial"/>
+          <w:color w:val="7030A0"/>
+        </w:rPr>
+        <w:t>4.8</w:t>
+      </w:r>
+      <w:r>
+        <w:rPr>
+          <w:rFonts w:ascii="Arial" w:hAnsi="Arial" w:cs="Arial"/>
+          <w:color w:val="7030A0"/>
+        </w:rPr>
+        <w:t xml:space="preserve">%, and </w:t>
+      </w:r>
+      <w:r>
+        <w:rPr>
+          <w:rFonts w:ascii="Arial" w:hAnsi="Arial" w:cs="Arial"/>
+          <w:color w:val="7030A0"/>
+        </w:rPr>
+        <w:t>15.7</w:t>
+      </w:r>
+      <w:r>
+        <w:rPr>
+          <w:rFonts w:ascii="Arial" w:hAnsi="Arial" w:cs="Arial"/>
+          <w:color w:val="7030A0"/>
+        </w:rPr>
+        <w:t>% smaller, respectively.</w:t>
       </w:r>
     </w:p>
     <w:p>
       <w:pPr>
-        <w:ind w:left="720" w:firstLine="720"/>
-        <w:rPr>
-          <w:rFonts w:ascii="Arial" w:hAnsi="Arial" w:cs="Arial"/>
-          <w:color w:val="7030A0"/>
-        </w:rPr>
-      </w:pPr>
-      <w:r>
+        <w:ind w:firstLine="720"/>
         <w:rPr>
           <w:rFonts w:ascii="Arial" w:hAnsi="Arial" w:cs="Arial"/>
           <w:i/>
           <w:iCs/>
           <w:color w:val="7030A0"/>
         </w:rPr>
+      </w:pPr>
+      <w:r>
+        <w:rPr>
+          <w:rFonts w:ascii="Arial" w:hAnsi="Arial" w:cs="Arial"/>
+          <w:color w:val="7030A0"/>
+        </w:rPr>
+        <w:t>Tidal regime during stress hardening (</w:t>
+      </w:r>
+      <w:r>
+        <w:rPr>
+          <w:rFonts w:ascii="Arial" w:hAnsi="Arial" w:cs="Arial"/>
+          <w:i/>
+          <w:iCs/>
+          <w:color w:val="7030A0"/>
+        </w:rPr>
+        <w:t>P</w:t>
+      </w:r>
+      <w:r>
+        <w:rPr>
+          <w:rFonts w:ascii="Arial" w:hAnsi="Arial" w:cs="Arial"/>
+          <w:color w:val="7030A0"/>
+        </w:rPr>
+        <w:t xml:space="preserve"> </w:t>
+      </w:r>
+      <w:r>
+        <w:rPr>
+          <w:rFonts w:ascii="Arial" w:hAnsi="Arial" w:cs="Arial"/>
+          <w:color w:val="7030A0"/>
+        </w:rPr>
+        <w:t>&lt;</w:t>
+      </w:r>
+      <w:r>
+        <w:rPr>
+          <w:rFonts w:ascii="Arial" w:hAnsi="Arial" w:cs="Arial"/>
+          <w:color w:val="7030A0"/>
+        </w:rPr>
+        <w:t xml:space="preserve"> 0.0</w:t>
+      </w:r>
+      <w:r>
+        <w:rPr>
+          <w:rFonts w:ascii="Arial" w:hAnsi="Arial" w:cs="Arial"/>
+          <w:color w:val="7030A0"/>
+        </w:rPr>
+        <w:t>1</w:t>
+      </w:r>
+      <w:r>
+        <w:rPr>
+          <w:rFonts w:ascii="Arial" w:hAnsi="Arial" w:cs="Arial"/>
+          <w:color w:val="7030A0"/>
+        </w:rPr>
+        <w:t xml:space="preserve">, </w:t>
+      </w:r>
+      <w:r>
+        <w:rPr>
+          <w:rFonts w:ascii="Arial" w:hAnsi="Arial" w:cs="Arial"/>
+          <w:color w:val="7030A0"/>
+        </w:rPr>
+        <w:t xml:space="preserve">Table </w:t>
+      </w:r>
+      <w:r>
+        <w:rPr>
+          <w:rFonts w:ascii="Arial" w:hAnsi="Arial" w:cs="Arial"/>
+          <w:b/>
+          <w:bCs/>
+          <w:color w:val="7030A0"/>
+        </w:rPr>
+        <w:t>GROWTH</w:t>
+      </w:r>
+      <w:r>
+        <w:rPr>
+          <w:rFonts w:ascii="Arial" w:hAnsi="Arial" w:cs="Arial"/>
+          <w:color w:val="7030A0"/>
+        </w:rPr>
+        <w:t>) and marine heatwave treatment (</w:t>
+      </w:r>
+      <w:r>
+        <w:rPr>
+          <w:rFonts w:ascii="Arial" w:hAnsi="Arial" w:cs="Arial"/>
+          <w:i/>
+          <w:iCs/>
+          <w:color w:val="7030A0"/>
+        </w:rPr>
+        <w:t>P</w:t>
+      </w:r>
+      <w:r>
+        <w:rPr>
+          <w:rFonts w:ascii="Arial" w:hAnsi="Arial" w:cs="Arial"/>
+          <w:color w:val="7030A0"/>
+        </w:rPr>
+        <w:t xml:space="preserve"> </w:t>
+      </w:r>
+      <w:r>
+        <w:rPr>
+          <w:rFonts w:ascii="Arial" w:hAnsi="Arial" w:cs="Arial"/>
+          <w:color w:val="7030A0"/>
+        </w:rPr>
+        <w:t>=</w:t>
+      </w:r>
+      <w:r>
+        <w:rPr>
+          <w:rFonts w:ascii="Arial" w:hAnsi="Arial" w:cs="Arial"/>
+          <w:color w:val="7030A0"/>
+        </w:rPr>
+        <w:t xml:space="preserve"> 0.0</w:t>
+      </w:r>
+      <w:r>
+        <w:rPr>
+          <w:rFonts w:ascii="Arial" w:hAnsi="Arial" w:cs="Arial"/>
+          <w:color w:val="7030A0"/>
+        </w:rPr>
+        <w:t>1</w:t>
+      </w:r>
+      <w:r>
+        <w:rPr>
+          <w:rFonts w:ascii="Arial" w:hAnsi="Arial" w:cs="Arial"/>
+          <w:color w:val="7030A0"/>
+        </w:rPr>
+        <w:t xml:space="preserve">, </w:t>
+      </w:r>
+      <w:r>
+        <w:rPr>
+          <w:rFonts w:ascii="Arial" w:hAnsi="Arial" w:cs="Arial"/>
+          <w:color w:val="7030A0"/>
+        </w:rPr>
+        <w:t xml:space="preserve">Table </w:t>
+      </w:r>
+      <w:r>
+        <w:rPr>
+          <w:rFonts w:ascii="Arial" w:hAnsi="Arial" w:cs="Arial"/>
+          <w:b/>
+          <w:bCs/>
+          <w:color w:val="7030A0"/>
+        </w:rPr>
+        <w:t>GROWTH</w:t>
+      </w:r>
+      <w:r>
+        <w:rPr>
+          <w:rFonts w:ascii="Arial" w:hAnsi="Arial" w:cs="Arial"/>
+          <w:color w:val="7030A0"/>
+        </w:rPr>
+        <w:t xml:space="preserve">) determined CI in </w:t>
+      </w:r>
+      <w:r>
+        <w:rPr>
+          <w:rFonts w:ascii="Arial" w:hAnsi="Arial" w:cs="Arial"/>
+          <w:i/>
+          <w:iCs/>
+          <w:color w:val="7030A0"/>
+        </w:rPr>
+        <w:t>M. gigas</w:t>
+      </w:r>
+      <w:r>
+        <w:rPr>
+          <w:rFonts w:ascii="Arial" w:hAnsi="Arial" w:cs="Arial"/>
+          <w:color w:val="7030A0"/>
+        </w:rPr>
+        <w:t>,</w:t>
+      </w:r>
+      <w:r>
+        <w:rPr>
+          <w:rFonts w:ascii="Arial" w:hAnsi="Arial" w:cs="Arial"/>
+          <w:color w:val="7030A0"/>
+        </w:rPr>
+        <w:t xml:space="preserve"> though they did not interact.</w:t>
+      </w:r>
+      <w:r>
+        <w:rPr>
+          <w:rFonts w:ascii="Arial" w:hAnsi="Arial" w:cs="Arial"/>
+          <w:color w:val="7030A0"/>
+        </w:rPr>
+        <w:t xml:space="preserve"> </w:t>
+      </w:r>
+      <w:r>
+        <w:rPr>
+          <w:rFonts w:ascii="Arial" w:hAnsi="Arial" w:cs="Arial"/>
+          <w:color w:val="7030A0"/>
+        </w:rPr>
+        <w:t>In contrast, s</w:t>
+      </w:r>
+      <w:r>
+        <w:rPr>
+          <w:rFonts w:ascii="Arial" w:hAnsi="Arial" w:cs="Arial"/>
+          <w:color w:val="7030A0"/>
+        </w:rPr>
+        <w:t>tress hardening temperature did not</w:t>
+      </w:r>
+      <w:r>
+        <w:rPr>
+          <w:rFonts w:ascii="Arial" w:hAnsi="Arial" w:cs="Arial"/>
+          <w:color w:val="7030A0"/>
+        </w:rPr>
+        <w:t xml:space="preserve"> affect CI</w:t>
+      </w:r>
+      <w:r>
+        <w:rPr>
+          <w:rFonts w:ascii="Arial" w:hAnsi="Arial" w:cs="Arial"/>
+          <w:color w:val="7030A0"/>
+        </w:rPr>
+        <w:t xml:space="preserve"> (</w:t>
+      </w:r>
+      <w:r>
+        <w:rPr>
+          <w:rFonts w:ascii="Arial" w:hAnsi="Arial" w:cs="Arial"/>
+          <w:i/>
+          <w:iCs/>
+          <w:color w:val="7030A0"/>
+        </w:rPr>
+        <w:t>P</w:t>
+      </w:r>
+      <w:r>
+        <w:rPr>
+          <w:rFonts w:ascii="Arial" w:hAnsi="Arial" w:cs="Arial"/>
+          <w:color w:val="7030A0"/>
+        </w:rPr>
+        <w:t xml:space="preserve"> </w:t>
+      </w:r>
+      <w:r>
+        <w:rPr>
+          <w:rFonts w:ascii="Arial" w:hAnsi="Arial" w:cs="Arial"/>
+          <w:color w:val="7030A0"/>
+        </w:rPr>
+        <w:t xml:space="preserve">&gt; 0.05, </w:t>
+      </w:r>
+      <w:r>
+        <w:rPr>
+          <w:rFonts w:ascii="Arial" w:hAnsi="Arial" w:cs="Arial"/>
+          <w:color w:val="7030A0"/>
+        </w:rPr>
+        <w:t xml:space="preserve">Table </w:t>
+      </w:r>
+      <w:r>
+        <w:rPr>
+          <w:rFonts w:ascii="Arial" w:hAnsi="Arial" w:cs="Arial"/>
+          <w:b/>
+          <w:bCs/>
+          <w:color w:val="7030A0"/>
+        </w:rPr>
+        <w:t>GROWTH</w:t>
+      </w:r>
+      <w:r>
+        <w:rPr>
+          <w:rFonts w:ascii="Arial" w:hAnsi="Arial" w:cs="Arial"/>
+          <w:color w:val="7030A0"/>
+        </w:rPr>
+        <w:t>)</w:t>
+      </w:r>
+      <w:r>
+        <w:rPr>
+          <w:rFonts w:ascii="Arial" w:hAnsi="Arial" w:cs="Arial"/>
+          <w:color w:val="7030A0"/>
+        </w:rPr>
+        <w:t xml:space="preserve">. </w:t>
+      </w:r>
+      <w:r>
+        <w:rPr>
+          <w:rFonts w:ascii="Arial" w:hAnsi="Arial" w:cs="Arial"/>
+          <w:color w:val="7030A0"/>
+        </w:rPr>
+        <w:t xml:space="preserve">Interestingly, oysters exposed to a tidal cycle </w:t>
+      </w:r>
+      <w:r>
+        <w:rPr>
+          <w:rFonts w:ascii="Arial" w:hAnsi="Arial" w:cs="Arial"/>
+          <w:color w:val="7030A0"/>
+        </w:rPr>
+        <w:t>(</w:t>
+      </w:r>
+      <w:r>
+        <w:rPr>
+          <w:rFonts w:ascii="Arial" w:hAnsi="Arial" w:cs="Arial"/>
+          <w:color w:val="7030A0"/>
+        </w:rPr>
+        <w:t>3</w:t>
+      </w:r>
+      <w:r>
+        <w:rPr>
+          <w:rFonts w:ascii="Arial" w:hAnsi="Arial" w:cs="Arial"/>
+          <w:color w:val="7030A0"/>
+        </w:rPr>
+        <w:t>.</w:t>
+      </w:r>
+      <w:r>
+        <w:rPr>
+          <w:rFonts w:ascii="Arial" w:hAnsi="Arial" w:cs="Arial"/>
+          <w:color w:val="7030A0"/>
+        </w:rPr>
+        <w:t>57</w:t>
+      </w:r>
+      <w:r>
+        <w:rPr>
+          <w:rFonts w:ascii="Arial" w:hAnsi="Arial" w:cs="Arial"/>
+          <w:color w:val="7030A0"/>
+        </w:rPr>
+        <w:t xml:space="preserve"> </w:t>
+      </w:r>
+      <w:r>
+        <w:rPr>
+          <w:rFonts w:ascii="Arial" w:hAnsi="Arial" w:cs="Arial"/>
+          <w:color w:val="7030A0"/>
+        </w:rPr>
+        <w:t>±</w:t>
+      </w:r>
+      <w:r>
+        <w:rPr>
+          <w:rFonts w:ascii="Arial" w:hAnsi="Arial" w:cs="Arial"/>
+          <w:color w:val="7030A0"/>
+        </w:rPr>
+        <w:t xml:space="preserve"> 0.0</w:t>
+      </w:r>
+      <w:r>
+        <w:rPr>
+          <w:rFonts w:ascii="Arial" w:hAnsi="Arial" w:cs="Arial"/>
+          <w:color w:val="7030A0"/>
+        </w:rPr>
+        <w:t>4</w:t>
+      </w:r>
+      <w:r>
+        <w:rPr>
+          <w:rFonts w:ascii="Arial" w:hAnsi="Arial" w:cs="Arial"/>
+          <w:color w:val="7030A0"/>
+        </w:rPr>
+        <w:t xml:space="preserve">) had a </w:t>
+      </w:r>
+      <w:r>
+        <w:rPr>
+          <w:rFonts w:ascii="Arial" w:hAnsi="Arial" w:cs="Arial"/>
+          <w:color w:val="7030A0"/>
+        </w:rPr>
+        <w:t>10.1</w:t>
+      </w:r>
+      <w:r>
+        <w:rPr>
+          <w:rFonts w:ascii="Arial" w:hAnsi="Arial" w:cs="Arial"/>
+          <w:color w:val="7030A0"/>
+        </w:rPr>
+        <w:t>% larger CI than those that were fully submerged</w:t>
+      </w:r>
+      <w:r>
+        <w:rPr>
+          <w:rFonts w:ascii="Arial" w:hAnsi="Arial" w:cs="Arial"/>
+          <w:color w:val="7030A0"/>
+        </w:rPr>
+        <w:t xml:space="preserve"> (3</w:t>
+      </w:r>
+      <w:r>
+        <w:rPr>
+          <w:rFonts w:ascii="Arial" w:hAnsi="Arial" w:cs="Arial"/>
+          <w:color w:val="7030A0"/>
+        </w:rPr>
+        <w:t>.</w:t>
+      </w:r>
+      <w:r>
+        <w:rPr>
+          <w:rFonts w:ascii="Arial" w:hAnsi="Arial" w:cs="Arial"/>
+          <w:color w:val="7030A0"/>
+        </w:rPr>
+        <w:t>97</w:t>
+      </w:r>
+      <w:r>
+        <w:rPr>
+          <w:rFonts w:ascii="Arial" w:hAnsi="Arial" w:cs="Arial"/>
+          <w:color w:val="7030A0"/>
+        </w:rPr>
+        <w:t xml:space="preserve"> </w:t>
+      </w:r>
+      <w:r>
+        <w:rPr>
+          <w:rFonts w:ascii="Arial" w:hAnsi="Arial" w:cs="Arial"/>
+          <w:color w:val="7030A0"/>
+        </w:rPr>
+        <w:t>±</w:t>
+      </w:r>
+      <w:r>
+        <w:rPr>
+          <w:rFonts w:ascii="Arial" w:hAnsi="Arial" w:cs="Arial"/>
+          <w:color w:val="7030A0"/>
+        </w:rPr>
+        <w:t xml:space="preserve"> 0.0</w:t>
+      </w:r>
+      <w:r>
+        <w:rPr>
+          <w:rFonts w:ascii="Arial" w:hAnsi="Arial" w:cs="Arial"/>
+          <w:color w:val="7030A0"/>
+        </w:rPr>
+        <w:t>8)</w:t>
+      </w:r>
+      <w:r>
+        <w:rPr>
+          <w:rFonts w:ascii="Arial" w:hAnsi="Arial" w:cs="Arial"/>
+          <w:color w:val="7030A0"/>
+        </w:rPr>
+        <w:t xml:space="preserve"> for the duration of the stress hardening period. </w:t>
+      </w:r>
+      <w:r>
+        <w:rPr>
+          <w:rFonts w:ascii="Arial" w:hAnsi="Arial" w:cs="Arial"/>
+          <w:color w:val="7030A0"/>
+        </w:rPr>
+        <w:t xml:space="preserve">Similar to </w:t>
+      </w:r>
+      <w:r>
+        <w:rPr>
+          <w:rFonts w:ascii="Arial" w:hAnsi="Arial" w:cs="Arial"/>
+          <w:i/>
+          <w:iCs/>
+          <w:color w:val="7030A0"/>
+        </w:rPr>
         <w:t>C. sikamea</w:t>
       </w:r>
       <w:r>
@@ -6343,48 +7683,386 @@
           <w:rFonts w:ascii="Arial" w:hAnsi="Arial" w:cs="Arial"/>
           <w:color w:val="7030A0"/>
         </w:rPr>
-        <w:t xml:space="preserve"> – </w:t>
-      </w:r>
-      <w:r>
-        <w:rPr>
-          <w:rFonts w:ascii="Arial" w:hAnsi="Arial" w:cs="Arial"/>
-          <w:color w:val="7030A0"/>
-        </w:rPr>
-        <w:t>x</w:t>
+        <w:t xml:space="preserve">, </w:t>
+      </w:r>
+      <w:r>
+        <w:rPr>
+          <w:rFonts w:ascii="Arial" w:hAnsi="Arial" w:cs="Arial"/>
+          <w:color w:val="7030A0"/>
+        </w:rPr>
+        <w:t xml:space="preserve">individuals in the </w:t>
+      </w:r>
+      <w:r>
+        <w:rPr>
+          <w:rFonts w:ascii="Arial" w:hAnsi="Arial" w:cs="Arial"/>
+          <w:color w:val="7030A0"/>
+        </w:rPr>
+        <w:t>1</w:t>
+      </w:r>
+      <w:r>
+        <w:rPr>
+          <w:rFonts w:ascii="Arial" w:hAnsi="Arial" w:cs="Arial"/>
+          <w:color w:val="7030A0"/>
+        </w:rPr>
+        <w:t>5</w:t>
+      </w:r>
+      <w:r>
+        <w:rPr>
+          <w:rFonts w:ascii="Arial" w:hAnsi="Arial" w:cs="Arial"/>
+          <w:color w:val="7030A0"/>
+        </w:rPr>
+        <w:t>˚C</w:t>
+      </w:r>
+      <w:r>
+        <w:rPr>
+          <w:rFonts w:ascii="Arial" w:hAnsi="Arial" w:cs="Arial"/>
+          <w:color w:val="7030A0"/>
+        </w:rPr>
+        <w:t xml:space="preserve"> marine heatwave</w:t>
+      </w:r>
+      <w:r>
+        <w:rPr>
+          <w:rFonts w:ascii="Arial" w:hAnsi="Arial" w:cs="Arial"/>
+          <w:color w:val="7030A0"/>
+        </w:rPr>
+        <w:t xml:space="preserve"> (</w:t>
+      </w:r>
+      <w:r>
+        <w:rPr>
+          <w:rFonts w:ascii="Arial" w:hAnsi="Arial" w:cs="Arial"/>
+          <w:color w:val="7030A0"/>
+        </w:rPr>
+        <w:t>4.1</w:t>
+      </w:r>
+      <w:r>
+        <w:rPr>
+          <w:rFonts w:ascii="Arial" w:hAnsi="Arial" w:cs="Arial"/>
+          <w:color w:val="7030A0"/>
+        </w:rPr>
+        <w:t>6</w:t>
+      </w:r>
+      <w:r>
+        <w:rPr>
+          <w:rFonts w:ascii="Arial" w:hAnsi="Arial" w:cs="Arial"/>
+          <w:color w:val="7030A0"/>
+        </w:rPr>
+        <w:t xml:space="preserve"> </w:t>
+      </w:r>
+      <w:r>
+        <w:rPr>
+          <w:rFonts w:ascii="Arial" w:hAnsi="Arial" w:cs="Arial"/>
+          <w:color w:val="7030A0"/>
+        </w:rPr>
+        <w:t>±</w:t>
+      </w:r>
+      <w:r>
+        <w:rPr>
+          <w:rFonts w:ascii="Arial" w:hAnsi="Arial" w:cs="Arial"/>
+          <w:color w:val="7030A0"/>
+        </w:rPr>
+        <w:t xml:space="preserve"> 0.1</w:t>
+      </w:r>
+      <w:r>
+        <w:rPr>
+          <w:rFonts w:ascii="Arial" w:hAnsi="Arial" w:cs="Arial"/>
+          <w:color w:val="7030A0"/>
+        </w:rPr>
+        <w:t>4</w:t>
+      </w:r>
+      <w:r>
+        <w:rPr>
+          <w:rFonts w:ascii="Arial" w:hAnsi="Arial" w:cs="Arial"/>
+          <w:color w:val="7030A0"/>
+        </w:rPr>
+        <w:t xml:space="preserve">) had the highest CI, while oysters in </w:t>
+      </w:r>
+      <w:r>
+        <w:rPr>
+          <w:rFonts w:ascii="Arial" w:hAnsi="Arial" w:cs="Arial"/>
+          <w:color w:val="7030A0"/>
+        </w:rPr>
+        <w:t>1</w:t>
+      </w:r>
+      <w:r>
+        <w:rPr>
+          <w:rFonts w:ascii="Arial" w:hAnsi="Arial" w:cs="Arial"/>
+          <w:color w:val="7030A0"/>
+        </w:rPr>
+        <w:t>8</w:t>
+      </w:r>
+      <w:r>
+        <w:rPr>
+          <w:rFonts w:ascii="Arial" w:hAnsi="Arial" w:cs="Arial"/>
+          <w:color w:val="7030A0"/>
+        </w:rPr>
+        <w:t>˚C</w:t>
+      </w:r>
+      <w:r>
+        <w:rPr>
+          <w:rFonts w:ascii="Arial" w:hAnsi="Arial" w:cs="Arial"/>
+          <w:color w:val="7030A0"/>
+        </w:rPr>
+        <w:t xml:space="preserve"> (</w:t>
+      </w:r>
+      <w:r>
+        <w:rPr>
+          <w:rFonts w:ascii="Arial" w:hAnsi="Arial" w:cs="Arial"/>
+          <w:color w:val="7030A0"/>
+        </w:rPr>
+        <w:t>3.9</w:t>
+      </w:r>
+      <w:r>
+        <w:rPr>
+          <w:rFonts w:ascii="Arial" w:hAnsi="Arial" w:cs="Arial"/>
+          <w:color w:val="7030A0"/>
+        </w:rPr>
+        <w:t xml:space="preserve">8 </w:t>
+      </w:r>
+      <w:r>
+        <w:rPr>
+          <w:rFonts w:ascii="Arial" w:hAnsi="Arial" w:cs="Arial"/>
+          <w:color w:val="7030A0"/>
+        </w:rPr>
+        <w:t>±</w:t>
+      </w:r>
+      <w:r>
+        <w:rPr>
+          <w:rFonts w:ascii="Arial" w:hAnsi="Arial" w:cs="Arial"/>
+          <w:color w:val="7030A0"/>
+        </w:rPr>
+        <w:t xml:space="preserve"> 0.0</w:t>
+      </w:r>
+      <w:r>
+        <w:rPr>
+          <w:rFonts w:ascii="Arial" w:hAnsi="Arial" w:cs="Arial"/>
+          <w:color w:val="7030A0"/>
+        </w:rPr>
+        <w:t>8</w:t>
+      </w:r>
+      <w:r>
+        <w:rPr>
+          <w:rFonts w:ascii="Arial" w:hAnsi="Arial" w:cs="Arial"/>
+          <w:color w:val="7030A0"/>
+        </w:rPr>
+        <w:t>), 2</w:t>
+      </w:r>
+      <w:r>
+        <w:rPr>
+          <w:rFonts w:ascii="Arial" w:hAnsi="Arial" w:cs="Arial"/>
+          <w:color w:val="7030A0"/>
+        </w:rPr>
+        <w:t>1˚C</w:t>
+      </w:r>
+      <w:r>
+        <w:rPr>
+          <w:rFonts w:ascii="Arial" w:hAnsi="Arial" w:cs="Arial"/>
+          <w:color w:val="7030A0"/>
+        </w:rPr>
+        <w:t xml:space="preserve"> (</w:t>
+      </w:r>
+      <w:r>
+        <w:rPr>
+          <w:rFonts w:ascii="Arial" w:hAnsi="Arial" w:cs="Arial"/>
+          <w:color w:val="7030A0"/>
+        </w:rPr>
+        <w:t>3</w:t>
+      </w:r>
+      <w:r>
+        <w:rPr>
+          <w:rFonts w:ascii="Arial" w:hAnsi="Arial" w:cs="Arial"/>
+          <w:color w:val="7030A0"/>
+        </w:rPr>
+        <w:t>.</w:t>
+      </w:r>
+      <w:r>
+        <w:rPr>
+          <w:rFonts w:ascii="Arial" w:hAnsi="Arial" w:cs="Arial"/>
+          <w:color w:val="7030A0"/>
+        </w:rPr>
+        <w:t>7</w:t>
+      </w:r>
+      <w:r>
+        <w:rPr>
+          <w:rFonts w:ascii="Arial" w:hAnsi="Arial" w:cs="Arial"/>
+          <w:color w:val="7030A0"/>
+        </w:rPr>
+        <w:t xml:space="preserve">2 </w:t>
+      </w:r>
+      <w:r>
+        <w:rPr>
+          <w:rFonts w:ascii="Arial" w:hAnsi="Arial" w:cs="Arial"/>
+          <w:color w:val="7030A0"/>
+        </w:rPr>
+        <w:t>±</w:t>
+      </w:r>
+      <w:r>
+        <w:rPr>
+          <w:rFonts w:ascii="Arial" w:hAnsi="Arial" w:cs="Arial"/>
+          <w:color w:val="7030A0"/>
+        </w:rPr>
+        <w:t xml:space="preserve"> 0.</w:t>
+      </w:r>
+      <w:r>
+        <w:rPr>
+          <w:rFonts w:ascii="Arial" w:hAnsi="Arial" w:cs="Arial"/>
+          <w:color w:val="7030A0"/>
+        </w:rPr>
+        <w:t>05</w:t>
+      </w:r>
+      <w:r>
+        <w:rPr>
+          <w:rFonts w:ascii="Arial" w:hAnsi="Arial" w:cs="Arial"/>
+          <w:color w:val="7030A0"/>
+        </w:rPr>
+        <w:t>), and 24</w:t>
+      </w:r>
+      <w:r>
+        <w:rPr>
+          <w:rFonts w:ascii="Arial" w:hAnsi="Arial" w:cs="Arial"/>
+          <w:color w:val="7030A0"/>
+        </w:rPr>
+        <w:t>˚C</w:t>
+      </w:r>
+      <w:r>
+        <w:rPr>
+          <w:rFonts w:ascii="Arial" w:hAnsi="Arial" w:cs="Arial"/>
+          <w:color w:val="7030A0"/>
+        </w:rPr>
+        <w:t xml:space="preserve"> (3.</w:t>
+      </w:r>
+      <w:r>
+        <w:rPr>
+          <w:rFonts w:ascii="Arial" w:hAnsi="Arial" w:cs="Arial"/>
+          <w:color w:val="7030A0"/>
+        </w:rPr>
+        <w:t>5</w:t>
+      </w:r>
+      <w:r>
+        <w:rPr>
+          <w:rFonts w:ascii="Arial" w:hAnsi="Arial" w:cs="Arial"/>
+          <w:color w:val="7030A0"/>
+        </w:rPr>
+        <w:t xml:space="preserve">1 </w:t>
+      </w:r>
+      <w:r>
+        <w:rPr>
+          <w:rFonts w:ascii="Arial" w:hAnsi="Arial" w:cs="Arial"/>
+          <w:color w:val="7030A0"/>
+        </w:rPr>
+        <w:t>±</w:t>
+      </w:r>
+      <w:r>
+        <w:rPr>
+          <w:rFonts w:ascii="Arial" w:hAnsi="Arial" w:cs="Arial"/>
+          <w:color w:val="7030A0"/>
+        </w:rPr>
+        <w:t xml:space="preserve"> 0.08) treatments were </w:t>
+      </w:r>
+      <w:r>
+        <w:rPr>
+          <w:rFonts w:ascii="Arial" w:hAnsi="Arial" w:cs="Arial"/>
+          <w:color w:val="7030A0"/>
+        </w:rPr>
+        <w:t>4</w:t>
+      </w:r>
+      <w:r>
+        <w:rPr>
+          <w:rFonts w:ascii="Arial" w:hAnsi="Arial" w:cs="Arial"/>
+          <w:color w:val="7030A0"/>
+        </w:rPr>
+        <w:t>.</w:t>
+      </w:r>
+      <w:r>
+        <w:rPr>
+          <w:rFonts w:ascii="Arial" w:hAnsi="Arial" w:cs="Arial"/>
+          <w:color w:val="7030A0"/>
+        </w:rPr>
+        <w:t>5</w:t>
+      </w:r>
+      <w:r>
+        <w:rPr>
+          <w:rFonts w:ascii="Arial" w:hAnsi="Arial" w:cs="Arial"/>
+          <w:color w:val="7030A0"/>
+        </w:rPr>
+        <w:t xml:space="preserve">%, </w:t>
+      </w:r>
+      <w:r>
+        <w:rPr>
+          <w:rFonts w:ascii="Arial" w:hAnsi="Arial" w:cs="Arial"/>
+          <w:color w:val="7030A0"/>
+        </w:rPr>
+        <w:t>4</w:t>
+      </w:r>
+      <w:r>
+        <w:rPr>
+          <w:rFonts w:ascii="Arial" w:hAnsi="Arial" w:cs="Arial"/>
+          <w:color w:val="7030A0"/>
+        </w:rPr>
+        <w:t>.</w:t>
+      </w:r>
+      <w:r>
+        <w:rPr>
+          <w:rFonts w:ascii="Arial" w:hAnsi="Arial" w:cs="Arial"/>
+          <w:color w:val="7030A0"/>
+        </w:rPr>
+        <w:t>5</w:t>
+      </w:r>
+      <w:r>
+        <w:rPr>
+          <w:rFonts w:ascii="Arial" w:hAnsi="Arial" w:cs="Arial"/>
+          <w:color w:val="7030A0"/>
+        </w:rPr>
+        <w:t>%, and 1</w:t>
+      </w:r>
+      <w:r>
+        <w:rPr>
+          <w:rFonts w:ascii="Arial" w:hAnsi="Arial" w:cs="Arial"/>
+          <w:color w:val="7030A0"/>
+        </w:rPr>
+        <w:t>8</w:t>
+      </w:r>
+      <w:r>
+        <w:rPr>
+          <w:rFonts w:ascii="Arial" w:hAnsi="Arial" w:cs="Arial"/>
+          <w:color w:val="7030A0"/>
+        </w:rPr>
+        <w:t>.</w:t>
+      </w:r>
+      <w:r>
+        <w:rPr>
+          <w:rFonts w:ascii="Arial" w:hAnsi="Arial" w:cs="Arial"/>
+          <w:color w:val="7030A0"/>
+        </w:rPr>
+        <w:t>5</w:t>
+      </w:r>
+      <w:r>
+        <w:rPr>
+          <w:rFonts w:ascii="Arial" w:hAnsi="Arial" w:cs="Arial"/>
+          <w:color w:val="7030A0"/>
+        </w:rPr>
+        <w:t xml:space="preserve">% </w:t>
+      </w:r>
+      <w:r>
+        <w:rPr>
+          <w:rFonts w:ascii="Arial" w:hAnsi="Arial" w:cs="Arial"/>
+          <w:color w:val="7030A0"/>
+        </w:rPr>
+        <w:t>lower</w:t>
+      </w:r>
+      <w:r>
+        <w:rPr>
+          <w:rFonts w:ascii="Arial" w:hAnsi="Arial" w:cs="Arial"/>
+          <w:color w:val="7030A0"/>
+        </w:rPr>
+        <w:t>, respectively.</w:t>
       </w:r>
     </w:p>
     <w:p>
       <w:pPr>
-        <w:ind w:left="720" w:firstLine="720"/>
-        <w:rPr>
-          <w:rFonts w:ascii="Arial" w:hAnsi="Arial" w:cs="Arial"/>
-          <w:color w:val="7030A0"/>
-        </w:rPr>
-      </w:pPr>
-      <w:r>
-        <w:rPr>
-          <w:rFonts w:ascii="Arial" w:hAnsi="Arial" w:cs="Arial"/>
-          <w:i/>
-          <w:iCs/>
-          <w:color w:val="7030A0"/>
-        </w:rPr>
-        <w:t>M. gigas</w:t>
-      </w:r>
-      <w:r>
-        <w:rPr>
-          <w:rFonts w:ascii="Arial" w:hAnsi="Arial" w:cs="Arial"/>
-          <w:color w:val="7030A0"/>
-        </w:rPr>
-        <w:t xml:space="preserve"> – x</w:t>
-      </w:r>
-    </w:p>
-    <w:p>
-      <w:pPr>
-        <w:rPr>
-          <w:rFonts w:ascii="Arial" w:hAnsi="Arial" w:cs="Arial"/>
-          <w:i/>
-          <w:iCs/>
-          <w:color w:val="FF0000"/>
+        <w:ind w:firstLine="720"/>
+        <w:rPr>
+          <w:rFonts w:ascii="Arial" w:hAnsi="Arial" w:cs="Arial"/>
+          <w:color w:val="7030A0"/>
         </w:rPr>
       </w:pPr>
     </w:p>
@@ -6462,6 +8140,16 @@
       <w:pPr>
         <w:rPr>
           <w:rFonts w:ascii="Arial" w:hAnsi="Arial" w:cs="Arial"/>
+          <w:i/>
+          <w:iCs/>
+          <w:color w:val="FF0000"/>
+        </w:rPr>
+      </w:pPr>
+    </w:p>
+    <w:p>
+      <w:pPr>
+        <w:rPr>
+          <w:rFonts w:ascii="Arial" w:hAnsi="Arial" w:cs="Arial"/>
         </w:rPr>
       </w:pPr>
       <w:r>
@@ -6521,7 +8209,6 @@
           <w:sz w:val="28"/>
           <w:szCs w:val="28"/>
         </w:rPr>
-        <w:lastRenderedPageBreak/>
         <w:t>DISCUSSION</w:t>
       </w:r>
     </w:p>
@@ -12251,6 +13938,12 @@
                 <w:rFonts w:ascii="Arial" w:hAnsi="Arial" w:cs="Arial"/>
               </w:rPr>
             </w:pPr>
+            <w:r>
+              <w:rPr>
+                <w:rFonts w:ascii="Arial" w:hAnsi="Arial" w:cs="Arial"/>
+              </w:rPr>
+              <w:t>-0.254</w:t>
+            </w:r>
           </w:p>
         </w:tc>
         <w:tc>
@@ -12265,6 +13958,12 @@
                 <w:rFonts w:ascii="Arial" w:hAnsi="Arial" w:cs="Arial"/>
               </w:rPr>
             </w:pPr>
+            <w:r>
+              <w:rPr>
+                <w:rFonts w:ascii="Arial" w:hAnsi="Arial" w:cs="Arial"/>
+              </w:rPr>
+              <w:t>0.099</w:t>
+            </w:r>
           </w:p>
         </w:tc>
         <w:tc>
@@ -12278,6 +13977,12 @@
                 <w:rFonts w:ascii="Arial" w:hAnsi="Arial" w:cs="Arial"/>
               </w:rPr>
             </w:pPr>
+            <w:r>
+              <w:rPr>
+                <w:rFonts w:ascii="Arial" w:hAnsi="Arial" w:cs="Arial"/>
+              </w:rPr>
+              <w:t>702</w:t>
+            </w:r>
           </w:p>
         </w:tc>
         <w:tc>
@@ -12292,6 +13997,12 @@
                 <w:rFonts w:ascii="Arial" w:hAnsi="Arial" w:cs="Arial"/>
               </w:rPr>
             </w:pPr>
+            <w:r>
+              <w:rPr>
+                <w:rFonts w:ascii="Arial" w:hAnsi="Arial" w:cs="Arial"/>
+              </w:rPr>
+              <w:t>-2.541</w:t>
+            </w:r>
           </w:p>
         </w:tc>
         <w:tc>
@@ -12304,8 +14015,18 @@
               <w:jc w:val="center"/>
               <w:rPr>
                 <w:rFonts w:ascii="Arial" w:hAnsi="Arial" w:cs="Arial"/>
-              </w:rPr>
-            </w:pPr>
+                <w:b/>
+                <w:bCs/>
+              </w:rPr>
+            </w:pPr>
+            <w:r>
+              <w:rPr>
+                <w:rFonts w:ascii="Arial" w:hAnsi="Arial" w:cs="Arial"/>
+                <w:b/>
+                <w:bCs/>
+              </w:rPr>
+              <w:t>0.011</w:t>
+            </w:r>
           </w:p>
         </w:tc>
       </w:tr>
@@ -12401,6 +14122,12 @@
                 <w:rFonts w:ascii="Arial" w:hAnsi="Arial" w:cs="Arial"/>
               </w:rPr>
             </w:pPr>
+            <w:r>
+              <w:rPr>
+                <w:rFonts w:ascii="Arial" w:hAnsi="Arial" w:cs="Arial"/>
+              </w:rPr>
+              <w:t>0.036</w:t>
+            </w:r>
           </w:p>
         </w:tc>
         <w:tc>
@@ -12415,6 +14142,12 @@
                 <w:rFonts w:ascii="Arial" w:hAnsi="Arial" w:cs="Arial"/>
               </w:rPr>
             </w:pPr>
+            <w:r>
+              <w:rPr>
+                <w:rFonts w:ascii="Arial" w:hAnsi="Arial" w:cs="Arial"/>
+              </w:rPr>
+              <w:t>0.102</w:t>
+            </w:r>
           </w:p>
         </w:tc>
         <w:tc>
@@ -12428,6 +14161,12 @@
                 <w:rFonts w:ascii="Arial" w:hAnsi="Arial" w:cs="Arial"/>
               </w:rPr>
             </w:pPr>
+            <w:r>
+              <w:rPr>
+                <w:rFonts w:ascii="Arial" w:hAnsi="Arial" w:cs="Arial"/>
+              </w:rPr>
+              <w:t>0.353</w:t>
+            </w:r>
           </w:p>
         </w:tc>
         <w:tc>
@@ -12442,6 +14181,12 @@
                 <w:rFonts w:ascii="Arial" w:hAnsi="Arial" w:cs="Arial"/>
               </w:rPr>
             </w:pPr>
+            <w:r>
+              <w:rPr>
+                <w:rFonts w:ascii="Arial" w:hAnsi="Arial" w:cs="Arial"/>
+              </w:rPr>
+              <w:t>---</w:t>
+            </w:r>
           </w:p>
         </w:tc>
         <w:tc>
@@ -12456,6 +14201,12 @@
                 <w:rFonts w:ascii="Arial" w:hAnsi="Arial" w:cs="Arial"/>
               </w:rPr>
             </w:pPr>
+            <w:r>
+              <w:rPr>
+                <w:rFonts w:ascii="Arial" w:hAnsi="Arial" w:cs="Arial"/>
+              </w:rPr>
+              <w:t>0.724</w:t>
+            </w:r>
           </w:p>
         </w:tc>
       </w:tr>
@@ -12559,7 +14310,15 @@
                 <w:i/>
                 <w:iCs/>
               </w:rPr>
-              <w:t>ref</w:t>
+              <w:t>r</w:t>
+            </w:r>
+            <w:r>
+              <w:rPr>
+                <w:rFonts w:ascii="Arial" w:hAnsi="Arial" w:cs="Arial"/>
+                <w:i/>
+                <w:iCs/>
+              </w:rPr>
+              <w:t>ef</w:t>
             </w:r>
           </w:p>
         </w:tc>
@@ -12747,6 +14506,12 @@
                 <w:rFonts w:ascii="Arial" w:hAnsi="Arial" w:cs="Arial"/>
               </w:rPr>
             </w:pPr>
+            <w:r>
+              <w:rPr>
+                <w:rFonts w:ascii="Arial" w:hAnsi="Arial" w:cs="Arial"/>
+              </w:rPr>
+              <w:t>-0.326</w:t>
+            </w:r>
           </w:p>
         </w:tc>
         <w:tc>
@@ -12761,6 +14526,12 @@
                 <w:rFonts w:ascii="Arial" w:hAnsi="Arial" w:cs="Arial"/>
               </w:rPr>
             </w:pPr>
+            <w:r>
+              <w:rPr>
+                <w:rFonts w:ascii="Arial" w:hAnsi="Arial" w:cs="Arial"/>
+              </w:rPr>
+              <w:t>0.111</w:t>
+            </w:r>
           </w:p>
         </w:tc>
         <w:tc>
@@ -12774,6 +14545,12 @@
                 <w:rFonts w:ascii="Arial" w:hAnsi="Arial" w:cs="Arial"/>
               </w:rPr>
             </w:pPr>
+            <w:r>
+              <w:rPr>
+                <w:rFonts w:ascii="Arial" w:hAnsi="Arial" w:cs="Arial"/>
+              </w:rPr>
+              <w:t>702</w:t>
+            </w:r>
           </w:p>
         </w:tc>
         <w:tc>
@@ -12788,6 +14565,12 @@
                 <w:rFonts w:ascii="Arial" w:hAnsi="Arial" w:cs="Arial"/>
               </w:rPr>
             </w:pPr>
+            <w:r>
+              <w:rPr>
+                <w:rFonts w:ascii="Arial" w:hAnsi="Arial" w:cs="Arial"/>
+              </w:rPr>
+              <w:t>-2.321</w:t>
+            </w:r>
           </w:p>
         </w:tc>
         <w:tc>
@@ -12800,8 +14583,18 @@
               <w:jc w:val="center"/>
               <w:rPr>
                 <w:rFonts w:ascii="Arial" w:hAnsi="Arial" w:cs="Arial"/>
-              </w:rPr>
-            </w:pPr>
+                <w:b/>
+                <w:bCs/>
+              </w:rPr>
+            </w:pPr>
+            <w:r>
+              <w:rPr>
+                <w:rFonts w:ascii="Arial" w:hAnsi="Arial" w:cs="Arial"/>
+                <w:b/>
+                <w:bCs/>
+              </w:rPr>
+              <w:t>0.021</w:t>
+            </w:r>
           </w:p>
         </w:tc>
       </w:tr>
@@ -12899,6 +14692,12 @@
                 <w:rFonts w:ascii="Arial" w:hAnsi="Arial" w:cs="Arial"/>
               </w:rPr>
             </w:pPr>
+            <w:r>
+              <w:rPr>
+                <w:rFonts w:ascii="Arial" w:hAnsi="Arial" w:cs="Arial"/>
+              </w:rPr>
+              <w:t>-0.204</w:t>
+            </w:r>
           </w:p>
         </w:tc>
         <w:tc>
@@ -12913,6 +14712,12 @@
                 <w:rFonts w:ascii="Arial" w:hAnsi="Arial" w:cs="Arial"/>
               </w:rPr>
             </w:pPr>
+            <w:r>
+              <w:rPr>
+                <w:rFonts w:ascii="Arial" w:hAnsi="Arial" w:cs="Arial"/>
+              </w:rPr>
+              <w:t>0.099</w:t>
+            </w:r>
           </w:p>
         </w:tc>
         <w:tc>
@@ -12926,6 +14731,12 @@
                 <w:rFonts w:ascii="Arial" w:hAnsi="Arial" w:cs="Arial"/>
               </w:rPr>
             </w:pPr>
+            <w:r>
+              <w:rPr>
+                <w:rFonts w:ascii="Arial" w:hAnsi="Arial" w:cs="Arial"/>
+              </w:rPr>
+              <w:t>702</w:t>
+            </w:r>
           </w:p>
         </w:tc>
         <w:tc>
@@ -12940,6 +14751,12 @@
                 <w:rFonts w:ascii="Arial" w:hAnsi="Arial" w:cs="Arial"/>
               </w:rPr>
             </w:pPr>
+            <w:r>
+              <w:rPr>
+                <w:rFonts w:ascii="Arial" w:hAnsi="Arial" w:cs="Arial"/>
+              </w:rPr>
+              <w:t>-1.449</w:t>
+            </w:r>
           </w:p>
         </w:tc>
         <w:tc>
@@ -12954,6 +14771,12 @@
                 <w:rFonts w:ascii="Arial" w:hAnsi="Arial" w:cs="Arial"/>
               </w:rPr>
             </w:pPr>
+            <w:r>
+              <w:rPr>
+                <w:rFonts w:ascii="Arial" w:hAnsi="Arial" w:cs="Arial"/>
+              </w:rPr>
+              <w:t>0.148</w:t>
+            </w:r>
           </w:p>
         </w:tc>
       </w:tr>
@@ -13053,6 +14876,12 @@
                 <w:rFonts w:ascii="Arial" w:hAnsi="Arial" w:cs="Arial"/>
               </w:rPr>
             </w:pPr>
+            <w:r>
+              <w:rPr>
+                <w:rFonts w:ascii="Arial" w:hAnsi="Arial" w:cs="Arial"/>
+              </w:rPr>
+              <w:t>-0.591</w:t>
+            </w:r>
           </w:p>
         </w:tc>
         <w:tc>
@@ -13067,6 +14896,12 @@
                 <w:rFonts w:ascii="Arial" w:hAnsi="Arial" w:cs="Arial"/>
               </w:rPr>
             </w:pPr>
+            <w:r>
+              <w:rPr>
+                <w:rFonts w:ascii="Arial" w:hAnsi="Arial" w:cs="Arial"/>
+              </w:rPr>
+              <w:t>0.141</w:t>
+            </w:r>
           </w:p>
         </w:tc>
         <w:tc>
@@ -13080,6 +14915,12 @@
                 <w:rFonts w:ascii="Arial" w:hAnsi="Arial" w:cs="Arial"/>
               </w:rPr>
             </w:pPr>
+            <w:r>
+              <w:rPr>
+                <w:rFonts w:ascii="Arial" w:hAnsi="Arial" w:cs="Arial"/>
+              </w:rPr>
+              <w:t>702</w:t>
+            </w:r>
           </w:p>
         </w:tc>
         <w:tc>
@@ -13094,6 +14935,12 @@
                 <w:rFonts w:ascii="Arial" w:hAnsi="Arial" w:cs="Arial"/>
               </w:rPr>
             </w:pPr>
+            <w:r>
+              <w:rPr>
+                <w:rFonts w:ascii="Arial" w:hAnsi="Arial" w:cs="Arial"/>
+              </w:rPr>
+              <w:t>-4.169</w:t>
+            </w:r>
           </w:p>
         </w:tc>
         <w:tc>
@@ -13110,6 +14957,14 @@
                 <w:bCs/>
               </w:rPr>
             </w:pPr>
+            <w:r>
+              <w:rPr>
+                <w:rFonts w:ascii="Arial" w:hAnsi="Arial" w:cs="Arial"/>
+                <w:b/>
+                <w:bCs/>
+              </w:rPr>
+              <w:t>&lt; 0.01</w:t>
+            </w:r>
           </w:p>
         </w:tc>
       </w:tr>
@@ -14315,6 +16170,12 @@
                 <w:rFonts w:ascii="Arial" w:hAnsi="Arial" w:cs="Arial"/>
               </w:rPr>
             </w:pPr>
+            <w:r>
+              <w:rPr>
+                <w:rFonts w:ascii="Arial" w:hAnsi="Arial" w:cs="Arial"/>
+              </w:rPr>
+              <w:t>-0.156</w:t>
+            </w:r>
           </w:p>
         </w:tc>
         <w:tc>
@@ -14329,6 +16190,12 @@
                 <w:rFonts w:ascii="Arial" w:hAnsi="Arial" w:cs="Arial"/>
               </w:rPr>
             </w:pPr>
+            <w:r>
+              <w:rPr>
+                <w:rFonts w:ascii="Arial" w:hAnsi="Arial" w:cs="Arial"/>
+              </w:rPr>
+              <w:t>0.095</w:t>
+            </w:r>
           </w:p>
         </w:tc>
         <w:tc>
@@ -14342,6 +16209,12 @@
                 <w:rFonts w:ascii="Arial" w:hAnsi="Arial" w:cs="Arial"/>
               </w:rPr>
             </w:pPr>
+            <w:r>
+              <w:rPr>
+                <w:rFonts w:ascii="Arial" w:hAnsi="Arial" w:cs="Arial"/>
+              </w:rPr>
+              <w:t>---</w:t>
+            </w:r>
           </w:p>
         </w:tc>
         <w:tc>
@@ -14356,6 +16229,12 @@
                 <w:rFonts w:ascii="Arial" w:hAnsi="Arial" w:cs="Arial"/>
               </w:rPr>
             </w:pPr>
+            <w:r>
+              <w:rPr>
+                <w:rFonts w:ascii="Arial" w:hAnsi="Arial" w:cs="Arial"/>
+              </w:rPr>
+              <w:t>-1.644</w:t>
+            </w:r>
           </w:p>
         </w:tc>
         <w:tc>
@@ -14370,6 +16249,12 @@
                 <w:rFonts w:ascii="Arial" w:hAnsi="Arial" w:cs="Arial"/>
               </w:rPr>
             </w:pPr>
+            <w:r>
+              <w:rPr>
+                <w:rFonts w:ascii="Arial" w:hAnsi="Arial" w:cs="Arial"/>
+              </w:rPr>
+              <w:t>0.101</w:t>
+            </w:r>
           </w:p>
         </w:tc>
       </w:tr>
@@ -14461,6 +16346,12 @@
                 <w:rFonts w:ascii="Arial" w:hAnsi="Arial" w:cs="Arial"/>
               </w:rPr>
             </w:pPr>
+            <w:r>
+              <w:rPr>
+                <w:rFonts w:ascii="Arial" w:hAnsi="Arial" w:cs="Arial"/>
+              </w:rPr>
+              <w:t>0.391</w:t>
+            </w:r>
           </w:p>
         </w:tc>
         <w:tc>
@@ -14475,6 +16366,12 @@
                 <w:rFonts w:ascii="Arial" w:hAnsi="Arial" w:cs="Arial"/>
               </w:rPr>
             </w:pPr>
+            <w:r>
+              <w:rPr>
+                <w:rFonts w:ascii="Arial" w:hAnsi="Arial" w:cs="Arial"/>
+              </w:rPr>
+              <w:t>0.091</w:t>
+            </w:r>
           </w:p>
         </w:tc>
         <w:tc>
@@ -14488,6 +16385,12 @@
                 <w:rFonts w:ascii="Arial" w:hAnsi="Arial" w:cs="Arial"/>
               </w:rPr>
             </w:pPr>
+            <w:r>
+              <w:rPr>
+                <w:rFonts w:ascii="Arial" w:hAnsi="Arial" w:cs="Arial"/>
+              </w:rPr>
+              <w:t>754.394</w:t>
+            </w:r>
           </w:p>
         </w:tc>
         <w:tc>
@@ -14502,6 +16405,12 @@
                 <w:rFonts w:ascii="Arial" w:hAnsi="Arial" w:cs="Arial"/>
               </w:rPr>
             </w:pPr>
+            <w:r>
+              <w:rPr>
+                <w:rFonts w:ascii="Arial" w:hAnsi="Arial" w:cs="Arial"/>
+              </w:rPr>
+              <w:t>4.313</w:t>
+            </w:r>
           </w:p>
         </w:tc>
         <w:tc>
@@ -14516,6 +16425,14 @@
                 <w:rFonts w:ascii="Arial" w:hAnsi="Arial" w:cs="Arial"/>
               </w:rPr>
             </w:pPr>
+            <w:r>
+              <w:rPr>
+                <w:rFonts w:ascii="Arial" w:hAnsi="Arial" w:cs="Arial"/>
+                <w:b/>
+                <w:bCs/>
+              </w:rPr>
+              <w:t>&lt; 0.01</w:t>
+            </w:r>
           </w:p>
         </w:tc>
       </w:tr>
@@ -14637,44 +16554,30 @@
                 <w:i/>
                 <w:iCs/>
               </w:rPr>
-              <w:t>ref</w:t>
-            </w:r>
-          </w:p>
-        </w:tc>
-        <w:tc>
-          <w:tcPr>
-            <w:tcW w:w="1080" w:type="dxa"/>
-          </w:tcPr>
-          <w:p>
-            <w:pPr>
-              <w:jc w:val="center"/>
+              <w:t>R</w:t>
+            </w:r>
+            <w:r>
               <w:rPr>
                 <w:rFonts w:ascii="Arial" w:hAnsi="Arial" w:cs="Arial"/>
                 <w:i/>
                 <w:iCs/>
               </w:rPr>
-            </w:pPr>
-            <w:r>
+              <w:t>ef</w:t>
+            </w:r>
+          </w:p>
+        </w:tc>
+        <w:tc>
+          <w:tcPr>
+            <w:tcW w:w="1080" w:type="dxa"/>
+          </w:tcPr>
+          <w:p>
+            <w:pPr>
+              <w:jc w:val="center"/>
               <w:rPr>
                 <w:rFonts w:ascii="Arial" w:hAnsi="Arial" w:cs="Arial"/>
                 <w:i/>
                 <w:iCs/>
               </w:rPr>
-              <w:t>ref</w:t>
-            </w:r>
-          </w:p>
-        </w:tc>
-        <w:tc>
-          <w:tcPr>
-            <w:tcW w:w="990" w:type="dxa"/>
-            <w:vAlign w:val="center"/>
-          </w:tcPr>
-          <w:p>
-            <w:pPr>
-              <w:jc w:val="center"/>
-              <w:rPr>
-                <w:rFonts w:ascii="Arial" w:hAnsi="Arial" w:cs="Arial"/>
-              </w:rPr>
             </w:pPr>
             <w:r>
               <w:rPr>
@@ -14682,28 +16585,58 @@
                 <w:i/>
                 <w:iCs/>
               </w:rPr>
-              <w:t>ref</w:t>
-            </w:r>
-          </w:p>
-        </w:tc>
-        <w:tc>
-          <w:tcPr>
-            <w:tcW w:w="1080" w:type="dxa"/>
-            <w:vAlign w:val="center"/>
-          </w:tcPr>
-          <w:p>
-            <w:pPr>
-              <w:jc w:val="center"/>
-              <w:rPr>
-                <w:rFonts w:ascii="Arial" w:hAnsi="Arial" w:cs="Arial"/>
-              </w:rPr>
-            </w:pPr>
+              <w:t>R</w:t>
+            </w:r>
             <w:r>
               <w:rPr>
                 <w:rFonts w:ascii="Arial" w:hAnsi="Arial" w:cs="Arial"/>
                 <w:i/>
                 <w:iCs/>
               </w:rPr>
+              <w:t>ef</w:t>
+            </w:r>
+          </w:p>
+        </w:tc>
+        <w:tc>
+          <w:tcPr>
+            <w:tcW w:w="990" w:type="dxa"/>
+            <w:vAlign w:val="center"/>
+          </w:tcPr>
+          <w:p>
+            <w:pPr>
+              <w:jc w:val="center"/>
+              <w:rPr>
+                <w:rFonts w:ascii="Arial" w:hAnsi="Arial" w:cs="Arial"/>
+              </w:rPr>
+            </w:pPr>
+            <w:r>
+              <w:rPr>
+                <w:rFonts w:ascii="Arial" w:hAnsi="Arial" w:cs="Arial"/>
+                <w:i/>
+                <w:iCs/>
+              </w:rPr>
+              <w:t>ref</w:t>
+            </w:r>
+          </w:p>
+        </w:tc>
+        <w:tc>
+          <w:tcPr>
+            <w:tcW w:w="1080" w:type="dxa"/>
+            <w:vAlign w:val="center"/>
+          </w:tcPr>
+          <w:p>
+            <w:pPr>
+              <w:jc w:val="center"/>
+              <w:rPr>
+                <w:rFonts w:ascii="Arial" w:hAnsi="Arial" w:cs="Arial"/>
+              </w:rPr>
+            </w:pPr>
+            <w:r>
+              <w:rPr>
+                <w:rFonts w:ascii="Arial" w:hAnsi="Arial" w:cs="Arial"/>
+                <w:i/>
+                <w:iCs/>
+              </w:rPr>
               <w:t>ref</w:t>
             </w:r>
           </w:p>
@@ -14799,6 +16732,12 @@
                 <w:rFonts w:ascii="Arial" w:hAnsi="Arial" w:cs="Arial"/>
               </w:rPr>
             </w:pPr>
+            <w:r>
+              <w:rPr>
+                <w:rFonts w:ascii="Arial" w:hAnsi="Arial" w:cs="Arial"/>
+              </w:rPr>
+              <w:t>-0.471</w:t>
+            </w:r>
           </w:p>
         </w:tc>
         <w:tc>
@@ -14813,6 +16752,12 @@
                 <w:rFonts w:ascii="Arial" w:hAnsi="Arial" w:cs="Arial"/>
               </w:rPr>
             </w:pPr>
+            <w:r>
+              <w:rPr>
+                <w:rFonts w:ascii="Arial" w:hAnsi="Arial" w:cs="Arial"/>
+              </w:rPr>
+              <w:t>0.226</w:t>
+            </w:r>
           </w:p>
         </w:tc>
         <w:tc>
@@ -14826,6 +16771,12 @@
                 <w:rFonts w:ascii="Arial" w:hAnsi="Arial" w:cs="Arial"/>
               </w:rPr>
             </w:pPr>
+            <w:r>
+              <w:rPr>
+                <w:rFonts w:ascii="Arial" w:hAnsi="Arial" w:cs="Arial"/>
+              </w:rPr>
+              <w:t>16.177</w:t>
+            </w:r>
           </w:p>
         </w:tc>
         <w:tc>
@@ -14840,6 +16791,12 @@
                 <w:rFonts w:ascii="Arial" w:hAnsi="Arial" w:cs="Arial"/>
               </w:rPr>
             </w:pPr>
+            <w:r>
+              <w:rPr>
+                <w:rFonts w:ascii="Arial" w:hAnsi="Arial" w:cs="Arial"/>
+              </w:rPr>
+              <w:t>-2.089</w:t>
+            </w:r>
           </w:p>
         </w:tc>
         <w:tc>
@@ -14854,6 +16811,12 @@
                 <w:rFonts w:ascii="Arial" w:hAnsi="Arial" w:cs="Arial"/>
               </w:rPr>
             </w:pPr>
+            <w:r>
+              <w:rPr>
+                <w:rFonts w:ascii="Arial" w:hAnsi="Arial" w:cs="Arial"/>
+              </w:rPr>
+              <w:t>0.0528</w:t>
+            </w:r>
           </w:p>
         </w:tc>
       </w:tr>
@@ -14947,6 +16910,12 @@
                 <w:rFonts w:ascii="Arial" w:hAnsi="Arial" w:cs="Arial"/>
               </w:rPr>
             </w:pPr>
+            <w:r>
+              <w:rPr>
+                <w:rFonts w:ascii="Arial" w:hAnsi="Arial" w:cs="Arial"/>
+              </w:rPr>
+              <w:t>-0.427</w:t>
+            </w:r>
           </w:p>
         </w:tc>
         <w:tc>
@@ -14961,6 +16930,12 @@
                 <w:rFonts w:ascii="Arial" w:hAnsi="Arial" w:cs="Arial"/>
               </w:rPr>
             </w:pPr>
+            <w:r>
+              <w:rPr>
+                <w:rFonts w:ascii="Arial" w:hAnsi="Arial" w:cs="Arial"/>
+              </w:rPr>
+              <w:t>0.225</w:t>
+            </w:r>
           </w:p>
         </w:tc>
         <w:tc>
@@ -14974,6 +16949,12 @@
                 <w:rFonts w:ascii="Arial" w:hAnsi="Arial" w:cs="Arial"/>
               </w:rPr>
             </w:pPr>
+            <w:r>
+              <w:rPr>
+                <w:rFonts w:ascii="Arial" w:hAnsi="Arial" w:cs="Arial"/>
+              </w:rPr>
+              <w:t>15.957</w:t>
+            </w:r>
           </w:p>
         </w:tc>
         <w:tc>
@@ -14988,6 +16969,12 @@
                 <w:rFonts w:ascii="Arial" w:hAnsi="Arial" w:cs="Arial"/>
               </w:rPr>
             </w:pPr>
+            <w:r>
+              <w:rPr>
+                <w:rFonts w:ascii="Arial" w:hAnsi="Arial" w:cs="Arial"/>
+              </w:rPr>
+              <w:t>-2.903</w:t>
+            </w:r>
           </w:p>
         </w:tc>
         <w:tc>
@@ -15002,6 +16989,12 @@
                 <w:rFonts w:ascii="Arial" w:hAnsi="Arial" w:cs="Arial"/>
               </w:rPr>
             </w:pPr>
+            <w:r>
+              <w:rPr>
+                <w:rFonts w:ascii="Arial" w:hAnsi="Arial" w:cs="Arial"/>
+              </w:rPr>
+              <w:t>0.0752</w:t>
+            </w:r>
           </w:p>
         </w:tc>
       </w:tr>
@@ -15097,6 +17090,12 @@
                 <w:rFonts w:ascii="Arial" w:hAnsi="Arial" w:cs="Arial"/>
               </w:rPr>
             </w:pPr>
+            <w:r>
+              <w:rPr>
+                <w:rFonts w:ascii="Arial" w:hAnsi="Arial" w:cs="Arial"/>
+              </w:rPr>
+              <w:t>-0.649</w:t>
+            </w:r>
           </w:p>
         </w:tc>
         <w:tc>
@@ -15111,6 +17110,12 @@
                 <w:rFonts w:ascii="Arial" w:hAnsi="Arial" w:cs="Arial"/>
               </w:rPr>
             </w:pPr>
+            <w:r>
+              <w:rPr>
+                <w:rFonts w:ascii="Arial" w:hAnsi="Arial" w:cs="Arial"/>
+              </w:rPr>
+              <w:t>0.225</w:t>
+            </w:r>
           </w:p>
         </w:tc>
         <w:tc>
@@ -15124,6 +17129,12 @@
                 <w:rFonts w:ascii="Arial" w:hAnsi="Arial" w:cs="Arial"/>
               </w:rPr>
             </w:pPr>
+            <w:r>
+              <w:rPr>
+                <w:rFonts w:ascii="Arial" w:hAnsi="Arial" w:cs="Arial"/>
+              </w:rPr>
+              <w:t>16.092</w:t>
+            </w:r>
           </w:p>
         </w:tc>
         <w:tc>
@@ -15138,6 +17149,12 @@
                 <w:rFonts w:ascii="Arial" w:hAnsi="Arial" w:cs="Arial"/>
               </w:rPr>
             </w:pPr>
+            <w:r>
+              <w:rPr>
+                <w:rFonts w:ascii="Arial" w:hAnsi="Arial" w:cs="Arial"/>
+              </w:rPr>
+              <w:t>-2.879</w:t>
+            </w:r>
           </w:p>
         </w:tc>
         <w:tc>
@@ -15150,8 +17167,18 @@
               <w:jc w:val="center"/>
               <w:rPr>
                 <w:rFonts w:ascii="Arial" w:hAnsi="Arial" w:cs="Arial"/>
-              </w:rPr>
-            </w:pPr>
+                <w:b/>
+                <w:bCs/>
+              </w:rPr>
+            </w:pPr>
+            <w:r>
+              <w:rPr>
+                <w:rFonts w:ascii="Arial" w:hAnsi="Arial" w:cs="Arial"/>
+                <w:b/>
+                <w:bCs/>
+              </w:rPr>
+              <w:t>0.0109</w:t>
+            </w:r>
           </w:p>
         </w:tc>
       </w:tr>
@@ -18311,6 +20338,12 @@
                 <w:rFonts w:ascii="Arial" w:hAnsi="Arial" w:cs="Arial"/>
               </w:rPr>
             </w:pPr>
+            <w:r>
+              <w:rPr>
+                <w:rFonts w:ascii="Arial" w:hAnsi="Arial" w:cs="Arial"/>
+              </w:rPr>
+              <w:t>---</w:t>
+            </w:r>
           </w:p>
         </w:tc>
         <w:tc>
@@ -18326,6 +20359,12 @@
                 <w:color w:val="000000" w:themeColor="text1"/>
               </w:rPr>
             </w:pPr>
+            <w:r>
+              <w:rPr>
+                <w:rFonts w:ascii="Arial" w:hAnsi="Arial" w:cs="Arial"/>
+              </w:rPr>
+              <w:t>---</w:t>
+            </w:r>
           </w:p>
         </w:tc>
         <w:tc>
@@ -18341,6 +20380,12 @@
                 <w:color w:val="000000" w:themeColor="text1"/>
               </w:rPr>
             </w:pPr>
+            <w:r>
+              <w:rPr>
+                <w:rFonts w:ascii="Arial" w:hAnsi="Arial" w:cs="Arial"/>
+              </w:rPr>
+              <w:t>---</w:t>
+            </w:r>
           </w:p>
         </w:tc>
         <w:tc>
@@ -18356,6 +20401,12 @@
                 <w:color w:val="000000" w:themeColor="text1"/>
               </w:rPr>
             </w:pPr>
+            <w:r>
+              <w:rPr>
+                <w:rFonts w:ascii="Arial" w:hAnsi="Arial" w:cs="Arial"/>
+              </w:rPr>
+              <w:t>---</w:t>
+            </w:r>
           </w:p>
         </w:tc>
         <w:tc>
@@ -18371,6 +20422,12 @@
                 <w:color w:val="000000" w:themeColor="text1"/>
               </w:rPr>
             </w:pPr>
+            <w:r>
+              <w:rPr>
+                <w:rFonts w:ascii="Arial" w:hAnsi="Arial" w:cs="Arial"/>
+              </w:rPr>
+              <w:t>---</w:t>
+            </w:r>
           </w:p>
         </w:tc>
         <w:tc>
@@ -18386,6 +20443,12 @@
                 <w:color w:val="000000" w:themeColor="text1"/>
               </w:rPr>
             </w:pPr>
+            <w:r>
+              <w:rPr>
+                <w:rFonts w:ascii="Arial" w:hAnsi="Arial" w:cs="Arial"/>
+              </w:rPr>
+              <w:t>---</w:t>
+            </w:r>
           </w:p>
         </w:tc>
       </w:tr>
@@ -18472,6 +20535,12 @@
                 <w:rFonts w:ascii="Arial" w:hAnsi="Arial" w:cs="Arial"/>
               </w:rPr>
             </w:pPr>
+            <w:r>
+              <w:rPr>
+                <w:rFonts w:ascii="Arial" w:hAnsi="Arial" w:cs="Arial"/>
+              </w:rPr>
+              <w:t>---</w:t>
+            </w:r>
           </w:p>
         </w:tc>
         <w:tc>
@@ -18487,6 +20556,12 @@
                 <w:color w:val="000000" w:themeColor="text1"/>
               </w:rPr>
             </w:pPr>
+            <w:r>
+              <w:rPr>
+                <w:rFonts w:ascii="Arial" w:hAnsi="Arial" w:cs="Arial"/>
+              </w:rPr>
+              <w:t>---</w:t>
+            </w:r>
           </w:p>
         </w:tc>
         <w:tc>
@@ -18502,6 +20577,12 @@
                 <w:color w:val="000000" w:themeColor="text1"/>
               </w:rPr>
             </w:pPr>
+            <w:r>
+              <w:rPr>
+                <w:rFonts w:ascii="Arial" w:hAnsi="Arial" w:cs="Arial"/>
+              </w:rPr>
+              <w:t>---</w:t>
+            </w:r>
           </w:p>
         </w:tc>
         <w:tc>
@@ -18517,6 +20598,12 @@
                 <w:color w:val="000000" w:themeColor="text1"/>
               </w:rPr>
             </w:pPr>
+            <w:r>
+              <w:rPr>
+                <w:rFonts w:ascii="Arial" w:hAnsi="Arial" w:cs="Arial"/>
+              </w:rPr>
+              <w:t>---</w:t>
+            </w:r>
           </w:p>
         </w:tc>
         <w:tc>
@@ -18532,6 +20619,12 @@
                 <w:color w:val="000000" w:themeColor="text1"/>
               </w:rPr>
             </w:pPr>
+            <w:r>
+              <w:rPr>
+                <w:rFonts w:ascii="Arial" w:hAnsi="Arial" w:cs="Arial"/>
+              </w:rPr>
+              <w:t>---</w:t>
+            </w:r>
           </w:p>
         </w:tc>
         <w:tc>
@@ -18547,6 +20640,12 @@
                 <w:color w:val="000000" w:themeColor="text1"/>
               </w:rPr>
             </w:pPr>
+            <w:r>
+              <w:rPr>
+                <w:rFonts w:ascii="Arial" w:hAnsi="Arial" w:cs="Arial"/>
+              </w:rPr>
+              <w:t>---</w:t>
+            </w:r>
           </w:p>
         </w:tc>
       </w:tr>
@@ -18627,6 +20726,12 @@
                 <w:rFonts w:ascii="Arial" w:hAnsi="Arial" w:cs="Arial"/>
               </w:rPr>
             </w:pPr>
+            <w:r>
+              <w:rPr>
+                <w:rFonts w:ascii="Arial" w:hAnsi="Arial" w:cs="Arial"/>
+              </w:rPr>
+              <w:t>---</w:t>
+            </w:r>
           </w:p>
         </w:tc>
         <w:tc>
@@ -18642,6 +20747,12 @@
                 <w:color w:val="000000" w:themeColor="text1"/>
               </w:rPr>
             </w:pPr>
+            <w:r>
+              <w:rPr>
+                <w:rFonts w:ascii="Arial" w:hAnsi="Arial" w:cs="Arial"/>
+              </w:rPr>
+              <w:t>---</w:t>
+            </w:r>
           </w:p>
         </w:tc>
         <w:tc>
@@ -18657,6 +20768,12 @@
                 <w:color w:val="000000" w:themeColor="text1"/>
               </w:rPr>
             </w:pPr>
+            <w:r>
+              <w:rPr>
+                <w:rFonts w:ascii="Arial" w:hAnsi="Arial" w:cs="Arial"/>
+              </w:rPr>
+              <w:t>---</w:t>
+            </w:r>
           </w:p>
         </w:tc>
         <w:tc>
@@ -18672,6 +20789,12 @@
                 <w:color w:val="000000" w:themeColor="text1"/>
               </w:rPr>
             </w:pPr>
+            <w:r>
+              <w:rPr>
+                <w:rFonts w:ascii="Arial" w:hAnsi="Arial" w:cs="Arial"/>
+              </w:rPr>
+              <w:t>---</w:t>
+            </w:r>
           </w:p>
         </w:tc>
         <w:tc>
@@ -18687,6 +20810,12 @@
                 <w:color w:val="000000" w:themeColor="text1"/>
               </w:rPr>
             </w:pPr>
+            <w:r>
+              <w:rPr>
+                <w:rFonts w:ascii="Arial" w:hAnsi="Arial" w:cs="Arial"/>
+              </w:rPr>
+              <w:t>---</w:t>
+            </w:r>
           </w:p>
         </w:tc>
         <w:tc>
@@ -18702,6 +20831,12 @@
                 <w:color w:val="000000" w:themeColor="text1"/>
               </w:rPr>
             </w:pPr>
+            <w:r>
+              <w:rPr>
+                <w:rFonts w:ascii="Arial" w:hAnsi="Arial" w:cs="Arial"/>
+              </w:rPr>
+              <w:t>---</w:t>
+            </w:r>
           </w:p>
         </w:tc>
       </w:tr>
@@ -18782,6 +20917,12 @@
                 <w:rFonts w:ascii="Arial" w:hAnsi="Arial" w:cs="Arial"/>
               </w:rPr>
             </w:pPr>
+            <w:r>
+              <w:rPr>
+                <w:rFonts w:ascii="Arial" w:hAnsi="Arial" w:cs="Arial"/>
+              </w:rPr>
+              <w:t>---</w:t>
+            </w:r>
           </w:p>
         </w:tc>
         <w:tc>
@@ -18797,6 +20938,12 @@
                 <w:color w:val="000000" w:themeColor="text1"/>
               </w:rPr>
             </w:pPr>
+            <w:r>
+              <w:rPr>
+                <w:rFonts w:ascii="Arial" w:hAnsi="Arial" w:cs="Arial"/>
+              </w:rPr>
+              <w:t>---</w:t>
+            </w:r>
           </w:p>
         </w:tc>
         <w:tc>
@@ -18812,6 +20959,12 @@
                 <w:color w:val="000000" w:themeColor="text1"/>
               </w:rPr>
             </w:pPr>
+            <w:r>
+              <w:rPr>
+                <w:rFonts w:ascii="Arial" w:hAnsi="Arial" w:cs="Arial"/>
+              </w:rPr>
+              <w:t>---</w:t>
+            </w:r>
           </w:p>
         </w:tc>
         <w:tc>
@@ -18827,6 +20980,12 @@
                 <w:color w:val="000000" w:themeColor="text1"/>
               </w:rPr>
             </w:pPr>
+            <w:r>
+              <w:rPr>
+                <w:rFonts w:ascii="Arial" w:hAnsi="Arial" w:cs="Arial"/>
+              </w:rPr>
+              <w:t>---</w:t>
+            </w:r>
           </w:p>
         </w:tc>
         <w:tc>
@@ -18842,6 +21001,12 @@
                 <w:color w:val="000000" w:themeColor="text1"/>
               </w:rPr>
             </w:pPr>
+            <w:r>
+              <w:rPr>
+                <w:rFonts w:ascii="Arial" w:hAnsi="Arial" w:cs="Arial"/>
+              </w:rPr>
+              <w:t>---</w:t>
+            </w:r>
           </w:p>
         </w:tc>
         <w:tc>
@@ -18857,6 +21022,12 @@
                 <w:color w:val="000000" w:themeColor="text1"/>
               </w:rPr>
             </w:pPr>
+            <w:r>
+              <w:rPr>
+                <w:rFonts w:ascii="Arial" w:hAnsi="Arial" w:cs="Arial"/>
+              </w:rPr>
+              <w:t>---</w:t>
+            </w:r>
           </w:p>
         </w:tc>
       </w:tr>
@@ -19711,6 +21882,12 @@
                 <w:rFonts w:ascii="Arial" w:hAnsi="Arial" w:cs="Arial"/>
               </w:rPr>
             </w:pPr>
+            <w:r>
+              <w:rPr>
+                <w:rFonts w:ascii="Arial" w:hAnsi="Arial" w:cs="Arial"/>
+              </w:rPr>
+              <w:t>---</w:t>
+            </w:r>
           </w:p>
         </w:tc>
         <w:tc>
@@ -19726,6 +21903,12 @@
                 <w:color w:val="000000" w:themeColor="text1"/>
               </w:rPr>
             </w:pPr>
+            <w:r>
+              <w:rPr>
+                <w:rFonts w:ascii="Arial" w:hAnsi="Arial" w:cs="Arial"/>
+              </w:rPr>
+              <w:t>---</w:t>
+            </w:r>
           </w:p>
         </w:tc>
         <w:tc>
@@ -19741,6 +21924,12 @@
                 <w:color w:val="000000" w:themeColor="text1"/>
               </w:rPr>
             </w:pPr>
+            <w:r>
+              <w:rPr>
+                <w:rFonts w:ascii="Arial" w:hAnsi="Arial" w:cs="Arial"/>
+              </w:rPr>
+              <w:t>---</w:t>
+            </w:r>
           </w:p>
         </w:tc>
         <w:tc>
@@ -19756,6 +21945,12 @@
                 <w:color w:val="000000" w:themeColor="text1"/>
               </w:rPr>
             </w:pPr>
+            <w:r>
+              <w:rPr>
+                <w:rFonts w:ascii="Arial" w:hAnsi="Arial" w:cs="Arial"/>
+              </w:rPr>
+              <w:t>---</w:t>
+            </w:r>
           </w:p>
         </w:tc>
         <w:tc>
@@ -19771,6 +21966,12 @@
                 <w:color w:val="000000" w:themeColor="text1"/>
               </w:rPr>
             </w:pPr>
+            <w:r>
+              <w:rPr>
+                <w:rFonts w:ascii="Arial" w:hAnsi="Arial" w:cs="Arial"/>
+              </w:rPr>
+              <w:t>---</w:t>
+            </w:r>
           </w:p>
         </w:tc>
         <w:tc>
@@ -19786,6 +21987,12 @@
                 <w:color w:val="000000" w:themeColor="text1"/>
               </w:rPr>
             </w:pPr>
+            <w:r>
+              <w:rPr>
+                <w:rFonts w:ascii="Arial" w:hAnsi="Arial" w:cs="Arial"/>
+              </w:rPr>
+              <w:t>---</w:t>
+            </w:r>
           </w:p>
         </w:tc>
       </w:tr>
@@ -19870,6 +22077,12 @@
                 <w:rFonts w:ascii="Arial" w:hAnsi="Arial" w:cs="Arial"/>
               </w:rPr>
             </w:pPr>
+            <w:r>
+              <w:rPr>
+                <w:rFonts w:ascii="Arial" w:hAnsi="Arial" w:cs="Arial"/>
+              </w:rPr>
+              <w:t>---</w:t>
+            </w:r>
           </w:p>
         </w:tc>
         <w:tc>
@@ -19885,6 +22098,12 @@
                 <w:color w:val="000000" w:themeColor="text1"/>
               </w:rPr>
             </w:pPr>
+            <w:r>
+              <w:rPr>
+                <w:rFonts w:ascii="Arial" w:hAnsi="Arial" w:cs="Arial"/>
+              </w:rPr>
+              <w:t>---</w:t>
+            </w:r>
           </w:p>
         </w:tc>
         <w:tc>
@@ -19900,6 +22119,12 @@
                 <w:color w:val="000000" w:themeColor="text1"/>
               </w:rPr>
             </w:pPr>
+            <w:r>
+              <w:rPr>
+                <w:rFonts w:ascii="Arial" w:hAnsi="Arial" w:cs="Arial"/>
+              </w:rPr>
+              <w:t>---</w:t>
+            </w:r>
           </w:p>
         </w:tc>
         <w:tc>
@@ -19915,6 +22140,12 @@
                 <w:color w:val="000000" w:themeColor="text1"/>
               </w:rPr>
             </w:pPr>
+            <w:r>
+              <w:rPr>
+                <w:rFonts w:ascii="Arial" w:hAnsi="Arial" w:cs="Arial"/>
+              </w:rPr>
+              <w:t>---</w:t>
+            </w:r>
           </w:p>
         </w:tc>
         <w:tc>
@@ -19930,6 +22161,12 @@
                 <w:color w:val="000000" w:themeColor="text1"/>
               </w:rPr>
             </w:pPr>
+            <w:r>
+              <w:rPr>
+                <w:rFonts w:ascii="Arial" w:hAnsi="Arial" w:cs="Arial"/>
+              </w:rPr>
+              <w:t>---</w:t>
+            </w:r>
           </w:p>
         </w:tc>
         <w:tc>
@@ -19945,6 +22182,12 @@
                 <w:color w:val="000000" w:themeColor="text1"/>
               </w:rPr>
             </w:pPr>
+            <w:r>
+              <w:rPr>
+                <w:rFonts w:ascii="Arial" w:hAnsi="Arial" w:cs="Arial"/>
+              </w:rPr>
+              <w:t>---</w:t>
+            </w:r>
           </w:p>
         </w:tc>
       </w:tr>
@@ -20023,6 +22266,12 @@
                 <w:rFonts w:ascii="Arial" w:hAnsi="Arial" w:cs="Arial"/>
               </w:rPr>
             </w:pPr>
+            <w:r>
+              <w:rPr>
+                <w:rFonts w:ascii="Arial" w:hAnsi="Arial" w:cs="Arial"/>
+              </w:rPr>
+              <w:t>---</w:t>
+            </w:r>
           </w:p>
         </w:tc>
         <w:tc>
@@ -20038,6 +22287,12 @@
                 <w:color w:val="000000" w:themeColor="text1"/>
               </w:rPr>
             </w:pPr>
+            <w:r>
+              <w:rPr>
+                <w:rFonts w:ascii="Arial" w:hAnsi="Arial" w:cs="Arial"/>
+              </w:rPr>
+              <w:t>---</w:t>
+            </w:r>
           </w:p>
         </w:tc>
         <w:tc>
@@ -20053,6 +22308,12 @@
                 <w:color w:val="000000" w:themeColor="text1"/>
               </w:rPr>
             </w:pPr>
+            <w:r>
+              <w:rPr>
+                <w:rFonts w:ascii="Arial" w:hAnsi="Arial" w:cs="Arial"/>
+              </w:rPr>
+              <w:t>---</w:t>
+            </w:r>
           </w:p>
         </w:tc>
         <w:tc>
@@ -20068,6 +22329,12 @@
                 <w:color w:val="000000" w:themeColor="text1"/>
               </w:rPr>
             </w:pPr>
+            <w:r>
+              <w:rPr>
+                <w:rFonts w:ascii="Arial" w:hAnsi="Arial" w:cs="Arial"/>
+              </w:rPr>
+              <w:t>---</w:t>
+            </w:r>
           </w:p>
         </w:tc>
         <w:tc>
@@ -20083,6 +22350,12 @@
                 <w:color w:val="000000" w:themeColor="text1"/>
               </w:rPr>
             </w:pPr>
+            <w:r>
+              <w:rPr>
+                <w:rFonts w:ascii="Arial" w:hAnsi="Arial" w:cs="Arial"/>
+              </w:rPr>
+              <w:t>---</w:t>
+            </w:r>
           </w:p>
         </w:tc>
         <w:tc>
@@ -20098,6 +22371,12 @@
                 <w:color w:val="000000" w:themeColor="text1"/>
               </w:rPr>
             </w:pPr>
+            <w:r>
+              <w:rPr>
+                <w:rFonts w:ascii="Arial" w:hAnsi="Arial" w:cs="Arial"/>
+              </w:rPr>
+              <w:t>---</w:t>
+            </w:r>
           </w:p>
         </w:tc>
       </w:tr>
@@ -20176,6 +22455,12 @@
                 <w:rFonts w:ascii="Arial" w:hAnsi="Arial" w:cs="Arial"/>
               </w:rPr>
             </w:pPr>
+            <w:r>
+              <w:rPr>
+                <w:rFonts w:ascii="Arial" w:hAnsi="Arial" w:cs="Arial"/>
+              </w:rPr>
+              <w:t>---</w:t>
+            </w:r>
           </w:p>
         </w:tc>
         <w:tc>
@@ -20191,6 +22476,12 @@
                 <w:color w:val="000000" w:themeColor="text1"/>
               </w:rPr>
             </w:pPr>
+            <w:r>
+              <w:rPr>
+                <w:rFonts w:ascii="Arial" w:hAnsi="Arial" w:cs="Arial"/>
+              </w:rPr>
+              <w:t>---</w:t>
+            </w:r>
           </w:p>
         </w:tc>
         <w:tc>
@@ -20206,6 +22497,12 @@
                 <w:color w:val="000000" w:themeColor="text1"/>
               </w:rPr>
             </w:pPr>
+            <w:r>
+              <w:rPr>
+                <w:rFonts w:ascii="Arial" w:hAnsi="Arial" w:cs="Arial"/>
+              </w:rPr>
+              <w:t>---</w:t>
+            </w:r>
           </w:p>
         </w:tc>
         <w:tc>
@@ -20221,6 +22518,12 @@
                 <w:color w:val="000000" w:themeColor="text1"/>
               </w:rPr>
             </w:pPr>
+            <w:r>
+              <w:rPr>
+                <w:rFonts w:ascii="Arial" w:hAnsi="Arial" w:cs="Arial"/>
+              </w:rPr>
+              <w:t>---</w:t>
+            </w:r>
           </w:p>
         </w:tc>
         <w:tc>
@@ -20236,6 +22539,12 @@
                 <w:color w:val="000000" w:themeColor="text1"/>
               </w:rPr>
             </w:pPr>
+            <w:r>
+              <w:rPr>
+                <w:rFonts w:ascii="Arial" w:hAnsi="Arial" w:cs="Arial"/>
+              </w:rPr>
+              <w:t>---</w:t>
+            </w:r>
           </w:p>
         </w:tc>
         <w:tc>
@@ -20251,6 +22560,12 @@
                 <w:color w:val="000000" w:themeColor="text1"/>
               </w:rPr>
             </w:pPr>
+            <w:r>
+              <w:rPr>
+                <w:rFonts w:ascii="Arial" w:hAnsi="Arial" w:cs="Arial"/>
+              </w:rPr>
+              <w:t>---</w:t>
+            </w:r>
           </w:p>
         </w:tc>
       </w:tr>

--- a/writing/Chapter 1.docx
+++ b/writing/Chapter 1.docx
@@ -291,28 +291,7 @@
           <w:rFonts w:ascii="Arial" w:hAnsi="Arial" w:cs="Arial"/>
           <w:color w:val="7030A0"/>
         </w:rPr>
-        <w:t xml:space="preserve">Impacts of </w:t>
-      </w:r>
-      <w:r>
-        <w:rPr>
-          <w:rFonts w:ascii="Arial" w:hAnsi="Arial" w:cs="Arial"/>
-          <w:color w:val="7030A0"/>
-        </w:rPr>
-        <w:t xml:space="preserve">warming </w:t>
-      </w:r>
-      <w:r>
-        <w:rPr>
-          <w:rFonts w:ascii="Arial" w:hAnsi="Arial" w:cs="Arial"/>
-          <w:color w:val="7030A0"/>
-        </w:rPr>
-        <w:t>on oysters</w:t>
-      </w:r>
-      <w:r>
-        <w:rPr>
-          <w:rFonts w:ascii="Arial" w:hAnsi="Arial" w:cs="Arial"/>
-          <w:color w:val="7030A0"/>
-        </w:rPr>
-        <w:t xml:space="preserve">; </w:t>
+        <w:t xml:space="preserve">Impacts of warming on oysters; </w:t>
       </w:r>
       <w:r>
         <w:rPr>
@@ -1883,6 +1862,7 @@
           <w:iCs/>
         </w:rPr>
       </w:pPr>
+      <w:commentRangeStart w:id="0"/>
     </w:p>
     <w:p>
       <w:pPr>
@@ -1899,6 +1879,13 @@
           <w:iCs/>
         </w:rPr>
         <w:t>GROWTH</w:t>
+      </w:r>
+      <w:commentRangeEnd w:id="0"/>
+      <w:r>
+        <w:rPr>
+          <w:rStyle w:val="CommentReference"/>
+        </w:rPr>
+        <w:commentReference w:id="0"/>
       </w:r>
     </w:p>
     <w:p>
@@ -2027,28 +2014,7 @@
           <w:rFonts w:ascii="Arial" w:hAnsi="Arial" w:cs="Arial"/>
           <w:color w:val="7030A0"/>
         </w:rPr>
-        <w:t xml:space="preserve">sters </w:t>
-      </w:r>
-      <w:r>
-        <w:rPr>
-          <w:rFonts w:ascii="Arial" w:hAnsi="Arial" w:cs="Arial"/>
-          <w:color w:val="7030A0"/>
-        </w:rPr>
-        <w:t xml:space="preserve">that experienced </w:t>
-      </w:r>
-      <w:r>
-        <w:rPr>
-          <w:rFonts w:ascii="Arial" w:hAnsi="Arial" w:cs="Arial"/>
-          <w:color w:val="7030A0"/>
-        </w:rPr>
-        <w:t>tidal emersion during stress hardening</w:t>
-      </w:r>
-      <w:r>
-        <w:rPr>
-          <w:rFonts w:ascii="Arial" w:hAnsi="Arial" w:cs="Arial"/>
-          <w:color w:val="7030A0"/>
-        </w:rPr>
-        <w:t xml:space="preserve"> </w:t>
+        <w:t xml:space="preserve">sters that experienced tidal emersion during stress hardening </w:t>
       </w:r>
       <w:r>
         <w:rPr>
@@ -2083,21 +2049,7 @@
           <w:rFonts w:ascii="Arial" w:hAnsi="Arial" w:cs="Arial"/>
           <w:color w:val="7030A0"/>
         </w:rPr>
-        <w:t>6</w:t>
-      </w:r>
-      <w:r>
-        <w:rPr>
-          <w:rFonts w:ascii="Arial" w:hAnsi="Arial" w:cs="Arial"/>
-          <w:color w:val="7030A0"/>
-        </w:rPr>
-        <w:t>.22</w:t>
-      </w:r>
-      <w:r>
-        <w:rPr>
-          <w:rFonts w:ascii="Arial" w:hAnsi="Arial" w:cs="Arial"/>
-          <w:color w:val="7030A0"/>
-        </w:rPr>
-        <w:t xml:space="preserve"> mm ± 0.06</w:t>
+        <w:t>6.22 mm ± 0.06</w:t>
       </w:r>
       <w:r>
         <w:rPr>
@@ -2132,35 +2084,14 @@
           <w:rFonts w:ascii="Arial" w:hAnsi="Arial" w:cs="Arial"/>
           <w:color w:val="7030A0"/>
         </w:rPr>
-        <w:t>6.</w:t>
-      </w:r>
-      <w:r>
-        <w:rPr>
-          <w:rFonts w:ascii="Arial" w:hAnsi="Arial" w:cs="Arial"/>
-          <w:color w:val="7030A0"/>
-        </w:rPr>
-        <w:t>45</w:t>
-      </w:r>
-      <w:r>
-        <w:rPr>
-          <w:rFonts w:ascii="Arial" w:hAnsi="Arial" w:cs="Arial"/>
-          <w:color w:val="7030A0"/>
-        </w:rPr>
-        <w:t xml:space="preserve"> mm ± 0.06</w:t>
-      </w:r>
-      <w:r>
-        <w:rPr>
-          <w:rFonts w:ascii="Arial" w:hAnsi="Arial" w:cs="Arial"/>
-          <w:color w:val="7030A0"/>
-        </w:rPr>
-        <w:t xml:space="preserve">) </w:t>
-      </w:r>
-      <w:r>
-        <w:rPr>
-          <w:rFonts w:ascii="Arial" w:hAnsi="Arial" w:cs="Arial"/>
-          <w:color w:val="7030A0"/>
-        </w:rPr>
-        <w:t>(</w:t>
+        <w:t>6.45 mm ± 0.06</w:t>
+      </w:r>
+      <w:r>
+        <w:rPr>
+          <w:rFonts w:ascii="Arial" w:hAnsi="Arial" w:cs="Arial"/>
+          <w:color w:val="7030A0"/>
+        </w:rPr>
+        <w:t>) (</w:t>
       </w:r>
       <w:r>
         <w:rPr>
@@ -2220,35 +2151,7 @@
           <w:rFonts w:ascii="Arial" w:hAnsi="Arial" w:cs="Arial"/>
           <w:color w:val="7030A0"/>
         </w:rPr>
-        <w:t>21˚C</w:t>
-      </w:r>
-      <w:r>
-        <w:rPr>
-          <w:rFonts w:ascii="Arial" w:hAnsi="Arial" w:cs="Arial"/>
-          <w:color w:val="7030A0"/>
-        </w:rPr>
-        <w:t xml:space="preserve"> (</w:t>
-      </w:r>
-      <w:r>
-        <w:rPr>
-          <w:rFonts w:ascii="Arial" w:hAnsi="Arial" w:cs="Arial"/>
-          <w:color w:val="7030A0"/>
-        </w:rPr>
-        <w:t>6.43 mm ± 0.06</w:t>
-      </w:r>
-      <w:r>
-        <w:rPr>
-          <w:rFonts w:ascii="Arial" w:hAnsi="Arial" w:cs="Arial"/>
-          <w:color w:val="7030A0"/>
-        </w:rPr>
-        <w:t>)</w:t>
-      </w:r>
-      <w:r>
-        <w:rPr>
-          <w:rFonts w:ascii="Arial" w:hAnsi="Arial" w:cs="Arial"/>
-          <w:color w:val="7030A0"/>
-        </w:rPr>
-        <w:t xml:space="preserve"> </w:t>
+        <w:t xml:space="preserve">21˚C (6.43 mm ± 0.06) </w:t>
       </w:r>
       <w:r>
         <w:rPr>
@@ -2269,14 +2172,7 @@
           <w:rFonts w:ascii="Arial" w:hAnsi="Arial" w:cs="Arial"/>
           <w:color w:val="7030A0"/>
         </w:rPr>
-        <w:t>%</w:t>
-      </w:r>
-      <w:r>
-        <w:rPr>
-          <w:rFonts w:ascii="Arial" w:hAnsi="Arial" w:cs="Arial"/>
-          <w:color w:val="7030A0"/>
-        </w:rPr>
-        <w:t xml:space="preserve"> larger</w:t>
+        <w:t>% larger</w:t>
       </w:r>
       <w:r>
         <w:rPr>
@@ -2290,49 +2186,14 @@
           <w:rFonts w:ascii="Arial" w:hAnsi="Arial" w:cs="Arial"/>
           <w:color w:val="7030A0"/>
         </w:rPr>
-        <w:t>1</w:t>
-      </w:r>
-      <w:r>
-        <w:rPr>
-          <w:rFonts w:ascii="Arial" w:hAnsi="Arial" w:cs="Arial"/>
-          <w:color w:val="7030A0"/>
-        </w:rPr>
-        <w:t>5</w:t>
-      </w:r>
-      <w:r>
-        <w:rPr>
-          <w:rFonts w:ascii="Arial" w:hAnsi="Arial" w:cs="Arial"/>
-          <w:color w:val="7030A0"/>
-        </w:rPr>
-        <w:t>˚C</w:t>
-      </w:r>
-      <w:r>
-        <w:rPr>
-          <w:rFonts w:ascii="Arial" w:hAnsi="Arial" w:cs="Arial"/>
-          <w:color w:val="7030A0"/>
-        </w:rPr>
-        <w:t xml:space="preserve"> (</w:t>
-      </w:r>
-      <w:r>
-        <w:rPr>
-          <w:rFonts w:ascii="Arial" w:hAnsi="Arial" w:cs="Arial"/>
-          <w:color w:val="7030A0"/>
-        </w:rPr>
-        <w:t>6.25 mm ± 0.06</w:t>
-      </w:r>
-      <w:r>
-        <w:rPr>
-          <w:rFonts w:ascii="Arial" w:hAnsi="Arial" w:cs="Arial"/>
-          <w:color w:val="7030A0"/>
-        </w:rPr>
-        <w:t xml:space="preserve">) </w:t>
-      </w:r>
-      <w:r>
-        <w:rPr>
-          <w:rFonts w:ascii="Arial" w:hAnsi="Arial" w:cs="Arial"/>
-          <w:color w:val="7030A0"/>
-        </w:rPr>
-        <w:t>(</w:t>
+        <w:t>15˚C</w:t>
+      </w:r>
+      <w:r>
+        <w:rPr>
+          <w:rFonts w:ascii="Arial" w:hAnsi="Arial" w:cs="Arial"/>
+          <w:color w:val="7030A0"/>
+        </w:rPr>
+        <w:t xml:space="preserve"> (6.25 mm ± 0.06) (</w:t>
       </w:r>
       <w:r>
         <w:rPr>
@@ -2371,14 +2232,7 @@
           <w:rFonts w:ascii="Arial" w:hAnsi="Arial" w:cs="Arial"/>
           <w:color w:val="7030A0"/>
         </w:rPr>
-        <w:t>)</w:t>
-      </w:r>
-      <w:r>
-        <w:rPr>
-          <w:rFonts w:ascii="Arial" w:hAnsi="Arial" w:cs="Arial"/>
-          <w:color w:val="7030A0"/>
-        </w:rPr>
-        <w:t>.</w:t>
+        <w:t>).</w:t>
       </w:r>
       <w:r>
         <w:rPr>
@@ -2452,7 +2306,15 @@
           <w:rFonts w:ascii="Arial" w:hAnsi="Arial" w:cs="Arial"/>
           <w:color w:val="7030A0"/>
         </w:rPr>
-        <w:t xml:space="preserve">, it did interact with stress hardening temperature. Specifically, individuals in the </w:t>
+        <w:t xml:space="preserve">, it did interact with stress hardening temperature. </w:t>
+      </w:r>
+      <w:commentRangeStart w:id="1"/>
+      <w:r>
+        <w:rPr>
+          <w:rFonts w:ascii="Arial" w:hAnsi="Arial" w:cs="Arial"/>
+          <w:color w:val="7030A0"/>
+        </w:rPr>
+        <w:t xml:space="preserve">Specifically, individuals in the </w:t>
       </w:r>
       <w:r>
         <w:rPr>
@@ -2564,84 +2426,21 @@
           <w:rFonts w:ascii="Arial" w:hAnsi="Arial" w:cs="Arial"/>
           <w:color w:val="7030A0"/>
         </w:rPr>
-        <w:t>%</w:t>
-      </w:r>
-      <w:r>
-        <w:rPr>
-          <w:rFonts w:ascii="Arial" w:hAnsi="Arial" w:cs="Arial"/>
-          <w:color w:val="7030A0"/>
-        </w:rPr>
-        <w:t xml:space="preserve"> larger than those </w:t>
-      </w:r>
-      <w:r>
-        <w:rPr>
-          <w:rFonts w:ascii="Arial" w:hAnsi="Arial" w:cs="Arial"/>
-          <w:color w:val="7030A0"/>
-        </w:rPr>
-        <w:t xml:space="preserve">stress hardened at </w:t>
-      </w:r>
-      <w:r>
-        <w:rPr>
-          <w:rFonts w:ascii="Arial" w:hAnsi="Arial" w:cs="Arial"/>
-          <w:color w:val="7030A0"/>
-        </w:rPr>
-        <w:t>21</w:t>
-      </w:r>
-      <w:r>
-        <w:rPr>
-          <w:rFonts w:ascii="Arial" w:hAnsi="Arial" w:cs="Arial"/>
-          <w:color w:val="7030A0"/>
-        </w:rPr>
-        <w:t xml:space="preserve">˚C </w:t>
-      </w:r>
-      <w:r>
-        <w:rPr>
-          <w:rFonts w:ascii="Arial" w:hAnsi="Arial" w:cs="Arial"/>
-          <w:color w:val="7030A0"/>
-        </w:rPr>
-        <w:t>(</w:t>
-      </w:r>
-      <w:r>
-        <w:rPr>
-          <w:rFonts w:ascii="Arial" w:hAnsi="Arial" w:cs="Arial"/>
-          <w:color w:val="7030A0"/>
-        </w:rPr>
-        <w:t>6.</w:t>
-      </w:r>
-      <w:r>
-        <w:rPr>
-          <w:rFonts w:ascii="Arial" w:hAnsi="Arial" w:cs="Arial"/>
-          <w:color w:val="7030A0"/>
-        </w:rPr>
-        <w:t>36</w:t>
-      </w:r>
-      <w:r>
-        <w:rPr>
-          <w:rFonts w:ascii="Arial" w:hAnsi="Arial" w:cs="Arial"/>
-          <w:color w:val="7030A0"/>
-        </w:rPr>
-        <w:t xml:space="preserve"> mm ± 0.1</w:t>
-      </w:r>
-      <w:r>
-        <w:rPr>
-          <w:rFonts w:ascii="Arial" w:hAnsi="Arial" w:cs="Arial"/>
-          <w:color w:val="7030A0"/>
-        </w:rPr>
-        <w:t>3)</w:t>
-      </w:r>
-      <w:r>
-        <w:rPr>
-          <w:rFonts w:ascii="Arial" w:hAnsi="Arial" w:cs="Arial"/>
-          <w:color w:val="7030A0"/>
-        </w:rPr>
-        <w:t xml:space="preserve"> </w:t>
-      </w:r>
-      <w:r>
-        <w:rPr>
-          <w:rFonts w:ascii="Arial" w:hAnsi="Arial" w:cs="Arial"/>
-          <w:color w:val="7030A0"/>
-        </w:rPr>
-        <w:t>(</w:t>
+        <w:t xml:space="preserve">% larger than those stress hardened at 21˚C </w:t>
+      </w:r>
+      <w:r>
+        <w:rPr>
+          <w:rFonts w:ascii="Arial" w:hAnsi="Arial" w:cs="Arial"/>
+          <w:color w:val="7030A0"/>
+        </w:rPr>
+        <w:t>(6.36 mm ± 0.13)</w:t>
+      </w:r>
+      <w:r>
+        <w:rPr>
+          <w:rFonts w:ascii="Arial" w:hAnsi="Arial" w:cs="Arial"/>
+          <w:color w:val="7030A0"/>
+        </w:rPr>
+        <w:t xml:space="preserve"> (</w:t>
       </w:r>
       <w:r>
         <w:rPr>
@@ -2689,7 +2488,29 @@
           <w:rFonts w:ascii="Arial" w:hAnsi="Arial" w:cs="Arial"/>
           <w:color w:val="7030A0"/>
         </w:rPr>
-        <w:t>; the interaction did not hold for oysters in the other three marine heatwave treatments (</w:t>
+        <w:t xml:space="preserve">; the interaction did not hold for oysters in </w:t>
+      </w:r>
+      <w:commentRangeStart w:id="2"/>
+      <w:r>
+        <w:rPr>
+          <w:rFonts w:ascii="Arial" w:hAnsi="Arial" w:cs="Arial"/>
+          <w:color w:val="7030A0"/>
+        </w:rPr>
+        <w:t xml:space="preserve">the other three marine heatwave treatments </w:t>
+      </w:r>
+      <w:commentRangeEnd w:id="1"/>
+      <w:r>
+        <w:rPr>
+          <w:rStyle w:val="CommentReference"/>
+        </w:rPr>
+        <w:commentReference w:id="1"/>
+      </w:r>
+      <w:r>
+        <w:rPr>
+          <w:rFonts w:ascii="Arial" w:hAnsi="Arial" w:cs="Arial"/>
+          <w:color w:val="7030A0"/>
+        </w:rPr>
+        <w:t>(</w:t>
       </w:r>
       <w:r>
         <w:rPr>
@@ -2748,6 +2569,13 @@
           <w:color w:val="7030A0"/>
         </w:rPr>
         <w:t>.</w:t>
+      </w:r>
+      <w:commentRangeEnd w:id="2"/>
+      <w:r>
+        <w:rPr>
+          <w:rStyle w:val="CommentReference"/>
+        </w:rPr>
+        <w:commentReference w:id="2"/>
       </w:r>
     </w:p>
     <w:p>
@@ -2794,7 +2622,7 @@
           <w:color w:val="FF0000"/>
           <w:highlight w:val="yellow"/>
         </w:rPr>
-        <w:t>2</w:t>
+        <w:t>2.</w:t>
       </w:r>
       <w:r>
         <w:rPr>
@@ -2802,7 +2630,7 @@
           <w:color w:val="FF0000"/>
           <w:highlight w:val="yellow"/>
         </w:rPr>
-        <w:t>.</w:t>
+        <w:t>77</w:t>
       </w:r>
       <w:r>
         <w:rPr>
@@ -2810,7 +2638,7 @@
           <w:color w:val="FF0000"/>
           <w:highlight w:val="yellow"/>
         </w:rPr>
-        <w:t>77</w:t>
+        <w:t xml:space="preserve"> cm ± 0.03</w:t>
       </w:r>
       <w:r>
         <w:rPr>
@@ -2818,7 +2646,7 @@
           <w:color w:val="FF0000"/>
           <w:highlight w:val="yellow"/>
         </w:rPr>
-        <w:t xml:space="preserve"> </w:t>
+        <w:t xml:space="preserve"> and </w:t>
       </w:r>
       <w:r>
         <w:rPr>
@@ -2826,7 +2654,7 @@
           <w:color w:val="FF0000"/>
           <w:highlight w:val="yellow"/>
         </w:rPr>
-        <w:t>c</w:t>
+        <w:t>shell length</w:t>
       </w:r>
       <w:r>
         <w:rPr>
@@ -2834,7 +2662,7 @@
           <w:color w:val="FF0000"/>
           <w:highlight w:val="yellow"/>
         </w:rPr>
-        <w:t>m ± 0.0</w:t>
+        <w:t xml:space="preserve"> </w:t>
       </w:r>
       <w:r>
         <w:rPr>
@@ -2842,7 +2670,7 @@
           <w:color w:val="FF0000"/>
           <w:highlight w:val="yellow"/>
         </w:rPr>
-        <w:t>3</w:t>
+        <w:t>de</w:t>
       </w:r>
       <w:r>
         <w:rPr>
@@ -2850,7 +2678,7 @@
           <w:color w:val="FF0000"/>
           <w:highlight w:val="yellow"/>
         </w:rPr>
-        <w:t xml:space="preserve"> and </w:t>
+        <w:t>creased</w:t>
       </w:r>
       <w:r>
         <w:rPr>
@@ -2858,7 +2686,7 @@
           <w:color w:val="FF0000"/>
           <w:highlight w:val="yellow"/>
         </w:rPr>
-        <w:t>shell length</w:t>
+        <w:t xml:space="preserve"> by </w:t>
       </w:r>
       <w:r>
         <w:rPr>
@@ -2866,7 +2694,7 @@
           <w:color w:val="FF0000"/>
           <w:highlight w:val="yellow"/>
         </w:rPr>
-        <w:t xml:space="preserve"> </w:t>
+        <w:t>2</w:t>
       </w:r>
       <w:r>
         <w:rPr>
@@ -2874,7 +2702,7 @@
           <w:color w:val="FF0000"/>
           <w:highlight w:val="yellow"/>
         </w:rPr>
-        <w:t>de</w:t>
+        <w:t>.</w:t>
       </w:r>
       <w:r>
         <w:rPr>
@@ -2882,7 +2710,7 @@
           <w:color w:val="FF0000"/>
           <w:highlight w:val="yellow"/>
         </w:rPr>
-        <w:t>creased</w:t>
+        <w:t>5</w:t>
       </w:r>
       <w:r>
         <w:rPr>
@@ -2890,7 +2718,7 @@
           <w:color w:val="FF0000"/>
           <w:highlight w:val="yellow"/>
         </w:rPr>
-        <w:t xml:space="preserve"> by </w:t>
+        <w:t>%</w:t>
       </w:r>
       <w:r>
         <w:rPr>
@@ -2898,7 +2726,42 @@
           <w:color w:val="FF0000"/>
           <w:highlight w:val="yellow"/>
         </w:rPr>
-        <w:t>2</w:t>
+        <w:t xml:space="preserve"> to 2.70 cm ± 0.01</w:t>
+      </w:r>
+      <w:r>
+        <w:rPr>
+          <w:rFonts w:ascii="Arial" w:hAnsi="Arial" w:cs="Arial"/>
+          <w:color w:val="FF0000"/>
+        </w:rPr>
+        <w:t xml:space="preserve"> </w:t>
+      </w:r>
+      <w:r>
+        <w:rPr>
+          <w:rFonts w:ascii="Arial" w:hAnsi="Arial" w:cs="Arial"/>
+          <w:color w:val="7030A0"/>
+        </w:rPr>
+        <w:t>a</w:t>
+      </w:r>
+      <w:r>
+        <w:rPr>
+          <w:rFonts w:ascii="Arial" w:hAnsi="Arial" w:cs="Arial"/>
+          <w:color w:val="7030A0"/>
+        </w:rPr>
+        <w:t>t the end of the experiment</w:t>
+      </w:r>
+      <w:r>
+        <w:rPr>
+          <w:rFonts w:ascii="Arial" w:hAnsi="Arial" w:cs="Arial"/>
+          <w:color w:val="7030A0"/>
+        </w:rPr>
+        <w:t xml:space="preserve"> across all treatments</w:t>
+      </w:r>
+      <w:r>
+        <w:rPr>
+          <w:rFonts w:ascii="Arial" w:hAnsi="Arial" w:cs="Arial"/>
+          <w:color w:val="7030A0"/>
+        </w:rPr>
+        <w:t xml:space="preserve">, </w:t>
       </w:r>
       <w:r>
         <w:rPr>
@@ -2906,89 +2769,6 @@
           <w:color w:val="FF0000"/>
           <w:highlight w:val="yellow"/>
         </w:rPr>
-        <w:t>.</w:t>
-      </w:r>
-      <w:r>
-        <w:rPr>
-          <w:rFonts w:ascii="Arial" w:hAnsi="Arial" w:cs="Arial"/>
-          <w:color w:val="FF0000"/>
-          <w:highlight w:val="yellow"/>
-        </w:rPr>
-        <w:t>5</w:t>
-      </w:r>
-      <w:r>
-        <w:rPr>
-          <w:rFonts w:ascii="Arial" w:hAnsi="Arial" w:cs="Arial"/>
-          <w:color w:val="FF0000"/>
-          <w:highlight w:val="yellow"/>
-        </w:rPr>
-        <w:t>%</w:t>
-      </w:r>
-      <w:r>
-        <w:rPr>
-          <w:rFonts w:ascii="Arial" w:hAnsi="Arial" w:cs="Arial"/>
-          <w:color w:val="FF0000"/>
-          <w:highlight w:val="yellow"/>
-        </w:rPr>
-        <w:t xml:space="preserve"> to 2.70 </w:t>
-      </w:r>
-      <w:r>
-        <w:rPr>
-          <w:rFonts w:ascii="Arial" w:hAnsi="Arial" w:cs="Arial"/>
-          <w:color w:val="FF0000"/>
-          <w:highlight w:val="yellow"/>
-        </w:rPr>
-        <w:t>cm ± 0.0</w:t>
-      </w:r>
-      <w:r>
-        <w:rPr>
-          <w:rFonts w:ascii="Arial" w:hAnsi="Arial" w:cs="Arial"/>
-          <w:color w:val="FF0000"/>
-          <w:highlight w:val="yellow"/>
-        </w:rPr>
-        <w:t>1</w:t>
-      </w:r>
-      <w:r>
-        <w:rPr>
-          <w:rFonts w:ascii="Arial" w:hAnsi="Arial" w:cs="Arial"/>
-          <w:color w:val="FF0000"/>
-        </w:rPr>
-        <w:t xml:space="preserve"> </w:t>
-      </w:r>
-      <w:r>
-        <w:rPr>
-          <w:rFonts w:ascii="Arial" w:hAnsi="Arial" w:cs="Arial"/>
-          <w:color w:val="7030A0"/>
-        </w:rPr>
-        <w:t>a</w:t>
-      </w:r>
-      <w:r>
-        <w:rPr>
-          <w:rFonts w:ascii="Arial" w:hAnsi="Arial" w:cs="Arial"/>
-          <w:color w:val="7030A0"/>
-        </w:rPr>
-        <w:t>t the end of the experiment</w:t>
-      </w:r>
-      <w:r>
-        <w:rPr>
-          <w:rFonts w:ascii="Arial" w:hAnsi="Arial" w:cs="Arial"/>
-          <w:color w:val="7030A0"/>
-        </w:rPr>
-        <w:t xml:space="preserve"> across all treatments</w:t>
-      </w:r>
-      <w:r>
-        <w:rPr>
-          <w:rFonts w:ascii="Arial" w:hAnsi="Arial" w:cs="Arial"/>
-          <w:color w:val="7030A0"/>
-        </w:rPr>
-        <w:t xml:space="preserve">, </w:t>
-      </w:r>
-      <w:r>
-        <w:rPr>
-          <w:rFonts w:ascii="Arial" w:hAnsi="Arial" w:cs="Arial"/>
-          <w:color w:val="FF0000"/>
-          <w:highlight w:val="yellow"/>
-        </w:rPr>
         <w:t>suggesting that either oyster shells shrunk or the random sampling of lengths were larger than the majority of oysters</w:t>
       </w:r>
       <w:r>
@@ -3128,14 +2908,7 @@
           <w:rFonts w:ascii="Arial" w:hAnsi="Arial" w:cs="Arial"/>
           <w:color w:val="7030A0"/>
         </w:rPr>
-        <w:t xml:space="preserve"> </w:t>
-      </w:r>
-      <w:r>
-        <w:rPr>
-          <w:rFonts w:ascii="Arial" w:hAnsi="Arial" w:cs="Arial"/>
-          <w:color w:val="7030A0"/>
-        </w:rPr>
-        <w:t>(</w:t>
+        <w:t xml:space="preserve"> (</w:t>
       </w:r>
       <w:r>
         <w:rPr>
@@ -3172,14 +2945,7 @@
           <w:rFonts w:ascii="Arial" w:hAnsi="Arial" w:cs="Arial"/>
           <w:color w:val="7030A0"/>
         </w:rPr>
-        <w:t>1</w:t>
-      </w:r>
-      <w:r>
-        <w:rPr>
-          <w:rFonts w:ascii="Arial" w:hAnsi="Arial" w:cs="Arial"/>
-          <w:color w:val="7030A0"/>
-        </w:rPr>
-        <w:t xml:space="preserve">, </w:t>
+        <w:t xml:space="preserve">1, </w:t>
       </w:r>
       <w:r>
         <w:rPr>
@@ -3202,14 +2968,7 @@
           <w:rFonts w:ascii="Arial" w:hAnsi="Arial" w:cs="Arial"/>
           <w:color w:val="7030A0"/>
         </w:rPr>
-        <w:t>)</w:t>
-      </w:r>
-      <w:r>
-        <w:rPr>
-          <w:rFonts w:ascii="Arial" w:hAnsi="Arial" w:cs="Arial"/>
-          <w:color w:val="7030A0"/>
-        </w:rPr>
-        <w:t xml:space="preserve"> and </w:t>
+        <w:t xml:space="preserve">) and </w:t>
       </w:r>
       <w:r>
         <w:rPr>
@@ -3237,14 +2996,7 @@
           <w:rFonts w:ascii="Arial" w:hAnsi="Arial" w:cs="Arial"/>
           <w:color w:val="7030A0"/>
         </w:rPr>
-        <w:t xml:space="preserve"> </w:t>
-      </w:r>
-      <w:r>
-        <w:rPr>
-          <w:rFonts w:ascii="Arial" w:hAnsi="Arial" w:cs="Arial"/>
-          <w:color w:val="7030A0"/>
-        </w:rPr>
-        <w:t>(</w:t>
+        <w:t xml:space="preserve"> (</w:t>
       </w:r>
       <w:r>
         <w:rPr>
@@ -3281,21 +3033,7 @@
           <w:rFonts w:ascii="Arial" w:hAnsi="Arial" w:cs="Arial"/>
           <w:color w:val="7030A0"/>
         </w:rPr>
-        <w:t>2</w:t>
-      </w:r>
-      <w:r>
-        <w:rPr>
-          <w:rFonts w:ascii="Arial" w:hAnsi="Arial" w:cs="Arial"/>
-          <w:color w:val="7030A0"/>
-        </w:rPr>
-        <w:t>4</w:t>
-      </w:r>
-      <w:r>
-        <w:rPr>
-          <w:rFonts w:ascii="Arial" w:hAnsi="Arial" w:cs="Arial"/>
-          <w:color w:val="7030A0"/>
-        </w:rPr>
-        <w:t xml:space="preserve">, </w:t>
+        <w:t xml:space="preserve">24, </w:t>
       </w:r>
       <w:r>
         <w:rPr>
@@ -3318,14 +3056,7 @@
           <w:rFonts w:ascii="Arial" w:hAnsi="Arial" w:cs="Arial"/>
           <w:color w:val="7030A0"/>
         </w:rPr>
-        <w:t>)</w:t>
-      </w:r>
-      <w:r>
-        <w:rPr>
-          <w:rFonts w:ascii="Arial" w:hAnsi="Arial" w:cs="Arial"/>
-          <w:color w:val="7030A0"/>
-        </w:rPr>
-        <w:t>.</w:t>
+        <w:t>).</w:t>
       </w:r>
       <w:r>
         <w:rPr>
@@ -3367,14 +3098,7 @@
           <w:rFonts w:ascii="Arial" w:hAnsi="Arial" w:cs="Arial"/>
           <w:color w:val="7030A0"/>
         </w:rPr>
-        <w:t xml:space="preserve"> </w:t>
-      </w:r>
-      <w:r>
-        <w:rPr>
-          <w:rFonts w:ascii="Arial" w:hAnsi="Arial" w:cs="Arial"/>
-          <w:color w:val="7030A0"/>
-        </w:rPr>
-        <w:t>(</w:t>
+        <w:t xml:space="preserve"> (</w:t>
       </w:r>
       <w:r>
         <w:rPr>
@@ -3641,6 +3365,27 @@
           <w:rFonts w:ascii="Arial" w:hAnsi="Arial" w:cs="Arial"/>
           <w:color w:val="7030A0"/>
         </w:rPr>
+        <w:t xml:space="preserve"> (2</w:t>
+      </w:r>
+      <w:r>
+        <w:rPr>
+          <w:rFonts w:ascii="Arial" w:hAnsi="Arial" w:cs="Arial"/>
+          <w:color w:val="7030A0"/>
+        </w:rPr>
+        <w:t>.</w:t>
+      </w:r>
+      <w:r>
+        <w:rPr>
+          <w:rFonts w:ascii="Arial" w:hAnsi="Arial" w:cs="Arial"/>
+          <w:color w:val="7030A0"/>
+        </w:rPr>
+        <w:t>70</w:t>
+      </w:r>
+      <w:r>
+        <w:rPr>
+          <w:rFonts w:ascii="Arial" w:hAnsi="Arial" w:cs="Arial"/>
+          <w:color w:val="7030A0"/>
+        </w:rPr>
         <w:t xml:space="preserve"> </w:t>
       </w:r>
       <w:r>
@@ -3648,7 +3393,56 @@
           <w:rFonts w:ascii="Arial" w:hAnsi="Arial" w:cs="Arial"/>
           <w:color w:val="7030A0"/>
         </w:rPr>
-        <w:t>(2</w:t>
+        <w:t>c</w:t>
+      </w:r>
+      <w:r>
+        <w:rPr>
+          <w:rFonts w:ascii="Arial" w:hAnsi="Arial" w:cs="Arial"/>
+          <w:color w:val="7030A0"/>
+        </w:rPr>
+        <w:t>m ± 0.0</w:t>
+      </w:r>
+      <w:r>
+        <w:rPr>
+          <w:rFonts w:ascii="Arial" w:hAnsi="Arial" w:cs="Arial"/>
+          <w:color w:val="7030A0"/>
+        </w:rPr>
+        <w:t>2)</w:t>
+      </w:r>
+      <w:r>
+        <w:rPr>
+          <w:rFonts w:ascii="Arial" w:hAnsi="Arial" w:cs="Arial"/>
+          <w:color w:val="7030A0"/>
+        </w:rPr>
+        <w:t xml:space="preserve">, </w:t>
+      </w:r>
+      <w:r>
+        <w:rPr>
+          <w:rFonts w:ascii="Arial" w:hAnsi="Arial" w:cs="Arial"/>
+          <w:color w:val="7030A0"/>
+        </w:rPr>
+        <w:t>1</w:t>
+      </w:r>
+      <w:r>
+        <w:rPr>
+          <w:rFonts w:ascii="Arial" w:hAnsi="Arial" w:cs="Arial"/>
+          <w:color w:val="7030A0"/>
+        </w:rPr>
+        <w:t>5</w:t>
+      </w:r>
+      <w:r>
+        <w:rPr>
+          <w:rFonts w:ascii="Arial" w:hAnsi="Arial" w:cs="Arial"/>
+          <w:color w:val="7030A0"/>
+        </w:rPr>
+        <w:t>˚C</w:t>
+      </w:r>
+      <w:r>
+        <w:rPr>
+          <w:rFonts w:ascii="Arial" w:hAnsi="Arial" w:cs="Arial"/>
+          <w:color w:val="7030A0"/>
+        </w:rPr>
+        <w:t xml:space="preserve"> (2</w:t>
       </w:r>
       <w:r>
         <w:rPr>
@@ -3662,14 +3456,7 @@
           <w:rFonts w:ascii="Arial" w:hAnsi="Arial" w:cs="Arial"/>
           <w:color w:val="7030A0"/>
         </w:rPr>
-        <w:t>7</w:t>
-      </w:r>
-      <w:r>
-        <w:rPr>
-          <w:rFonts w:ascii="Arial" w:hAnsi="Arial" w:cs="Arial"/>
-          <w:color w:val="7030A0"/>
-        </w:rPr>
-        <w:t>0</w:t>
+        <w:t>67</w:t>
       </w:r>
       <w:r>
         <w:rPr>
@@ -3704,7 +3491,7 @@
           <w:rFonts w:ascii="Arial" w:hAnsi="Arial" w:cs="Arial"/>
           <w:color w:val="7030A0"/>
         </w:rPr>
-        <w:t xml:space="preserve">, </w:t>
+        <w:t xml:space="preserve">, and </w:t>
       </w:r>
       <w:r>
         <w:rPr>
@@ -3718,7 +3505,7 @@
           <w:rFonts w:ascii="Arial" w:hAnsi="Arial" w:cs="Arial"/>
           <w:color w:val="7030A0"/>
         </w:rPr>
-        <w:t>5</w:t>
+        <w:t>8</w:t>
       </w:r>
       <w:r>
         <w:rPr>
@@ -3732,6 +3519,27 @@
           <w:rFonts w:ascii="Arial" w:hAnsi="Arial" w:cs="Arial"/>
           <w:color w:val="7030A0"/>
         </w:rPr>
+        <w:t xml:space="preserve"> (2</w:t>
+      </w:r>
+      <w:r>
+        <w:rPr>
+          <w:rFonts w:ascii="Arial" w:hAnsi="Arial" w:cs="Arial"/>
+          <w:color w:val="7030A0"/>
+        </w:rPr>
+        <w:t>.</w:t>
+      </w:r>
+      <w:r>
+        <w:rPr>
+          <w:rFonts w:ascii="Arial" w:hAnsi="Arial" w:cs="Arial"/>
+          <w:color w:val="7030A0"/>
+        </w:rPr>
+        <w:t>4</w:t>
+      </w:r>
+      <w:r>
+        <w:rPr>
+          <w:rFonts w:ascii="Arial" w:hAnsi="Arial" w:cs="Arial"/>
+          <w:color w:val="7030A0"/>
+        </w:rPr>
         <w:t xml:space="preserve"> </w:t>
       </w:r>
       <w:r>
@@ -3739,7 +3547,21 @@
           <w:rFonts w:ascii="Arial" w:hAnsi="Arial" w:cs="Arial"/>
           <w:color w:val="7030A0"/>
         </w:rPr>
-        <w:t>(2</w:t>
+        <w:t>c</w:t>
+      </w:r>
+      <w:r>
+        <w:rPr>
+          <w:rFonts w:ascii="Arial" w:hAnsi="Arial" w:cs="Arial"/>
+          <w:color w:val="7030A0"/>
+        </w:rPr>
+        <w:t>m ± 0.0</w:t>
+      </w:r>
+      <w:r>
+        <w:rPr>
+          <w:rFonts w:ascii="Arial" w:hAnsi="Arial" w:cs="Arial"/>
+          <w:color w:val="7030A0"/>
+        </w:rPr>
+        <w:t>2)</w:t>
       </w:r>
       <w:r>
         <w:rPr>
@@ -3753,147 +3575,7 @@
           <w:rFonts w:ascii="Arial" w:hAnsi="Arial" w:cs="Arial"/>
           <w:color w:val="7030A0"/>
         </w:rPr>
-        <w:t>6</w:t>
-      </w:r>
-      <w:r>
-        <w:rPr>
-          <w:rFonts w:ascii="Arial" w:hAnsi="Arial" w:cs="Arial"/>
-          <w:color w:val="7030A0"/>
-        </w:rPr>
-        <w:t>7</w:t>
-      </w:r>
-      <w:r>
-        <w:rPr>
-          <w:rFonts w:ascii="Arial" w:hAnsi="Arial" w:cs="Arial"/>
-          <w:color w:val="7030A0"/>
-        </w:rPr>
-        <w:t xml:space="preserve"> </w:t>
-      </w:r>
-      <w:r>
-        <w:rPr>
-          <w:rFonts w:ascii="Arial" w:hAnsi="Arial" w:cs="Arial"/>
-          <w:color w:val="7030A0"/>
-        </w:rPr>
-        <w:t>c</w:t>
-      </w:r>
-      <w:r>
-        <w:rPr>
-          <w:rFonts w:ascii="Arial" w:hAnsi="Arial" w:cs="Arial"/>
-          <w:color w:val="7030A0"/>
-        </w:rPr>
-        <w:t>m ± 0.0</w:t>
-      </w:r>
-      <w:r>
-        <w:rPr>
-          <w:rFonts w:ascii="Arial" w:hAnsi="Arial" w:cs="Arial"/>
-          <w:color w:val="7030A0"/>
-        </w:rPr>
-        <w:t>2)</w:t>
-      </w:r>
-      <w:r>
-        <w:rPr>
-          <w:rFonts w:ascii="Arial" w:hAnsi="Arial" w:cs="Arial"/>
-          <w:color w:val="7030A0"/>
-        </w:rPr>
-        <w:t xml:space="preserve">, and </w:t>
-      </w:r>
-      <w:r>
-        <w:rPr>
-          <w:rFonts w:ascii="Arial" w:hAnsi="Arial" w:cs="Arial"/>
-          <w:color w:val="7030A0"/>
-        </w:rPr>
-        <w:t>1</w:t>
-      </w:r>
-      <w:r>
-        <w:rPr>
-          <w:rFonts w:ascii="Arial" w:hAnsi="Arial" w:cs="Arial"/>
-          <w:color w:val="7030A0"/>
-        </w:rPr>
-        <w:t>8</w:t>
-      </w:r>
-      <w:r>
-        <w:rPr>
-          <w:rFonts w:ascii="Arial" w:hAnsi="Arial" w:cs="Arial"/>
-          <w:color w:val="7030A0"/>
-        </w:rPr>
-        <w:t>˚C</w:t>
-      </w:r>
-      <w:r>
-        <w:rPr>
-          <w:rFonts w:ascii="Arial" w:hAnsi="Arial" w:cs="Arial"/>
-          <w:color w:val="7030A0"/>
-        </w:rPr>
-        <w:t xml:space="preserve"> </w:t>
-      </w:r>
-      <w:r>
-        <w:rPr>
-          <w:rFonts w:ascii="Arial" w:hAnsi="Arial" w:cs="Arial"/>
-          <w:color w:val="7030A0"/>
-        </w:rPr>
-        <w:t>(2</w:t>
-      </w:r>
-      <w:r>
-        <w:rPr>
-          <w:rFonts w:ascii="Arial" w:hAnsi="Arial" w:cs="Arial"/>
-          <w:color w:val="7030A0"/>
-        </w:rPr>
-        <w:t>.</w:t>
-      </w:r>
-      <w:r>
-        <w:rPr>
-          <w:rFonts w:ascii="Arial" w:hAnsi="Arial" w:cs="Arial"/>
-          <w:color w:val="7030A0"/>
-        </w:rPr>
-        <w:t>4</w:t>
-      </w:r>
-      <w:r>
-        <w:rPr>
-          <w:rFonts w:ascii="Arial" w:hAnsi="Arial" w:cs="Arial"/>
-          <w:color w:val="7030A0"/>
-        </w:rPr>
-        <w:t xml:space="preserve"> </w:t>
-      </w:r>
-      <w:r>
-        <w:rPr>
-          <w:rFonts w:ascii="Arial" w:hAnsi="Arial" w:cs="Arial"/>
-          <w:color w:val="7030A0"/>
-        </w:rPr>
-        <w:t>c</w:t>
-      </w:r>
-      <w:r>
-        <w:rPr>
-          <w:rFonts w:ascii="Arial" w:hAnsi="Arial" w:cs="Arial"/>
-          <w:color w:val="7030A0"/>
-        </w:rPr>
-        <w:t>m ± 0.0</w:t>
-      </w:r>
-      <w:r>
-        <w:rPr>
-          <w:rFonts w:ascii="Arial" w:hAnsi="Arial" w:cs="Arial"/>
-          <w:color w:val="7030A0"/>
-        </w:rPr>
-        <w:t>2)</w:t>
-      </w:r>
-      <w:r>
-        <w:rPr>
-          <w:rFonts w:ascii="Arial" w:hAnsi="Arial" w:cs="Arial"/>
-          <w:color w:val="7030A0"/>
-        </w:rPr>
-        <w:t>.</w:t>
-      </w:r>
-      <w:r>
-        <w:rPr>
-          <w:rFonts w:ascii="Arial" w:hAnsi="Arial" w:cs="Arial"/>
-          <w:color w:val="7030A0"/>
-        </w:rPr>
-        <w:t xml:space="preserve"> </w:t>
-      </w:r>
-      <w:r>
-        <w:rPr>
-          <w:rFonts w:ascii="Arial" w:hAnsi="Arial" w:cs="Arial"/>
-          <w:color w:val="7030A0"/>
-        </w:rPr>
-        <w:t>Although the tidal regime during stress hardening did not affect shell length (</w:t>
+        <w:t xml:space="preserve"> Although the tidal regime during stress hardening did not affect shell length (</w:t>
       </w:r>
       <w:r>
         <w:rPr>
@@ -3974,21 +3656,7 @@
           <w:rFonts w:ascii="Arial" w:hAnsi="Arial" w:cs="Arial"/>
           <w:color w:val="7030A0"/>
         </w:rPr>
-        <w:t xml:space="preserve"> marine heatwaves</w:t>
-      </w:r>
-      <w:r>
-        <w:rPr>
-          <w:rFonts w:ascii="Arial" w:hAnsi="Arial" w:cs="Arial"/>
-          <w:color w:val="7030A0"/>
-        </w:rPr>
-        <w:t xml:space="preserve"> </w:t>
-      </w:r>
-      <w:r>
-        <w:rPr>
-          <w:rFonts w:ascii="Arial" w:hAnsi="Arial" w:cs="Arial"/>
-          <w:color w:val="7030A0"/>
-        </w:rPr>
-        <w:t>(</w:t>
+        <w:t xml:space="preserve"> marine heatwaves (</w:t>
       </w:r>
       <w:r>
         <w:rPr>
@@ -4062,14 +3730,21 @@
           <w:rFonts w:ascii="Arial" w:hAnsi="Arial" w:cs="Arial"/>
           <w:color w:val="7030A0"/>
         </w:rPr>
-        <w:t xml:space="preserve">Specifically, oysters that experienced cyclical tides at </w:t>
-      </w:r>
-      <w:r>
-        <w:rPr>
-          <w:rFonts w:ascii="Arial" w:hAnsi="Arial" w:cs="Arial"/>
-          <w:color w:val="7030A0"/>
-        </w:rPr>
-        <w:t>with 18</w:t>
+        <w:t xml:space="preserve">Specifically, oysters that experienced cyclical tides </w:t>
+      </w:r>
+      <w:r>
+        <w:rPr>
+          <w:rFonts w:ascii="Arial" w:hAnsi="Arial" w:cs="Arial"/>
+          <w:color w:val="7030A0"/>
+        </w:rPr>
+        <w:t xml:space="preserve">and MHWs </w:t>
+      </w:r>
+      <w:r>
+        <w:rPr>
+          <w:rFonts w:ascii="Arial" w:hAnsi="Arial" w:cs="Arial"/>
+          <w:color w:val="7030A0"/>
+        </w:rPr>
+        <w:t>at 18</w:t>
       </w:r>
       <w:r>
         <w:rPr>
@@ -4083,6 +3758,27 @@
           <w:rFonts w:ascii="Arial" w:hAnsi="Arial" w:cs="Arial"/>
           <w:color w:val="7030A0"/>
         </w:rPr>
+        <w:t xml:space="preserve"> (2</w:t>
+      </w:r>
+      <w:r>
+        <w:rPr>
+          <w:rFonts w:ascii="Arial" w:hAnsi="Arial" w:cs="Arial"/>
+          <w:color w:val="7030A0"/>
+        </w:rPr>
+        <w:t>.</w:t>
+      </w:r>
+      <w:r>
+        <w:rPr>
+          <w:rFonts w:ascii="Arial" w:hAnsi="Arial" w:cs="Arial"/>
+          <w:color w:val="7030A0"/>
+        </w:rPr>
+        <w:t>54</w:t>
+      </w:r>
+      <w:r>
+        <w:rPr>
+          <w:rFonts w:ascii="Arial" w:hAnsi="Arial" w:cs="Arial"/>
+          <w:color w:val="7030A0"/>
+        </w:rPr>
         <w:t xml:space="preserve"> </w:t>
       </w:r>
       <w:r>
@@ -4090,7 +3786,56 @@
           <w:rFonts w:ascii="Arial" w:hAnsi="Arial" w:cs="Arial"/>
           <w:color w:val="7030A0"/>
         </w:rPr>
-        <w:t>(2</w:t>
+        <w:t>c</w:t>
+      </w:r>
+      <w:r>
+        <w:rPr>
+          <w:rFonts w:ascii="Arial" w:hAnsi="Arial" w:cs="Arial"/>
+          <w:color w:val="7030A0"/>
+        </w:rPr>
+        <w:t>m ± 0.0</w:t>
+      </w:r>
+      <w:r>
+        <w:rPr>
+          <w:rFonts w:ascii="Arial" w:hAnsi="Arial" w:cs="Arial"/>
+          <w:color w:val="7030A0"/>
+        </w:rPr>
+        <w:t>3</w:t>
+      </w:r>
+      <w:r>
+        <w:rPr>
+          <w:rFonts w:ascii="Arial" w:hAnsi="Arial" w:cs="Arial"/>
+          <w:color w:val="7030A0"/>
+        </w:rPr>
+        <w:t xml:space="preserve">) and </w:t>
+      </w:r>
+      <w:r>
+        <w:rPr>
+          <w:rFonts w:ascii="Arial" w:hAnsi="Arial" w:cs="Arial"/>
+          <w:color w:val="7030A0"/>
+        </w:rPr>
+        <w:t>2</w:t>
+      </w:r>
+      <w:r>
+        <w:rPr>
+          <w:rFonts w:ascii="Arial" w:hAnsi="Arial" w:cs="Arial"/>
+          <w:color w:val="7030A0"/>
+        </w:rPr>
+        <w:t>4</w:t>
+      </w:r>
+      <w:r>
+        <w:rPr>
+          <w:rFonts w:ascii="Arial" w:hAnsi="Arial" w:cs="Arial"/>
+          <w:color w:val="7030A0"/>
+        </w:rPr>
+        <w:t>˚C</w:t>
+      </w:r>
+      <w:r>
+        <w:rPr>
+          <w:rFonts w:ascii="Arial" w:hAnsi="Arial" w:cs="Arial"/>
+          <w:color w:val="7030A0"/>
+        </w:rPr>
+        <w:t xml:space="preserve"> (2</w:t>
       </w:r>
       <w:r>
         <w:rPr>
@@ -4104,7 +3849,7 @@
           <w:rFonts w:ascii="Arial" w:hAnsi="Arial" w:cs="Arial"/>
           <w:color w:val="7030A0"/>
         </w:rPr>
-        <w:t>54</w:t>
+        <w:t>62</w:t>
       </w:r>
       <w:r>
         <w:rPr>
@@ -4139,7 +3884,119 @@
           <w:rFonts w:ascii="Arial" w:hAnsi="Arial" w:cs="Arial"/>
           <w:color w:val="7030A0"/>
         </w:rPr>
-        <w:t xml:space="preserve">) and </w:t>
+        <w:t xml:space="preserve">) </w:t>
+      </w:r>
+      <w:r>
+        <w:rPr>
+          <w:rFonts w:ascii="Arial" w:hAnsi="Arial" w:cs="Arial"/>
+          <w:color w:val="7030A0"/>
+        </w:rPr>
+        <w:t>were</w:t>
+      </w:r>
+      <w:r>
+        <w:rPr>
+          <w:rFonts w:ascii="Arial" w:hAnsi="Arial" w:cs="Arial"/>
+          <w:color w:val="7030A0"/>
+        </w:rPr>
+        <w:t xml:space="preserve"> </w:t>
+      </w:r>
+      <w:r>
+        <w:rPr>
+          <w:rFonts w:ascii="Arial" w:hAnsi="Arial" w:cs="Arial"/>
+          <w:color w:val="7030A0"/>
+        </w:rPr>
+        <w:t>7.9</w:t>
+      </w:r>
+      <w:r>
+        <w:rPr>
+          <w:rFonts w:ascii="Arial" w:hAnsi="Arial" w:cs="Arial"/>
+          <w:color w:val="7030A0"/>
+        </w:rPr>
+        <w:t xml:space="preserve">% and </w:t>
+      </w:r>
+      <w:r>
+        <w:rPr>
+          <w:rFonts w:ascii="Arial" w:hAnsi="Arial" w:cs="Arial"/>
+          <w:color w:val="7030A0"/>
+        </w:rPr>
+        <w:t>6.5</w:t>
+      </w:r>
+      <w:r>
+        <w:rPr>
+          <w:rFonts w:ascii="Arial" w:hAnsi="Arial" w:cs="Arial"/>
+          <w:color w:val="7030A0"/>
+        </w:rPr>
+        <w:t>% smaller, respectively, than their counterparts that were submerged during stress</w:t>
+      </w:r>
+      <w:r>
+        <w:rPr>
+          <w:rFonts w:ascii="Arial" w:hAnsi="Arial" w:cs="Arial"/>
+          <w:color w:val="7030A0"/>
+        </w:rPr>
+        <w:t xml:space="preserve"> hardening</w:t>
+      </w:r>
+      <w:r>
+        <w:rPr>
+          <w:rFonts w:ascii="Arial" w:hAnsi="Arial" w:cs="Arial"/>
+          <w:color w:val="7030A0"/>
+        </w:rPr>
+        <w:t xml:space="preserve"> (18</w:t>
+      </w:r>
+      <w:r>
+        <w:rPr>
+          <w:rFonts w:ascii="Arial" w:hAnsi="Arial" w:cs="Arial"/>
+          <w:color w:val="7030A0"/>
+        </w:rPr>
+        <w:t>˚C</w:t>
+      </w:r>
+      <w:r>
+        <w:rPr>
+          <w:rFonts w:ascii="Arial" w:hAnsi="Arial" w:cs="Arial"/>
+          <w:color w:val="7030A0"/>
+        </w:rPr>
+        <w:t>: 2</w:t>
+      </w:r>
+      <w:r>
+        <w:rPr>
+          <w:rFonts w:ascii="Arial" w:hAnsi="Arial" w:cs="Arial"/>
+          <w:color w:val="7030A0"/>
+        </w:rPr>
+        <w:t>.</w:t>
+      </w:r>
+      <w:r>
+        <w:rPr>
+          <w:rFonts w:ascii="Arial" w:hAnsi="Arial" w:cs="Arial"/>
+          <w:color w:val="7030A0"/>
+        </w:rPr>
+        <w:t>74</w:t>
+      </w:r>
+      <w:r>
+        <w:rPr>
+          <w:rFonts w:ascii="Arial" w:hAnsi="Arial" w:cs="Arial"/>
+          <w:color w:val="7030A0"/>
+        </w:rPr>
+        <w:t xml:space="preserve"> </w:t>
+      </w:r>
+      <w:r>
+        <w:rPr>
+          <w:rFonts w:ascii="Arial" w:hAnsi="Arial" w:cs="Arial"/>
+          <w:color w:val="7030A0"/>
+        </w:rPr>
+        <w:t>c</w:t>
+      </w:r>
+      <w:r>
+        <w:rPr>
+          <w:rFonts w:ascii="Arial" w:hAnsi="Arial" w:cs="Arial"/>
+          <w:color w:val="7030A0"/>
+        </w:rPr>
+        <w:t>m ± 0.0</w:t>
+      </w:r>
+      <w:r>
+        <w:rPr>
+          <w:rFonts w:ascii="Arial" w:hAnsi="Arial" w:cs="Arial"/>
+          <w:color w:val="7030A0"/>
+        </w:rPr>
+        <w:t xml:space="preserve">3; </w:t>
       </w:r>
       <w:r>
         <w:rPr>
@@ -4167,266 +4024,7 @@
           <w:rFonts w:ascii="Arial" w:hAnsi="Arial" w:cs="Arial"/>
           <w:color w:val="7030A0"/>
         </w:rPr>
-        <w:t xml:space="preserve"> </w:t>
-      </w:r>
-      <w:r>
-        <w:rPr>
-          <w:rFonts w:ascii="Arial" w:hAnsi="Arial" w:cs="Arial"/>
-          <w:color w:val="7030A0"/>
-        </w:rPr>
-        <w:t>(2</w:t>
-      </w:r>
-      <w:r>
-        <w:rPr>
-          <w:rFonts w:ascii="Arial" w:hAnsi="Arial" w:cs="Arial"/>
-          <w:color w:val="7030A0"/>
-        </w:rPr>
-        <w:t>.</w:t>
-      </w:r>
-      <w:r>
-        <w:rPr>
-          <w:rFonts w:ascii="Arial" w:hAnsi="Arial" w:cs="Arial"/>
-          <w:color w:val="7030A0"/>
-        </w:rPr>
-        <w:t>62</w:t>
-      </w:r>
-      <w:r>
-        <w:rPr>
-          <w:rFonts w:ascii="Arial" w:hAnsi="Arial" w:cs="Arial"/>
-          <w:color w:val="7030A0"/>
-        </w:rPr>
-        <w:t xml:space="preserve"> </w:t>
-      </w:r>
-      <w:r>
-        <w:rPr>
-          <w:rFonts w:ascii="Arial" w:hAnsi="Arial" w:cs="Arial"/>
-          <w:color w:val="7030A0"/>
-        </w:rPr>
-        <w:t>c</w:t>
-      </w:r>
-      <w:r>
-        <w:rPr>
-          <w:rFonts w:ascii="Arial" w:hAnsi="Arial" w:cs="Arial"/>
-          <w:color w:val="7030A0"/>
-        </w:rPr>
-        <w:t>m ± 0.0</w:t>
-      </w:r>
-      <w:r>
-        <w:rPr>
-          <w:rFonts w:ascii="Arial" w:hAnsi="Arial" w:cs="Arial"/>
-          <w:color w:val="7030A0"/>
-        </w:rPr>
-        <w:t>3</w:t>
-      </w:r>
-      <w:r>
-        <w:rPr>
-          <w:rFonts w:ascii="Arial" w:hAnsi="Arial" w:cs="Arial"/>
-          <w:color w:val="7030A0"/>
-        </w:rPr>
-        <w:t>)</w:t>
-      </w:r>
-      <w:r>
-        <w:rPr>
-          <w:rFonts w:ascii="Arial" w:hAnsi="Arial" w:cs="Arial"/>
-          <w:color w:val="7030A0"/>
-        </w:rPr>
-        <w:t xml:space="preserve"> </w:t>
-      </w:r>
-      <w:r>
-        <w:rPr>
-          <w:rFonts w:ascii="Arial" w:hAnsi="Arial" w:cs="Arial"/>
-          <w:color w:val="7030A0"/>
-        </w:rPr>
-        <w:t>were</w:t>
-      </w:r>
-      <w:r>
-        <w:rPr>
-          <w:rFonts w:ascii="Arial" w:hAnsi="Arial" w:cs="Arial"/>
-          <w:color w:val="7030A0"/>
-        </w:rPr>
-        <w:t xml:space="preserve"> </w:t>
-      </w:r>
-      <w:r>
-        <w:rPr>
-          <w:rFonts w:ascii="Arial" w:hAnsi="Arial" w:cs="Arial"/>
-          <w:color w:val="7030A0"/>
-        </w:rPr>
-        <w:t>7.9</w:t>
-      </w:r>
-      <w:r>
-        <w:rPr>
-          <w:rFonts w:ascii="Arial" w:hAnsi="Arial" w:cs="Arial"/>
-          <w:color w:val="7030A0"/>
-        </w:rPr>
-        <w:t>%</w:t>
-      </w:r>
-      <w:r>
-        <w:rPr>
-          <w:rFonts w:ascii="Arial" w:hAnsi="Arial" w:cs="Arial"/>
-          <w:color w:val="7030A0"/>
-        </w:rPr>
-        <w:t xml:space="preserve"> and </w:t>
-      </w:r>
-      <w:r>
-        <w:rPr>
-          <w:rFonts w:ascii="Arial" w:hAnsi="Arial" w:cs="Arial"/>
-          <w:color w:val="7030A0"/>
-        </w:rPr>
-        <w:t>6.5</w:t>
-      </w:r>
-      <w:r>
-        <w:rPr>
-          <w:rFonts w:ascii="Arial" w:hAnsi="Arial" w:cs="Arial"/>
-          <w:color w:val="7030A0"/>
-        </w:rPr>
-        <w:t>%</w:t>
-      </w:r>
-      <w:r>
-        <w:rPr>
-          <w:rFonts w:ascii="Arial" w:hAnsi="Arial" w:cs="Arial"/>
-          <w:color w:val="7030A0"/>
-        </w:rPr>
-        <w:t xml:space="preserve"> smaller, respectively, than their counterparts that were submerged during stress</w:t>
-      </w:r>
-      <w:r>
-        <w:rPr>
-          <w:rFonts w:ascii="Arial" w:hAnsi="Arial" w:cs="Arial"/>
-          <w:color w:val="7030A0"/>
-        </w:rPr>
-        <w:t xml:space="preserve"> hardening</w:t>
-      </w:r>
-      <w:r>
-        <w:rPr>
-          <w:rFonts w:ascii="Arial" w:hAnsi="Arial" w:cs="Arial"/>
-          <w:color w:val="7030A0"/>
-        </w:rPr>
-        <w:t xml:space="preserve"> (</w:t>
-      </w:r>
-      <w:r>
-        <w:rPr>
-          <w:rFonts w:ascii="Arial" w:hAnsi="Arial" w:cs="Arial"/>
-          <w:color w:val="7030A0"/>
-        </w:rPr>
-        <w:t>18</w:t>
-      </w:r>
-      <w:r>
-        <w:rPr>
-          <w:rFonts w:ascii="Arial" w:hAnsi="Arial" w:cs="Arial"/>
-          <w:color w:val="7030A0"/>
-        </w:rPr>
-        <w:t>˚C</w:t>
-      </w:r>
-      <w:r>
-        <w:rPr>
-          <w:rFonts w:ascii="Arial" w:hAnsi="Arial" w:cs="Arial"/>
-          <w:color w:val="7030A0"/>
-        </w:rPr>
-        <w:t xml:space="preserve">: </w:t>
-      </w:r>
-      <w:r>
-        <w:rPr>
-          <w:rFonts w:ascii="Arial" w:hAnsi="Arial" w:cs="Arial"/>
-          <w:color w:val="7030A0"/>
-        </w:rPr>
-        <w:t>2</w:t>
-      </w:r>
-      <w:r>
-        <w:rPr>
-          <w:rFonts w:ascii="Arial" w:hAnsi="Arial" w:cs="Arial"/>
-          <w:color w:val="7030A0"/>
-        </w:rPr>
-        <w:t>.</w:t>
-      </w:r>
-      <w:r>
-        <w:rPr>
-          <w:rFonts w:ascii="Arial" w:hAnsi="Arial" w:cs="Arial"/>
-          <w:color w:val="7030A0"/>
-        </w:rPr>
-        <w:t>7</w:t>
-      </w:r>
-      <w:r>
-        <w:rPr>
-          <w:rFonts w:ascii="Arial" w:hAnsi="Arial" w:cs="Arial"/>
-          <w:color w:val="7030A0"/>
-        </w:rPr>
-        <w:t>4</w:t>
-      </w:r>
-      <w:r>
-        <w:rPr>
-          <w:rFonts w:ascii="Arial" w:hAnsi="Arial" w:cs="Arial"/>
-          <w:color w:val="7030A0"/>
-        </w:rPr>
-        <w:t xml:space="preserve"> </w:t>
-      </w:r>
-      <w:r>
-        <w:rPr>
-          <w:rFonts w:ascii="Arial" w:hAnsi="Arial" w:cs="Arial"/>
-          <w:color w:val="7030A0"/>
-        </w:rPr>
-        <w:t>c</w:t>
-      </w:r>
-      <w:r>
-        <w:rPr>
-          <w:rFonts w:ascii="Arial" w:hAnsi="Arial" w:cs="Arial"/>
-          <w:color w:val="7030A0"/>
-        </w:rPr>
-        <w:t>m ± 0.0</w:t>
-      </w:r>
-      <w:r>
-        <w:rPr>
-          <w:rFonts w:ascii="Arial" w:hAnsi="Arial" w:cs="Arial"/>
-          <w:color w:val="7030A0"/>
-        </w:rPr>
-        <w:t>3</w:t>
-      </w:r>
-      <w:r>
-        <w:rPr>
-          <w:rFonts w:ascii="Arial" w:hAnsi="Arial" w:cs="Arial"/>
-          <w:color w:val="7030A0"/>
-        </w:rPr>
-        <w:t>;</w:t>
-      </w:r>
-      <w:r>
-        <w:rPr>
-          <w:rFonts w:ascii="Arial" w:hAnsi="Arial" w:cs="Arial"/>
-          <w:color w:val="7030A0"/>
-        </w:rPr>
-        <w:t xml:space="preserve"> </w:t>
-      </w:r>
-      <w:r>
-        <w:rPr>
-          <w:rFonts w:ascii="Arial" w:hAnsi="Arial" w:cs="Arial"/>
-          <w:color w:val="7030A0"/>
-        </w:rPr>
-        <w:t>2</w:t>
-      </w:r>
-      <w:r>
-        <w:rPr>
-          <w:rFonts w:ascii="Arial" w:hAnsi="Arial" w:cs="Arial"/>
-          <w:color w:val="7030A0"/>
-        </w:rPr>
-        <w:t>4</w:t>
-      </w:r>
-      <w:r>
-        <w:rPr>
-          <w:rFonts w:ascii="Arial" w:hAnsi="Arial" w:cs="Arial"/>
-          <w:color w:val="7030A0"/>
-        </w:rPr>
-        <w:t>˚C</w:t>
-      </w:r>
-      <w:r>
-        <w:rPr>
-          <w:rFonts w:ascii="Arial" w:hAnsi="Arial" w:cs="Arial"/>
-          <w:color w:val="7030A0"/>
-        </w:rPr>
-        <w:t xml:space="preserve">: </w:t>
-      </w:r>
-      <w:r>
-        <w:rPr>
-          <w:rFonts w:ascii="Arial" w:hAnsi="Arial" w:cs="Arial"/>
-          <w:color w:val="7030A0"/>
-        </w:rPr>
-        <w:t>2</w:t>
+        <w:t>: 2</w:t>
       </w:r>
       <w:r>
         <w:rPr>
@@ -4597,14 +4195,7 @@
           <w:rFonts w:ascii="Arial" w:hAnsi="Arial" w:cs="Arial"/>
           <w:color w:val="7030A0"/>
         </w:rPr>
-        <w:t xml:space="preserve">ere 2.62 </w:t>
-      </w:r>
-      <w:r>
-        <w:rPr>
-          <w:rFonts w:ascii="Arial" w:hAnsi="Arial" w:cs="Arial"/>
-          <w:color w:val="7030A0"/>
-        </w:rPr>
-        <w:t>c</w:t>
+        <w:t>ere 2.62 c</w:t>
       </w:r>
       <w:r>
         <w:rPr>
@@ -4618,14 +4209,7 @@
           <w:rFonts w:ascii="Arial" w:hAnsi="Arial" w:cs="Arial"/>
           <w:color w:val="7030A0"/>
         </w:rPr>
-        <w:t>3</w:t>
-      </w:r>
-      <w:r>
-        <w:rPr>
-          <w:rFonts w:ascii="Arial" w:hAnsi="Arial" w:cs="Arial"/>
-          <w:color w:val="7030A0"/>
-        </w:rPr>
-        <w:t xml:space="preserve"> and had increased </w:t>
+        <w:t xml:space="preserve">3 and had increased </w:t>
       </w:r>
       <w:r>
         <w:rPr>
@@ -4639,14 +4223,7 @@
           <w:rFonts w:ascii="Arial" w:hAnsi="Arial" w:cs="Arial"/>
           <w:color w:val="7030A0"/>
         </w:rPr>
-        <w:t>2.7</w:t>
-      </w:r>
-      <w:r>
-        <w:rPr>
-          <w:rFonts w:ascii="Arial" w:hAnsi="Arial" w:cs="Arial"/>
-          <w:color w:val="7030A0"/>
-        </w:rPr>
-        <w:t>6 c</w:t>
+        <w:t>2.76 c</w:t>
       </w:r>
       <w:r>
         <w:rPr>
@@ -4817,14 +4394,7 @@
           <w:rFonts w:ascii="Arial" w:hAnsi="Arial" w:cs="Arial"/>
           <w:color w:val="7030A0"/>
         </w:rPr>
-        <w:t xml:space="preserve">, but not by marine heatwave temperature </w:t>
-      </w:r>
-      <w:r>
-        <w:rPr>
-          <w:rFonts w:ascii="Arial" w:hAnsi="Arial" w:cs="Arial"/>
-          <w:color w:val="7030A0"/>
-        </w:rPr>
-        <w:t>(</w:t>
+        <w:t>, but not by marine heatwave temperature (</w:t>
       </w:r>
       <w:r>
         <w:rPr>
@@ -4861,14 +4431,7 @@
           <w:rFonts w:ascii="Arial" w:hAnsi="Arial" w:cs="Arial"/>
           <w:color w:val="7030A0"/>
         </w:rPr>
-        <w:t>5</w:t>
-      </w:r>
-      <w:r>
-        <w:rPr>
-          <w:rFonts w:ascii="Arial" w:hAnsi="Arial" w:cs="Arial"/>
-          <w:color w:val="7030A0"/>
-        </w:rPr>
-        <w:t xml:space="preserve">, </w:t>
+        <w:t xml:space="preserve">5, </w:t>
       </w:r>
       <w:r>
         <w:rPr>
@@ -4891,28 +4454,14 @@
           <w:rFonts w:ascii="Arial" w:hAnsi="Arial" w:cs="Arial"/>
           <w:color w:val="7030A0"/>
         </w:rPr>
-        <w:t>)</w:t>
-      </w:r>
-      <w:r>
-        <w:rPr>
-          <w:rFonts w:ascii="Arial" w:hAnsi="Arial" w:cs="Arial"/>
-          <w:color w:val="7030A0"/>
-        </w:rPr>
-        <w:t xml:space="preserve">. Oysters hardened at </w:t>
-      </w:r>
-      <w:r>
-        <w:rPr>
-          <w:rFonts w:ascii="Arial" w:hAnsi="Arial" w:cs="Arial"/>
-          <w:color w:val="7030A0"/>
-        </w:rPr>
-        <w:t>1</w:t>
-      </w:r>
-      <w:r>
-        <w:rPr>
-          <w:rFonts w:ascii="Arial" w:hAnsi="Arial" w:cs="Arial"/>
-          <w:color w:val="7030A0"/>
-        </w:rPr>
-        <w:t>5</w:t>
+        <w:t xml:space="preserve">). Oysters hardened at </w:t>
+      </w:r>
+      <w:r>
+        <w:rPr>
+          <w:rFonts w:ascii="Arial" w:hAnsi="Arial" w:cs="Arial"/>
+          <w:color w:val="7030A0"/>
+        </w:rPr>
+        <w:t>15</w:t>
       </w:r>
       <w:r>
         <w:rPr>
@@ -4968,21 +4517,7 @@
           <w:rFonts w:ascii="Arial" w:hAnsi="Arial" w:cs="Arial"/>
           <w:color w:val="7030A0"/>
         </w:rPr>
-        <w:t>2</w:t>
-      </w:r>
-      <w:r>
-        <w:rPr>
-          <w:rFonts w:ascii="Arial" w:hAnsi="Arial" w:cs="Arial"/>
-          <w:color w:val="7030A0"/>
-        </w:rPr>
-        <w:t xml:space="preserve">) </w:t>
-      </w:r>
-      <w:r>
-        <w:rPr>
-          <w:rFonts w:ascii="Arial" w:hAnsi="Arial" w:cs="Arial"/>
-          <w:color w:val="7030A0"/>
-        </w:rPr>
-        <w:t xml:space="preserve">were </w:t>
+        <w:t xml:space="preserve">2) were </w:t>
       </w:r>
       <w:r>
         <w:rPr>
@@ -4996,70 +4531,14 @@
           <w:rFonts w:ascii="Arial" w:hAnsi="Arial" w:cs="Arial"/>
           <w:color w:val="7030A0"/>
         </w:rPr>
-        <w:t>% smaller than those at</w:t>
-      </w:r>
-      <w:r>
-        <w:rPr>
-          <w:rFonts w:ascii="Arial" w:hAnsi="Arial" w:cs="Arial"/>
-          <w:color w:val="7030A0"/>
-        </w:rPr>
-        <w:t xml:space="preserve"> </w:t>
-      </w:r>
-      <w:r>
-        <w:rPr>
-          <w:rFonts w:ascii="Arial" w:hAnsi="Arial" w:cs="Arial"/>
-          <w:color w:val="7030A0"/>
-        </w:rPr>
-        <w:t>2</w:t>
-      </w:r>
-      <w:r>
-        <w:rPr>
-          <w:rFonts w:ascii="Arial" w:hAnsi="Arial" w:cs="Arial"/>
-          <w:color w:val="7030A0"/>
-        </w:rPr>
-        <w:t>1</w:t>
-      </w:r>
-      <w:r>
-        <w:rPr>
-          <w:rFonts w:ascii="Arial" w:hAnsi="Arial" w:cs="Arial"/>
-          <w:color w:val="7030A0"/>
-        </w:rPr>
-        <w:t>˚C (2.</w:t>
-      </w:r>
-      <w:r>
-        <w:rPr>
-          <w:rFonts w:ascii="Arial" w:hAnsi="Arial" w:cs="Arial"/>
-          <w:color w:val="7030A0"/>
-        </w:rPr>
-        <w:t>81</w:t>
-      </w:r>
-      <w:r>
-        <w:rPr>
-          <w:rFonts w:ascii="Arial" w:hAnsi="Arial" w:cs="Arial"/>
-          <w:color w:val="7030A0"/>
-        </w:rPr>
-        <w:t xml:space="preserve"> cm ± 0.0</w:t>
-      </w:r>
-      <w:r>
-        <w:rPr>
-          <w:rFonts w:ascii="Arial" w:hAnsi="Arial" w:cs="Arial"/>
-          <w:color w:val="7030A0"/>
-        </w:rPr>
-        <w:t>2</w:t>
-      </w:r>
-      <w:r>
-        <w:rPr>
-          <w:rFonts w:ascii="Arial" w:hAnsi="Arial" w:cs="Arial"/>
-          <w:color w:val="7030A0"/>
-        </w:rPr>
-        <w:t>)</w:t>
-      </w:r>
-      <w:r>
-        <w:rPr>
-          <w:rFonts w:ascii="Arial" w:hAnsi="Arial" w:cs="Arial"/>
-          <w:color w:val="7030A0"/>
-        </w:rPr>
-        <w:t>.</w:t>
+        <w:t xml:space="preserve">% smaller than those at </w:t>
+      </w:r>
+      <w:r>
+        <w:rPr>
+          <w:rFonts w:ascii="Arial" w:hAnsi="Arial" w:cs="Arial"/>
+          <w:color w:val="7030A0"/>
+        </w:rPr>
+        <w:t>21˚C (2.81 cm ± 0.02).</w:t>
       </w:r>
       <w:r>
         <w:rPr>
@@ -5087,35 +4566,7 @@
           <w:rFonts w:ascii="Arial" w:hAnsi="Arial" w:cs="Arial"/>
           <w:color w:val="7030A0"/>
         </w:rPr>
-        <w:t>tidal cycles (</w:t>
-      </w:r>
-      <w:r>
-        <w:rPr>
-          <w:rFonts w:ascii="Arial" w:hAnsi="Arial" w:cs="Arial"/>
-          <w:color w:val="7030A0"/>
-        </w:rPr>
-        <w:t>2.</w:t>
-      </w:r>
-      <w:r>
-        <w:rPr>
-          <w:rFonts w:ascii="Arial" w:hAnsi="Arial" w:cs="Arial"/>
-          <w:color w:val="7030A0"/>
-        </w:rPr>
-        <w:t>66</w:t>
-      </w:r>
-      <w:r>
-        <w:rPr>
-          <w:rFonts w:ascii="Arial" w:hAnsi="Arial" w:cs="Arial"/>
-          <w:color w:val="7030A0"/>
-        </w:rPr>
-        <w:t xml:space="preserve"> cm ± 0.02</w:t>
-      </w:r>
-      <w:r>
-        <w:rPr>
-          <w:rFonts w:ascii="Arial" w:hAnsi="Arial" w:cs="Arial"/>
-          <w:color w:val="7030A0"/>
-        </w:rPr>
-        <w:t xml:space="preserve">) were </w:t>
+        <w:t xml:space="preserve">tidal cycles (2.66 cm ± 0.02) were </w:t>
       </w:r>
       <w:r>
         <w:rPr>
@@ -5143,35 +4594,7 @@
           <w:rFonts w:ascii="Arial" w:hAnsi="Arial" w:cs="Arial"/>
           <w:color w:val="7030A0"/>
         </w:rPr>
-        <w:t xml:space="preserve"> oysters that were fully submerged (</w:t>
-      </w:r>
-      <w:r>
-        <w:rPr>
-          <w:rFonts w:ascii="Arial" w:hAnsi="Arial" w:cs="Arial"/>
-          <w:color w:val="7030A0"/>
-        </w:rPr>
-        <w:t>2.8</w:t>
-      </w:r>
-      <w:r>
-        <w:rPr>
-          <w:rFonts w:ascii="Arial" w:hAnsi="Arial" w:cs="Arial"/>
-          <w:color w:val="7030A0"/>
-        </w:rPr>
-        <w:t>7</w:t>
-      </w:r>
-      <w:r>
-        <w:rPr>
-          <w:rFonts w:ascii="Arial" w:hAnsi="Arial" w:cs="Arial"/>
-          <w:color w:val="7030A0"/>
-        </w:rPr>
-        <w:t xml:space="preserve"> cm ± 0.02</w:t>
-      </w:r>
-      <w:r>
-        <w:rPr>
-          <w:rFonts w:ascii="Arial" w:hAnsi="Arial" w:cs="Arial"/>
-          <w:color w:val="7030A0"/>
-        </w:rPr>
-        <w:t>) during stress hardening</w:t>
+        <w:t xml:space="preserve"> oysters that were fully submerged (2.87 cm ± 0.02) during stress hardening</w:t>
       </w:r>
       <w:r>
         <w:rPr>
@@ -5247,14 +4670,7 @@
           <w:rFonts w:ascii="Arial" w:hAnsi="Arial" w:cs="Arial"/>
           <w:color w:val="7030A0"/>
         </w:rPr>
-        <w:t xml:space="preserve"> temperature </w:t>
-      </w:r>
-      <w:r>
-        <w:rPr>
-          <w:rFonts w:ascii="Arial" w:hAnsi="Arial" w:cs="Arial"/>
-          <w:color w:val="7030A0"/>
-        </w:rPr>
-        <w:t>(</w:t>
+        <w:t xml:space="preserve"> temperature (</w:t>
       </w:r>
       <w:r>
         <w:rPr>
@@ -5314,14 +4730,7 @@
           <w:rFonts w:ascii="Arial" w:hAnsi="Arial" w:cs="Arial"/>
           <w:color w:val="7030A0"/>
         </w:rPr>
-        <w:t>)</w:t>
-      </w:r>
-      <w:r>
-        <w:rPr>
-          <w:rFonts w:ascii="Arial" w:hAnsi="Arial" w:cs="Arial"/>
-          <w:color w:val="7030A0"/>
-        </w:rPr>
-        <w:t xml:space="preserve"> influenced</w:t>
+        <w:t>) influenced</w:t>
       </w:r>
       <w:r>
         <w:rPr>
@@ -5358,14 +4767,7 @@
           <w:rFonts w:ascii="Arial" w:hAnsi="Arial" w:cs="Arial"/>
           <w:color w:val="7030A0"/>
         </w:rPr>
-        <w:t xml:space="preserve">, whereas tide and marine heatwave temperature did not </w:t>
-      </w:r>
-      <w:r>
-        <w:rPr>
-          <w:rFonts w:ascii="Arial" w:hAnsi="Arial" w:cs="Arial"/>
-          <w:color w:val="7030A0"/>
-        </w:rPr>
-        <w:t>(</w:t>
+        <w:t>, whereas tide and marine heatwave temperature did not (</w:t>
       </w:r>
       <w:r>
         <w:rPr>
@@ -5658,14 +5060,7 @@
           <w:rFonts w:ascii="Arial" w:hAnsi="Arial" w:cs="Arial"/>
           <w:color w:val="7030A0"/>
         </w:rPr>
-        <w:t>2</w:t>
-      </w:r>
-      <w:r>
-        <w:rPr>
-          <w:rFonts w:ascii="Arial" w:hAnsi="Arial" w:cs="Arial"/>
-          <w:color w:val="7030A0"/>
-        </w:rPr>
-        <w:t xml:space="preserve">, </w:t>
+        <w:t xml:space="preserve">2, </w:t>
       </w:r>
       <w:r>
         <w:rPr>
@@ -5744,42 +5139,7 @@
           <w:rFonts w:ascii="Arial" w:hAnsi="Arial" w:cs="Arial"/>
           <w:color w:val="7030A0"/>
         </w:rPr>
-        <w:t xml:space="preserve"> </w:t>
-      </w:r>
-      <w:r>
-        <w:rPr>
-          <w:rFonts w:ascii="Arial" w:hAnsi="Arial" w:cs="Arial"/>
-          <w:color w:val="7030A0"/>
-        </w:rPr>
-        <w:t>(</w:t>
-      </w:r>
-      <w:r>
-        <w:rPr>
-          <w:rFonts w:ascii="Arial" w:hAnsi="Arial" w:cs="Arial"/>
-          <w:color w:val="7030A0"/>
-        </w:rPr>
-        <w:t>6</w:t>
-      </w:r>
-      <w:r>
-        <w:rPr>
-          <w:rFonts w:ascii="Arial" w:hAnsi="Arial" w:cs="Arial"/>
-          <w:color w:val="7030A0"/>
-        </w:rPr>
-        <w:t>.</w:t>
-      </w:r>
-      <w:r>
-        <w:rPr>
-          <w:rFonts w:ascii="Arial" w:hAnsi="Arial" w:cs="Arial"/>
-          <w:color w:val="7030A0"/>
-        </w:rPr>
-        <w:t>7</w:t>
-      </w:r>
-      <w:r>
-        <w:rPr>
-          <w:rFonts w:ascii="Arial" w:hAnsi="Arial" w:cs="Arial"/>
-          <w:color w:val="7030A0"/>
-        </w:rPr>
-        <w:t xml:space="preserve">1 </w:t>
+        <w:t xml:space="preserve"> (6.71 </w:t>
       </w:r>
       <w:r>
         <w:rPr>
@@ -5793,21 +5153,7 @@
           <w:rFonts w:ascii="Arial" w:hAnsi="Arial" w:cs="Arial"/>
           <w:color w:val="7030A0"/>
         </w:rPr>
-        <w:t xml:space="preserve"> 0.</w:t>
-      </w:r>
-      <w:r>
-        <w:rPr>
-          <w:rFonts w:ascii="Arial" w:hAnsi="Arial" w:cs="Arial"/>
-          <w:color w:val="7030A0"/>
-        </w:rPr>
-        <w:t>34</w:t>
-      </w:r>
-      <w:r>
-        <w:rPr>
-          <w:rFonts w:ascii="Arial" w:hAnsi="Arial" w:cs="Arial"/>
-          <w:color w:val="7030A0"/>
-        </w:rPr>
-        <w:t>)</w:t>
+        <w:t xml:space="preserve"> 0.34)</w:t>
       </w:r>
       <w:r>
         <w:rPr>
@@ -5870,42 +5216,7 @@
           <w:rFonts w:ascii="Arial" w:hAnsi="Arial" w:cs="Arial"/>
           <w:color w:val="7030A0"/>
         </w:rPr>
-        <w:t xml:space="preserve"> </w:t>
-      </w:r>
-      <w:r>
-        <w:rPr>
-          <w:rFonts w:ascii="Arial" w:hAnsi="Arial" w:cs="Arial"/>
-          <w:color w:val="7030A0"/>
-        </w:rPr>
-        <w:t>(</w:t>
-      </w:r>
-      <w:r>
-        <w:rPr>
-          <w:rFonts w:ascii="Arial" w:hAnsi="Arial" w:cs="Arial"/>
-          <w:color w:val="7030A0"/>
-        </w:rPr>
-        <w:t>5</w:t>
-      </w:r>
-      <w:r>
-        <w:rPr>
-          <w:rFonts w:ascii="Arial" w:hAnsi="Arial" w:cs="Arial"/>
-          <w:color w:val="7030A0"/>
-        </w:rPr>
-        <w:t>.</w:t>
-      </w:r>
-      <w:r>
-        <w:rPr>
-          <w:rFonts w:ascii="Arial" w:hAnsi="Arial" w:cs="Arial"/>
-          <w:color w:val="7030A0"/>
-        </w:rPr>
-        <w:t>67</w:t>
-      </w:r>
-      <w:r>
-        <w:rPr>
-          <w:rFonts w:ascii="Arial" w:hAnsi="Arial" w:cs="Arial"/>
-          <w:color w:val="7030A0"/>
-        </w:rPr>
-        <w:t xml:space="preserve"> </w:t>
+        <w:t xml:space="preserve"> (5.67 </w:t>
       </w:r>
       <w:r>
         <w:rPr>
@@ -5919,21 +5230,7 @@
           <w:rFonts w:ascii="Arial" w:hAnsi="Arial" w:cs="Arial"/>
           <w:color w:val="7030A0"/>
         </w:rPr>
-        <w:t xml:space="preserve"> 0.</w:t>
-      </w:r>
-      <w:r>
-        <w:rPr>
-          <w:rFonts w:ascii="Arial" w:hAnsi="Arial" w:cs="Arial"/>
-          <w:color w:val="7030A0"/>
-        </w:rPr>
-        <w:t>26</w:t>
-      </w:r>
-      <w:r>
-        <w:rPr>
-          <w:rFonts w:ascii="Arial" w:hAnsi="Arial" w:cs="Arial"/>
-          <w:color w:val="7030A0"/>
-        </w:rPr>
-        <w:t>)</w:t>
+        <w:t xml:space="preserve"> 0.26)</w:t>
       </w:r>
       <w:r>
         <w:rPr>
@@ -6058,14 +5355,7 @@
           <w:rFonts w:ascii="Arial" w:hAnsi="Arial" w:cs="Arial"/>
           <w:color w:val="7030A0"/>
         </w:rPr>
-        <w:t>)</w:t>
-      </w:r>
-      <w:r>
-        <w:rPr>
-          <w:rFonts w:ascii="Arial" w:hAnsi="Arial" w:cs="Arial"/>
-          <w:color w:val="7030A0"/>
-        </w:rPr>
-        <w:t xml:space="preserve">. Similarly, for oysters in the </w:t>
+        <w:t xml:space="preserve">). Similarly, for oysters in the </w:t>
       </w:r>
       <w:r>
         <w:rPr>
@@ -6093,14 +5383,7 @@
           <w:rFonts w:ascii="Arial" w:hAnsi="Arial" w:cs="Arial"/>
           <w:color w:val="7030A0"/>
         </w:rPr>
-        <w:t xml:space="preserve"> marine heatwave</w:t>
-      </w:r>
-      <w:r>
-        <w:rPr>
-          <w:rFonts w:ascii="Arial" w:hAnsi="Arial" w:cs="Arial"/>
-          <w:color w:val="7030A0"/>
-        </w:rPr>
-        <w:t xml:space="preserve"> (</w:t>
+        <w:t xml:space="preserve"> marine heatwave (</w:t>
       </w:r>
       <w:r>
         <w:rPr>
@@ -6169,14 +5452,7 @@
           <w:rFonts w:ascii="Arial" w:hAnsi="Arial" w:cs="Arial"/>
           <w:color w:val="7030A0"/>
         </w:rPr>
-        <w:t>)</w:t>
-      </w:r>
-      <w:r>
-        <w:rPr>
-          <w:rFonts w:ascii="Arial" w:hAnsi="Arial" w:cs="Arial"/>
-          <w:color w:val="7030A0"/>
-        </w:rPr>
-        <w:t xml:space="preserve"> varied by </w:t>
+        <w:t xml:space="preserve">) varied by </w:t>
       </w:r>
       <w:r>
         <w:rPr>
@@ -6218,28 +5494,7 @@
           <w:rFonts w:ascii="Arial" w:hAnsi="Arial" w:cs="Arial"/>
           <w:color w:val="7030A0"/>
         </w:rPr>
-        <w:t xml:space="preserve"> </w:t>
-      </w:r>
-      <w:r>
-        <w:rPr>
-          <w:rFonts w:ascii="Arial" w:hAnsi="Arial" w:cs="Arial"/>
-          <w:color w:val="7030A0"/>
-        </w:rPr>
-        <w:t>(</w:t>
-      </w:r>
-      <w:r>
-        <w:rPr>
-          <w:rFonts w:ascii="Arial" w:hAnsi="Arial" w:cs="Arial"/>
-          <w:color w:val="7030A0"/>
-        </w:rPr>
-        <w:t>8.54</w:t>
-      </w:r>
-      <w:r>
-        <w:rPr>
-          <w:rFonts w:ascii="Arial" w:hAnsi="Arial" w:cs="Arial"/>
-          <w:color w:val="7030A0"/>
-        </w:rPr>
-        <w:t xml:space="preserve"> </w:t>
+        <w:t xml:space="preserve"> (8.54 </w:t>
       </w:r>
       <w:r>
         <w:rPr>
@@ -6253,21 +5508,7 @@
           <w:rFonts w:ascii="Arial" w:hAnsi="Arial" w:cs="Arial"/>
           <w:color w:val="7030A0"/>
         </w:rPr>
-        <w:t xml:space="preserve"> 0.</w:t>
-      </w:r>
-      <w:r>
-        <w:rPr>
-          <w:rFonts w:ascii="Arial" w:hAnsi="Arial" w:cs="Arial"/>
-          <w:color w:val="7030A0"/>
-        </w:rPr>
-        <w:t>64</w:t>
-      </w:r>
-      <w:r>
-        <w:rPr>
-          <w:rFonts w:ascii="Arial" w:hAnsi="Arial" w:cs="Arial"/>
-          <w:color w:val="7030A0"/>
-        </w:rPr>
-        <w:t>)</w:t>
+        <w:t xml:space="preserve"> 0.64)</w:t>
       </w:r>
       <w:r>
         <w:rPr>
@@ -6288,28 +5529,7 @@
           <w:rFonts w:ascii="Arial" w:hAnsi="Arial" w:cs="Arial"/>
           <w:color w:val="7030A0"/>
         </w:rPr>
-        <w:t xml:space="preserve"> </w:t>
-      </w:r>
-      <w:r>
-        <w:rPr>
-          <w:rFonts w:ascii="Arial" w:hAnsi="Arial" w:cs="Arial"/>
-          <w:color w:val="7030A0"/>
-        </w:rPr>
-        <w:t>(7.</w:t>
-      </w:r>
-      <w:r>
-        <w:rPr>
-          <w:rFonts w:ascii="Arial" w:hAnsi="Arial" w:cs="Arial"/>
-          <w:color w:val="7030A0"/>
-        </w:rPr>
-        <w:t>47</w:t>
-      </w:r>
-      <w:r>
-        <w:rPr>
-          <w:rFonts w:ascii="Arial" w:hAnsi="Arial" w:cs="Arial"/>
-          <w:color w:val="7030A0"/>
-        </w:rPr>
-        <w:t xml:space="preserve"> </w:t>
+        <w:t xml:space="preserve"> (7.47 </w:t>
       </w:r>
       <w:r>
         <w:rPr>
@@ -6323,21 +5543,7 @@
           <w:rFonts w:ascii="Arial" w:hAnsi="Arial" w:cs="Arial"/>
           <w:color w:val="7030A0"/>
         </w:rPr>
-        <w:t xml:space="preserve"> 0.</w:t>
-      </w:r>
-      <w:r>
-        <w:rPr>
-          <w:rFonts w:ascii="Arial" w:hAnsi="Arial" w:cs="Arial"/>
-          <w:color w:val="7030A0"/>
-        </w:rPr>
-        <w:t>50</w:t>
-      </w:r>
-      <w:r>
-        <w:rPr>
-          <w:rFonts w:ascii="Arial" w:hAnsi="Arial" w:cs="Arial"/>
-          <w:color w:val="7030A0"/>
-        </w:rPr>
-        <w:t>)</w:t>
+        <w:t xml:space="preserve"> 0.50)</w:t>
       </w:r>
       <w:r>
         <w:rPr>
@@ -6362,28 +5568,7 @@
           <w:rFonts w:ascii="Arial" w:hAnsi="Arial" w:cs="Arial"/>
           <w:color w:val="7030A0"/>
         </w:rPr>
-        <w:t xml:space="preserve">While tidal regime during stress hardening </w:t>
-      </w:r>
-      <w:r>
-        <w:rPr>
-          <w:rFonts w:ascii="Arial" w:hAnsi="Arial" w:cs="Arial"/>
-          <w:color w:val="7030A0"/>
-        </w:rPr>
-        <w:t xml:space="preserve">did not </w:t>
-      </w:r>
-      <w:r>
-        <w:rPr>
-          <w:rFonts w:ascii="Arial" w:hAnsi="Arial" w:cs="Arial"/>
-          <w:color w:val="7030A0"/>
-        </w:rPr>
-        <w:t xml:space="preserve">influence CI </w:t>
-      </w:r>
-      <w:r>
-        <w:rPr>
-          <w:rFonts w:ascii="Arial" w:hAnsi="Arial" w:cs="Arial"/>
-          <w:color w:val="7030A0"/>
-        </w:rPr>
-        <w:t>(</w:t>
+        <w:t>While tidal regime during stress hardening did not influence CI (</w:t>
       </w:r>
       <w:r>
         <w:rPr>
@@ -6429,14 +5614,7 @@
           <w:rFonts w:ascii="Arial" w:hAnsi="Arial" w:cs="Arial"/>
           <w:color w:val="7030A0"/>
         </w:rPr>
-        <w:t>)</w:t>
-      </w:r>
-      <w:r>
-        <w:rPr>
-          <w:rFonts w:ascii="Arial" w:hAnsi="Arial" w:cs="Arial"/>
-          <w:color w:val="7030A0"/>
-        </w:rPr>
-        <w:t xml:space="preserve"> in </w:t>
+        <w:t xml:space="preserve">) in </w:t>
       </w:r>
       <w:r>
         <w:rPr>
@@ -6598,14 +5776,7 @@
           <w:rFonts w:ascii="Arial" w:hAnsi="Arial" w:cs="Arial"/>
           <w:color w:val="7030A0"/>
         </w:rPr>
-        <w:t>2</w:t>
-      </w:r>
-      <w:r>
-        <w:rPr>
-          <w:rFonts w:ascii="Arial" w:hAnsi="Arial" w:cs="Arial"/>
-          <w:color w:val="7030A0"/>
-        </w:rPr>
-        <w:t xml:space="preserve">, </w:t>
+        <w:t xml:space="preserve">2, </w:t>
       </w:r>
       <w:r>
         <w:rPr>
@@ -6628,21 +5799,15 @@
           <w:rFonts w:ascii="Arial" w:hAnsi="Arial" w:cs="Arial"/>
           <w:color w:val="7030A0"/>
         </w:rPr>
-        <w:t xml:space="preserve">) </w:t>
-      </w:r>
-      <w:r>
-        <w:rPr>
-          <w:rFonts w:ascii="Arial" w:hAnsi="Arial" w:cs="Arial"/>
-          <w:color w:val="7030A0"/>
-        </w:rPr>
-        <w:t xml:space="preserve">except for </w:t>
-      </w:r>
-      <w:r>
-        <w:rPr>
-          <w:rFonts w:ascii="Arial" w:hAnsi="Arial" w:cs="Arial"/>
-          <w:color w:val="7030A0"/>
-        </w:rPr>
-        <w:t>2</w:t>
+        <w:t>) except for</w:t>
+      </w:r>
+      <w:commentRangeStart w:id="3"/>
+      <w:r>
+        <w:rPr>
+          <w:rFonts w:ascii="Arial" w:hAnsi="Arial" w:cs="Arial"/>
+          <w:color w:val="7030A0"/>
+        </w:rPr>
+        <w:t xml:space="preserve"> 2</w:t>
       </w:r>
       <w:r>
         <w:rPr>
@@ -6656,7 +5821,21 @@
           <w:rFonts w:ascii="Arial" w:hAnsi="Arial" w:cs="Arial"/>
           <w:color w:val="7030A0"/>
         </w:rPr>
-        <w:t xml:space="preserve"> (</w:t>
+        <w:t xml:space="preserve"> </w:t>
+      </w:r>
+      <w:commentRangeEnd w:id="3"/>
+      <w:r>
+        <w:rPr>
+          <w:rStyle w:val="CommentReference"/>
+        </w:rPr>
+        <w:commentReference w:id="3"/>
+      </w:r>
+      <w:r>
+        <w:rPr>
+          <w:rFonts w:ascii="Arial" w:hAnsi="Arial" w:cs="Arial"/>
+          <w:color w:val="7030A0"/>
+        </w:rPr>
+        <w:t>(</w:t>
       </w:r>
       <w:r>
         <w:rPr>
@@ -6679,14 +5858,7 @@
           <w:rFonts w:ascii="Arial" w:hAnsi="Arial" w:cs="Arial"/>
           <w:color w:val="7030A0"/>
         </w:rPr>
-        <w:t>&gt; 0.05</w:t>
-      </w:r>
-      <w:r>
-        <w:rPr>
-          <w:rFonts w:ascii="Arial" w:hAnsi="Arial" w:cs="Arial"/>
-          <w:color w:val="7030A0"/>
-        </w:rPr>
-        <w:t xml:space="preserve">, </w:t>
+        <w:t xml:space="preserve">&gt; 0.05, </w:t>
       </w:r>
       <w:r>
         <w:rPr>
@@ -6781,14 +5953,175 @@
           <w:rFonts w:ascii="Arial" w:hAnsi="Arial" w:cs="Arial"/>
           <w:color w:val="7030A0"/>
         </w:rPr>
-        <w:t>4.</w:t>
-      </w:r>
-      <w:r>
-        <w:rPr>
-          <w:rFonts w:ascii="Arial" w:hAnsi="Arial" w:cs="Arial"/>
-          <w:color w:val="7030A0"/>
-        </w:rPr>
-        <w:t>26</w:t>
+        <w:t xml:space="preserve">4.26 </w:t>
+      </w:r>
+      <w:r>
+        <w:rPr>
+          <w:rFonts w:ascii="Arial" w:hAnsi="Arial" w:cs="Arial"/>
+          <w:color w:val="7030A0"/>
+        </w:rPr>
+        <w:t>±</w:t>
+      </w:r>
+      <w:r>
+        <w:rPr>
+          <w:rFonts w:ascii="Arial" w:hAnsi="Arial" w:cs="Arial"/>
+          <w:color w:val="7030A0"/>
+        </w:rPr>
+        <w:t xml:space="preserve"> 0.07</w:t>
+      </w:r>
+      <w:r>
+        <w:rPr>
+          <w:rFonts w:ascii="Arial" w:hAnsi="Arial" w:cs="Arial"/>
+          <w:color w:val="7030A0"/>
+        </w:rPr>
+        <w:t xml:space="preserve">) had a </w:t>
+      </w:r>
+      <w:r>
+        <w:rPr>
+          <w:rFonts w:ascii="Arial" w:hAnsi="Arial" w:cs="Arial"/>
+          <w:color w:val="7030A0"/>
+        </w:rPr>
+        <w:t>6.1</w:t>
+      </w:r>
+      <w:r>
+        <w:rPr>
+          <w:rFonts w:ascii="Arial" w:hAnsi="Arial" w:cs="Arial"/>
+          <w:color w:val="7030A0"/>
+        </w:rPr>
+        <w:t>% higher CI than their counterparts at 2</w:t>
+      </w:r>
+      <w:r>
+        <w:rPr>
+          <w:rFonts w:ascii="Arial" w:hAnsi="Arial" w:cs="Arial"/>
+          <w:color w:val="7030A0"/>
+        </w:rPr>
+        <w:t>1˚C</w:t>
+      </w:r>
+      <w:r>
+        <w:rPr>
+          <w:rFonts w:ascii="Arial" w:hAnsi="Arial" w:cs="Arial"/>
+          <w:color w:val="7030A0"/>
+        </w:rPr>
+        <w:t xml:space="preserve"> (</w:t>
+      </w:r>
+      <w:r>
+        <w:rPr>
+          <w:rFonts w:ascii="Arial" w:hAnsi="Arial" w:cs="Arial"/>
+          <w:color w:val="7030A0"/>
+        </w:rPr>
+        <w:t xml:space="preserve">4.00 </w:t>
+      </w:r>
+      <w:r>
+        <w:rPr>
+          <w:rFonts w:ascii="Arial" w:hAnsi="Arial" w:cs="Arial"/>
+          <w:color w:val="7030A0"/>
+        </w:rPr>
+        <w:t>±</w:t>
+      </w:r>
+      <w:r>
+        <w:rPr>
+          <w:rFonts w:ascii="Arial" w:hAnsi="Arial" w:cs="Arial"/>
+          <w:color w:val="7030A0"/>
+        </w:rPr>
+        <w:t xml:space="preserve"> 0.07</w:t>
+      </w:r>
+      <w:r>
+        <w:rPr>
+          <w:rFonts w:ascii="Arial" w:hAnsi="Arial" w:cs="Arial"/>
+          <w:color w:val="7030A0"/>
+        </w:rPr>
+        <w:t xml:space="preserve">). And, </w:t>
+      </w:r>
+      <w:r>
+        <w:rPr>
+          <w:rFonts w:ascii="Arial" w:hAnsi="Arial" w:cs="Arial"/>
+          <w:color w:val="7030A0"/>
+        </w:rPr>
+        <w:t xml:space="preserve">oysters in the </w:t>
+      </w:r>
+      <w:r>
+        <w:rPr>
+          <w:rFonts w:ascii="Arial" w:hAnsi="Arial" w:cs="Arial"/>
+          <w:color w:val="7030A0"/>
+        </w:rPr>
+        <w:t>1</w:t>
+      </w:r>
+      <w:r>
+        <w:rPr>
+          <w:rFonts w:ascii="Arial" w:hAnsi="Arial" w:cs="Arial"/>
+          <w:color w:val="7030A0"/>
+        </w:rPr>
+        <w:t>5</w:t>
+      </w:r>
+      <w:r>
+        <w:rPr>
+          <w:rFonts w:ascii="Arial" w:hAnsi="Arial" w:cs="Arial"/>
+          <w:color w:val="7030A0"/>
+        </w:rPr>
+        <w:t>˚C</w:t>
+      </w:r>
+      <w:r>
+        <w:rPr>
+          <w:rFonts w:ascii="Arial" w:hAnsi="Arial" w:cs="Arial"/>
+          <w:color w:val="7030A0"/>
+        </w:rPr>
+        <w:t xml:space="preserve"> marine heatwave were had the greatest CI (4.41 </w:t>
+      </w:r>
+      <w:r>
+        <w:rPr>
+          <w:rFonts w:ascii="Arial" w:hAnsi="Arial" w:cs="Arial"/>
+          <w:color w:val="7030A0"/>
+        </w:rPr>
+        <w:t>±</w:t>
+      </w:r>
+      <w:r>
+        <w:rPr>
+          <w:rFonts w:ascii="Arial" w:hAnsi="Arial" w:cs="Arial"/>
+          <w:color w:val="7030A0"/>
+        </w:rPr>
+        <w:t xml:space="preserve"> 0.10)</w:t>
+      </w:r>
+      <w:r>
+        <w:rPr>
+          <w:rFonts w:ascii="Arial" w:hAnsi="Arial" w:cs="Arial"/>
+          <w:color w:val="7030A0"/>
+        </w:rPr>
+        <w:t xml:space="preserve">, while those in the </w:t>
+      </w:r>
+      <w:r>
+        <w:rPr>
+          <w:rFonts w:ascii="Arial" w:hAnsi="Arial" w:cs="Arial"/>
+          <w:color w:val="7030A0"/>
+        </w:rPr>
+        <w:t>1</w:t>
+      </w:r>
+      <w:r>
+        <w:rPr>
+          <w:rFonts w:ascii="Arial" w:hAnsi="Arial" w:cs="Arial"/>
+          <w:color w:val="7030A0"/>
+        </w:rPr>
+        <w:t>8</w:t>
+      </w:r>
+      <w:r>
+        <w:rPr>
+          <w:rFonts w:ascii="Arial" w:hAnsi="Arial" w:cs="Arial"/>
+          <w:color w:val="7030A0"/>
+        </w:rPr>
+        <w:t>˚C</w:t>
+      </w:r>
+      <w:r>
+        <w:rPr>
+          <w:rFonts w:ascii="Arial" w:hAnsi="Arial" w:cs="Arial"/>
+          <w:color w:val="7030A0"/>
+        </w:rPr>
+        <w:t xml:space="preserve"> (4.</w:t>
+      </w:r>
+      <w:r>
+        <w:rPr>
+          <w:rFonts w:ascii="Arial" w:hAnsi="Arial" w:cs="Arial"/>
+          <w:color w:val="7030A0"/>
+        </w:rPr>
+        <w:t>08</w:t>
       </w:r>
       <w:r>
         <w:rPr>
@@ -6809,14 +6142,63 @@
           <w:rFonts w:ascii="Arial" w:hAnsi="Arial" w:cs="Arial"/>
           <w:color w:val="7030A0"/>
         </w:rPr>
-        <w:t xml:space="preserve"> 0.0</w:t>
-      </w:r>
-      <w:r>
-        <w:rPr>
-          <w:rFonts w:ascii="Arial" w:hAnsi="Arial" w:cs="Arial"/>
-          <w:color w:val="7030A0"/>
-        </w:rPr>
-        <w:t>7</w:t>
+        <w:t xml:space="preserve"> 0.10)</w:t>
+      </w:r>
+      <w:r>
+        <w:rPr>
+          <w:rFonts w:ascii="Arial" w:hAnsi="Arial" w:cs="Arial"/>
+          <w:color w:val="7030A0"/>
+        </w:rPr>
+        <w:t>, 2</w:t>
+      </w:r>
+      <w:r>
+        <w:rPr>
+          <w:rFonts w:ascii="Arial" w:hAnsi="Arial" w:cs="Arial"/>
+          <w:color w:val="7030A0"/>
+        </w:rPr>
+        <w:t>1˚C</w:t>
+      </w:r>
+      <w:r>
+        <w:rPr>
+          <w:rFonts w:ascii="Arial" w:hAnsi="Arial" w:cs="Arial"/>
+          <w:color w:val="7030A0"/>
+        </w:rPr>
+        <w:t xml:space="preserve"> (4.</w:t>
+      </w:r>
+      <w:r>
+        <w:rPr>
+          <w:rFonts w:ascii="Arial" w:hAnsi="Arial" w:cs="Arial"/>
+          <w:color w:val="7030A0"/>
+        </w:rPr>
+        <w:t>2</w:t>
+      </w:r>
+      <w:r>
+        <w:rPr>
+          <w:rFonts w:ascii="Arial" w:hAnsi="Arial" w:cs="Arial"/>
+          <w:color w:val="7030A0"/>
+        </w:rPr>
+        <w:t xml:space="preserve">1 </w:t>
+      </w:r>
+      <w:r>
+        <w:rPr>
+          <w:rFonts w:ascii="Arial" w:hAnsi="Arial" w:cs="Arial"/>
+          <w:color w:val="7030A0"/>
+        </w:rPr>
+        <w:t>±</w:t>
+      </w:r>
+      <w:r>
+        <w:rPr>
+          <w:rFonts w:ascii="Arial" w:hAnsi="Arial" w:cs="Arial"/>
+          <w:color w:val="7030A0"/>
+        </w:rPr>
+        <w:t xml:space="preserve"> 0.1</w:t>
+      </w:r>
+      <w:r>
+        <w:rPr>
+          <w:rFonts w:ascii="Arial" w:hAnsi="Arial" w:cs="Arial"/>
+          <w:color w:val="7030A0"/>
+        </w:rPr>
+        <w:t>2</w:t>
       </w:r>
       <w:r>
         <w:rPr>
@@ -6830,42 +6212,14 @@
           <w:rFonts w:ascii="Arial" w:hAnsi="Arial" w:cs="Arial"/>
           <w:color w:val="7030A0"/>
         </w:rPr>
-        <w:t xml:space="preserve"> </w:t>
-      </w:r>
-      <w:r>
-        <w:rPr>
-          <w:rFonts w:ascii="Arial" w:hAnsi="Arial" w:cs="Arial"/>
-          <w:color w:val="7030A0"/>
-        </w:rPr>
-        <w:t xml:space="preserve">had a </w:t>
-      </w:r>
-      <w:r>
-        <w:rPr>
-          <w:rFonts w:ascii="Arial" w:hAnsi="Arial" w:cs="Arial"/>
-          <w:color w:val="7030A0"/>
-        </w:rPr>
-        <w:t>6.1</w:t>
-      </w:r>
-      <w:r>
-        <w:rPr>
-          <w:rFonts w:ascii="Arial" w:hAnsi="Arial" w:cs="Arial"/>
-          <w:color w:val="7030A0"/>
-        </w:rPr>
-        <w:t xml:space="preserve">% higher CI than their counterparts at </w:t>
-      </w:r>
-      <w:r>
-        <w:rPr>
-          <w:rFonts w:ascii="Arial" w:hAnsi="Arial" w:cs="Arial"/>
-          <w:color w:val="7030A0"/>
-        </w:rPr>
-        <w:t>2</w:t>
-      </w:r>
-      <w:r>
-        <w:rPr>
-          <w:rFonts w:ascii="Arial" w:hAnsi="Arial" w:cs="Arial"/>
-          <w:color w:val="7030A0"/>
-        </w:rPr>
-        <w:t>1˚C</w:t>
+        <w:t>, and 24</w:t>
+      </w:r>
+      <w:r>
+        <w:rPr>
+          <w:rFonts w:ascii="Arial" w:hAnsi="Arial" w:cs="Arial"/>
+          <w:color w:val="7030A0"/>
+        </w:rPr>
+        <w:t>˚C</w:t>
       </w:r>
       <w:r>
         <w:rPr>
@@ -6873,300 +6227,6 @@
           <w:color w:val="7030A0"/>
         </w:rPr>
         <w:t xml:space="preserve"> (</w:t>
-      </w:r>
-      <w:r>
-        <w:rPr>
-          <w:rFonts w:ascii="Arial" w:hAnsi="Arial" w:cs="Arial"/>
-          <w:color w:val="7030A0"/>
-        </w:rPr>
-        <w:t>4.</w:t>
-      </w:r>
-      <w:r>
-        <w:rPr>
-          <w:rFonts w:ascii="Arial" w:hAnsi="Arial" w:cs="Arial"/>
-          <w:color w:val="7030A0"/>
-        </w:rPr>
-        <w:t>00</w:t>
-      </w:r>
-      <w:r>
-        <w:rPr>
-          <w:rFonts w:ascii="Arial" w:hAnsi="Arial" w:cs="Arial"/>
-          <w:color w:val="7030A0"/>
-        </w:rPr>
-        <w:t xml:space="preserve"> </w:t>
-      </w:r>
-      <w:r>
-        <w:rPr>
-          <w:rFonts w:ascii="Arial" w:hAnsi="Arial" w:cs="Arial"/>
-          <w:color w:val="7030A0"/>
-        </w:rPr>
-        <w:t>±</w:t>
-      </w:r>
-      <w:r>
-        <w:rPr>
-          <w:rFonts w:ascii="Arial" w:hAnsi="Arial" w:cs="Arial"/>
-          <w:color w:val="7030A0"/>
-        </w:rPr>
-        <w:t xml:space="preserve"> 0.</w:t>
-      </w:r>
-      <w:r>
-        <w:rPr>
-          <w:rFonts w:ascii="Arial" w:hAnsi="Arial" w:cs="Arial"/>
-          <w:color w:val="7030A0"/>
-        </w:rPr>
-        <w:t>07</w:t>
-      </w:r>
-      <w:r>
-        <w:rPr>
-          <w:rFonts w:ascii="Arial" w:hAnsi="Arial" w:cs="Arial"/>
-          <w:color w:val="7030A0"/>
-        </w:rPr>
-        <w:t xml:space="preserve">). And, </w:t>
-      </w:r>
-      <w:r>
-        <w:rPr>
-          <w:rFonts w:ascii="Arial" w:hAnsi="Arial" w:cs="Arial"/>
-          <w:color w:val="7030A0"/>
-        </w:rPr>
-        <w:t xml:space="preserve">oysters in the </w:t>
-      </w:r>
-      <w:r>
-        <w:rPr>
-          <w:rFonts w:ascii="Arial" w:hAnsi="Arial" w:cs="Arial"/>
-          <w:color w:val="7030A0"/>
-        </w:rPr>
-        <w:t>1</w:t>
-      </w:r>
-      <w:r>
-        <w:rPr>
-          <w:rFonts w:ascii="Arial" w:hAnsi="Arial" w:cs="Arial"/>
-          <w:color w:val="7030A0"/>
-        </w:rPr>
-        <w:t>5</w:t>
-      </w:r>
-      <w:r>
-        <w:rPr>
-          <w:rFonts w:ascii="Arial" w:hAnsi="Arial" w:cs="Arial"/>
-          <w:color w:val="7030A0"/>
-        </w:rPr>
-        <w:t>˚C</w:t>
-      </w:r>
-      <w:r>
-        <w:rPr>
-          <w:rFonts w:ascii="Arial" w:hAnsi="Arial" w:cs="Arial"/>
-          <w:color w:val="7030A0"/>
-        </w:rPr>
-        <w:t xml:space="preserve"> marine heatwave were had the greatest CI (4</w:t>
-      </w:r>
-      <w:r>
-        <w:rPr>
-          <w:rFonts w:ascii="Arial" w:hAnsi="Arial" w:cs="Arial"/>
-          <w:color w:val="7030A0"/>
-        </w:rPr>
-        <w:t>.</w:t>
-      </w:r>
-      <w:r>
-        <w:rPr>
-          <w:rFonts w:ascii="Arial" w:hAnsi="Arial" w:cs="Arial"/>
-          <w:color w:val="7030A0"/>
-        </w:rPr>
-        <w:t>4</w:t>
-      </w:r>
-      <w:r>
-        <w:rPr>
-          <w:rFonts w:ascii="Arial" w:hAnsi="Arial" w:cs="Arial"/>
-          <w:color w:val="7030A0"/>
-        </w:rPr>
-        <w:t xml:space="preserve">1 </w:t>
-      </w:r>
-      <w:r>
-        <w:rPr>
-          <w:rFonts w:ascii="Arial" w:hAnsi="Arial" w:cs="Arial"/>
-          <w:color w:val="7030A0"/>
-        </w:rPr>
-        <w:t>±</w:t>
-      </w:r>
-      <w:r>
-        <w:rPr>
-          <w:rFonts w:ascii="Arial" w:hAnsi="Arial" w:cs="Arial"/>
-          <w:color w:val="7030A0"/>
-        </w:rPr>
-        <w:t xml:space="preserve"> 0.1</w:t>
-      </w:r>
-      <w:r>
-        <w:rPr>
-          <w:rFonts w:ascii="Arial" w:hAnsi="Arial" w:cs="Arial"/>
-          <w:color w:val="7030A0"/>
-        </w:rPr>
-        <w:t>0)</w:t>
-      </w:r>
-      <w:r>
-        <w:rPr>
-          <w:rFonts w:ascii="Arial" w:hAnsi="Arial" w:cs="Arial"/>
-          <w:color w:val="7030A0"/>
-        </w:rPr>
-        <w:t xml:space="preserve">, while those in the </w:t>
-      </w:r>
-      <w:r>
-        <w:rPr>
-          <w:rFonts w:ascii="Arial" w:hAnsi="Arial" w:cs="Arial"/>
-          <w:color w:val="7030A0"/>
-        </w:rPr>
-        <w:t>1</w:t>
-      </w:r>
-      <w:r>
-        <w:rPr>
-          <w:rFonts w:ascii="Arial" w:hAnsi="Arial" w:cs="Arial"/>
-          <w:color w:val="7030A0"/>
-        </w:rPr>
-        <w:t>8</w:t>
-      </w:r>
-      <w:r>
-        <w:rPr>
-          <w:rFonts w:ascii="Arial" w:hAnsi="Arial" w:cs="Arial"/>
-          <w:color w:val="7030A0"/>
-        </w:rPr>
-        <w:t>˚C</w:t>
-      </w:r>
-      <w:r>
-        <w:rPr>
-          <w:rFonts w:ascii="Arial" w:hAnsi="Arial" w:cs="Arial"/>
-          <w:color w:val="7030A0"/>
-        </w:rPr>
-        <w:t xml:space="preserve"> </w:t>
-      </w:r>
-      <w:r>
-        <w:rPr>
-          <w:rFonts w:ascii="Arial" w:hAnsi="Arial" w:cs="Arial"/>
-          <w:color w:val="7030A0"/>
-        </w:rPr>
-        <w:t>(4.</w:t>
-      </w:r>
-      <w:r>
-        <w:rPr>
-          <w:rFonts w:ascii="Arial" w:hAnsi="Arial" w:cs="Arial"/>
-          <w:color w:val="7030A0"/>
-        </w:rPr>
-        <w:t>08</w:t>
-      </w:r>
-      <w:r>
-        <w:rPr>
-          <w:rFonts w:ascii="Arial" w:hAnsi="Arial" w:cs="Arial"/>
-          <w:color w:val="7030A0"/>
-        </w:rPr>
-        <w:t xml:space="preserve"> </w:t>
-      </w:r>
-      <w:r>
-        <w:rPr>
-          <w:rFonts w:ascii="Arial" w:hAnsi="Arial" w:cs="Arial"/>
-          <w:color w:val="7030A0"/>
-        </w:rPr>
-        <w:t>±</w:t>
-      </w:r>
-      <w:r>
-        <w:rPr>
-          <w:rFonts w:ascii="Arial" w:hAnsi="Arial" w:cs="Arial"/>
-          <w:color w:val="7030A0"/>
-        </w:rPr>
-        <w:t xml:space="preserve"> 0.10)</w:t>
-      </w:r>
-      <w:r>
-        <w:rPr>
-          <w:rFonts w:ascii="Arial" w:hAnsi="Arial" w:cs="Arial"/>
-          <w:color w:val="7030A0"/>
-        </w:rPr>
-        <w:t>, 2</w:t>
-      </w:r>
-      <w:r>
-        <w:rPr>
-          <w:rFonts w:ascii="Arial" w:hAnsi="Arial" w:cs="Arial"/>
-          <w:color w:val="7030A0"/>
-        </w:rPr>
-        <w:t>1˚C</w:t>
-      </w:r>
-      <w:r>
-        <w:rPr>
-          <w:rFonts w:ascii="Arial" w:hAnsi="Arial" w:cs="Arial"/>
-          <w:color w:val="7030A0"/>
-        </w:rPr>
-        <w:t xml:space="preserve"> </w:t>
-      </w:r>
-      <w:r>
-        <w:rPr>
-          <w:rFonts w:ascii="Arial" w:hAnsi="Arial" w:cs="Arial"/>
-          <w:color w:val="7030A0"/>
-        </w:rPr>
-        <w:t>(4.</w:t>
-      </w:r>
-      <w:r>
-        <w:rPr>
-          <w:rFonts w:ascii="Arial" w:hAnsi="Arial" w:cs="Arial"/>
-          <w:color w:val="7030A0"/>
-        </w:rPr>
-        <w:t>2</w:t>
-      </w:r>
-      <w:r>
-        <w:rPr>
-          <w:rFonts w:ascii="Arial" w:hAnsi="Arial" w:cs="Arial"/>
-          <w:color w:val="7030A0"/>
-        </w:rPr>
-        <w:t xml:space="preserve">1 </w:t>
-      </w:r>
-      <w:r>
-        <w:rPr>
-          <w:rFonts w:ascii="Arial" w:hAnsi="Arial" w:cs="Arial"/>
-          <w:color w:val="7030A0"/>
-        </w:rPr>
-        <w:t>±</w:t>
-      </w:r>
-      <w:r>
-        <w:rPr>
-          <w:rFonts w:ascii="Arial" w:hAnsi="Arial" w:cs="Arial"/>
-          <w:color w:val="7030A0"/>
-        </w:rPr>
-        <w:t xml:space="preserve"> 0.1</w:t>
-      </w:r>
-      <w:r>
-        <w:rPr>
-          <w:rFonts w:ascii="Arial" w:hAnsi="Arial" w:cs="Arial"/>
-          <w:color w:val="7030A0"/>
-        </w:rPr>
-        <w:t>2</w:t>
-      </w:r>
-      <w:r>
-        <w:rPr>
-          <w:rFonts w:ascii="Arial" w:hAnsi="Arial" w:cs="Arial"/>
-          <w:color w:val="7030A0"/>
-        </w:rPr>
-        <w:t>)</w:t>
-      </w:r>
-      <w:r>
-        <w:rPr>
-          <w:rFonts w:ascii="Arial" w:hAnsi="Arial" w:cs="Arial"/>
-          <w:color w:val="7030A0"/>
-        </w:rPr>
-        <w:t>, and 24</w:t>
-      </w:r>
-      <w:r>
-        <w:rPr>
-          <w:rFonts w:ascii="Arial" w:hAnsi="Arial" w:cs="Arial"/>
-          <w:color w:val="7030A0"/>
-        </w:rPr>
-        <w:t>˚C</w:t>
-      </w:r>
-      <w:r>
-        <w:rPr>
-          <w:rFonts w:ascii="Arial" w:hAnsi="Arial" w:cs="Arial"/>
-          <w:color w:val="7030A0"/>
-        </w:rPr>
-        <w:t xml:space="preserve"> </w:t>
-      </w:r>
-      <w:r>
-        <w:rPr>
-          <w:rFonts w:ascii="Arial" w:hAnsi="Arial" w:cs="Arial"/>
-          <w:color w:val="7030A0"/>
-        </w:rPr>
-        <w:t>(</w:t>
       </w:r>
       <w:r>
         <w:rPr>
@@ -7312,14 +6372,7 @@
           <w:rFonts w:ascii="Arial" w:hAnsi="Arial" w:cs="Arial"/>
           <w:color w:val="7030A0"/>
         </w:rPr>
-        <w:t>1</w:t>
-      </w:r>
-      <w:r>
-        <w:rPr>
-          <w:rFonts w:ascii="Arial" w:hAnsi="Arial" w:cs="Arial"/>
-          <w:color w:val="7030A0"/>
-        </w:rPr>
-        <w:t xml:space="preserve">, </w:t>
+        <w:t xml:space="preserve">1, </w:t>
       </w:r>
       <w:r>
         <w:rPr>
@@ -7379,14 +6432,7 @@
           <w:rFonts w:ascii="Arial" w:hAnsi="Arial" w:cs="Arial"/>
           <w:color w:val="7030A0"/>
         </w:rPr>
-        <w:t>1</w:t>
-      </w:r>
-      <w:r>
-        <w:rPr>
-          <w:rFonts w:ascii="Arial" w:hAnsi="Arial" w:cs="Arial"/>
-          <w:color w:val="7030A0"/>
-        </w:rPr>
-        <w:t xml:space="preserve">, </w:t>
+        <w:t xml:space="preserve">1, </w:t>
       </w:r>
       <w:r>
         <w:rPr>
@@ -7541,28 +6587,7 @@
           <w:rFonts w:ascii="Arial" w:hAnsi="Arial" w:cs="Arial"/>
           <w:color w:val="7030A0"/>
         </w:rPr>
-        <w:t>3</w:t>
-      </w:r>
-      <w:r>
-        <w:rPr>
-          <w:rFonts w:ascii="Arial" w:hAnsi="Arial" w:cs="Arial"/>
-          <w:color w:val="7030A0"/>
-        </w:rPr>
-        <w:t>.</w:t>
-      </w:r>
-      <w:r>
-        <w:rPr>
-          <w:rFonts w:ascii="Arial" w:hAnsi="Arial" w:cs="Arial"/>
-          <w:color w:val="7030A0"/>
-        </w:rPr>
-        <w:t>57</w:t>
-      </w:r>
-      <w:r>
-        <w:rPr>
-          <w:rFonts w:ascii="Arial" w:hAnsi="Arial" w:cs="Arial"/>
-          <w:color w:val="7030A0"/>
-        </w:rPr>
-        <w:t xml:space="preserve"> </w:t>
+        <w:t xml:space="preserve">3.57 </w:t>
       </w:r>
       <w:r>
         <w:rPr>
@@ -7576,14 +6601,7 @@
           <w:rFonts w:ascii="Arial" w:hAnsi="Arial" w:cs="Arial"/>
           <w:color w:val="7030A0"/>
         </w:rPr>
-        <w:t xml:space="preserve"> 0.0</w:t>
-      </w:r>
-      <w:r>
-        <w:rPr>
-          <w:rFonts w:ascii="Arial" w:hAnsi="Arial" w:cs="Arial"/>
-          <w:color w:val="7030A0"/>
-        </w:rPr>
-        <w:t>4</w:t>
+        <w:t xml:space="preserve"> 0.04</w:t>
       </w:r>
       <w:r>
         <w:rPr>
@@ -7611,28 +6629,7 @@
           <w:rFonts w:ascii="Arial" w:hAnsi="Arial" w:cs="Arial"/>
           <w:color w:val="7030A0"/>
         </w:rPr>
-        <w:t xml:space="preserve"> (3</w:t>
-      </w:r>
-      <w:r>
-        <w:rPr>
-          <w:rFonts w:ascii="Arial" w:hAnsi="Arial" w:cs="Arial"/>
-          <w:color w:val="7030A0"/>
-        </w:rPr>
-        <w:t>.</w:t>
-      </w:r>
-      <w:r>
-        <w:rPr>
-          <w:rFonts w:ascii="Arial" w:hAnsi="Arial" w:cs="Arial"/>
-          <w:color w:val="7030A0"/>
-        </w:rPr>
-        <w:t>97</w:t>
-      </w:r>
-      <w:r>
-        <w:rPr>
-          <w:rFonts w:ascii="Arial" w:hAnsi="Arial" w:cs="Arial"/>
-          <w:color w:val="7030A0"/>
-        </w:rPr>
-        <w:t xml:space="preserve"> </w:t>
+        <w:t xml:space="preserve"> (3.97 </w:t>
       </w:r>
       <w:r>
         <w:rPr>
@@ -7646,14 +6643,7 @@
           <w:rFonts w:ascii="Arial" w:hAnsi="Arial" w:cs="Arial"/>
           <w:color w:val="7030A0"/>
         </w:rPr>
-        <w:t xml:space="preserve"> 0.0</w:t>
-      </w:r>
-      <w:r>
-        <w:rPr>
-          <w:rFonts w:ascii="Arial" w:hAnsi="Arial" w:cs="Arial"/>
-          <w:color w:val="7030A0"/>
-        </w:rPr>
-        <w:t>8)</w:t>
+        <w:t xml:space="preserve"> 0.08)</w:t>
       </w:r>
       <w:r>
         <w:rPr>
@@ -7718,21 +6708,7 @@
           <w:rFonts w:ascii="Arial" w:hAnsi="Arial" w:cs="Arial"/>
           <w:color w:val="7030A0"/>
         </w:rPr>
-        <w:t xml:space="preserve"> marine heatwave</w:t>
-      </w:r>
-      <w:r>
-        <w:rPr>
-          <w:rFonts w:ascii="Arial" w:hAnsi="Arial" w:cs="Arial"/>
-          <w:color w:val="7030A0"/>
-        </w:rPr>
-        <w:t xml:space="preserve"> (</w:t>
-      </w:r>
-      <w:r>
-        <w:rPr>
-          <w:rFonts w:ascii="Arial" w:hAnsi="Arial" w:cs="Arial"/>
-          <w:color w:val="7030A0"/>
-        </w:rPr>
-        <w:t>4.1</w:t>
+        <w:t xml:space="preserve"> marine heatwave (4.1</w:t>
       </w:r>
       <w:r>
         <w:rPr>
@@ -13174,15 +12150,7 @@
                 <w:b/>
                 <w:bCs/>
               </w:rPr>
-              <w:t>0.0</w:t>
-            </w:r>
-            <w:r>
-              <w:rPr>
-                <w:rFonts w:ascii="Arial" w:hAnsi="Arial" w:cs="Arial"/>
-                <w:b/>
-                <w:bCs/>
-              </w:rPr>
-              <w:t>24</w:t>
+              <w:t>0.024</w:t>
             </w:r>
           </w:p>
         </w:tc>
@@ -17414,15 +16382,7 @@
                 <w:b/>
                 <w:bCs/>
               </w:rPr>
-              <w:t>SH</w:t>
-            </w:r>
-            <w:r>
-              <w:rPr>
-                <w:rFonts w:ascii="Arial" w:hAnsi="Arial" w:cs="Arial"/>
-                <w:b/>
-                <w:bCs/>
-              </w:rPr>
-              <w:t xml:space="preserve"> Comparison</w:t>
+              <w:t>SH Comparison</w:t>
             </w:r>
           </w:p>
         </w:tc>
@@ -17755,14 +16715,7 @@
                 <w:rFonts w:ascii="Arial" w:hAnsi="Arial" w:cs="Arial"/>
                 <w:color w:val="000000" w:themeColor="text1"/>
               </w:rPr>
-              <w:t>3.34</w:t>
-            </w:r>
-            <w:r>
-              <w:rPr>
-                <w:rFonts w:ascii="Arial" w:hAnsi="Arial" w:cs="Arial"/>
-                <w:color w:val="000000" w:themeColor="text1"/>
-              </w:rPr>
-              <w:t>4</w:t>
+              <w:t>3.344</w:t>
             </w:r>
           </w:p>
         </w:tc>
@@ -17985,50 +16938,29 @@
                 <w:rFonts w:ascii="Arial" w:hAnsi="Arial" w:cs="Arial"/>
                 <w:color w:val="000000" w:themeColor="text1"/>
               </w:rPr>
-              <w:t>-</w:t>
-            </w:r>
-            <w:r>
+              <w:t>-0.004</w:t>
+            </w:r>
+          </w:p>
+        </w:tc>
+        <w:tc>
+          <w:tcPr>
+            <w:tcW w:w="805" w:type="dxa"/>
+            <w:vAlign w:val="center"/>
+          </w:tcPr>
+          <w:p>
+            <w:pPr>
+              <w:jc w:val="center"/>
               <w:rPr>
                 <w:rFonts w:ascii="Arial" w:hAnsi="Arial" w:cs="Arial"/>
                 <w:color w:val="000000" w:themeColor="text1"/>
               </w:rPr>
-              <w:t>0.</w:t>
-            </w:r>
+            </w:pPr>
             <w:r>
               <w:rPr>
                 <w:rFonts w:ascii="Arial" w:hAnsi="Arial" w:cs="Arial"/>
                 <w:color w:val="000000" w:themeColor="text1"/>
               </w:rPr>
-              <w:t>004</w:t>
-            </w:r>
-          </w:p>
-        </w:tc>
-        <w:tc>
-          <w:tcPr>
-            <w:tcW w:w="805" w:type="dxa"/>
-            <w:vAlign w:val="center"/>
-          </w:tcPr>
-          <w:p>
-            <w:pPr>
-              <w:jc w:val="center"/>
-              <w:rPr>
-                <w:rFonts w:ascii="Arial" w:hAnsi="Arial" w:cs="Arial"/>
-                <w:color w:val="000000" w:themeColor="text1"/>
-              </w:rPr>
-            </w:pPr>
-            <w:r>
-              <w:rPr>
-                <w:rFonts w:ascii="Arial" w:hAnsi="Arial" w:cs="Arial"/>
-                <w:color w:val="000000" w:themeColor="text1"/>
-              </w:rPr>
-              <w:t>0.</w:t>
-            </w:r>
-            <w:r>
-              <w:rPr>
-                <w:rFonts w:ascii="Arial" w:hAnsi="Arial" w:cs="Arial"/>
-                <w:color w:val="000000" w:themeColor="text1"/>
-              </w:rPr>
-              <w:t>99</w:t>
+              <w:t>0.99</w:t>
             </w:r>
             <w:r>
               <w:rPr>
@@ -18125,13 +17057,7 @@
               <w:rPr>
                 <w:rFonts w:ascii="Arial" w:hAnsi="Arial" w:cs="Arial"/>
               </w:rPr>
-              <w:t>2</w:t>
-            </w:r>
-            <w:r>
-              <w:rPr>
-                <w:rFonts w:ascii="Arial" w:hAnsi="Arial" w:cs="Arial"/>
-              </w:rPr>
-              <w:t>1</w:t>
+              <w:t>21</w:t>
             </w:r>
             <w:r>
               <w:rPr>
@@ -18239,57 +17165,29 @@
                 <w:rFonts w:ascii="Arial" w:hAnsi="Arial" w:cs="Arial"/>
                 <w:color w:val="000000" w:themeColor="text1"/>
               </w:rPr>
-              <w:t>-</w:t>
-            </w:r>
-            <w:r>
+              <w:t>-0.414</w:t>
+            </w:r>
+          </w:p>
+        </w:tc>
+        <w:tc>
+          <w:tcPr>
+            <w:tcW w:w="805" w:type="dxa"/>
+            <w:vAlign w:val="center"/>
+          </w:tcPr>
+          <w:p>
+            <w:pPr>
+              <w:jc w:val="center"/>
               <w:rPr>
                 <w:rFonts w:ascii="Arial" w:hAnsi="Arial" w:cs="Arial"/>
                 <w:color w:val="000000" w:themeColor="text1"/>
               </w:rPr>
-              <w:t>0</w:t>
-            </w:r>
+            </w:pPr>
             <w:r>
               <w:rPr>
                 <w:rFonts w:ascii="Arial" w:hAnsi="Arial" w:cs="Arial"/>
                 <w:color w:val="000000" w:themeColor="text1"/>
               </w:rPr>
-              <w:t>.</w:t>
-            </w:r>
-            <w:r>
-              <w:rPr>
-                <w:rFonts w:ascii="Arial" w:hAnsi="Arial" w:cs="Arial"/>
-                <w:color w:val="000000" w:themeColor="text1"/>
-              </w:rPr>
-              <w:t>414</w:t>
-            </w:r>
-          </w:p>
-        </w:tc>
-        <w:tc>
-          <w:tcPr>
-            <w:tcW w:w="805" w:type="dxa"/>
-            <w:vAlign w:val="center"/>
-          </w:tcPr>
-          <w:p>
-            <w:pPr>
-              <w:jc w:val="center"/>
-              <w:rPr>
-                <w:rFonts w:ascii="Arial" w:hAnsi="Arial" w:cs="Arial"/>
-                <w:color w:val="000000" w:themeColor="text1"/>
-              </w:rPr>
-            </w:pPr>
-            <w:r>
-              <w:rPr>
-                <w:rFonts w:ascii="Arial" w:hAnsi="Arial" w:cs="Arial"/>
-                <w:color w:val="000000" w:themeColor="text1"/>
-              </w:rPr>
-              <w:t>0.</w:t>
-            </w:r>
-            <w:r>
-              <w:rPr>
-                <w:rFonts w:ascii="Arial" w:hAnsi="Arial" w:cs="Arial"/>
-                <w:color w:val="000000" w:themeColor="text1"/>
-              </w:rPr>
-              <w:t>67</w:t>
+              <w:t>0.67</w:t>
             </w:r>
             <w:r>
               <w:rPr>
@@ -18506,43 +17404,29 @@
                 <w:rFonts w:ascii="Arial" w:hAnsi="Arial" w:cs="Arial"/>
                 <w:color w:val="000000" w:themeColor="text1"/>
               </w:rPr>
-              <w:t>1.</w:t>
-            </w:r>
-            <w:r>
+              <w:t>1.663</w:t>
+            </w:r>
+          </w:p>
+        </w:tc>
+        <w:tc>
+          <w:tcPr>
+            <w:tcW w:w="805" w:type="dxa"/>
+            <w:vAlign w:val="center"/>
+          </w:tcPr>
+          <w:p>
+            <w:pPr>
+              <w:jc w:val="center"/>
               <w:rPr>
                 <w:rFonts w:ascii="Arial" w:hAnsi="Arial" w:cs="Arial"/>
                 <w:color w:val="000000" w:themeColor="text1"/>
               </w:rPr>
-              <w:t>663</w:t>
-            </w:r>
-          </w:p>
-        </w:tc>
-        <w:tc>
-          <w:tcPr>
-            <w:tcW w:w="805" w:type="dxa"/>
-            <w:vAlign w:val="center"/>
-          </w:tcPr>
-          <w:p>
-            <w:pPr>
-              <w:jc w:val="center"/>
+            </w:pPr>
+            <w:r>
               <w:rPr>
                 <w:rFonts w:ascii="Arial" w:hAnsi="Arial" w:cs="Arial"/>
                 <w:color w:val="000000" w:themeColor="text1"/>
               </w:rPr>
-            </w:pPr>
-            <w:r>
-              <w:rPr>
-                <w:rFonts w:ascii="Arial" w:hAnsi="Arial" w:cs="Arial"/>
-                <w:color w:val="000000" w:themeColor="text1"/>
-              </w:rPr>
-              <w:t>0</w:t>
-            </w:r>
-            <w:r>
-              <w:rPr>
-                <w:rFonts w:ascii="Arial" w:hAnsi="Arial" w:cs="Arial"/>
-                <w:color w:val="000000" w:themeColor="text1"/>
-              </w:rPr>
-              <w:t>.09</w:t>
+              <w:t>0.09</w:t>
             </w:r>
             <w:r>
               <w:rPr>
@@ -22688,7 +21572,7 @@
         </w:rPr>
         <w:t>(</w:t>
       </w:r>
-      <w:commentRangeStart w:id="0"/>
+      <w:commentRangeStart w:id="4"/>
       <w:r>
         <w:rPr>
           <w:rFonts w:ascii="Arial" w:hAnsi="Arial" w:cs="Arial"/>
@@ -22706,12 +21590,12 @@
         </w:rPr>
         <w:t xml:space="preserve"> regression</w:t>
       </w:r>
-      <w:commentRangeEnd w:id="0"/>
+      <w:commentRangeEnd w:id="4"/>
       <w:r>
         <w:rPr>
           <w:rStyle w:val="CommentReference"/>
         </w:rPr>
-        <w:commentReference w:id="0"/>
+        <w:commentReference w:id="4"/>
       </w:r>
       <w:r>
         <w:rPr>
@@ -26443,25 +25327,7 @@
               <w:rPr>
                 <w:rFonts w:ascii="Arial" w:hAnsi="Arial" w:cs="Arial"/>
               </w:rPr>
-              <w:t>1</w:t>
-            </w:r>
-            <w:r>
-              <w:rPr>
-                <w:rFonts w:ascii="Arial" w:hAnsi="Arial" w:cs="Arial"/>
-              </w:rPr>
-              <w:t>.</w:t>
-            </w:r>
-            <w:r>
-              <w:rPr>
-                <w:rFonts w:ascii="Arial" w:hAnsi="Arial" w:cs="Arial"/>
-              </w:rPr>
-              <w:t>144</w:t>
-            </w:r>
-            <w:r>
-              <w:rPr>
-                <w:rFonts w:ascii="Arial" w:hAnsi="Arial" w:cs="Arial"/>
-              </w:rPr>
-              <w:t xml:space="preserve"> * 10</w:t>
+              <w:t>1.144 * 10</w:t>
             </w:r>
             <w:r>
               <w:rPr>
@@ -26495,13 +25361,7 @@
               <w:rPr>
                 <w:rFonts w:ascii="Arial" w:hAnsi="Arial" w:cs="Arial"/>
               </w:rPr>
-              <w:t>0.6</w:t>
-            </w:r>
-            <w:r>
-              <w:rPr>
-                <w:rFonts w:ascii="Arial" w:hAnsi="Arial" w:cs="Arial"/>
-              </w:rPr>
-              <w:t>344</w:t>
+              <w:t>0.6344</w:t>
             </w:r>
           </w:p>
         </w:tc>
@@ -28050,7 +26910,71 @@
 
 <file path=word/comments.xml><?xml version="1.0" encoding="utf-8"?>
 <w:comments xmlns:wpc="http://schemas.microsoft.com/office/word/2010/wordprocessingCanvas" xmlns:cx="http://schemas.microsoft.com/office/drawing/2014/chartex" xmlns:cx1="http://schemas.microsoft.com/office/drawing/2015/9/8/chartex" xmlns:cx2="http://schemas.microsoft.com/office/drawing/2015/10/21/chartex" xmlns:cx3="http://schemas.microsoft.com/office/drawing/2016/5/9/chartex" xmlns:cx4="http://schemas.microsoft.com/office/drawing/2016/5/10/chartex" xmlns:cx5="http://schemas.microsoft.com/office/drawing/2016/5/11/chartex" xmlns:cx6="http://schemas.microsoft.com/office/drawing/2016/5/12/chartex" xmlns:cx7="http://schemas.microsoft.com/office/drawing/2016/5/13/chartex" xmlns:cx8="http://schemas.microsoft.com/office/drawing/2016/5/14/chartex" xmlns:mc="http://schemas.openxmlformats.org/markup-compatibility/2006" xmlns:aink="http://schemas.microsoft.com/office/drawing/2016/ink" xmlns:am3d="http://schemas.microsoft.com/office/drawing/2017/model3d" xmlns:o="urn:schemas-microsoft-com:office:office" xmlns:oel="http://schemas.microsoft.com/office/2019/extlst" xmlns:r="http://schemas.openxmlformats.org/officeDocument/2006/relationships" xmlns:m="http://schemas.openxmlformats.org/officeDocument/2006/math" xmlns:v="urn:schemas-microsoft-com:vml" xmlns:wp14="http://schemas.microsoft.com/office/word/2010/wordprocessingDrawing" xmlns:wp="http://schemas.openxmlformats.org/drawingml/2006/wordprocessingDrawing" xmlns:w10="urn:schemas-microsoft-com:office:word" xmlns:w="http://schemas.openxmlformats.org/wordprocessingml/2006/main" xmlns:w14="http://schemas.microsoft.com/office/word/2010/wordml" xmlns:w15="http://schemas.microsoft.com/office/word/2012/wordml" xmlns:w16cex="http://schemas.microsoft.com/office/word/2018/wordml/cex" xmlns:w16cid="http://schemas.microsoft.com/office/word/2016/wordml/cid" xmlns:w16="http://schemas.microsoft.com/office/word/2018/wordml" xmlns:w16sdtdh="http://schemas.microsoft.com/office/word/2020/wordml/sdtdatahash" xmlns:w16se="http://schemas.microsoft.com/office/word/2015/wordml/symex" xmlns:wpg="http://schemas.microsoft.com/office/word/2010/wordprocessingGroup" xmlns:wpi="http://schemas.microsoft.com/office/word/2010/wordprocessingInk" xmlns:wne="http://schemas.microsoft.com/office/word/2006/wordml" xmlns:wps="http://schemas.microsoft.com/office/word/2010/wordprocessingShape" mc:Ignorable="w14 w15 w16se w16cid w16 w16cex w16sdtdh wp14">
-  <w:comment w:id="0" w:author="Priya Shukla" w:date="2023-03-28T16:40:00Z" w:initials="PS">
+  <w:comment w:id="0" w:author="Priya Shukla" w:date="2023-04-06T19:10:00Z" w:initials="PS">
+    <w:p>
+      <w:pPr>
+        <w:pStyle w:val="CommentText"/>
+      </w:pPr>
+      <w:r>
+        <w:rPr>
+          <w:rStyle w:val="CommentReference"/>
+        </w:rPr>
+        <w:annotationRef/>
+      </w:r>
+      <w:r>
+        <w:t>Re-write results looking at stats first then graphs side-by-side.</w:t>
+      </w:r>
+    </w:p>
+  </w:comment>
+  <w:comment w:id="1" w:author="Priya Shukla" w:date="2023-04-06T19:21:00Z" w:initials="PS">
+    <w:p>
+      <w:pPr>
+        <w:pStyle w:val="CommentText"/>
+      </w:pPr>
+      <w:r>
+        <w:rPr>
+          <w:rStyle w:val="CommentReference"/>
+        </w:rPr>
+        <w:annotationRef/>
+      </w:r>
+      <w:r>
+        <w:t>Re-write (check stats table).</w:t>
+      </w:r>
+    </w:p>
+  </w:comment>
+  <w:comment w:id="2" w:author="Priya Shukla" w:date="2023-04-06T19:07:00Z" w:initials="PS">
+    <w:p>
+      <w:pPr>
+        <w:pStyle w:val="CommentText"/>
+      </w:pPr>
+      <w:r>
+        <w:rPr>
+          <w:rStyle w:val="CommentReference"/>
+        </w:rPr>
+        <w:annotationRef/>
+      </w:r>
+      <w:r>
+        <w:t>Exist weakly at MHW 24C</w:t>
+      </w:r>
+    </w:p>
+  </w:comment>
+  <w:comment w:id="3" w:author="Priya Shukla" w:date="2023-04-06T19:24:00Z" w:initials="PS">
+    <w:p>
+      <w:pPr>
+        <w:pStyle w:val="CommentText"/>
+      </w:pPr>
+      <w:r>
+        <w:rPr>
+          <w:rStyle w:val="CommentReference"/>
+        </w:rPr>
+        <w:annotationRef/>
+      </w:r>
+      <w:r>
+        <w:t>Is this SH_Temp or MHW?</w:t>
+      </w:r>
+    </w:p>
+  </w:comment>
+  <w:comment w:id="4" w:author="Priya Shukla" w:date="2023-03-28T16:40:00Z" w:initials="PS">
     <w:p>
       <w:pPr>
         <w:pStyle w:val="CommentText"/>
@@ -28085,18 +27009,30 @@
 
 <file path=word/commentsExtended.xml><?xml version="1.0" encoding="utf-8"?>
 <w15:commentsEx xmlns:wpc="http://schemas.microsoft.com/office/word/2010/wordprocessingCanvas" xmlns:cx="http://schemas.microsoft.com/office/drawing/2014/chartex" xmlns:cx1="http://schemas.microsoft.com/office/drawing/2015/9/8/chartex" xmlns:cx2="http://schemas.microsoft.com/office/drawing/2015/10/21/chartex" xmlns:cx3="http://schemas.microsoft.com/office/drawing/2016/5/9/chartex" xmlns:cx4="http://schemas.microsoft.com/office/drawing/2016/5/10/chartex" xmlns:cx5="http://schemas.microsoft.com/office/drawing/2016/5/11/chartex" xmlns:cx6="http://schemas.microsoft.com/office/drawing/2016/5/12/chartex" xmlns:cx7="http://schemas.microsoft.com/office/drawing/2016/5/13/chartex" xmlns:cx8="http://schemas.microsoft.com/office/drawing/2016/5/14/chartex" xmlns:mc="http://schemas.openxmlformats.org/markup-compatibility/2006" xmlns:aink="http://schemas.microsoft.com/office/drawing/2016/ink" xmlns:am3d="http://schemas.microsoft.com/office/drawing/2017/model3d" xmlns:o="urn:schemas-microsoft-com:office:office" xmlns:oel="http://schemas.microsoft.com/office/2019/extlst" xmlns:r="http://schemas.openxmlformats.org/officeDocument/2006/relationships" xmlns:m="http://schemas.openxmlformats.org/officeDocument/2006/math" xmlns:v="urn:schemas-microsoft-com:vml" xmlns:wp14="http://schemas.microsoft.com/office/word/2010/wordprocessingDrawing" xmlns:wp="http://schemas.openxmlformats.org/drawingml/2006/wordprocessingDrawing" xmlns:w10="urn:schemas-microsoft-com:office:word" xmlns:w="http://schemas.openxmlformats.org/wordprocessingml/2006/main" xmlns:w14="http://schemas.microsoft.com/office/word/2010/wordml" xmlns:w15="http://schemas.microsoft.com/office/word/2012/wordml" xmlns:w16cex="http://schemas.microsoft.com/office/word/2018/wordml/cex" xmlns:w16cid="http://schemas.microsoft.com/office/word/2016/wordml/cid" xmlns:w16="http://schemas.microsoft.com/office/word/2018/wordml" xmlns:w16sdtdh="http://schemas.microsoft.com/office/word/2020/wordml/sdtdatahash" xmlns:w16se="http://schemas.microsoft.com/office/word/2015/wordml/symex" xmlns:wpg="http://schemas.microsoft.com/office/word/2010/wordprocessingGroup" xmlns:wpi="http://schemas.microsoft.com/office/word/2010/wordprocessingInk" xmlns:wne="http://schemas.microsoft.com/office/word/2006/wordml" xmlns:wps="http://schemas.microsoft.com/office/word/2010/wordprocessingShape" mc:Ignorable="w14 w15 w16se w16cid w16 w16cex w16sdtdh wp14">
+  <w15:commentEx w15:paraId="6A4E7AE2" w15:done="0"/>
+  <w15:commentEx w15:paraId="639F5626" w15:done="0"/>
+  <w15:commentEx w15:paraId="73FD6ADB" w15:done="0"/>
+  <w15:commentEx w15:paraId="51F6C9F2" w15:done="0"/>
   <w15:commentEx w15:paraId="0DDB47F1" w15:done="0"/>
 </w15:commentsEx>
 </file>
 
 <file path=word/commentsExtensible.xml><?xml version="1.0" encoding="utf-8"?>
 <w16cex:commentsExtensible xmlns:wpc="http://schemas.microsoft.com/office/word/2010/wordprocessingCanvas" xmlns:cx="http://schemas.microsoft.com/office/drawing/2014/chartex" xmlns:cx1="http://schemas.microsoft.com/office/drawing/2015/9/8/chartex" xmlns:cx2="http://schemas.microsoft.com/office/drawing/2015/10/21/chartex" xmlns:cx3="http://schemas.microsoft.com/office/drawing/2016/5/9/chartex" xmlns:cx4="http://schemas.microsoft.com/office/drawing/2016/5/10/chartex" xmlns:cx5="http://schemas.microsoft.com/office/drawing/2016/5/11/chartex" xmlns:cx6="http://schemas.microsoft.com/office/drawing/2016/5/12/chartex" xmlns:cx7="http://schemas.microsoft.com/office/drawing/2016/5/13/chartex" xmlns:cx8="http://schemas.microsoft.com/office/drawing/2016/5/14/chartex" xmlns:mc="http://schemas.openxmlformats.org/markup-compatibility/2006" xmlns:aink="http://schemas.microsoft.com/office/drawing/2016/ink" xmlns:am3d="http://schemas.microsoft.com/office/drawing/2017/model3d" xmlns:o="urn:schemas-microsoft-com:office:office" xmlns:oel="http://schemas.microsoft.com/office/2019/extlst" xmlns:r="http://schemas.openxmlformats.org/officeDocument/2006/relationships" xmlns:m="http://schemas.openxmlformats.org/officeDocument/2006/math" xmlns:v="urn:schemas-microsoft-com:vml" xmlns:wp14="http://schemas.microsoft.com/office/word/2010/wordprocessingDrawing" xmlns:wp="http://schemas.openxmlformats.org/drawingml/2006/wordprocessingDrawing" xmlns:w10="urn:schemas-microsoft-com:office:word" xmlns:w="http://schemas.openxmlformats.org/wordprocessingml/2006/main" xmlns:w14="http://schemas.microsoft.com/office/word/2010/wordml" xmlns:w15="http://schemas.microsoft.com/office/word/2012/wordml" xmlns:w16cex="http://schemas.microsoft.com/office/word/2018/wordml/cex" xmlns:w16cid="http://schemas.microsoft.com/office/word/2016/wordml/cid" xmlns:w16="http://schemas.microsoft.com/office/word/2018/wordml" xmlns:w16sdtdh="http://schemas.microsoft.com/office/word/2020/wordml/sdtdatahash" xmlns:w16se="http://schemas.microsoft.com/office/word/2015/wordml/symex" xmlns:wpg="http://schemas.microsoft.com/office/word/2010/wordprocessingGroup" xmlns:wpi="http://schemas.microsoft.com/office/word/2010/wordprocessingInk" xmlns:wne="http://schemas.microsoft.com/office/word/2006/wordml" xmlns:wps="http://schemas.microsoft.com/office/word/2010/wordprocessingShape" mc:Ignorable="w14 w15 w16se w16cid w16 w16cex w16sdtdh wp14">
+  <w16cex:commentExtensible w16cex:durableId="27D997BC" w16cex:dateUtc="2023-04-07T02:10:00Z"/>
+  <w16cex:commentExtensible w16cex:durableId="27D99A2C" w16cex:dateUtc="2023-04-07T02:21:00Z"/>
+  <w16cex:commentExtensible w16cex:durableId="27D996F3" w16cex:dateUtc="2023-04-07T02:07:00Z"/>
+  <w16cex:commentExtensible w16cex:durableId="27D99AEC" w16cex:dateUtc="2023-04-07T02:24:00Z"/>
   <w16cex:commentExtensible w16cex:durableId="27CD96FC" w16cex:dateUtc="2023-03-28T23:40:00Z"/>
 </w16cex:commentsExtensible>
 </file>
 
 <file path=word/commentsIds.xml><?xml version="1.0" encoding="utf-8"?>
 <w16cid:commentsIds xmlns:wpc="http://schemas.microsoft.com/office/word/2010/wordprocessingCanvas" xmlns:cx="http://schemas.microsoft.com/office/drawing/2014/chartex" xmlns:cx1="http://schemas.microsoft.com/office/drawing/2015/9/8/chartex" xmlns:cx2="http://schemas.microsoft.com/office/drawing/2015/10/21/chartex" xmlns:cx3="http://schemas.microsoft.com/office/drawing/2016/5/9/chartex" xmlns:cx4="http://schemas.microsoft.com/office/drawing/2016/5/10/chartex" xmlns:cx5="http://schemas.microsoft.com/office/drawing/2016/5/11/chartex" xmlns:cx6="http://schemas.microsoft.com/office/drawing/2016/5/12/chartex" xmlns:cx7="http://schemas.microsoft.com/office/drawing/2016/5/13/chartex" xmlns:cx8="http://schemas.microsoft.com/office/drawing/2016/5/14/chartex" xmlns:mc="http://schemas.openxmlformats.org/markup-compatibility/2006" xmlns:aink="http://schemas.microsoft.com/office/drawing/2016/ink" xmlns:am3d="http://schemas.microsoft.com/office/drawing/2017/model3d" xmlns:o="urn:schemas-microsoft-com:office:office" xmlns:oel="http://schemas.microsoft.com/office/2019/extlst" xmlns:r="http://schemas.openxmlformats.org/officeDocument/2006/relationships" xmlns:m="http://schemas.openxmlformats.org/officeDocument/2006/math" xmlns:v="urn:schemas-microsoft-com:vml" xmlns:wp14="http://schemas.microsoft.com/office/word/2010/wordprocessingDrawing" xmlns:wp="http://schemas.openxmlformats.org/drawingml/2006/wordprocessingDrawing" xmlns:w10="urn:schemas-microsoft-com:office:word" xmlns:w="http://schemas.openxmlformats.org/wordprocessingml/2006/main" xmlns:w14="http://schemas.microsoft.com/office/word/2010/wordml" xmlns:w15="http://schemas.microsoft.com/office/word/2012/wordml" xmlns:w16cex="http://schemas.microsoft.com/office/word/2018/wordml/cex" xmlns:w16cid="http://schemas.microsoft.com/office/word/2016/wordml/cid" xmlns:w16="http://schemas.microsoft.com/office/word/2018/wordml" xmlns:w16sdtdh="http://schemas.microsoft.com/office/word/2020/wordml/sdtdatahash" xmlns:w16se="http://schemas.microsoft.com/office/word/2015/wordml/symex" xmlns:wpg="http://schemas.microsoft.com/office/word/2010/wordprocessingGroup" xmlns:wpi="http://schemas.microsoft.com/office/word/2010/wordprocessingInk" xmlns:wne="http://schemas.microsoft.com/office/word/2006/wordml" xmlns:wps="http://schemas.microsoft.com/office/word/2010/wordprocessingShape" mc:Ignorable="w14 w15 w16se w16cid w16 w16cex w16sdtdh wp14">
+  <w16cid:commentId w16cid:paraId="6A4E7AE2" w16cid:durableId="27D997BC"/>
+  <w16cid:commentId w16cid:paraId="639F5626" w16cid:durableId="27D99A2C"/>
+  <w16cid:commentId w16cid:paraId="73FD6ADB" w16cid:durableId="27D996F3"/>
+  <w16cid:commentId w16cid:paraId="51F6C9F2" w16cid:durableId="27D99AEC"/>
   <w16cid:commentId w16cid:paraId="0DDB47F1" w16cid:durableId="27CD96FC"/>
 </w16cid:commentsIds>
 </file>
@@ -28631,6 +27567,7 @@
   <w:style w:type="character" w:default="1" w:styleId="DefaultParagraphFont">
     <w:name w:val="Default Paragraph Font"/>
     <w:uiPriority w:val="1"/>
+    <w:semiHidden/>
     <w:unhideWhenUsed/>
   </w:style>
   <w:style w:type="table" w:default="1" w:styleId="TableNormal">
